--- a/plantillas_maestras/10_seguro_sepelio/modificacion_unilateral/2_o_mas_ddos_varios/mujer/TPL_2619_2025_SEGURO_SEPELIO_MODIFICACION_UNILATERAL_ASEGURADORA_MUJER_R1.docx
+++ b/plantillas_maestras/10_seguro_sepelio/modificacion_unilateral/2_o_mas_ddos_varios/mujer/TPL_2619_2025_SEGURO_SEPELIO_MODIFICACION_UNILATERAL_ASEGURADORA_MUJER_R1.docx
@@ -260,7 +260,7 @@
           <w14:ligatures w14:val="none"/>
         </w:rPr>
         <w:tab/>
-        <w:t xml:space="preserve">:       </w:t>
+        <w:t xml:space="preserve">: </w:t>
       </w:r>
       <w:r>
         <w:rPr>
@@ -665,7 +665,7 @@
           <w:lang w:val="es-ES" w:eastAsia="es-ES"/>
           <w14:ligatures w14:val="none"/>
         </w:rPr>
-        <w:t>por presuntas infracciones a la Ley N°29571, Código de Protección y Defensa del Consumidor (en adelante, Código)</w:t>
+        <w:t>por presuntas infracciones a la Ley 29571, Código de Protección y Defensa del Consumidor (en adelante, Código)</w:t>
       </w:r>
       <w:r>
         <w:rPr>
@@ -767,7 +767,7 @@
           <w:lang w:eastAsia="es-ES"/>
           <w14:ligatures w14:val="none"/>
         </w:rPr>
-        <w:t>N°</w:t>
+        <w:t/>
       </w:r>
       <w:proofErr w:type="spellEnd"/>
       <w:r>
@@ -1815,7 +1815,7 @@
           <w:lang w:eastAsia="es-ES"/>
           <w14:ligatures w14:val="none"/>
         </w:rPr>
-        <w:t>N°</w:t>
+        <w:t/>
       </w:r>
       <w:proofErr w:type="spellEnd"/>
       <w:r>
@@ -2045,7 +2045,7 @@
           <w:lang w:eastAsia="es-PE"/>
           <w14:ligatures w14:val="none"/>
         </w:rPr>
-        <w:t>La Secretaría Técnica de la Comisión de Protección al Consumidor N°1 (en adelante, la Secretaría Técnica), en ejercicio de sus facultade</w:t>
+        <w:t>La Secretaría Técnica de la Comisión de Protección al Consumidor 1 (en adelante, la Secretaría Técnica), en ejercicio de sus facultade</w:t>
       </w:r>
       <w:r>
         <w:rPr>
@@ -2137,7 +2137,7 @@
           <w:kern w:val="0"/>
           <w14:ligatures w14:val="none"/>
         </w:rPr>
-        <w:t>N°</w:t>
+        <w:t/>
       </w:r>
       <w:proofErr w:type="spellEnd"/>
       <w:r>
@@ -2228,7 +2228,7 @@
           <w:lang w:eastAsia="es-PE"/>
           <w14:ligatures w14:val="none"/>
         </w:rPr>
-        <w:t xml:space="preserve">) del artículo 56° </w:t>
+        <w:t xml:space="preserve">) del artículo 56 </w:t>
       </w:r>
       <w:r>
         <w:rPr>
@@ -2321,7 +2321,7 @@
           <w:kern w:val="0"/>
           <w14:ligatures w14:val="none"/>
         </w:rPr>
-        <w:t>. Por consiguiente, corresponde calificar el hecho materia de denuncia como una presunta infracción al numeral 88.1° del artículo 88° del Código</w:t>
+        <w:t>. Por consiguiente, corresponde calificar el hecho materia de denuncia como una presunta infracción al numeral 88.1 del artículo 88 del Código</w:t>
       </w:r>
       <w:r>
         <w:rPr>
@@ -2430,7 +2430,7 @@
           <w:kern w:val="0"/>
           <w14:ligatures w14:val="none"/>
         </w:rPr>
-        <w:t xml:space="preserve">61° y el literal f) del artículo 62° </w:t>
+        <w:t xml:space="preserve">61 y el literal f) del artículo 62 </w:t>
       </w:r>
       <w:r>
         <w:rPr>
@@ -2720,7 +2720,7 @@
           <w:lang w:val="es-ES" w:eastAsia="es-ES"/>
           <w14:ligatures w14:val="none"/>
         </w:rPr>
-        <w:t>N°</w:t>
+        <w:t/>
       </w:r>
       <w:proofErr w:type="spellEnd"/>
       <w:r>
@@ -2764,7 +2764,7 @@
           <w:lang w:val="es-ES" w:eastAsia="es-ES"/>
           <w14:ligatures w14:val="none"/>
         </w:rPr>
-        <w:t>N°</w:t>
+        <w:t/>
       </w:r>
       <w:proofErr w:type="spellEnd"/>
       <w:r>
@@ -2867,7 +2867,7 @@
           <w:lang w:eastAsia="es-PE"/>
           <w14:ligatures w14:val="none"/>
         </w:rPr>
-        <w:t xml:space="preserve">RESOLUCIÓN DE LA SECRETARÍA TÉCNICA  </w:t>
+        <w:t xml:space="preserve">RESOLUCIÓN DE LA SECRETARÍA TÉCNICA </w:t>
       </w:r>
     </w:p>
     <w:p>
@@ -3069,7 +3069,7 @@
           <w:kern w:val="0"/>
           <w14:ligatures w14:val="none"/>
         </w:rPr>
-        <w:t xml:space="preserve">Presunta infracción al literal c) del artículo 56° de la Ley 29571, Código de Protección y Defensa del Consumidor, en tanto </w:t>
+        <w:t xml:space="preserve">Presunta infracción al literal c) del artículo 56 de la Ley 29571, Código de Protección y Defensa del Consumidor, en tanto </w:t>
       </w:r>
       <w:r>
         <w:rPr>
@@ -3118,7 +3118,7 @@
           <w:kern w:val="0"/>
           <w14:ligatures w14:val="none"/>
         </w:rPr>
-        <w:t>N°</w:t>
+        <w:t/>
       </w:r>
       <w:proofErr w:type="spellEnd"/>
       <w:r>
@@ -3215,7 +3215,7 @@
           <w:kern w:val="0"/>
           <w14:ligatures w14:val="none"/>
         </w:rPr>
-        <w:t>°</w:t>
+        <w:t/>
       </w:r>
       <w:r>
         <w:rPr>
@@ -3229,7 +3229,7 @@
           <w:kern w:val="0"/>
           <w14:ligatures w14:val="none"/>
         </w:rPr>
-        <w:t>°</w:t>
+        <w:t/>
       </w:r>
       <w:r>
         <w:rPr>
@@ -3242,7 +3242,7 @@
         <w:rPr>
           <w:rFonts w:ascii="Arial Narrow" w:eastAsia="Arial Narrow" w:hAnsi="Arial Narrow" w:cs="Arial Narrow"/>
         </w:rPr>
-        <w:t>N°</w:t>
+        <w:t/>
       </w:r>
       <w:proofErr w:type="spellEnd"/>
       <w:r>
@@ -3353,7 +3353,7 @@
           <w:kern w:val="0"/>
           <w14:ligatures w14:val="none"/>
         </w:rPr>
-        <w:t xml:space="preserve">artículo 61° y </w:t>
+        <w:t xml:space="preserve">artículo 61 y </w:t>
       </w:r>
       <w:r>
         <w:rPr>
@@ -3369,7 +3369,7 @@
           <w:kern w:val="0"/>
           <w14:ligatures w14:val="none"/>
         </w:rPr>
-        <w:t xml:space="preserve">62° de la Ley 29571, Código de Protección y Defensa del Consumidor, en tanto </w:t>
+        <w:t xml:space="preserve">62 de la Ley 29571, Código de Protección y Defensa del Consumidor, en tanto </w:t>
       </w:r>
       <w:r>
         <w:rPr>
@@ -3716,7 +3716,7 @@
           <w:lang w:eastAsia="es-PE"/>
           <w14:ligatures w14:val="none"/>
         </w:rPr>
-        <w:t>°</w:t>
+        <w:t/>
       </w:r>
       <w:r>
         <w:rPr>
@@ -3794,7 +3794,7 @@
           <w:lang w:eastAsia="es-PE"/>
           <w14:ligatures w14:val="none"/>
         </w:rPr>
-        <w:t>°</w:t>
+        <w:t/>
       </w:r>
       <w:r>
         <w:rPr>
@@ -3979,7 +3979,7 @@
           <w:lang w:eastAsia="es-PE"/>
           <w14:ligatures w14:val="none"/>
         </w:rPr>
-        <w:t>°</w:t>
+        <w:t/>
       </w:r>
       <w:r>
         <w:rPr>
@@ -4122,7 +4122,7 @@
           <w:lang w:val="es-ES" w:eastAsia="es-ES"/>
           <w14:ligatures w14:val="none"/>
         </w:rPr>
-        <w:t>N°</w:t>
+        <w:t/>
       </w:r>
       <w:proofErr w:type="spellEnd"/>
       <w:r>
@@ -4166,7 +4166,7 @@
           <w:lang w:val="es-ES" w:eastAsia="es-ES"/>
           <w14:ligatures w14:val="none"/>
         </w:rPr>
-        <w:t>N°</w:t>
+        <w:t/>
       </w:r>
       <w:proofErr w:type="spellEnd"/>
       <w:r>
@@ -4289,7 +4289,7 @@
           <w:lang w:eastAsia="es-PE"/>
           <w14:ligatures w14:val="none"/>
         </w:rPr>
-        <w:t>°</w:t>
+        <w:t/>
       </w:r>
       <w:r>
         <w:rPr>
@@ -4330,7 +4330,7 @@
           <w:lang w:eastAsia="es-PE"/>
           <w14:ligatures w14:val="none"/>
         </w:rPr>
-        <w:t>°</w:t>
+        <w:t/>
       </w:r>
       <w:r>
         <w:rPr>
@@ -4350,7 +4350,7 @@
           <w:lang w:eastAsia="es-PE"/>
           <w14:ligatures w14:val="none"/>
         </w:rPr>
-        <w:t>°</w:t>
+        <w:t/>
       </w:r>
       <w:r>
         <w:rPr>
@@ -4370,7 +4370,7 @@
           <w:lang w:eastAsia="es-PE"/>
           <w14:ligatures w14:val="none"/>
         </w:rPr>
-        <w:t>°</w:t>
+        <w:t/>
       </w:r>
       <w:r>
         <w:rPr>
@@ -4423,7 +4423,7 @@
           <w:lang w:eastAsia="es-PE"/>
           <w14:ligatures w14:val="none"/>
         </w:rPr>
-        <w:t>°</w:t>
+        <w:t/>
       </w:r>
       <w:r>
         <w:rPr>
@@ -4514,7 +4514,7 @@
           <w:lang w:eastAsia="es-PE"/>
           <w14:ligatures w14:val="none"/>
         </w:rPr>
-        <w:t>°</w:t>
+        <w:t/>
       </w:r>
       <w:r>
         <w:rPr>
@@ -4588,7 +4588,7 @@
           <w:lang w:eastAsia="es-PE"/>
           <w14:ligatures w14:val="none"/>
         </w:rPr>
-        <w:t>°</w:t>
+        <w:t/>
       </w:r>
       <w:r>
         <w:rPr>
@@ -4605,7 +4605,7 @@
           <w:kern w:val="0"/>
           <w14:ligatures w14:val="none"/>
         </w:rPr>
-        <w:t>N°</w:t>
+        <w:t/>
       </w:r>
       <w:proofErr w:type="spellEnd"/>
       <w:r>
@@ -4840,7 +4840,7 @@
           <w:lang w:eastAsia="es-PE"/>
           <w14:ligatures w14:val="none"/>
         </w:rPr>
-        <w:t>°</w:t>
+        <w:t/>
       </w:r>
       <w:r>
         <w:rPr>
@@ -4855,7 +4855,7 @@
           <w:rFonts w:ascii="Arial Narrow" w:hAnsi="Arial Narrow"/>
           <w:color w:val="000000"/>
         </w:rPr>
-        <w:t>N°</w:t>
+        <w:t/>
       </w:r>
       <w:proofErr w:type="spellEnd"/>
       <w:r>
@@ -4873,7 +4873,7 @@
           <w:lang w:eastAsia="es-PE"/>
           <w14:ligatures w14:val="none"/>
         </w:rPr>
-        <w:t>°</w:t>
+        <w:t/>
       </w:r>
       <w:r>
         <w:rPr>
@@ -5371,7 +5371,7 @@
           <w:sz w:val="16"/>
           <w:szCs w:val="16"/>
         </w:rPr>
-        <w:t>N°</w:t>
+        <w:t/>
       </w:r>
       <w:proofErr w:type="spellEnd"/>
       <w:r>
@@ -5561,7 +5561,7 @@
           <w:sz w:val="16"/>
           <w:szCs w:val="16"/>
         </w:rPr>
-        <w:t xml:space="preserve">  </w:t>
+        <w:t xml:space="preserve"> </w:t>
       </w:r>
       <w:r>
         <w:rPr>
@@ -5590,7 +5590,7 @@
           <w:sz w:val="16"/>
           <w:szCs w:val="16"/>
         </w:rPr>
-        <w:t>N°</w:t>
+        <w:t/>
       </w:r>
       <w:proofErr w:type="spellEnd"/>
       <w:r>
@@ -5612,7 +5612,7 @@
           <w:sz w:val="16"/>
           <w:szCs w:val="16"/>
         </w:rPr>
-        <w:t>N°</w:t>
+        <w:t/>
       </w:r>
       <w:proofErr w:type="spellEnd"/>
       <w:r>
@@ -5684,7 +5684,7 @@
           <w:sz w:val="16"/>
           <w:szCs w:val="16"/>
         </w:rPr>
-        <w:t>N°</w:t>
+        <w:t/>
       </w:r>
       <w:proofErr w:type="spellEnd"/>
       <w:r>
@@ -5778,7 +5778,7 @@
           <w:sz w:val="16"/>
           <w:szCs w:val="16"/>
         </w:rPr>
-        <w:t>N°</w:t>
+        <w:t/>
       </w:r>
       <w:proofErr w:type="spellEnd"/>
       <w:r>
@@ -5927,7 +5927,7 @@
           <w:sz w:val="16"/>
           <w:szCs w:val="16"/>
         </w:rPr>
-        <w:t>N°</w:t>
+        <w:t/>
       </w:r>
       <w:proofErr w:type="spellEnd"/>
       <w:r>
@@ -5949,7 +5949,7 @@
           <w:sz w:val="16"/>
           <w:szCs w:val="16"/>
         </w:rPr>
-        <w:t>N°</w:t>
+        <w:t/>
       </w:r>
       <w:proofErr w:type="spellEnd"/>
       <w:r>
@@ -5960,7 +5960,7 @@
           <w:sz w:val="16"/>
           <w:szCs w:val="16"/>
         </w:rPr>
-        <w:t xml:space="preserve"> 1308   </w:t>
+        <w:t xml:space="preserve"> 1308 </w:t>
       </w:r>
     </w:p>
     <w:p>
@@ -6149,7 +6149,7 @@
           <w:sz w:val="16"/>
           <w:szCs w:val="16"/>
         </w:rPr>
-        <w:t>N°</w:t>
+        <w:t/>
       </w:r>
       <w:proofErr w:type="spellEnd"/>
       <w:r>
@@ -6171,7 +6171,7 @@
           <w:sz w:val="16"/>
           <w:szCs w:val="16"/>
         </w:rPr>
-        <w:t>N°</w:t>
+        <w:t/>
       </w:r>
       <w:proofErr w:type="spellEnd"/>
       <w:r>
@@ -6282,7 +6282,7 @@
           <w:sz w:val="16"/>
           <w:szCs w:val="16"/>
         </w:rPr>
-        <w:t xml:space="preserve">           </w:t>
+        <w:t xml:space="preserve"> </w:t>
       </w:r>
       <w:r>
         <w:rPr>
@@ -6311,7 +6311,7 @@
           <w:sz w:val="16"/>
           <w:szCs w:val="16"/>
         </w:rPr>
-        <w:t>N°</w:t>
+        <w:t/>
       </w:r>
       <w:proofErr w:type="spellEnd"/>
       <w:r>
@@ -6333,7 +6333,7 @@
           <w:sz w:val="16"/>
           <w:szCs w:val="16"/>
         </w:rPr>
-        <w:t>N°</w:t>
+        <w:t/>
       </w:r>
       <w:proofErr w:type="spellEnd"/>
       <w:r>
@@ -6344,7 +6344,7 @@
           <w:sz w:val="16"/>
           <w:szCs w:val="16"/>
         </w:rPr>
-        <w:t xml:space="preserve"> 1308   </w:t>
+        <w:t xml:space="preserve"> 1308 </w:t>
       </w:r>
     </w:p>
     <w:p>
@@ -6601,7 +6601,7 @@
           <w:sz w:val="16"/>
           <w:szCs w:val="16"/>
         </w:rPr>
-        <w:t xml:space="preserve">  </w:t>
+        <w:t xml:space="preserve"> </w:t>
       </w:r>
       <w:r>
         <w:rPr>
@@ -6630,7 +6630,7 @@
           <w:sz w:val="16"/>
           <w:szCs w:val="16"/>
         </w:rPr>
-        <w:t>N°</w:t>
+        <w:t/>
       </w:r>
       <w:proofErr w:type="spellEnd"/>
       <w:r>
@@ -6808,7 +6808,7 @@
           <w:sz w:val="16"/>
           <w:szCs w:val="16"/>
         </w:rPr>
-        <w:t>Nº</w:t>
+        <w:t/>
       </w:r>
       <w:proofErr w:type="spellEnd"/>
       <w:r>
@@ -6906,7 +6906,7 @@
           <w:sz w:val="16"/>
           <w:szCs w:val="16"/>
         </w:rPr>
-        <w:t>N°</w:t>
+        <w:t/>
       </w:r>
       <w:proofErr w:type="spellEnd"/>
       <w:r>
@@ -7073,15 +7073,15 @@
           <w:szCs w:val="16"/>
           <w:vertAlign w:val="superscript"/>
         </w:rPr>
-        <w:t xml:space="preserve">  </w:t>
-      </w:r>
-      <w:r>
-        <w:rPr>
-          <w:rFonts w:ascii="Arial Narrow" w:hAnsi="Arial Narrow" w:cs="Arial"/>
-          <w:sz w:val="16"/>
-          <w:szCs w:val="16"/>
-        </w:rPr>
-        <w:t xml:space="preserve">     </w:t>
+        <w:t xml:space="preserve"> </w:t>
+      </w:r>
+      <w:r>
+        <w:rPr>
+          <w:rFonts w:ascii="Arial Narrow" w:hAnsi="Arial Narrow" w:cs="Arial"/>
+          <w:sz w:val="16"/>
+          <w:szCs w:val="16"/>
+        </w:rPr>
+        <w:t xml:space="preserve"> </w:t>
       </w:r>
       <w:r>
         <w:rPr>
@@ -7127,7 +7127,7 @@
           <w:sz w:val="16"/>
           <w:szCs w:val="16"/>
         </w:rPr>
-        <w:t>N°</w:t>
+        <w:t/>
       </w:r>
       <w:proofErr w:type="spellEnd"/>
       <w:r>
@@ -7180,7 +7180,7 @@
           <w:sz w:val="16"/>
           <w:szCs w:val="16"/>
         </w:rPr>
-        <w:t>El órgano resolutivo puede sancionar las infracciones administrativas a que se refiere el artículo 108º con amonestación y multas de hasta cuatrocientos cincuenta (450) Unidades Impositivas Tributarias (UIT), las cuales son calificadas de la siguiente manera:</w:t>
+        <w:t>El órgano resolutivo puede sancionar las infracciones administrativas a que se refiere el artículo 108 con amonestación y multas de hasta cuatrocientos cincuenta (450) Unidades Impositivas Tributarias (UIT), las cuales son calificadas de la siguiente manera:</w:t>
       </w:r>
     </w:p>
     <w:p>
@@ -7303,7 +7303,7 @@
           <w:sz w:val="16"/>
           <w:szCs w:val="16"/>
         </w:rPr>
-        <w:t xml:space="preserve">        </w:t>
+        <w:t xml:space="preserve"> </w:t>
       </w:r>
       <w:r>
         <w:rPr>
@@ -8102,7 +8102,7 @@
           <w:sz w:val="16"/>
           <w:szCs w:val="16"/>
         </w:rPr>
-        <w:t xml:space="preserve">         </w:t>
+        <w:t xml:space="preserve"> </w:t>
       </w:r>
       <w:r>
         <w:rPr>
@@ -8148,7 +8148,7 @@
           <w:sz w:val="16"/>
           <w:szCs w:val="16"/>
         </w:rPr>
-        <w:t>N°</w:t>
+        <w:t/>
       </w:r>
       <w:proofErr w:type="spellEnd"/>
       <w:r>
@@ -8366,7 +8366,7 @@
           <w:sz w:val="16"/>
           <w:szCs w:val="16"/>
         </w:rPr>
-        <w:t>Nº</w:t>
+        <w:t/>
       </w:r>
       <w:proofErr w:type="spellEnd"/>
       <w:r>
@@ -8480,7 +8480,7 @@
           <w:sz w:val="16"/>
           <w:szCs w:val="16"/>
         </w:rPr>
-        <w:t>N°</w:t>
+        <w:t/>
       </w:r>
       <w:proofErr w:type="spellEnd"/>
       <w:r>
@@ -8782,7 +8782,7 @@
               <w:sz w:val="16"/>
               <w:szCs w:val="16"/>
             </w:rPr>
-            <w:t xml:space="preserve">CNICA DE LA    </w:t>
+            <w:t xml:space="preserve">CNICA DE LA </w:t>
           </w:r>
         </w:p>
         <w:p>

--- a/plantillas_maestras/10_seguro_sepelio/modificacion_unilateral/2_o_mas_ddos_varios/mujer/TPL_2619_2025_SEGURO_SEPELIO_MODIFICACION_UNILATERAL_ASEGURADORA_MUJER_R1.docx
+++ b/plantillas_maestras/10_seguro_sepelio/modificacion_unilateral/2_o_mas_ddos_varios/mujer/TPL_2619_2025_SEGURO_SEPELIO_MODIFICACION_UNILATERAL_ASEGURADORA_MUJER_R1.docx
@@ -106,7 +106,7 @@
           <w:lang w:eastAsia="es-PE"/>
           <w14:ligatures w14:val="none"/>
         </w:rPr>
-        <w:t>DENUNCIANTE</w:t>
+        <w:t xml:space="preserve">DENUNCIANTE:[DENUNCIANTE] (SEÑORA [APELLIDO])</w:t>
       </w:r>
       <w:r>
         <w:rPr>
@@ -118,7 +118,7 @@
           <w14:ligatures w14:val="none"/>
         </w:rPr>
         <w:tab/>
-        <w:t>:</w:t>
+        <w:t/>
       </w:r>
       <w:r>
         <w:rPr>
@@ -140,7 +140,7 @@
           <w:lang w:eastAsia="es-PE"/>
           <w14:ligatures w14:val="none"/>
         </w:rPr>
-        <w:t xml:space="preserve">JEANETTE JACQUELINE ALCÁNTARA </w:t>
+        <w:t xml:space="preserve"/>
       </w:r>
       <w:proofErr w:type="spellStart"/>
       <w:r>
@@ -152,7 +152,7 @@
           <w:lang w:eastAsia="es-PE"/>
           <w14:ligatures w14:val="none"/>
         </w:rPr>
-        <w:t>ALCÁNTARA</w:t>
+        <w:t/>
       </w:r>
       <w:proofErr w:type="spellEnd"/>
       <w:r>
@@ -164,7 +164,7 @@
           <w:lang w:eastAsia="es-PE"/>
           <w14:ligatures w14:val="none"/>
         </w:rPr>
-        <w:t xml:space="preserve"> (SEÑORA ALCÁNTARA)</w:t>
+        <w:t xml:space="preserve"/>
       </w:r>
     </w:p>
     <w:p>
@@ -562,7 +562,7 @@
           <w:lang w:val="es-ES" w:eastAsia="es-ES"/>
           <w14:ligatures w14:val="none"/>
         </w:rPr>
-        <w:t xml:space="preserve">Mediante el escrito del </w:t>
+        <w:t xml:space="preserve">Mediante el escrito del 2 de agosto de 2025, subsanada mediante escrito del 17 de setiembre de 2025, la señora [APELLIDO] denunció a Mapfre por presuntas infracciones a la Ley 29571, Código de Protección y Defensa del Consumidor (en adelante, Código), señalando lo siguiente:</w:t>
       </w:r>
       <w:r>
         <w:rPr>
@@ -572,7 +572,7 @@
           <w:lang w:val="es-ES" w:eastAsia="es-ES"/>
           <w14:ligatures w14:val="none"/>
         </w:rPr>
-        <w:t>2 de agosto de 2025</w:t>
+        <w:t/>
       </w:r>
       <w:r>
         <w:rPr>
@@ -593,7 +593,7 @@
           <w:lang w:val="es-ES" w:eastAsia="es-ES"/>
           <w14:ligatures w14:val="none"/>
         </w:rPr>
-        <w:t xml:space="preserve">, subsanada mediante escrito del </w:t>
+        <w:t xml:space="preserve"/>
       </w:r>
       <w:r>
         <w:rPr>
@@ -603,7 +603,7 @@
           <w:lang w:val="es-ES" w:eastAsia="es-ES"/>
           <w14:ligatures w14:val="none"/>
         </w:rPr>
-        <w:t>17 de setiembre de 2025</w:t>
+        <w:t/>
       </w:r>
       <w:r>
         <w:rPr>
@@ -611,7 +611,7 @@
           <w:kern w:val="0"/>
           <w14:ligatures w14:val="none"/>
         </w:rPr>
-        <w:t>,</w:t>
+        <w:t/>
       </w:r>
       <w:r>
         <w:rPr>
@@ -619,7 +619,7 @@
           <w:kern w:val="0"/>
           <w14:ligatures w14:val="none"/>
         </w:rPr>
-        <w:t xml:space="preserve"> la señora </w:t>
+        <w:t xml:space="preserve"/>
       </w:r>
       <w:r>
         <w:rPr>
@@ -627,7 +627,7 @@
           <w:kern w:val="0"/>
           <w14:ligatures w14:val="none"/>
         </w:rPr>
-        <w:t xml:space="preserve">Alcántara </w:t>
+        <w:t xml:space="preserve"/>
       </w:r>
       <w:r>
         <w:rPr>
@@ -635,7 +635,7 @@
           <w:kern w:val="0"/>
           <w14:ligatures w14:val="none"/>
         </w:rPr>
-        <w:t>d</w:t>
+        <w:t/>
       </w:r>
       <w:r>
         <w:rPr>
@@ -645,7 +645,7 @@
           <w:lang w:val="es-ES" w:eastAsia="es-ES"/>
           <w14:ligatures w14:val="none"/>
         </w:rPr>
-        <w:t xml:space="preserve">enunció a </w:t>
+        <w:t xml:space="preserve"/>
       </w:r>
       <w:r>
         <w:rPr>
@@ -655,7 +655,7 @@
           <w:lang w:val="es-ES" w:eastAsia="es-ES"/>
           <w14:ligatures w14:val="none"/>
         </w:rPr>
-        <w:t xml:space="preserve">Mapfre </w:t>
+        <w:t xml:space="preserve"/>
       </w:r>
       <w:r>
         <w:rPr>
@@ -665,7 +665,7 @@
           <w:lang w:val="es-ES" w:eastAsia="es-ES"/>
           <w14:ligatures w14:val="none"/>
         </w:rPr>
-        <w:t>por presuntas infracciones a la Ley 29571, Código de Protección y Defensa del Consumidor (en adelante, Código)</w:t>
+        <w:t/>
       </w:r>
       <w:r>
         <w:rPr>
@@ -686,7 +686,7 @@
           <w:lang w:val="es-ES" w:eastAsia="es-ES"/>
           <w14:ligatures w14:val="none"/>
         </w:rPr>
-        <w:t xml:space="preserve">, señalando </w:t>
+        <w:t xml:space="preserve"/>
       </w:r>
       <w:r>
         <w:rPr>
@@ -697,7 +697,7 @@
           <w:lang w:val="es-ES" w:eastAsia="es-ES"/>
           <w14:ligatures w14:val="none"/>
         </w:rPr>
-        <w:t>lo siguiente:</w:t>
+        <w:t/>
       </w:r>
     </w:p>
     <w:p>
@@ -932,7 +932,7 @@
           <w:lang w:eastAsia="es-ES"/>
           <w14:ligatures w14:val="none"/>
         </w:rPr>
-        <w:t xml:space="preserve">El 1 de octubre de 2024, falleció </w:t>
+        <w:t xml:space="preserve">El 1 de octubre de 2024, falleció su padre, el señor [APELLIDO] Esteban [APELLIDO] Chávez, quien se encontraba incluido como asegurado en el Seguro de sepelio.</w:t>
       </w:r>
       <w:r>
         <w:rPr>
@@ -942,7 +942,7 @@
           <w:lang w:eastAsia="es-ES"/>
           <w14:ligatures w14:val="none"/>
         </w:rPr>
-        <w:t>su</w:t>
+        <w:t/>
       </w:r>
       <w:r>
         <w:rPr>
@@ -952,7 +952,7 @@
           <w:lang w:eastAsia="es-ES"/>
           <w14:ligatures w14:val="none"/>
         </w:rPr>
-        <w:t xml:space="preserve"> padre</w:t>
+        <w:t xml:space="preserve"/>
       </w:r>
       <w:r>
         <w:rPr>
@@ -962,7 +962,7 @@
           <w:lang w:eastAsia="es-ES"/>
           <w14:ligatures w14:val="none"/>
         </w:rPr>
-        <w:t xml:space="preserve">, el señor </w:t>
+        <w:t xml:space="preserve"/>
       </w:r>
       <w:r>
         <w:rPr>
@@ -972,7 +972,7 @@
           <w:lang w:eastAsia="es-ES"/>
           <w14:ligatures w14:val="none"/>
         </w:rPr>
-        <w:t>Félix Esteban Alcántara Chávez, quien se encontraba incluido como asegurado en el Seguro de sepelio.</w:t>
+        <w:t/>
       </w:r>
     </w:p>
     <w:p>
@@ -1746,7 +1746,7 @@
           <w:lang w:val="es-ES" w:eastAsia="es-ES"/>
           <w14:ligatures w14:val="none"/>
         </w:rPr>
-        <w:t xml:space="preserve">La señora </w:t>
+        <w:t xml:space="preserve">La señora [APELLIDO] solicitó, en calidad de medida correctiva, que Mapfre cumpla con realizar la devolución total del dinero abonado en virtud de la Póliza  97 00182780 101, que asciende a S/. 14 563,50; y, (ii) gestionar que el personal de cobranzas de la compañía aseguradora deje de acudir al domicilio de sus padres debido a la situación emocional de su madre por su estado de viudez. Asimismo, no requirió de manera expresa el reembolso de costos y costas del presente procedimiento.</w:t>
       </w:r>
       <w:r>
         <w:rPr>
@@ -1754,7 +1754,7 @@
           <w:kern w:val="0"/>
           <w14:ligatures w14:val="none"/>
         </w:rPr>
-        <w:t xml:space="preserve">Alcántara </w:t>
+        <w:t xml:space="preserve"/>
       </w:r>
       <w:r>
         <w:rPr>
@@ -1764,7 +1764,7 @@
           <w:lang w:val="es-ES" w:eastAsia="es-ES"/>
           <w14:ligatures w14:val="none"/>
         </w:rPr>
-        <w:t>solicitó, en calidad</w:t>
+        <w:t/>
       </w:r>
       <w:r>
         <w:rPr>
@@ -1774,7 +1774,7 @@
           <w:lang w:val="es-ES" w:eastAsia="es-ES"/>
           <w14:ligatures w14:val="none"/>
         </w:rPr>
-        <w:t xml:space="preserve"> </w:t>
+        <w:t xml:space="preserve"/>
       </w:r>
       <w:r>
         <w:rPr>
@@ -1784,7 +1784,7 @@
           <w:lang w:val="es-ES" w:eastAsia="es-ES"/>
           <w14:ligatures w14:val="none"/>
         </w:rPr>
-        <w:t xml:space="preserve">de medida correctiva, que </w:t>
+        <w:t xml:space="preserve"/>
       </w:r>
       <w:r>
         <w:rPr>
@@ -1794,7 +1794,7 @@
           <w:lang w:val="es-ES" w:eastAsia="es-ES"/>
           <w14:ligatures w14:val="none"/>
         </w:rPr>
-        <w:t xml:space="preserve">Mapfre </w:t>
+        <w:t xml:space="preserve"/>
       </w:r>
       <w:r>
         <w:rPr>
@@ -1804,7 +1804,7 @@
           <w:lang w:val="es-ES" w:eastAsia="es-ES"/>
           <w14:ligatures w14:val="none"/>
         </w:rPr>
-        <w:t xml:space="preserve">cumpla con realizar la devolución total del dinero abonado en virtud de la Póliza </w:t>
+        <w:t xml:space="preserve"/>
       </w:r>
       <w:proofErr w:type="spellStart"/>
       <w:r>
@@ -1826,7 +1826,7 @@
           <w:lang w:eastAsia="es-ES"/>
           <w14:ligatures w14:val="none"/>
         </w:rPr>
-        <w:t xml:space="preserve"> 97 00182780 101</w:t>
+        <w:t xml:space="preserve"/>
       </w:r>
       <w:r>
         <w:rPr>
@@ -1836,7 +1836,7 @@
           <w:lang w:val="es-ES" w:eastAsia="es-ES"/>
           <w14:ligatures w14:val="none"/>
         </w:rPr>
-        <w:t>, que asciende a S/. 14 563,50</w:t>
+        <w:t/>
       </w:r>
       <w:r>
         <w:rPr>
@@ -1846,7 +1846,7 @@
           <w:lang w:val="es-ES" w:eastAsia="es-ES"/>
           <w14:ligatures w14:val="none"/>
         </w:rPr>
-        <w:t>; y, (</w:t>
+        <w:t/>
       </w:r>
       <w:proofErr w:type="spellStart"/>
       <w:r>
@@ -1857,7 +1857,7 @@
           <w:lang w:val="es-ES" w:eastAsia="es-ES"/>
           <w14:ligatures w14:val="none"/>
         </w:rPr>
-        <w:t>ii</w:t>
+        <w:t/>
       </w:r>
       <w:proofErr w:type="spellEnd"/>
       <w:r>
@@ -1868,7 +1868,7 @@
           <w:lang w:val="es-ES" w:eastAsia="es-ES"/>
           <w14:ligatures w14:val="none"/>
         </w:rPr>
-        <w:t xml:space="preserve">) </w:t>
+        <w:t xml:space="preserve"/>
       </w:r>
       <w:r>
         <w:rPr>
@@ -1878,7 +1878,7 @@
           <w:lang w:eastAsia="es-ES"/>
           <w14:ligatures w14:val="none"/>
         </w:rPr>
-        <w:t xml:space="preserve">gestionar que el personal de cobranzas de </w:t>
+        <w:t xml:space="preserve"/>
       </w:r>
       <w:r>
         <w:rPr>
@@ -1888,7 +1888,7 @@
           <w:lang w:val="es-ES" w:eastAsia="es-ES"/>
           <w14:ligatures w14:val="none"/>
         </w:rPr>
-        <w:t>la compañía aseguradora</w:t>
+        <w:t/>
       </w:r>
       <w:r>
         <w:rPr>
@@ -1898,7 +1898,7 @@
           <w:lang w:eastAsia="es-ES"/>
           <w14:ligatures w14:val="none"/>
         </w:rPr>
-        <w:t xml:space="preserve"> </w:t>
+        <w:t xml:space="preserve"/>
       </w:r>
       <w:r>
         <w:rPr>
@@ -1908,7 +1908,7 @@
           <w:lang w:eastAsia="es-ES"/>
           <w14:ligatures w14:val="none"/>
         </w:rPr>
-        <w:t>deje de acudir al domicilio de sus padres debido a la situación emocional de su madre por su estado de viudez</w:t>
+        <w:t/>
       </w:r>
       <w:r>
         <w:rPr>
@@ -1918,7 +1918,7 @@
           <w:lang w:val="es-ES" w:eastAsia="es-ES"/>
           <w14:ligatures w14:val="none"/>
         </w:rPr>
-        <w:t xml:space="preserve">. </w:t>
+        <w:t xml:space="preserve"/>
       </w:r>
       <w:r>
         <w:rPr>
@@ -1928,7 +1928,7 @@
           <w:lang w:val="es-ES" w:eastAsia="es-ES"/>
           <w14:ligatures w14:val="none"/>
         </w:rPr>
-        <w:t>A</w:t>
+        <w:t/>
       </w:r>
       <w:r>
         <w:rPr>
@@ -1938,7 +1938,7 @@
           <w:lang w:val="es-ES" w:eastAsia="es-ES"/>
           <w14:ligatures w14:val="none"/>
         </w:rPr>
-        <w:t xml:space="preserve">simismo, no requirió de manera expresa </w:t>
+        <w:t xml:space="preserve"/>
       </w:r>
       <w:r>
         <w:rPr>
@@ -1948,7 +1948,7 @@
           <w:lang w:val="es-ES" w:eastAsia="es-ES"/>
           <w14:ligatures w14:val="none"/>
         </w:rPr>
-        <w:t>el reembolso de costos y costas del presente procedimiento.</w:t>
+        <w:t/>
       </w:r>
     </w:p>
     <w:p>
@@ -2905,7 +2905,7 @@
           <w:lang w:eastAsia="es-PE"/>
           <w14:ligatures w14:val="none"/>
         </w:rPr>
-        <w:t xml:space="preserve">PRIMERO: </w:t>
+        <w:t xml:space="preserve">PRIMERO: admitir a trámite la denuncia del 2 de agosto de 2025, subsanada mediante escrito del 17 de setiembre de 2025, interpuesta por la señora [DENUNCIANTE] contra Mapfre Perú Compañía de Seguros y Reaseguros S.A., por lo siguiente:</w:t>
       </w:r>
       <w:r>
         <w:rPr>
@@ -2916,7 +2916,7 @@
           <w:lang w:eastAsia="es-PE"/>
           <w14:ligatures w14:val="none"/>
         </w:rPr>
-        <w:t xml:space="preserve">admitir a trámite la denuncia del </w:t>
+        <w:t xml:space="preserve"/>
       </w:r>
       <w:r>
         <w:rPr>
@@ -2927,7 +2927,7 @@
           <w:lang w:eastAsia="es-PE"/>
           <w14:ligatures w14:val="none"/>
         </w:rPr>
-        <w:t xml:space="preserve">2 de agosto de 2025, subsanada mediante escrito del 17 de setiembre de 2025, </w:t>
+        <w:t xml:space="preserve"/>
       </w:r>
       <w:r>
         <w:rPr>
@@ -2938,7 +2938,7 @@
           <w:lang w:eastAsia="es-PE"/>
           <w14:ligatures w14:val="none"/>
         </w:rPr>
-        <w:t xml:space="preserve">interpuesta por </w:t>
+        <w:t xml:space="preserve"/>
       </w:r>
       <w:r>
         <w:rPr>
@@ -2948,7 +2948,7 @@
           <w:kern w:val="0"/>
           <w14:ligatures w14:val="none"/>
         </w:rPr>
-        <w:t xml:space="preserve">la señora </w:t>
+        <w:t xml:space="preserve"/>
       </w:r>
       <w:r>
         <w:rPr>
@@ -2959,7 +2959,7 @@
           <w:lang w:eastAsia="es-PE"/>
           <w14:ligatures w14:val="none"/>
         </w:rPr>
-        <w:t xml:space="preserve">Jeanette Jacqueline Alcántara </w:t>
+        <w:t xml:space="preserve"/>
       </w:r>
       <w:proofErr w:type="spellStart"/>
       <w:r>
@@ -2971,7 +2971,7 @@
           <w:lang w:eastAsia="es-PE"/>
           <w14:ligatures w14:val="none"/>
         </w:rPr>
-        <w:t>Alcántara</w:t>
+        <w:t/>
       </w:r>
       <w:proofErr w:type="spellEnd"/>
       <w:r>
@@ -2983,7 +2983,7 @@
           <w:lang w:eastAsia="es-PE"/>
           <w14:ligatures w14:val="none"/>
         </w:rPr>
-        <w:t xml:space="preserve"> contra </w:t>
+        <w:t xml:space="preserve"/>
       </w:r>
       <w:r>
         <w:rPr>
@@ -2994,7 +2994,7 @@
           <w:lang w:eastAsia="es-PE"/>
           <w14:ligatures w14:val="none"/>
         </w:rPr>
-        <w:t xml:space="preserve">Mapfre Perú Compañía de Seguros y </w:t>
+        <w:t xml:space="preserve"/>
       </w:r>
       <w:r>
         <w:rPr>
@@ -3005,7 +3005,7 @@
           <w:lang w:eastAsia="es-PE"/>
           <w14:ligatures w14:val="none"/>
         </w:rPr>
-        <w:t>Reaseguros S.A</w:t>
+        <w:t/>
       </w:r>
       <w:r>
         <w:rPr>
@@ -3016,7 +3016,7 @@
           <w:lang w:eastAsia="es-PE"/>
           <w14:ligatures w14:val="none"/>
         </w:rPr>
-        <w:t xml:space="preserve">., </w:t>
+        <w:t xml:space="preserve"/>
       </w:r>
       <w:r>
         <w:rPr>
@@ -3027,7 +3027,7 @@
           <w:lang w:eastAsia="es-PE"/>
           <w14:ligatures w14:val="none"/>
         </w:rPr>
-        <w:t>por lo siguiente:</w:t>
+        <w:t/>
       </w:r>
     </w:p>
     <w:p>
@@ -4761,7 +4761,7 @@
           <w:b/>
           <w:bCs/>
         </w:rPr>
-        <w:t>DÉCIMO</w:t>
+        <w:t xml:space="preserve">DÉCIMO: requerir a la señora [DENUNCIANTE] para que, dentro del plazo de dos (2) días hábiles siguientes a la fecha en que reciba la notificación en su bandeja de correo electrónico, efectúe la confirmación de recepción de la notificación remitida por este despacho a su correo electrónico, de conformidad con el segundo párrafo del numeral 4 del artículo 20 del Texto Único Ordenado de la Ley del Procedimiento Administrativo General, aprobado mediante Decreto Supremo  006-2026-JUS, bajo apercibimiento de rehacer el acto de notificación y notificarle conforme al numeral 1 del artículo 20 del citado cuerpo normativo.</w:t>
       </w:r>
       <w:r>
         <w:rPr>
@@ -4771,7 +4771,7 @@
           <w:kern w:val="0"/>
           <w14:ligatures w14:val="none"/>
         </w:rPr>
-        <w:t>:</w:t>
+        <w:t/>
       </w:r>
       <w:r>
         <w:rPr>
@@ -4781,7 +4781,7 @@
           <w:kern w:val="0"/>
           <w14:ligatures w14:val="none"/>
         </w:rPr>
-        <w:t xml:space="preserve"> requerir a la señora </w:t>
+        <w:t xml:space="preserve"/>
       </w:r>
       <w:r>
         <w:rPr>
@@ -4792,7 +4792,7 @@
           <w:lang w:eastAsia="es-PE"/>
           <w14:ligatures w14:val="none"/>
         </w:rPr>
-        <w:t xml:space="preserve">Jeanette Jacqueline Alcántara </w:t>
+        <w:t xml:space="preserve"/>
       </w:r>
       <w:proofErr w:type="spellStart"/>
       <w:r>
@@ -4804,7 +4804,7 @@
           <w:lang w:eastAsia="es-PE"/>
           <w14:ligatures w14:val="none"/>
         </w:rPr>
-        <w:t>Alcántara</w:t>
+        <w:t/>
       </w:r>
       <w:proofErr w:type="spellEnd"/>
       <w:r>
@@ -4816,21 +4816,21 @@
           <w:lang w:eastAsia="es-PE"/>
           <w14:ligatures w14:val="none"/>
         </w:rPr>
-        <w:t xml:space="preserve"> </w:t>
+        <w:t xml:space="preserve"/>
       </w:r>
       <w:r>
         <w:rPr>
           <w:rFonts w:ascii="Arial Narrow" w:hAnsi="Arial Narrow"/>
           <w:color w:val="000000"/>
         </w:rPr>
-        <w:t>para que, dentro del plazo de dos (2) días hábiles siguientes a la fecha en que reciba la notificación en su bandeja de correo electrónico, efectúe la confirmación de recepción de la notificación remitida por este despacho a su correo electrónico, de conformidad con el segundo</w:t>
+        <w:t/>
       </w:r>
       <w:r>
         <w:rPr>
           <w:rFonts w:ascii="Arial Narrow" w:hAnsi="Arial Narrow"/>
           <w:color w:val="000000"/>
         </w:rPr>
-        <w:t xml:space="preserve"> párrafo del numeral 4 del artículo 20</w:t>
+        <w:t xml:space="preserve"/>
       </w:r>
       <w:r>
         <w:rPr>
@@ -4847,7 +4847,7 @@
           <w:rFonts w:ascii="Arial Narrow" w:hAnsi="Arial Narrow"/>
           <w:color w:val="000000"/>
         </w:rPr>
-        <w:t xml:space="preserve"> del Texto Único Ordenado de la Ley del Procedimiento Administrativo General, aprobado mediante Decreto Supremo </w:t>
+        <w:t xml:space="preserve"/>
       </w:r>
       <w:proofErr w:type="spellStart"/>
       <w:r>
@@ -4863,7 +4863,7 @@
           <w:rFonts w:ascii="Arial Narrow" w:hAnsi="Arial Narrow"/>
           <w:color w:val="000000"/>
         </w:rPr>
-        <w:t xml:space="preserve"> 006-2026-JUS, bajo apercibimiento de rehacer el acto de notificación y notificarle conforme al numeral 1 del artículo 20</w:t>
+        <w:t xml:space="preserve"/>
       </w:r>
       <w:r>
         <w:rPr>
@@ -4880,7 +4880,7 @@
           <w:rFonts w:ascii="Arial Narrow" w:hAnsi="Arial Narrow"/>
           <w:color w:val="000000"/>
         </w:rPr>
-        <w:t xml:space="preserve"> del citado cuerpo normativo</w:t>
+        <w:t xml:space="preserve"/>
       </w:r>
       <w:r>
         <w:rPr>
@@ -4893,7 +4893,7 @@
         <w:rPr>
           <w:rFonts w:ascii="Arial Narrow" w:hAnsi="Arial Narrow" w:cs="Arial"/>
         </w:rPr>
-        <w:t>.</w:t>
+        <w:t/>
       </w:r>
     </w:p>
     <w:p>

--- a/plantillas_maestras/10_seguro_sepelio/modificacion_unilateral/2_o_mas_ddos_varios/mujer/TPL_2619_2025_SEGURO_SEPELIO_MODIFICACION_UNILATERAL_ASEGURADORA_MUJER_R1.docx
+++ b/plantillas_maestras/10_seguro_sepelio/modificacion_unilateral/2_o_mas_ddos_varios/mujer/TPL_2619_2025_SEGURO_SEPELIO_MODIFICACION_UNILATERAL_ASEGURADORA_MUJER_R1.docx
@@ -932,7 +932,7 @@
           <w:lang w:eastAsia="es-ES"/>
           <w14:ligatures w14:val="none"/>
         </w:rPr>
-        <w:t xml:space="preserve">El 1 de octubre de 2024, falleció su padre, el señor [APELLIDO] Esteban [APELLIDO] Chávez, quien se encontraba incluido como asegurado en el Seguro de sepelio.</w:t>
+        <w:t xml:space="preserve">El 1 de octubre de 2024, falleció su padre, el señor [APELLIDO] [APELLIDO] Chávez, quien se encontraba incluido como asegurado en el Seguro de sepelio.</w:t>
       </w:r>
       <w:r>
         <w:rPr>
@@ -1746,7 +1746,7 @@
           <w:lang w:val="es-ES" w:eastAsia="es-ES"/>
           <w14:ligatures w14:val="none"/>
         </w:rPr>
-        <w:t xml:space="preserve">La señora [APELLIDO] solicitó, en calidad de medida correctiva, que Mapfre cumpla con realizar la devolución total del dinero abonado en virtud de la Póliza  97 00182780 101, que asciende a S/. 14 563,50; y, (ii) gestionar que el personal de cobranzas de la compañía aseguradora deje de acudir al domicilio de sus padres debido a la situación emocional de su madre por su estado de viudez. Asimismo, no requirió de manera expresa el reembolso de costos y costas del presente procedimiento.</w:t>
+        <w:t xml:space="preserve">La señora [APELLIDO] solicitó, en calidad de medida correctiva, que Mapfre cumpla con realizar la devolución total del dinero abonado en virtud de la Póliza 97 00182780 101, que asciende a S/. 14 563,50; y, (ii) gestionar que el personal de cobranzas de la compañía aseguradora deje de acudir al domicilio de sus padres debido a la situación emocional de su madre por su estado de viudez. Asimismo, no requirió de manera expresa el reembolso de costos y costas del presente procedimiento.</w:t>
       </w:r>
       <w:r>
         <w:rPr>
@@ -4761,7 +4761,7 @@
           <w:b/>
           <w:bCs/>
         </w:rPr>
-        <w:t xml:space="preserve">DÉCIMO: requerir a la señora [DENUNCIANTE] para que, dentro del plazo de dos (2) días hábiles siguientes a la fecha en que reciba la notificación en su bandeja de correo electrónico, efectúe la confirmación de recepción de la notificación remitida por este despacho a su correo electrónico, de conformidad con el segundo párrafo del numeral 4 del artículo 20 del Texto Único Ordenado de la Ley del Procedimiento Administrativo General, aprobado mediante Decreto Supremo  006-2026-JUS, bajo apercibimiento de rehacer el acto de notificación y notificarle conforme al numeral 1 del artículo 20 del citado cuerpo normativo.</w:t>
+        <w:t xml:space="preserve">DÉCIMO: requerir a la señora [DENUNCIANTE] para que, dentro del plazo de dos (2) días hábiles siguientes a la fecha en que reciba la notificación en su bandeja de correo electrónico, efectúe la confirmación de recepción de la notificación remitida por este despacho a su correo electrónico, de conformidad con el segundo párrafo del numeral 4 del artículo 20 del Texto Único Ordenado de la Ley del Procedimiento Administrativo General, aprobado mediante Decreto Supremo 006-2026-JUS, bajo apercibimiento de rehacer el acto de notificación y notificarle conforme al numeral 1 del artículo 20 del citado cuerpo normativo.</w:t>
       </w:r>
       <w:r>
         <w:rPr>

--- a/plantillas_maestras/10_seguro_sepelio/modificacion_unilateral/2_o_mas_ddos_varios/mujer/TPL_2619_2025_SEGURO_SEPELIO_MODIFICACION_UNILATERAL_ASEGURADORA_MUJER_R1.docx
+++ b/plantillas_maestras/10_seguro_sepelio/modificacion_unilateral/2_o_mas_ddos_varios/mujer/TPL_2619_2025_SEGURO_SEPELIO_MODIFICACION_UNILATERAL_ASEGURADORA_MUJER_R1.docx
@@ -576,6 +576,7 @@
       </w:r>
       <w:r>
         <w:rPr>
+          <w:rStyle w:val="Refdenotaalpie"/>
           <w:rFonts w:ascii="Arial Narrow" w:eastAsia="Times New Roman" w:hAnsi="Arial Narrow" w:cs="Times New Roman"/>
           <w:color w:val="000000"/>
           <w:kern w:val="0"/>
@@ -669,6 +670,7 @@
       </w:r>
       <w:r>
         <w:rPr>
+          <w:rStyle w:val="Refdenotaalpie"/>
           <w:rFonts w:ascii="Arial Narrow" w:eastAsia="Times New Roman" w:hAnsi="Arial Narrow" w:cs="Times New Roman"/>
           <w:color w:val="000000"/>
           <w:kern w:val="0"/>
@@ -2062,6 +2064,7 @@
       <w:bookmarkEnd w:id="4"/>
       <w:r>
         <w:rPr>
+          <w:rStyle w:val="Refdenotaalpie"/>
           <w:rFonts w:ascii="Arial Narrow" w:eastAsia="Arial Narrow" w:hAnsi="Arial Narrow" w:cs="Arial Narrow"/>
           <w:kern w:val="0"/>
           <w:vertAlign w:val="superscript"/>
@@ -2243,6 +2246,7 @@
       </w:r>
       <w:r>
         <w:rPr>
+          <w:rStyle w:val="Refdenotaalpie"/>
           <w:vertAlign w:val="superscript"/>
           <w:lang w:eastAsia="es-PE"/>
         </w:rPr>
@@ -2325,6 +2329,7 @@
       </w:r>
       <w:r>
         <w:rPr>
+          <w:rStyle w:val="Refdenotaalpie"/>
           <w:rFonts w:ascii="Arial Narrow" w:eastAsia="Arial Narrow" w:hAnsi="Arial Narrow" w:cs="Arial"/>
           <w:bCs/>
           <w:color w:val="000000"/>
@@ -2442,6 +2447,7 @@
       </w:r>
       <w:r>
         <w:rPr>
+          <w:rStyle w:val="Refdenotaalpie"/>
           <w:rFonts w:ascii="Arial Narrow" w:eastAsia="Arial Narrow" w:hAnsi="Arial Narrow" w:cs="Arial"/>
           <w:kern w:val="0"/>
           <w:vertAlign w:val="superscript"/>
@@ -2510,6 +2516,7 @@
       </w:r>
       <w:r>
         <w:rPr>
+          <w:rStyle w:val="Refdenotaalpie"/>
           <w:rFonts w:ascii="Arial Narrow" w:eastAsia="Arial Narrow" w:hAnsi="Arial Narrow" w:cs="Arial Narrow"/>
           <w:kern w:val="0"/>
           <w:vertAlign w:val="superscript"/>
@@ -3771,6 +3778,7 @@
       </w:r>
       <w:r>
         <w:rPr>
+          <w:rStyle w:val="Refdenotaalpie"/>
           <w:rFonts w:ascii="Arial Narrow" w:eastAsia="Calibri" w:hAnsi="Arial Narrow" w:cs="Arial"/>
           <w:kern w:val="0"/>
           <w:vertAlign w:val="superscript"/>
@@ -3815,6 +3823,7 @@
       </w:r>
       <w:r>
         <w:rPr>
+          <w:rStyle w:val="Refdenotaalpie"/>
           <w:rFonts w:ascii="Arial Narrow" w:eastAsia="Calibri" w:hAnsi="Arial Narrow" w:cs="Arial"/>
           <w:spacing w:val="-2"/>
           <w:kern w:val="0"/>
@@ -4303,6 +4312,7 @@
       </w:r>
       <w:r>
         <w:rPr>
+          <w:rStyle w:val="Refdenotaalpie"/>
           <w:rFonts w:ascii="Arial Narrow" w:eastAsia="Arial Narrow" w:hAnsi="Arial Narrow" w:cs="Times New Roman"/>
           <w:color w:val="000000"/>
           <w:kern w:val="0"/>
@@ -4384,6 +4394,7 @@
       </w:r>
       <w:r>
         <w:rPr>
+          <w:rStyle w:val="Refdenotaalpie"/>
           <w:rFonts w:ascii="Arial Narrow" w:eastAsia="Arial Narrow" w:hAnsi="Arial Narrow" w:cs="Times New Roman"/>
           <w:color w:val="000000"/>
           <w:kern w:val="0"/>
@@ -4437,6 +4448,7 @@
       </w:r>
       <w:r>
         <w:rPr>
+          <w:rStyle w:val="Refdenotaalpie"/>
           <w:rFonts w:ascii="Arial Narrow" w:eastAsia="Arial Narrow" w:hAnsi="Arial Narrow" w:cs="Times New Roman"/>
           <w:color w:val="000000"/>
           <w:kern w:val="0"/>
@@ -4618,6 +4630,7 @@
       </w:r>
       <w:r>
         <w:rPr>
+          <w:rStyle w:val="Refdenotaalpie"/>
           <w:rFonts w:ascii="Arial Narrow" w:eastAsia="Calibri" w:hAnsi="Arial Narrow" w:cs="Arial"/>
           <w:kern w:val="0"/>
           <w:vertAlign w:val="superscript"/>
@@ -4884,6 +4897,7 @@
       </w:r>
       <w:r>
         <w:rPr>
+          <w:rStyle w:val="Refdenotaalpie"/>
           <w:rFonts w:ascii="Arial Narrow" w:hAnsi="Arial Narrow"/>
           <w:vertAlign w:val="superscript"/>
         </w:rPr>
@@ -5241,14 +5255,14 @@
         <w:tab w:val="right" w:pos="8838"/>
       </w:tabs>
       <w:rPr>
-        <w:rFonts w:ascii="Arial" w:eastAsia="Arial" w:hAnsi="Arial" w:cs="Arial"/>
+        <w:rFonts w:ascii="Arial Narrow" w:eastAsia="Arial" w:hAnsi="Arial Narrow" w:cs="Arial"/>
         <w:sz w:val="16"/>
         <w:szCs w:val="16"/>
       </w:rPr>
     </w:pPr>
     <w:r>
       <w:rPr>
-        <w:rFonts w:ascii="Arial" w:eastAsia="Arial" w:hAnsi="Arial" w:cs="Arial"/>
+        <w:rFonts w:ascii="Arial Narrow" w:eastAsia="Arial" w:hAnsi="Arial Narrow" w:cs="Arial"/>
         <w:sz w:val="16"/>
         <w:szCs w:val="16"/>
       </w:rPr>
@@ -5262,7 +5276,7 @@
     </w:pPr>
     <w:r>
       <w:rPr>
-        <w:rFonts w:ascii="Arial" w:eastAsia="Arial" w:hAnsi="Arial" w:cs="Arial"/>
+        <w:rFonts w:ascii="Arial Narrow" w:eastAsia="Arial" w:hAnsi="Arial Narrow" w:cs="Arial"/>
         <w:sz w:val="16"/>
         <w:szCs w:val="16"/>
       </w:rPr>
@@ -5270,7 +5284,7 @@
     </w:r>
     <w:r>
       <w:rPr>
-        <w:rFonts w:ascii="Arial" w:eastAsia="Arial" w:hAnsi="Arial" w:cs="Arial"/>
+        <w:rFonts w:ascii="Arial Narrow" w:eastAsia="Arial" w:hAnsi="Arial Narrow" w:cs="Arial"/>
         <w:sz w:val="16"/>
         <w:szCs w:val="16"/>
       </w:rPr>
@@ -5278,7 +5292,7 @@
     </w:r>
     <w:r>
       <w:rPr>
-        <w:rFonts w:ascii="Arial" w:eastAsia="Arial" w:hAnsi="Arial" w:cs="Arial"/>
+        <w:rFonts w:ascii="Arial Narrow" w:eastAsia="Arial" w:hAnsi="Arial Narrow" w:cs="Arial"/>
         <w:sz w:val="16"/>
         <w:szCs w:val="16"/>
       </w:rPr>
@@ -5286,7 +5300,7 @@
     </w:r>
     <w:r>
       <w:rPr>
-        <w:rFonts w:ascii="Arial" w:eastAsia="Arial" w:hAnsi="Arial" w:cs="Arial"/>
+        <w:rFonts w:ascii="Arial Narrow" w:eastAsia="Arial" w:hAnsi="Arial Narrow" w:cs="Arial"/>
         <w:sz w:val="16"/>
         <w:szCs w:val="16"/>
       </w:rPr>
@@ -5294,7 +5308,7 @@
     </w:r>
     <w:r>
       <w:rPr>
-        <w:rFonts w:ascii="Arial" w:eastAsia="Arial" w:hAnsi="Arial" w:cs="Arial"/>
+        <w:rFonts w:ascii="Arial Narrow" w:eastAsia="Arial" w:hAnsi="Arial Narrow" w:cs="Arial"/>
         <w:sz w:val="16"/>
         <w:szCs w:val="16"/>
       </w:rPr>
@@ -5344,6 +5358,7 @@
           <w:rFonts w:ascii="Arial Narrow" w:hAnsi="Arial Narrow" w:cs="Arial"/>
           <w:sz w:val="16"/>
           <w:szCs w:val="16"/>
+          <w:vertAlign w:val="superscript"/>
         </w:rPr>
         <w:footnoteRef/>
       </w:r>
@@ -5478,6 +5493,7 @@
           <w:rFonts w:ascii="Arial Narrow" w:hAnsi="Arial Narrow" w:cs="Arial"/>
           <w:sz w:val="16"/>
           <w:szCs w:val="16"/>
+          <w:vertAlign w:val="superscript"/>
         </w:rPr>
         <w:footnoteRef/>
       </w:r>
@@ -5552,6 +5568,7 @@
           <w:rFonts w:ascii="Arial Narrow" w:hAnsi="Arial Narrow" w:cs="Arial"/>
           <w:sz w:val="16"/>
           <w:szCs w:val="16"/>
+          <w:vertAlign w:val="superscript"/>
         </w:rPr>
         <w:footnoteRef/>
       </w:r>
@@ -5889,6 +5906,7 @@
           <w:rFonts w:ascii="Arial Narrow" w:hAnsi="Arial Narrow"/>
           <w:sz w:val="16"/>
           <w:szCs w:val="16"/>
+          <w:vertAlign w:val="superscript"/>
         </w:rPr>
         <w:footnoteRef/>
       </w:r>
@@ -6111,6 +6129,7 @@
           <w:rFonts w:ascii="Arial Narrow" w:hAnsi="Arial Narrow"/>
           <w:sz w:val="16"/>
           <w:szCs w:val="16"/>
+          <w:vertAlign w:val="superscript"/>
         </w:rPr>
         <w:footnoteRef/>
       </w:r>
@@ -6273,6 +6292,7 @@
           <w:rFonts w:ascii="Arial Narrow" w:hAnsi="Arial Narrow"/>
           <w:sz w:val="16"/>
           <w:szCs w:val="16"/>
+          <w:vertAlign w:val="superscript"/>
         </w:rPr>
         <w:footnoteRef/>
       </w:r>
@@ -6592,6 +6612,7 @@
           <w:rFonts w:ascii="Arial Narrow" w:hAnsi="Arial Narrow" w:cs="Arial"/>
           <w:sz w:val="16"/>
           <w:szCs w:val="16"/>
+          <w:vertAlign w:val="superscript"/>
         </w:rPr>
         <w:footnoteRef/>
       </w:r>
@@ -6781,6 +6802,7 @@
           <w:rFonts w:ascii="Arial Narrow" w:hAnsi="Arial Narrow" w:cs="Arial"/>
           <w:sz w:val="16"/>
           <w:szCs w:val="16"/>
+          <w:vertAlign w:val="superscript"/>
         </w:rPr>
         <w:footnoteRef/>
       </w:r>
@@ -6851,6 +6873,7 @@
           <w:rFonts w:ascii="Arial Narrow" w:hAnsi="Arial Narrow" w:cs="Arial"/>
           <w:sz w:val="16"/>
           <w:szCs w:val="16"/>
+          <w:vertAlign w:val="superscript"/>
         </w:rPr>
         <w:footnoteRef/>
       </w:r>
@@ -7058,7 +7081,7 @@
       </w:pPr>
       <w:r>
         <w:rPr>
-          <w:rStyle w:val="TextonotapieCar"/>
+          <w:rStyle w:val="Refdenotaalpie"/>
           <w:rFonts w:ascii="Arial Narrow" w:hAnsi="Arial Narrow" w:cs="Arial"/>
           <w:sz w:val="16"/>
           <w:szCs w:val="16"/>
@@ -7294,6 +7317,7 @@
           <w:rFonts w:ascii="Arial Narrow" w:hAnsi="Arial Narrow" w:cs="Arial"/>
           <w:sz w:val="16"/>
           <w:szCs w:val="16"/>
+          <w:vertAlign w:val="superscript"/>
         </w:rPr>
         <w:footnoteRef/>
       </w:r>
@@ -8093,6 +8117,7 @@
           <w:rFonts w:ascii="Arial Narrow" w:hAnsi="Arial Narrow" w:cs="Arial"/>
           <w:sz w:val="16"/>
           <w:szCs w:val="16"/>
+          <w:vertAlign w:val="superscript"/>
         </w:rPr>
         <w:footnoteRef/>
       </w:r>
@@ -8333,6 +8358,7 @@
           <w:bCs/>
           <w:sz w:val="16"/>
           <w:szCs w:val="16"/>
+          <w:vertAlign w:val="superscript"/>
         </w:rPr>
         <w:footnoteRef/>
       </w:r>
@@ -8444,6 +8470,7 @@
           <w:rFonts w:ascii="Arial Narrow" w:hAnsi="Arial Narrow" w:cs="Arial"/>
           <w:sz w:val="16"/>
           <w:szCs w:val="16"/>
+          <w:vertAlign w:val="superscript"/>
         </w:rPr>
         <w:footnoteRef/>
       </w:r>
@@ -10868,6 +10895,17 @@
       <w:szCs w:val="20"/>
     </w:rPr>
   </w:style>
+  <w:style w:type="character" w:styleId="FootnoteReference">
+    <w:name w:val="footnote reference"/>
+    <w:basedOn w:val="Fuentedeprrafopredeter"/>
+    <w:uiPriority w:val="99"/>
+    <w:semiHidden/>
+    <w:unhideWhenUsed/>
+    <w:rPr>
+      <w:rFonts w:ascii="Arial Narrow" w:hAnsi="Arial Narrow"/>
+      <w:vertAlign w:val="superscript"/>
+    </w:rPr>
+  </w:style>
 </w:styles>
 </file>
 

--- a/plantillas_maestras/10_seguro_sepelio/modificacion_unilateral/2_o_mas_ddos_varios/mujer/TPL_2619_2025_SEGURO_SEPELIO_MODIFICACION_UNILATERAL_ASEGURADORA_MUJER_R1.docx
+++ b/plantillas_maestras/10_seguro_sepelio/modificacion_unilateral/2_o_mas_ddos_varios/mujer/TPL_2619_2025_SEGURO_SEPELIO_MODIFICACION_UNILATERAL_ASEGURADORA_MUJER_R1.docx
@@ -1,8 +1,8 @@
 
 <file path=word/document.xml><?xml version="1.0" encoding="utf-8"?>
-<w:document xmlns:wpc="http://schemas.microsoft.com/office/word/2010/wordprocessingCanvas" xmlns:cx="http://schemas.microsoft.com/office/drawing/2014/chartex" xmlns:cx1="http://schemas.microsoft.com/office/drawing/2015/9/8/chartex" xmlns:cx2="http://schemas.microsoft.com/office/drawing/2015/10/21/chartex" xmlns:cx3="http://schemas.microsoft.com/office/drawing/2016/5/9/chartex" xmlns:cx4="http://schemas.microsoft.com/office/drawing/2016/5/10/chartex" xmlns:cx5="http://schemas.microsoft.com/office/drawing/2016/5/11/chartex" xmlns:cx6="http://schemas.microsoft.com/office/drawing/2016/5/12/chartex" xmlns:cx7="http://schemas.microsoft.com/office/drawing/2016/5/13/chartex" xmlns:cx8="http://schemas.microsoft.com/office/drawing/2016/5/14/chartex" xmlns:mc="http://schemas.openxmlformats.org/markup-compatibility/2006" xmlns:aink="http://schemas.microsoft.com/office/drawing/2016/ink" xmlns:am3d="http://schemas.microsoft.com/office/drawing/2017/model3d" xmlns:o="urn:schemas-microsoft-com:office:office" xmlns:oel="http://schemas.microsoft.com/office/2019/extlst" xmlns:r="http://schemas.openxmlformats.org/officeDocument/2006/relationships" xmlns:m="http://schemas.openxmlformats.org/officeDocument/2006/math" xmlns:v="urn:schemas-microsoft-com:vml" xmlns:wp14="http://schemas.microsoft.com/office/word/2010/wordprocessingDrawing" xmlns:wp="http://schemas.openxmlformats.org/drawingml/2006/wordprocessingDrawing" xmlns:w10="urn:schemas-microsoft-com:office:word" xmlns:w="http://schemas.openxmlformats.org/wordprocessingml/2006/main" xmlns:w14="http://schemas.microsoft.com/office/word/2010/wordml" xmlns:w15="http://schemas.microsoft.com/office/word/2012/wordml" xmlns:w16cex="http://schemas.microsoft.com/office/word/2018/wordml/cex" xmlns:w16cid="http://schemas.microsoft.com/office/word/2016/wordml/cid" xmlns:w16="http://schemas.microsoft.com/office/word/2018/wordml" xmlns:w16du="http://schemas.microsoft.com/office/word/2023/wordml/word16du" xmlns:w16sdtdh="http://schemas.microsoft.com/office/word/2020/wordml/sdtdatahash" xmlns:w16sdtfl="http://schemas.microsoft.com/office/word/2024/wordml/sdtformatlock" xmlns:w16se="http://schemas.microsoft.com/office/word/2015/wordml/symex" xmlns:wpg="http://schemas.microsoft.com/office/word/2010/wordprocessingGroup" xmlns:wpi="http://schemas.microsoft.com/office/word/2010/wordprocessingInk" xmlns:wne="http://schemas.microsoft.com/office/word/2006/wordml" xmlns:wps="http://schemas.microsoft.com/office/word/2010/wordprocessingShape" mc:Ignorable="w14 w15 w16se w16cid w16 w16cex w16sdtdh w16sdtfl w16du wp14">
+<w:document xmlns:ns1="http://schemas.openxmlformats.org/markup-compatibility/2006" xmlns:ns2="http://schemas.microsoft.com/office/word/2010/wordml" xmlns:ns3="http://schemas.openxmlformats.org/officeDocument/2006/relationships" xmlns:w="http://schemas.openxmlformats.org/wordprocessingml/2006/main" ns1:Ignorable="w14 w15 w16se w16cid w16 w16cex w16sdtdh w16sdtfl w16du wp14">
   <w:body>
-    <w:p>
+    <w:p ns2:paraId="1B509B2D" ns2:textId="1ED0847F">
       <w:pPr>
         <w:tabs>
           <w:tab w:val="left" w:pos="1701"/>
@@ -14,7 +14,7 @@
           <w:color w:val="000000"/>
           <w:kern w:val="0"/>
           <w:lang w:eastAsia="es-PE"/>
-          <w14:ligatures w14:val="none"/>
+          <ns2:ligatures ns2:val="none"/>
         </w:rPr>
       </w:pPr>
       <w:bookmarkStart w:id="0" w:name="_Hlk80343540"/>
@@ -25,7 +25,7 @@
           <w:color w:val="000000"/>
           <w:kern w:val="0"/>
           <w:lang w:eastAsia="es-PE"/>
-          <w14:ligatures w14:val="none"/>
+          <ns2:ligatures ns2:val="none"/>
         </w:rPr>
         <w:t xml:space="preserve">EXPEDIENTE </w:t>
       </w:r>
@@ -36,7 +36,7 @@
           <w:color w:val="000000"/>
           <w:kern w:val="0"/>
           <w:lang w:eastAsia="es-PE"/>
-          <w14:ligatures w14:val="none"/>
+          <ns2:ligatures ns2:val="none"/>
         </w:rPr>
         <w:tab/>
         <w:t>:</w:t>
@@ -48,7 +48,7 @@
           <w:color w:val="000000"/>
           <w:kern w:val="0"/>
           <w:lang w:eastAsia="es-PE"/>
-          <w14:ligatures w14:val="none"/>
+          <ns2:ligatures ns2:val="none"/>
         </w:rPr>
         <w:tab/>
       </w:r>
@@ -61,7 +61,7 @@
           <w:kern w:val="0"/>
           <w:shd w:val="clear" w:color="auto" w:fill="FFFFFF"/>
           <w:lang w:eastAsia="es-PE"/>
-          <w14:ligatures w14:val="none"/>
+          <ns2:ligatures ns2:val="none"/>
         </w:rPr>
         <w:t>2619</w:t>
       </w:r>
@@ -74,12 +74,12 @@
           <w:kern w:val="0"/>
           <w:shd w:val="clear" w:color="auto" w:fill="FFFFFF"/>
           <w:lang w:eastAsia="es-PE"/>
-          <w14:ligatures w14:val="none"/>
+          <ns2:ligatures ns2:val="none"/>
         </w:rPr>
         <w:t>-2025/CC1</w:t>
       </w:r>
     </w:p>
-    <w:p>
+    <w:p ns2:paraId="7E5DC22B" ns2:textId="70BC6BC1">
       <w:pPr>
         <w:tabs>
           <w:tab w:val="left" w:pos="1701"/>
@@ -94,17 +94,17 @@
           <w:color w:val="000000"/>
           <w:kern w:val="0"/>
           <w:lang w:eastAsia="es-PE"/>
-          <w14:ligatures w14:val="none"/>
-        </w:rPr>
-      </w:pPr>
-      <w:r>
-        <w:rPr>
-          <w:rFonts w:ascii="Arial Narrow" w:eastAsia="Arial Narrow" w:hAnsi="Arial Narrow" w:cs="Arial Narrow"/>
-          <w:b/>
-          <w:color w:val="000000"/>
-          <w:kern w:val="0"/>
-          <w:lang w:eastAsia="es-PE"/>
-          <w14:ligatures w14:val="none"/>
+          <ns2:ligatures ns2:val="none"/>
+        </w:rPr>
+      </w:pPr>
+      <w:r>
+        <w:rPr>
+          <w:rFonts w:ascii="Arial Narrow" w:eastAsia="Arial Narrow" w:hAnsi="Arial Narrow" w:cs="Arial Narrow"/>
+          <w:b/>
+          <w:color w:val="000000"/>
+          <w:kern w:val="0"/>
+          <w:lang w:eastAsia="es-PE"/>
+          <ns2:ligatures ns2:val="none"/>
         </w:rPr>
         <w:t xml:space="preserve">DENUNCIANTE:[DENUNCIANTE] (SEÑORA [APELLIDO])</w:t>
       </w:r>
@@ -115,7 +115,7 @@
           <w:color w:val="000000"/>
           <w:kern w:val="0"/>
           <w:lang w:eastAsia="es-PE"/>
-          <w14:ligatures w14:val="none"/>
+          <ns2:ligatures ns2:val="none"/>
         </w:rPr>
         <w:tab/>
         <w:t/>
@@ -127,7 +127,7 @@
           <w:color w:val="000000"/>
           <w:kern w:val="0"/>
           <w:lang w:eastAsia="es-PE"/>
-          <w14:ligatures w14:val="none"/>
+          <ns2:ligatures ns2:val="none"/>
         </w:rPr>
         <w:tab/>
       </w:r>
@@ -138,7 +138,7 @@
           <w:color w:val="000000"/>
           <w:kern w:val="0"/>
           <w:lang w:eastAsia="es-PE"/>
-          <w14:ligatures w14:val="none"/>
+          <ns2:ligatures ns2:val="none"/>
         </w:rPr>
         <w:t xml:space="preserve"/>
       </w:r>
@@ -150,7 +150,7 @@
           <w:color w:val="000000"/>
           <w:kern w:val="0"/>
           <w:lang w:eastAsia="es-PE"/>
-          <w14:ligatures w14:val="none"/>
+          <ns2:ligatures ns2:val="none"/>
         </w:rPr>
         <w:t/>
       </w:r>
@@ -162,12 +162,12 @@
           <w:color w:val="000000"/>
           <w:kern w:val="0"/>
           <w:lang w:eastAsia="es-PE"/>
-          <w14:ligatures w14:val="none"/>
+          <ns2:ligatures ns2:val="none"/>
         </w:rPr>
         <w:t xml:space="preserve"/>
       </w:r>
     </w:p>
-    <w:p>
+    <w:p ns2:paraId="6DEEEDFE" ns2:textId="08F9F006">
       <w:pPr>
         <w:tabs>
           <w:tab w:val="left" w:pos="1701"/>
@@ -182,17 +182,17 @@
           <w:color w:val="000000"/>
           <w:kern w:val="0"/>
           <w:lang w:eastAsia="es-PE"/>
-          <w14:ligatures w14:val="none"/>
-        </w:rPr>
-      </w:pPr>
-      <w:r>
-        <w:rPr>
-          <w:rFonts w:ascii="Arial Narrow" w:eastAsia="Arial Narrow" w:hAnsi="Arial Narrow" w:cs="Arial Narrow"/>
-          <w:b/>
-          <w:color w:val="000000"/>
-          <w:kern w:val="0"/>
-          <w:lang w:eastAsia="es-PE"/>
-          <w14:ligatures w14:val="none"/>
+          <ns2:ligatures ns2:val="none"/>
+        </w:rPr>
+      </w:pPr>
+      <w:r>
+        <w:rPr>
+          <w:rFonts w:ascii="Arial Narrow" w:eastAsia="Arial Narrow" w:hAnsi="Arial Narrow" w:cs="Arial Narrow"/>
+          <w:b/>
+          <w:color w:val="000000"/>
+          <w:kern w:val="0"/>
+          <w:lang w:eastAsia="es-PE"/>
+          <ns2:ligatures ns2:val="none"/>
         </w:rPr>
         <w:t>DENUNCIADO</w:t>
       </w:r>
@@ -203,7 +203,7 @@
           <w:color w:val="000000"/>
           <w:kern w:val="0"/>
           <w:lang w:eastAsia="es-PE"/>
-          <w14:ligatures w14:val="none"/>
+          <ns2:ligatures ns2:val="none"/>
         </w:rPr>
         <w:tab/>
         <w:t>:</w:t>
@@ -215,13 +215,13 @@
           <w:color w:val="000000"/>
           <w:kern w:val="0"/>
           <w:lang w:eastAsia="es-PE"/>
-          <w14:ligatures w14:val="none"/>
+          <ns2:ligatures ns2:val="none"/>
         </w:rPr>
         <w:tab/>
         <w:t>MAPFRE PERÚ COMPAÑÍA DE SEGUROS Y REASEGUROS S.A. (MAPFRE)</w:t>
       </w:r>
     </w:p>
-    <w:p>
+    <w:p ns2:paraId="022D2B94" ns2:textId="178494D5">
       <w:pPr>
         <w:tabs>
           <w:tab w:val="left" w:pos="1701"/>
@@ -236,17 +236,17 @@
           <w:color w:val="000000"/>
           <w:kern w:val="0"/>
           <w:lang w:eastAsia="es-PE"/>
-          <w14:ligatures w14:val="none"/>
-        </w:rPr>
-      </w:pPr>
-      <w:r>
-        <w:rPr>
-          <w:rFonts w:ascii="Arial Narrow" w:eastAsia="Arial Narrow" w:hAnsi="Arial Narrow" w:cs="Arial Narrow"/>
-          <w:b/>
-          <w:color w:val="000000"/>
-          <w:kern w:val="0"/>
-          <w:lang w:eastAsia="es-PE"/>
-          <w14:ligatures w14:val="none"/>
+          <ns2:ligatures ns2:val="none"/>
+        </w:rPr>
+      </w:pPr>
+      <w:r>
+        <w:rPr>
+          <w:rFonts w:ascii="Arial Narrow" w:eastAsia="Arial Narrow" w:hAnsi="Arial Narrow" w:cs="Arial Narrow"/>
+          <w:b/>
+          <w:color w:val="000000"/>
+          <w:kern w:val="0"/>
+          <w:lang w:eastAsia="es-PE"/>
+          <ns2:ligatures ns2:val="none"/>
         </w:rPr>
         <w:t>MATERIAS</w:t>
       </w:r>
@@ -257,7 +257,7 @@
           <w:color w:val="000000"/>
           <w:kern w:val="0"/>
           <w:lang w:eastAsia="es-PE"/>
-          <w14:ligatures w14:val="none"/>
+          <ns2:ligatures ns2:val="none"/>
         </w:rPr>
         <w:tab/>
         <w:t xml:space="preserve">: </w:t>
@@ -269,13 +269,13 @@
           <w:color w:val="000000"/>
           <w:kern w:val="0"/>
           <w:lang w:eastAsia="es-PE"/>
-          <w14:ligatures w14:val="none"/>
+          <ns2:ligatures ns2:val="none"/>
         </w:rPr>
         <w:tab/>
         <w:t>ADMISIÓN A TRÁMITE</w:t>
       </w:r>
     </w:p>
-    <w:p>
+    <w:p ns2:paraId="19ED7B73" ns2:textId="77777777">
       <w:pPr>
         <w:tabs>
           <w:tab w:val="left" w:pos="1701"/>
@@ -290,22 +290,22 @@
           <w:color w:val="000000"/>
           <w:kern w:val="0"/>
           <w:lang w:eastAsia="es-PE"/>
-          <w14:ligatures w14:val="none"/>
-        </w:rPr>
-      </w:pPr>
-      <w:r>
-        <w:rPr>
-          <w:rFonts w:ascii="Arial Narrow" w:eastAsia="Arial Narrow" w:hAnsi="Arial Narrow" w:cs="Arial Narrow"/>
-          <w:b/>
-          <w:color w:val="000000"/>
-          <w:kern w:val="0"/>
-          <w:lang w:eastAsia="es-PE"/>
-          <w14:ligatures w14:val="none"/>
+          <ns2:ligatures ns2:val="none"/>
+        </w:rPr>
+      </w:pPr>
+      <w:r>
+        <w:rPr>
+          <w:rFonts w:ascii="Arial Narrow" w:eastAsia="Arial Narrow" w:hAnsi="Arial Narrow" w:cs="Arial Narrow"/>
+          <w:b/>
+          <w:color w:val="000000"/>
+          <w:kern w:val="0"/>
+          <w:lang w:eastAsia="es-PE"/>
+          <ns2:ligatures ns2:val="none"/>
         </w:rPr>
         <w:t xml:space="preserve">REQUERIMIENTO DE INFORMACIÓN </w:t>
       </w:r>
     </w:p>
-    <w:p>
+    <w:p ns2:paraId="46A5A479" ns2:textId="4DA3B61A">
       <w:pPr>
         <w:tabs>
           <w:tab w:val="left" w:pos="1701"/>
@@ -319,17 +319,17 @@
           <w:color w:val="000000"/>
           <w:kern w:val="0"/>
           <w:lang w:eastAsia="es-PE"/>
-          <w14:ligatures w14:val="none"/>
-        </w:rPr>
-      </w:pPr>
-      <w:r>
-        <w:rPr>
-          <w:rFonts w:ascii="Arial Narrow" w:eastAsia="Arial Narrow" w:hAnsi="Arial Narrow" w:cs="Arial Narrow"/>
-          <w:b/>
-          <w:color w:val="000000"/>
-          <w:kern w:val="0"/>
-          <w:lang w:eastAsia="es-PE"/>
-          <w14:ligatures w14:val="none"/>
+          <ns2:ligatures ns2:val="none"/>
+        </w:rPr>
+      </w:pPr>
+      <w:r>
+        <w:rPr>
+          <w:rFonts w:ascii="Arial Narrow" w:eastAsia="Arial Narrow" w:hAnsi="Arial Narrow" w:cs="Arial Narrow"/>
+          <w:b/>
+          <w:color w:val="000000"/>
+          <w:kern w:val="0"/>
+          <w:lang w:eastAsia="es-PE"/>
+          <ns2:ligatures ns2:val="none"/>
         </w:rPr>
         <w:t xml:space="preserve">RESOLUCIÓN </w:t>
       </w:r>
@@ -340,7 +340,7 @@
           <w:color w:val="000000"/>
           <w:kern w:val="0"/>
           <w:lang w:eastAsia="es-PE"/>
-          <w14:ligatures w14:val="none"/>
+          <ns2:ligatures ns2:val="none"/>
         </w:rPr>
         <w:tab/>
         <w:t>:</w:t>
@@ -352,7 +352,7 @@
           <w:color w:val="000000"/>
           <w:kern w:val="0"/>
           <w:lang w:eastAsia="es-PE"/>
-          <w14:ligatures w14:val="none"/>
+          <ns2:ligatures ns2:val="none"/>
         </w:rPr>
         <w:tab/>
       </w:r>
@@ -363,12 +363,12 @@
           <w:color w:val="000000"/>
           <w:kern w:val="0"/>
           <w:lang w:eastAsia="es-PE"/>
-          <w14:ligatures w14:val="none"/>
+          <ns2:ligatures ns2:val="none"/>
         </w:rPr>
         <w:t>1</w:t>
       </w:r>
     </w:p>
-    <w:p>
+    <w:p ns2:paraId="5BA3A18D" ns2:textId="77777777">
       <w:pPr>
         <w:tabs>
           <w:tab w:val="left" w:pos="1014"/>
@@ -381,11 +381,11 @@
           <w:kern w:val="0"/>
           <w:shd w:val="clear" w:color="auto" w:fill="FFFFFF"/>
           <w:lang w:eastAsia="es-PE"/>
-          <w14:ligatures w14:val="none"/>
-        </w:rPr>
-      </w:pPr>
-    </w:p>
-    <w:p>
+          <ns2:ligatures ns2:val="none"/>
+        </w:rPr>
+      </w:pPr>
+    </w:p>
+    <w:p ns2:paraId="2F799822" ns2:textId="1B7B727E">
       <w:pPr>
         <w:tabs>
           <w:tab w:val="left" w:pos="1014"/>
@@ -398,7 +398,7 @@
           <w:kern w:val="0"/>
           <w:shd w:val="clear" w:color="auto" w:fill="FFFFFF"/>
           <w:lang w:eastAsia="es-PE"/>
-          <w14:ligatures w14:val="none"/>
+          <ns2:ligatures ns2:val="none"/>
         </w:rPr>
       </w:pPr>
       <w:r>
@@ -408,7 +408,7 @@
           <w:kern w:val="0"/>
           <w:shd w:val="clear" w:color="auto" w:fill="FFFFFF"/>
           <w:lang w:eastAsia="es-PE"/>
-          <w14:ligatures w14:val="none"/>
+          <ns2:ligatures ns2:val="none"/>
         </w:rPr>
         <w:t xml:space="preserve">Lima, </w:t>
       </w:r>
@@ -419,7 +419,7 @@
           <w:kern w:val="0"/>
           <w:shd w:val="clear" w:color="auto" w:fill="FFFFFF"/>
           <w:lang w:eastAsia="es-PE"/>
-          <w14:ligatures w14:val="none"/>
+          <ns2:ligatures ns2:val="none"/>
         </w:rPr>
         <w:t>20</w:t>
       </w:r>
@@ -430,7 +430,7 @@
           <w:kern w:val="0"/>
           <w:shd w:val="clear" w:color="auto" w:fill="FFFFFF"/>
           <w:lang w:eastAsia="es-PE"/>
-          <w14:ligatures w14:val="none"/>
+          <ns2:ligatures ns2:val="none"/>
         </w:rPr>
         <w:t xml:space="preserve"> </w:t>
       </w:r>
@@ -441,7 +441,7 @@
           <w:kern w:val="0"/>
           <w:shd w:val="clear" w:color="auto" w:fill="FFFFFF"/>
           <w:lang w:eastAsia="es-PE"/>
-          <w14:ligatures w14:val="none"/>
+          <ns2:ligatures ns2:val="none"/>
         </w:rPr>
         <w:t xml:space="preserve">de </w:t>
       </w:r>
@@ -452,7 +452,7 @@
           <w:kern w:val="0"/>
           <w:shd w:val="clear" w:color="auto" w:fill="FFFFFF"/>
           <w:lang w:eastAsia="es-PE"/>
-          <w14:ligatures w14:val="none"/>
+          <ns2:ligatures ns2:val="none"/>
         </w:rPr>
         <w:t>noviembre</w:t>
       </w:r>
@@ -463,7 +463,7 @@
           <w:kern w:val="0"/>
           <w:shd w:val="clear" w:color="auto" w:fill="FFFFFF"/>
           <w:lang w:eastAsia="es-PE"/>
-          <w14:ligatures w14:val="none"/>
+          <ns2:ligatures ns2:val="none"/>
         </w:rPr>
         <w:t xml:space="preserve"> </w:t>
       </w:r>
@@ -474,12 +474,12 @@
           <w:kern w:val="0"/>
           <w:shd w:val="clear" w:color="auto" w:fill="FFFFFF"/>
           <w:lang w:eastAsia="es-PE"/>
-          <w14:ligatures w14:val="none"/>
+          <ns2:ligatures ns2:val="none"/>
         </w:rPr>
         <w:t>de 2025</w:t>
       </w:r>
     </w:p>
-    <w:p>
+    <w:p ns2:paraId="66CE1821" ns2:textId="77777777">
       <w:pPr>
         <w:tabs>
           <w:tab w:val="left" w:pos="1014"/>
@@ -491,11 +491,11 @@
           <w:color w:val="000000"/>
           <w:kern w:val="0"/>
           <w:lang w:eastAsia="es-PE"/>
-          <w14:ligatures w14:val="none"/>
-        </w:rPr>
-      </w:pPr>
-    </w:p>
-    <w:p>
+          <ns2:ligatures ns2:val="none"/>
+        </w:rPr>
+      </w:pPr>
+    </w:p>
+    <w:p ns2:paraId="0B80AAA5" ns2:textId="77777777">
       <w:pPr>
         <w:numPr>
           <w:ilvl w:val="0"/>
@@ -509,22 +509,22 @@
           <w:color w:val="000000"/>
           <w:kern w:val="0"/>
           <w:lang w:eastAsia="es-PE"/>
-          <w14:ligatures w14:val="none"/>
-        </w:rPr>
-      </w:pPr>
-      <w:r>
-        <w:rPr>
-          <w:rFonts w:ascii="Arial Narrow" w:eastAsia="Arial Narrow" w:hAnsi="Arial Narrow" w:cs="Arial Narrow"/>
-          <w:b/>
-          <w:color w:val="000000"/>
-          <w:kern w:val="0"/>
-          <w:lang w:eastAsia="es-PE"/>
-          <w14:ligatures w14:val="none"/>
+          <ns2:ligatures ns2:val="none"/>
+        </w:rPr>
+      </w:pPr>
+      <w:r>
+        <w:rPr>
+          <w:rFonts w:ascii="Arial Narrow" w:eastAsia="Arial Narrow" w:hAnsi="Arial Narrow" w:cs="Arial Narrow"/>
+          <w:b/>
+          <w:color w:val="000000"/>
+          <w:kern w:val="0"/>
+          <w:lang w:eastAsia="es-PE"/>
+          <ns2:ligatures ns2:val="none"/>
         </w:rPr>
         <w:t xml:space="preserve">HECHOS </w:t>
       </w:r>
     </w:p>
-    <w:p>
+    <w:p ns2:paraId="621F2AB2" ns2:textId="77777777">
       <w:pPr>
         <w:spacing w:after="0" w:line="240" w:lineRule="auto"/>
         <w:jc w:val="both"/>
@@ -533,11 +533,11 @@
           <w:color w:val="000000"/>
           <w:kern w:val="0"/>
           <w:lang w:eastAsia="es-PE"/>
-          <w14:ligatures w14:val="none"/>
-        </w:rPr>
-      </w:pPr>
-    </w:p>
-    <w:p>
+          <ns2:ligatures ns2:val="none"/>
+        </w:rPr>
+      </w:pPr>
+    </w:p>
+    <w:p ns2:paraId="60B5D5B0" ns2:textId="397034CF">
       <w:pPr>
         <w:numPr>
           <w:ilvl w:val="1"/>
@@ -551,7 +551,7 @@
           <w:color w:val="000000"/>
           <w:kern w:val="0"/>
           <w:lang w:val="es-ES" w:eastAsia="es-ES"/>
-          <w14:ligatures w14:val="none"/>
+          <ns2:ligatures ns2:val="none"/>
         </w:rPr>
       </w:pPr>
       <w:r>
@@ -560,7 +560,7 @@
           <w:color w:val="000000"/>
           <w:kern w:val="0"/>
           <w:lang w:val="es-ES" w:eastAsia="es-ES"/>
-          <w14:ligatures w14:val="none"/>
+          <ns2:ligatures ns2:val="none"/>
         </w:rPr>
         <w:t xml:space="preserve">Mediante el escrito del 2 de agosto de 2025, subsanada mediante escrito del 17 de setiembre de 2025, la señora [APELLIDO] denunció a Mapfre por presuntas infracciones a la Ley 29571, Código de Protección y Defensa del Consumidor (en adelante, Código), señalando lo siguiente:</w:t>
       </w:r>
@@ -570,7 +570,7 @@
           <w:color w:val="000000"/>
           <w:kern w:val="0"/>
           <w:lang w:val="es-ES" w:eastAsia="es-ES"/>
-          <w14:ligatures w14:val="none"/>
+          <ns2:ligatures ns2:val="none"/>
         </w:rPr>
         <w:t/>
       </w:r>
@@ -582,7 +582,7 @@
           <w:kern w:val="0"/>
           <w:vertAlign w:val="superscript"/>
           <w:lang w:val="es-ES" w:eastAsia="es-ES"/>
-          <w14:ligatures w14:val="none"/>
+          <ns2:ligatures ns2:val="none"/>
         </w:rPr>
         <w:footnoteReference w:id="1"/>
       </w:r>
@@ -592,7 +592,7 @@
           <w:color w:val="000000"/>
           <w:kern w:val="0"/>
           <w:lang w:val="es-ES" w:eastAsia="es-ES"/>
-          <w14:ligatures w14:val="none"/>
+          <ns2:ligatures ns2:val="none"/>
         </w:rPr>
         <w:t xml:space="preserve"/>
       </w:r>
@@ -602,7 +602,7 @@
           <w:color w:val="000000"/>
           <w:kern w:val="0"/>
           <w:lang w:val="es-ES" w:eastAsia="es-ES"/>
-          <w14:ligatures w14:val="none"/>
+          <ns2:ligatures ns2:val="none"/>
         </w:rPr>
         <w:t/>
       </w:r>
@@ -610,7 +610,7 @@
         <w:rPr>
           <w:rFonts w:ascii="Arial Narrow" w:eastAsia="Calibri" w:hAnsi="Arial Narrow" w:cs="Arial"/>
           <w:kern w:val="0"/>
-          <w14:ligatures w14:val="none"/>
+          <ns2:ligatures ns2:val="none"/>
         </w:rPr>
         <w:t/>
       </w:r>
@@ -618,7 +618,7 @@
         <w:rPr>
           <w:rFonts w:ascii="Arial Narrow" w:eastAsia="Calibri" w:hAnsi="Arial Narrow" w:cs="Arial"/>
           <w:kern w:val="0"/>
-          <w14:ligatures w14:val="none"/>
+          <ns2:ligatures ns2:val="none"/>
         </w:rPr>
         <w:t xml:space="preserve"/>
       </w:r>
@@ -626,7 +626,7 @@
         <w:rPr>
           <w:rFonts w:ascii="Arial Narrow" w:eastAsia="Calibri" w:hAnsi="Arial Narrow" w:cs="Arial"/>
           <w:kern w:val="0"/>
-          <w14:ligatures w14:val="none"/>
+          <ns2:ligatures ns2:val="none"/>
         </w:rPr>
         <w:t xml:space="preserve"/>
       </w:r>
@@ -634,7 +634,7 @@
         <w:rPr>
           <w:rFonts w:ascii="Arial Narrow" w:eastAsia="Calibri" w:hAnsi="Arial Narrow" w:cs="Arial"/>
           <w:kern w:val="0"/>
-          <w14:ligatures w14:val="none"/>
+          <ns2:ligatures ns2:val="none"/>
         </w:rPr>
         <w:t/>
       </w:r>
@@ -644,7 +644,7 @@
           <w:color w:val="000000"/>
           <w:kern w:val="0"/>
           <w:lang w:val="es-ES" w:eastAsia="es-ES"/>
-          <w14:ligatures w14:val="none"/>
+          <ns2:ligatures ns2:val="none"/>
         </w:rPr>
         <w:t xml:space="preserve"/>
       </w:r>
@@ -654,7 +654,7 @@
           <w:color w:val="000000"/>
           <w:kern w:val="0"/>
           <w:lang w:val="es-ES" w:eastAsia="es-ES"/>
-          <w14:ligatures w14:val="none"/>
+          <ns2:ligatures ns2:val="none"/>
         </w:rPr>
         <w:t xml:space="preserve"/>
       </w:r>
@@ -664,7 +664,7 @@
           <w:color w:val="000000"/>
           <w:kern w:val="0"/>
           <w:lang w:val="es-ES" w:eastAsia="es-ES"/>
-          <w14:ligatures w14:val="none"/>
+          <ns2:ligatures ns2:val="none"/>
         </w:rPr>
         <w:t/>
       </w:r>
@@ -676,7 +676,7 @@
           <w:kern w:val="0"/>
           <w:vertAlign w:val="superscript"/>
           <w:lang w:val="es-ES" w:eastAsia="es-ES"/>
-          <w14:ligatures w14:val="none"/>
+          <ns2:ligatures ns2:val="none"/>
         </w:rPr>
         <w:footnoteReference w:id="2"/>
       </w:r>
@@ -686,7 +686,7 @@
           <w:color w:val="000000"/>
           <w:kern w:val="0"/>
           <w:lang w:val="es-ES" w:eastAsia="es-ES"/>
-          <w14:ligatures w14:val="none"/>
+          <ns2:ligatures ns2:val="none"/>
         </w:rPr>
         <w:t xml:space="preserve"/>
       </w:r>
@@ -697,12 +697,12 @@
           <w:color w:val="000000"/>
           <w:kern w:val="0"/>
           <w:lang w:val="es-ES" w:eastAsia="es-ES"/>
-          <w14:ligatures w14:val="none"/>
+          <ns2:ligatures ns2:val="none"/>
         </w:rPr>
         <w:t/>
       </w:r>
     </w:p>
-    <w:p>
+    <w:p ns2:paraId="3AD3B7C6" ns2:textId="77777777">
       <w:pPr>
         <w:tabs>
           <w:tab w:val="left" w:pos="1134"/>
@@ -714,11 +714,11 @@
           <w:color w:val="000000"/>
           <w:kern w:val="0"/>
           <w:lang w:val="es-ES" w:eastAsia="es-ES"/>
-          <w14:ligatures w14:val="none"/>
-        </w:rPr>
-      </w:pPr>
-    </w:p>
-    <w:p>
+          <ns2:ligatures ns2:val="none"/>
+        </w:rPr>
+      </w:pPr>
+    </w:p>
+    <w:p ns2:paraId="1B19B14A" ns2:textId="59A0C21A">
       <w:pPr>
         <w:pStyle w:val="Prrafodelista"/>
         <w:numPr>
@@ -737,7 +737,7 @@
           <w:color w:val="000000"/>
           <w:kern w:val="0"/>
           <w:lang w:eastAsia="es-ES"/>
-          <w14:ligatures w14:val="none"/>
+          <ns2:ligatures ns2:val="none"/>
         </w:rPr>
       </w:pPr>
       <w:r>
@@ -746,7 +746,7 @@
           <w:color w:val="000000"/>
           <w:kern w:val="0"/>
           <w:lang w:eastAsia="es-ES"/>
-          <w14:ligatures w14:val="none"/>
+          <ns2:ligatures ns2:val="none"/>
         </w:rPr>
         <w:t xml:space="preserve">El 19 de julio de 2006, </w:t>
       </w:r>
@@ -756,7 +756,7 @@
           <w:color w:val="000000"/>
           <w:kern w:val="0"/>
           <w:lang w:eastAsia="es-ES"/>
-          <w14:ligatures w14:val="none"/>
+          <ns2:ligatures ns2:val="none"/>
         </w:rPr>
         <w:t xml:space="preserve">adquirió el Seguro de sepelio – Póliza </w:t>
       </w:r>
@@ -767,7 +767,7 @@
           <w:color w:val="000000"/>
           <w:kern w:val="0"/>
           <w:lang w:eastAsia="es-ES"/>
-          <w14:ligatures w14:val="none"/>
+          <ns2:ligatures ns2:val="none"/>
         </w:rPr>
         <w:t/>
       </w:r>
@@ -778,7 +778,7 @@
           <w:color w:val="000000"/>
           <w:kern w:val="0"/>
           <w:lang w:eastAsia="es-ES"/>
-          <w14:ligatures w14:val="none"/>
+          <ns2:ligatures ns2:val="none"/>
         </w:rPr>
         <w:t xml:space="preserve"> 97 00182780 101 </w:t>
       </w:r>
@@ -788,7 +788,7 @@
           <w:color w:val="000000"/>
           <w:kern w:val="0"/>
           <w:lang w:eastAsia="es-ES"/>
-          <w14:ligatures w14:val="none"/>
+          <ns2:ligatures ns2:val="none"/>
         </w:rPr>
         <w:t>emitido</w:t>
       </w:r>
@@ -798,7 +798,7 @@
           <w:color w:val="000000"/>
           <w:kern w:val="0"/>
           <w:lang w:eastAsia="es-ES"/>
-          <w14:ligatures w14:val="none"/>
+          <ns2:ligatures ns2:val="none"/>
         </w:rPr>
         <w:t xml:space="preserve"> por </w:t>
       </w:r>
@@ -808,7 +808,7 @@
           <w:color w:val="000000"/>
           <w:kern w:val="0"/>
           <w:lang w:val="es-ES" w:eastAsia="es-ES"/>
-          <w14:ligatures w14:val="none"/>
+          <ns2:ligatures ns2:val="none"/>
         </w:rPr>
         <w:t>Mapfre</w:t>
       </w:r>
@@ -818,12 +818,12 @@
           <w:color w:val="000000"/>
           <w:kern w:val="0"/>
           <w:lang w:eastAsia="es-ES"/>
-          <w14:ligatures w14:val="none"/>
+          <ns2:ligatures ns2:val="none"/>
         </w:rPr>
         <w:t xml:space="preserve"> (en adelante, Seguro de sepelio), a favor de su grupo familiar conformado por su padre, su madre y tres hijas, bajo un único contrato en el que se registró a los cinco integrantes. En esa oportunidad se informó que la cobertura consistía en una tumba familiar para los cinco asegurados, y que no se celebrarían contratos individuales para cada uno.</w:t>
       </w:r>
     </w:p>
-    <w:p>
+    <w:p ns2:paraId="43B315C9" ns2:textId="77777777">
       <w:pPr>
         <w:pStyle w:val="Prrafodelista"/>
         <w:spacing w:after="0" w:line="240" w:lineRule="auto"/>
@@ -834,11 +834,11 @@
           <w:color w:val="000000"/>
           <w:kern w:val="0"/>
           <w:lang w:eastAsia="es-ES"/>
-          <w14:ligatures w14:val="none"/>
-        </w:rPr>
-      </w:pPr>
-    </w:p>
-    <w:p>
+          <ns2:ligatures ns2:val="none"/>
+        </w:rPr>
+      </w:pPr>
+    </w:p>
+    <w:p ns2:paraId="485798CF" ns2:textId="42DD67D5">
       <w:pPr>
         <w:pStyle w:val="Prrafodelista"/>
         <w:numPr>
@@ -856,7 +856,7 @@
           <w:color w:val="000000"/>
           <w:kern w:val="0"/>
           <w:lang w:eastAsia="es-ES"/>
-          <w14:ligatures w14:val="none"/>
+          <ns2:ligatures ns2:val="none"/>
         </w:rPr>
       </w:pPr>
       <w:r>
@@ -865,7 +865,7 @@
           <w:color w:val="000000"/>
           <w:kern w:val="0"/>
           <w:lang w:eastAsia="es-ES"/>
-          <w14:ligatures w14:val="none"/>
+          <ns2:ligatures ns2:val="none"/>
         </w:rPr>
         <w:t>Entre el 19 de julio de 2006 y el 21 de septiembre de 2024, se efectuaron pagos periódicos de las primas del Seguro de sepelio. Al 21 de septiembre de 2024, el monto total cancelado por dicho concepto ascendía a S/ 14</w:t>
       </w:r>
@@ -875,7 +875,7 @@
           <w:color w:val="000000"/>
           <w:kern w:val="0"/>
           <w:lang w:eastAsia="es-ES"/>
-          <w14:ligatures w14:val="none"/>
+          <ns2:ligatures ns2:val="none"/>
         </w:rPr>
         <w:t xml:space="preserve"> </w:t>
       </w:r>
@@ -885,12 +885,12 @@
           <w:color w:val="000000"/>
           <w:kern w:val="0"/>
           <w:lang w:eastAsia="es-ES"/>
-          <w14:ligatures w14:val="none"/>
+          <ns2:ligatures ns2:val="none"/>
         </w:rPr>
         <w:t>563,50.</w:t>
       </w:r>
     </w:p>
-    <w:p>
+    <w:p ns2:paraId="638E2067" ns2:textId="77777777">
       <w:pPr>
         <w:pStyle w:val="Prrafodelista"/>
         <w:spacing w:after="0" w:line="240" w:lineRule="auto"/>
@@ -901,11 +901,11 @@
           <w:color w:val="000000"/>
           <w:kern w:val="0"/>
           <w:lang w:eastAsia="es-ES"/>
-          <w14:ligatures w14:val="none"/>
-        </w:rPr>
-      </w:pPr>
-    </w:p>
-    <w:p>
+          <ns2:ligatures ns2:val="none"/>
+        </w:rPr>
+      </w:pPr>
+    </w:p>
+    <w:p ns2:paraId="5E7DFC23" ns2:textId="42514BB9">
       <w:pPr>
         <w:pStyle w:val="Prrafodelista"/>
         <w:numPr>
@@ -923,7 +923,7 @@
           <w:color w:val="000000"/>
           <w:kern w:val="0"/>
           <w:lang w:eastAsia="es-ES"/>
-          <w14:ligatures w14:val="none"/>
+          <ns2:ligatures ns2:val="none"/>
         </w:rPr>
       </w:pPr>
       <w:r>
@@ -932,7 +932,7 @@
           <w:color w:val="000000"/>
           <w:kern w:val="0"/>
           <w:lang w:eastAsia="es-ES"/>
-          <w14:ligatures w14:val="none"/>
+          <ns2:ligatures ns2:val="none"/>
         </w:rPr>
         <w:t xml:space="preserve">El 1 de octubre de 2024, falleció su padre, el señor [APELLIDO] [APELLIDO] Chávez, quien se encontraba incluido como asegurado en el Seguro de sepelio.</w:t>
       </w:r>
@@ -942,7 +942,7 @@
           <w:color w:val="000000"/>
           <w:kern w:val="0"/>
           <w:lang w:eastAsia="es-ES"/>
-          <w14:ligatures w14:val="none"/>
+          <ns2:ligatures ns2:val="none"/>
         </w:rPr>
         <w:t/>
       </w:r>
@@ -952,7 +952,7 @@
           <w:color w:val="000000"/>
           <w:kern w:val="0"/>
           <w:lang w:eastAsia="es-ES"/>
-          <w14:ligatures w14:val="none"/>
+          <ns2:ligatures ns2:val="none"/>
         </w:rPr>
         <w:t xml:space="preserve"/>
       </w:r>
@@ -962,7 +962,7 @@
           <w:color w:val="000000"/>
           <w:kern w:val="0"/>
           <w:lang w:eastAsia="es-ES"/>
-          <w14:ligatures w14:val="none"/>
+          <ns2:ligatures ns2:val="none"/>
         </w:rPr>
         <w:t xml:space="preserve"/>
       </w:r>
@@ -972,12 +972,12 @@
           <w:color w:val="000000"/>
           <w:kern w:val="0"/>
           <w:lang w:eastAsia="es-ES"/>
-          <w14:ligatures w14:val="none"/>
+          <ns2:ligatures ns2:val="none"/>
         </w:rPr>
         <w:t/>
       </w:r>
     </w:p>
-    <w:p>
+    <w:p ns2:paraId="223EBA0F" ns2:textId="77777777">
       <w:pPr>
         <w:pStyle w:val="Prrafodelista"/>
         <w:spacing w:after="0" w:line="240" w:lineRule="auto"/>
@@ -988,11 +988,11 @@
           <w:color w:val="000000"/>
           <w:kern w:val="0"/>
           <w:lang w:eastAsia="es-ES"/>
-          <w14:ligatures w14:val="none"/>
-        </w:rPr>
-      </w:pPr>
-    </w:p>
-    <w:p>
+          <ns2:ligatures ns2:val="none"/>
+        </w:rPr>
+      </w:pPr>
+    </w:p>
+    <w:p ns2:paraId="4E4A65CF" ns2:textId="0E2DBD49">
       <w:pPr>
         <w:pStyle w:val="Prrafodelista"/>
         <w:numPr>
@@ -1010,7 +1010,7 @@
           <w:color w:val="000000"/>
           <w:kern w:val="0"/>
           <w:lang w:eastAsia="es-ES"/>
-          <w14:ligatures w14:val="none"/>
+          <ns2:ligatures ns2:val="none"/>
         </w:rPr>
       </w:pPr>
       <w:r>
@@ -1019,7 +1019,7 @@
           <w:color w:val="000000"/>
           <w:kern w:val="0"/>
           <w:lang w:eastAsia="es-ES"/>
-          <w14:ligatures w14:val="none"/>
+          <ns2:ligatures ns2:val="none"/>
         </w:rPr>
         <w:t>Posteriormente</w:t>
       </w:r>
@@ -1029,7 +1029,7 @@
           <w:color w:val="000000"/>
           <w:kern w:val="0"/>
           <w:lang w:eastAsia="es-ES"/>
-          <w14:ligatures w14:val="none"/>
+          <ns2:ligatures ns2:val="none"/>
         </w:rPr>
         <w:t xml:space="preserve">, al solicitar la activación de la cobertura del Seguro de sepelio ante </w:t>
       </w:r>
@@ -1039,7 +1039,7 @@
           <w:color w:val="000000"/>
           <w:kern w:val="0"/>
           <w:lang w:val="es-ES" w:eastAsia="es-ES"/>
-          <w14:ligatures w14:val="none"/>
+          <ns2:ligatures ns2:val="none"/>
         </w:rPr>
         <w:t>Mapfre</w:t>
       </w:r>
@@ -1049,7 +1049,7 @@
           <w:color w:val="000000"/>
           <w:kern w:val="0"/>
           <w:lang w:eastAsia="es-ES"/>
-          <w14:ligatures w14:val="none"/>
+          <ns2:ligatures ns2:val="none"/>
         </w:rPr>
         <w:t>, se</w:t>
       </w:r>
@@ -1059,7 +1059,7 @@
           <w:color w:val="000000"/>
           <w:kern w:val="0"/>
           <w:lang w:eastAsia="es-ES"/>
-          <w14:ligatures w14:val="none"/>
+          <ns2:ligatures ns2:val="none"/>
         </w:rPr>
         <w:t xml:space="preserve"> le</w:t>
       </w:r>
@@ -1069,7 +1069,7 @@
           <w:color w:val="000000"/>
           <w:kern w:val="0"/>
           <w:lang w:eastAsia="es-ES"/>
-          <w14:ligatures w14:val="none"/>
+          <ns2:ligatures ns2:val="none"/>
         </w:rPr>
         <w:t xml:space="preserve"> comunicó que las condiciones del Seguro de sepelio habían cambiado desde la pandemia</w:t>
       </w:r>
@@ -1079,7 +1079,7 @@
           <w:color w:val="000000"/>
           <w:kern w:val="0"/>
           <w:lang w:eastAsia="es-ES"/>
-          <w14:ligatures w14:val="none"/>
+          <ns2:ligatures ns2:val="none"/>
         </w:rPr>
         <w:t xml:space="preserve"> </w:t>
       </w:r>
@@ -1089,7 +1089,7 @@
           <w:color w:val="000000"/>
           <w:kern w:val="0"/>
           <w:lang w:eastAsia="es-ES"/>
-          <w14:ligatures w14:val="none"/>
+          <ns2:ligatures ns2:val="none"/>
         </w:rPr>
         <w:t>precisándose que</w:t>
       </w:r>
@@ -1099,7 +1099,7 @@
           <w:color w:val="000000"/>
           <w:kern w:val="0"/>
           <w:lang w:eastAsia="es-ES"/>
-          <w14:ligatures w14:val="none"/>
+          <ns2:ligatures ns2:val="none"/>
         </w:rPr>
         <w:t xml:space="preserve"> </w:t>
       </w:r>
@@ -1109,7 +1109,7 @@
           <w:color w:val="000000"/>
           <w:kern w:val="0"/>
           <w:lang w:eastAsia="es-ES"/>
-          <w14:ligatures w14:val="none"/>
+          <ns2:ligatures ns2:val="none"/>
         </w:rPr>
         <w:t>la sepultura del padre y de cada asegurado que falleciera en el futuro se realizaría en tumbas individuales compartidas con otras nueve personas</w:t>
       </w:r>
@@ -1119,7 +1119,7 @@
           <w:color w:val="000000"/>
           <w:kern w:val="0"/>
           <w:lang w:eastAsia="es-ES"/>
-          <w14:ligatures w14:val="none"/>
+          <ns2:ligatures ns2:val="none"/>
         </w:rPr>
         <w:t xml:space="preserve">, pero no se lo habían informado ni </w:t>
       </w:r>
@@ -1129,7 +1129,7 @@
           <w:color w:val="000000"/>
           <w:kern w:val="0"/>
           <w:lang w:eastAsia="es-ES"/>
-          <w14:ligatures w14:val="none"/>
+          <ns2:ligatures ns2:val="none"/>
         </w:rPr>
         <w:t>había dado</w:t>
       </w:r>
@@ -1139,7 +1139,7 @@
           <w:color w:val="000000"/>
           <w:kern w:val="0"/>
           <w:lang w:eastAsia="es-ES"/>
-          <w14:ligatures w14:val="none"/>
+          <ns2:ligatures ns2:val="none"/>
         </w:rPr>
         <w:t xml:space="preserve"> su consentimiento del</w:t>
       </w:r>
@@ -1149,7 +1149,7 @@
           <w:color w:val="000000"/>
           <w:kern w:val="0"/>
           <w:lang w:eastAsia="es-ES"/>
-          <w14:ligatures w14:val="none"/>
+          <ns2:ligatures ns2:val="none"/>
         </w:rPr>
         <w:t xml:space="preserve"> referido</w:t>
       </w:r>
@@ -1159,7 +1159,7 @@
           <w:color w:val="000000"/>
           <w:kern w:val="0"/>
           <w:lang w:eastAsia="es-ES"/>
-          <w14:ligatures w14:val="none"/>
+          <ns2:ligatures ns2:val="none"/>
         </w:rPr>
         <w:t xml:space="preserve"> cambio</w:t>
       </w:r>
@@ -1169,12 +1169,12 @@
           <w:color w:val="000000"/>
           <w:kern w:val="0"/>
           <w:lang w:eastAsia="es-ES"/>
-          <w14:ligatures w14:val="none"/>
+          <ns2:ligatures ns2:val="none"/>
         </w:rPr>
         <w:t>.</w:t>
       </w:r>
     </w:p>
-    <w:p>
+    <w:p ns2:paraId="17309AFB" ns2:textId="77777777">
       <w:pPr>
         <w:pStyle w:val="Prrafodelista"/>
         <w:rPr>
@@ -1182,11 +1182,11 @@
           <w:color w:val="000000"/>
           <w:kern w:val="0"/>
           <w:lang w:eastAsia="es-ES"/>
-          <w14:ligatures w14:val="none"/>
-        </w:rPr>
-      </w:pPr>
-    </w:p>
-    <w:p>
+          <ns2:ligatures ns2:val="none"/>
+        </w:rPr>
+      </w:pPr>
+    </w:p>
+    <w:p ns2:paraId="5B74A824" ns2:textId="3439BE71">
       <w:pPr>
         <w:pStyle w:val="Prrafodelista"/>
         <w:numPr>
@@ -1204,7 +1204,7 @@
           <w:color w:val="000000"/>
           <w:kern w:val="0"/>
           <w:lang w:eastAsia="es-ES"/>
-          <w14:ligatures w14:val="none"/>
+          <ns2:ligatures ns2:val="none"/>
         </w:rPr>
       </w:pPr>
       <w:r>
@@ -1213,7 +1213,7 @@
           <w:color w:val="000000"/>
           <w:kern w:val="0"/>
           <w:lang w:eastAsia="es-ES"/>
-          <w14:ligatures w14:val="none"/>
+          <ns2:ligatures ns2:val="none"/>
         </w:rPr>
         <w:t>Posteriormente</w:t>
       </w:r>
@@ -1223,7 +1223,7 @@
           <w:color w:val="000000"/>
           <w:kern w:val="0"/>
           <w:lang w:eastAsia="es-ES"/>
-          <w14:ligatures w14:val="none"/>
+          <ns2:ligatures ns2:val="none"/>
         </w:rPr>
         <w:t xml:space="preserve">, </w:t>
       </w:r>
@@ -1233,7 +1233,7 @@
           <w:color w:val="000000"/>
           <w:kern w:val="0"/>
           <w:lang w:eastAsia="es-ES"/>
-          <w14:ligatures w14:val="none"/>
+          <ns2:ligatures ns2:val="none"/>
         </w:rPr>
         <w:t>decidió junto con su familia</w:t>
       </w:r>
@@ -1243,7 +1243,7 @@
           <w:color w:val="000000"/>
           <w:kern w:val="0"/>
           <w:lang w:eastAsia="es-ES"/>
-          <w14:ligatures w14:val="none"/>
+          <ns2:ligatures ns2:val="none"/>
         </w:rPr>
         <w:t xml:space="preserve"> no utilizar el servicio de sepelio ofrecido por </w:t>
       </w:r>
@@ -1253,7 +1253,7 @@
           <w:color w:val="000000"/>
           <w:kern w:val="0"/>
           <w:lang w:val="es-ES" w:eastAsia="es-ES"/>
-          <w14:ligatures w14:val="none"/>
+          <ns2:ligatures ns2:val="none"/>
         </w:rPr>
         <w:t>Mapfre</w:t>
       </w:r>
@@ -1263,7 +1263,7 @@
           <w:color w:val="000000"/>
           <w:kern w:val="0"/>
           <w:lang w:eastAsia="es-ES"/>
-          <w14:ligatures w14:val="none"/>
+          <ns2:ligatures ns2:val="none"/>
         </w:rPr>
         <w:t xml:space="preserve"> </w:t>
       </w:r>
@@ -1273,7 +1273,7 @@
           <w:color w:val="000000"/>
           <w:kern w:val="0"/>
           <w:lang w:eastAsia="es-ES"/>
-          <w14:ligatures w14:val="none"/>
+          <ns2:ligatures ns2:val="none"/>
         </w:rPr>
         <w:t xml:space="preserve">y contrataron un servicio de sepultura familiar con </w:t>
       </w:r>
@@ -1283,7 +1283,7 @@
           <w:color w:val="000000"/>
           <w:kern w:val="0"/>
           <w:lang w:eastAsia="es-ES"/>
-          <w14:ligatures w14:val="none"/>
+          <ns2:ligatures ns2:val="none"/>
         </w:rPr>
         <w:t>otra empresa</w:t>
       </w:r>
@@ -1293,7 +1293,7 @@
           <w:color w:val="000000"/>
           <w:kern w:val="0"/>
           <w:lang w:eastAsia="es-ES"/>
-          <w14:ligatures w14:val="none"/>
+          <ns2:ligatures ns2:val="none"/>
         </w:rPr>
         <w:t xml:space="preserve"> para su padre </w:t>
       </w:r>
@@ -1303,7 +1303,7 @@
           <w:color w:val="000000"/>
           <w:kern w:val="0"/>
           <w:lang w:eastAsia="es-ES"/>
-          <w14:ligatures w14:val="none"/>
+          <ns2:ligatures ns2:val="none"/>
         </w:rPr>
         <w:t xml:space="preserve">en otro camposanto </w:t>
       </w:r>
@@ -1313,12 +1313,12 @@
           <w:color w:val="000000"/>
           <w:kern w:val="0"/>
           <w:lang w:eastAsia="es-ES"/>
-          <w14:ligatures w14:val="none"/>
+          <ns2:ligatures ns2:val="none"/>
         </w:rPr>
         <w:t>y su familia nuclear, realizándose la sepultura del padre en dicho camposanto.</w:t>
       </w:r>
     </w:p>
-    <w:p>
+    <w:p ns2:paraId="25634CFD" ns2:textId="70C0B918">
       <w:pPr>
         <w:pStyle w:val="Prrafodelista"/>
         <w:spacing w:after="0" w:line="240" w:lineRule="auto"/>
@@ -1329,7 +1329,7 @@
           <w:color w:val="000000"/>
           <w:kern w:val="0"/>
           <w:lang w:eastAsia="es-ES"/>
-          <w14:ligatures w14:val="none"/>
+          <ns2:ligatures ns2:val="none"/>
         </w:rPr>
       </w:pPr>
       <w:r>
@@ -1338,12 +1338,12 @@
           <w:color w:val="000000"/>
           <w:kern w:val="0"/>
           <w:lang w:eastAsia="es-ES"/>
-          <w14:ligatures w14:val="none"/>
+          <ns2:ligatures ns2:val="none"/>
         </w:rPr>
         <w:t xml:space="preserve"> </w:t>
       </w:r>
     </w:p>
-    <w:p>
+    <w:p ns2:paraId="2F9CF7F5" ns2:textId="7F7E3FC5">
       <w:pPr>
         <w:pStyle w:val="Prrafodelista"/>
         <w:numPr>
@@ -1361,7 +1361,7 @@
           <w:color w:val="000000"/>
           <w:kern w:val="0"/>
           <w:lang w:eastAsia="es-ES"/>
-          <w14:ligatures w14:val="none"/>
+          <ns2:ligatures ns2:val="none"/>
         </w:rPr>
       </w:pPr>
       <w:r>
@@ -1370,7 +1370,7 @@
           <w:color w:val="000000"/>
           <w:kern w:val="0"/>
           <w:lang w:eastAsia="es-ES"/>
-          <w14:ligatures w14:val="none"/>
+          <ns2:ligatures ns2:val="none"/>
         </w:rPr>
         <w:t>El 31 de octubre de 2024, presentó</w:t>
       </w:r>
@@ -1380,7 +1380,7 @@
           <w:color w:val="000000"/>
           <w:kern w:val="0"/>
           <w:lang w:eastAsia="es-ES"/>
-          <w14:ligatures w14:val="none"/>
+          <ns2:ligatures ns2:val="none"/>
         </w:rPr>
         <w:t xml:space="preserve"> </w:t>
       </w:r>
@@ -1390,7 +1390,7 @@
           <w:color w:val="000000"/>
           <w:kern w:val="0"/>
           <w:lang w:eastAsia="es-ES"/>
-          <w14:ligatures w14:val="none"/>
+          <ns2:ligatures ns2:val="none"/>
         </w:rPr>
         <w:t>un reclamo contra</w:t>
       </w:r>
@@ -1400,7 +1400,7 @@
           <w:color w:val="000000"/>
           <w:kern w:val="0"/>
           <w:lang w:val="es-ES" w:eastAsia="es-ES"/>
-          <w14:ligatures w14:val="none"/>
+          <ns2:ligatures ns2:val="none"/>
         </w:rPr>
         <w:t xml:space="preserve"> Mapfre</w:t>
       </w:r>
@@ -1410,7 +1410,7 @@
           <w:color w:val="000000"/>
           <w:kern w:val="0"/>
           <w:lang w:eastAsia="es-ES"/>
-          <w14:ligatures w14:val="none"/>
+          <ns2:ligatures ns2:val="none"/>
         </w:rPr>
         <w:t xml:space="preserve"> ante el </w:t>
       </w:r>
@@ -1420,7 +1420,7 @@
           <w:color w:val="000000"/>
           <w:kern w:val="0"/>
           <w:lang w:eastAsia="es-ES"/>
-          <w14:ligatures w14:val="none"/>
+          <ns2:ligatures ns2:val="none"/>
         </w:rPr>
         <w:t xml:space="preserve">Instituto Nacional de Defensa de la Competencia y de la Protección de la Propiedad Intelectual </w:t>
       </w:r>
@@ -1430,7 +1430,7 @@
           <w:color w:val="000000"/>
           <w:kern w:val="0"/>
           <w:lang w:eastAsia="es-ES"/>
-          <w14:ligatures w14:val="none"/>
+          <ns2:ligatures ns2:val="none"/>
         </w:rPr>
         <w:t>en relación con las condiciones del Seguro de sepelio y la atención del siniestro.</w:t>
       </w:r>
@@ -1440,7 +1440,7 @@
           <w:color w:val="000000"/>
           <w:kern w:val="0"/>
           <w:lang w:eastAsia="es-ES"/>
-          <w14:ligatures w14:val="none"/>
+          <ns2:ligatures ns2:val="none"/>
         </w:rPr>
         <w:t xml:space="preserve"> No obstante</w:t>
       </w:r>
@@ -1450,7 +1450,7 @@
           <w:color w:val="000000"/>
           <w:kern w:val="0"/>
           <w:lang w:eastAsia="es-ES"/>
-          <w14:ligatures w14:val="none"/>
+          <ns2:ligatures ns2:val="none"/>
         </w:rPr>
         <w:t xml:space="preserve">, hasta la fecha, no había recibido de </w:t>
       </w:r>
@@ -1460,7 +1460,7 @@
           <w:color w:val="000000"/>
           <w:kern w:val="0"/>
           <w:lang w:val="es-ES" w:eastAsia="es-ES"/>
-          <w14:ligatures w14:val="none"/>
+          <ns2:ligatures ns2:val="none"/>
         </w:rPr>
         <w:t>Mapfre</w:t>
       </w:r>
@@ -1470,7 +1470,7 @@
           <w:color w:val="000000"/>
           <w:kern w:val="0"/>
           <w:lang w:eastAsia="es-ES"/>
-          <w14:ligatures w14:val="none"/>
+          <ns2:ligatures ns2:val="none"/>
         </w:rPr>
         <w:t xml:space="preserve"> </w:t>
       </w:r>
@@ -1480,7 +1480,7 @@
           <w:color w:val="000000"/>
           <w:kern w:val="0"/>
           <w:lang w:eastAsia="es-ES"/>
-          <w14:ligatures w14:val="none"/>
+          <ns2:ligatures ns2:val="none"/>
         </w:rPr>
         <w:t>una respuesta</w:t>
       </w:r>
@@ -1490,7 +1490,7 @@
           <w:color w:val="000000"/>
           <w:kern w:val="0"/>
           <w:lang w:eastAsia="es-ES"/>
-          <w14:ligatures w14:val="none"/>
+          <ns2:ligatures ns2:val="none"/>
         </w:rPr>
         <w:t xml:space="preserve"> a su reclamo</w:t>
       </w:r>
@@ -1500,7 +1500,7 @@
           <w:color w:val="000000"/>
           <w:kern w:val="0"/>
           <w:lang w:eastAsia="es-ES"/>
-          <w14:ligatures w14:val="none"/>
+          <ns2:ligatures ns2:val="none"/>
         </w:rPr>
         <w:t>.</w:t>
       </w:r>
@@ -1510,7 +1510,7 @@
           <w:color w:val="000000"/>
           <w:kern w:val="0"/>
           <w:lang w:eastAsia="es-ES"/>
-          <w14:ligatures w14:val="none"/>
+          <ns2:ligatures ns2:val="none"/>
         </w:rPr>
         <w:t xml:space="preserve"> </w:t>
       </w:r>
@@ -1520,12 +1520,12 @@
           <w:color w:val="000000"/>
           <w:kern w:val="0"/>
           <w:lang w:eastAsia="es-ES"/>
-          <w14:ligatures w14:val="none"/>
+          <ns2:ligatures ns2:val="none"/>
         </w:rPr>
         <w:t xml:space="preserve"> </w:t>
       </w:r>
     </w:p>
-    <w:p>
+    <w:p ns2:paraId="55B580BC" ns2:textId="77777777">
       <w:pPr>
         <w:pStyle w:val="Prrafodelista"/>
         <w:rPr>
@@ -1533,11 +1533,11 @@
           <w:color w:val="000000"/>
           <w:kern w:val="0"/>
           <w:lang w:eastAsia="es-ES"/>
-          <w14:ligatures w14:val="none"/>
-        </w:rPr>
-      </w:pPr>
-    </w:p>
-    <w:p>
+          <ns2:ligatures ns2:val="none"/>
+        </w:rPr>
+      </w:pPr>
+    </w:p>
+    <w:p ns2:paraId="33E14FF7" ns2:textId="0A911329">
       <w:pPr>
         <w:pStyle w:val="Prrafodelista"/>
         <w:numPr>
@@ -1556,7 +1556,7 @@
           <w:color w:val="000000"/>
           <w:kern w:val="0"/>
           <w:lang w:eastAsia="es-ES"/>
-          <w14:ligatures w14:val="none"/>
+          <ns2:ligatures ns2:val="none"/>
         </w:rPr>
       </w:pPr>
       <w:r>
@@ -1565,7 +1565,7 @@
           <w:color w:val="000000"/>
           <w:kern w:val="0"/>
           <w:lang w:eastAsia="es-ES"/>
-          <w14:ligatures w14:val="none"/>
+          <ns2:ligatures ns2:val="none"/>
         </w:rPr>
         <w:lastRenderedPageBreak/>
         <w:t>Asimismo, personal de</w:t>
@@ -1576,7 +1576,7 @@
           <w:color w:val="000000"/>
           <w:kern w:val="0"/>
           <w:lang w:eastAsia="es-ES"/>
-          <w14:ligatures w14:val="none"/>
+          <ns2:ligatures ns2:val="none"/>
         </w:rPr>
         <w:t xml:space="preserve"> cobranzas</w:t>
       </w:r>
@@ -1586,7 +1586,7 @@
           <w:color w:val="000000"/>
           <w:kern w:val="0"/>
           <w:lang w:eastAsia="es-ES"/>
-          <w14:ligatures w14:val="none"/>
+          <ns2:ligatures ns2:val="none"/>
         </w:rPr>
         <w:t xml:space="preserve"> la compañía aseguradora estuvo acudiendo al domicilio </w:t>
       </w:r>
@@ -1596,7 +1596,7 @@
           <w:color w:val="000000"/>
           <w:kern w:val="0"/>
           <w:lang w:eastAsia="es-ES"/>
-          <w14:ligatures w14:val="none"/>
+          <ns2:ligatures ns2:val="none"/>
         </w:rPr>
         <w:t>de sus padres</w:t>
       </w:r>
@@ -1606,7 +1606,7 @@
           <w:color w:val="000000"/>
           <w:kern w:val="0"/>
           <w:lang w:eastAsia="es-ES"/>
-          <w14:ligatures w14:val="none"/>
+          <ns2:ligatures ns2:val="none"/>
         </w:rPr>
         <w:t>, lo cual produjo</w:t>
       </w:r>
@@ -1616,7 +1616,7 @@
           <w:color w:val="000000"/>
           <w:kern w:val="0"/>
           <w:lang w:eastAsia="es-ES"/>
-          <w14:ligatures w14:val="none"/>
+          <ns2:ligatures ns2:val="none"/>
         </w:rPr>
         <w:t xml:space="preserve"> </w:t>
       </w:r>
@@ -1626,7 +1626,7 @@
           <w:color w:val="000000"/>
           <w:kern w:val="0"/>
           <w:lang w:eastAsia="es-ES"/>
-          <w14:ligatures w14:val="none"/>
+          <ns2:ligatures ns2:val="none"/>
         </w:rPr>
         <w:t>que su madre no deseara</w:t>
       </w:r>
@@ -1636,7 +1636,7 @@
           <w:color w:val="000000"/>
           <w:kern w:val="0"/>
           <w:lang w:eastAsia="es-ES"/>
-          <w14:ligatures w14:val="none"/>
+          <ns2:ligatures ns2:val="none"/>
         </w:rPr>
         <w:t xml:space="preserve"> recibir dichas visitas de cobranza </w:t>
       </w:r>
@@ -1646,7 +1646,7 @@
           <w:color w:val="000000"/>
           <w:kern w:val="0"/>
           <w:lang w:eastAsia="es-ES"/>
-          <w14:ligatures w14:val="none"/>
+          <ns2:ligatures ns2:val="none"/>
         </w:rPr>
         <w:t xml:space="preserve">debido a la situación emocional </w:t>
       </w:r>
@@ -1656,7 +1656,7 @@
           <w:color w:val="000000"/>
           <w:kern w:val="0"/>
           <w:lang w:eastAsia="es-ES"/>
-          <w14:ligatures w14:val="none"/>
+          <ns2:ligatures ns2:val="none"/>
         </w:rPr>
         <w:t xml:space="preserve">en </w:t>
       </w:r>
@@ -1666,7 +1666,7 @@
           <w:color w:val="000000"/>
           <w:kern w:val="0"/>
           <w:lang w:eastAsia="es-ES"/>
-          <w14:ligatures w14:val="none"/>
+          <ns2:ligatures ns2:val="none"/>
         </w:rPr>
         <w:t xml:space="preserve">su </w:t>
       </w:r>
@@ -1676,7 +1676,7 @@
           <w:color w:val="000000"/>
           <w:kern w:val="0"/>
           <w:lang w:eastAsia="es-ES"/>
-          <w14:ligatures w14:val="none"/>
+          <ns2:ligatures ns2:val="none"/>
         </w:rPr>
         <w:t xml:space="preserve">calidad de </w:t>
       </w:r>
@@ -1687,7 +1687,7 @@
           <w:color w:val="000000"/>
           <w:kern w:val="0"/>
           <w:lang w:eastAsia="es-ES"/>
-          <w14:ligatures w14:val="none"/>
+          <ns2:ligatures ns2:val="none"/>
         </w:rPr>
         <w:t>viuda</w:t>
       </w:r>
@@ -1698,12 +1698,12 @@
           <w:color w:val="000000"/>
           <w:kern w:val="0"/>
           <w:lang w:eastAsia="es-ES"/>
-          <w14:ligatures w14:val="none"/>
+          <ns2:ligatures ns2:val="none"/>
         </w:rPr>
         <w:t>.</w:t>
       </w:r>
     </w:p>
-    <w:p>
+    <w:p ns2:paraId="5ED51FA7" ns2:textId="77777777">
       <w:pPr>
         <w:tabs>
           <w:tab w:val="left" w:pos="1134"/>
@@ -1715,11 +1715,11 @@
           <w:color w:val="000000"/>
           <w:kern w:val="0"/>
           <w:lang w:eastAsia="es-ES"/>
-          <w14:ligatures w14:val="none"/>
-        </w:rPr>
-      </w:pPr>
-    </w:p>
-    <w:p>
+          <ns2:ligatures ns2:val="none"/>
+        </w:rPr>
+      </w:pPr>
+    </w:p>
+    <w:p ns2:paraId="65C58807" ns2:textId="6994CC2B">
       <w:pPr>
         <w:numPr>
           <w:ilvl w:val="1"/>
@@ -1737,7 +1737,7 @@
           <w:color w:val="000000"/>
           <w:kern w:val="0"/>
           <w:lang w:val="es-ES" w:eastAsia="es-ES"/>
-          <w14:ligatures w14:val="none"/>
+          <ns2:ligatures ns2:val="none"/>
         </w:rPr>
       </w:pPr>
       <w:r>
@@ -1746,7 +1746,7 @@
           <w:color w:val="000000"/>
           <w:kern w:val="0"/>
           <w:lang w:val="es-ES" w:eastAsia="es-ES"/>
-          <w14:ligatures w14:val="none"/>
+          <ns2:ligatures ns2:val="none"/>
         </w:rPr>
         <w:t xml:space="preserve">La señora [APELLIDO] solicitó, en calidad de medida correctiva, que Mapfre cumpla con realizar la devolución total del dinero abonado en virtud de la Póliza 97 00182780 101, que asciende a S/. 14 563,50; y, (ii) gestionar que el personal de cobranzas de la compañía aseguradora deje de acudir al domicilio de sus padres debido a la situación emocional de su madre por su estado de viudez. Asimismo, no requirió de manera expresa el reembolso de costos y costas del presente procedimiento.</w:t>
       </w:r>
@@ -1754,7 +1754,7 @@
         <w:rPr>
           <w:rFonts w:ascii="Arial Narrow" w:eastAsia="Calibri" w:hAnsi="Arial Narrow" w:cs="Arial"/>
           <w:kern w:val="0"/>
-          <w14:ligatures w14:val="none"/>
+          <ns2:ligatures ns2:val="none"/>
         </w:rPr>
         <w:t xml:space="preserve"/>
       </w:r>
@@ -1764,7 +1764,7 @@
           <w:color w:val="000000"/>
           <w:kern w:val="0"/>
           <w:lang w:val="es-ES" w:eastAsia="es-ES"/>
-          <w14:ligatures w14:val="none"/>
+          <ns2:ligatures ns2:val="none"/>
         </w:rPr>
         <w:t/>
       </w:r>
@@ -1774,7 +1774,7 @@
           <w:color w:val="000000"/>
           <w:kern w:val="0"/>
           <w:lang w:val="es-ES" w:eastAsia="es-ES"/>
-          <w14:ligatures w14:val="none"/>
+          <ns2:ligatures ns2:val="none"/>
         </w:rPr>
         <w:t xml:space="preserve"/>
       </w:r>
@@ -1784,7 +1784,7 @@
           <w:color w:val="000000"/>
           <w:kern w:val="0"/>
           <w:lang w:val="es-ES" w:eastAsia="es-ES"/>
-          <w14:ligatures w14:val="none"/>
+          <ns2:ligatures ns2:val="none"/>
         </w:rPr>
         <w:t xml:space="preserve"/>
       </w:r>
@@ -1794,7 +1794,7 @@
           <w:color w:val="000000"/>
           <w:kern w:val="0"/>
           <w:lang w:val="es-ES" w:eastAsia="es-ES"/>
-          <w14:ligatures w14:val="none"/>
+          <ns2:ligatures ns2:val="none"/>
         </w:rPr>
         <w:t xml:space="preserve"/>
       </w:r>
@@ -1804,7 +1804,7 @@
           <w:color w:val="000000"/>
           <w:kern w:val="0"/>
           <w:lang w:val="es-ES" w:eastAsia="es-ES"/>
-          <w14:ligatures w14:val="none"/>
+          <ns2:ligatures ns2:val="none"/>
         </w:rPr>
         <w:t xml:space="preserve"/>
       </w:r>
@@ -1815,7 +1815,7 @@
           <w:color w:val="000000"/>
           <w:kern w:val="0"/>
           <w:lang w:eastAsia="es-ES"/>
-          <w14:ligatures w14:val="none"/>
+          <ns2:ligatures ns2:val="none"/>
         </w:rPr>
         <w:t/>
       </w:r>
@@ -1826,7 +1826,7 @@
           <w:color w:val="000000"/>
           <w:kern w:val="0"/>
           <w:lang w:eastAsia="es-ES"/>
-          <w14:ligatures w14:val="none"/>
+          <ns2:ligatures ns2:val="none"/>
         </w:rPr>
         <w:t xml:space="preserve"/>
       </w:r>
@@ -1836,7 +1836,7 @@
           <w:color w:val="000000"/>
           <w:kern w:val="0"/>
           <w:lang w:val="es-ES" w:eastAsia="es-ES"/>
-          <w14:ligatures w14:val="none"/>
+          <ns2:ligatures ns2:val="none"/>
         </w:rPr>
         <w:t/>
       </w:r>
@@ -1846,7 +1846,7 @@
           <w:color w:val="000000"/>
           <w:kern w:val="0"/>
           <w:lang w:val="es-ES" w:eastAsia="es-ES"/>
-          <w14:ligatures w14:val="none"/>
+          <ns2:ligatures ns2:val="none"/>
         </w:rPr>
         <w:t/>
       </w:r>
@@ -1857,7 +1857,7 @@
           <w:color w:val="000000"/>
           <w:kern w:val="0"/>
           <w:lang w:val="es-ES" w:eastAsia="es-ES"/>
-          <w14:ligatures w14:val="none"/>
+          <ns2:ligatures ns2:val="none"/>
         </w:rPr>
         <w:t/>
       </w:r>
@@ -1868,7 +1868,7 @@
           <w:color w:val="000000"/>
           <w:kern w:val="0"/>
           <w:lang w:val="es-ES" w:eastAsia="es-ES"/>
-          <w14:ligatures w14:val="none"/>
+          <ns2:ligatures ns2:val="none"/>
         </w:rPr>
         <w:t xml:space="preserve"/>
       </w:r>
@@ -1878,7 +1878,7 @@
           <w:color w:val="000000"/>
           <w:kern w:val="0"/>
           <w:lang w:eastAsia="es-ES"/>
-          <w14:ligatures w14:val="none"/>
+          <ns2:ligatures ns2:val="none"/>
         </w:rPr>
         <w:t xml:space="preserve"/>
       </w:r>
@@ -1888,7 +1888,7 @@
           <w:color w:val="000000"/>
           <w:kern w:val="0"/>
           <w:lang w:val="es-ES" w:eastAsia="es-ES"/>
-          <w14:ligatures w14:val="none"/>
+          <ns2:ligatures ns2:val="none"/>
         </w:rPr>
         <w:t/>
       </w:r>
@@ -1898,7 +1898,7 @@
           <w:color w:val="000000"/>
           <w:kern w:val="0"/>
           <w:lang w:eastAsia="es-ES"/>
-          <w14:ligatures w14:val="none"/>
+          <ns2:ligatures ns2:val="none"/>
         </w:rPr>
         <w:t xml:space="preserve"/>
       </w:r>
@@ -1908,7 +1908,7 @@
           <w:color w:val="000000"/>
           <w:kern w:val="0"/>
           <w:lang w:eastAsia="es-ES"/>
-          <w14:ligatures w14:val="none"/>
+          <ns2:ligatures ns2:val="none"/>
         </w:rPr>
         <w:t/>
       </w:r>
@@ -1918,7 +1918,7 @@
           <w:color w:val="000000"/>
           <w:kern w:val="0"/>
           <w:lang w:val="es-ES" w:eastAsia="es-ES"/>
-          <w14:ligatures w14:val="none"/>
+          <ns2:ligatures ns2:val="none"/>
         </w:rPr>
         <w:t xml:space="preserve"/>
       </w:r>
@@ -1928,7 +1928,7 @@
           <w:color w:val="000000"/>
           <w:kern w:val="0"/>
           <w:lang w:val="es-ES" w:eastAsia="es-ES"/>
-          <w14:ligatures w14:val="none"/>
+          <ns2:ligatures ns2:val="none"/>
         </w:rPr>
         <w:t/>
       </w:r>
@@ -1938,7 +1938,7 @@
           <w:color w:val="000000"/>
           <w:kern w:val="0"/>
           <w:lang w:val="es-ES" w:eastAsia="es-ES"/>
-          <w14:ligatures w14:val="none"/>
+          <ns2:ligatures ns2:val="none"/>
         </w:rPr>
         <w:t xml:space="preserve"/>
       </w:r>
@@ -1948,12 +1948,12 @@
           <w:color w:val="000000"/>
           <w:kern w:val="0"/>
           <w:lang w:val="es-ES" w:eastAsia="es-ES"/>
-          <w14:ligatures w14:val="none"/>
+          <ns2:ligatures ns2:val="none"/>
         </w:rPr>
         <w:t/>
       </w:r>
     </w:p>
-    <w:p>
+    <w:p ns2:paraId="66005174" ns2:textId="77777777">
       <w:pPr>
         <w:spacing w:after="0" w:line="240" w:lineRule="auto"/>
         <w:contextualSpacing/>
@@ -1964,11 +1964,11 @@
           <w:color w:val="000000"/>
           <w:kern w:val="0"/>
           <w:lang w:eastAsia="es-PE"/>
-          <w14:ligatures w14:val="none"/>
-        </w:rPr>
-      </w:pPr>
-    </w:p>
-    <w:p>
+          <ns2:ligatures ns2:val="none"/>
+        </w:rPr>
+      </w:pPr>
+    </w:p>
+    <w:p ns2:paraId="3541B1F9" ns2:textId="77777777">
       <w:pPr>
         <w:pStyle w:val="Prrafodelista"/>
         <w:numPr>
@@ -1988,22 +1988,22 @@
           <w:color w:val="000000"/>
           <w:kern w:val="0"/>
           <w:lang w:eastAsia="es-PE"/>
-          <w14:ligatures w14:val="none"/>
-        </w:rPr>
-      </w:pPr>
-      <w:r>
-        <w:rPr>
-          <w:rFonts w:ascii="Arial Narrow" w:eastAsia="Arial Narrow" w:hAnsi="Arial Narrow" w:cs="Arial Narrow"/>
-          <w:b/>
-          <w:color w:val="000000"/>
-          <w:kern w:val="0"/>
-          <w:lang w:eastAsia="es-PE"/>
-          <w14:ligatures w14:val="none"/>
+          <ns2:ligatures ns2:val="none"/>
+        </w:rPr>
+      </w:pPr>
+      <w:r>
+        <w:rPr>
+          <w:rFonts w:ascii="Arial Narrow" w:eastAsia="Arial Narrow" w:hAnsi="Arial Narrow" w:cs="Arial Narrow"/>
+          <w:b/>
+          <w:color w:val="000000"/>
+          <w:kern w:val="0"/>
+          <w:lang w:eastAsia="es-PE"/>
+          <ns2:ligatures ns2:val="none"/>
         </w:rPr>
         <w:t>DE LA ADMISIÓN A TRÁMITE DE LA DENUNCIA</w:t>
       </w:r>
     </w:p>
-    <w:p>
+    <w:p ns2:paraId="34556756" ns2:textId="77777777">
       <w:pPr>
         <w:spacing w:after="0" w:line="240" w:lineRule="auto"/>
         <w:ind w:left="567"/>
@@ -2015,12 +2015,12 @@
           <w:color w:val="000000"/>
           <w:kern w:val="0"/>
           <w:lang w:eastAsia="es-PE"/>
-          <w14:ligatures w14:val="none"/>
+          <ns2:ligatures ns2:val="none"/>
         </w:rPr>
       </w:pPr>
       <w:bookmarkStart w:id="1" w:name="_Hlk212795168"/>
     </w:p>
-    <w:p>
+    <w:p ns2:paraId="7A2CF596" ns2:textId="5FB5EEE5">
       <w:pPr>
         <w:pStyle w:val="Prrafodelista"/>
         <w:numPr>
@@ -2033,7 +2033,7 @@
         <w:rPr>
           <w:rFonts w:ascii="Arial Narrow" w:eastAsia="Arial Narrow" w:hAnsi="Arial Narrow" w:cs="Arial Narrow"/>
           <w:kern w:val="0"/>
-          <w14:ligatures w14:val="none"/>
+          <ns2:ligatures ns2:val="none"/>
         </w:rPr>
       </w:pPr>
       <w:bookmarkStart w:id="2" w:name="_Hlk140755208"/>
@@ -2045,7 +2045,7 @@
           <w:color w:val="000000"/>
           <w:kern w:val="0"/>
           <w:lang w:eastAsia="es-PE"/>
-          <w14:ligatures w14:val="none"/>
+          <ns2:ligatures ns2:val="none"/>
         </w:rPr>
         <w:t>La Secretaría Técnica de la Comisión de Protección al Consumidor 1 (en adelante, la Secretaría Técnica), en ejercicio de sus facultade</w:t>
       </w:r>
@@ -2055,7 +2055,7 @@
           <w:color w:val="000000"/>
           <w:kern w:val="0"/>
           <w:lang w:eastAsia="es-PE"/>
-          <w14:ligatures w14:val="none"/>
+          <ns2:ligatures ns2:val="none"/>
         </w:rPr>
         <w:t>s</w:t>
       </w:r>
@@ -2068,7 +2068,7 @@
           <w:rFonts w:ascii="Arial Narrow" w:eastAsia="Arial Narrow" w:hAnsi="Arial Narrow" w:cs="Arial Narrow"/>
           <w:kern w:val="0"/>
           <w:vertAlign w:val="superscript"/>
-          <w14:ligatures w14:val="none"/>
+          <ns2:ligatures ns2:val="none"/>
         </w:rPr>
         <w:footnoteReference w:id="3"/>
       </w:r>
@@ -2078,7 +2078,7 @@
           <w:color w:val="000000"/>
           <w:kern w:val="0"/>
           <w:lang w:eastAsia="es-PE"/>
-          <w14:ligatures w14:val="none"/>
+          <ns2:ligatures ns2:val="none"/>
         </w:rPr>
         <w:t xml:space="preserve">, </w:t>
       </w:r>
@@ -2088,7 +2088,7 @@
           <w:color w:val="000000"/>
           <w:kern w:val="0"/>
           <w:lang w:eastAsia="es-PE"/>
-          <w14:ligatures w14:val="none"/>
+          <ns2:ligatures ns2:val="none"/>
         </w:rPr>
         <w:t xml:space="preserve">considera </w:t>
       </w:r>
@@ -2096,7 +2096,7 @@
         <w:rPr>
           <w:rFonts w:ascii="Arial Narrow" w:eastAsia="Arial Narrow" w:hAnsi="Arial Narrow" w:cs="Arial Narrow"/>
           <w:kern w:val="0"/>
-          <w14:ligatures w14:val="none"/>
+          <ns2:ligatures ns2:val="none"/>
         </w:rPr>
         <w:t xml:space="preserve">que el hecho denunciado, </w:t>
       </w:r>
@@ -2105,7 +2105,7 @@
         <w:rPr>
           <w:rFonts w:ascii="Arial Narrow" w:eastAsia="Arial Narrow" w:hAnsi="Arial Narrow" w:cs="Arial Narrow"/>
           <w:kern w:val="0"/>
-          <w14:ligatures w14:val="none"/>
+          <ns2:ligatures ns2:val="none"/>
         </w:rPr>
         <w:t>consistente en</w:t>
       </w:r>
@@ -2113,7 +2113,7 @@
         <w:rPr>
           <w:rFonts w:ascii="Arial Narrow" w:eastAsia="Arial Narrow" w:hAnsi="Arial Narrow" w:cs="Arial Narrow"/>
           <w:kern w:val="0"/>
-          <w14:ligatures w14:val="none"/>
+          <ns2:ligatures ns2:val="none"/>
         </w:rPr>
         <w:t xml:space="preserve"> que</w:t>
       </w:r>
@@ -2121,7 +2121,7 @@
         <w:rPr>
           <w:rFonts w:ascii="Arial Narrow" w:eastAsia="Arial Narrow" w:hAnsi="Arial Narrow" w:cs="Arial Narrow"/>
           <w:kern w:val="0"/>
-          <w14:ligatures w14:val="none"/>
+          <ns2:ligatures ns2:val="none"/>
         </w:rPr>
         <w:t xml:space="preserve"> </w:t>
       </w:r>
@@ -2129,7 +2129,7 @@
         <w:rPr>
           <w:rFonts w:ascii="Arial Narrow" w:eastAsia="Arial Narrow" w:hAnsi="Arial Narrow" w:cs="Arial Narrow"/>
           <w:kern w:val="0"/>
-          <w14:ligatures w14:val="none"/>
+          <ns2:ligatures ns2:val="none"/>
         </w:rPr>
         <w:t xml:space="preserve">la compañía aseguradora habría modificado unilateralmente las condiciones de la Póliza </w:t>
       </w:r>
@@ -2138,7 +2138,7 @@
         <w:rPr>
           <w:rFonts w:ascii="Arial Narrow" w:eastAsia="Arial Narrow" w:hAnsi="Arial Narrow" w:cs="Arial Narrow"/>
           <w:kern w:val="0"/>
-          <w14:ligatures w14:val="none"/>
+          <ns2:ligatures ns2:val="none"/>
         </w:rPr>
         <w:t/>
       </w:r>
@@ -2147,7 +2147,7 @@
         <w:rPr>
           <w:rFonts w:ascii="Arial Narrow" w:eastAsia="Arial Narrow" w:hAnsi="Arial Narrow" w:cs="Arial Narrow"/>
           <w:kern w:val="0"/>
-          <w14:ligatures w14:val="none"/>
+          <ns2:ligatures ns2:val="none"/>
         </w:rPr>
         <w:t xml:space="preserve"> 97 00182780 101 al sustituir el servicio de tumba familiar por tumbas individuales compartidas, sin el consentimiento y previa información a la denunciante</w:t>
       </w:r>
@@ -2155,7 +2155,7 @@
         <w:rPr>
           <w:rFonts w:ascii="Arial Narrow" w:eastAsia="Arial Narrow" w:hAnsi="Arial Narrow" w:cs="Arial Narrow"/>
           <w:kern w:val="0"/>
-          <w14:ligatures w14:val="none"/>
+          <ns2:ligatures ns2:val="none"/>
         </w:rPr>
         <w:t>.</w:t>
       </w:r>
@@ -2163,7 +2163,7 @@
         <w:rPr>
           <w:rFonts w:ascii="Arial Narrow" w:eastAsia="Arial Narrow" w:hAnsi="Arial Narrow" w:cs="Arial Narrow"/>
           <w:kern w:val="0"/>
-          <w14:ligatures w14:val="none"/>
+          <ns2:ligatures ns2:val="none"/>
         </w:rPr>
         <w:t xml:space="preserve"> </w:t>
       </w:r>
@@ -2174,7 +2174,7 @@
           <w:color w:val="000000"/>
           <w:kern w:val="0"/>
           <w:lang w:eastAsia="es-PE"/>
-          <w14:ligatures w14:val="none"/>
+          <ns2:ligatures ns2:val="none"/>
         </w:rPr>
         <w:t>Por consiguiente, corresponde calificar el hecho materia de denuncia como una presunta infracción al deber de protección contra los métodos comerciales</w:t>
       </w:r>
@@ -2185,7 +2185,7 @@
           <w:color w:val="000000"/>
           <w:kern w:val="0"/>
           <w:lang w:eastAsia="es-PE"/>
-          <w14:ligatures w14:val="none"/>
+          <ns2:ligatures ns2:val="none"/>
         </w:rPr>
         <w:t xml:space="preserve"> coercitivos</w:t>
       </w:r>
@@ -2196,7 +2196,7 @@
           <w:color w:val="000000"/>
           <w:kern w:val="0"/>
           <w:lang w:eastAsia="es-PE"/>
-          <w14:ligatures w14:val="none"/>
+          <ns2:ligatures ns2:val="none"/>
         </w:rPr>
         <w:t xml:space="preserve">, tipificado en </w:t>
       </w:r>
@@ -2207,7 +2207,7 @@
           <w:kern w:val="0"/>
           <w:shd w:val="clear" w:color="auto" w:fill="FFFFFF"/>
           <w:lang w:eastAsia="es-PE"/>
-          <w14:ligatures w14:val="none"/>
+          <ns2:ligatures ns2:val="none"/>
         </w:rPr>
         <w:t xml:space="preserve">literal </w:t>
       </w:r>
@@ -2218,7 +2218,7 @@
           <w:kern w:val="0"/>
           <w:shd w:val="clear" w:color="auto" w:fill="FFFFFF"/>
           <w:lang w:eastAsia="es-PE"/>
-          <w14:ligatures w14:val="none"/>
+          <ns2:ligatures ns2:val="none"/>
         </w:rPr>
         <w:t>c</w:t>
       </w:r>
@@ -2229,7 +2229,7 @@
           <w:kern w:val="0"/>
           <w:shd w:val="clear" w:color="auto" w:fill="FFFFFF"/>
           <w:lang w:eastAsia="es-PE"/>
-          <w14:ligatures w14:val="none"/>
+          <ns2:ligatures ns2:val="none"/>
         </w:rPr>
         <w:t xml:space="preserve">) del artículo 56 </w:t>
       </w:r>
@@ -2240,7 +2240,7 @@
           <w:color w:val="000000"/>
           <w:kern w:val="0"/>
           <w:lang w:eastAsia="es-PE"/>
-          <w14:ligatures w14:val="none"/>
+          <ns2:ligatures ns2:val="none"/>
         </w:rPr>
         <w:t>del Código</w:t>
       </w:r>
@@ -2259,13 +2259,13 @@
           <w:color w:val="000000"/>
           <w:kern w:val="0"/>
           <w:lang w:eastAsia="es-PE"/>
-          <w14:ligatures w14:val="none"/>
+          <ns2:ligatures ns2:val="none"/>
         </w:rPr>
         <w:t xml:space="preserve">. </w:t>
       </w:r>
       <w:bookmarkEnd w:id="1"/>
     </w:p>
-    <w:p>
+    <w:p ns2:paraId="398205A1" ns2:textId="77777777">
       <w:pPr>
         <w:pStyle w:val="Prrafodelista"/>
         <w:spacing w:after="0" w:line="240" w:lineRule="auto"/>
@@ -2274,11 +2274,11 @@
         <w:rPr>
           <w:rFonts w:ascii="Arial Narrow" w:eastAsia="Arial Narrow" w:hAnsi="Arial Narrow" w:cs="Arial Narrow"/>
           <w:kern w:val="0"/>
-          <w14:ligatures w14:val="none"/>
-        </w:rPr>
-      </w:pPr>
-    </w:p>
-    <w:p>
+          <ns2:ligatures ns2:val="none"/>
+        </w:rPr>
+      </w:pPr>
+    </w:p>
+    <w:p ns2:paraId="07559B21" ns2:textId="42C1165F">
       <w:pPr>
         <w:pStyle w:val="Prrafodelista"/>
         <w:numPr>
@@ -2291,7 +2291,7 @@
         <w:rPr>
           <w:rFonts w:ascii="Arial Narrow" w:eastAsia="Arial Narrow" w:hAnsi="Arial Narrow" w:cs="Arial Narrow"/>
           <w:kern w:val="0"/>
-          <w14:ligatures w14:val="none"/>
+          <ns2:ligatures ns2:val="none"/>
         </w:rPr>
       </w:pPr>
       <w:bookmarkStart w:id="6" w:name="_Hlk214559009"/>
@@ -2299,7 +2299,7 @@
         <w:rPr>
           <w:rFonts w:ascii="Arial Narrow" w:eastAsia="Arial Narrow" w:hAnsi="Arial Narrow" w:cs="Arial Narrow"/>
           <w:kern w:val="0"/>
-          <w14:ligatures w14:val="none"/>
+          <ns2:ligatures ns2:val="none"/>
         </w:rPr>
         <w:t>Asimismo</w:t>
       </w:r>
@@ -2307,7 +2307,7 @@
         <w:rPr>
           <w:rFonts w:ascii="Arial Narrow" w:eastAsia="Arial Narrow" w:hAnsi="Arial Narrow" w:cs="Arial Narrow"/>
           <w:kern w:val="0"/>
-          <w14:ligatures w14:val="none"/>
+          <ns2:ligatures ns2:val="none"/>
         </w:rPr>
         <w:t xml:space="preserve">, la Secretaría Técnica, en ejercicio de sus facultades, considera que el hecho denunciado, consistente en que </w:t>
       </w:r>
@@ -2315,7 +2315,7 @@
         <w:rPr>
           <w:rFonts w:ascii="Arial Narrow" w:eastAsia="Arial Narrow" w:hAnsi="Arial Narrow" w:cs="Arial Narrow"/>
           <w:kern w:val="0"/>
-          <w14:ligatures w14:val="none"/>
+          <ns2:ligatures ns2:val="none"/>
         </w:rPr>
         <w:t>la compañía aseguradora no habría brindado una respuesta al reclamo presentado por el denunciante el 31 de octubre de 2024</w:t>
       </w:r>
@@ -2323,7 +2323,7 @@
         <w:rPr>
           <w:rFonts w:ascii="Arial Narrow" w:eastAsia="Arial Narrow" w:hAnsi="Arial Narrow" w:cs="Arial"/>
           <w:kern w:val="0"/>
-          <w14:ligatures w14:val="none"/>
+          <ns2:ligatures ns2:val="none"/>
         </w:rPr>
         <w:t>. Por consiguiente, corresponde calificar el hecho materia de denuncia como una presunta infracción al numeral 88.1 del artículo 88 del Código</w:t>
       </w:r>
@@ -2336,7 +2336,7 @@
           <w:kern w:val="0"/>
           <w:vertAlign w:val="superscript"/>
           <w:lang w:eastAsia="es-PE"/>
-          <w14:ligatures w14:val="none"/>
+          <ns2:ligatures ns2:val="none"/>
         </w:rPr>
         <w:footnoteReference w:id="5"/>
       </w:r>
@@ -2347,22 +2347,22 @@
           <w:color w:val="000000"/>
           <w:kern w:val="0"/>
           <w:lang w:eastAsia="es-PE"/>
-          <w14:ligatures w14:val="none"/>
+          <ns2:ligatures ns2:val="none"/>
         </w:rPr>
         <w:t>.</w:t>
       </w:r>
     </w:p>
-    <w:p>
+    <w:p ns2:paraId="4EEE586F" ns2:textId="77777777">
       <w:pPr>
         <w:pStyle w:val="Prrafodelista"/>
         <w:rPr>
           <w:rFonts w:ascii="Arial Narrow" w:eastAsia="Arial Narrow" w:hAnsi="Arial Narrow" w:cs="Arial Narrow"/>
           <w:kern w:val="0"/>
-          <w14:ligatures w14:val="none"/>
-        </w:rPr>
-      </w:pPr>
-    </w:p>
-    <w:p>
+          <ns2:ligatures ns2:val="none"/>
+        </w:rPr>
+      </w:pPr>
+    </w:p>
+    <w:p ns2:paraId="36FEF1A7" ns2:textId="4606555B">
       <w:pPr>
         <w:pStyle w:val="Prrafodelista"/>
         <w:numPr>
@@ -2375,14 +2375,14 @@
         <w:rPr>
           <w:rFonts w:ascii="Arial Narrow" w:eastAsia="Arial Narrow" w:hAnsi="Arial Narrow" w:cs="Arial Narrow"/>
           <w:kern w:val="0"/>
-          <w14:ligatures w14:val="none"/>
-        </w:rPr>
-      </w:pPr>
-      <w:r>
-        <w:rPr>
-          <w:rFonts w:ascii="Arial Narrow" w:eastAsia="Arial Narrow" w:hAnsi="Arial Narrow" w:cs="Arial Narrow"/>
-          <w:kern w:val="0"/>
-          <w14:ligatures w14:val="none"/>
+          <ns2:ligatures ns2:val="none"/>
+        </w:rPr>
+      </w:pPr>
+      <w:r>
+        <w:rPr>
+          <w:rFonts w:ascii="Arial Narrow" w:eastAsia="Arial Narrow" w:hAnsi="Arial Narrow" w:cs="Arial Narrow"/>
+          <w:kern w:val="0"/>
+          <ns2:ligatures ns2:val="none"/>
         </w:rPr>
         <w:t xml:space="preserve">Asimismo, </w:t>
       </w:r>
@@ -2392,7 +2392,7 @@
           <w:color w:val="000000"/>
           <w:kern w:val="0"/>
           <w:lang w:eastAsia="es-PE"/>
-          <w14:ligatures w14:val="none"/>
+          <ns2:ligatures ns2:val="none"/>
         </w:rPr>
         <w:t xml:space="preserve">la Secretaría Técnica, en ejercicio de sus facultades, considera </w:t>
       </w:r>
@@ -2400,7 +2400,7 @@
         <w:rPr>
           <w:rFonts w:ascii="Arial Narrow" w:eastAsia="Arial Narrow" w:hAnsi="Arial Narrow" w:cs="Arial"/>
           <w:kern w:val="0"/>
-          <w14:ligatures w14:val="none"/>
+          <ns2:ligatures ns2:val="none"/>
         </w:rPr>
         <w:t xml:space="preserve">que el hecho denunciado, consistente en que </w:t>
       </w:r>
@@ -2408,7 +2408,7 @@
         <w:rPr>
           <w:rFonts w:ascii="Arial Narrow" w:eastAsia="Arial Narrow" w:hAnsi="Arial Narrow" w:cs="Arial Narrow"/>
           <w:kern w:val="0"/>
-          <w14:ligatures w14:val="none"/>
+          <ns2:ligatures ns2:val="none"/>
         </w:rPr>
         <w:t>la compañía aseguradora habría enviado un personal de cobranzas al domicilio de los padres de la denunciante sin la debida justificación</w:t>
       </w:r>
@@ -2416,7 +2416,7 @@
         <w:rPr>
           <w:rFonts w:ascii="Arial Narrow" w:eastAsia="Arial Narrow" w:hAnsi="Arial Narrow" w:cs="Arial"/>
           <w:kern w:val="0"/>
-          <w14:ligatures w14:val="none"/>
+          <ns2:ligatures ns2:val="none"/>
         </w:rPr>
         <w:t xml:space="preserve">. </w:t>
       </w:r>
@@ -2425,7 +2425,7 @@
         <w:rPr>
           <w:rFonts w:ascii="Arial Narrow" w:eastAsia="Arial Narrow" w:hAnsi="Arial Narrow" w:cs="Arial"/>
           <w:kern w:val="0"/>
-          <w14:ligatures w14:val="none"/>
+          <ns2:ligatures ns2:val="none"/>
         </w:rPr>
         <w:t xml:space="preserve">Por consiguiente, corresponde calificar el hecho materia de denuncia como una presunta infracción al artículo </w:t>
       </w:r>
@@ -2433,7 +2433,7 @@
         <w:rPr>
           <w:rFonts w:ascii="Arial Narrow" w:eastAsia="Arial Narrow" w:hAnsi="Arial Narrow" w:cs="Arial Narrow"/>
           <w:kern w:val="0"/>
-          <w14:ligatures w14:val="none"/>
+          <ns2:ligatures ns2:val="none"/>
         </w:rPr>
         <w:t xml:space="preserve">61 y el literal f) del artículo 62 </w:t>
       </w:r>
@@ -2441,7 +2441,7 @@
         <w:rPr>
           <w:rFonts w:ascii="Arial Narrow" w:eastAsia="Arial Narrow" w:hAnsi="Arial Narrow" w:cs="Arial"/>
           <w:kern w:val="0"/>
-          <w14:ligatures w14:val="none"/>
+          <ns2:ligatures ns2:val="none"/>
         </w:rPr>
         <w:t>del Código</w:t>
       </w:r>
@@ -2451,7 +2451,7 @@
           <w:rFonts w:ascii="Arial Narrow" w:eastAsia="Arial Narrow" w:hAnsi="Arial Narrow" w:cs="Arial"/>
           <w:kern w:val="0"/>
           <w:vertAlign w:val="superscript"/>
-          <w14:ligatures w14:val="none"/>
+          <ns2:ligatures ns2:val="none"/>
         </w:rPr>
         <w:footnoteReference w:id="6"/>
       </w:r>
@@ -2459,7 +2459,7 @@
         <w:rPr>
           <w:rFonts w:ascii="Arial Narrow" w:eastAsia="Arial Narrow" w:hAnsi="Arial Narrow" w:cs="Arial"/>
           <w:kern w:val="0"/>
-          <w14:ligatures w14:val="none"/>
+          <ns2:ligatures ns2:val="none"/>
         </w:rPr>
         <w:t>.</w:t>
       </w:r>
@@ -2468,14 +2468,14 @@
         <w:rPr>
           <w:rFonts w:ascii="Arial Narrow" w:eastAsia="Arial Narrow" w:hAnsi="Arial Narrow" w:cs="Arial"/>
           <w:kern w:val="0"/>
-          <w14:ligatures w14:val="none"/>
+          <ns2:ligatures ns2:val="none"/>
         </w:rPr>
         <w:t xml:space="preserve"> </w:t>
       </w:r>
     </w:p>
     <w:bookmarkEnd w:id="5"/>
     <w:bookmarkEnd w:id="6"/>
-    <w:p>
+    <w:p ns2:paraId="432038D6" ns2:textId="0A9F6D75">
       <w:pPr>
         <w:spacing w:after="0" w:line="240" w:lineRule="auto"/>
         <w:jc w:val="both"/>
@@ -2483,11 +2483,11 @@
           <w:rFonts w:ascii="Arial Narrow" w:eastAsia="Calibri" w:hAnsi="Arial Narrow" w:cs="Arial Narrow"/>
           <w:kern w:val="0"/>
           <w:lang w:eastAsia="es-PE"/>
-          <w14:ligatures w14:val="none"/>
-        </w:rPr>
-      </w:pPr>
-    </w:p>
-    <w:p>
+          <ns2:ligatures ns2:val="none"/>
+        </w:rPr>
+      </w:pPr>
+    </w:p>
+    <w:p ns2:paraId="463134E5" ns2:textId="77777777">
       <w:pPr>
         <w:pStyle w:val="Prrafodelista"/>
         <w:numPr>
@@ -2501,7 +2501,7 @@
           <w:rFonts w:ascii="Arial Narrow" w:eastAsia="Calibri" w:hAnsi="Arial Narrow" w:cs="Arial Narrow"/>
           <w:kern w:val="0"/>
           <w:lang w:eastAsia="es-PE"/>
-          <w14:ligatures w14:val="none"/>
+          <ns2:ligatures ns2:val="none"/>
         </w:rPr>
       </w:pPr>
       <w:r>
@@ -2510,7 +2510,7 @@
           <w:color w:val="000000"/>
           <w:kern w:val="0"/>
           <w:lang w:eastAsia="es-PE"/>
-          <w14:ligatures w14:val="none"/>
+          <ns2:ligatures ns2:val="none"/>
         </w:rPr>
         <w:t>En tanto la denuncia reúne los requisitos establecidos por la norma citada, corresponde admitirla a trámite</w:t>
       </w:r>
@@ -2520,7 +2520,7 @@
           <w:rFonts w:ascii="Arial Narrow" w:eastAsia="Arial Narrow" w:hAnsi="Arial Narrow" w:cs="Arial Narrow"/>
           <w:kern w:val="0"/>
           <w:vertAlign w:val="superscript"/>
-          <w14:ligatures w14:val="none"/>
+          <ns2:ligatures ns2:val="none"/>
         </w:rPr>
         <w:footnoteReference w:id="7"/>
       </w:r>
@@ -2530,12 +2530,12 @@
           <w:color w:val="000000"/>
           <w:kern w:val="0"/>
           <w:lang w:eastAsia="es-PE"/>
-          <w14:ligatures w14:val="none"/>
+          <ns2:ligatures ns2:val="none"/>
         </w:rPr>
         <w:t>.</w:t>
       </w:r>
     </w:p>
-    <w:p>
+    <w:p ns2:paraId="68C71625" ns2:textId="77777777">
       <w:pPr>
         <w:spacing w:after="0" w:line="240" w:lineRule="auto"/>
         <w:ind w:left="567"/>
@@ -2546,11 +2546,11 @@
           <w:color w:val="000000"/>
           <w:kern w:val="0"/>
           <w:lang w:eastAsia="es-PE"/>
-          <w14:ligatures w14:val="none"/>
-        </w:rPr>
-      </w:pPr>
-    </w:p>
-    <w:p>
+          <ns2:ligatures ns2:val="none"/>
+        </w:rPr>
+      </w:pPr>
+    </w:p>
+    <w:p ns2:paraId="38A98B4B" ns2:textId="77777777">
       <w:pPr>
         <w:pStyle w:val="Prrafodelista"/>
         <w:numPr>
@@ -2570,17 +2570,17 @@
           <w:color w:val="000000"/>
           <w:kern w:val="0"/>
           <w:lang w:eastAsia="es-PE"/>
-          <w14:ligatures w14:val="none"/>
-        </w:rPr>
-      </w:pPr>
-      <w:r>
-        <w:rPr>
-          <w:rFonts w:ascii="Arial Narrow" w:eastAsia="Arial Narrow" w:hAnsi="Arial Narrow" w:cs="Arial Narrow"/>
-          <w:b/>
-          <w:color w:val="000000"/>
-          <w:kern w:val="0"/>
-          <w:lang w:eastAsia="es-PE"/>
-          <w14:ligatures w14:val="none"/>
+          <ns2:ligatures ns2:val="none"/>
+        </w:rPr>
+      </w:pPr>
+      <w:r>
+        <w:rPr>
+          <w:rFonts w:ascii="Arial Narrow" w:eastAsia="Arial Narrow" w:hAnsi="Arial Narrow" w:cs="Arial Narrow"/>
+          <w:b/>
+          <w:color w:val="000000"/>
+          <w:kern w:val="0"/>
+          <w:lang w:eastAsia="es-PE"/>
+          <ns2:ligatures ns2:val="none"/>
         </w:rPr>
         <w:t>REQUERIMIENTO DE INFORMACI</w:t>
       </w:r>
@@ -2591,7 +2591,7 @@
           <w:color w:val="000000"/>
           <w:kern w:val="0"/>
           <w:lang w:eastAsia="es-PE"/>
-          <w14:ligatures w14:val="none"/>
+          <ns2:ligatures ns2:val="none"/>
         </w:rPr>
         <w:t>Ó</w:t>
       </w:r>
@@ -2602,12 +2602,12 @@
           <w:color w:val="000000"/>
           <w:kern w:val="0"/>
           <w:lang w:eastAsia="es-PE"/>
-          <w14:ligatures w14:val="none"/>
+          <ns2:ligatures ns2:val="none"/>
         </w:rPr>
         <w:t>N</w:t>
       </w:r>
     </w:p>
-    <w:p>
+    <w:p ns2:paraId="5B518DC4" ns2:textId="77777777">
       <w:pPr>
         <w:spacing w:after="0" w:line="240" w:lineRule="auto"/>
         <w:jc w:val="both"/>
@@ -2616,11 +2616,11 @@
           <w:color w:val="000000"/>
           <w:kern w:val="0"/>
           <w:lang w:val="es-ES" w:eastAsia="es-ES"/>
-          <w14:ligatures w14:val="none"/>
-        </w:rPr>
-      </w:pPr>
-    </w:p>
-    <w:p>
+          <ns2:ligatures ns2:val="none"/>
+        </w:rPr>
+      </w:pPr>
+    </w:p>
+    <w:p ns2:paraId="62B88A04" ns2:textId="59EAE6FE">
       <w:pPr>
         <w:pStyle w:val="Prrafodelista"/>
         <w:numPr>
@@ -2635,7 +2635,7 @@
           <w:color w:val="000000"/>
           <w:kern w:val="0"/>
           <w:lang w:val="es-ES" w:eastAsia="es-ES"/>
-          <w14:ligatures w14:val="none"/>
+          <ns2:ligatures ns2:val="none"/>
         </w:rPr>
       </w:pPr>
       <w:r>
@@ -2644,7 +2644,7 @@
           <w:color w:val="000000"/>
           <w:kern w:val="0"/>
           <w:lang w:val="es-ES" w:eastAsia="es-ES"/>
-          <w14:ligatures w14:val="none"/>
+          <ns2:ligatures ns2:val="none"/>
         </w:rPr>
         <w:t xml:space="preserve">A efectos de tener mayores elementos que sirvan para la resolución definitiva del presente caso, la Secretaría Técnica, en ejercicio de las facultades que la ley le </w:t>
       </w:r>
@@ -2654,7 +2654,7 @@
           <w:color w:val="000000"/>
           <w:kern w:val="0"/>
           <w:lang w:val="es-ES" w:eastAsia="es-ES"/>
-          <w14:ligatures w14:val="none"/>
+          <ns2:ligatures ns2:val="none"/>
         </w:rPr>
         <w:t xml:space="preserve">confiere, conviene requerir </w:t>
       </w:r>
@@ -2664,7 +2664,7 @@
           <w:color w:val="000000"/>
           <w:kern w:val="0"/>
           <w:lang w:val="es-ES" w:eastAsia="es-ES"/>
-          <w14:ligatures w14:val="none"/>
+          <ns2:ligatures ns2:val="none"/>
         </w:rPr>
         <w:t>a</w:t>
       </w:r>
@@ -2674,7 +2674,7 @@
           <w:color w:val="000000"/>
           <w:kern w:val="0"/>
           <w:lang w:val="es-ES" w:eastAsia="es-ES"/>
-          <w14:ligatures w14:val="none"/>
+          <ns2:ligatures ns2:val="none"/>
         </w:rPr>
         <w:t xml:space="preserve"> </w:t>
       </w:r>
@@ -2684,7 +2684,7 @@
           <w:color w:val="000000"/>
           <w:kern w:val="0"/>
           <w:lang w:val="es-ES" w:eastAsia="es-ES"/>
-          <w14:ligatures w14:val="none"/>
+          <ns2:ligatures ns2:val="none"/>
         </w:rPr>
         <w:t>la compañía aseguradora</w:t>
       </w:r>
@@ -2694,7 +2694,7 @@
           <w:color w:val="000000"/>
           <w:kern w:val="0"/>
           <w:lang w:val="es-ES" w:eastAsia="es-ES"/>
-          <w14:ligatures w14:val="none"/>
+          <ns2:ligatures ns2:val="none"/>
         </w:rPr>
         <w:t xml:space="preserve"> que, en un plazo no mayor de cinco (5) días </w:t>
       </w:r>
@@ -2704,7 +2704,7 @@
           <w:color w:val="000000"/>
           <w:kern w:val="0"/>
           <w:lang w:val="es-ES" w:eastAsia="es-ES"/>
-          <w14:ligatures w14:val="none"/>
+          <ns2:ligatures ns2:val="none"/>
         </w:rPr>
         <w:t xml:space="preserve">hábiles contado a partir del día siguiente de la notificación de la presente resolución, cumpla con lo siguiente: </w:t>
       </w:r>
@@ -2714,7 +2714,7 @@
           <w:color w:val="000000"/>
           <w:kern w:val="0"/>
           <w:lang w:val="es-ES" w:eastAsia="es-ES"/>
-          <w14:ligatures w14:val="none"/>
+          <ns2:ligatures ns2:val="none"/>
         </w:rPr>
         <w:t xml:space="preserve">(i) presentar una copia completa, legible y debidamente suscrita de la Póliza </w:t>
       </w:r>
@@ -2725,7 +2725,7 @@
           <w:color w:val="000000"/>
           <w:kern w:val="0"/>
           <w:lang w:val="es-ES" w:eastAsia="es-ES"/>
-          <w14:ligatures w14:val="none"/>
+          <ns2:ligatures ns2:val="none"/>
         </w:rPr>
         <w:t/>
       </w:r>
@@ -2736,7 +2736,7 @@
           <w:color w:val="000000"/>
           <w:kern w:val="0"/>
           <w:lang w:val="es-ES" w:eastAsia="es-ES"/>
-          <w14:ligatures w14:val="none"/>
+          <ns2:ligatures ns2:val="none"/>
         </w:rPr>
         <w:t xml:space="preserve"> 97 00182780 101, así como el cargo de remisión de la póliza; (</w:t>
       </w:r>
@@ -2747,7 +2747,7 @@
           <w:color w:val="000000"/>
           <w:kern w:val="0"/>
           <w:lang w:val="es-ES" w:eastAsia="es-ES"/>
-          <w14:ligatures w14:val="none"/>
+          <ns2:ligatures ns2:val="none"/>
         </w:rPr>
         <w:t>ii</w:t>
       </w:r>
@@ -2758,7 +2758,7 @@
           <w:color w:val="000000"/>
           <w:kern w:val="0"/>
           <w:lang w:val="es-ES" w:eastAsia="es-ES"/>
-          <w14:ligatures w14:val="none"/>
+          <ns2:ligatures ns2:val="none"/>
         </w:rPr>
         <w:t xml:space="preserve">) presentar los medios probatorios que acrediten que informó oportunamente al denunciante de que las condiciones contractuales de la Póliza </w:t>
       </w:r>
@@ -2769,7 +2769,7 @@
           <w:color w:val="000000"/>
           <w:kern w:val="0"/>
           <w:lang w:val="es-ES" w:eastAsia="es-ES"/>
-          <w14:ligatures w14:val="none"/>
+          <ns2:ligatures ns2:val="none"/>
         </w:rPr>
         <w:t/>
       </w:r>
@@ -2780,7 +2780,7 @@
           <w:color w:val="000000"/>
           <w:kern w:val="0"/>
           <w:lang w:val="es-ES" w:eastAsia="es-ES"/>
-          <w14:ligatures w14:val="none"/>
+          <ns2:ligatures ns2:val="none"/>
         </w:rPr>
         <w:t xml:space="preserve"> 97 00182780 101 habían cambiado en la medida que cuando un asegurado falleciera en el futuro se prepararía tumbas individuales compartidas con otras nueve personas; y, (</w:t>
       </w:r>
@@ -2791,7 +2791,7 @@
           <w:color w:val="000000"/>
           <w:kern w:val="0"/>
           <w:lang w:val="es-ES" w:eastAsia="es-ES"/>
-          <w14:ligatures w14:val="none"/>
+          <ns2:ligatures ns2:val="none"/>
         </w:rPr>
         <w:t>iii</w:t>
       </w:r>
@@ -2802,7 +2802,7 @@
           <w:color w:val="000000"/>
           <w:kern w:val="0"/>
           <w:lang w:val="es-ES" w:eastAsia="es-ES"/>
-          <w14:ligatures w14:val="none"/>
+          <ns2:ligatures ns2:val="none"/>
         </w:rPr>
         <w:t>) presentar todas las comunicaciones cursadas con la parte denunciante en virtud del hecho materia de denuncia</w:t>
       </w:r>
@@ -2812,7 +2812,7 @@
           <w:color w:val="000000"/>
           <w:kern w:val="0"/>
           <w:lang w:val="es-ES" w:eastAsia="es-ES"/>
-          <w14:ligatures w14:val="none"/>
+          <ns2:ligatures ns2:val="none"/>
         </w:rPr>
         <w:t>.</w:t>
       </w:r>
@@ -2822,12 +2822,12 @@
           <w:color w:val="000000"/>
           <w:kern w:val="0"/>
           <w:lang w:eastAsia="es-ES"/>
-          <w14:ligatures w14:val="none"/>
+          <ns2:ligatures ns2:val="none"/>
         </w:rPr>
         <w:t xml:space="preserve"> </w:t>
       </w:r>
     </w:p>
-    <w:p>
+    <w:p ns2:paraId="5C93B848" ns2:textId="77777777">
       <w:pPr>
         <w:pStyle w:val="Prrafodelista"/>
         <w:spacing w:after="0" w:line="240" w:lineRule="auto"/>
@@ -2838,11 +2838,11 @@
           <w:color w:val="000000"/>
           <w:kern w:val="0"/>
           <w:lang w:val="es-ES" w:eastAsia="es-ES"/>
-          <w14:ligatures w14:val="none"/>
-        </w:rPr>
-      </w:pPr>
-    </w:p>
-    <w:p>
+          <ns2:ligatures ns2:val="none"/>
+        </w:rPr>
+      </w:pPr>
+    </w:p>
+    <w:p ns2:paraId="2A119386" ns2:textId="77777777">
       <w:pPr>
         <w:pStyle w:val="Prrafodelista"/>
         <w:numPr>
@@ -2862,36 +2862,36 @@
           <w:color w:val="000000"/>
           <w:kern w:val="0"/>
           <w:lang w:eastAsia="es-PE"/>
-          <w14:ligatures w14:val="none"/>
-        </w:rPr>
-      </w:pPr>
-      <w:r>
-        <w:rPr>
-          <w:rFonts w:ascii="Arial Narrow" w:eastAsia="Arial Narrow" w:hAnsi="Arial Narrow" w:cs="Arial Narrow"/>
-          <w:b/>
-          <w:color w:val="000000"/>
-          <w:kern w:val="0"/>
-          <w:lang w:eastAsia="es-PE"/>
-          <w14:ligatures w14:val="none"/>
+          <ns2:ligatures ns2:val="none"/>
+        </w:rPr>
+      </w:pPr>
+      <w:r>
+        <w:rPr>
+          <w:rFonts w:ascii="Arial Narrow" w:eastAsia="Arial Narrow" w:hAnsi="Arial Narrow" w:cs="Arial Narrow"/>
+          <w:b/>
+          <w:color w:val="000000"/>
+          <w:kern w:val="0"/>
+          <w:lang w:eastAsia="es-PE"/>
+          <ns2:ligatures ns2:val="none"/>
         </w:rPr>
         <w:t xml:space="preserve">RESOLUCIÓN DE LA SECRETARÍA TÉCNICA </w:t>
       </w:r>
     </w:p>
-    <w:p>
-      <w:pPr>
-        <w:spacing w:after="0" w:line="240" w:lineRule="auto"/>
-        <w:jc w:val="both"/>
-        <w:rPr>
-          <w:rFonts w:ascii="Arial Narrow" w:eastAsia="Arial Narrow" w:hAnsi="Arial Narrow" w:cs="Arial Narrow"/>
-          <w:b/>
-          <w:color w:val="000000"/>
-          <w:kern w:val="0"/>
-          <w:lang w:eastAsia="es-PE"/>
-          <w14:ligatures w14:val="none"/>
-        </w:rPr>
-      </w:pPr>
-    </w:p>
-    <w:p>
+    <w:p ns2:paraId="7F554EB2" ns2:textId="77777777">
+      <w:pPr>
+        <w:spacing w:after="0" w:line="240" w:lineRule="auto"/>
+        <w:jc w:val="both"/>
+        <w:rPr>
+          <w:rFonts w:ascii="Arial Narrow" w:eastAsia="Arial Narrow" w:hAnsi="Arial Narrow" w:cs="Arial Narrow"/>
+          <w:b/>
+          <w:color w:val="000000"/>
+          <w:kern w:val="0"/>
+          <w:lang w:eastAsia="es-PE"/>
+          <ns2:ligatures ns2:val="none"/>
+        </w:rPr>
+      </w:pPr>
+    </w:p>
+    <w:p ns2:paraId="40BE44E6" ns2:textId="53C7B334">
       <w:pPr>
         <w:spacing w:after="0" w:line="240" w:lineRule="auto"/>
         <w:jc w:val="both"/>
@@ -2900,17 +2900,17 @@
           <w:color w:val="000000"/>
           <w:kern w:val="0"/>
           <w:lang w:eastAsia="es-PE"/>
-          <w14:ligatures w14:val="none"/>
-        </w:rPr>
-      </w:pPr>
-      <w:r>
-        <w:rPr>
-          <w:rFonts w:ascii="Arial Narrow" w:eastAsia="Arial Narrow" w:hAnsi="Arial Narrow" w:cs="Arial Narrow"/>
-          <w:b/>
-          <w:color w:val="000000"/>
-          <w:kern w:val="0"/>
-          <w:lang w:eastAsia="es-PE"/>
-          <w14:ligatures w14:val="none"/>
+          <ns2:ligatures ns2:val="none"/>
+        </w:rPr>
+      </w:pPr>
+      <w:r>
+        <w:rPr>
+          <w:rFonts w:ascii="Arial Narrow" w:eastAsia="Arial Narrow" w:hAnsi="Arial Narrow" w:cs="Arial Narrow"/>
+          <w:b/>
+          <w:color w:val="000000"/>
+          <w:kern w:val="0"/>
+          <w:lang w:eastAsia="es-PE"/>
+          <ns2:ligatures ns2:val="none"/>
         </w:rPr>
         <w:t xml:space="preserve">PRIMERO: admitir a trámite la denuncia del 2 de agosto de 2025, subsanada mediante escrito del 17 de setiembre de 2025, interpuesta por la señora [DENUNCIANTE] contra Mapfre Perú Compañía de Seguros y Reaseguros S.A., por lo siguiente:</w:t>
       </w:r>
@@ -2921,7 +2921,7 @@
           <w:kern w:val="0"/>
           <w:shd w:val="clear" w:color="auto" w:fill="FFFFFF"/>
           <w:lang w:eastAsia="es-PE"/>
-          <w14:ligatures w14:val="none"/>
+          <ns2:ligatures ns2:val="none"/>
         </w:rPr>
         <w:t xml:space="preserve"/>
       </w:r>
@@ -2932,7 +2932,7 @@
           <w:kern w:val="0"/>
           <w:shd w:val="clear" w:color="auto" w:fill="FFFFFF"/>
           <w:lang w:eastAsia="es-PE"/>
-          <w14:ligatures w14:val="none"/>
+          <ns2:ligatures ns2:val="none"/>
         </w:rPr>
         <w:t xml:space="preserve"/>
       </w:r>
@@ -2943,7 +2943,7 @@
           <w:kern w:val="0"/>
           <w:shd w:val="clear" w:color="auto" w:fill="FFFFFF"/>
           <w:lang w:eastAsia="es-PE"/>
-          <w14:ligatures w14:val="none"/>
+          <ns2:ligatures ns2:val="none"/>
         </w:rPr>
         <w:t xml:space="preserve"/>
       </w:r>
@@ -2953,7 +2953,7 @@
           <w:bCs/>
           <w:spacing w:val="-3"/>
           <w:kern w:val="0"/>
-          <w14:ligatures w14:val="none"/>
+          <ns2:ligatures ns2:val="none"/>
         </w:rPr>
         <w:t xml:space="preserve"/>
       </w:r>
@@ -2964,7 +2964,7 @@
           <w:kern w:val="0"/>
           <w:shd w:val="clear" w:color="auto" w:fill="FFFFFF"/>
           <w:lang w:eastAsia="es-PE"/>
-          <w14:ligatures w14:val="none"/>
+          <ns2:ligatures ns2:val="none"/>
         </w:rPr>
         <w:t xml:space="preserve"/>
       </w:r>
@@ -2976,7 +2976,7 @@
           <w:kern w:val="0"/>
           <w:shd w:val="clear" w:color="auto" w:fill="FFFFFF"/>
           <w:lang w:eastAsia="es-PE"/>
-          <w14:ligatures w14:val="none"/>
+          <ns2:ligatures ns2:val="none"/>
         </w:rPr>
         <w:t/>
       </w:r>
@@ -2988,7 +2988,7 @@
           <w:kern w:val="0"/>
           <w:shd w:val="clear" w:color="auto" w:fill="FFFFFF"/>
           <w:lang w:eastAsia="es-PE"/>
-          <w14:ligatures w14:val="none"/>
+          <ns2:ligatures ns2:val="none"/>
         </w:rPr>
         <w:t xml:space="preserve"/>
       </w:r>
@@ -2999,7 +2999,7 @@
           <w:kern w:val="0"/>
           <w:shd w:val="clear" w:color="auto" w:fill="FFFFFF"/>
           <w:lang w:eastAsia="es-PE"/>
-          <w14:ligatures w14:val="none"/>
+          <ns2:ligatures ns2:val="none"/>
         </w:rPr>
         <w:t xml:space="preserve"/>
       </w:r>
@@ -3010,7 +3010,7 @@
           <w:kern w:val="0"/>
           <w:shd w:val="clear" w:color="auto" w:fill="FFFFFF"/>
           <w:lang w:eastAsia="es-PE"/>
-          <w14:ligatures w14:val="none"/>
+          <ns2:ligatures ns2:val="none"/>
         </w:rPr>
         <w:t/>
       </w:r>
@@ -3021,7 +3021,7 @@
           <w:kern w:val="0"/>
           <w:shd w:val="clear" w:color="auto" w:fill="FFFFFF"/>
           <w:lang w:eastAsia="es-PE"/>
-          <w14:ligatures w14:val="none"/>
+          <ns2:ligatures ns2:val="none"/>
         </w:rPr>
         <w:t xml:space="preserve"/>
       </w:r>
@@ -3032,12 +3032,12 @@
           <w:kern w:val="0"/>
           <w:shd w:val="clear" w:color="auto" w:fill="FFFFFF"/>
           <w:lang w:eastAsia="es-PE"/>
-          <w14:ligatures w14:val="none"/>
+          <ns2:ligatures ns2:val="none"/>
         </w:rPr>
         <w:t/>
       </w:r>
     </w:p>
-    <w:p>
+    <w:p ns2:paraId="39215327" ns2:textId="77777777">
       <w:pPr>
         <w:spacing w:after="0" w:line="240" w:lineRule="auto"/>
         <w:jc w:val="both"/>
@@ -3045,11 +3045,11 @@
           <w:rFonts w:ascii="Arial Narrow" w:eastAsia="Calibri" w:hAnsi="Arial Narrow" w:cs="Arial Narrow"/>
           <w:kern w:val="0"/>
           <w:lang w:eastAsia="es-PE"/>
-          <w14:ligatures w14:val="none"/>
-        </w:rPr>
-      </w:pPr>
-    </w:p>
-    <w:p>
+          <ns2:ligatures ns2:val="none"/>
+        </w:rPr>
+      </w:pPr>
+    </w:p>
+    <w:p ns2:paraId="272DF61E" ns2:textId="40BC34A1">
       <w:pPr>
         <w:pStyle w:val="Prrafodelista"/>
         <w:numPr>
@@ -3067,14 +3067,14 @@
           <w:rFonts w:ascii="Arial Narrow" w:eastAsia="Calibri" w:hAnsi="Arial Narrow" w:cs="Arial Narrow"/>
           <w:kern w:val="0"/>
           <w:lang w:eastAsia="es-PE"/>
-          <w14:ligatures w14:val="none"/>
-        </w:rPr>
-      </w:pPr>
-      <w:r>
-        <w:rPr>
-          <w:rFonts w:ascii="Arial Narrow" w:eastAsia="Arial Narrow" w:hAnsi="Arial Narrow" w:cs="Arial Narrow"/>
-          <w:kern w:val="0"/>
-          <w14:ligatures w14:val="none"/>
+          <ns2:ligatures ns2:val="none"/>
+        </w:rPr>
+      </w:pPr>
+      <w:r>
+        <w:rPr>
+          <w:rFonts w:ascii="Arial Narrow" w:eastAsia="Arial Narrow" w:hAnsi="Arial Narrow" w:cs="Arial Narrow"/>
+          <w:kern w:val="0"/>
+          <ns2:ligatures ns2:val="none"/>
         </w:rPr>
         <w:t xml:space="preserve">Presunta infracción al literal c) del artículo 56 de la Ley 29571, Código de Protección y Defensa del Consumidor, en tanto </w:t>
       </w:r>
@@ -3082,7 +3082,7 @@
         <w:rPr>
           <w:rFonts w:ascii="Arial Narrow" w:eastAsia="Arial Narrow" w:hAnsi="Arial Narrow" w:cs="Arial Narrow"/>
           <w:kern w:val="0"/>
-          <w14:ligatures w14:val="none"/>
+          <ns2:ligatures ns2:val="none"/>
         </w:rPr>
         <w:t>la compañía aseguradora habría modificado unilateralmente</w:t>
       </w:r>
@@ -3090,7 +3090,7 @@
         <w:rPr>
           <w:rFonts w:ascii="Arial Narrow" w:eastAsia="Arial Narrow" w:hAnsi="Arial Narrow" w:cs="Arial Narrow"/>
           <w:kern w:val="0"/>
-          <w14:ligatures w14:val="none"/>
+          <ns2:ligatures ns2:val="none"/>
         </w:rPr>
         <w:t xml:space="preserve"> </w:t>
       </w:r>
@@ -3098,7 +3098,7 @@
         <w:rPr>
           <w:rFonts w:ascii="Arial Narrow" w:eastAsia="Arial Narrow" w:hAnsi="Arial Narrow" w:cs="Arial Narrow"/>
           <w:kern w:val="0"/>
-          <w14:ligatures w14:val="none"/>
+          <ns2:ligatures ns2:val="none"/>
         </w:rPr>
         <w:t>las condiciones de</w:t>
       </w:r>
@@ -3106,7 +3106,7 @@
         <w:rPr>
           <w:rFonts w:ascii="Arial Narrow" w:eastAsia="Arial Narrow" w:hAnsi="Arial Narrow" w:cs="Arial Narrow"/>
           <w:kern w:val="0"/>
-          <w14:ligatures w14:val="none"/>
+          <ns2:ligatures ns2:val="none"/>
         </w:rPr>
         <w:t xml:space="preserve"> la</w:t>
       </w:r>
@@ -3114,7 +3114,7 @@
         <w:rPr>
           <w:rFonts w:ascii="Arial Narrow" w:eastAsia="Arial Narrow" w:hAnsi="Arial Narrow" w:cs="Arial Narrow"/>
           <w:kern w:val="0"/>
-          <w14:ligatures w14:val="none"/>
+          <ns2:ligatures ns2:val="none"/>
         </w:rPr>
         <w:t xml:space="preserve"> Póliza </w:t>
       </w:r>
@@ -3123,7 +3123,7 @@
         <w:rPr>
           <w:rFonts w:ascii="Arial Narrow" w:eastAsia="Arial Narrow" w:hAnsi="Arial Narrow" w:cs="Arial Narrow"/>
           <w:kern w:val="0"/>
-          <w14:ligatures w14:val="none"/>
+          <ns2:ligatures ns2:val="none"/>
         </w:rPr>
         <w:t/>
       </w:r>
@@ -3132,7 +3132,7 @@
         <w:rPr>
           <w:rFonts w:ascii="Arial Narrow" w:eastAsia="Arial Narrow" w:hAnsi="Arial Narrow" w:cs="Arial Narrow"/>
           <w:kern w:val="0"/>
-          <w14:ligatures w14:val="none"/>
+          <ns2:ligatures ns2:val="none"/>
         </w:rPr>
         <w:t xml:space="preserve"> 97 00182780 101 al sustituir </w:t>
       </w:r>
@@ -3140,7 +3140,7 @@
         <w:rPr>
           <w:rFonts w:ascii="Arial Narrow" w:eastAsia="Arial Narrow" w:hAnsi="Arial Narrow" w:cs="Arial Narrow"/>
           <w:kern w:val="0"/>
-          <w14:ligatures w14:val="none"/>
+          <ns2:ligatures ns2:val="none"/>
         </w:rPr>
         <w:t xml:space="preserve">el servicio de </w:t>
       </w:r>
@@ -3148,7 +3148,7 @@
         <w:rPr>
           <w:rFonts w:ascii="Arial Narrow" w:eastAsia="Arial Narrow" w:hAnsi="Arial Narrow" w:cs="Arial Narrow"/>
           <w:kern w:val="0"/>
-          <w14:ligatures w14:val="none"/>
+          <ns2:ligatures ns2:val="none"/>
         </w:rPr>
         <w:t xml:space="preserve">tumba familiar por tumbas individuales compartidas, sin </w:t>
       </w:r>
@@ -3156,7 +3156,7 @@
         <w:rPr>
           <w:rFonts w:ascii="Arial Narrow" w:eastAsia="Arial Narrow" w:hAnsi="Arial Narrow" w:cs="Arial Narrow"/>
           <w:kern w:val="0"/>
-          <w14:ligatures w14:val="none"/>
+          <ns2:ligatures ns2:val="none"/>
         </w:rPr>
         <w:t xml:space="preserve">el consentimiento y previa información a </w:t>
       </w:r>
@@ -3164,7 +3164,7 @@
         <w:rPr>
           <w:rFonts w:ascii="Arial Narrow" w:eastAsia="Arial Narrow" w:hAnsi="Arial Narrow" w:cs="Arial Narrow"/>
           <w:kern w:val="0"/>
-          <w14:ligatures w14:val="none"/>
+          <ns2:ligatures ns2:val="none"/>
         </w:rPr>
         <w:t>la denunciante</w:t>
       </w:r>
@@ -3172,23 +3172,23 @@
         <w:rPr>
           <w:rFonts w:ascii="Arial Narrow" w:eastAsia="Arial Narrow" w:hAnsi="Arial Narrow" w:cs="Arial Narrow"/>
           <w:kern w:val="0"/>
-          <w14:ligatures w14:val="none"/>
+          <ns2:ligatures ns2:val="none"/>
         </w:rPr>
         <w:t xml:space="preserve">. </w:t>
       </w:r>
     </w:p>
-    <w:p>
+    <w:p ns2:paraId="0B0291C5" ns2:textId="77777777">
       <w:pPr>
         <w:pStyle w:val="Prrafodelista"/>
         <w:spacing w:line="240" w:lineRule="auto"/>
         <w:rPr>
           <w:rFonts w:ascii="Arial Narrow" w:eastAsia="Arial Narrow" w:hAnsi="Arial Narrow" w:cs="Arial Narrow"/>
           <w:kern w:val="0"/>
-          <w14:ligatures w14:val="none"/>
-        </w:rPr>
-      </w:pPr>
-    </w:p>
-    <w:p>
+          <ns2:ligatures ns2:val="none"/>
+        </w:rPr>
+      </w:pPr>
+    </w:p>
+    <w:p ns2:paraId="3DEB81E8" ns2:textId="0F3BCF58">
       <w:pPr>
         <w:pStyle w:val="Prrafodelista"/>
         <w:numPr>
@@ -3205,7 +3205,7 @@
         <w:rPr>
           <w:rFonts w:ascii="Arial Narrow" w:eastAsia="Arial Narrow" w:hAnsi="Arial Narrow" w:cs="Arial Narrow"/>
           <w:kern w:val="0"/>
-          <w14:ligatures w14:val="none"/>
+          <ns2:ligatures ns2:val="none"/>
         </w:rPr>
       </w:pPr>
       <w:bookmarkStart w:id="8" w:name="_Hlk213688106"/>
@@ -3220,7 +3220,7 @@
         <w:rPr>
           <w:rFonts w:ascii="Arial Narrow" w:eastAsia="Arial Narrow" w:hAnsi="Arial Narrow" w:cs="Arial Narrow"/>
           <w:kern w:val="0"/>
-          <w14:ligatures w14:val="none"/>
+          <ns2:ligatures ns2:val="none"/>
         </w:rPr>
         <w:t/>
       </w:r>
@@ -3234,7 +3234,7 @@
         <w:rPr>
           <w:rFonts w:ascii="Arial Narrow" w:eastAsia="Arial Narrow" w:hAnsi="Arial Narrow" w:cs="Arial Narrow"/>
           <w:kern w:val="0"/>
-          <w14:ligatures w14:val="none"/>
+          <ns2:ligatures ns2:val="none"/>
         </w:rPr>
         <w:t/>
       </w:r>
@@ -3262,7 +3262,7 @@
         <w:rPr>
           <w:rFonts w:ascii="Arial Narrow" w:eastAsia="Arial Narrow" w:hAnsi="Arial Narrow" w:cs="Arial Narrow"/>
           <w:kern w:val="0"/>
-          <w14:ligatures w14:val="none"/>
+          <ns2:ligatures ns2:val="none"/>
         </w:rPr>
         <w:t xml:space="preserve">en tanto </w:t>
       </w:r>
@@ -3270,7 +3270,7 @@
         <w:rPr>
           <w:rFonts w:ascii="Arial Narrow" w:eastAsia="Arial Narrow" w:hAnsi="Arial Narrow" w:cs="Arial Narrow"/>
           <w:kern w:val="0"/>
-          <w14:ligatures w14:val="none"/>
+          <ns2:ligatures ns2:val="none"/>
         </w:rPr>
         <w:t>la compañía aseguradora no</w:t>
       </w:r>
@@ -3278,7 +3278,7 @@
         <w:rPr>
           <w:rFonts w:ascii="Arial Narrow" w:eastAsia="Arial Narrow" w:hAnsi="Arial Narrow" w:cs="Arial Narrow"/>
           <w:kern w:val="0"/>
-          <w14:ligatures w14:val="none"/>
+          <ns2:ligatures ns2:val="none"/>
         </w:rPr>
         <w:t xml:space="preserve"> habría brindado una respuesta al reclamo presentado por el denunciante el </w:t>
       </w:r>
@@ -3287,7 +3287,7 @@
         <w:rPr>
           <w:rFonts w:ascii="Arial Narrow" w:eastAsia="Arial Narrow" w:hAnsi="Arial Narrow" w:cs="Arial Narrow"/>
           <w:kern w:val="0"/>
-          <w14:ligatures w14:val="none"/>
+          <ns2:ligatures ns2:val="none"/>
         </w:rPr>
         <w:t>31 de octubre de 2024</w:t>
       </w:r>
@@ -3295,7 +3295,7 @@
         <w:rPr>
           <w:rFonts w:ascii="Arial Narrow" w:eastAsia="Arial Narrow" w:hAnsi="Arial Narrow" w:cs="Arial Narrow"/>
           <w:kern w:val="0"/>
-          <w14:ligatures w14:val="none"/>
+          <ns2:ligatures ns2:val="none"/>
         </w:rPr>
         <w:t xml:space="preserve">. </w:t>
       </w:r>
@@ -3303,22 +3303,22 @@
         <w:rPr>
           <w:rFonts w:ascii="Arial Narrow" w:eastAsia="Arial Narrow" w:hAnsi="Arial Narrow" w:cs="Arial Narrow"/>
           <w:kern w:val="0"/>
-          <w14:ligatures w14:val="none"/>
+          <ns2:ligatures ns2:val="none"/>
         </w:rPr>
         <w:t xml:space="preserve"> </w:t>
       </w:r>
     </w:p>
-    <w:p>
+    <w:p ns2:paraId="15335EB3" ns2:textId="77777777">
       <w:pPr>
         <w:pStyle w:val="Prrafodelista"/>
         <w:rPr>
           <w:rFonts w:ascii="Arial Narrow" w:eastAsia="Arial Narrow" w:hAnsi="Arial Narrow" w:cs="Arial Narrow"/>
           <w:kern w:val="0"/>
-          <w14:ligatures w14:val="none"/>
-        </w:rPr>
-      </w:pPr>
-    </w:p>
-    <w:p>
+          <ns2:ligatures ns2:val="none"/>
+        </w:rPr>
+      </w:pPr>
+    </w:p>
+    <w:p ns2:paraId="7C9EE9C9" ns2:textId="6282BA73">
       <w:pPr>
         <w:pStyle w:val="Prrafodelista"/>
         <w:numPr>
@@ -3335,14 +3335,14 @@
         <w:rPr>
           <w:rFonts w:ascii="Arial Narrow" w:eastAsia="Arial Narrow" w:hAnsi="Arial Narrow" w:cs="Arial Narrow"/>
           <w:kern w:val="0"/>
-          <w14:ligatures w14:val="none"/>
-        </w:rPr>
-      </w:pPr>
-      <w:r>
-        <w:rPr>
-          <w:rFonts w:ascii="Arial Narrow" w:eastAsia="Arial Narrow" w:hAnsi="Arial Narrow" w:cs="Arial Narrow"/>
-          <w:kern w:val="0"/>
-          <w14:ligatures w14:val="none"/>
+          <ns2:ligatures ns2:val="none"/>
+        </w:rPr>
+      </w:pPr>
+      <w:r>
+        <w:rPr>
+          <w:rFonts w:ascii="Arial Narrow" w:eastAsia="Arial Narrow" w:hAnsi="Arial Narrow" w:cs="Arial Narrow"/>
+          <w:kern w:val="0"/>
+          <ns2:ligatures ns2:val="none"/>
         </w:rPr>
         <w:t>Presunta infracción a</w:t>
       </w:r>
@@ -3350,7 +3350,7 @@
         <w:rPr>
           <w:rFonts w:ascii="Arial Narrow" w:eastAsia="Arial Narrow" w:hAnsi="Arial Narrow" w:cs="Arial Narrow"/>
           <w:kern w:val="0"/>
-          <w14:ligatures w14:val="none"/>
+          <ns2:ligatures ns2:val="none"/>
         </w:rPr>
         <w:t xml:space="preserve">l </w:t>
       </w:r>
@@ -3358,7 +3358,7 @@
         <w:rPr>
           <w:rFonts w:ascii="Arial Narrow" w:eastAsia="Arial Narrow" w:hAnsi="Arial Narrow" w:cs="Arial Narrow"/>
           <w:kern w:val="0"/>
-          <w14:ligatures w14:val="none"/>
+          <ns2:ligatures ns2:val="none"/>
         </w:rPr>
         <w:t xml:space="preserve">artículo 61 y </w:t>
       </w:r>
@@ -3366,7 +3366,7 @@
         <w:rPr>
           <w:rFonts w:ascii="Arial Narrow" w:eastAsia="Arial Narrow" w:hAnsi="Arial Narrow" w:cs="Arial Narrow"/>
           <w:kern w:val="0"/>
-          <w14:ligatures w14:val="none"/>
+          <ns2:ligatures ns2:val="none"/>
         </w:rPr>
         <w:t xml:space="preserve">el literal f) del artículo </w:t>
       </w:r>
@@ -3374,7 +3374,7 @@
         <w:rPr>
           <w:rFonts w:ascii="Arial Narrow" w:eastAsia="Arial Narrow" w:hAnsi="Arial Narrow" w:cs="Arial Narrow"/>
           <w:kern w:val="0"/>
-          <w14:ligatures w14:val="none"/>
+          <ns2:ligatures ns2:val="none"/>
         </w:rPr>
         <w:t xml:space="preserve">62 de la Ley 29571, Código de Protección y Defensa del Consumidor, en tanto </w:t>
       </w:r>
@@ -3382,7 +3382,7 @@
         <w:rPr>
           <w:rFonts w:ascii="Arial Narrow" w:eastAsia="Arial Narrow" w:hAnsi="Arial Narrow" w:cs="Arial Narrow"/>
           <w:kern w:val="0"/>
-          <w14:ligatures w14:val="none"/>
+          <ns2:ligatures ns2:val="none"/>
         </w:rPr>
         <w:t xml:space="preserve">la compañía aseguradora </w:t>
       </w:r>
@@ -3390,7 +3390,7 @@
         <w:rPr>
           <w:rFonts w:ascii="Arial Narrow" w:eastAsia="Arial Narrow" w:hAnsi="Arial Narrow" w:cs="Arial Narrow"/>
           <w:kern w:val="0"/>
-          <w14:ligatures w14:val="none"/>
+          <ns2:ligatures ns2:val="none"/>
         </w:rPr>
         <w:t xml:space="preserve">habría </w:t>
       </w:r>
@@ -3398,7 +3398,7 @@
         <w:rPr>
           <w:rFonts w:ascii="Arial Narrow" w:eastAsia="Arial Narrow" w:hAnsi="Arial Narrow" w:cs="Arial Narrow"/>
           <w:kern w:val="0"/>
-          <w14:ligatures w14:val="none"/>
+          <ns2:ligatures ns2:val="none"/>
         </w:rPr>
         <w:t>enviado un</w:t>
       </w:r>
@@ -3406,7 +3406,7 @@
         <w:rPr>
           <w:rFonts w:ascii="Arial Narrow" w:eastAsia="Arial Narrow" w:hAnsi="Arial Narrow" w:cs="Arial Narrow"/>
           <w:kern w:val="0"/>
-          <w14:ligatures w14:val="none"/>
+          <ns2:ligatures ns2:val="none"/>
         </w:rPr>
         <w:t xml:space="preserve"> personal de cobranzas al domicilio de los padres de la </w:t>
       </w:r>
@@ -3414,7 +3414,7 @@
         <w:rPr>
           <w:rFonts w:ascii="Arial Narrow" w:eastAsia="Arial Narrow" w:hAnsi="Arial Narrow" w:cs="Arial Narrow"/>
           <w:kern w:val="0"/>
-          <w14:ligatures w14:val="none"/>
+          <ns2:ligatures ns2:val="none"/>
         </w:rPr>
         <w:t>denunciante</w:t>
       </w:r>
@@ -3422,7 +3422,7 @@
         <w:rPr>
           <w:rFonts w:ascii="Arial Narrow" w:eastAsia="Arial Narrow" w:hAnsi="Arial Narrow" w:cs="Arial Narrow"/>
           <w:kern w:val="0"/>
-          <w14:ligatures w14:val="none"/>
+          <ns2:ligatures ns2:val="none"/>
         </w:rPr>
         <w:t xml:space="preserve"> sin la debida justificación</w:t>
       </w:r>
@@ -3430,7 +3430,7 @@
         <w:rPr>
           <w:rFonts w:ascii="Arial Narrow" w:eastAsia="Arial Narrow" w:hAnsi="Arial Narrow" w:cs="Arial Narrow"/>
           <w:kern w:val="0"/>
-          <w14:ligatures w14:val="none"/>
+          <ns2:ligatures ns2:val="none"/>
         </w:rPr>
         <w:t>.</w:t>
       </w:r>
@@ -3438,23 +3438,23 @@
         <w:rPr>
           <w:rFonts w:ascii="Arial Narrow" w:eastAsia="Arial Narrow" w:hAnsi="Arial Narrow" w:cs="Arial Narrow"/>
           <w:kern w:val="0"/>
-          <w14:ligatures w14:val="none"/>
+          <ns2:ligatures ns2:val="none"/>
         </w:rPr>
         <w:t xml:space="preserve"> </w:t>
       </w:r>
     </w:p>
-    <w:p>
-      <w:pPr>
-        <w:spacing w:after="0" w:line="240" w:lineRule="auto"/>
-        <w:jc w:val="both"/>
-        <w:rPr>
-          <w:rFonts w:ascii="Arial Narrow" w:eastAsia="Arial Narrow" w:hAnsi="Arial Narrow" w:cs="Arial Narrow"/>
-          <w:kern w:val="0"/>
-          <w14:ligatures w14:val="none"/>
-        </w:rPr>
-      </w:pPr>
-    </w:p>
-    <w:p>
+    <w:p ns2:paraId="042B3F54" ns2:textId="777BBF33">
+      <w:pPr>
+        <w:spacing w:after="0" w:line="240" w:lineRule="auto"/>
+        <w:jc w:val="both"/>
+        <w:rPr>
+          <w:rFonts w:ascii="Arial Narrow" w:eastAsia="Arial Narrow" w:hAnsi="Arial Narrow" w:cs="Arial Narrow"/>
+          <w:kern w:val="0"/>
+          <ns2:ligatures ns2:val="none"/>
+        </w:rPr>
+      </w:pPr>
+    </w:p>
+    <w:p ns2:paraId="0A292C9F" ns2:textId="5E697CCD">
       <w:pPr>
         <w:spacing w:line="240" w:lineRule="auto"/>
         <w:contextualSpacing/>
@@ -3462,17 +3462,17 @@
         <w:rPr>
           <w:rFonts w:ascii="Arial Narrow" w:eastAsia="Calibri" w:hAnsi="Arial Narrow" w:cs="Arial"/>
           <w:kern w:val="0"/>
-          <w14:ligatures w14:val="none"/>
-        </w:rPr>
-      </w:pPr>
-      <w:r>
-        <w:rPr>
-          <w:rFonts w:ascii="Arial Narrow" w:eastAsia="Arial Narrow" w:hAnsi="Arial Narrow" w:cs="Arial Narrow"/>
-          <w:b/>
-          <w:color w:val="000000"/>
-          <w:kern w:val="0"/>
-          <w:lang w:eastAsia="es-PE"/>
-          <w14:ligatures w14:val="none"/>
+          <ns2:ligatures ns2:val="none"/>
+        </w:rPr>
+      </w:pPr>
+      <w:r>
+        <w:rPr>
+          <w:rFonts w:ascii="Arial Narrow" w:eastAsia="Arial Narrow" w:hAnsi="Arial Narrow" w:cs="Arial Narrow"/>
+          <w:b/>
+          <w:color w:val="000000"/>
+          <w:kern w:val="0"/>
+          <w:lang w:eastAsia="es-PE"/>
+          <ns2:ligatures ns2:val="none"/>
         </w:rPr>
         <w:t>SEGUNDO:</w:t>
       </w:r>
@@ -3482,7 +3482,7 @@
           <w:color w:val="000000"/>
           <w:kern w:val="0"/>
           <w:lang w:eastAsia="es-PE"/>
-          <w14:ligatures w14:val="none"/>
+          <ns2:ligatures ns2:val="none"/>
         </w:rPr>
         <w:t xml:space="preserve"> tener por ofrecidos los medios probatorios presentados en el escrito de denuncia </w:t>
       </w:r>
@@ -3492,7 +3492,7 @@
           <w:color w:val="000000"/>
           <w:kern w:val="0"/>
           <w:lang w:val="es-ES" w:eastAsia="es-ES"/>
-          <w14:ligatures w14:val="none"/>
+          <ns2:ligatures ns2:val="none"/>
         </w:rPr>
         <w:t xml:space="preserve">del </w:t>
       </w:r>
@@ -3502,7 +3502,7 @@
           <w:color w:val="000000"/>
           <w:kern w:val="0"/>
           <w:lang w:val="es-ES" w:eastAsia="es-ES"/>
-          <w14:ligatures w14:val="none"/>
+          <ns2:ligatures ns2:val="none"/>
         </w:rPr>
         <w:t>2 de agosto de 2025, subsanada mediante escrito del 17 de setiembre de 2025</w:t>
       </w:r>
@@ -3510,12 +3510,12 @@
         <w:rPr>
           <w:rFonts w:ascii="Arial Narrow" w:eastAsia="Calibri" w:hAnsi="Arial Narrow" w:cs="Arial"/>
           <w:kern w:val="0"/>
-          <w14:ligatures w14:val="none"/>
+          <ns2:ligatures ns2:val="none"/>
         </w:rPr>
         <w:t>.</w:t>
       </w:r>
     </w:p>
-    <w:p>
+    <w:p ns2:paraId="68A17E97" ns2:textId="77777777">
       <w:pPr>
         <w:spacing w:line="240" w:lineRule="auto"/>
         <w:contextualSpacing/>
@@ -3525,30 +3525,30 @@
           <w:color w:val="000000"/>
           <w:kern w:val="0"/>
           <w:lang w:eastAsia="es-PE"/>
-          <w14:ligatures w14:val="none"/>
-        </w:rPr>
-      </w:pPr>
-    </w:p>
-    <w:p>
-      <w:pPr>
-        <w:spacing w:after="0" w:line="240" w:lineRule="auto"/>
-        <w:jc w:val="both"/>
-        <w:rPr>
-          <w:rFonts w:ascii="Arial Narrow" w:eastAsia="Arial Narrow" w:hAnsi="Arial Narrow" w:cs="Arial Narrow"/>
-          <w:color w:val="000000"/>
-          <w:kern w:val="0"/>
-          <w:lang w:eastAsia="es-PE"/>
-          <w14:ligatures w14:val="none"/>
-        </w:rPr>
-      </w:pPr>
-      <w:r>
-        <w:rPr>
-          <w:rFonts w:ascii="Arial Narrow" w:eastAsia="Arial Narrow" w:hAnsi="Arial Narrow" w:cs="Arial Narrow"/>
-          <w:b/>
-          <w:color w:val="000000"/>
-          <w:kern w:val="0"/>
-          <w:lang w:eastAsia="es-PE"/>
-          <w14:ligatures w14:val="none"/>
+          <ns2:ligatures ns2:val="none"/>
+        </w:rPr>
+      </w:pPr>
+    </w:p>
+    <w:p ns2:paraId="168254DA" ns2:textId="0086D5DD">
+      <w:pPr>
+        <w:spacing w:after="0" w:line="240" w:lineRule="auto"/>
+        <w:jc w:val="both"/>
+        <w:rPr>
+          <w:rFonts w:ascii="Arial Narrow" w:eastAsia="Arial Narrow" w:hAnsi="Arial Narrow" w:cs="Arial Narrow"/>
+          <w:color w:val="000000"/>
+          <w:kern w:val="0"/>
+          <w:lang w:eastAsia="es-PE"/>
+          <ns2:ligatures ns2:val="none"/>
+        </w:rPr>
+      </w:pPr>
+      <w:r>
+        <w:rPr>
+          <w:rFonts w:ascii="Arial Narrow" w:eastAsia="Arial Narrow" w:hAnsi="Arial Narrow" w:cs="Arial Narrow"/>
+          <w:b/>
+          <w:color w:val="000000"/>
+          <w:kern w:val="0"/>
+          <w:lang w:eastAsia="es-PE"/>
+          <ns2:ligatures ns2:val="none"/>
         </w:rPr>
         <w:t xml:space="preserve">TERCERO: </w:t>
       </w:r>
@@ -3558,7 +3558,7 @@
           <w:color w:val="000000"/>
           <w:kern w:val="0"/>
           <w:lang w:eastAsia="es-PE"/>
-          <w14:ligatures w14:val="none"/>
+          <ns2:ligatures ns2:val="none"/>
         </w:rPr>
         <w:t xml:space="preserve">requerir a </w:t>
       </w:r>
@@ -3568,7 +3568,7 @@
           <w:color w:val="000000"/>
           <w:kern w:val="0"/>
           <w:lang w:eastAsia="es-PE"/>
-          <w14:ligatures w14:val="none"/>
+          <ns2:ligatures ns2:val="none"/>
         </w:rPr>
         <w:t>Mapfre Perú Compañía de Seguros y Reaseguros S.A</w:t>
       </w:r>
@@ -3578,7 +3578,7 @@
           <w:color w:val="000000"/>
           <w:kern w:val="0"/>
           <w:lang w:eastAsia="es-PE"/>
-          <w14:ligatures w14:val="none"/>
+          <ns2:ligatures ns2:val="none"/>
         </w:rPr>
         <w:t>. que</w:t>
       </w:r>
@@ -3588,12 +3588,12 @@
           <w:color w:val="000000"/>
           <w:kern w:val="0"/>
           <w:lang w:eastAsia="es-PE"/>
-          <w14:ligatures w14:val="none"/>
+          <ns2:ligatures ns2:val="none"/>
         </w:rPr>
         <w:t xml:space="preserve"> cumpla con lo siguiente:</w:t>
       </w:r>
     </w:p>
-    <w:p>
+    <w:p ns2:paraId="20FDFB8D" ns2:textId="77777777">
       <w:pPr>
         <w:spacing w:after="0" w:line="240" w:lineRule="auto"/>
         <w:jc w:val="both"/>
@@ -3602,11 +3602,11 @@
           <w:color w:val="000000"/>
           <w:kern w:val="0"/>
           <w:lang w:eastAsia="es-PE"/>
-          <w14:ligatures w14:val="none"/>
-        </w:rPr>
-      </w:pPr>
-    </w:p>
-    <w:p>
+          <ns2:ligatures ns2:val="none"/>
+        </w:rPr>
+      </w:pPr>
+    </w:p>
+    <w:p ns2:paraId="4AA80738" ns2:textId="77777777">
       <w:pPr>
         <w:numPr>
           <w:ilvl w:val="0"/>
@@ -3620,21 +3620,21 @@
           <w:color w:val="000000"/>
           <w:kern w:val="0"/>
           <w:lang w:eastAsia="es-PE"/>
-          <w14:ligatures w14:val="none"/>
-        </w:rPr>
-      </w:pPr>
-      <w:r>
-        <w:rPr>
-          <w:rFonts w:ascii="Arial Narrow" w:eastAsia="Arial Narrow" w:hAnsi="Arial Narrow" w:cs="Arial Narrow"/>
-          <w:color w:val="000000"/>
-          <w:kern w:val="0"/>
-          <w:lang w:eastAsia="es-PE"/>
-          <w14:ligatures w14:val="none"/>
+          <ns2:ligatures ns2:val="none"/>
+        </w:rPr>
+      </w:pPr>
+      <w:r>
+        <w:rPr>
+          <w:rFonts w:ascii="Arial Narrow" w:eastAsia="Arial Narrow" w:hAnsi="Arial Narrow" w:cs="Arial Narrow"/>
+          <w:color w:val="000000"/>
+          <w:kern w:val="0"/>
+          <w:lang w:eastAsia="es-PE"/>
+          <ns2:ligatures ns2:val="none"/>
         </w:rPr>
         <w:t>presentar documentos que acrediten su inscripción en los Registros Públicos o una declaración jurada que indique que cuenta con dicha inscripción;</w:t>
       </w:r>
     </w:p>
-    <w:p>
+    <w:p ns2:paraId="2B29D59F" ns2:textId="77777777">
       <w:pPr>
         <w:numPr>
           <w:ilvl w:val="0"/>
@@ -3648,21 +3648,21 @@
           <w:color w:val="000000"/>
           <w:kern w:val="0"/>
           <w:lang w:eastAsia="es-PE"/>
-          <w14:ligatures w14:val="none"/>
-        </w:rPr>
-      </w:pPr>
-      <w:r>
-        <w:rPr>
-          <w:rFonts w:ascii="Arial Narrow" w:eastAsia="Arial Narrow" w:hAnsi="Arial Narrow" w:cs="Arial Narrow"/>
-          <w:color w:val="000000"/>
-          <w:kern w:val="0"/>
-          <w:lang w:eastAsia="es-PE"/>
-          <w14:ligatures w14:val="none"/>
+          <ns2:ligatures ns2:val="none"/>
+        </w:rPr>
+      </w:pPr>
+      <w:r>
+        <w:rPr>
+          <w:rFonts w:ascii="Arial Narrow" w:eastAsia="Arial Narrow" w:hAnsi="Arial Narrow" w:cs="Arial Narrow"/>
+          <w:color w:val="000000"/>
+          <w:kern w:val="0"/>
+          <w:lang w:eastAsia="es-PE"/>
+          <ns2:ligatures ns2:val="none"/>
         </w:rPr>
         <w:t>presentar copia simple de las facultades de representación de su representante legal en el presente procedimiento o la declaración jurada que indique que cuenta con dichas facultades y que estas se encuentran vigentes;</w:t>
       </w:r>
     </w:p>
-    <w:p>
+    <w:p ns2:paraId="7EF50C46" ns2:textId="77777777">
       <w:pPr>
         <w:numPr>
           <w:ilvl w:val="0"/>
@@ -3676,21 +3676,21 @@
           <w:color w:val="000000"/>
           <w:kern w:val="0"/>
           <w:lang w:eastAsia="es-PE"/>
-          <w14:ligatures w14:val="none"/>
-        </w:rPr>
-      </w:pPr>
-      <w:r>
-        <w:rPr>
-          <w:rFonts w:ascii="Arial Narrow" w:eastAsia="Arial Narrow" w:hAnsi="Arial Narrow" w:cs="Arial Narrow"/>
-          <w:color w:val="000000"/>
-          <w:kern w:val="0"/>
-          <w:lang w:eastAsia="es-PE"/>
-          <w14:ligatures w14:val="none"/>
+          <ns2:ligatures ns2:val="none"/>
+        </w:rPr>
+      </w:pPr>
+      <w:r>
+        <w:rPr>
+          <w:rFonts w:ascii="Arial Narrow" w:eastAsia="Arial Narrow" w:hAnsi="Arial Narrow" w:cs="Arial Narrow"/>
+          <w:color w:val="000000"/>
+          <w:kern w:val="0"/>
+          <w:lang w:eastAsia="es-PE"/>
+          <ns2:ligatures ns2:val="none"/>
         </w:rPr>
         <w:t>consignar el Número de Registro Único de Contribuyentes (RUC); y,</w:t>
       </w:r>
     </w:p>
-    <w:p>
+    <w:p ns2:paraId="19E4DFA1" ns2:textId="77777777">
       <w:pPr>
         <w:numPr>
           <w:ilvl w:val="0"/>
@@ -3702,16 +3702,16 @@
         <w:rPr>
           <w:rFonts w:ascii="Arial Narrow" w:eastAsia="Calibri" w:hAnsi="Arial Narrow" w:cs="Arial"/>
           <w:kern w:val="0"/>
-          <w14:ligatures w14:val="none"/>
-        </w:rPr>
-      </w:pPr>
-      <w:r>
-        <w:rPr>
-          <w:rFonts w:ascii="Arial Narrow" w:eastAsia="Arial Narrow" w:hAnsi="Arial Narrow" w:cs="Arial Narrow"/>
-          <w:color w:val="000000"/>
-          <w:kern w:val="0"/>
-          <w:lang w:eastAsia="es-PE"/>
-          <w14:ligatures w14:val="none"/>
+          <ns2:ligatures ns2:val="none"/>
+        </w:rPr>
+      </w:pPr>
+      <w:r>
+        <w:rPr>
+          <w:rFonts w:ascii="Arial Narrow" w:eastAsia="Arial Narrow" w:hAnsi="Arial Narrow" w:cs="Arial Narrow"/>
+          <w:color w:val="000000"/>
+          <w:kern w:val="0"/>
+          <w:lang w:eastAsia="es-PE"/>
+          <ns2:ligatures ns2:val="none"/>
         </w:rPr>
         <w:t>fijar domicilio procesal para el procedimiento, de conformidad con el numeral 1 del artículo 442</w:t>
       </w:r>
@@ -3721,7 +3721,7 @@
           <w:color w:val="000000"/>
           <w:kern w:val="0"/>
           <w:lang w:eastAsia="es-PE"/>
-          <w14:ligatures w14:val="none"/>
+          <ns2:ligatures ns2:val="none"/>
         </w:rPr>
         <w:t/>
       </w:r>
@@ -3731,7 +3731,7 @@
           <w:color w:val="000000"/>
           <w:kern w:val="0"/>
           <w:lang w:eastAsia="es-PE"/>
-          <w14:ligatures w14:val="none"/>
+          <ns2:ligatures ns2:val="none"/>
         </w:rPr>
         <w:t xml:space="preserve"> del Código Procesal Civil. </w:t>
       </w:r>
@@ -3739,7 +3739,7 @@
         <w:rPr>
           <w:rFonts w:ascii="Arial Narrow" w:eastAsia="Calibri" w:hAnsi="Arial Narrow" w:cs="Arial"/>
           <w:kern w:val="0"/>
-          <w14:ligatures w14:val="none"/>
+          <ns2:ligatures ns2:val="none"/>
         </w:rPr>
         <w:t>Para ello podrá señalar domicilio físico o una dirección electrónica a la que pueda remitirse las notificaciones</w:t>
       </w:r>
@@ -3748,12 +3748,12 @@
           <w:rFonts w:ascii="Arial Narrow" w:eastAsia="Arial" w:hAnsi="Arial Narrow" w:cs="Arial"/>
           <w:kern w:val="0"/>
           <w:lang w:val="es"/>
-          <w14:ligatures w14:val="none"/>
+          <ns2:ligatures ns2:val="none"/>
         </w:rPr>
         <w:t>;</w:t>
       </w:r>
     </w:p>
-    <w:p>
+    <w:p ns2:paraId="7C63E340" ns2:textId="77777777">
       <w:pPr>
         <w:numPr>
           <w:ilvl w:val="0"/>
@@ -3765,14 +3765,14 @@
         <w:rPr>
           <w:rFonts w:ascii="Arial Narrow" w:eastAsia="Calibri" w:hAnsi="Arial Narrow" w:cs="Arial"/>
           <w:kern w:val="0"/>
-          <w14:ligatures w14:val="none"/>
+          <ns2:ligatures ns2:val="none"/>
         </w:rPr>
       </w:pPr>
       <w:r>
         <w:rPr>
           <w:rFonts w:ascii="Arial Narrow" w:eastAsia="Calibri" w:hAnsi="Arial Narrow" w:cs="Arial"/>
           <w:kern w:val="0"/>
-          <w14:ligatures w14:val="none"/>
+          <ns2:ligatures ns2:val="none"/>
         </w:rPr>
         <w:t>en caso califique como micro empresa o pequeña empresa, presentar los documentos que acrediten su volumen de ventas o ingresos brutos percibidos el año anterior relativo a todas sus actividades económicas y el número de trabajadores con el que cuenta</w:t>
       </w:r>
@@ -3782,7 +3782,7 @@
           <w:rFonts w:ascii="Arial Narrow" w:eastAsia="Calibri" w:hAnsi="Arial Narrow" w:cs="Arial"/>
           <w:kern w:val="0"/>
           <w:vertAlign w:val="superscript"/>
-          <w14:ligatures w14:val="none"/>
+          <ns2:ligatures ns2:val="none"/>
         </w:rPr>
         <w:footnoteReference w:id="8"/>
       </w:r>
@@ -3790,7 +3790,7 @@
         <w:rPr>
           <w:rFonts w:ascii="Arial Narrow" w:eastAsia="Calibri" w:hAnsi="Arial Narrow" w:cs="Arial"/>
           <w:kern w:val="0"/>
-          <w14:ligatures w14:val="none"/>
+          <ns2:ligatures ns2:val="none"/>
         </w:rPr>
         <w:t>. Ello, a fin de que la Comisión pueda meritar dicha documentación, conforme lo establece el artículo 110</w:t>
       </w:r>
@@ -3800,7 +3800,7 @@
           <w:color w:val="000000"/>
           <w:kern w:val="0"/>
           <w:lang w:eastAsia="es-PE"/>
-          <w14:ligatures w14:val="none"/>
+          <ns2:ligatures ns2:val="none"/>
         </w:rPr>
         <w:t/>
       </w:r>
@@ -3808,7 +3808,7 @@
         <w:rPr>
           <w:rFonts w:ascii="Arial Narrow" w:eastAsia="Calibri" w:hAnsi="Arial Narrow" w:cs="Arial"/>
           <w:kern w:val="0"/>
-          <w14:ligatures w14:val="none"/>
+          <ns2:ligatures ns2:val="none"/>
         </w:rPr>
         <w:t xml:space="preserve"> del </w:t>
       </w:r>
@@ -3817,7 +3817,7 @@
           <w:rFonts w:ascii="Arial Narrow" w:eastAsia="Calibri" w:hAnsi="Arial Narrow" w:cs="Arial"/>
           <w:spacing w:val="-2"/>
           <w:kern w:val="0"/>
-          <w14:ligatures w14:val="none"/>
+          <ns2:ligatures ns2:val="none"/>
         </w:rPr>
         <w:t>Código</w:t>
       </w:r>
@@ -3828,7 +3828,7 @@
           <w:spacing w:val="-2"/>
           <w:kern w:val="0"/>
           <w:vertAlign w:val="superscript"/>
-          <w14:ligatures w14:val="none"/>
+          <ns2:ligatures ns2:val="none"/>
         </w:rPr>
         <w:footnoteReference w:id="9"/>
       </w:r>
@@ -3837,67 +3837,102 @@
           <w:rFonts w:ascii="Arial Narrow" w:eastAsia="Calibri" w:hAnsi="Arial Narrow" w:cs="Arial"/>
           <w:spacing w:val="-2"/>
           <w:kern w:val="0"/>
-          <w14:ligatures w14:val="none"/>
+          <ns2:ligatures ns2:val="none"/>
         </w:rPr>
         <w:t>.</w:t>
       </w:r>
     </w:p>
+    <w:p ns2:paraId="1F11FE32" ns2:textId="77777777">
+      <w:pPr>
+        <w:spacing w:after="0" w:line="240" w:lineRule="auto"/>
+        <w:ind w:left="567"/>
+        <w:jc w:val="both"/>
+        <w:rPr>
+          <w:rFonts w:ascii="Arial Narrow" w:eastAsia="Arial Narrow" w:hAnsi="Arial Narrow" w:cs="Arial Narrow"/>
+          <w:color w:val="000000"/>
+          <w:kern w:val="0"/>
+          <w:lang w:eastAsia="es-PE"/>
+          <ns2:ligatures ns2:val="none"/>
+        </w:rPr>
+      </w:pPr>
+    </w:p>
     <w:p>
       <w:pPr>
         <w:spacing w:after="0" w:line="240" w:lineRule="auto"/>
-        <w:ind w:left="567"/>
-        <w:jc w:val="both"/>
-        <w:rPr>
-          <w:rFonts w:ascii="Arial Narrow" w:eastAsia="Arial Narrow" w:hAnsi="Arial Narrow" w:cs="Arial Narrow"/>
-          <w:color w:val="000000"/>
-          <w:kern w:val="0"/>
-          <w:lang w:eastAsia="es-PE"/>
-          <w14:ligatures w14:val="none"/>
-        </w:rPr>
-      </w:pPr>
-    </w:p>
-    <w:p>
-      <w:pPr>
-        <w:spacing w:after="0" w:line="240" w:lineRule="auto"/>
-        <w:jc w:val="both"/>
-        <w:rPr>
-          <w:rFonts w:ascii="Arial Narrow" w:eastAsia="Arial Narrow" w:hAnsi="Arial Narrow" w:cs="Arial Narrow"/>
-          <w:color w:val="000000"/>
-          <w:kern w:val="0"/>
-          <w:lang w:eastAsia="es-PE"/>
-          <w14:ligatures w14:val="none"/>
-        </w:rPr>
-      </w:pPr>
-      <w:r>
-        <w:rPr>
-          <w:rFonts w:ascii="Arial Narrow" w:eastAsia="Arial Narrow" w:hAnsi="Arial Narrow" w:cs="Arial Narrow"/>
-          <w:b/>
-          <w:color w:val="000000"/>
-          <w:kern w:val="0"/>
-          <w:lang w:eastAsia="es-PE"/>
-          <w14:ligatures w14:val="none"/>
+        <w:jc w:val="both"/>
+        <w:rPr>
+          <w:rFonts w:ascii="Arial Narrow" w:eastAsia="Arial Narrow" w:hAnsi="Arial Narrow" w:cs="Arial Narrow"/>
+          <w:color w:val="000000"/>
+          <w:kern w:val="0"/>
+          <w:lang w:eastAsia="es-PE"/>
+          <ns2:ligatures ns2:val="none"/>
+        </w:rPr>
+      </w:pPr>
+      <w:r>
+        <w:rPr>
+          <w:rFonts w:ascii="Arial Narrow" w:hAnsi="Arial Narrow" w:cs="Arial Narrow"/>
+          <w:b w:val="1"/>
+          <w:bCs w:val="1"/>
+          <w:sz w:val="20"/>
+          <w:szCs w:val="20"/>
         </w:rPr>
         <w:t xml:space="preserve">CUARTO: </w:t>
       </w:r>
       <w:r>
         <w:rPr>
-          <w:rFonts w:ascii="Arial Narrow" w:eastAsia="Arial Narrow" w:hAnsi="Arial Narrow" w:cs="Arial Narrow"/>
-          <w:color w:val="000000"/>
-          <w:kern w:val="0"/>
-          <w:lang w:eastAsia="es-PE"/>
-          <w14:ligatures w14:val="none"/>
-        </w:rPr>
-        <w:t xml:space="preserve">correr traslado de la denuncia interpuesta </w:t>
-      </w:r>
-      <w:r>
+          <w:rFonts w:ascii="Arial Narrow" w:hAnsi="Arial Narrow" w:cs="Arial Narrow"/>
+          <w:sz w:val="20"/>
+          <w:szCs w:val="20"/>
+        </w:rPr>
+        <w:t xml:space="preserve">correr traslado de la presente resolución a Mapfre Perú Compañía de Seguros y Reaseguros S.A para que, de conformidad con lo dispuesto por el artículo 26° de la Ley sobre Facultades, Normas y Organización del Indecopi, aprobado por Decreto Legislativo N° 8079, presenten sus descargos sobre la imputación de cargos realizada en un plazo no mayor a cinco (5) días hábiles contado a partir del día siguiente de la notificación de la presente resolución, vencido el cual, el Secretario Técnico declarará en rebeldía a los denunciados que no lo hubieran presentado. Debe precisarse que de conformidad con lo establecido por el artículo 223° del Texto Único Ordenado de la Ley N° 27444, Ley del Procedimiento Administrativo General, las alegaciones y los hechos relevantes de la reclamación, salvo que hayan sido específicamente negadas en la contestación, se tendrán por aceptadas o meritadas como ciertas.</w:t>
+      </w:r>
+    </w:p>
+    <w:p ns2:paraId="228F876C" ns2:textId="77777777">
+      <w:pPr>
+        <w:spacing w:after="0" w:line="240" w:lineRule="auto"/>
+        <w:jc w:val="both"/>
+        <w:rPr>
+          <w:rFonts w:ascii="Arial Narrow" w:eastAsia="Arial Narrow" w:hAnsi="Arial Narrow" w:cs="Arial Narrow"/>
+          <w:color w:val="000000"/>
+          <w:kern w:val="0"/>
+          <w:lang w:eastAsia="es-PE"/>
+          <ns2:ligatures ns2:val="none"/>
+        </w:rPr>
+      </w:pPr>
+    </w:p>
+    <w:p ns2:paraId="774AFBA5" ns2:textId="048E280E">
+      <w:pPr>
+        <w:spacing w:after="0" w:line="240" w:lineRule="auto"/>
+        <w:jc w:val="both"/>
         <w:rPr>
           <w:rFonts w:ascii="Arial Narrow" w:eastAsia="Times New Roman" w:hAnsi="Arial Narrow" w:cs="Arial"/>
           <w:color w:val="000000"/>
           <w:kern w:val="0"/>
           <w:lang w:val="es-ES" w:eastAsia="es-ES"/>
-          <w14:ligatures w14:val="none"/>
-        </w:rPr>
-        <w:t xml:space="preserve">el </w:t>
+          <ns2:ligatures ns2:val="none"/>
+        </w:rPr>
+      </w:pPr>
+      <w:r>
+        <w:rPr>
+          <w:rFonts w:ascii="Arial Narrow" w:eastAsia="Arial Narrow" w:hAnsi="Arial Narrow" w:cs="Arial Narrow"/>
+          <w:b/>
+          <w:color w:val="000000"/>
+          <w:kern w:val="0"/>
+          <w:lang w:eastAsia="es-PE"/>
+          <ns2:ligatures ns2:val="none"/>
+        </w:rPr>
+        <w:t xml:space="preserve">QUINTO: </w:t>
+      </w:r>
+      <w:bookmarkStart w:id="9" w:name="_Hlk188286813"/>
+      <w:r>
+        <w:rPr>
+          <w:rFonts w:ascii="Arial Narrow" w:eastAsia="Times New Roman" w:hAnsi="Arial Narrow" w:cs="Arial"/>
+          <w:color w:val="000000"/>
+          <w:kern w:val="0"/>
+          <w:lang w:eastAsia="es-ES"/>
+          <ns2:ligatures ns2:val="none"/>
+        </w:rPr>
+        <w:t xml:space="preserve">requerir </w:t>
       </w:r>
       <w:r>
         <w:rPr>
@@ -3905,28 +3940,32 @@
           <w:color w:val="000000"/>
           <w:kern w:val="0"/>
           <w:lang w:val="es-ES" w:eastAsia="es-ES"/>
-          <w14:ligatures w14:val="none"/>
-        </w:rPr>
-        <w:t>2 de agosto de 2025, subsanada mediante escrito del 17 de setiembre de 2025</w:t>
-      </w:r>
-      <w:r>
-        <w:rPr>
-          <w:rFonts w:ascii="Arial Narrow" w:eastAsia="Calibri" w:hAnsi="Arial Narrow" w:cs="Arial"/>
-          <w:kern w:val="0"/>
-          <w14:ligatures w14:val="none"/>
+          <ns2:ligatures ns2:val="none"/>
+        </w:rPr>
+        <w:t xml:space="preserve">que, en un </w:t>
+      </w:r>
+      <w:r>
+        <w:rPr>
+          <w:rFonts w:ascii="Arial Narrow" w:eastAsia="Times New Roman" w:hAnsi="Arial Narrow" w:cs="Arial"/>
+          <w:color w:val="000000"/>
+          <w:kern w:val="0"/>
+          <w:lang w:eastAsia="es-ES"/>
+          <ns2:ligatures ns2:val="none"/>
+        </w:rPr>
+        <w:t>plazo no mayor de cinco (5) días hábiles contado a partir del día siguiente de la notificación de la presente resolución</w:t>
+      </w:r>
+      <w:bookmarkEnd w:id="9"/>
+      <w:r>
+        <w:rPr>
+          <w:rFonts w:ascii="Arial Narrow" w:eastAsia="Times New Roman" w:hAnsi="Arial Narrow" w:cs="Arial"/>
+          <w:color w:val="000000"/>
+          <w:kern w:val="0"/>
+          <w:lang w:eastAsia="es-ES"/>
+          <ns2:ligatures ns2:val="none"/>
         </w:rPr>
         <w:t xml:space="preserve">, </w:t>
       </w:r>
-      <w:r>
-        <w:rPr>
-          <w:rFonts w:ascii="Arial Narrow" w:eastAsia="Arial Narrow" w:hAnsi="Arial Narrow" w:cs="Arial Narrow"/>
-          <w:color w:val="000000"/>
-          <w:kern w:val="0"/>
-          <w:lang w:eastAsia="es-PE"/>
-          <w14:ligatures w14:val="none"/>
-        </w:rPr>
-        <w:t>a</w:t>
-      </w:r>
+      <w:bookmarkStart w:id="10" w:name="_Hlk188286828"/>
       <w:r>
         <w:rPr>
           <w:rFonts w:ascii="Arial Narrow" w:eastAsia="Times New Roman" w:hAnsi="Arial Narrow" w:cs="Times New Roman"/>
@@ -3934,267 +3973,114 @@
           <w:kern w:val="0"/>
           <w:shd w:val="clear" w:color="auto" w:fill="FFFFFF"/>
           <w:lang w:eastAsia="es-PE"/>
-          <w14:ligatures w14:val="none"/>
+          <ns2:ligatures ns2:val="none"/>
+        </w:rPr>
+        <w:t>el proveedor denunciado</w:t>
+      </w:r>
+      <w:r>
+        <w:rPr>
+          <w:rFonts w:ascii="Arial Narrow" w:eastAsia="Times New Roman" w:hAnsi="Arial Narrow" w:cs="Arial"/>
+          <w:color w:val="000000"/>
+          <w:kern w:val="0"/>
+          <w:lang w:eastAsia="es-ES"/>
+          <ns2:ligatures ns2:val="none"/>
         </w:rPr>
         <w:t xml:space="preserve"> </w:t>
       </w:r>
-      <w:r>
-        <w:rPr>
-          <w:rFonts w:ascii="Arial Narrow" w:eastAsia="Times New Roman" w:hAnsi="Arial Narrow" w:cs="Times New Roman"/>
-          <w:color w:val="000000"/>
-          <w:kern w:val="0"/>
-          <w:shd w:val="clear" w:color="auto" w:fill="FFFFFF"/>
-          <w:lang w:eastAsia="es-PE"/>
-          <w14:ligatures w14:val="none"/>
-        </w:rPr>
-        <w:t xml:space="preserve">Mapfre Perú Compañía de Seguros y Reaseguros </w:t>
-      </w:r>
-      <w:r>
-        <w:rPr>
-          <w:rFonts w:ascii="Arial Narrow" w:eastAsia="Times New Roman" w:hAnsi="Arial Narrow" w:cs="Times New Roman"/>
-          <w:color w:val="000000"/>
-          <w:kern w:val="0"/>
-          <w:shd w:val="clear" w:color="auto" w:fill="FFFFFF"/>
-          <w:lang w:eastAsia="es-PE"/>
-          <w14:ligatures w14:val="none"/>
-        </w:rPr>
-        <w:t>S.A.</w:t>
-      </w:r>
-      <w:r>
-        <w:rPr>
-          <w:rFonts w:ascii="Arial Narrow" w:eastAsia="Arial Narrow" w:hAnsi="Arial Narrow" w:cs="Arial Narrow"/>
-          <w:color w:val="000000"/>
-          <w:kern w:val="0"/>
-          <w:lang w:eastAsia="es-PE"/>
-          <w14:ligatures w14:val="none"/>
-        </w:rPr>
-        <w:t>, pa</w:t>
-      </w:r>
-      <w:r>
-        <w:rPr>
-          <w:rFonts w:ascii="Arial Narrow" w:eastAsia="Arial Narrow" w:hAnsi="Arial Narrow" w:cs="Arial Narrow"/>
-          <w:color w:val="000000"/>
-          <w:kern w:val="0"/>
-          <w:lang w:eastAsia="es-PE"/>
-          <w14:ligatures w14:val="none"/>
-        </w:rPr>
-        <w:t>ra que, de conformidad con lo dispuesto por el artículo 26</w:t>
-      </w:r>
-      <w:r>
-        <w:rPr>
-          <w:rFonts w:ascii="Arial Narrow" w:eastAsia="Times New Roman" w:hAnsi="Arial Narrow" w:cs="Segoe UI"/>
-          <w:color w:val="000000"/>
-          <w:kern w:val="0"/>
-          <w:lang w:eastAsia="es-PE"/>
-          <w14:ligatures w14:val="none"/>
+      <w:bookmarkEnd w:id="10"/>
+      <w:r>
+        <w:rPr>
+          <w:rFonts w:ascii="Arial Narrow" w:eastAsia="Times New Roman" w:hAnsi="Arial Narrow" w:cs="Arial"/>
+          <w:color w:val="000000"/>
+          <w:kern w:val="0"/>
+          <w:lang w:val="es-ES" w:eastAsia="es-ES"/>
+          <ns2:ligatures ns2:val="none"/>
+        </w:rPr>
+        <w:t xml:space="preserve">cumpla con: </w:t>
+      </w:r>
+      <w:r>
+        <w:rPr>
+          <w:rFonts w:ascii="Arial Narrow" w:eastAsia="Times New Roman" w:hAnsi="Arial Narrow" w:cs="Arial"/>
+          <w:color w:val="000000"/>
+          <w:kern w:val="0"/>
+          <w:lang w:val="es-ES" w:eastAsia="es-ES"/>
+          <ns2:ligatures ns2:val="none"/>
+        </w:rPr>
+        <w:t xml:space="preserve">(i) presentar una copia completa, legible y debidamente suscrita de la Póliza </w:t>
+      </w:r>
+      <w:proofErr w:type="spellStart"/>
+      <w:r>
+        <w:rPr>
+          <w:rFonts w:ascii="Arial Narrow" w:eastAsia="Times New Roman" w:hAnsi="Arial Narrow" w:cs="Arial"/>
+          <w:color w:val="000000"/>
+          <w:kern w:val="0"/>
+          <w:lang w:val="es-ES" w:eastAsia="es-ES"/>
+          <ns2:ligatures ns2:val="none"/>
         </w:rPr>
         <w:t/>
       </w:r>
-      <w:r>
-        <w:rPr>
-          <w:rFonts w:ascii="Arial Narrow" w:eastAsia="Arial Narrow" w:hAnsi="Arial Narrow" w:cs="Arial Narrow"/>
-          <w:color w:val="000000"/>
-          <w:kern w:val="0"/>
-          <w:lang w:eastAsia="es-PE"/>
-          <w14:ligatures w14:val="none"/>
-        </w:rPr>
-        <w:t xml:space="preserve"> de la Ley sobre Facultades, Normas y Organización del Indecopi, aprobada por Decreto Legislativo 807, presente sus descargos en un plazo no mayor de cinco (5) días hábiles contados desde la notificación. </w:t>
-      </w:r>
-    </w:p>
-    <w:p>
-      <w:pPr>
-        <w:spacing w:after="0" w:line="240" w:lineRule="auto"/>
-        <w:jc w:val="both"/>
-        <w:rPr>
-          <w:rFonts w:ascii="Arial Narrow" w:eastAsia="Arial Narrow" w:hAnsi="Arial Narrow" w:cs="Arial Narrow"/>
-          <w:color w:val="000000"/>
-          <w:kern w:val="0"/>
-          <w:lang w:eastAsia="es-PE"/>
-          <w14:ligatures w14:val="none"/>
-        </w:rPr>
-      </w:pPr>
-    </w:p>
-    <w:p>
-      <w:pPr>
-        <w:spacing w:after="0" w:line="240" w:lineRule="auto"/>
-        <w:jc w:val="both"/>
+      <w:proofErr w:type="spellEnd"/>
+      <w:r>
         <w:rPr>
           <w:rFonts w:ascii="Arial Narrow" w:eastAsia="Times New Roman" w:hAnsi="Arial Narrow" w:cs="Arial"/>
           <w:color w:val="000000"/>
           <w:kern w:val="0"/>
           <w:lang w:val="es-ES" w:eastAsia="es-ES"/>
-          <w14:ligatures w14:val="none"/>
-        </w:rPr>
-      </w:pPr>
-      <w:r>
-        <w:rPr>
-          <w:rFonts w:ascii="Arial Narrow" w:eastAsia="Arial Narrow" w:hAnsi="Arial Narrow" w:cs="Arial Narrow"/>
-          <w:b/>
-          <w:color w:val="000000"/>
-          <w:kern w:val="0"/>
-          <w:lang w:eastAsia="es-PE"/>
-          <w14:ligatures w14:val="none"/>
-        </w:rPr>
-        <w:t xml:space="preserve">QUINTO: </w:t>
-      </w:r>
-      <w:bookmarkStart w:id="9" w:name="_Hlk188286813"/>
-      <w:r>
-        <w:rPr>
-          <w:rFonts w:ascii="Arial Narrow" w:eastAsia="Times New Roman" w:hAnsi="Arial Narrow" w:cs="Arial"/>
-          <w:color w:val="000000"/>
-          <w:kern w:val="0"/>
-          <w:lang w:eastAsia="es-ES"/>
-          <w14:ligatures w14:val="none"/>
-        </w:rPr>
-        <w:t xml:space="preserve">requerir </w:t>
-      </w:r>
+          <ns2:ligatures ns2:val="none"/>
+        </w:rPr>
+        <w:t xml:space="preserve"> 97 00182780 101, así como el cargo de remisión de la póliza; (</w:t>
+      </w:r>
+      <w:proofErr w:type="spellStart"/>
       <w:r>
         <w:rPr>
           <w:rFonts w:ascii="Arial Narrow" w:eastAsia="Times New Roman" w:hAnsi="Arial Narrow" w:cs="Arial"/>
           <w:color w:val="000000"/>
           <w:kern w:val="0"/>
           <w:lang w:val="es-ES" w:eastAsia="es-ES"/>
-          <w14:ligatures w14:val="none"/>
-        </w:rPr>
-        <w:t xml:space="preserve">que, en un </w:t>
-      </w:r>
-      <w:r>
-        <w:rPr>
-          <w:rFonts w:ascii="Arial Narrow" w:eastAsia="Times New Roman" w:hAnsi="Arial Narrow" w:cs="Arial"/>
-          <w:color w:val="000000"/>
-          <w:kern w:val="0"/>
-          <w:lang w:eastAsia="es-ES"/>
-          <w14:ligatures w14:val="none"/>
-        </w:rPr>
-        <w:t>plazo no mayor de cinco (5) días hábiles contado a partir del día siguiente de la notificación de la presente resolución</w:t>
-      </w:r>
-      <w:bookmarkEnd w:id="9"/>
-      <w:r>
-        <w:rPr>
-          <w:rFonts w:ascii="Arial Narrow" w:eastAsia="Times New Roman" w:hAnsi="Arial Narrow" w:cs="Arial"/>
-          <w:color w:val="000000"/>
-          <w:kern w:val="0"/>
-          <w:lang w:eastAsia="es-ES"/>
-          <w14:ligatures w14:val="none"/>
-        </w:rPr>
-        <w:t xml:space="preserve">, </w:t>
-      </w:r>
-      <w:bookmarkStart w:id="10" w:name="_Hlk188286828"/>
-      <w:r>
-        <w:rPr>
-          <w:rFonts w:ascii="Arial Narrow" w:eastAsia="Times New Roman" w:hAnsi="Arial Narrow" w:cs="Times New Roman"/>
-          <w:color w:val="000000"/>
-          <w:kern w:val="0"/>
-          <w:shd w:val="clear" w:color="auto" w:fill="FFFFFF"/>
-          <w:lang w:eastAsia="es-PE"/>
-          <w14:ligatures w14:val="none"/>
-        </w:rPr>
-        <w:t>el proveedor denunciado</w:t>
-      </w:r>
-      <w:r>
-        <w:rPr>
-          <w:rFonts w:ascii="Arial Narrow" w:eastAsia="Times New Roman" w:hAnsi="Arial Narrow" w:cs="Arial"/>
-          <w:color w:val="000000"/>
-          <w:kern w:val="0"/>
-          <w:lang w:eastAsia="es-ES"/>
-          <w14:ligatures w14:val="none"/>
-        </w:rPr>
-        <w:t xml:space="preserve"> </w:t>
-      </w:r>
-      <w:bookmarkEnd w:id="10"/>
+          <ns2:ligatures ns2:val="none"/>
+        </w:rPr>
+        <w:t>ii</w:t>
+      </w:r>
+      <w:proofErr w:type="spellEnd"/>
       <w:r>
         <w:rPr>
           <w:rFonts w:ascii="Arial Narrow" w:eastAsia="Times New Roman" w:hAnsi="Arial Narrow" w:cs="Arial"/>
           <w:color w:val="000000"/>
           <w:kern w:val="0"/>
           <w:lang w:val="es-ES" w:eastAsia="es-ES"/>
-          <w14:ligatures w14:val="none"/>
-        </w:rPr>
-        <w:t xml:space="preserve">cumpla con: </w:t>
-      </w:r>
+          <ns2:ligatures ns2:val="none"/>
+        </w:rPr>
+        <w:t xml:space="preserve">) presentar los medios probatorios que acrediten que informó oportunamente al denunciante de que las condiciones contractuales de la Póliza </w:t>
+      </w:r>
+      <w:proofErr w:type="spellStart"/>
       <w:r>
         <w:rPr>
           <w:rFonts w:ascii="Arial Narrow" w:eastAsia="Times New Roman" w:hAnsi="Arial Narrow" w:cs="Arial"/>
           <w:color w:val="000000"/>
           <w:kern w:val="0"/>
           <w:lang w:val="es-ES" w:eastAsia="es-ES"/>
-          <w14:ligatures w14:val="none"/>
-        </w:rPr>
-        <w:t xml:space="preserve">(i) presentar una copia completa, legible y debidamente suscrita de la Póliza </w:t>
-      </w:r>
-      <w:proofErr w:type="spellStart"/>
+          <ns2:ligatures ns2:val="none"/>
+        </w:rPr>
+        <w:t/>
+      </w:r>
+      <w:proofErr w:type="spellEnd"/>
       <w:r>
         <w:rPr>
           <w:rFonts w:ascii="Arial Narrow" w:eastAsia="Times New Roman" w:hAnsi="Arial Narrow" w:cs="Arial"/>
           <w:color w:val="000000"/>
           <w:kern w:val="0"/>
           <w:lang w:val="es-ES" w:eastAsia="es-ES"/>
-          <w14:ligatures w14:val="none"/>
-        </w:rPr>
-        <w:t/>
-      </w:r>
-      <w:proofErr w:type="spellEnd"/>
+          <ns2:ligatures ns2:val="none"/>
+        </w:rPr>
+        <w:t xml:space="preserve"> 97 00182780 101 habían cambiado en la medida que </w:t>
+      </w:r>
       <w:r>
         <w:rPr>
           <w:rFonts w:ascii="Arial Narrow" w:eastAsia="Times New Roman" w:hAnsi="Arial Narrow" w:cs="Arial"/>
           <w:color w:val="000000"/>
           <w:kern w:val="0"/>
           <w:lang w:val="es-ES" w:eastAsia="es-ES"/>
-          <w14:ligatures w14:val="none"/>
-        </w:rPr>
-        <w:t xml:space="preserve"> 97 00182780 101, así como el cargo de remisión de la póliza; (</w:t>
-      </w:r>
-      <w:proofErr w:type="spellStart"/>
-      <w:r>
-        <w:rPr>
-          <w:rFonts w:ascii="Arial Narrow" w:eastAsia="Times New Roman" w:hAnsi="Arial Narrow" w:cs="Arial"/>
-          <w:color w:val="000000"/>
-          <w:kern w:val="0"/>
-          <w:lang w:val="es-ES" w:eastAsia="es-ES"/>
-          <w14:ligatures w14:val="none"/>
-        </w:rPr>
-        <w:t>ii</w:t>
-      </w:r>
-      <w:proofErr w:type="spellEnd"/>
-      <w:r>
-        <w:rPr>
-          <w:rFonts w:ascii="Arial Narrow" w:eastAsia="Times New Roman" w:hAnsi="Arial Narrow" w:cs="Arial"/>
-          <w:color w:val="000000"/>
-          <w:kern w:val="0"/>
-          <w:lang w:val="es-ES" w:eastAsia="es-ES"/>
-          <w14:ligatures w14:val="none"/>
-        </w:rPr>
-        <w:t xml:space="preserve">) presentar los medios probatorios que acrediten que informó oportunamente al denunciante de que las condiciones contractuales de la Póliza </w:t>
-      </w:r>
-      <w:proofErr w:type="spellStart"/>
-      <w:r>
-        <w:rPr>
-          <w:rFonts w:ascii="Arial Narrow" w:eastAsia="Times New Roman" w:hAnsi="Arial Narrow" w:cs="Arial"/>
-          <w:color w:val="000000"/>
-          <w:kern w:val="0"/>
-          <w:lang w:val="es-ES" w:eastAsia="es-ES"/>
-          <w14:ligatures w14:val="none"/>
-        </w:rPr>
-        <w:t/>
-      </w:r>
-      <w:proofErr w:type="spellEnd"/>
-      <w:r>
-        <w:rPr>
-          <w:rFonts w:ascii="Arial Narrow" w:eastAsia="Times New Roman" w:hAnsi="Arial Narrow" w:cs="Arial"/>
-          <w:color w:val="000000"/>
-          <w:kern w:val="0"/>
-          <w:lang w:val="es-ES" w:eastAsia="es-ES"/>
-          <w14:ligatures w14:val="none"/>
-        </w:rPr>
-        <w:t xml:space="preserve"> 97 00182780 101 habían cambiado en la medida que </w:t>
-      </w:r>
-      <w:r>
-        <w:rPr>
-          <w:rFonts w:ascii="Arial Narrow" w:eastAsia="Times New Roman" w:hAnsi="Arial Narrow" w:cs="Arial"/>
-          <w:color w:val="000000"/>
-          <w:kern w:val="0"/>
-          <w:lang w:val="es-ES" w:eastAsia="es-ES"/>
-          <w14:ligatures w14:val="none"/>
+          <ns2:ligatures ns2:val="none"/>
         </w:rPr>
         <w:lastRenderedPageBreak/>
         <w:t>cuando un asegurado falleciera en el futuro se prepararía tumbas individuales compartidas con otras nueve personas; y, (</w:t>
@@ -4206,7 +4092,7 @@
           <w:color w:val="000000"/>
           <w:kern w:val="0"/>
           <w:lang w:val="es-ES" w:eastAsia="es-ES"/>
-          <w14:ligatures w14:val="none"/>
+          <ns2:ligatures ns2:val="none"/>
         </w:rPr>
         <w:t>iii</w:t>
       </w:r>
@@ -4217,7 +4103,7 @@
           <w:color w:val="000000"/>
           <w:kern w:val="0"/>
           <w:lang w:val="es-ES" w:eastAsia="es-ES"/>
-          <w14:ligatures w14:val="none"/>
+          <ns2:ligatures ns2:val="none"/>
         </w:rPr>
         <w:t>) presentar todas las comunicaciones cursadas con la parte denunciante en virtud del hecho materia de denuncia</w:t>
       </w:r>
@@ -4227,12 +4113,12 @@
           <w:color w:val="000000"/>
           <w:kern w:val="0"/>
           <w:lang w:val="es-ES" w:eastAsia="es-ES"/>
-          <w14:ligatures w14:val="none"/>
+          <ns2:ligatures ns2:val="none"/>
         </w:rPr>
         <w:t>.</w:t>
       </w:r>
     </w:p>
-    <w:p>
+    <w:p ns2:paraId="12A4D8BD" ns2:textId="77777777">
       <w:pPr>
         <w:spacing w:after="0" w:line="240" w:lineRule="auto"/>
         <w:jc w:val="both"/>
@@ -4242,30 +4128,30 @@
           <w:color w:val="000000"/>
           <w:kern w:val="0"/>
           <w:lang w:val="es-ES" w:eastAsia="es-PE"/>
-          <w14:ligatures w14:val="none"/>
-        </w:rPr>
-      </w:pPr>
-    </w:p>
-    <w:p>
-      <w:pPr>
-        <w:spacing w:after="0" w:line="240" w:lineRule="auto"/>
-        <w:jc w:val="both"/>
-        <w:rPr>
-          <w:rFonts w:ascii="Arial Narrow" w:eastAsia="Arial Narrow" w:hAnsi="Arial Narrow" w:cs="Arial Narrow"/>
-          <w:color w:val="000000"/>
-          <w:kern w:val="0"/>
-          <w:lang w:eastAsia="es-PE"/>
-          <w14:ligatures w14:val="none"/>
-        </w:rPr>
-      </w:pPr>
-      <w:r>
-        <w:rPr>
-          <w:rFonts w:ascii="Arial Narrow" w:eastAsia="Arial Narrow" w:hAnsi="Arial Narrow" w:cs="Arial Narrow"/>
-          <w:b/>
-          <w:color w:val="000000"/>
-          <w:kern w:val="0"/>
-          <w:lang w:eastAsia="es-PE"/>
-          <w14:ligatures w14:val="none"/>
+          <ns2:ligatures ns2:val="none"/>
+        </w:rPr>
+      </w:pPr>
+    </w:p>
+    <w:p ns2:paraId="591B7E6F" ns2:textId="77777777">
+      <w:pPr>
+        <w:spacing w:after="0" w:line="240" w:lineRule="auto"/>
+        <w:jc w:val="both"/>
+        <w:rPr>
+          <w:rFonts w:ascii="Arial Narrow" w:eastAsia="Arial Narrow" w:hAnsi="Arial Narrow" w:cs="Arial Narrow"/>
+          <w:color w:val="000000"/>
+          <w:kern w:val="0"/>
+          <w:lang w:eastAsia="es-PE"/>
+          <ns2:ligatures ns2:val="none"/>
+        </w:rPr>
+      </w:pPr>
+      <w:r>
+        <w:rPr>
+          <w:rFonts w:ascii="Arial Narrow" w:eastAsia="Arial Narrow" w:hAnsi="Arial Narrow" w:cs="Arial Narrow"/>
+          <w:b/>
+          <w:color w:val="000000"/>
+          <w:kern w:val="0"/>
+          <w:lang w:eastAsia="es-PE"/>
+          <ns2:ligatures ns2:val="none"/>
         </w:rPr>
         <w:t>SEXTO:</w:t>
       </w:r>
@@ -4275,7 +4161,7 @@
           <w:color w:val="000000"/>
           <w:kern w:val="0"/>
           <w:lang w:eastAsia="es-PE"/>
-          <w14:ligatures w14:val="none"/>
+          <ns2:ligatures ns2:val="none"/>
         </w:rPr>
         <w:t xml:space="preserve"> </w:t>
       </w:r>
@@ -4286,7 +4172,7 @@
           <w:color w:val="000000"/>
           <w:kern w:val="0"/>
           <w:lang w:eastAsia="es-PE"/>
-          <w14:ligatures w14:val="none"/>
+          <ns2:ligatures ns2:val="none"/>
         </w:rPr>
         <w:t>informar a las partes que el artículo 110</w:t>
       </w:r>
@@ -4296,7 +4182,7 @@
           <w:color w:val="000000"/>
           <w:kern w:val="0"/>
           <w:lang w:eastAsia="es-PE"/>
-          <w14:ligatures w14:val="none"/>
+          <ns2:ligatures ns2:val="none"/>
         </w:rPr>
         <w:t/>
       </w:r>
@@ -4306,7 +4192,7 @@
           <w:color w:val="000000"/>
           <w:kern w:val="0"/>
           <w:lang w:eastAsia="es-PE"/>
-          <w14:ligatures w14:val="none"/>
+          <ns2:ligatures ns2:val="none"/>
         </w:rPr>
         <w:t xml:space="preserve"> de la Ley 29571, Código de Protección y Defensa del Consumidor</w:t>
       </w:r>
@@ -4318,7 +4204,7 @@
           <w:kern w:val="0"/>
           <w:vertAlign w:val="superscript"/>
           <w:lang w:eastAsia="es-PE"/>
-          <w14:ligatures w14:val="none"/>
+          <ns2:ligatures ns2:val="none"/>
         </w:rPr>
         <w:footnoteReference w:id="10"/>
       </w:r>
@@ -4328,7 +4214,7 @@
           <w:color w:val="000000"/>
           <w:kern w:val="0"/>
           <w:lang w:eastAsia="es-PE"/>
-          <w14:ligatures w14:val="none"/>
+          <ns2:ligatures ns2:val="none"/>
         </w:rPr>
         <w:t>, faculta a la Comisión a calificar las infracciones de la referida norma como leves, graves o muy graves e imponer sanciones que van desde una amonestación hasta una multa por un máximo de 450 Unidades Impositivas Tributarias, sin perjuicio de las medidas correctivas, reparadoras y complementarias, que puedan ordenarse de acuerdo a lo estipulado en los artículos 114</w:t>
       </w:r>
@@ -4338,7 +4224,7 @@
           <w:color w:val="000000"/>
           <w:kern w:val="0"/>
           <w:lang w:eastAsia="es-PE"/>
-          <w14:ligatures w14:val="none"/>
+          <ns2:ligatures ns2:val="none"/>
         </w:rPr>
         <w:t/>
       </w:r>
@@ -4348,7 +4234,7 @@
           <w:color w:val="000000"/>
           <w:kern w:val="0"/>
           <w:lang w:eastAsia="es-PE"/>
-          <w14:ligatures w14:val="none"/>
+          <ns2:ligatures ns2:val="none"/>
         </w:rPr>
         <w:t>, 115</w:t>
       </w:r>
@@ -4358,7 +4244,7 @@
           <w:color w:val="000000"/>
           <w:kern w:val="0"/>
           <w:lang w:eastAsia="es-PE"/>
-          <w14:ligatures w14:val="none"/>
+          <ns2:ligatures ns2:val="none"/>
         </w:rPr>
         <w:t/>
       </w:r>
@@ -4368,7 +4254,7 @@
           <w:color w:val="000000"/>
           <w:kern w:val="0"/>
           <w:lang w:eastAsia="es-PE"/>
-          <w14:ligatures w14:val="none"/>
+          <ns2:ligatures ns2:val="none"/>
         </w:rPr>
         <w:t xml:space="preserve"> y 116</w:t>
       </w:r>
@@ -4378,7 +4264,7 @@
           <w:color w:val="000000"/>
           <w:kern w:val="0"/>
           <w:lang w:eastAsia="es-PE"/>
-          <w14:ligatures w14:val="none"/>
+          <ns2:ligatures ns2:val="none"/>
         </w:rPr>
         <w:t/>
       </w:r>
@@ -4388,7 +4274,7 @@
           <w:color w:val="000000"/>
           <w:kern w:val="0"/>
           <w:lang w:eastAsia="es-PE"/>
-          <w14:ligatures w14:val="none"/>
+          <ns2:ligatures ns2:val="none"/>
         </w:rPr>
         <w:t xml:space="preserve"> de la referida norma</w:t>
       </w:r>
@@ -4400,7 +4286,7 @@
           <w:kern w:val="0"/>
           <w:vertAlign w:val="superscript"/>
           <w:lang w:eastAsia="es-PE"/>
-          <w14:ligatures w14:val="none"/>
+          <ns2:ligatures ns2:val="none"/>
         </w:rPr>
         <w:footnoteReference w:id="11"/>
       </w:r>
@@ -4410,7 +4296,7 @@
           <w:color w:val="000000"/>
           <w:kern w:val="0"/>
           <w:lang w:eastAsia="es-PE"/>
-          <w14:ligatures w14:val="none"/>
+          <ns2:ligatures ns2:val="none"/>
         </w:rPr>
         <w:t xml:space="preserve">. </w:t>
       </w:r>
@@ -4421,7 +4307,7 @@
           <w:color w:val="000000"/>
           <w:kern w:val="0"/>
           <w:lang w:eastAsia="es-PE"/>
-          <w14:ligatures w14:val="none"/>
+          <ns2:ligatures ns2:val="none"/>
         </w:rPr>
         <w:lastRenderedPageBreak/>
         <w:t>Asimismo, se consideran circunstancias atenuantes para la graduación de la sanción, el allanamiento de la denuncia o el reconocimiento de las pretensiones en ella contenidas, de acuerdo con el artículo 112</w:t>
@@ -4432,7 +4318,7 @@
           <w:color w:val="000000"/>
           <w:kern w:val="0"/>
           <w:lang w:eastAsia="es-PE"/>
-          <w14:ligatures w14:val="none"/>
+          <ns2:ligatures ns2:val="none"/>
         </w:rPr>
         <w:t/>
       </w:r>
@@ -4442,7 +4328,7 @@
           <w:color w:val="000000"/>
           <w:kern w:val="0"/>
           <w:lang w:eastAsia="es-PE"/>
-          <w14:ligatures w14:val="none"/>
+          <ns2:ligatures ns2:val="none"/>
         </w:rPr>
         <w:t xml:space="preserve"> del Código</w:t>
       </w:r>
@@ -4454,7 +4340,7 @@
           <w:kern w:val="0"/>
           <w:vertAlign w:val="superscript"/>
           <w:lang w:eastAsia="es-PE"/>
-          <w14:ligatures w14:val="none"/>
+          <ns2:ligatures ns2:val="none"/>
         </w:rPr>
         <w:footnoteReference w:id="12"/>
       </w:r>
@@ -4464,12 +4350,12 @@
           <w:color w:val="000000"/>
           <w:kern w:val="0"/>
           <w:lang w:eastAsia="es-PE"/>
-          <w14:ligatures w14:val="none"/>
+          <ns2:ligatures ns2:val="none"/>
         </w:rPr>
         <w:t>.</w:t>
       </w:r>
     </w:p>
-    <w:p>
+    <w:p ns2:paraId="0ECE55DF" ns2:textId="77777777">
       <w:pPr>
         <w:shd w:val="clear" w:color="auto" w:fill="FFFFFF"/>
         <w:spacing w:after="0" w:line="240" w:lineRule="auto"/>
@@ -4480,11 +4366,11 @@
           <w:color w:val="000000"/>
           <w:kern w:val="0"/>
           <w:lang w:eastAsia="es-PE"/>
-          <w14:ligatures w14:val="none"/>
-        </w:rPr>
-      </w:pPr>
-    </w:p>
-    <w:p>
+          <ns2:ligatures ns2:val="none"/>
+        </w:rPr>
+      </w:pPr>
+    </w:p>
+    <w:p ns2:paraId="1CC114EB" ns2:textId="77777777">
       <w:pPr>
         <w:shd w:val="clear" w:color="auto" w:fill="FFFFFF"/>
         <w:spacing w:after="0" w:line="240" w:lineRule="auto"/>
@@ -4494,17 +4380,17 @@
           <w:color w:val="000000"/>
           <w:kern w:val="0"/>
           <w:lang w:eastAsia="es-PE"/>
-          <w14:ligatures w14:val="none"/>
-        </w:rPr>
-      </w:pPr>
-      <w:r>
-        <w:rPr>
-          <w:rFonts w:ascii="Arial Narrow" w:eastAsia="Arial Narrow" w:hAnsi="Arial Narrow" w:cs="Arial Narrow"/>
-          <w:b/>
-          <w:color w:val="000000"/>
-          <w:kern w:val="0"/>
-          <w:lang w:eastAsia="es-PE"/>
-          <w14:ligatures w14:val="none"/>
+          <ns2:ligatures ns2:val="none"/>
+        </w:rPr>
+      </w:pPr>
+      <w:r>
+        <w:rPr>
+          <w:rFonts w:ascii="Arial Narrow" w:eastAsia="Arial Narrow" w:hAnsi="Arial Narrow" w:cs="Arial Narrow"/>
+          <w:b/>
+          <w:color w:val="000000"/>
+          <w:kern w:val="0"/>
+          <w:lang w:eastAsia="es-PE"/>
+          <ns2:ligatures ns2:val="none"/>
         </w:rPr>
         <w:t>SÉTIMO:</w:t>
       </w:r>
@@ -4514,7 +4400,7 @@
           <w:color w:val="000000"/>
           <w:kern w:val="0"/>
           <w:lang w:eastAsia="es-PE"/>
-          <w14:ligatures w14:val="none"/>
+          <ns2:ligatures ns2:val="none"/>
         </w:rPr>
         <w:t xml:space="preserve"> informar a las partes que conforme a lo establecido en el artículo 39</w:t>
       </w:r>
@@ -4524,7 +4410,7 @@
           <w:color w:val="000000"/>
           <w:kern w:val="0"/>
           <w:lang w:eastAsia="es-PE"/>
-          <w14:ligatures w14:val="none"/>
+          <ns2:ligatures ns2:val="none"/>
         </w:rPr>
         <w:t/>
       </w:r>
@@ -4534,12 +4420,12 @@
           <w:color w:val="000000"/>
           <w:kern w:val="0"/>
           <w:lang w:eastAsia="es-PE"/>
-          <w14:ligatures w14:val="none"/>
+          <ns2:ligatures ns2:val="none"/>
         </w:rPr>
         <w:t xml:space="preserve"> de la Ley sobre Facultades, Normas y Organización del Indecopi, aprobada por Decreto Legislativo 807, los gastos por los peritajes realizados, actuación de pruebas, inspecciones y otros derivados de la tramitación del proceso serán de cargo de la parte que solicita la prueba, salvo pacto en contrario. En todos los casos, la resolución final determinará si los gastos deben ser asumidos por alguna de las partes, o reembolsados a la otra parte o al Indecopi, según sea el caso, de manera adicional a la sanción que haya podido imponerse. </w:t>
       </w:r>
     </w:p>
-    <w:p>
+    <w:p ns2:paraId="364C4B19" ns2:textId="77777777">
       <w:pPr>
         <w:shd w:val="clear" w:color="auto" w:fill="FFFFFF"/>
         <w:spacing w:after="0" w:line="240" w:lineRule="auto"/>
@@ -4549,11 +4435,11 @@
           <w:color w:val="000000"/>
           <w:kern w:val="0"/>
           <w:lang w:eastAsia="es-PE"/>
-          <w14:ligatures w14:val="none"/>
-        </w:rPr>
-      </w:pPr>
-    </w:p>
-    <w:p>
+          <ns2:ligatures ns2:val="none"/>
+        </w:rPr>
+      </w:pPr>
+    </w:p>
+    <w:p ns2:paraId="27E9BBC0" ns2:textId="77777777">
       <w:pPr>
         <w:suppressAutoHyphens/>
         <w:spacing w:after="0" w:line="240" w:lineRule="auto"/>
@@ -4562,7 +4448,7 @@
           <w:rFonts w:ascii="Arial Narrow" w:eastAsia="Calibri" w:hAnsi="Arial Narrow" w:cs="Arial"/>
           <w:kern w:val="0"/>
           <w:u w:val="single"/>
-          <w14:ligatures w14:val="none"/>
+          <ns2:ligatures ns2:val="none"/>
         </w:rPr>
       </w:pPr>
       <w:r>
@@ -4571,7 +4457,7 @@
           <w:b/>
           <w:bCs/>
           <w:kern w:val="0"/>
-          <w14:ligatures w14:val="none"/>
+          <ns2:ligatures ns2:val="none"/>
         </w:rPr>
         <w:t>OCTAVO</w:t>
       </w:r>
@@ -4580,7 +4466,7 @@
           <w:rFonts w:ascii="Arial Narrow" w:eastAsia="Calibri" w:hAnsi="Arial Narrow" w:cs="Arial"/>
           <w:b/>
           <w:kern w:val="0"/>
-          <w14:ligatures w14:val="none"/>
+          <ns2:ligatures ns2:val="none"/>
         </w:rPr>
         <w:t>:</w:t>
       </w:r>
@@ -4588,7 +4474,7 @@
         <w:rPr>
           <w:rFonts w:ascii="Arial Narrow" w:eastAsia="Calibri" w:hAnsi="Arial Narrow" w:cs="Arial"/>
           <w:kern w:val="0"/>
-          <w14:ligatures w14:val="none"/>
+          <ns2:ligatures ns2:val="none"/>
         </w:rPr>
         <w:t xml:space="preserve"> comunicar a las partes que, de acuerdo a lo señalado por el artículo 29</w:t>
       </w:r>
@@ -4598,7 +4484,7 @@
           <w:color w:val="000000"/>
           <w:kern w:val="0"/>
           <w:lang w:eastAsia="es-PE"/>
-          <w14:ligatures w14:val="none"/>
+          <ns2:ligatures ns2:val="none"/>
         </w:rPr>
         <w:t/>
       </w:r>
@@ -4606,7 +4492,7 @@
         <w:rPr>
           <w:rFonts w:ascii="Arial Narrow" w:eastAsia="Calibri" w:hAnsi="Arial Narrow" w:cs="Arial"/>
           <w:kern w:val="0"/>
-          <w14:ligatures w14:val="none"/>
+          <ns2:ligatures ns2:val="none"/>
         </w:rPr>
         <w:t xml:space="preserve"> del Decreto Legislativo </w:t>
       </w:r>
@@ -4615,7 +4501,7 @@
         <w:rPr>
           <w:rFonts w:ascii="Arial Narrow" w:eastAsia="Calibri" w:hAnsi="Arial Narrow" w:cs="Arial"/>
           <w:kern w:val="0"/>
-          <w14:ligatures w14:val="none"/>
+          <ns2:ligatures ns2:val="none"/>
         </w:rPr>
         <w:t/>
       </w:r>
@@ -4624,7 +4510,7 @@
         <w:rPr>
           <w:rFonts w:ascii="Arial Narrow" w:eastAsia="Calibri" w:hAnsi="Arial Narrow" w:cs="Arial"/>
           <w:kern w:val="0"/>
-          <w14:ligatures w14:val="none"/>
+          <ns2:ligatures ns2:val="none"/>
         </w:rPr>
         <w:t xml:space="preserve"> 807</w:t>
       </w:r>
@@ -4634,7 +4520,7 @@
           <w:rFonts w:ascii="Arial Narrow" w:eastAsia="Calibri" w:hAnsi="Arial Narrow" w:cs="Arial"/>
           <w:kern w:val="0"/>
           <w:vertAlign w:val="superscript"/>
-          <w14:ligatures w14:val="none"/>
+          <ns2:ligatures ns2:val="none"/>
         </w:rPr>
         <w:footnoteReference w:id="13"/>
       </w:r>
@@ -4642,7 +4528,7 @@
         <w:rPr>
           <w:rFonts w:ascii="Arial Narrow" w:eastAsia="Calibri" w:hAnsi="Arial Narrow" w:cs="Arial"/>
           <w:kern w:val="0"/>
-          <w14:ligatures w14:val="none"/>
+          <ns2:ligatures ns2:val="none"/>
         </w:rPr>
         <w:t xml:space="preserve">, hasta antes de la emisión de la Resolución Final tienen la posibilidad de solicitar una audiencia de conciliación. En caso deleguen a favor de una tercera persona su actuación en la diligencia programada, esta deberá presentar un poder especial con firma legalizada ante Notario Público, donde conste </w:t>
       </w:r>
@@ -4651,7 +4537,7 @@
           <w:rFonts w:ascii="Arial Narrow" w:eastAsia="Calibri" w:hAnsi="Arial Narrow" w:cs="Arial"/>
           <w:kern w:val="0"/>
           <w:u w:val="single"/>
-          <w14:ligatures w14:val="none"/>
+          <ns2:ligatures ns2:val="none"/>
         </w:rPr>
         <w:t>expresamente su facultad para asistir y conciliar en su representación</w:t>
       </w:r>
@@ -4660,7 +4546,7 @@
           <w:rFonts w:ascii="Arial Narrow" w:eastAsia="Calibri" w:hAnsi="Arial Narrow" w:cs="Arial"/>
           <w:bCs/>
           <w:kern w:val="0"/>
-          <w14:ligatures w14:val="none"/>
+          <ns2:ligatures ns2:val="none"/>
         </w:rPr>
         <w:t>.</w:t>
       </w:r>
@@ -4670,7 +4556,7 @@
           <w:b/>
           <w:bCs/>
           <w:kern w:val="0"/>
-          <w14:ligatures w14:val="none"/>
+          <ns2:ligatures ns2:val="none"/>
         </w:rPr>
         <w:t xml:space="preserve"> </w:t>
       </w:r>
@@ -4679,12 +4565,12 @@
           <w:rFonts w:ascii="Arial Narrow" w:eastAsia="Calibri" w:hAnsi="Arial Narrow" w:cs="Arial"/>
           <w:kern w:val="0"/>
           <w:u w:val="single"/>
-          <w14:ligatures w14:val="none"/>
+          <ns2:ligatures ns2:val="none"/>
         </w:rPr>
         <w:t xml:space="preserve">Ello bajo apercibimiento de no realizar la audiencia de conciliación y levantar el acta de inasistencia correspondiente. </w:t>
       </w:r>
     </w:p>
-    <w:p>
+    <w:p ns2:paraId="4CD47B08" ns2:textId="77777777">
       <w:pPr>
         <w:suppressAutoHyphens/>
         <w:spacing w:after="0" w:line="240" w:lineRule="auto"/>
@@ -4693,11 +4579,11 @@
           <w:rFonts w:ascii="Arial Narrow" w:eastAsia="Calibri" w:hAnsi="Arial Narrow" w:cs="Arial"/>
           <w:kern w:val="0"/>
           <w:u w:val="single"/>
-          <w14:ligatures w14:val="none"/>
-        </w:rPr>
-      </w:pPr>
-    </w:p>
-    <w:p>
+          <ns2:ligatures ns2:val="none"/>
+        </w:rPr>
+      </w:pPr>
+    </w:p>
+    <w:p ns2:paraId="0E80CA49" ns2:textId="77777777">
       <w:pPr>
         <w:suppressAutoHyphens/>
         <w:spacing w:after="0" w:line="240" w:lineRule="auto"/>
@@ -4707,7 +4593,7 @@
           <w:color w:val="000000"/>
           <w:kern w:val="0"/>
           <w:lang w:eastAsia="es-PE"/>
-          <w14:ligatures w14:val="none"/>
+          <ns2:ligatures ns2:val="none"/>
         </w:rPr>
       </w:pPr>
       <w:r>
@@ -4717,7 +4603,7 @@
           <w:color w:val="000000"/>
           <w:kern w:val="0"/>
           <w:lang w:eastAsia="es-PE"/>
-          <w14:ligatures w14:val="none"/>
+          <ns2:ligatures ns2:val="none"/>
         </w:rPr>
         <w:t>NOVENO:</w:t>
       </w:r>
@@ -4727,7 +4613,7 @@
           <w:color w:val="000000"/>
           <w:kern w:val="0"/>
           <w:lang w:eastAsia="es-PE"/>
-          <w14:ligatures w14:val="none"/>
+          <ns2:ligatures ns2:val="none"/>
         </w:rPr>
         <w:t xml:space="preserve"> poner en conocimiento de las partes que, antes de la emisión de la Resolución Final, tienen la posibilidad de formular su desistimiento o presentar el acuerdo arribado mediante la conciliación, mediación, </w:t>
       </w:r>
@@ -4737,7 +4623,7 @@
           <w:color w:val="000000"/>
           <w:kern w:val="0"/>
           <w:lang w:eastAsia="es-PE"/>
-          <w14:ligatures w14:val="none"/>
+          <ns2:ligatures ns2:val="none"/>
         </w:rPr>
         <w:lastRenderedPageBreak/>
         <w:t>transacción o cualquier otro que, de forma indubitable, deje constancia que se ha solucionado la controversia materia de denuncia.</w:t>
@@ -4745,7 +4631,7 @@
       <w:bookmarkStart w:id="12" w:name="h.gjdgxs" w:colFirst="0" w:colLast="0"/>
       <w:bookmarkEnd w:id="12"/>
     </w:p>
-    <w:p>
+    <w:p ns2:paraId="7DDD06F7" ns2:textId="77777777">
       <w:pPr>
         <w:suppressAutoHyphens/>
         <w:spacing w:after="0" w:line="240" w:lineRule="auto"/>
@@ -4755,11 +4641,11 @@
           <w:color w:val="000000"/>
           <w:kern w:val="0"/>
           <w:lang w:eastAsia="es-PE"/>
-          <w14:ligatures w14:val="none"/>
-        </w:rPr>
-      </w:pPr>
-    </w:p>
-    <w:p>
+          <ns2:ligatures ns2:val="none"/>
+        </w:rPr>
+      </w:pPr>
+    </w:p>
+    <w:p ns2:paraId="236137A1" ns2:textId="172E7B87">
       <w:pPr>
         <w:suppressAutoHyphens/>
         <w:spacing w:after="0" w:line="240" w:lineRule="auto"/>
@@ -4782,7 +4668,7 @@
           <w:b/>
           <w:spacing w:val="-3"/>
           <w:kern w:val="0"/>
-          <w14:ligatures w14:val="none"/>
+          <ns2:ligatures ns2:val="none"/>
         </w:rPr>
         <w:t/>
       </w:r>
@@ -4792,7 +4678,7 @@
           <w:bCs/>
           <w:spacing w:val="-3"/>
           <w:kern w:val="0"/>
-          <w14:ligatures w14:val="none"/>
+          <ns2:ligatures ns2:val="none"/>
         </w:rPr>
         <w:t xml:space="preserve"/>
       </w:r>
@@ -4803,7 +4689,7 @@
           <w:kern w:val="0"/>
           <w:shd w:val="clear" w:color="auto" w:fill="FFFFFF"/>
           <w:lang w:eastAsia="es-PE"/>
-          <w14:ligatures w14:val="none"/>
+          <ns2:ligatures ns2:val="none"/>
         </w:rPr>
         <w:t xml:space="preserve"/>
       </w:r>
@@ -4815,7 +4701,7 @@
           <w:kern w:val="0"/>
           <w:shd w:val="clear" w:color="auto" w:fill="FFFFFF"/>
           <w:lang w:eastAsia="es-PE"/>
-          <w14:ligatures w14:val="none"/>
+          <ns2:ligatures ns2:val="none"/>
         </w:rPr>
         <w:t/>
       </w:r>
@@ -4827,7 +4713,7 @@
           <w:kern w:val="0"/>
           <w:shd w:val="clear" w:color="auto" w:fill="FFFFFF"/>
           <w:lang w:eastAsia="es-PE"/>
-          <w14:ligatures w14:val="none"/>
+          <ns2:ligatures ns2:val="none"/>
         </w:rPr>
         <w:t xml:space="preserve"/>
       </w:r>
@@ -4851,7 +4737,7 @@
           <w:color w:val="000000"/>
           <w:kern w:val="0"/>
           <w:lang w:eastAsia="es-PE"/>
-          <w14:ligatures w14:val="none"/>
+          <ns2:ligatures ns2:val="none"/>
         </w:rPr>
         <w:t/>
       </w:r>
@@ -4884,7 +4770,7 @@
           <w:color w:val="000000"/>
           <w:kern w:val="0"/>
           <w:lang w:eastAsia="es-PE"/>
-          <w14:ligatures w14:val="none"/>
+          <ns2:ligatures ns2:val="none"/>
         </w:rPr>
         <w:t/>
       </w:r>
@@ -4910,7 +4796,7 @@
         <w:t/>
       </w:r>
     </w:p>
-    <w:p>
+    <w:p ns2:paraId="639FE5BE" ns2:textId="77777777">
       <w:pPr>
         <w:suppressAutoHyphens/>
         <w:spacing w:after="0" w:line="240" w:lineRule="auto"/>
@@ -4920,7 +4806,7 @@
         </w:rPr>
       </w:pPr>
     </w:p>
-    <w:p>
+    <w:p ns2:paraId="36317C11" ns2:textId="6DAA1FCF">
       <w:pPr>
         <w:suppressAutoHyphens/>
         <w:spacing w:line="240" w:lineRule="auto"/>
@@ -4991,7 +4877,7 @@
       </w:r>
     </w:p>
     <w:bookmarkEnd w:id="13"/>
-    <w:p>
+    <w:p ns2:paraId="23716787" ns2:textId="77777777">
       <w:pPr>
         <w:suppressAutoHyphens/>
         <w:spacing w:after="0" w:line="240" w:lineRule="auto"/>
@@ -5001,64 +4887,64 @@
         </w:rPr>
       </w:pPr>
     </w:p>
-    <w:p>
-      <w:pPr>
-        <w:spacing w:after="0" w:line="240" w:lineRule="auto"/>
-        <w:jc w:val="both"/>
-        <w:rPr>
-          <w:rFonts w:ascii="Arial Narrow" w:eastAsia="Arial Narrow" w:hAnsi="Arial Narrow" w:cs="Arial Narrow"/>
-          <w:b/>
-          <w:color w:val="000000"/>
-          <w:kern w:val="0"/>
-          <w:lang w:eastAsia="es-PE"/>
-          <w14:ligatures w14:val="none"/>
-        </w:rPr>
-      </w:pPr>
-    </w:p>
-    <w:p>
-      <w:pPr>
-        <w:spacing w:after="0" w:line="240" w:lineRule="auto"/>
-        <w:jc w:val="both"/>
-        <w:rPr>
-          <w:rFonts w:ascii="Arial Narrow" w:eastAsia="Arial Narrow" w:hAnsi="Arial Narrow" w:cs="Arial Narrow"/>
-          <w:b/>
-          <w:color w:val="000000"/>
-          <w:kern w:val="0"/>
-          <w:lang w:eastAsia="es-PE"/>
-          <w14:ligatures w14:val="none"/>
-        </w:rPr>
-      </w:pPr>
-    </w:p>
-    <w:p>
-      <w:pPr>
-        <w:spacing w:after="0" w:line="240" w:lineRule="auto"/>
-        <w:jc w:val="both"/>
-        <w:rPr>
-          <w:rFonts w:ascii="Arial Narrow" w:eastAsia="Arial Narrow" w:hAnsi="Arial Narrow" w:cs="Arial Narrow"/>
-          <w:b/>
-          <w:color w:val="000000"/>
-          <w:kern w:val="0"/>
-          <w:lang w:eastAsia="es-PE"/>
-          <w14:ligatures w14:val="none"/>
-        </w:rPr>
-      </w:pPr>
-    </w:p>
-    <w:p>
-      <w:pPr>
-        <w:spacing w:after="0" w:line="240" w:lineRule="auto"/>
-        <w:jc w:val="both"/>
-        <w:rPr>
-          <w:rFonts w:ascii="Arial Narrow" w:eastAsia="Arial Narrow" w:hAnsi="Arial Narrow" w:cs="Arial Narrow"/>
-          <w:b/>
-          <w:color w:val="000000"/>
-          <w:kern w:val="0"/>
-          <w:lang w:eastAsia="es-PE"/>
-          <w14:ligatures w14:val="none"/>
+    <w:p ns2:paraId="509D673B" ns2:textId="77777777">
+      <w:pPr>
+        <w:spacing w:after="0" w:line="240" w:lineRule="auto"/>
+        <w:jc w:val="both"/>
+        <w:rPr>
+          <w:rFonts w:ascii="Arial Narrow" w:eastAsia="Arial Narrow" w:hAnsi="Arial Narrow" w:cs="Arial Narrow"/>
+          <w:b/>
+          <w:color w:val="000000"/>
+          <w:kern w:val="0"/>
+          <w:lang w:eastAsia="es-PE"/>
+          <ns2:ligatures ns2:val="none"/>
+        </w:rPr>
+      </w:pPr>
+    </w:p>
+    <w:p ns2:paraId="418E1D52" ns2:textId="77777777">
+      <w:pPr>
+        <w:spacing w:after="0" w:line="240" w:lineRule="auto"/>
+        <w:jc w:val="both"/>
+        <w:rPr>
+          <w:rFonts w:ascii="Arial Narrow" w:eastAsia="Arial Narrow" w:hAnsi="Arial Narrow" w:cs="Arial Narrow"/>
+          <w:b/>
+          <w:color w:val="000000"/>
+          <w:kern w:val="0"/>
+          <w:lang w:eastAsia="es-PE"/>
+          <ns2:ligatures ns2:val="none"/>
+        </w:rPr>
+      </w:pPr>
+    </w:p>
+    <w:p ns2:paraId="0407B94C" ns2:textId="77777777">
+      <w:pPr>
+        <w:spacing w:after="0" w:line="240" w:lineRule="auto"/>
+        <w:jc w:val="both"/>
+        <w:rPr>
+          <w:rFonts w:ascii="Arial Narrow" w:eastAsia="Arial Narrow" w:hAnsi="Arial Narrow" w:cs="Arial Narrow"/>
+          <w:b/>
+          <w:color w:val="000000"/>
+          <w:kern w:val="0"/>
+          <w:lang w:eastAsia="es-PE"/>
+          <ns2:ligatures ns2:val="none"/>
+        </w:rPr>
+      </w:pPr>
+    </w:p>
+    <w:p ns2:paraId="375C384E" ns2:textId="77777777">
+      <w:pPr>
+        <w:spacing w:after="0" w:line="240" w:lineRule="auto"/>
+        <w:jc w:val="both"/>
+        <w:rPr>
+          <w:rFonts w:ascii="Arial Narrow" w:eastAsia="Arial Narrow" w:hAnsi="Arial Narrow" w:cs="Arial Narrow"/>
+          <w:b/>
+          <w:color w:val="000000"/>
+          <w:kern w:val="0"/>
+          <w:lang w:eastAsia="es-PE"/>
+          <ns2:ligatures ns2:val="none"/>
         </w:rPr>
       </w:pPr>
     </w:p>
     <w:bookmarkEnd w:id="0"/>
-    <w:p>
+    <w:p ns2:paraId="59985B4A" ns2:textId="77777777">
       <w:pPr>
         <w:shd w:val="clear" w:color="auto" w:fill="FFFFFF"/>
         <w:spacing w:after="0" w:line="240" w:lineRule="auto"/>
@@ -5069,7 +4955,7 @@
           <w:bCs/>
           <w:color w:val="000000"/>
           <w:kern w:val="0"/>
-          <w14:ligatures w14:val="none"/>
+          <ns2:ligatures ns2:val="none"/>
         </w:rPr>
       </w:pPr>
       <w:r>
@@ -5079,12 +4965,12 @@
           <w:bCs/>
           <w:color w:val="000000"/>
           <w:kern w:val="0"/>
-          <w14:ligatures w14:val="none"/>
+          <ns2:ligatures ns2:val="none"/>
         </w:rPr>
         <w:t>EVELING ROA QUISPE</w:t>
       </w:r>
     </w:p>
-    <w:p>
+    <w:p ns2:paraId="44F30378" ns2:textId="77777777">
       <w:pPr>
         <w:shd w:val="clear" w:color="auto" w:fill="FFFFFF"/>
         <w:spacing w:after="0" w:line="240" w:lineRule="auto"/>
@@ -5095,7 +4981,7 @@
           <w:bCs/>
           <w:color w:val="000000"/>
           <w:kern w:val="0"/>
-          <w14:ligatures w14:val="none"/>
+          <ns2:ligatures ns2:val="none"/>
         </w:rPr>
       </w:pPr>
       <w:r>
@@ -5105,12 +4991,12 @@
           <w:bCs/>
           <w:color w:val="000000"/>
           <w:kern w:val="0"/>
-          <w14:ligatures w14:val="none"/>
+          <ns2:ligatures ns2:val="none"/>
         </w:rPr>
         <w:t>Secretaria Técnica</w:t>
       </w:r>
     </w:p>
-    <w:p>
+    <w:p ns2:paraId="39D8E76A" ns2:textId="77777777">
       <w:pPr>
         <w:shd w:val="clear" w:color="auto" w:fill="FFFFFF"/>
         <w:spacing w:after="0" w:line="240" w:lineRule="auto"/>
@@ -5121,7 +5007,7 @@
           <w:bCs/>
           <w:color w:val="000000"/>
           <w:kern w:val="0"/>
-          <w14:ligatures w14:val="none"/>
+          <ns2:ligatures ns2:val="none"/>
         </w:rPr>
       </w:pPr>
       <w:r>
@@ -5131,26 +5017,26 @@
           <w:bCs/>
           <w:color w:val="000000"/>
           <w:kern w:val="0"/>
-          <w14:ligatures w14:val="none"/>
+          <ns2:ligatures ns2:val="none"/>
         </w:rPr>
         <w:t>Comisión de Protección al Consumidor 1</w:t>
       </w:r>
     </w:p>
-    <w:p>
-      <w:pPr>
-        <w:spacing w:after="0" w:line="240" w:lineRule="auto"/>
-        <w:jc w:val="both"/>
-        <w:rPr>
-          <w:rFonts w:ascii="Arial Narrow" w:eastAsia="Arial Narrow" w:hAnsi="Arial Narrow" w:cs="Arial Narrow"/>
-          <w:b/>
-          <w:color w:val="000000"/>
-          <w:kern w:val="0"/>
-          <w:lang w:eastAsia="es-PE"/>
-          <w14:ligatures w14:val="none"/>
-        </w:rPr>
-      </w:pPr>
-    </w:p>
-    <w:p>
+    <w:p ns2:paraId="513298A9" ns2:textId="77777777">
+      <w:pPr>
+        <w:spacing w:after="0" w:line="240" w:lineRule="auto"/>
+        <w:jc w:val="both"/>
+        <w:rPr>
+          <w:rFonts w:ascii="Arial Narrow" w:eastAsia="Arial Narrow" w:hAnsi="Arial Narrow" w:cs="Arial Narrow"/>
+          <w:b/>
+          <w:color w:val="000000"/>
+          <w:kern w:val="0"/>
+          <w:lang w:eastAsia="es-PE"/>
+          <ns2:ligatures ns2:val="none"/>
+        </w:rPr>
+      </w:pPr>
+    </w:p>
+    <w:p ns2:paraId="1D176C5B" ns2:textId="77777777">
       <w:pPr>
         <w:spacing w:after="0" w:line="240" w:lineRule="auto"/>
         <w:jc w:val="both"/>
@@ -5168,12 +5054,12 @@
           <w:sz w:val="16"/>
           <w:szCs w:val="16"/>
           <w:lang w:eastAsia="es-PE"/>
-          <w14:ligatures w14:val="none"/>
+          <ns2:ligatures ns2:val="none"/>
         </w:rPr>
         <w:t>LSM/JCQ</w:t>
       </w:r>
     </w:p>
-    <w:p>
+    <w:p ns2:paraId="08D2E184" ns2:textId="77777777">
       <w:pPr>
         <w:spacing w:line="240" w:lineRule="auto"/>
         <w:rPr>
@@ -5181,7 +5067,7 @@
         </w:rPr>
       </w:pPr>
     </w:p>
-    <w:p>
+    <w:p ns2:paraId="1D2233A3" ns2:textId="77777777">
       <w:pPr>
         <w:spacing w:line="240" w:lineRule="auto"/>
         <w:rPr>
@@ -5189,7 +5075,7 @@
         </w:rPr>
       </w:pPr>
     </w:p>
-    <w:p>
+    <w:p ns2:paraId="4423ADE9" ns2:textId="77777777">
       <w:pPr>
         <w:spacing w:line="240" w:lineRule="auto"/>
         <w:rPr>
@@ -5197,14 +5083,14 @@
         </w:rPr>
       </w:pPr>
     </w:p>
-    <w:p>
+    <w:p ns2:paraId="74AAB5F4" ns2:textId="77777777">
       <w:pPr>
         <w:spacing w:line="240" w:lineRule="auto"/>
       </w:pPr>
     </w:p>
     <w:sectPr>
-      <w:headerReference w:type="default" r:id="rId8"/>
-      <w:footerReference w:type="default" r:id="rId9"/>
+      <w:headerReference w:type="default" ns3:id="rId8"/>
+      <w:footerReference w:type="default" ns3:id="rId9"/>
       <w:pgSz w:w="11906" w:h="16838"/>
       <w:pgMar w:top="1417" w:right="1701" w:bottom="1417" w:left="1701" w:header="708" w:footer="708" w:gutter="0"/>
       <w:cols w:space="708"/>

--- a/plantillas_maestras/10_seguro_sepelio/modificacion_unilateral/2_o_mas_ddos_varios/mujer/TPL_2619_2025_SEGURO_SEPELIO_MODIFICACION_UNILATERAL_ASEGURADORA_MUJER_R1.docx
+++ b/plantillas_maestras/10_seguro_sepelio/modificacion_unilateral/2_o_mas_ddos_varios/mujer/TPL_2619_2025_SEGURO_SEPELIO_MODIFICACION_UNILATERAL_ASEGURADORA_MUJER_R1.docx
@@ -3884,7 +3884,7 @@
           <w:sz w:val="20"/>
           <w:szCs w:val="20"/>
         </w:rPr>
-        <w:t xml:space="preserve">correr traslado de la presente resolución a Mapfre Perú Compañía de Seguros y Reaseguros S.A para que, de conformidad con lo dispuesto por el artículo 26° de la Ley sobre Facultades, Normas y Organización del Indecopi, aprobado por Decreto Legislativo N° 8079, presenten sus descargos sobre la imputación de cargos realizada en un plazo no mayor a cinco (5) días hábiles contado a partir del día siguiente de la notificación de la presente resolución, vencido el cual, el Secretario Técnico declarará en rebeldía a los denunciados que no lo hubieran presentado. Debe precisarse que de conformidad con lo establecido por el artículo 223° del Texto Único Ordenado de la Ley N° 27444, Ley del Procedimiento Administrativo General, las alegaciones y los hechos relevantes de la reclamación, salvo que hayan sido específicamente negadas en la contestación, se tendrán por aceptadas o meritadas como ciertas.</w:t>
+        <w:t xml:space="preserve">correr traslado de la presente resolución a Mapfre Perú Compañía de Seguros y Reaseguros S.A. para que, de conformidad con lo dispuesto por el artículo 26 de la Ley sobre Facultades, Normas y Organización del Indecopi, aprobada por Decreto Legislativo 807, presente sus descargos sobre la imputación de cargos realizada en un plazo no mayor a cinco (5) días hábiles contado a partir del día siguiente de la notificación de la presente resolución, vencido el cual, el Secretario Técnico declarará en rebeldía al denunciado que no lo hubiera presentado. Debe precisarse que de conformidad con lo establecido por el artículo 223 del Texto Único Ordenado de la Ley 27444, Ley del Procedimiento Administrativo General, las alegaciones y los hechos relevantes de la reclamación, salvo que hayan sido específicamente negadas en la contestación, se tendrán por aceptadas o merituadas como ciertas.</w:t>
       </w:r>
     </w:p>
     <w:p ns2:paraId="228F876C" ns2:textId="77777777">

--- a/plantillas_maestras/10_seguro_sepelio/modificacion_unilateral/2_o_mas_ddos_varios/mujer/TPL_2619_2025_SEGURO_SEPELIO_MODIFICACION_UNILATERAL_ASEGURADORA_MUJER_R1.docx
+++ b/plantillas_maestras/10_seguro_sepelio/modificacion_unilateral/2_o_mas_ddos_varios/mujer/TPL_2619_2025_SEGURO_SEPELIO_MODIFICACION_UNILATERAL_ASEGURADORA_MUJER_R1.docx
@@ -421,7 +421,7 @@
           <w:lang w:eastAsia="es-PE"/>
           <ns2:ligatures ns2:val="none"/>
         </w:rPr>
-        <w:t>20</w:t>
+        <w:t xml:space="preserve">20 de noviembre de 2025</w:t>
       </w:r>
       <w:r>
         <w:rPr>
@@ -432,7 +432,7 @@
           <w:lang w:eastAsia="es-PE"/>
           <ns2:ligatures ns2:val="none"/>
         </w:rPr>
-        <w:t xml:space="preserve"> </w:t>
+        <w:t xml:space="preserve"/>
       </w:r>
       <w:r>
         <w:rPr>
@@ -443,7 +443,7 @@
           <w:lang w:eastAsia="es-PE"/>
           <ns2:ligatures ns2:val="none"/>
         </w:rPr>
-        <w:t xml:space="preserve">de </w:t>
+        <w:t xml:space="preserve"/>
       </w:r>
       <w:r>
         <w:rPr>
@@ -454,7 +454,7 @@
           <w:lang w:eastAsia="es-PE"/>
           <ns2:ligatures ns2:val="none"/>
         </w:rPr>
-        <w:t>noviembre</w:t>
+        <w:t xml:space="preserve"/>
       </w:r>
       <w:r>
         <w:rPr>
@@ -465,7 +465,7 @@
           <w:lang w:eastAsia="es-PE"/>
           <ns2:ligatures ns2:val="none"/>
         </w:rPr>
-        <w:t xml:space="preserve"> </w:t>
+        <w:t xml:space="preserve"/>
       </w:r>
       <w:r>
         <w:rPr>
@@ -476,7 +476,7 @@
           <w:lang w:eastAsia="es-PE"/>
           <ns2:ligatures ns2:val="none"/>
         </w:rPr>
-        <w:t>de 2025</w:t>
+        <w:t xml:space="preserve"/>
       </w:r>
     </w:p>
     <w:p ns2:paraId="66CE1821" ns2:textId="77777777">
@@ -867,7 +867,7 @@
           <w:lang w:eastAsia="es-ES"/>
           <ns2:ligatures ns2:val="none"/>
         </w:rPr>
-        <w:t>Entre el 19 de julio de 2006 y el 21 de septiembre de 2024, se efectuaron pagos periódicos de las primas del Seguro de sepelio. Al 21 de septiembre de 2024, el monto total cancelado por dicho concepto ascendía a S/ 14</w:t>
+        <w:t xml:space="preserve">Entre el 19 de julio de 2006 y el 21 de setiembre de 2024, se efectuaron pagos periódicos de las primas del Seguro de sepelio. Al 21 de setiembre de 2024, el monto total cancelado por dicho concepto ascendía a S/ 14</w:t>
       </w:r>
       <w:r>
         <w:rPr>
@@ -5305,7 +5305,7 @@
           <w:sz w:val="16"/>
           <w:szCs w:val="16"/>
         </w:rPr>
-        <w:t>14 de octubre del 2025</w:t>
+        <w:t xml:space="preserve">14 de octubre de 2025</w:t>
       </w:r>
       <w:r>
         <w:rPr>
@@ -5337,7 +5337,7 @@
           <w:sz w:val="16"/>
           <w:szCs w:val="16"/>
         </w:rPr>
-        <w:t>14 de octubre del 2025</w:t>
+        <w:t xml:space="preserve">14 de octubre de 2025</w:t>
       </w:r>
       <w:r>
         <w:rPr>
@@ -5415,7 +5415,7 @@
           <w:sz w:val="16"/>
           <w:szCs w:val="16"/>
         </w:rPr>
-        <w:t>el 2 de setiembre del 2010 en el Diario Oficial El Peruano, vigente desde el 2 de octubre del 2010 y modificado por Decreto Legislativo 1308.</w:t>
+        <w:t xml:space="preserve">el 2 de setiembre de 2010 en el Diario Oficial El Peruano, vigente desde el 2 de octubre de 2010 y modificado por Decreto Legislativo 1308.</w:t>
       </w:r>
     </w:p>
     <w:p>

--- a/plantillas_maestras/10_seguro_sepelio/modificacion_unilateral/2_o_mas_ddos_varios/mujer/TPL_2619_2025_SEGURO_SEPELIO_MODIFICACION_UNILATERAL_ASEGURADORA_MUJER_R1.docx
+++ b/plantillas_maestras/10_seguro_sepelio/modificacion_unilateral/2_o_mas_ddos_varios/mujer/TPL_2619_2025_SEGURO_SEPELIO_MODIFICACION_UNILATERAL_ASEGURADORA_MUJER_R1.docx
@@ -1,8 +1,8 @@
 
 <file path=word/document.xml><?xml version="1.0" encoding="utf-8"?>
-<w:document xmlns:ns1="http://schemas.openxmlformats.org/markup-compatibility/2006" xmlns:ns2="http://schemas.microsoft.com/office/word/2010/wordml" xmlns:ns3="http://schemas.openxmlformats.org/officeDocument/2006/relationships" xmlns:w="http://schemas.openxmlformats.org/wordprocessingml/2006/main" ns1:Ignorable="w14 w15 w16se w16cid w16 w16cex w16sdtdh w16sdtfl w16du wp14">
+<w:document xmlns:mc="http://schemas.openxmlformats.org/markup-compatibility/2006" xmlns:r="http://schemas.openxmlformats.org/officeDocument/2006/relationships" xmlns:w="http://schemas.openxmlformats.org/wordprocessingml/2006/main" xmlns:w14="http://schemas.microsoft.com/office/word/2010/wordml" xmlns:w15="http://schemas.microsoft.com/office/word/2012/wordml" xmlns:w16="http://schemas.microsoft.com/office/word/2018/wordml" xmlns:w16cex="http://schemas.microsoft.com/office/word/2018/wordml/cex" xmlns:w16cid="http://schemas.microsoft.com/office/word/2016/wordml/cid" xmlns:w16du="http://schemas.microsoft.com/office/word/2023/wordml/word16du" xmlns:w16sdtdh="http://schemas.microsoft.com/office/word/2020/wordml/sdtdatahash" xmlns:w16se="http://schemas.microsoft.com/office/word/2015/wordml/symex" xmlns:wp14="http://schemas.microsoft.com/office/word/2010/wordprocessingDrawing" mc:Ignorable="w14 w15 w16se w16cid w16 w16cex w16sdtdh w16du wp14">
   <w:body>
-    <w:p ns2:paraId="1B509B2D" ns2:textId="1ED0847F">
+    <w:p>
       <w:pPr>
         <w:tabs>
           <w:tab w:val="left" w:pos="1701"/>
@@ -14,7 +14,7 @@
           <w:color w:val="000000"/>
           <w:kern w:val="0"/>
           <w:lang w:eastAsia="es-PE"/>
-          <ns2:ligatures ns2:val="none"/>
+          <w14:ligatures w14:val="none"/>
         </w:rPr>
       </w:pPr>
       <w:bookmarkStart w:id="0" w:name="_Hlk80343540"/>
@@ -25,7 +25,7 @@
           <w:color w:val="000000"/>
           <w:kern w:val="0"/>
           <w:lang w:eastAsia="es-PE"/>
-          <ns2:ligatures ns2:val="none"/>
+          <w14:ligatures w14:val="none"/>
         </w:rPr>
         <w:t xml:space="preserve">EXPEDIENTE </w:t>
       </w:r>
@@ -36,7 +36,7 @@
           <w:color w:val="000000"/>
           <w:kern w:val="0"/>
           <w:lang w:eastAsia="es-PE"/>
-          <ns2:ligatures ns2:val="none"/>
+          <w14:ligatures w14:val="none"/>
         </w:rPr>
         <w:tab/>
         <w:t>:</w:t>
@@ -48,7 +48,7 @@
           <w:color w:val="000000"/>
           <w:kern w:val="0"/>
           <w:lang w:eastAsia="es-PE"/>
-          <ns2:ligatures ns2:val="none"/>
+          <w14:ligatures w14:val="none"/>
         </w:rPr>
         <w:tab/>
       </w:r>
@@ -61,7 +61,7 @@
           <w:kern w:val="0"/>
           <w:shd w:val="clear" w:color="auto" w:fill="FFFFFF"/>
           <w:lang w:eastAsia="es-PE"/>
-          <ns2:ligatures ns2:val="none"/>
+          <w14:ligatures w14:val="none"/>
         </w:rPr>
         <w:t>2619</w:t>
       </w:r>
@@ -74,12 +74,12 @@
           <w:kern w:val="0"/>
           <w:shd w:val="clear" w:color="auto" w:fill="FFFFFF"/>
           <w:lang w:eastAsia="es-PE"/>
-          <ns2:ligatures ns2:val="none"/>
+          <w14:ligatures w14:val="none"/>
         </w:rPr>
         <w:t>-2025/CC1</w:t>
       </w:r>
     </w:p>
-    <w:p ns2:paraId="7E5DC22B" ns2:textId="70BC6BC1">
+    <w:p>
       <w:pPr>
         <w:tabs>
           <w:tab w:val="left" w:pos="1701"/>
@@ -94,80 +94,28 @@
           <w:color w:val="000000"/>
           <w:kern w:val="0"/>
           <w:lang w:eastAsia="es-PE"/>
-          <ns2:ligatures ns2:val="none"/>
-        </w:rPr>
-      </w:pPr>
-      <w:r>
-        <w:rPr>
-          <w:rFonts w:ascii="Arial Narrow" w:eastAsia="Arial Narrow" w:hAnsi="Arial Narrow" w:cs="Arial Narrow"/>
-          <w:b/>
-          <w:color w:val="000000"/>
-          <w:kern w:val="0"/>
-          <w:lang w:eastAsia="es-PE"/>
-          <ns2:ligatures ns2:val="none"/>
-        </w:rPr>
-        <w:t xml:space="preserve">DENUNCIANTE:[DENUNCIANTE] (SEÑORA [APELLIDO])</w:t>
-      </w:r>
-      <w:r>
-        <w:rPr>
-          <w:rFonts w:ascii="Arial Narrow" w:eastAsia="Arial Narrow" w:hAnsi="Arial Narrow" w:cs="Arial Narrow"/>
-          <w:b/>
-          <w:color w:val="000000"/>
-          <w:kern w:val="0"/>
-          <w:lang w:eastAsia="es-PE"/>
-          <ns2:ligatures ns2:val="none"/>
-        </w:rPr>
+          <w14:ligatures w14:val="none"/>
+        </w:rPr>
+      </w:pPr>
+      <w:r>
+        <w:rPr>
+          <w:rFonts w:ascii="Arial Narrow" w:eastAsia="Arial Narrow" w:hAnsi="Arial Narrow" w:cs="Arial Narrow"/>
+          <w:b/>
+          <w:color w:val="000000"/>
+          <w:kern w:val="0"/>
+          <w:lang w:eastAsia="es-PE"/>
+          <w14:ligatures w14:val="none"/>
+        </w:rPr>
+        <w:t>DENUNCIANTE</w:t>
         <w:tab/>
-        <w:t/>
-      </w:r>
-      <w:r>
-        <w:rPr>
-          <w:rFonts w:ascii="Arial Narrow" w:eastAsia="Arial Narrow" w:hAnsi="Arial Narrow" w:cs="Arial Narrow"/>
-          <w:b/>
-          <w:color w:val="000000"/>
-          <w:kern w:val="0"/>
-          <w:lang w:eastAsia="es-PE"/>
-          <ns2:ligatures ns2:val="none"/>
-        </w:rPr>
+        <w:t>:</w:t>
         <w:tab/>
-      </w:r>
-      <w:r>
-        <w:rPr>
-          <w:rFonts w:ascii="Arial Narrow" w:eastAsia="Arial Narrow" w:hAnsi="Arial Narrow" w:cs="Arial Narrow"/>
-          <w:b/>
-          <w:color w:val="000000"/>
-          <w:kern w:val="0"/>
-          <w:lang w:eastAsia="es-PE"/>
-          <ns2:ligatures ns2:val="none"/>
-        </w:rPr>
-        <w:t xml:space="preserve"/>
+        <w:t xml:space="preserve">[DENUNCIANTE] (SEÑORA [APELLIDO])</w:t>
       </w:r>
       <w:proofErr w:type="spellStart"/>
-      <w:r>
-        <w:rPr>
-          <w:rFonts w:ascii="Arial Narrow" w:eastAsia="Arial Narrow" w:hAnsi="Arial Narrow" w:cs="Arial Narrow"/>
-          <w:b/>
-          <w:color w:val="000000"/>
-          <w:kern w:val="0"/>
-          <w:lang w:eastAsia="es-PE"/>
-          <ns2:ligatures ns2:val="none"/>
-        </w:rPr>
-        <w:t/>
-      </w:r>
       <w:proofErr w:type="spellEnd"/>
-      <w:r>
-        <w:rPr>
-          <w:rFonts w:ascii="Arial Narrow" w:eastAsia="Arial Narrow" w:hAnsi="Arial Narrow" w:cs="Arial Narrow"/>
-          <w:b/>
-          <w:color w:val="000000"/>
-          <w:kern w:val="0"/>
-          <w:lang w:eastAsia="es-PE"/>
-          <ns2:ligatures ns2:val="none"/>
-        </w:rPr>
-        <w:t xml:space="preserve"/>
-      </w:r>
-    </w:p>
-    <w:p ns2:paraId="6DEEEDFE" ns2:textId="08F9F006">
+    </w:p>
+    <w:p>
       <w:pPr>
         <w:tabs>
           <w:tab w:val="left" w:pos="1701"/>
@@ -182,17 +130,17 @@
           <w:color w:val="000000"/>
           <w:kern w:val="0"/>
           <w:lang w:eastAsia="es-PE"/>
-          <ns2:ligatures ns2:val="none"/>
-        </w:rPr>
-      </w:pPr>
-      <w:r>
-        <w:rPr>
-          <w:rFonts w:ascii="Arial Narrow" w:eastAsia="Arial Narrow" w:hAnsi="Arial Narrow" w:cs="Arial Narrow"/>
-          <w:b/>
-          <w:color w:val="000000"/>
-          <w:kern w:val="0"/>
-          <w:lang w:eastAsia="es-PE"/>
-          <ns2:ligatures ns2:val="none"/>
+          <w14:ligatures w14:val="none"/>
+        </w:rPr>
+      </w:pPr>
+      <w:r>
+        <w:rPr>
+          <w:rFonts w:ascii="Arial Narrow" w:eastAsia="Arial Narrow" w:hAnsi="Arial Narrow" w:cs="Arial Narrow"/>
+          <w:b/>
+          <w:color w:val="000000"/>
+          <w:kern w:val="0"/>
+          <w:lang w:eastAsia="es-PE"/>
+          <w14:ligatures w14:val="none"/>
         </w:rPr>
         <w:t>DENUNCIADO</w:t>
       </w:r>
@@ -203,7 +151,7 @@
           <w:color w:val="000000"/>
           <w:kern w:val="0"/>
           <w:lang w:eastAsia="es-PE"/>
-          <ns2:ligatures ns2:val="none"/>
+          <w14:ligatures w14:val="none"/>
         </w:rPr>
         <w:tab/>
         <w:t>:</w:t>
@@ -215,13 +163,13 @@
           <w:color w:val="000000"/>
           <w:kern w:val="0"/>
           <w:lang w:eastAsia="es-PE"/>
-          <ns2:ligatures ns2:val="none"/>
+          <w14:ligatures w14:val="none"/>
         </w:rPr>
         <w:tab/>
         <w:t>MAPFRE PERÚ COMPAÑÍA DE SEGUROS Y REASEGUROS S.A. (MAPFRE)</w:t>
       </w:r>
     </w:p>
-    <w:p ns2:paraId="022D2B94" ns2:textId="178494D5">
+    <w:p>
       <w:pPr>
         <w:tabs>
           <w:tab w:val="left" w:pos="1701"/>
@@ -236,17 +184,17 @@
           <w:color w:val="000000"/>
           <w:kern w:val="0"/>
           <w:lang w:eastAsia="es-PE"/>
-          <ns2:ligatures ns2:val="none"/>
-        </w:rPr>
-      </w:pPr>
-      <w:r>
-        <w:rPr>
-          <w:rFonts w:ascii="Arial Narrow" w:eastAsia="Arial Narrow" w:hAnsi="Arial Narrow" w:cs="Arial Narrow"/>
-          <w:b/>
-          <w:color w:val="000000"/>
-          <w:kern w:val="0"/>
-          <w:lang w:eastAsia="es-PE"/>
-          <ns2:ligatures ns2:val="none"/>
+          <w14:ligatures w14:val="none"/>
+        </w:rPr>
+      </w:pPr>
+      <w:r>
+        <w:rPr>
+          <w:rFonts w:ascii="Arial Narrow" w:eastAsia="Arial Narrow" w:hAnsi="Arial Narrow" w:cs="Arial Narrow"/>
+          <w:b/>
+          <w:color w:val="000000"/>
+          <w:kern w:val="0"/>
+          <w:lang w:eastAsia="es-PE"/>
+          <w14:ligatures w14:val="none"/>
         </w:rPr>
         <w:t>MATERIAS</w:t>
       </w:r>
@@ -257,7 +205,7 @@
           <w:color w:val="000000"/>
           <w:kern w:val="0"/>
           <w:lang w:eastAsia="es-PE"/>
-          <ns2:ligatures ns2:val="none"/>
+          <w14:ligatures w14:val="none"/>
         </w:rPr>
         <w:tab/>
         <w:t xml:space="preserve">: </w:t>
@@ -269,13 +217,13 @@
           <w:color w:val="000000"/>
           <w:kern w:val="0"/>
           <w:lang w:eastAsia="es-PE"/>
-          <ns2:ligatures ns2:val="none"/>
+          <w14:ligatures w14:val="none"/>
         </w:rPr>
         <w:tab/>
         <w:t>ADMISIÓN A TRÁMITE</w:t>
       </w:r>
     </w:p>
-    <w:p ns2:paraId="19ED7B73" ns2:textId="77777777">
+    <w:p>
       <w:pPr>
         <w:tabs>
           <w:tab w:val="left" w:pos="1701"/>
@@ -290,22 +238,22 @@
           <w:color w:val="000000"/>
           <w:kern w:val="0"/>
           <w:lang w:eastAsia="es-PE"/>
-          <ns2:ligatures ns2:val="none"/>
-        </w:rPr>
-      </w:pPr>
-      <w:r>
-        <w:rPr>
-          <w:rFonts w:ascii="Arial Narrow" w:eastAsia="Arial Narrow" w:hAnsi="Arial Narrow" w:cs="Arial Narrow"/>
-          <w:b/>
-          <w:color w:val="000000"/>
-          <w:kern w:val="0"/>
-          <w:lang w:eastAsia="es-PE"/>
-          <ns2:ligatures ns2:val="none"/>
+          <w14:ligatures w14:val="none"/>
+        </w:rPr>
+      </w:pPr>
+      <w:r>
+        <w:rPr>
+          <w:rFonts w:ascii="Arial Narrow" w:eastAsia="Arial Narrow" w:hAnsi="Arial Narrow" w:cs="Arial Narrow"/>
+          <w:b/>
+          <w:color w:val="000000"/>
+          <w:kern w:val="0"/>
+          <w:lang w:eastAsia="es-PE"/>
+          <w14:ligatures w14:val="none"/>
         </w:rPr>
         <w:t xml:space="preserve">REQUERIMIENTO DE INFORMACIÓN </w:t>
       </w:r>
     </w:p>
-    <w:p ns2:paraId="46A5A479" ns2:textId="4DA3B61A">
+    <w:p>
       <w:pPr>
         <w:tabs>
           <w:tab w:val="left" w:pos="1701"/>
@@ -319,17 +267,17 @@
           <w:color w:val="000000"/>
           <w:kern w:val="0"/>
           <w:lang w:eastAsia="es-PE"/>
-          <ns2:ligatures ns2:val="none"/>
-        </w:rPr>
-      </w:pPr>
-      <w:r>
-        <w:rPr>
-          <w:rFonts w:ascii="Arial Narrow" w:eastAsia="Arial Narrow" w:hAnsi="Arial Narrow" w:cs="Arial Narrow"/>
-          <w:b/>
-          <w:color w:val="000000"/>
-          <w:kern w:val="0"/>
-          <w:lang w:eastAsia="es-PE"/>
-          <ns2:ligatures ns2:val="none"/>
+          <w14:ligatures w14:val="none"/>
+        </w:rPr>
+      </w:pPr>
+      <w:r>
+        <w:rPr>
+          <w:rFonts w:ascii="Arial Narrow" w:eastAsia="Arial Narrow" w:hAnsi="Arial Narrow" w:cs="Arial Narrow"/>
+          <w:b/>
+          <w:color w:val="000000"/>
+          <w:kern w:val="0"/>
+          <w:lang w:eastAsia="es-PE"/>
+          <w14:ligatures w14:val="none"/>
         </w:rPr>
         <w:t xml:space="preserve">RESOLUCIÓN </w:t>
       </w:r>
@@ -340,7 +288,7 @@
           <w:color w:val="000000"/>
           <w:kern w:val="0"/>
           <w:lang w:eastAsia="es-PE"/>
-          <ns2:ligatures ns2:val="none"/>
+          <w14:ligatures w14:val="none"/>
         </w:rPr>
         <w:tab/>
         <w:t>:</w:t>
@@ -352,7 +300,7 @@
           <w:color w:val="000000"/>
           <w:kern w:val="0"/>
           <w:lang w:eastAsia="es-PE"/>
-          <ns2:ligatures ns2:val="none"/>
+          <w14:ligatures w14:val="none"/>
         </w:rPr>
         <w:tab/>
       </w:r>
@@ -363,12 +311,12 @@
           <w:color w:val="000000"/>
           <w:kern w:val="0"/>
           <w:lang w:eastAsia="es-PE"/>
-          <ns2:ligatures ns2:val="none"/>
+          <w14:ligatures w14:val="none"/>
         </w:rPr>
         <w:t>1</w:t>
       </w:r>
     </w:p>
-    <w:p ns2:paraId="5BA3A18D" ns2:textId="77777777">
+    <w:p>
       <w:pPr>
         <w:tabs>
           <w:tab w:val="left" w:pos="1014"/>
@@ -381,11 +329,11 @@
           <w:kern w:val="0"/>
           <w:shd w:val="clear" w:color="auto" w:fill="FFFFFF"/>
           <w:lang w:eastAsia="es-PE"/>
-          <ns2:ligatures ns2:val="none"/>
-        </w:rPr>
-      </w:pPr>
-    </w:p>
-    <w:p ns2:paraId="2F799822" ns2:textId="1B7B727E">
+          <w14:ligatures w14:val="none"/>
+        </w:rPr>
+      </w:pPr>
+    </w:p>
+    <w:p>
       <w:pPr>
         <w:tabs>
           <w:tab w:val="left" w:pos="1014"/>
@@ -398,7 +346,7 @@
           <w:kern w:val="0"/>
           <w:shd w:val="clear" w:color="auto" w:fill="FFFFFF"/>
           <w:lang w:eastAsia="es-PE"/>
-          <ns2:ligatures ns2:val="none"/>
+          <w14:ligatures w14:val="none"/>
         </w:rPr>
       </w:pPr>
       <w:r>
@@ -408,7 +356,7 @@
           <w:kern w:val="0"/>
           <w:shd w:val="clear" w:color="auto" w:fill="FFFFFF"/>
           <w:lang w:eastAsia="es-PE"/>
-          <ns2:ligatures ns2:val="none"/>
+          <w14:ligatures w14:val="none"/>
         </w:rPr>
         <w:t xml:space="preserve">Lima, </w:t>
       </w:r>
@@ -419,7 +367,7 @@
           <w:kern w:val="0"/>
           <w:shd w:val="clear" w:color="auto" w:fill="FFFFFF"/>
           <w:lang w:eastAsia="es-PE"/>
-          <ns2:ligatures ns2:val="none"/>
+          <w14:ligatures w14:val="none"/>
         </w:rPr>
         <w:t xml:space="preserve">20 de noviembre de 2025</w:t>
       </w:r>
@@ -430,7 +378,7 @@
           <w:kern w:val="0"/>
           <w:shd w:val="clear" w:color="auto" w:fill="FFFFFF"/>
           <w:lang w:eastAsia="es-PE"/>
-          <ns2:ligatures ns2:val="none"/>
+          <w14:ligatures w14:val="none"/>
         </w:rPr>
         <w:t xml:space="preserve"/>
       </w:r>
@@ -441,7 +389,7 @@
           <w:kern w:val="0"/>
           <w:shd w:val="clear" w:color="auto" w:fill="FFFFFF"/>
           <w:lang w:eastAsia="es-PE"/>
-          <ns2:ligatures ns2:val="none"/>
+          <w14:ligatures w14:val="none"/>
         </w:rPr>
         <w:t xml:space="preserve"/>
       </w:r>
@@ -452,7 +400,7 @@
           <w:kern w:val="0"/>
           <w:shd w:val="clear" w:color="auto" w:fill="FFFFFF"/>
           <w:lang w:eastAsia="es-PE"/>
-          <ns2:ligatures ns2:val="none"/>
+          <w14:ligatures w14:val="none"/>
         </w:rPr>
         <w:t xml:space="preserve"/>
       </w:r>
@@ -463,7 +411,7 @@
           <w:kern w:val="0"/>
           <w:shd w:val="clear" w:color="auto" w:fill="FFFFFF"/>
           <w:lang w:eastAsia="es-PE"/>
-          <ns2:ligatures ns2:val="none"/>
+          <w14:ligatures w14:val="none"/>
         </w:rPr>
         <w:t xml:space="preserve"/>
       </w:r>
@@ -474,12 +422,12 @@
           <w:kern w:val="0"/>
           <w:shd w:val="clear" w:color="auto" w:fill="FFFFFF"/>
           <w:lang w:eastAsia="es-PE"/>
-          <ns2:ligatures ns2:val="none"/>
+          <w14:ligatures w14:val="none"/>
         </w:rPr>
         <w:t xml:space="preserve"/>
       </w:r>
     </w:p>
-    <w:p ns2:paraId="66CE1821" ns2:textId="77777777">
+    <w:p>
       <w:pPr>
         <w:tabs>
           <w:tab w:val="left" w:pos="1014"/>
@@ -491,11 +439,11 @@
           <w:color w:val="000000"/>
           <w:kern w:val="0"/>
           <w:lang w:eastAsia="es-PE"/>
-          <ns2:ligatures ns2:val="none"/>
-        </w:rPr>
-      </w:pPr>
-    </w:p>
-    <w:p ns2:paraId="0B80AAA5" ns2:textId="77777777">
+          <w14:ligatures w14:val="none"/>
+        </w:rPr>
+      </w:pPr>
+    </w:p>
+    <w:p>
       <w:pPr>
         <w:numPr>
           <w:ilvl w:val="0"/>
@@ -509,22 +457,22 @@
           <w:color w:val="000000"/>
           <w:kern w:val="0"/>
           <w:lang w:eastAsia="es-PE"/>
-          <ns2:ligatures ns2:val="none"/>
-        </w:rPr>
-      </w:pPr>
-      <w:r>
-        <w:rPr>
-          <w:rFonts w:ascii="Arial Narrow" w:eastAsia="Arial Narrow" w:hAnsi="Arial Narrow" w:cs="Arial Narrow"/>
-          <w:b/>
-          <w:color w:val="000000"/>
-          <w:kern w:val="0"/>
-          <w:lang w:eastAsia="es-PE"/>
-          <ns2:ligatures ns2:val="none"/>
+          <w14:ligatures w14:val="none"/>
+        </w:rPr>
+      </w:pPr>
+      <w:r>
+        <w:rPr>
+          <w:rFonts w:ascii="Arial Narrow" w:eastAsia="Arial Narrow" w:hAnsi="Arial Narrow" w:cs="Arial Narrow"/>
+          <w:b/>
+          <w:color w:val="000000"/>
+          <w:kern w:val="0"/>
+          <w:lang w:eastAsia="es-PE"/>
+          <w14:ligatures w14:val="none"/>
         </w:rPr>
         <w:t xml:space="preserve">HECHOS </w:t>
       </w:r>
     </w:p>
-    <w:p ns2:paraId="621F2AB2" ns2:textId="77777777">
+    <w:p>
       <w:pPr>
         <w:spacing w:after="0" w:line="240" w:lineRule="auto"/>
         <w:jc w:val="both"/>
@@ -533,11 +481,11 @@
           <w:color w:val="000000"/>
           <w:kern w:val="0"/>
           <w:lang w:eastAsia="es-PE"/>
-          <ns2:ligatures ns2:val="none"/>
-        </w:rPr>
-      </w:pPr>
-    </w:p>
-    <w:p ns2:paraId="60B5D5B0" ns2:textId="397034CF">
+          <w14:ligatures w14:val="none"/>
+        </w:rPr>
+      </w:pPr>
+    </w:p>
+    <w:p>
       <w:pPr>
         <w:numPr>
           <w:ilvl w:val="1"/>
@@ -551,7 +499,7 @@
           <w:color w:val="000000"/>
           <w:kern w:val="0"/>
           <w:lang w:val="es-ES" w:eastAsia="es-ES"/>
-          <ns2:ligatures ns2:val="none"/>
+          <w14:ligatures w14:val="none"/>
         </w:rPr>
       </w:pPr>
       <w:r>
@@ -560,7 +508,7 @@
           <w:color w:val="000000"/>
           <w:kern w:val="0"/>
           <w:lang w:val="es-ES" w:eastAsia="es-ES"/>
-          <ns2:ligatures ns2:val="none"/>
+          <w14:ligatures w14:val="none"/>
         </w:rPr>
         <w:t xml:space="preserve">Mediante el escrito del 2 de agosto de 2025, subsanada mediante escrito del 17 de setiembre de 2025, la señora [APELLIDO] denunció a Mapfre por presuntas infracciones a la Ley 29571, Código de Protección y Defensa del Consumidor (en adelante, Código), señalando lo siguiente:</w:t>
       </w:r>
@@ -570,7 +518,7 @@
           <w:color w:val="000000"/>
           <w:kern w:val="0"/>
           <w:lang w:val="es-ES" w:eastAsia="es-ES"/>
-          <ns2:ligatures ns2:val="none"/>
+          <w14:ligatures w14:val="none"/>
         </w:rPr>
         <w:t/>
       </w:r>
@@ -582,7 +530,7 @@
           <w:kern w:val="0"/>
           <w:vertAlign w:val="superscript"/>
           <w:lang w:val="es-ES" w:eastAsia="es-ES"/>
-          <ns2:ligatures ns2:val="none"/>
+          <w14:ligatures w14:val="none"/>
         </w:rPr>
         <w:footnoteReference w:id="1"/>
       </w:r>
@@ -592,7 +540,7 @@
           <w:color w:val="000000"/>
           <w:kern w:val="0"/>
           <w:lang w:val="es-ES" w:eastAsia="es-ES"/>
-          <ns2:ligatures ns2:val="none"/>
+          <w14:ligatures w14:val="none"/>
         </w:rPr>
         <w:t xml:space="preserve"/>
       </w:r>
@@ -602,7 +550,7 @@
           <w:color w:val="000000"/>
           <w:kern w:val="0"/>
           <w:lang w:val="es-ES" w:eastAsia="es-ES"/>
-          <ns2:ligatures ns2:val="none"/>
+          <w14:ligatures w14:val="none"/>
         </w:rPr>
         <w:t/>
       </w:r>
@@ -610,7 +558,7 @@
         <w:rPr>
           <w:rFonts w:ascii="Arial Narrow" w:eastAsia="Calibri" w:hAnsi="Arial Narrow" w:cs="Arial"/>
           <w:kern w:val="0"/>
-          <ns2:ligatures ns2:val="none"/>
+          <w14:ligatures w14:val="none"/>
         </w:rPr>
         <w:t/>
       </w:r>
@@ -618,7 +566,7 @@
         <w:rPr>
           <w:rFonts w:ascii="Arial Narrow" w:eastAsia="Calibri" w:hAnsi="Arial Narrow" w:cs="Arial"/>
           <w:kern w:val="0"/>
-          <ns2:ligatures ns2:val="none"/>
+          <w14:ligatures w14:val="none"/>
         </w:rPr>
         <w:t xml:space="preserve"/>
       </w:r>
@@ -626,7 +574,7 @@
         <w:rPr>
           <w:rFonts w:ascii="Arial Narrow" w:eastAsia="Calibri" w:hAnsi="Arial Narrow" w:cs="Arial"/>
           <w:kern w:val="0"/>
-          <ns2:ligatures ns2:val="none"/>
+          <w14:ligatures w14:val="none"/>
         </w:rPr>
         <w:t xml:space="preserve"/>
       </w:r>
@@ -634,7 +582,7 @@
         <w:rPr>
           <w:rFonts w:ascii="Arial Narrow" w:eastAsia="Calibri" w:hAnsi="Arial Narrow" w:cs="Arial"/>
           <w:kern w:val="0"/>
-          <ns2:ligatures ns2:val="none"/>
+          <w14:ligatures w14:val="none"/>
         </w:rPr>
         <w:t/>
       </w:r>
@@ -644,7 +592,7 @@
           <w:color w:val="000000"/>
           <w:kern w:val="0"/>
           <w:lang w:val="es-ES" w:eastAsia="es-ES"/>
-          <ns2:ligatures ns2:val="none"/>
+          <w14:ligatures w14:val="none"/>
         </w:rPr>
         <w:t xml:space="preserve"/>
       </w:r>
@@ -654,7 +602,7 @@
           <w:color w:val="000000"/>
           <w:kern w:val="0"/>
           <w:lang w:val="es-ES" w:eastAsia="es-ES"/>
-          <ns2:ligatures ns2:val="none"/>
+          <w14:ligatures w14:val="none"/>
         </w:rPr>
         <w:t xml:space="preserve"/>
       </w:r>
@@ -664,7 +612,7 @@
           <w:color w:val="000000"/>
           <w:kern w:val="0"/>
           <w:lang w:val="es-ES" w:eastAsia="es-ES"/>
-          <ns2:ligatures ns2:val="none"/>
+          <w14:ligatures w14:val="none"/>
         </w:rPr>
         <w:t/>
       </w:r>
@@ -676,7 +624,7 @@
           <w:kern w:val="0"/>
           <w:vertAlign w:val="superscript"/>
           <w:lang w:val="es-ES" w:eastAsia="es-ES"/>
-          <ns2:ligatures ns2:val="none"/>
+          <w14:ligatures w14:val="none"/>
         </w:rPr>
         <w:footnoteReference w:id="2"/>
       </w:r>
@@ -686,7 +634,7 @@
           <w:color w:val="000000"/>
           <w:kern w:val="0"/>
           <w:lang w:val="es-ES" w:eastAsia="es-ES"/>
-          <ns2:ligatures ns2:val="none"/>
+          <w14:ligatures w14:val="none"/>
         </w:rPr>
         <w:t xml:space="preserve"/>
       </w:r>
@@ -697,12 +645,12 @@
           <w:color w:val="000000"/>
           <w:kern w:val="0"/>
           <w:lang w:val="es-ES" w:eastAsia="es-ES"/>
-          <ns2:ligatures ns2:val="none"/>
+          <w14:ligatures w14:val="none"/>
         </w:rPr>
         <w:t/>
       </w:r>
     </w:p>
-    <w:p ns2:paraId="3AD3B7C6" ns2:textId="77777777">
+    <w:p>
       <w:pPr>
         <w:tabs>
           <w:tab w:val="left" w:pos="1134"/>
@@ -714,11 +662,11 @@
           <w:color w:val="000000"/>
           <w:kern w:val="0"/>
           <w:lang w:val="es-ES" w:eastAsia="es-ES"/>
-          <ns2:ligatures ns2:val="none"/>
-        </w:rPr>
-      </w:pPr>
-    </w:p>
-    <w:p ns2:paraId="1B19B14A" ns2:textId="59A0C21A">
+          <w14:ligatures w14:val="none"/>
+        </w:rPr>
+      </w:pPr>
+    </w:p>
+    <w:p>
       <w:pPr>
         <w:pStyle w:val="Prrafodelista"/>
         <w:numPr>
@@ -737,7 +685,7 @@
           <w:color w:val="000000"/>
           <w:kern w:val="0"/>
           <w:lang w:eastAsia="es-ES"/>
-          <ns2:ligatures ns2:val="none"/>
+          <w14:ligatures w14:val="none"/>
         </w:rPr>
       </w:pPr>
       <w:r>
@@ -746,7 +694,7 @@
           <w:color w:val="000000"/>
           <w:kern w:val="0"/>
           <w:lang w:eastAsia="es-ES"/>
-          <ns2:ligatures ns2:val="none"/>
+          <w14:ligatures w14:val="none"/>
         </w:rPr>
         <w:t xml:space="preserve">El 19 de julio de 2006, </w:t>
       </w:r>
@@ -756,7 +704,7 @@
           <w:color w:val="000000"/>
           <w:kern w:val="0"/>
           <w:lang w:eastAsia="es-ES"/>
-          <ns2:ligatures ns2:val="none"/>
+          <w14:ligatures w14:val="none"/>
         </w:rPr>
         <w:t xml:space="preserve">adquirió el Seguro de sepelio – Póliza </w:t>
       </w:r>
@@ -767,7 +715,7 @@
           <w:color w:val="000000"/>
           <w:kern w:val="0"/>
           <w:lang w:eastAsia="es-ES"/>
-          <ns2:ligatures ns2:val="none"/>
+          <w14:ligatures w14:val="none"/>
         </w:rPr>
         <w:t/>
       </w:r>
@@ -778,7 +726,7 @@
           <w:color w:val="000000"/>
           <w:kern w:val="0"/>
           <w:lang w:eastAsia="es-ES"/>
-          <ns2:ligatures ns2:val="none"/>
+          <w14:ligatures w14:val="none"/>
         </w:rPr>
         <w:t xml:space="preserve"> 97 00182780 101 </w:t>
       </w:r>
@@ -788,7 +736,7 @@
           <w:color w:val="000000"/>
           <w:kern w:val="0"/>
           <w:lang w:eastAsia="es-ES"/>
-          <ns2:ligatures ns2:val="none"/>
+          <w14:ligatures w14:val="none"/>
         </w:rPr>
         <w:t>emitido</w:t>
       </w:r>
@@ -798,7 +746,7 @@
           <w:color w:val="000000"/>
           <w:kern w:val="0"/>
           <w:lang w:eastAsia="es-ES"/>
-          <ns2:ligatures ns2:val="none"/>
+          <w14:ligatures w14:val="none"/>
         </w:rPr>
         <w:t xml:space="preserve"> por </w:t>
       </w:r>
@@ -808,7 +756,7 @@
           <w:color w:val="000000"/>
           <w:kern w:val="0"/>
           <w:lang w:val="es-ES" w:eastAsia="es-ES"/>
-          <ns2:ligatures ns2:val="none"/>
+          <w14:ligatures w14:val="none"/>
         </w:rPr>
         <w:t>Mapfre</w:t>
       </w:r>
@@ -818,12 +766,12 @@
           <w:color w:val="000000"/>
           <w:kern w:val="0"/>
           <w:lang w:eastAsia="es-ES"/>
-          <ns2:ligatures ns2:val="none"/>
+          <w14:ligatures w14:val="none"/>
         </w:rPr>
         <w:t xml:space="preserve"> (en adelante, Seguro de sepelio), a favor de su grupo familiar conformado por su padre, su madre y tres hijas, bajo un único contrato en el que se registró a los cinco integrantes. En esa oportunidad se informó que la cobertura consistía en una tumba familiar para los cinco asegurados, y que no se celebrarían contratos individuales para cada uno.</w:t>
       </w:r>
     </w:p>
-    <w:p ns2:paraId="43B315C9" ns2:textId="77777777">
+    <w:p>
       <w:pPr>
         <w:pStyle w:val="Prrafodelista"/>
         <w:spacing w:after="0" w:line="240" w:lineRule="auto"/>
@@ -834,11 +782,11 @@
           <w:color w:val="000000"/>
           <w:kern w:val="0"/>
           <w:lang w:eastAsia="es-ES"/>
-          <ns2:ligatures ns2:val="none"/>
-        </w:rPr>
-      </w:pPr>
-    </w:p>
-    <w:p ns2:paraId="485798CF" ns2:textId="42DD67D5">
+          <w14:ligatures w14:val="none"/>
+        </w:rPr>
+      </w:pPr>
+    </w:p>
+    <w:p>
       <w:pPr>
         <w:pStyle w:val="Prrafodelista"/>
         <w:numPr>
@@ -856,7 +804,7 @@
           <w:color w:val="000000"/>
           <w:kern w:val="0"/>
           <w:lang w:eastAsia="es-ES"/>
-          <ns2:ligatures ns2:val="none"/>
+          <w14:ligatures w14:val="none"/>
         </w:rPr>
       </w:pPr>
       <w:r>
@@ -865,7 +813,7 @@
           <w:color w:val="000000"/>
           <w:kern w:val="0"/>
           <w:lang w:eastAsia="es-ES"/>
-          <ns2:ligatures ns2:val="none"/>
+          <w14:ligatures w14:val="none"/>
         </w:rPr>
         <w:t xml:space="preserve">Entre el 19 de julio de 2006 y el 21 de setiembre de 2024, se efectuaron pagos periódicos de las primas del Seguro de sepelio. Al 21 de setiembre de 2024, el monto total cancelado por dicho concepto ascendía a S/ 14</w:t>
       </w:r>
@@ -875,7 +823,7 @@
           <w:color w:val="000000"/>
           <w:kern w:val="0"/>
           <w:lang w:eastAsia="es-ES"/>
-          <ns2:ligatures ns2:val="none"/>
+          <w14:ligatures w14:val="none"/>
         </w:rPr>
         <w:t xml:space="preserve"> </w:t>
       </w:r>
@@ -885,12 +833,12 @@
           <w:color w:val="000000"/>
           <w:kern w:val="0"/>
           <w:lang w:eastAsia="es-ES"/>
-          <ns2:ligatures ns2:val="none"/>
+          <w14:ligatures w14:val="none"/>
         </w:rPr>
         <w:t>563,50.</w:t>
       </w:r>
     </w:p>
-    <w:p ns2:paraId="638E2067" ns2:textId="77777777">
+    <w:p>
       <w:pPr>
         <w:pStyle w:val="Prrafodelista"/>
         <w:spacing w:after="0" w:line="240" w:lineRule="auto"/>
@@ -901,11 +849,11 @@
           <w:color w:val="000000"/>
           <w:kern w:val="0"/>
           <w:lang w:eastAsia="es-ES"/>
-          <ns2:ligatures ns2:val="none"/>
-        </w:rPr>
-      </w:pPr>
-    </w:p>
-    <w:p ns2:paraId="5E7DFC23" ns2:textId="42514BB9">
+          <w14:ligatures w14:val="none"/>
+        </w:rPr>
+      </w:pPr>
+    </w:p>
+    <w:p>
       <w:pPr>
         <w:pStyle w:val="Prrafodelista"/>
         <w:numPr>
@@ -923,7 +871,7 @@
           <w:color w:val="000000"/>
           <w:kern w:val="0"/>
           <w:lang w:eastAsia="es-ES"/>
-          <ns2:ligatures ns2:val="none"/>
+          <w14:ligatures w14:val="none"/>
         </w:rPr>
       </w:pPr>
       <w:r>
@@ -932,7 +880,7 @@
           <w:color w:val="000000"/>
           <w:kern w:val="0"/>
           <w:lang w:eastAsia="es-ES"/>
-          <ns2:ligatures ns2:val="none"/>
+          <w14:ligatures w14:val="none"/>
         </w:rPr>
         <w:t xml:space="preserve">El 1 de octubre de 2024, falleció su padre, el señor [APELLIDO] [APELLIDO] Chávez, quien se encontraba incluido como asegurado en el Seguro de sepelio.</w:t>
       </w:r>
@@ -942,7 +890,7 @@
           <w:color w:val="000000"/>
           <w:kern w:val="0"/>
           <w:lang w:eastAsia="es-ES"/>
-          <ns2:ligatures ns2:val="none"/>
+          <w14:ligatures w14:val="none"/>
         </w:rPr>
         <w:t/>
       </w:r>
@@ -952,7 +900,7 @@
           <w:color w:val="000000"/>
           <w:kern w:val="0"/>
           <w:lang w:eastAsia="es-ES"/>
-          <ns2:ligatures ns2:val="none"/>
+          <w14:ligatures w14:val="none"/>
         </w:rPr>
         <w:t xml:space="preserve"/>
       </w:r>
@@ -962,7 +910,7 @@
           <w:color w:val="000000"/>
           <w:kern w:val="0"/>
           <w:lang w:eastAsia="es-ES"/>
-          <ns2:ligatures ns2:val="none"/>
+          <w14:ligatures w14:val="none"/>
         </w:rPr>
         <w:t xml:space="preserve"/>
       </w:r>
@@ -972,12 +920,12 @@
           <w:color w:val="000000"/>
           <w:kern w:val="0"/>
           <w:lang w:eastAsia="es-ES"/>
-          <ns2:ligatures ns2:val="none"/>
+          <w14:ligatures w14:val="none"/>
         </w:rPr>
         <w:t/>
       </w:r>
     </w:p>
-    <w:p ns2:paraId="223EBA0F" ns2:textId="77777777">
+    <w:p>
       <w:pPr>
         <w:pStyle w:val="Prrafodelista"/>
         <w:spacing w:after="0" w:line="240" w:lineRule="auto"/>
@@ -988,11 +936,11 @@
           <w:color w:val="000000"/>
           <w:kern w:val="0"/>
           <w:lang w:eastAsia="es-ES"/>
-          <ns2:ligatures ns2:val="none"/>
-        </w:rPr>
-      </w:pPr>
-    </w:p>
-    <w:p ns2:paraId="4E4A65CF" ns2:textId="0E2DBD49">
+          <w14:ligatures w14:val="none"/>
+        </w:rPr>
+      </w:pPr>
+    </w:p>
+    <w:p>
       <w:pPr>
         <w:pStyle w:val="Prrafodelista"/>
         <w:numPr>
@@ -1010,7 +958,7 @@
           <w:color w:val="000000"/>
           <w:kern w:val="0"/>
           <w:lang w:eastAsia="es-ES"/>
-          <ns2:ligatures ns2:val="none"/>
+          <w14:ligatures w14:val="none"/>
         </w:rPr>
       </w:pPr>
       <w:r>
@@ -1019,7 +967,7 @@
           <w:color w:val="000000"/>
           <w:kern w:val="0"/>
           <w:lang w:eastAsia="es-ES"/>
-          <ns2:ligatures ns2:val="none"/>
+          <w14:ligatures w14:val="none"/>
         </w:rPr>
         <w:t>Posteriormente</w:t>
       </w:r>
@@ -1029,7 +977,7 @@
           <w:color w:val="000000"/>
           <w:kern w:val="0"/>
           <w:lang w:eastAsia="es-ES"/>
-          <ns2:ligatures ns2:val="none"/>
+          <w14:ligatures w14:val="none"/>
         </w:rPr>
         <w:t xml:space="preserve">, al solicitar la activación de la cobertura del Seguro de sepelio ante </w:t>
       </w:r>
@@ -1039,7 +987,7 @@
           <w:color w:val="000000"/>
           <w:kern w:val="0"/>
           <w:lang w:val="es-ES" w:eastAsia="es-ES"/>
-          <ns2:ligatures ns2:val="none"/>
+          <w14:ligatures w14:val="none"/>
         </w:rPr>
         <w:t>Mapfre</w:t>
       </w:r>
@@ -1049,7 +997,7 @@
           <w:color w:val="000000"/>
           <w:kern w:val="0"/>
           <w:lang w:eastAsia="es-ES"/>
-          <ns2:ligatures ns2:val="none"/>
+          <w14:ligatures w14:val="none"/>
         </w:rPr>
         <w:t>, se</w:t>
       </w:r>
@@ -1059,7 +1007,7 @@
           <w:color w:val="000000"/>
           <w:kern w:val="0"/>
           <w:lang w:eastAsia="es-ES"/>
-          <ns2:ligatures ns2:val="none"/>
+          <w14:ligatures w14:val="none"/>
         </w:rPr>
         <w:t xml:space="preserve"> le</w:t>
       </w:r>
@@ -1069,7 +1017,7 @@
           <w:color w:val="000000"/>
           <w:kern w:val="0"/>
           <w:lang w:eastAsia="es-ES"/>
-          <ns2:ligatures ns2:val="none"/>
+          <w14:ligatures w14:val="none"/>
         </w:rPr>
         <w:t xml:space="preserve"> comunicó que las condiciones del Seguro de sepelio habían cambiado desde la pandemia</w:t>
       </w:r>
@@ -1079,7 +1027,7 @@
           <w:color w:val="000000"/>
           <w:kern w:val="0"/>
           <w:lang w:eastAsia="es-ES"/>
-          <ns2:ligatures ns2:val="none"/>
+          <w14:ligatures w14:val="none"/>
         </w:rPr>
         <w:t xml:space="preserve"> </w:t>
       </w:r>
@@ -1089,7 +1037,7 @@
           <w:color w:val="000000"/>
           <w:kern w:val="0"/>
           <w:lang w:eastAsia="es-ES"/>
-          <ns2:ligatures ns2:val="none"/>
+          <w14:ligatures w14:val="none"/>
         </w:rPr>
         <w:t>precisándose que</w:t>
       </w:r>
@@ -1099,7 +1047,7 @@
           <w:color w:val="000000"/>
           <w:kern w:val="0"/>
           <w:lang w:eastAsia="es-ES"/>
-          <ns2:ligatures ns2:val="none"/>
+          <w14:ligatures w14:val="none"/>
         </w:rPr>
         <w:t xml:space="preserve"> </w:t>
       </w:r>
@@ -1109,7 +1057,7 @@
           <w:color w:val="000000"/>
           <w:kern w:val="0"/>
           <w:lang w:eastAsia="es-ES"/>
-          <ns2:ligatures ns2:val="none"/>
+          <w14:ligatures w14:val="none"/>
         </w:rPr>
         <w:t>la sepultura del padre y de cada asegurado que falleciera en el futuro se realizaría en tumbas individuales compartidas con otras nueve personas</w:t>
       </w:r>
@@ -1119,7 +1067,7 @@
           <w:color w:val="000000"/>
           <w:kern w:val="0"/>
           <w:lang w:eastAsia="es-ES"/>
-          <ns2:ligatures ns2:val="none"/>
+          <w14:ligatures w14:val="none"/>
         </w:rPr>
         <w:t xml:space="preserve">, pero no se lo habían informado ni </w:t>
       </w:r>
@@ -1129,7 +1077,7 @@
           <w:color w:val="000000"/>
           <w:kern w:val="0"/>
           <w:lang w:eastAsia="es-ES"/>
-          <ns2:ligatures ns2:val="none"/>
+          <w14:ligatures w14:val="none"/>
         </w:rPr>
         <w:t>había dado</w:t>
       </w:r>
@@ -1139,7 +1087,7 @@
           <w:color w:val="000000"/>
           <w:kern w:val="0"/>
           <w:lang w:eastAsia="es-ES"/>
-          <ns2:ligatures ns2:val="none"/>
+          <w14:ligatures w14:val="none"/>
         </w:rPr>
         <w:t xml:space="preserve"> su consentimiento del</w:t>
       </w:r>
@@ -1149,7 +1097,7 @@
           <w:color w:val="000000"/>
           <w:kern w:val="0"/>
           <w:lang w:eastAsia="es-ES"/>
-          <ns2:ligatures ns2:val="none"/>
+          <w14:ligatures w14:val="none"/>
         </w:rPr>
         <w:t xml:space="preserve"> referido</w:t>
       </w:r>
@@ -1159,7 +1107,7 @@
           <w:color w:val="000000"/>
           <w:kern w:val="0"/>
           <w:lang w:eastAsia="es-ES"/>
-          <ns2:ligatures ns2:val="none"/>
+          <w14:ligatures w14:val="none"/>
         </w:rPr>
         <w:t xml:space="preserve"> cambio</w:t>
       </w:r>
@@ -1169,12 +1117,12 @@
           <w:color w:val="000000"/>
           <w:kern w:val="0"/>
           <w:lang w:eastAsia="es-ES"/>
-          <ns2:ligatures ns2:val="none"/>
+          <w14:ligatures w14:val="none"/>
         </w:rPr>
         <w:t>.</w:t>
       </w:r>
     </w:p>
-    <w:p ns2:paraId="17309AFB" ns2:textId="77777777">
+    <w:p>
       <w:pPr>
         <w:pStyle w:val="Prrafodelista"/>
         <w:rPr>
@@ -1182,11 +1130,11 @@
           <w:color w:val="000000"/>
           <w:kern w:val="0"/>
           <w:lang w:eastAsia="es-ES"/>
-          <ns2:ligatures ns2:val="none"/>
-        </w:rPr>
-      </w:pPr>
-    </w:p>
-    <w:p ns2:paraId="5B74A824" ns2:textId="3439BE71">
+          <w14:ligatures w14:val="none"/>
+        </w:rPr>
+      </w:pPr>
+    </w:p>
+    <w:p>
       <w:pPr>
         <w:pStyle w:val="Prrafodelista"/>
         <w:numPr>
@@ -1204,7 +1152,7 @@
           <w:color w:val="000000"/>
           <w:kern w:val="0"/>
           <w:lang w:eastAsia="es-ES"/>
-          <ns2:ligatures ns2:val="none"/>
+          <w14:ligatures w14:val="none"/>
         </w:rPr>
       </w:pPr>
       <w:r>
@@ -1213,7 +1161,7 @@
           <w:color w:val="000000"/>
           <w:kern w:val="0"/>
           <w:lang w:eastAsia="es-ES"/>
-          <ns2:ligatures ns2:val="none"/>
+          <w14:ligatures w14:val="none"/>
         </w:rPr>
         <w:t>Posteriormente</w:t>
       </w:r>
@@ -1223,7 +1171,7 @@
           <w:color w:val="000000"/>
           <w:kern w:val="0"/>
           <w:lang w:eastAsia="es-ES"/>
-          <ns2:ligatures ns2:val="none"/>
+          <w14:ligatures w14:val="none"/>
         </w:rPr>
         <w:t xml:space="preserve">, </w:t>
       </w:r>
@@ -1233,7 +1181,7 @@
           <w:color w:val="000000"/>
           <w:kern w:val="0"/>
           <w:lang w:eastAsia="es-ES"/>
-          <ns2:ligatures ns2:val="none"/>
+          <w14:ligatures w14:val="none"/>
         </w:rPr>
         <w:t>decidió junto con su familia</w:t>
       </w:r>
@@ -1243,7 +1191,7 @@
           <w:color w:val="000000"/>
           <w:kern w:val="0"/>
           <w:lang w:eastAsia="es-ES"/>
-          <ns2:ligatures ns2:val="none"/>
+          <w14:ligatures w14:val="none"/>
         </w:rPr>
         <w:t xml:space="preserve"> no utilizar el servicio de sepelio ofrecido por </w:t>
       </w:r>
@@ -1253,7 +1201,7 @@
           <w:color w:val="000000"/>
           <w:kern w:val="0"/>
           <w:lang w:val="es-ES" w:eastAsia="es-ES"/>
-          <ns2:ligatures ns2:val="none"/>
+          <w14:ligatures w14:val="none"/>
         </w:rPr>
         <w:t>Mapfre</w:t>
       </w:r>
@@ -1263,7 +1211,7 @@
           <w:color w:val="000000"/>
           <w:kern w:val="0"/>
           <w:lang w:eastAsia="es-ES"/>
-          <ns2:ligatures ns2:val="none"/>
+          <w14:ligatures w14:val="none"/>
         </w:rPr>
         <w:t xml:space="preserve"> </w:t>
       </w:r>
@@ -1273,7 +1221,7 @@
           <w:color w:val="000000"/>
           <w:kern w:val="0"/>
           <w:lang w:eastAsia="es-ES"/>
-          <ns2:ligatures ns2:val="none"/>
+          <w14:ligatures w14:val="none"/>
         </w:rPr>
         <w:t xml:space="preserve">y contrataron un servicio de sepultura familiar con </w:t>
       </w:r>
@@ -1283,7 +1231,7 @@
           <w:color w:val="000000"/>
           <w:kern w:val="0"/>
           <w:lang w:eastAsia="es-ES"/>
-          <ns2:ligatures ns2:val="none"/>
+          <w14:ligatures w14:val="none"/>
         </w:rPr>
         <w:t>otra empresa</w:t>
       </w:r>
@@ -1293,7 +1241,7 @@
           <w:color w:val="000000"/>
           <w:kern w:val="0"/>
           <w:lang w:eastAsia="es-ES"/>
-          <ns2:ligatures ns2:val="none"/>
+          <w14:ligatures w14:val="none"/>
         </w:rPr>
         <w:t xml:space="preserve"> para su padre </w:t>
       </w:r>
@@ -1303,7 +1251,7 @@
           <w:color w:val="000000"/>
           <w:kern w:val="0"/>
           <w:lang w:eastAsia="es-ES"/>
-          <ns2:ligatures ns2:val="none"/>
+          <w14:ligatures w14:val="none"/>
         </w:rPr>
         <w:t xml:space="preserve">en otro camposanto </w:t>
       </w:r>
@@ -1313,12 +1261,12 @@
           <w:color w:val="000000"/>
           <w:kern w:val="0"/>
           <w:lang w:eastAsia="es-ES"/>
-          <ns2:ligatures ns2:val="none"/>
+          <w14:ligatures w14:val="none"/>
         </w:rPr>
         <w:t>y su familia nuclear, realizándose la sepultura del padre en dicho camposanto.</w:t>
       </w:r>
     </w:p>
-    <w:p ns2:paraId="25634CFD" ns2:textId="70C0B918">
+    <w:p>
       <w:pPr>
         <w:pStyle w:val="Prrafodelista"/>
         <w:spacing w:after="0" w:line="240" w:lineRule="auto"/>
@@ -1329,7 +1277,7 @@
           <w:color w:val="000000"/>
           <w:kern w:val="0"/>
           <w:lang w:eastAsia="es-ES"/>
-          <ns2:ligatures ns2:val="none"/>
+          <w14:ligatures w14:val="none"/>
         </w:rPr>
       </w:pPr>
       <w:r>
@@ -1338,12 +1286,12 @@
           <w:color w:val="000000"/>
           <w:kern w:val="0"/>
           <w:lang w:eastAsia="es-ES"/>
-          <ns2:ligatures ns2:val="none"/>
+          <w14:ligatures w14:val="none"/>
         </w:rPr>
         <w:t xml:space="preserve"> </w:t>
       </w:r>
     </w:p>
-    <w:p ns2:paraId="2F9CF7F5" ns2:textId="7F7E3FC5">
+    <w:p>
       <w:pPr>
         <w:pStyle w:val="Prrafodelista"/>
         <w:numPr>
@@ -1361,7 +1309,7 @@
           <w:color w:val="000000"/>
           <w:kern w:val="0"/>
           <w:lang w:eastAsia="es-ES"/>
-          <ns2:ligatures ns2:val="none"/>
+          <w14:ligatures w14:val="none"/>
         </w:rPr>
       </w:pPr>
       <w:r>
@@ -1370,7 +1318,7 @@
           <w:color w:val="000000"/>
           <w:kern w:val="0"/>
           <w:lang w:eastAsia="es-ES"/>
-          <ns2:ligatures ns2:val="none"/>
+          <w14:ligatures w14:val="none"/>
         </w:rPr>
         <w:t>El 31 de octubre de 2024, presentó</w:t>
       </w:r>
@@ -1380,7 +1328,7 @@
           <w:color w:val="000000"/>
           <w:kern w:val="0"/>
           <w:lang w:eastAsia="es-ES"/>
-          <ns2:ligatures ns2:val="none"/>
+          <w14:ligatures w14:val="none"/>
         </w:rPr>
         <w:t xml:space="preserve"> </w:t>
       </w:r>
@@ -1390,7 +1338,7 @@
           <w:color w:val="000000"/>
           <w:kern w:val="0"/>
           <w:lang w:eastAsia="es-ES"/>
-          <ns2:ligatures ns2:val="none"/>
+          <w14:ligatures w14:val="none"/>
         </w:rPr>
         <w:t>un reclamo contra</w:t>
       </w:r>
@@ -1400,7 +1348,7 @@
           <w:color w:val="000000"/>
           <w:kern w:val="0"/>
           <w:lang w:val="es-ES" w:eastAsia="es-ES"/>
-          <ns2:ligatures ns2:val="none"/>
+          <w14:ligatures w14:val="none"/>
         </w:rPr>
         <w:t xml:space="preserve"> Mapfre</w:t>
       </w:r>
@@ -1410,7 +1358,7 @@
           <w:color w:val="000000"/>
           <w:kern w:val="0"/>
           <w:lang w:eastAsia="es-ES"/>
-          <ns2:ligatures ns2:val="none"/>
+          <w14:ligatures w14:val="none"/>
         </w:rPr>
         <w:t xml:space="preserve"> ante el </w:t>
       </w:r>
@@ -1420,7 +1368,7 @@
           <w:color w:val="000000"/>
           <w:kern w:val="0"/>
           <w:lang w:eastAsia="es-ES"/>
-          <ns2:ligatures ns2:val="none"/>
+          <w14:ligatures w14:val="none"/>
         </w:rPr>
         <w:t xml:space="preserve">Instituto Nacional de Defensa de la Competencia y de la Protección de la Propiedad Intelectual </w:t>
       </w:r>
@@ -1430,7 +1378,7 @@
           <w:color w:val="000000"/>
           <w:kern w:val="0"/>
           <w:lang w:eastAsia="es-ES"/>
-          <ns2:ligatures ns2:val="none"/>
+          <w14:ligatures w14:val="none"/>
         </w:rPr>
         <w:t>en relación con las condiciones del Seguro de sepelio y la atención del siniestro.</w:t>
       </w:r>
@@ -1440,7 +1388,7 @@
           <w:color w:val="000000"/>
           <w:kern w:val="0"/>
           <w:lang w:eastAsia="es-ES"/>
-          <ns2:ligatures ns2:val="none"/>
+          <w14:ligatures w14:val="none"/>
         </w:rPr>
         <w:t xml:space="preserve"> No obstante</w:t>
       </w:r>
@@ -1450,7 +1398,7 @@
           <w:color w:val="000000"/>
           <w:kern w:val="0"/>
           <w:lang w:eastAsia="es-ES"/>
-          <ns2:ligatures ns2:val="none"/>
+          <w14:ligatures w14:val="none"/>
         </w:rPr>
         <w:t xml:space="preserve">, hasta la fecha, no había recibido de </w:t>
       </w:r>
@@ -1460,7 +1408,7 @@
           <w:color w:val="000000"/>
           <w:kern w:val="0"/>
           <w:lang w:val="es-ES" w:eastAsia="es-ES"/>
-          <ns2:ligatures ns2:val="none"/>
+          <w14:ligatures w14:val="none"/>
         </w:rPr>
         <w:t>Mapfre</w:t>
       </w:r>
@@ -1470,7 +1418,7 @@
           <w:color w:val="000000"/>
           <w:kern w:val="0"/>
           <w:lang w:eastAsia="es-ES"/>
-          <ns2:ligatures ns2:val="none"/>
+          <w14:ligatures w14:val="none"/>
         </w:rPr>
         <w:t xml:space="preserve"> </w:t>
       </w:r>
@@ -1480,7 +1428,7 @@
           <w:color w:val="000000"/>
           <w:kern w:val="0"/>
           <w:lang w:eastAsia="es-ES"/>
-          <ns2:ligatures ns2:val="none"/>
+          <w14:ligatures w14:val="none"/>
         </w:rPr>
         <w:t>una respuesta</w:t>
       </w:r>
@@ -1490,7 +1438,7 @@
           <w:color w:val="000000"/>
           <w:kern w:val="0"/>
           <w:lang w:eastAsia="es-ES"/>
-          <ns2:ligatures ns2:val="none"/>
+          <w14:ligatures w14:val="none"/>
         </w:rPr>
         <w:t xml:space="preserve"> a su reclamo</w:t>
       </w:r>
@@ -1500,7 +1448,7 @@
           <w:color w:val="000000"/>
           <w:kern w:val="0"/>
           <w:lang w:eastAsia="es-ES"/>
-          <ns2:ligatures ns2:val="none"/>
+          <w14:ligatures w14:val="none"/>
         </w:rPr>
         <w:t>.</w:t>
       </w:r>
@@ -1510,7 +1458,7 @@
           <w:color w:val="000000"/>
           <w:kern w:val="0"/>
           <w:lang w:eastAsia="es-ES"/>
-          <ns2:ligatures ns2:val="none"/>
+          <w14:ligatures w14:val="none"/>
         </w:rPr>
         <w:t xml:space="preserve"> </w:t>
       </w:r>
@@ -1520,12 +1468,12 @@
           <w:color w:val="000000"/>
           <w:kern w:val="0"/>
           <w:lang w:eastAsia="es-ES"/>
-          <ns2:ligatures ns2:val="none"/>
+          <w14:ligatures w14:val="none"/>
         </w:rPr>
         <w:t xml:space="preserve"> </w:t>
       </w:r>
     </w:p>
-    <w:p ns2:paraId="55B580BC" ns2:textId="77777777">
+    <w:p>
       <w:pPr>
         <w:pStyle w:val="Prrafodelista"/>
         <w:rPr>
@@ -1533,11 +1481,11 @@
           <w:color w:val="000000"/>
           <w:kern w:val="0"/>
           <w:lang w:eastAsia="es-ES"/>
-          <ns2:ligatures ns2:val="none"/>
-        </w:rPr>
-      </w:pPr>
-    </w:p>
-    <w:p ns2:paraId="33E14FF7" ns2:textId="0A911329">
+          <w14:ligatures w14:val="none"/>
+        </w:rPr>
+      </w:pPr>
+    </w:p>
+    <w:p>
       <w:pPr>
         <w:pStyle w:val="Prrafodelista"/>
         <w:numPr>
@@ -1556,7 +1504,7 @@
           <w:color w:val="000000"/>
           <w:kern w:val="0"/>
           <w:lang w:eastAsia="es-ES"/>
-          <ns2:ligatures ns2:val="none"/>
+          <w14:ligatures w14:val="none"/>
         </w:rPr>
       </w:pPr>
       <w:r>
@@ -1565,7 +1513,7 @@
           <w:color w:val="000000"/>
           <w:kern w:val="0"/>
           <w:lang w:eastAsia="es-ES"/>
-          <ns2:ligatures ns2:val="none"/>
+          <w14:ligatures w14:val="none"/>
         </w:rPr>
         <w:lastRenderedPageBreak/>
         <w:t>Asimismo, personal de</w:t>
@@ -1576,7 +1524,7 @@
           <w:color w:val="000000"/>
           <w:kern w:val="0"/>
           <w:lang w:eastAsia="es-ES"/>
-          <ns2:ligatures ns2:val="none"/>
+          <w14:ligatures w14:val="none"/>
         </w:rPr>
         <w:t xml:space="preserve"> cobranzas</w:t>
       </w:r>
@@ -1586,7 +1534,7 @@
           <w:color w:val="000000"/>
           <w:kern w:val="0"/>
           <w:lang w:eastAsia="es-ES"/>
-          <ns2:ligatures ns2:val="none"/>
+          <w14:ligatures w14:val="none"/>
         </w:rPr>
         <w:t xml:space="preserve"> la compañía aseguradora estuvo acudiendo al domicilio </w:t>
       </w:r>
@@ -1596,7 +1544,7 @@
           <w:color w:val="000000"/>
           <w:kern w:val="0"/>
           <w:lang w:eastAsia="es-ES"/>
-          <ns2:ligatures ns2:val="none"/>
+          <w14:ligatures w14:val="none"/>
         </w:rPr>
         <w:t>de sus padres</w:t>
       </w:r>
@@ -1606,7 +1554,7 @@
           <w:color w:val="000000"/>
           <w:kern w:val="0"/>
           <w:lang w:eastAsia="es-ES"/>
-          <ns2:ligatures ns2:val="none"/>
+          <w14:ligatures w14:val="none"/>
         </w:rPr>
         <w:t>, lo cual produjo</w:t>
       </w:r>
@@ -1616,7 +1564,7 @@
           <w:color w:val="000000"/>
           <w:kern w:val="0"/>
           <w:lang w:eastAsia="es-ES"/>
-          <ns2:ligatures ns2:val="none"/>
+          <w14:ligatures w14:val="none"/>
         </w:rPr>
         <w:t xml:space="preserve"> </w:t>
       </w:r>
@@ -1626,7 +1574,7 @@
           <w:color w:val="000000"/>
           <w:kern w:val="0"/>
           <w:lang w:eastAsia="es-ES"/>
-          <ns2:ligatures ns2:val="none"/>
+          <w14:ligatures w14:val="none"/>
         </w:rPr>
         <w:t>que su madre no deseara</w:t>
       </w:r>
@@ -1636,7 +1584,7 @@
           <w:color w:val="000000"/>
           <w:kern w:val="0"/>
           <w:lang w:eastAsia="es-ES"/>
-          <ns2:ligatures ns2:val="none"/>
+          <w14:ligatures w14:val="none"/>
         </w:rPr>
         <w:t xml:space="preserve"> recibir dichas visitas de cobranza </w:t>
       </w:r>
@@ -1646,7 +1594,7 @@
           <w:color w:val="000000"/>
           <w:kern w:val="0"/>
           <w:lang w:eastAsia="es-ES"/>
-          <ns2:ligatures ns2:val="none"/>
+          <w14:ligatures w14:val="none"/>
         </w:rPr>
         <w:t xml:space="preserve">debido a la situación emocional </w:t>
       </w:r>
@@ -1656,7 +1604,7 @@
           <w:color w:val="000000"/>
           <w:kern w:val="0"/>
           <w:lang w:eastAsia="es-ES"/>
-          <ns2:ligatures ns2:val="none"/>
+          <w14:ligatures w14:val="none"/>
         </w:rPr>
         <w:t xml:space="preserve">en </w:t>
       </w:r>
@@ -1666,7 +1614,7 @@
           <w:color w:val="000000"/>
           <w:kern w:val="0"/>
           <w:lang w:eastAsia="es-ES"/>
-          <ns2:ligatures ns2:val="none"/>
+          <w14:ligatures w14:val="none"/>
         </w:rPr>
         <w:t xml:space="preserve">su </w:t>
       </w:r>
@@ -1676,7 +1624,7 @@
           <w:color w:val="000000"/>
           <w:kern w:val="0"/>
           <w:lang w:eastAsia="es-ES"/>
-          <ns2:ligatures ns2:val="none"/>
+          <w14:ligatures w14:val="none"/>
         </w:rPr>
         <w:t xml:space="preserve">calidad de </w:t>
       </w:r>
@@ -1687,7 +1635,7 @@
           <w:color w:val="000000"/>
           <w:kern w:val="0"/>
           <w:lang w:eastAsia="es-ES"/>
-          <ns2:ligatures ns2:val="none"/>
+          <w14:ligatures w14:val="none"/>
         </w:rPr>
         <w:t>viuda</w:t>
       </w:r>
@@ -1698,12 +1646,12 @@
           <w:color w:val="000000"/>
           <w:kern w:val="0"/>
           <w:lang w:eastAsia="es-ES"/>
-          <ns2:ligatures ns2:val="none"/>
+          <w14:ligatures w14:val="none"/>
         </w:rPr>
         <w:t>.</w:t>
       </w:r>
     </w:p>
-    <w:p ns2:paraId="5ED51FA7" ns2:textId="77777777">
+    <w:p>
       <w:pPr>
         <w:tabs>
           <w:tab w:val="left" w:pos="1134"/>
@@ -1715,11 +1663,11 @@
           <w:color w:val="000000"/>
           <w:kern w:val="0"/>
           <w:lang w:eastAsia="es-ES"/>
-          <ns2:ligatures ns2:val="none"/>
-        </w:rPr>
-      </w:pPr>
-    </w:p>
-    <w:p ns2:paraId="65C58807" ns2:textId="6994CC2B">
+          <w14:ligatures w14:val="none"/>
+        </w:rPr>
+      </w:pPr>
+    </w:p>
+    <w:p>
       <w:pPr>
         <w:numPr>
           <w:ilvl w:val="1"/>
@@ -1737,7 +1685,7 @@
           <w:color w:val="000000"/>
           <w:kern w:val="0"/>
           <w:lang w:val="es-ES" w:eastAsia="es-ES"/>
-          <ns2:ligatures ns2:val="none"/>
+          <w14:ligatures w14:val="none"/>
         </w:rPr>
       </w:pPr>
       <w:r>
@@ -1746,7 +1694,7 @@
           <w:color w:val="000000"/>
           <w:kern w:val="0"/>
           <w:lang w:val="es-ES" w:eastAsia="es-ES"/>
-          <ns2:ligatures ns2:val="none"/>
+          <w14:ligatures w14:val="none"/>
         </w:rPr>
         <w:t xml:space="preserve">La señora [APELLIDO] solicitó, en calidad de medida correctiva, que Mapfre cumpla con realizar la devolución total del dinero abonado en virtud de la Póliza 97 00182780 101, que asciende a S/. 14 563,50; y, (ii) gestionar que el personal de cobranzas de la compañía aseguradora deje de acudir al domicilio de sus padres debido a la situación emocional de su madre por su estado de viudez. Asimismo, no requirió de manera expresa el reembolso de costos y costas del presente procedimiento.</w:t>
       </w:r>
@@ -1754,7 +1702,7 @@
         <w:rPr>
           <w:rFonts w:ascii="Arial Narrow" w:eastAsia="Calibri" w:hAnsi="Arial Narrow" w:cs="Arial"/>
           <w:kern w:val="0"/>
-          <ns2:ligatures ns2:val="none"/>
+          <w14:ligatures w14:val="none"/>
         </w:rPr>
         <w:t xml:space="preserve"/>
       </w:r>
@@ -1764,7 +1712,7 @@
           <w:color w:val="000000"/>
           <w:kern w:val="0"/>
           <w:lang w:val="es-ES" w:eastAsia="es-ES"/>
-          <ns2:ligatures ns2:val="none"/>
+          <w14:ligatures w14:val="none"/>
         </w:rPr>
         <w:t/>
       </w:r>
@@ -1774,7 +1722,7 @@
           <w:color w:val="000000"/>
           <w:kern w:val="0"/>
           <w:lang w:val="es-ES" w:eastAsia="es-ES"/>
-          <ns2:ligatures ns2:val="none"/>
+          <w14:ligatures w14:val="none"/>
         </w:rPr>
         <w:t xml:space="preserve"/>
       </w:r>
@@ -1784,7 +1732,7 @@
           <w:color w:val="000000"/>
           <w:kern w:val="0"/>
           <w:lang w:val="es-ES" w:eastAsia="es-ES"/>
-          <ns2:ligatures ns2:val="none"/>
+          <w14:ligatures w14:val="none"/>
         </w:rPr>
         <w:t xml:space="preserve"/>
       </w:r>
@@ -1794,7 +1742,7 @@
           <w:color w:val="000000"/>
           <w:kern w:val="0"/>
           <w:lang w:val="es-ES" w:eastAsia="es-ES"/>
-          <ns2:ligatures ns2:val="none"/>
+          <w14:ligatures w14:val="none"/>
         </w:rPr>
         <w:t xml:space="preserve"/>
       </w:r>
@@ -1804,7 +1752,7 @@
           <w:color w:val="000000"/>
           <w:kern w:val="0"/>
           <w:lang w:val="es-ES" w:eastAsia="es-ES"/>
-          <ns2:ligatures ns2:val="none"/>
+          <w14:ligatures w14:val="none"/>
         </w:rPr>
         <w:t xml:space="preserve"/>
       </w:r>
@@ -1815,7 +1763,7 @@
           <w:color w:val="000000"/>
           <w:kern w:val="0"/>
           <w:lang w:eastAsia="es-ES"/>
-          <ns2:ligatures ns2:val="none"/>
+          <w14:ligatures w14:val="none"/>
         </w:rPr>
         <w:t/>
       </w:r>
@@ -1826,7 +1774,7 @@
           <w:color w:val="000000"/>
           <w:kern w:val="0"/>
           <w:lang w:eastAsia="es-ES"/>
-          <ns2:ligatures ns2:val="none"/>
+          <w14:ligatures w14:val="none"/>
         </w:rPr>
         <w:t xml:space="preserve"/>
       </w:r>
@@ -1836,7 +1784,7 @@
           <w:color w:val="000000"/>
           <w:kern w:val="0"/>
           <w:lang w:val="es-ES" w:eastAsia="es-ES"/>
-          <ns2:ligatures ns2:val="none"/>
+          <w14:ligatures w14:val="none"/>
         </w:rPr>
         <w:t/>
       </w:r>
@@ -1846,7 +1794,7 @@
           <w:color w:val="000000"/>
           <w:kern w:val="0"/>
           <w:lang w:val="es-ES" w:eastAsia="es-ES"/>
-          <ns2:ligatures ns2:val="none"/>
+          <w14:ligatures w14:val="none"/>
         </w:rPr>
         <w:t/>
       </w:r>
@@ -1857,7 +1805,7 @@
           <w:color w:val="000000"/>
           <w:kern w:val="0"/>
           <w:lang w:val="es-ES" w:eastAsia="es-ES"/>
-          <ns2:ligatures ns2:val="none"/>
+          <w14:ligatures w14:val="none"/>
         </w:rPr>
         <w:t/>
       </w:r>
@@ -1868,7 +1816,7 @@
           <w:color w:val="000000"/>
           <w:kern w:val="0"/>
           <w:lang w:val="es-ES" w:eastAsia="es-ES"/>
-          <ns2:ligatures ns2:val="none"/>
+          <w14:ligatures w14:val="none"/>
         </w:rPr>
         <w:t xml:space="preserve"/>
       </w:r>
@@ -1878,7 +1826,7 @@
           <w:color w:val="000000"/>
           <w:kern w:val="0"/>
           <w:lang w:eastAsia="es-ES"/>
-          <ns2:ligatures ns2:val="none"/>
+          <w14:ligatures w14:val="none"/>
         </w:rPr>
         <w:t xml:space="preserve"/>
       </w:r>
@@ -1888,7 +1836,7 @@
           <w:color w:val="000000"/>
           <w:kern w:val="0"/>
           <w:lang w:val="es-ES" w:eastAsia="es-ES"/>
-          <ns2:ligatures ns2:val="none"/>
+          <w14:ligatures w14:val="none"/>
         </w:rPr>
         <w:t/>
       </w:r>
@@ -1898,7 +1846,7 @@
           <w:color w:val="000000"/>
           <w:kern w:val="0"/>
           <w:lang w:eastAsia="es-ES"/>
-          <ns2:ligatures ns2:val="none"/>
+          <w14:ligatures w14:val="none"/>
         </w:rPr>
         <w:t xml:space="preserve"/>
       </w:r>
@@ -1908,7 +1856,7 @@
           <w:color w:val="000000"/>
           <w:kern w:val="0"/>
           <w:lang w:eastAsia="es-ES"/>
-          <ns2:ligatures ns2:val="none"/>
+          <w14:ligatures w14:val="none"/>
         </w:rPr>
         <w:t/>
       </w:r>
@@ -1918,7 +1866,7 @@
           <w:color w:val="000000"/>
           <w:kern w:val="0"/>
           <w:lang w:val="es-ES" w:eastAsia="es-ES"/>
-          <ns2:ligatures ns2:val="none"/>
+          <w14:ligatures w14:val="none"/>
         </w:rPr>
         <w:t xml:space="preserve"/>
       </w:r>
@@ -1928,7 +1876,7 @@
           <w:color w:val="000000"/>
           <w:kern w:val="0"/>
           <w:lang w:val="es-ES" w:eastAsia="es-ES"/>
-          <ns2:ligatures ns2:val="none"/>
+          <w14:ligatures w14:val="none"/>
         </w:rPr>
         <w:t/>
       </w:r>
@@ -1938,7 +1886,7 @@
           <w:color w:val="000000"/>
           <w:kern w:val="0"/>
           <w:lang w:val="es-ES" w:eastAsia="es-ES"/>
-          <ns2:ligatures ns2:val="none"/>
+          <w14:ligatures w14:val="none"/>
         </w:rPr>
         <w:t xml:space="preserve"/>
       </w:r>
@@ -1948,12 +1896,12 @@
           <w:color w:val="000000"/>
           <w:kern w:val="0"/>
           <w:lang w:val="es-ES" w:eastAsia="es-ES"/>
-          <ns2:ligatures ns2:val="none"/>
+          <w14:ligatures w14:val="none"/>
         </w:rPr>
         <w:t/>
       </w:r>
     </w:p>
-    <w:p ns2:paraId="66005174" ns2:textId="77777777">
+    <w:p>
       <w:pPr>
         <w:spacing w:after="0" w:line="240" w:lineRule="auto"/>
         <w:contextualSpacing/>
@@ -1964,11 +1912,11 @@
           <w:color w:val="000000"/>
           <w:kern w:val="0"/>
           <w:lang w:eastAsia="es-PE"/>
-          <ns2:ligatures ns2:val="none"/>
-        </w:rPr>
-      </w:pPr>
-    </w:p>
-    <w:p ns2:paraId="3541B1F9" ns2:textId="77777777">
+          <w14:ligatures w14:val="none"/>
+        </w:rPr>
+      </w:pPr>
+    </w:p>
+    <w:p>
       <w:pPr>
         <w:pStyle w:val="Prrafodelista"/>
         <w:numPr>
@@ -1988,22 +1936,22 @@
           <w:color w:val="000000"/>
           <w:kern w:val="0"/>
           <w:lang w:eastAsia="es-PE"/>
-          <ns2:ligatures ns2:val="none"/>
-        </w:rPr>
-      </w:pPr>
-      <w:r>
-        <w:rPr>
-          <w:rFonts w:ascii="Arial Narrow" w:eastAsia="Arial Narrow" w:hAnsi="Arial Narrow" w:cs="Arial Narrow"/>
-          <w:b/>
-          <w:color w:val="000000"/>
-          <w:kern w:val="0"/>
-          <w:lang w:eastAsia="es-PE"/>
-          <ns2:ligatures ns2:val="none"/>
+          <w14:ligatures w14:val="none"/>
+        </w:rPr>
+      </w:pPr>
+      <w:r>
+        <w:rPr>
+          <w:rFonts w:ascii="Arial Narrow" w:eastAsia="Arial Narrow" w:hAnsi="Arial Narrow" w:cs="Arial Narrow"/>
+          <w:b/>
+          <w:color w:val="000000"/>
+          <w:kern w:val="0"/>
+          <w:lang w:eastAsia="es-PE"/>
+          <w14:ligatures w14:val="none"/>
         </w:rPr>
         <w:t>DE LA ADMISIÓN A TRÁMITE DE LA DENUNCIA</w:t>
       </w:r>
     </w:p>
-    <w:p ns2:paraId="34556756" ns2:textId="77777777">
+    <w:p>
       <w:pPr>
         <w:spacing w:after="0" w:line="240" w:lineRule="auto"/>
         <w:ind w:left="567"/>
@@ -2015,12 +1963,12 @@
           <w:color w:val="000000"/>
           <w:kern w:val="0"/>
           <w:lang w:eastAsia="es-PE"/>
-          <ns2:ligatures ns2:val="none"/>
+          <w14:ligatures w14:val="none"/>
         </w:rPr>
       </w:pPr>
       <w:bookmarkStart w:id="1" w:name="_Hlk212795168"/>
     </w:p>
-    <w:p ns2:paraId="7A2CF596" ns2:textId="5FB5EEE5">
+    <w:p>
       <w:pPr>
         <w:pStyle w:val="Prrafodelista"/>
         <w:numPr>
@@ -2033,7 +1981,7 @@
         <w:rPr>
           <w:rFonts w:ascii="Arial Narrow" w:eastAsia="Arial Narrow" w:hAnsi="Arial Narrow" w:cs="Arial Narrow"/>
           <w:kern w:val="0"/>
-          <ns2:ligatures ns2:val="none"/>
+          <w14:ligatures w14:val="none"/>
         </w:rPr>
       </w:pPr>
       <w:bookmarkStart w:id="2" w:name="_Hlk140755208"/>
@@ -2045,7 +1993,7 @@
           <w:color w:val="000000"/>
           <w:kern w:val="0"/>
           <w:lang w:eastAsia="es-PE"/>
-          <ns2:ligatures ns2:val="none"/>
+          <w14:ligatures w14:val="none"/>
         </w:rPr>
         <w:t>La Secretaría Técnica de la Comisión de Protección al Consumidor 1 (en adelante, la Secretaría Técnica), en ejercicio de sus facultade</w:t>
       </w:r>
@@ -2055,7 +2003,7 @@
           <w:color w:val="000000"/>
           <w:kern w:val="0"/>
           <w:lang w:eastAsia="es-PE"/>
-          <ns2:ligatures ns2:val="none"/>
+          <w14:ligatures w14:val="none"/>
         </w:rPr>
         <w:t>s</w:t>
       </w:r>
@@ -2068,7 +2016,7 @@
           <w:rFonts w:ascii="Arial Narrow" w:eastAsia="Arial Narrow" w:hAnsi="Arial Narrow" w:cs="Arial Narrow"/>
           <w:kern w:val="0"/>
           <w:vertAlign w:val="superscript"/>
-          <ns2:ligatures ns2:val="none"/>
+          <w14:ligatures w14:val="none"/>
         </w:rPr>
         <w:footnoteReference w:id="3"/>
       </w:r>
@@ -2078,7 +2026,7 @@
           <w:color w:val="000000"/>
           <w:kern w:val="0"/>
           <w:lang w:eastAsia="es-PE"/>
-          <ns2:ligatures ns2:val="none"/>
+          <w14:ligatures w14:val="none"/>
         </w:rPr>
         <w:t xml:space="preserve">, </w:t>
       </w:r>
@@ -2088,7 +2036,7 @@
           <w:color w:val="000000"/>
           <w:kern w:val="0"/>
           <w:lang w:eastAsia="es-PE"/>
-          <ns2:ligatures ns2:val="none"/>
+          <w14:ligatures w14:val="none"/>
         </w:rPr>
         <w:t xml:space="preserve">considera </w:t>
       </w:r>
@@ -2096,7 +2044,7 @@
         <w:rPr>
           <w:rFonts w:ascii="Arial Narrow" w:eastAsia="Arial Narrow" w:hAnsi="Arial Narrow" w:cs="Arial Narrow"/>
           <w:kern w:val="0"/>
-          <ns2:ligatures ns2:val="none"/>
+          <w14:ligatures w14:val="none"/>
         </w:rPr>
         <w:t xml:space="preserve">que el hecho denunciado, </w:t>
       </w:r>
@@ -2105,7 +2053,7 @@
         <w:rPr>
           <w:rFonts w:ascii="Arial Narrow" w:eastAsia="Arial Narrow" w:hAnsi="Arial Narrow" w:cs="Arial Narrow"/>
           <w:kern w:val="0"/>
-          <ns2:ligatures ns2:val="none"/>
+          <w14:ligatures w14:val="none"/>
         </w:rPr>
         <w:t>consistente en</w:t>
       </w:r>
@@ -2113,7 +2061,7 @@
         <w:rPr>
           <w:rFonts w:ascii="Arial Narrow" w:eastAsia="Arial Narrow" w:hAnsi="Arial Narrow" w:cs="Arial Narrow"/>
           <w:kern w:val="0"/>
-          <ns2:ligatures ns2:val="none"/>
+          <w14:ligatures w14:val="none"/>
         </w:rPr>
         <w:t xml:space="preserve"> que</w:t>
       </w:r>
@@ -2121,7 +2069,7 @@
         <w:rPr>
           <w:rFonts w:ascii="Arial Narrow" w:eastAsia="Arial Narrow" w:hAnsi="Arial Narrow" w:cs="Arial Narrow"/>
           <w:kern w:val="0"/>
-          <ns2:ligatures ns2:val="none"/>
+          <w14:ligatures w14:val="none"/>
         </w:rPr>
         <w:t xml:space="preserve"> </w:t>
       </w:r>
@@ -2129,7 +2077,7 @@
         <w:rPr>
           <w:rFonts w:ascii="Arial Narrow" w:eastAsia="Arial Narrow" w:hAnsi="Arial Narrow" w:cs="Arial Narrow"/>
           <w:kern w:val="0"/>
-          <ns2:ligatures ns2:val="none"/>
+          <w14:ligatures w14:val="none"/>
         </w:rPr>
         <w:t xml:space="preserve">la compañía aseguradora habría modificado unilateralmente las condiciones de la Póliza </w:t>
       </w:r>
@@ -2138,7 +2086,7 @@
         <w:rPr>
           <w:rFonts w:ascii="Arial Narrow" w:eastAsia="Arial Narrow" w:hAnsi="Arial Narrow" w:cs="Arial Narrow"/>
           <w:kern w:val="0"/>
-          <ns2:ligatures ns2:val="none"/>
+          <w14:ligatures w14:val="none"/>
         </w:rPr>
         <w:t/>
       </w:r>
@@ -2147,7 +2095,7 @@
         <w:rPr>
           <w:rFonts w:ascii="Arial Narrow" w:eastAsia="Arial Narrow" w:hAnsi="Arial Narrow" w:cs="Arial Narrow"/>
           <w:kern w:val="0"/>
-          <ns2:ligatures ns2:val="none"/>
+          <w14:ligatures w14:val="none"/>
         </w:rPr>
         <w:t xml:space="preserve"> 97 00182780 101 al sustituir el servicio de tumba familiar por tumbas individuales compartidas, sin el consentimiento y previa información a la denunciante</w:t>
       </w:r>
@@ -2155,7 +2103,7 @@
         <w:rPr>
           <w:rFonts w:ascii="Arial Narrow" w:eastAsia="Arial Narrow" w:hAnsi="Arial Narrow" w:cs="Arial Narrow"/>
           <w:kern w:val="0"/>
-          <ns2:ligatures ns2:val="none"/>
+          <w14:ligatures w14:val="none"/>
         </w:rPr>
         <w:t>.</w:t>
       </w:r>
@@ -2163,7 +2111,7 @@
         <w:rPr>
           <w:rFonts w:ascii="Arial Narrow" w:eastAsia="Arial Narrow" w:hAnsi="Arial Narrow" w:cs="Arial Narrow"/>
           <w:kern w:val="0"/>
-          <ns2:ligatures ns2:val="none"/>
+          <w14:ligatures w14:val="none"/>
         </w:rPr>
         <w:t xml:space="preserve"> </w:t>
       </w:r>
@@ -2174,7 +2122,7 @@
           <w:color w:val="000000"/>
           <w:kern w:val="0"/>
           <w:lang w:eastAsia="es-PE"/>
-          <ns2:ligatures ns2:val="none"/>
+          <w14:ligatures w14:val="none"/>
         </w:rPr>
         <w:t>Por consiguiente, corresponde calificar el hecho materia de denuncia como una presunta infracción al deber de protección contra los métodos comerciales</w:t>
       </w:r>
@@ -2185,7 +2133,7 @@
           <w:color w:val="000000"/>
           <w:kern w:val="0"/>
           <w:lang w:eastAsia="es-PE"/>
-          <ns2:ligatures ns2:val="none"/>
+          <w14:ligatures w14:val="none"/>
         </w:rPr>
         <w:t xml:space="preserve"> coercitivos</w:t>
       </w:r>
@@ -2196,7 +2144,7 @@
           <w:color w:val="000000"/>
           <w:kern w:val="0"/>
           <w:lang w:eastAsia="es-PE"/>
-          <ns2:ligatures ns2:val="none"/>
+          <w14:ligatures w14:val="none"/>
         </w:rPr>
         <w:t xml:space="preserve">, tipificado en </w:t>
       </w:r>
@@ -2207,7 +2155,7 @@
           <w:kern w:val="0"/>
           <w:shd w:val="clear" w:color="auto" w:fill="FFFFFF"/>
           <w:lang w:eastAsia="es-PE"/>
-          <ns2:ligatures ns2:val="none"/>
+          <w14:ligatures w14:val="none"/>
         </w:rPr>
         <w:t xml:space="preserve">literal </w:t>
       </w:r>
@@ -2218,7 +2166,7 @@
           <w:kern w:val="0"/>
           <w:shd w:val="clear" w:color="auto" w:fill="FFFFFF"/>
           <w:lang w:eastAsia="es-PE"/>
-          <ns2:ligatures ns2:val="none"/>
+          <w14:ligatures w14:val="none"/>
         </w:rPr>
         <w:t>c</w:t>
       </w:r>
@@ -2229,7 +2177,7 @@
           <w:kern w:val="0"/>
           <w:shd w:val="clear" w:color="auto" w:fill="FFFFFF"/>
           <w:lang w:eastAsia="es-PE"/>
-          <ns2:ligatures ns2:val="none"/>
+          <w14:ligatures w14:val="none"/>
         </w:rPr>
         <w:t xml:space="preserve">) del artículo 56 </w:t>
       </w:r>
@@ -2240,7 +2188,7 @@
           <w:color w:val="000000"/>
           <w:kern w:val="0"/>
           <w:lang w:eastAsia="es-PE"/>
-          <ns2:ligatures ns2:val="none"/>
+          <w14:ligatures w14:val="none"/>
         </w:rPr>
         <w:t>del Código</w:t>
       </w:r>
@@ -2259,13 +2207,13 @@
           <w:color w:val="000000"/>
           <w:kern w:val="0"/>
           <w:lang w:eastAsia="es-PE"/>
-          <ns2:ligatures ns2:val="none"/>
+          <w14:ligatures w14:val="none"/>
         </w:rPr>
         <w:t xml:space="preserve">. </w:t>
       </w:r>
       <w:bookmarkEnd w:id="1"/>
     </w:p>
-    <w:p ns2:paraId="398205A1" ns2:textId="77777777">
+    <w:p>
       <w:pPr>
         <w:pStyle w:val="Prrafodelista"/>
         <w:spacing w:after="0" w:line="240" w:lineRule="auto"/>
@@ -2274,11 +2222,11 @@
         <w:rPr>
           <w:rFonts w:ascii="Arial Narrow" w:eastAsia="Arial Narrow" w:hAnsi="Arial Narrow" w:cs="Arial Narrow"/>
           <w:kern w:val="0"/>
-          <ns2:ligatures ns2:val="none"/>
-        </w:rPr>
-      </w:pPr>
-    </w:p>
-    <w:p ns2:paraId="07559B21" ns2:textId="42C1165F">
+          <w14:ligatures w14:val="none"/>
+        </w:rPr>
+      </w:pPr>
+    </w:p>
+    <w:p>
       <w:pPr>
         <w:pStyle w:val="Prrafodelista"/>
         <w:numPr>
@@ -2291,7 +2239,7 @@
         <w:rPr>
           <w:rFonts w:ascii="Arial Narrow" w:eastAsia="Arial Narrow" w:hAnsi="Arial Narrow" w:cs="Arial Narrow"/>
           <w:kern w:val="0"/>
-          <ns2:ligatures ns2:val="none"/>
+          <w14:ligatures w14:val="none"/>
         </w:rPr>
       </w:pPr>
       <w:bookmarkStart w:id="6" w:name="_Hlk214559009"/>
@@ -2299,7 +2247,7 @@
         <w:rPr>
           <w:rFonts w:ascii="Arial Narrow" w:eastAsia="Arial Narrow" w:hAnsi="Arial Narrow" w:cs="Arial Narrow"/>
           <w:kern w:val="0"/>
-          <ns2:ligatures ns2:val="none"/>
+          <w14:ligatures w14:val="none"/>
         </w:rPr>
         <w:t>Asimismo</w:t>
       </w:r>
@@ -2307,7 +2255,7 @@
         <w:rPr>
           <w:rFonts w:ascii="Arial Narrow" w:eastAsia="Arial Narrow" w:hAnsi="Arial Narrow" w:cs="Arial Narrow"/>
           <w:kern w:val="0"/>
-          <ns2:ligatures ns2:val="none"/>
+          <w14:ligatures w14:val="none"/>
         </w:rPr>
         <w:t xml:space="preserve">, la Secretaría Técnica, en ejercicio de sus facultades, considera que el hecho denunciado, consistente en que </w:t>
       </w:r>
@@ -2315,7 +2263,7 @@
         <w:rPr>
           <w:rFonts w:ascii="Arial Narrow" w:eastAsia="Arial Narrow" w:hAnsi="Arial Narrow" w:cs="Arial Narrow"/>
           <w:kern w:val="0"/>
-          <ns2:ligatures ns2:val="none"/>
+          <w14:ligatures w14:val="none"/>
         </w:rPr>
         <w:t>la compañía aseguradora no habría brindado una respuesta al reclamo presentado por el denunciante el 31 de octubre de 2024</w:t>
       </w:r>
@@ -2323,7 +2271,7 @@
         <w:rPr>
           <w:rFonts w:ascii="Arial Narrow" w:eastAsia="Arial Narrow" w:hAnsi="Arial Narrow" w:cs="Arial"/>
           <w:kern w:val="0"/>
-          <ns2:ligatures ns2:val="none"/>
+          <w14:ligatures w14:val="none"/>
         </w:rPr>
         <w:t>. Por consiguiente, corresponde calificar el hecho materia de denuncia como una presunta infracción al numeral 88.1 del artículo 88 del Código</w:t>
       </w:r>
@@ -2336,7 +2284,7 @@
           <w:kern w:val="0"/>
           <w:vertAlign w:val="superscript"/>
           <w:lang w:eastAsia="es-PE"/>
-          <ns2:ligatures ns2:val="none"/>
+          <w14:ligatures w14:val="none"/>
         </w:rPr>
         <w:footnoteReference w:id="5"/>
       </w:r>
@@ -2347,22 +2295,22 @@
           <w:color w:val="000000"/>
           <w:kern w:val="0"/>
           <w:lang w:eastAsia="es-PE"/>
-          <ns2:ligatures ns2:val="none"/>
+          <w14:ligatures w14:val="none"/>
         </w:rPr>
         <w:t>.</w:t>
       </w:r>
     </w:p>
-    <w:p ns2:paraId="4EEE586F" ns2:textId="77777777">
+    <w:p>
       <w:pPr>
         <w:pStyle w:val="Prrafodelista"/>
         <w:rPr>
           <w:rFonts w:ascii="Arial Narrow" w:eastAsia="Arial Narrow" w:hAnsi="Arial Narrow" w:cs="Arial Narrow"/>
           <w:kern w:val="0"/>
-          <ns2:ligatures ns2:val="none"/>
-        </w:rPr>
-      </w:pPr>
-    </w:p>
-    <w:p ns2:paraId="36FEF1A7" ns2:textId="4606555B">
+          <w14:ligatures w14:val="none"/>
+        </w:rPr>
+      </w:pPr>
+    </w:p>
+    <w:p>
       <w:pPr>
         <w:pStyle w:val="Prrafodelista"/>
         <w:numPr>
@@ -2375,14 +2323,14 @@
         <w:rPr>
           <w:rFonts w:ascii="Arial Narrow" w:eastAsia="Arial Narrow" w:hAnsi="Arial Narrow" w:cs="Arial Narrow"/>
           <w:kern w:val="0"/>
-          <ns2:ligatures ns2:val="none"/>
-        </w:rPr>
-      </w:pPr>
-      <w:r>
-        <w:rPr>
-          <w:rFonts w:ascii="Arial Narrow" w:eastAsia="Arial Narrow" w:hAnsi="Arial Narrow" w:cs="Arial Narrow"/>
-          <w:kern w:val="0"/>
-          <ns2:ligatures ns2:val="none"/>
+          <w14:ligatures w14:val="none"/>
+        </w:rPr>
+      </w:pPr>
+      <w:r>
+        <w:rPr>
+          <w:rFonts w:ascii="Arial Narrow" w:eastAsia="Arial Narrow" w:hAnsi="Arial Narrow" w:cs="Arial Narrow"/>
+          <w:kern w:val="0"/>
+          <w14:ligatures w14:val="none"/>
         </w:rPr>
         <w:t xml:space="preserve">Asimismo, </w:t>
       </w:r>
@@ -2392,7 +2340,7 @@
           <w:color w:val="000000"/>
           <w:kern w:val="0"/>
           <w:lang w:eastAsia="es-PE"/>
-          <ns2:ligatures ns2:val="none"/>
+          <w14:ligatures w14:val="none"/>
         </w:rPr>
         <w:t xml:space="preserve">la Secretaría Técnica, en ejercicio de sus facultades, considera </w:t>
       </w:r>
@@ -2400,7 +2348,7 @@
         <w:rPr>
           <w:rFonts w:ascii="Arial Narrow" w:eastAsia="Arial Narrow" w:hAnsi="Arial Narrow" w:cs="Arial"/>
           <w:kern w:val="0"/>
-          <ns2:ligatures ns2:val="none"/>
+          <w14:ligatures w14:val="none"/>
         </w:rPr>
         <w:t xml:space="preserve">que el hecho denunciado, consistente en que </w:t>
       </w:r>
@@ -2408,7 +2356,7 @@
         <w:rPr>
           <w:rFonts w:ascii="Arial Narrow" w:eastAsia="Arial Narrow" w:hAnsi="Arial Narrow" w:cs="Arial Narrow"/>
           <w:kern w:val="0"/>
-          <ns2:ligatures ns2:val="none"/>
+          <w14:ligatures w14:val="none"/>
         </w:rPr>
         <w:t>la compañía aseguradora habría enviado un personal de cobranzas al domicilio de los padres de la denunciante sin la debida justificación</w:t>
       </w:r>
@@ -2416,7 +2364,7 @@
         <w:rPr>
           <w:rFonts w:ascii="Arial Narrow" w:eastAsia="Arial Narrow" w:hAnsi="Arial Narrow" w:cs="Arial"/>
           <w:kern w:val="0"/>
-          <ns2:ligatures ns2:val="none"/>
+          <w14:ligatures w14:val="none"/>
         </w:rPr>
         <w:t xml:space="preserve">. </w:t>
       </w:r>
@@ -2425,7 +2373,7 @@
         <w:rPr>
           <w:rFonts w:ascii="Arial Narrow" w:eastAsia="Arial Narrow" w:hAnsi="Arial Narrow" w:cs="Arial"/>
           <w:kern w:val="0"/>
-          <ns2:ligatures ns2:val="none"/>
+          <w14:ligatures w14:val="none"/>
         </w:rPr>
         <w:t xml:space="preserve">Por consiguiente, corresponde calificar el hecho materia de denuncia como una presunta infracción al artículo </w:t>
       </w:r>
@@ -2433,7 +2381,7 @@
         <w:rPr>
           <w:rFonts w:ascii="Arial Narrow" w:eastAsia="Arial Narrow" w:hAnsi="Arial Narrow" w:cs="Arial Narrow"/>
           <w:kern w:val="0"/>
-          <ns2:ligatures ns2:val="none"/>
+          <w14:ligatures w14:val="none"/>
         </w:rPr>
         <w:t xml:space="preserve">61 y el literal f) del artículo 62 </w:t>
       </w:r>
@@ -2441,7 +2389,7 @@
         <w:rPr>
           <w:rFonts w:ascii="Arial Narrow" w:eastAsia="Arial Narrow" w:hAnsi="Arial Narrow" w:cs="Arial"/>
           <w:kern w:val="0"/>
-          <ns2:ligatures ns2:val="none"/>
+          <w14:ligatures w14:val="none"/>
         </w:rPr>
         <w:t>del Código</w:t>
       </w:r>
@@ -2451,7 +2399,7 @@
           <w:rFonts w:ascii="Arial Narrow" w:eastAsia="Arial Narrow" w:hAnsi="Arial Narrow" w:cs="Arial"/>
           <w:kern w:val="0"/>
           <w:vertAlign w:val="superscript"/>
-          <ns2:ligatures ns2:val="none"/>
+          <w14:ligatures w14:val="none"/>
         </w:rPr>
         <w:footnoteReference w:id="6"/>
       </w:r>
@@ -2459,7 +2407,7 @@
         <w:rPr>
           <w:rFonts w:ascii="Arial Narrow" w:eastAsia="Arial Narrow" w:hAnsi="Arial Narrow" w:cs="Arial"/>
           <w:kern w:val="0"/>
-          <ns2:ligatures ns2:val="none"/>
+          <w14:ligatures w14:val="none"/>
         </w:rPr>
         <w:t>.</w:t>
       </w:r>
@@ -2468,14 +2416,14 @@
         <w:rPr>
           <w:rFonts w:ascii="Arial Narrow" w:eastAsia="Arial Narrow" w:hAnsi="Arial Narrow" w:cs="Arial"/>
           <w:kern w:val="0"/>
-          <ns2:ligatures ns2:val="none"/>
+          <w14:ligatures w14:val="none"/>
         </w:rPr>
         <w:t xml:space="preserve"> </w:t>
       </w:r>
     </w:p>
     <w:bookmarkEnd w:id="5"/>
     <w:bookmarkEnd w:id="6"/>
-    <w:p ns2:paraId="432038D6" ns2:textId="0A9F6D75">
+    <w:p>
       <w:pPr>
         <w:spacing w:after="0" w:line="240" w:lineRule="auto"/>
         <w:jc w:val="both"/>
@@ -2483,11 +2431,11 @@
           <w:rFonts w:ascii="Arial Narrow" w:eastAsia="Calibri" w:hAnsi="Arial Narrow" w:cs="Arial Narrow"/>
           <w:kern w:val="0"/>
           <w:lang w:eastAsia="es-PE"/>
-          <ns2:ligatures ns2:val="none"/>
-        </w:rPr>
-      </w:pPr>
-    </w:p>
-    <w:p ns2:paraId="463134E5" ns2:textId="77777777">
+          <w14:ligatures w14:val="none"/>
+        </w:rPr>
+      </w:pPr>
+    </w:p>
+    <w:p>
       <w:pPr>
         <w:pStyle w:val="Prrafodelista"/>
         <w:numPr>
@@ -2501,7 +2449,7 @@
           <w:rFonts w:ascii="Arial Narrow" w:eastAsia="Calibri" w:hAnsi="Arial Narrow" w:cs="Arial Narrow"/>
           <w:kern w:val="0"/>
           <w:lang w:eastAsia="es-PE"/>
-          <ns2:ligatures ns2:val="none"/>
+          <w14:ligatures w14:val="none"/>
         </w:rPr>
       </w:pPr>
       <w:r>
@@ -2510,7 +2458,7 @@
           <w:color w:val="000000"/>
           <w:kern w:val="0"/>
           <w:lang w:eastAsia="es-PE"/>
-          <ns2:ligatures ns2:val="none"/>
+          <w14:ligatures w14:val="none"/>
         </w:rPr>
         <w:t>En tanto la denuncia reúne los requisitos establecidos por la norma citada, corresponde admitirla a trámite</w:t>
       </w:r>
@@ -2520,7 +2468,7 @@
           <w:rFonts w:ascii="Arial Narrow" w:eastAsia="Arial Narrow" w:hAnsi="Arial Narrow" w:cs="Arial Narrow"/>
           <w:kern w:val="0"/>
           <w:vertAlign w:val="superscript"/>
-          <ns2:ligatures ns2:val="none"/>
+          <w14:ligatures w14:val="none"/>
         </w:rPr>
         <w:footnoteReference w:id="7"/>
       </w:r>
@@ -2530,12 +2478,12 @@
           <w:color w:val="000000"/>
           <w:kern w:val="0"/>
           <w:lang w:eastAsia="es-PE"/>
-          <ns2:ligatures ns2:val="none"/>
+          <w14:ligatures w14:val="none"/>
         </w:rPr>
         <w:t>.</w:t>
       </w:r>
     </w:p>
-    <w:p ns2:paraId="68C71625" ns2:textId="77777777">
+    <w:p>
       <w:pPr>
         <w:spacing w:after="0" w:line="240" w:lineRule="auto"/>
         <w:ind w:left="567"/>
@@ -2546,11 +2494,11 @@
           <w:color w:val="000000"/>
           <w:kern w:val="0"/>
           <w:lang w:eastAsia="es-PE"/>
-          <ns2:ligatures ns2:val="none"/>
-        </w:rPr>
-      </w:pPr>
-    </w:p>
-    <w:p ns2:paraId="38A98B4B" ns2:textId="77777777">
+          <w14:ligatures w14:val="none"/>
+        </w:rPr>
+      </w:pPr>
+    </w:p>
+    <w:p>
       <w:pPr>
         <w:pStyle w:val="Prrafodelista"/>
         <w:numPr>
@@ -2570,17 +2518,17 @@
           <w:color w:val="000000"/>
           <w:kern w:val="0"/>
           <w:lang w:eastAsia="es-PE"/>
-          <ns2:ligatures ns2:val="none"/>
-        </w:rPr>
-      </w:pPr>
-      <w:r>
-        <w:rPr>
-          <w:rFonts w:ascii="Arial Narrow" w:eastAsia="Arial Narrow" w:hAnsi="Arial Narrow" w:cs="Arial Narrow"/>
-          <w:b/>
-          <w:color w:val="000000"/>
-          <w:kern w:val="0"/>
-          <w:lang w:eastAsia="es-PE"/>
-          <ns2:ligatures ns2:val="none"/>
+          <w14:ligatures w14:val="none"/>
+        </w:rPr>
+      </w:pPr>
+      <w:r>
+        <w:rPr>
+          <w:rFonts w:ascii="Arial Narrow" w:eastAsia="Arial Narrow" w:hAnsi="Arial Narrow" w:cs="Arial Narrow"/>
+          <w:b/>
+          <w:color w:val="000000"/>
+          <w:kern w:val="0"/>
+          <w:lang w:eastAsia="es-PE"/>
+          <w14:ligatures w14:val="none"/>
         </w:rPr>
         <w:t>REQUERIMIENTO DE INFORMACI</w:t>
       </w:r>
@@ -2591,7 +2539,7 @@
           <w:color w:val="000000"/>
           <w:kern w:val="0"/>
           <w:lang w:eastAsia="es-PE"/>
-          <ns2:ligatures ns2:val="none"/>
+          <w14:ligatures w14:val="none"/>
         </w:rPr>
         <w:t>Ó</w:t>
       </w:r>
@@ -2602,12 +2550,12 @@
           <w:color w:val="000000"/>
           <w:kern w:val="0"/>
           <w:lang w:eastAsia="es-PE"/>
-          <ns2:ligatures ns2:val="none"/>
+          <w14:ligatures w14:val="none"/>
         </w:rPr>
         <w:t>N</w:t>
       </w:r>
     </w:p>
-    <w:p ns2:paraId="5B518DC4" ns2:textId="77777777">
+    <w:p>
       <w:pPr>
         <w:spacing w:after="0" w:line="240" w:lineRule="auto"/>
         <w:jc w:val="both"/>
@@ -2616,11 +2564,11 @@
           <w:color w:val="000000"/>
           <w:kern w:val="0"/>
           <w:lang w:val="es-ES" w:eastAsia="es-ES"/>
-          <ns2:ligatures ns2:val="none"/>
-        </w:rPr>
-      </w:pPr>
-    </w:p>
-    <w:p ns2:paraId="62B88A04" ns2:textId="59EAE6FE">
+          <w14:ligatures w14:val="none"/>
+        </w:rPr>
+      </w:pPr>
+    </w:p>
+    <w:p>
       <w:pPr>
         <w:pStyle w:val="Prrafodelista"/>
         <w:numPr>
@@ -2635,7 +2583,7 @@
           <w:color w:val="000000"/>
           <w:kern w:val="0"/>
           <w:lang w:val="es-ES" w:eastAsia="es-ES"/>
-          <ns2:ligatures ns2:val="none"/>
+          <w14:ligatures w14:val="none"/>
         </w:rPr>
       </w:pPr>
       <w:r>
@@ -2644,7 +2592,7 @@
           <w:color w:val="000000"/>
           <w:kern w:val="0"/>
           <w:lang w:val="es-ES" w:eastAsia="es-ES"/>
-          <ns2:ligatures ns2:val="none"/>
+          <w14:ligatures w14:val="none"/>
         </w:rPr>
         <w:t xml:space="preserve">A efectos de tener mayores elementos que sirvan para la resolución definitiva del presente caso, la Secretaría Técnica, en ejercicio de las facultades que la ley le </w:t>
       </w:r>
@@ -2654,7 +2602,7 @@
           <w:color w:val="000000"/>
           <w:kern w:val="0"/>
           <w:lang w:val="es-ES" w:eastAsia="es-ES"/>
-          <ns2:ligatures ns2:val="none"/>
+          <w14:ligatures w14:val="none"/>
         </w:rPr>
         <w:t xml:space="preserve">confiere, conviene requerir </w:t>
       </w:r>
@@ -2664,7 +2612,7 @@
           <w:color w:val="000000"/>
           <w:kern w:val="0"/>
           <w:lang w:val="es-ES" w:eastAsia="es-ES"/>
-          <ns2:ligatures ns2:val="none"/>
+          <w14:ligatures w14:val="none"/>
         </w:rPr>
         <w:t>a</w:t>
       </w:r>
@@ -2674,7 +2622,7 @@
           <w:color w:val="000000"/>
           <w:kern w:val="0"/>
           <w:lang w:val="es-ES" w:eastAsia="es-ES"/>
-          <ns2:ligatures ns2:val="none"/>
+          <w14:ligatures w14:val="none"/>
         </w:rPr>
         <w:t xml:space="preserve"> </w:t>
       </w:r>
@@ -2684,7 +2632,7 @@
           <w:color w:val="000000"/>
           <w:kern w:val="0"/>
           <w:lang w:val="es-ES" w:eastAsia="es-ES"/>
-          <ns2:ligatures ns2:val="none"/>
+          <w14:ligatures w14:val="none"/>
         </w:rPr>
         <w:t>la compañía aseguradora</w:t>
       </w:r>
@@ -2694,7 +2642,7 @@
           <w:color w:val="000000"/>
           <w:kern w:val="0"/>
           <w:lang w:val="es-ES" w:eastAsia="es-ES"/>
-          <ns2:ligatures ns2:val="none"/>
+          <w14:ligatures w14:val="none"/>
         </w:rPr>
         <w:t xml:space="preserve"> que, en un plazo no mayor de cinco (5) días </w:t>
       </w:r>
@@ -2704,7 +2652,7 @@
           <w:color w:val="000000"/>
           <w:kern w:val="0"/>
           <w:lang w:val="es-ES" w:eastAsia="es-ES"/>
-          <ns2:ligatures ns2:val="none"/>
+          <w14:ligatures w14:val="none"/>
         </w:rPr>
         <w:t xml:space="preserve">hábiles contado a partir del día siguiente de la notificación de la presente resolución, cumpla con lo siguiente: </w:t>
       </w:r>
@@ -2714,7 +2662,7 @@
           <w:color w:val="000000"/>
           <w:kern w:val="0"/>
           <w:lang w:val="es-ES" w:eastAsia="es-ES"/>
-          <ns2:ligatures ns2:val="none"/>
+          <w14:ligatures w14:val="none"/>
         </w:rPr>
         <w:t xml:space="preserve">(i) presentar una copia completa, legible y debidamente suscrita de la Póliza </w:t>
       </w:r>
@@ -2725,7 +2673,7 @@
           <w:color w:val="000000"/>
           <w:kern w:val="0"/>
           <w:lang w:val="es-ES" w:eastAsia="es-ES"/>
-          <ns2:ligatures ns2:val="none"/>
+          <w14:ligatures w14:val="none"/>
         </w:rPr>
         <w:t/>
       </w:r>
@@ -2736,7 +2684,7 @@
           <w:color w:val="000000"/>
           <w:kern w:val="0"/>
           <w:lang w:val="es-ES" w:eastAsia="es-ES"/>
-          <ns2:ligatures ns2:val="none"/>
+          <w14:ligatures w14:val="none"/>
         </w:rPr>
         <w:t xml:space="preserve"> 97 00182780 101, así como el cargo de remisión de la póliza; (</w:t>
       </w:r>
@@ -2747,7 +2695,7 @@
           <w:color w:val="000000"/>
           <w:kern w:val="0"/>
           <w:lang w:val="es-ES" w:eastAsia="es-ES"/>
-          <ns2:ligatures ns2:val="none"/>
+          <w14:ligatures w14:val="none"/>
         </w:rPr>
         <w:t>ii</w:t>
       </w:r>
@@ -2758,7 +2706,7 @@
           <w:color w:val="000000"/>
           <w:kern w:val="0"/>
           <w:lang w:val="es-ES" w:eastAsia="es-ES"/>
-          <ns2:ligatures ns2:val="none"/>
+          <w14:ligatures w14:val="none"/>
         </w:rPr>
         <w:t xml:space="preserve">) presentar los medios probatorios que acrediten que informó oportunamente al denunciante de que las condiciones contractuales de la Póliza </w:t>
       </w:r>
@@ -2769,7 +2717,7 @@
           <w:color w:val="000000"/>
           <w:kern w:val="0"/>
           <w:lang w:val="es-ES" w:eastAsia="es-ES"/>
-          <ns2:ligatures ns2:val="none"/>
+          <w14:ligatures w14:val="none"/>
         </w:rPr>
         <w:t/>
       </w:r>
@@ -2780,7 +2728,7 @@
           <w:color w:val="000000"/>
           <w:kern w:val="0"/>
           <w:lang w:val="es-ES" w:eastAsia="es-ES"/>
-          <ns2:ligatures ns2:val="none"/>
+          <w14:ligatures w14:val="none"/>
         </w:rPr>
         <w:t xml:space="preserve"> 97 00182780 101 habían cambiado en la medida que cuando un asegurado falleciera en el futuro se prepararía tumbas individuales compartidas con otras nueve personas; y, (</w:t>
       </w:r>
@@ -2791,7 +2739,7 @@
           <w:color w:val="000000"/>
           <w:kern w:val="0"/>
           <w:lang w:val="es-ES" w:eastAsia="es-ES"/>
-          <ns2:ligatures ns2:val="none"/>
+          <w14:ligatures w14:val="none"/>
         </w:rPr>
         <w:t>iii</w:t>
       </w:r>
@@ -2802,7 +2750,7 @@
           <w:color w:val="000000"/>
           <w:kern w:val="0"/>
           <w:lang w:val="es-ES" w:eastAsia="es-ES"/>
-          <ns2:ligatures ns2:val="none"/>
+          <w14:ligatures w14:val="none"/>
         </w:rPr>
         <w:t>) presentar todas las comunicaciones cursadas con la parte denunciante en virtud del hecho materia de denuncia</w:t>
       </w:r>
@@ -2812,7 +2760,7 @@
           <w:color w:val="000000"/>
           <w:kern w:val="0"/>
           <w:lang w:val="es-ES" w:eastAsia="es-ES"/>
-          <ns2:ligatures ns2:val="none"/>
+          <w14:ligatures w14:val="none"/>
         </w:rPr>
         <w:t>.</w:t>
       </w:r>
@@ -2822,12 +2770,12 @@
           <w:color w:val="000000"/>
           <w:kern w:val="0"/>
           <w:lang w:eastAsia="es-ES"/>
-          <ns2:ligatures ns2:val="none"/>
+          <w14:ligatures w14:val="none"/>
         </w:rPr>
         <w:t xml:space="preserve"> </w:t>
       </w:r>
     </w:p>
-    <w:p ns2:paraId="5C93B848" ns2:textId="77777777">
+    <w:p>
       <w:pPr>
         <w:pStyle w:val="Prrafodelista"/>
         <w:spacing w:after="0" w:line="240" w:lineRule="auto"/>
@@ -2838,11 +2786,11 @@
           <w:color w:val="000000"/>
           <w:kern w:val="0"/>
           <w:lang w:val="es-ES" w:eastAsia="es-ES"/>
-          <ns2:ligatures ns2:val="none"/>
-        </w:rPr>
-      </w:pPr>
-    </w:p>
-    <w:p ns2:paraId="2A119386" ns2:textId="77777777">
+          <w14:ligatures w14:val="none"/>
+        </w:rPr>
+      </w:pPr>
+    </w:p>
+    <w:p>
       <w:pPr>
         <w:pStyle w:val="Prrafodelista"/>
         <w:numPr>
@@ -2862,36 +2810,36 @@
           <w:color w:val="000000"/>
           <w:kern w:val="0"/>
           <w:lang w:eastAsia="es-PE"/>
-          <ns2:ligatures ns2:val="none"/>
-        </w:rPr>
-      </w:pPr>
-      <w:r>
-        <w:rPr>
-          <w:rFonts w:ascii="Arial Narrow" w:eastAsia="Arial Narrow" w:hAnsi="Arial Narrow" w:cs="Arial Narrow"/>
-          <w:b/>
-          <w:color w:val="000000"/>
-          <w:kern w:val="0"/>
-          <w:lang w:eastAsia="es-PE"/>
-          <ns2:ligatures ns2:val="none"/>
+          <w14:ligatures w14:val="none"/>
+        </w:rPr>
+      </w:pPr>
+      <w:r>
+        <w:rPr>
+          <w:rFonts w:ascii="Arial Narrow" w:eastAsia="Arial Narrow" w:hAnsi="Arial Narrow" w:cs="Arial Narrow"/>
+          <w:b/>
+          <w:color w:val="000000"/>
+          <w:kern w:val="0"/>
+          <w:lang w:eastAsia="es-PE"/>
+          <w14:ligatures w14:val="none"/>
         </w:rPr>
         <w:t xml:space="preserve">RESOLUCIÓN DE LA SECRETARÍA TÉCNICA </w:t>
       </w:r>
     </w:p>
-    <w:p ns2:paraId="7F554EB2" ns2:textId="77777777">
-      <w:pPr>
-        <w:spacing w:after="0" w:line="240" w:lineRule="auto"/>
-        <w:jc w:val="both"/>
-        <w:rPr>
-          <w:rFonts w:ascii="Arial Narrow" w:eastAsia="Arial Narrow" w:hAnsi="Arial Narrow" w:cs="Arial Narrow"/>
-          <w:b/>
-          <w:color w:val="000000"/>
-          <w:kern w:val="0"/>
-          <w:lang w:eastAsia="es-PE"/>
-          <ns2:ligatures ns2:val="none"/>
-        </w:rPr>
-      </w:pPr>
-    </w:p>
-    <w:p ns2:paraId="40BE44E6" ns2:textId="53C7B334">
+    <w:p>
+      <w:pPr>
+        <w:spacing w:after="0" w:line="240" w:lineRule="auto"/>
+        <w:jc w:val="both"/>
+        <w:rPr>
+          <w:rFonts w:ascii="Arial Narrow" w:eastAsia="Arial Narrow" w:hAnsi="Arial Narrow" w:cs="Arial Narrow"/>
+          <w:b/>
+          <w:color w:val="000000"/>
+          <w:kern w:val="0"/>
+          <w:lang w:eastAsia="es-PE"/>
+          <w14:ligatures w14:val="none"/>
+        </w:rPr>
+      </w:pPr>
+    </w:p>
+    <w:p>
       <w:pPr>
         <w:spacing w:after="0" w:line="240" w:lineRule="auto"/>
         <w:jc w:val="both"/>
@@ -2900,17 +2848,17 @@
           <w:color w:val="000000"/>
           <w:kern w:val="0"/>
           <w:lang w:eastAsia="es-PE"/>
-          <ns2:ligatures ns2:val="none"/>
-        </w:rPr>
-      </w:pPr>
-      <w:r>
-        <w:rPr>
-          <w:rFonts w:ascii="Arial Narrow" w:eastAsia="Arial Narrow" w:hAnsi="Arial Narrow" w:cs="Arial Narrow"/>
-          <w:b/>
-          <w:color w:val="000000"/>
-          <w:kern w:val="0"/>
-          <w:lang w:eastAsia="es-PE"/>
-          <ns2:ligatures ns2:val="none"/>
+          <w14:ligatures w14:val="none"/>
+        </w:rPr>
+      </w:pPr>
+      <w:r>
+        <w:rPr>
+          <w:rFonts w:ascii="Arial Narrow" w:eastAsia="Arial Narrow" w:hAnsi="Arial Narrow" w:cs="Arial Narrow"/>
+          <w:b/>
+          <w:color w:val="000000"/>
+          <w:kern w:val="0"/>
+          <w:lang w:eastAsia="es-PE"/>
+          <w14:ligatures w14:val="none"/>
         </w:rPr>
         <w:t xml:space="preserve">PRIMERO: admitir a trámite la denuncia del 2 de agosto de 2025, subsanada mediante escrito del 17 de setiembre de 2025, interpuesta por la señora [DENUNCIANTE] contra Mapfre Perú Compañía de Seguros y Reaseguros S.A., por lo siguiente:</w:t>
       </w:r>
@@ -2921,7 +2869,7 @@
           <w:kern w:val="0"/>
           <w:shd w:val="clear" w:color="auto" w:fill="FFFFFF"/>
           <w:lang w:eastAsia="es-PE"/>
-          <ns2:ligatures ns2:val="none"/>
+          <w14:ligatures w14:val="none"/>
         </w:rPr>
         <w:t xml:space="preserve"/>
       </w:r>
@@ -2932,7 +2880,7 @@
           <w:kern w:val="0"/>
           <w:shd w:val="clear" w:color="auto" w:fill="FFFFFF"/>
           <w:lang w:eastAsia="es-PE"/>
-          <ns2:ligatures ns2:val="none"/>
+          <w14:ligatures w14:val="none"/>
         </w:rPr>
         <w:t xml:space="preserve"/>
       </w:r>
@@ -2943,7 +2891,7 @@
           <w:kern w:val="0"/>
           <w:shd w:val="clear" w:color="auto" w:fill="FFFFFF"/>
           <w:lang w:eastAsia="es-PE"/>
-          <ns2:ligatures ns2:val="none"/>
+          <w14:ligatures w14:val="none"/>
         </w:rPr>
         <w:t xml:space="preserve"/>
       </w:r>
@@ -2953,7 +2901,7 @@
           <w:bCs/>
           <w:spacing w:val="-3"/>
           <w:kern w:val="0"/>
-          <ns2:ligatures ns2:val="none"/>
+          <w14:ligatures w14:val="none"/>
         </w:rPr>
         <w:t xml:space="preserve"/>
       </w:r>
@@ -2964,7 +2912,7 @@
           <w:kern w:val="0"/>
           <w:shd w:val="clear" w:color="auto" w:fill="FFFFFF"/>
           <w:lang w:eastAsia="es-PE"/>
-          <ns2:ligatures ns2:val="none"/>
+          <w14:ligatures w14:val="none"/>
         </w:rPr>
         <w:t xml:space="preserve"/>
       </w:r>
@@ -2976,7 +2924,7 @@
           <w:kern w:val="0"/>
           <w:shd w:val="clear" w:color="auto" w:fill="FFFFFF"/>
           <w:lang w:eastAsia="es-PE"/>
-          <ns2:ligatures ns2:val="none"/>
+          <w14:ligatures w14:val="none"/>
         </w:rPr>
         <w:t/>
       </w:r>
@@ -2988,7 +2936,7 @@
           <w:kern w:val="0"/>
           <w:shd w:val="clear" w:color="auto" w:fill="FFFFFF"/>
           <w:lang w:eastAsia="es-PE"/>
-          <ns2:ligatures ns2:val="none"/>
+          <w14:ligatures w14:val="none"/>
         </w:rPr>
         <w:t xml:space="preserve"/>
       </w:r>
@@ -2999,7 +2947,7 @@
           <w:kern w:val="0"/>
           <w:shd w:val="clear" w:color="auto" w:fill="FFFFFF"/>
           <w:lang w:eastAsia="es-PE"/>
-          <ns2:ligatures ns2:val="none"/>
+          <w14:ligatures w14:val="none"/>
         </w:rPr>
         <w:t xml:space="preserve"/>
       </w:r>
@@ -3010,7 +2958,7 @@
           <w:kern w:val="0"/>
           <w:shd w:val="clear" w:color="auto" w:fill="FFFFFF"/>
           <w:lang w:eastAsia="es-PE"/>
-          <ns2:ligatures ns2:val="none"/>
+          <w14:ligatures w14:val="none"/>
         </w:rPr>
         <w:t/>
       </w:r>
@@ -3021,7 +2969,7 @@
           <w:kern w:val="0"/>
           <w:shd w:val="clear" w:color="auto" w:fill="FFFFFF"/>
           <w:lang w:eastAsia="es-PE"/>
-          <ns2:ligatures ns2:val="none"/>
+          <w14:ligatures w14:val="none"/>
         </w:rPr>
         <w:t xml:space="preserve"/>
       </w:r>
@@ -3032,12 +2980,12 @@
           <w:kern w:val="0"/>
           <w:shd w:val="clear" w:color="auto" w:fill="FFFFFF"/>
           <w:lang w:eastAsia="es-PE"/>
-          <ns2:ligatures ns2:val="none"/>
+          <w14:ligatures w14:val="none"/>
         </w:rPr>
         <w:t/>
       </w:r>
     </w:p>
-    <w:p ns2:paraId="39215327" ns2:textId="77777777">
+    <w:p>
       <w:pPr>
         <w:spacing w:after="0" w:line="240" w:lineRule="auto"/>
         <w:jc w:val="both"/>
@@ -3045,11 +2993,11 @@
           <w:rFonts w:ascii="Arial Narrow" w:eastAsia="Calibri" w:hAnsi="Arial Narrow" w:cs="Arial Narrow"/>
           <w:kern w:val="0"/>
           <w:lang w:eastAsia="es-PE"/>
-          <ns2:ligatures ns2:val="none"/>
-        </w:rPr>
-      </w:pPr>
-    </w:p>
-    <w:p ns2:paraId="272DF61E" ns2:textId="40BC34A1">
+          <w14:ligatures w14:val="none"/>
+        </w:rPr>
+      </w:pPr>
+    </w:p>
+    <w:p>
       <w:pPr>
         <w:pStyle w:val="Prrafodelista"/>
         <w:numPr>
@@ -3067,14 +3015,14 @@
           <w:rFonts w:ascii="Arial Narrow" w:eastAsia="Calibri" w:hAnsi="Arial Narrow" w:cs="Arial Narrow"/>
           <w:kern w:val="0"/>
           <w:lang w:eastAsia="es-PE"/>
-          <ns2:ligatures ns2:val="none"/>
-        </w:rPr>
-      </w:pPr>
-      <w:r>
-        <w:rPr>
-          <w:rFonts w:ascii="Arial Narrow" w:eastAsia="Arial Narrow" w:hAnsi="Arial Narrow" w:cs="Arial Narrow"/>
-          <w:kern w:val="0"/>
-          <ns2:ligatures ns2:val="none"/>
+          <w14:ligatures w14:val="none"/>
+        </w:rPr>
+      </w:pPr>
+      <w:r>
+        <w:rPr>
+          <w:rFonts w:ascii="Arial Narrow" w:eastAsia="Arial Narrow" w:hAnsi="Arial Narrow" w:cs="Arial Narrow"/>
+          <w:kern w:val="0"/>
+          <w14:ligatures w14:val="none"/>
         </w:rPr>
         <w:t xml:space="preserve">Presunta infracción al literal c) del artículo 56 de la Ley 29571, Código de Protección y Defensa del Consumidor, en tanto </w:t>
       </w:r>
@@ -3082,7 +3030,7 @@
         <w:rPr>
           <w:rFonts w:ascii="Arial Narrow" w:eastAsia="Arial Narrow" w:hAnsi="Arial Narrow" w:cs="Arial Narrow"/>
           <w:kern w:val="0"/>
-          <ns2:ligatures ns2:val="none"/>
+          <w14:ligatures w14:val="none"/>
         </w:rPr>
         <w:t>la compañía aseguradora habría modificado unilateralmente</w:t>
       </w:r>
@@ -3090,7 +3038,7 @@
         <w:rPr>
           <w:rFonts w:ascii="Arial Narrow" w:eastAsia="Arial Narrow" w:hAnsi="Arial Narrow" w:cs="Arial Narrow"/>
           <w:kern w:val="0"/>
-          <ns2:ligatures ns2:val="none"/>
+          <w14:ligatures w14:val="none"/>
         </w:rPr>
         <w:t xml:space="preserve"> </w:t>
       </w:r>
@@ -3098,7 +3046,7 @@
         <w:rPr>
           <w:rFonts w:ascii="Arial Narrow" w:eastAsia="Arial Narrow" w:hAnsi="Arial Narrow" w:cs="Arial Narrow"/>
           <w:kern w:val="0"/>
-          <ns2:ligatures ns2:val="none"/>
+          <w14:ligatures w14:val="none"/>
         </w:rPr>
         <w:t>las condiciones de</w:t>
       </w:r>
@@ -3106,7 +3054,7 @@
         <w:rPr>
           <w:rFonts w:ascii="Arial Narrow" w:eastAsia="Arial Narrow" w:hAnsi="Arial Narrow" w:cs="Arial Narrow"/>
           <w:kern w:val="0"/>
-          <ns2:ligatures ns2:val="none"/>
+          <w14:ligatures w14:val="none"/>
         </w:rPr>
         <w:t xml:space="preserve"> la</w:t>
       </w:r>
@@ -3114,7 +3062,7 @@
         <w:rPr>
           <w:rFonts w:ascii="Arial Narrow" w:eastAsia="Arial Narrow" w:hAnsi="Arial Narrow" w:cs="Arial Narrow"/>
           <w:kern w:val="0"/>
-          <ns2:ligatures ns2:val="none"/>
+          <w14:ligatures w14:val="none"/>
         </w:rPr>
         <w:t xml:space="preserve"> Póliza </w:t>
       </w:r>
@@ -3123,7 +3071,7 @@
         <w:rPr>
           <w:rFonts w:ascii="Arial Narrow" w:eastAsia="Arial Narrow" w:hAnsi="Arial Narrow" w:cs="Arial Narrow"/>
           <w:kern w:val="0"/>
-          <ns2:ligatures ns2:val="none"/>
+          <w14:ligatures w14:val="none"/>
         </w:rPr>
         <w:t/>
       </w:r>
@@ -3132,7 +3080,7 @@
         <w:rPr>
           <w:rFonts w:ascii="Arial Narrow" w:eastAsia="Arial Narrow" w:hAnsi="Arial Narrow" w:cs="Arial Narrow"/>
           <w:kern w:val="0"/>
-          <ns2:ligatures ns2:val="none"/>
+          <w14:ligatures w14:val="none"/>
         </w:rPr>
         <w:t xml:space="preserve"> 97 00182780 101 al sustituir </w:t>
       </w:r>
@@ -3140,7 +3088,7 @@
         <w:rPr>
           <w:rFonts w:ascii="Arial Narrow" w:eastAsia="Arial Narrow" w:hAnsi="Arial Narrow" w:cs="Arial Narrow"/>
           <w:kern w:val="0"/>
-          <ns2:ligatures ns2:val="none"/>
+          <w14:ligatures w14:val="none"/>
         </w:rPr>
         <w:t xml:space="preserve">el servicio de </w:t>
       </w:r>
@@ -3148,7 +3096,7 @@
         <w:rPr>
           <w:rFonts w:ascii="Arial Narrow" w:eastAsia="Arial Narrow" w:hAnsi="Arial Narrow" w:cs="Arial Narrow"/>
           <w:kern w:val="0"/>
-          <ns2:ligatures ns2:val="none"/>
+          <w14:ligatures w14:val="none"/>
         </w:rPr>
         <w:t xml:space="preserve">tumba familiar por tumbas individuales compartidas, sin </w:t>
       </w:r>
@@ -3156,7 +3104,7 @@
         <w:rPr>
           <w:rFonts w:ascii="Arial Narrow" w:eastAsia="Arial Narrow" w:hAnsi="Arial Narrow" w:cs="Arial Narrow"/>
           <w:kern w:val="0"/>
-          <ns2:ligatures ns2:val="none"/>
+          <w14:ligatures w14:val="none"/>
         </w:rPr>
         <w:t xml:space="preserve">el consentimiento y previa información a </w:t>
       </w:r>
@@ -3164,7 +3112,7 @@
         <w:rPr>
           <w:rFonts w:ascii="Arial Narrow" w:eastAsia="Arial Narrow" w:hAnsi="Arial Narrow" w:cs="Arial Narrow"/>
           <w:kern w:val="0"/>
-          <ns2:ligatures ns2:val="none"/>
+          <w14:ligatures w14:val="none"/>
         </w:rPr>
         <w:t>la denunciante</w:t>
       </w:r>
@@ -3172,23 +3120,23 @@
         <w:rPr>
           <w:rFonts w:ascii="Arial Narrow" w:eastAsia="Arial Narrow" w:hAnsi="Arial Narrow" w:cs="Arial Narrow"/>
           <w:kern w:val="0"/>
-          <ns2:ligatures ns2:val="none"/>
+          <w14:ligatures w14:val="none"/>
         </w:rPr>
         <w:t xml:space="preserve">. </w:t>
       </w:r>
     </w:p>
-    <w:p ns2:paraId="0B0291C5" ns2:textId="77777777">
+    <w:p>
       <w:pPr>
         <w:pStyle w:val="Prrafodelista"/>
         <w:spacing w:line="240" w:lineRule="auto"/>
         <w:rPr>
           <w:rFonts w:ascii="Arial Narrow" w:eastAsia="Arial Narrow" w:hAnsi="Arial Narrow" w:cs="Arial Narrow"/>
           <w:kern w:val="0"/>
-          <ns2:ligatures ns2:val="none"/>
-        </w:rPr>
-      </w:pPr>
-    </w:p>
-    <w:p ns2:paraId="3DEB81E8" ns2:textId="0F3BCF58">
+          <w14:ligatures w14:val="none"/>
+        </w:rPr>
+      </w:pPr>
+    </w:p>
+    <w:p>
       <w:pPr>
         <w:pStyle w:val="Prrafodelista"/>
         <w:numPr>
@@ -3205,7 +3153,7 @@
         <w:rPr>
           <w:rFonts w:ascii="Arial Narrow" w:eastAsia="Arial Narrow" w:hAnsi="Arial Narrow" w:cs="Arial Narrow"/>
           <w:kern w:val="0"/>
-          <ns2:ligatures ns2:val="none"/>
+          <w14:ligatures w14:val="none"/>
         </w:rPr>
       </w:pPr>
       <w:bookmarkStart w:id="8" w:name="_Hlk213688106"/>
@@ -3220,7 +3168,7 @@
         <w:rPr>
           <w:rFonts w:ascii="Arial Narrow" w:eastAsia="Arial Narrow" w:hAnsi="Arial Narrow" w:cs="Arial Narrow"/>
           <w:kern w:val="0"/>
-          <ns2:ligatures ns2:val="none"/>
+          <w14:ligatures w14:val="none"/>
         </w:rPr>
         <w:t/>
       </w:r>
@@ -3234,7 +3182,7 @@
         <w:rPr>
           <w:rFonts w:ascii="Arial Narrow" w:eastAsia="Arial Narrow" w:hAnsi="Arial Narrow" w:cs="Arial Narrow"/>
           <w:kern w:val="0"/>
-          <ns2:ligatures ns2:val="none"/>
+          <w14:ligatures w14:val="none"/>
         </w:rPr>
         <w:t/>
       </w:r>
@@ -3262,7 +3210,7 @@
         <w:rPr>
           <w:rFonts w:ascii="Arial Narrow" w:eastAsia="Arial Narrow" w:hAnsi="Arial Narrow" w:cs="Arial Narrow"/>
           <w:kern w:val="0"/>
-          <ns2:ligatures ns2:val="none"/>
+          <w14:ligatures w14:val="none"/>
         </w:rPr>
         <w:t xml:space="preserve">en tanto </w:t>
       </w:r>
@@ -3270,7 +3218,7 @@
         <w:rPr>
           <w:rFonts w:ascii="Arial Narrow" w:eastAsia="Arial Narrow" w:hAnsi="Arial Narrow" w:cs="Arial Narrow"/>
           <w:kern w:val="0"/>
-          <ns2:ligatures ns2:val="none"/>
+          <w14:ligatures w14:val="none"/>
         </w:rPr>
         <w:t>la compañía aseguradora no</w:t>
       </w:r>
@@ -3278,7 +3226,7 @@
         <w:rPr>
           <w:rFonts w:ascii="Arial Narrow" w:eastAsia="Arial Narrow" w:hAnsi="Arial Narrow" w:cs="Arial Narrow"/>
           <w:kern w:val="0"/>
-          <ns2:ligatures ns2:val="none"/>
+          <w14:ligatures w14:val="none"/>
         </w:rPr>
         <w:t xml:space="preserve"> habría brindado una respuesta al reclamo presentado por el denunciante el </w:t>
       </w:r>
@@ -3287,7 +3235,7 @@
         <w:rPr>
           <w:rFonts w:ascii="Arial Narrow" w:eastAsia="Arial Narrow" w:hAnsi="Arial Narrow" w:cs="Arial Narrow"/>
           <w:kern w:val="0"/>
-          <ns2:ligatures ns2:val="none"/>
+          <w14:ligatures w14:val="none"/>
         </w:rPr>
         <w:t>31 de octubre de 2024</w:t>
       </w:r>
@@ -3295,7 +3243,7 @@
         <w:rPr>
           <w:rFonts w:ascii="Arial Narrow" w:eastAsia="Arial Narrow" w:hAnsi="Arial Narrow" w:cs="Arial Narrow"/>
           <w:kern w:val="0"/>
-          <ns2:ligatures ns2:val="none"/>
+          <w14:ligatures w14:val="none"/>
         </w:rPr>
         <w:t xml:space="preserve">. </w:t>
       </w:r>
@@ -3303,22 +3251,22 @@
         <w:rPr>
           <w:rFonts w:ascii="Arial Narrow" w:eastAsia="Arial Narrow" w:hAnsi="Arial Narrow" w:cs="Arial Narrow"/>
           <w:kern w:val="0"/>
-          <ns2:ligatures ns2:val="none"/>
+          <w14:ligatures w14:val="none"/>
         </w:rPr>
         <w:t xml:space="preserve"> </w:t>
       </w:r>
     </w:p>
-    <w:p ns2:paraId="15335EB3" ns2:textId="77777777">
+    <w:p>
       <w:pPr>
         <w:pStyle w:val="Prrafodelista"/>
         <w:rPr>
           <w:rFonts w:ascii="Arial Narrow" w:eastAsia="Arial Narrow" w:hAnsi="Arial Narrow" w:cs="Arial Narrow"/>
           <w:kern w:val="0"/>
-          <ns2:ligatures ns2:val="none"/>
-        </w:rPr>
-      </w:pPr>
-    </w:p>
-    <w:p ns2:paraId="7C9EE9C9" ns2:textId="6282BA73">
+          <w14:ligatures w14:val="none"/>
+        </w:rPr>
+      </w:pPr>
+    </w:p>
+    <w:p>
       <w:pPr>
         <w:pStyle w:val="Prrafodelista"/>
         <w:numPr>
@@ -3335,14 +3283,14 @@
         <w:rPr>
           <w:rFonts w:ascii="Arial Narrow" w:eastAsia="Arial Narrow" w:hAnsi="Arial Narrow" w:cs="Arial Narrow"/>
           <w:kern w:val="0"/>
-          <ns2:ligatures ns2:val="none"/>
-        </w:rPr>
-      </w:pPr>
-      <w:r>
-        <w:rPr>
-          <w:rFonts w:ascii="Arial Narrow" w:eastAsia="Arial Narrow" w:hAnsi="Arial Narrow" w:cs="Arial Narrow"/>
-          <w:kern w:val="0"/>
-          <ns2:ligatures ns2:val="none"/>
+          <w14:ligatures w14:val="none"/>
+        </w:rPr>
+      </w:pPr>
+      <w:r>
+        <w:rPr>
+          <w:rFonts w:ascii="Arial Narrow" w:eastAsia="Arial Narrow" w:hAnsi="Arial Narrow" w:cs="Arial Narrow"/>
+          <w:kern w:val="0"/>
+          <w14:ligatures w14:val="none"/>
         </w:rPr>
         <w:t>Presunta infracción a</w:t>
       </w:r>
@@ -3350,7 +3298,7 @@
         <w:rPr>
           <w:rFonts w:ascii="Arial Narrow" w:eastAsia="Arial Narrow" w:hAnsi="Arial Narrow" w:cs="Arial Narrow"/>
           <w:kern w:val="0"/>
-          <ns2:ligatures ns2:val="none"/>
+          <w14:ligatures w14:val="none"/>
         </w:rPr>
         <w:t xml:space="preserve">l </w:t>
       </w:r>
@@ -3358,7 +3306,7 @@
         <w:rPr>
           <w:rFonts w:ascii="Arial Narrow" w:eastAsia="Arial Narrow" w:hAnsi="Arial Narrow" w:cs="Arial Narrow"/>
           <w:kern w:val="0"/>
-          <ns2:ligatures ns2:val="none"/>
+          <w14:ligatures w14:val="none"/>
         </w:rPr>
         <w:t xml:space="preserve">artículo 61 y </w:t>
       </w:r>
@@ -3366,7 +3314,7 @@
         <w:rPr>
           <w:rFonts w:ascii="Arial Narrow" w:eastAsia="Arial Narrow" w:hAnsi="Arial Narrow" w:cs="Arial Narrow"/>
           <w:kern w:val="0"/>
-          <ns2:ligatures ns2:val="none"/>
+          <w14:ligatures w14:val="none"/>
         </w:rPr>
         <w:t xml:space="preserve">el literal f) del artículo </w:t>
       </w:r>
@@ -3374,7 +3322,7 @@
         <w:rPr>
           <w:rFonts w:ascii="Arial Narrow" w:eastAsia="Arial Narrow" w:hAnsi="Arial Narrow" w:cs="Arial Narrow"/>
           <w:kern w:val="0"/>
-          <ns2:ligatures ns2:val="none"/>
+          <w14:ligatures w14:val="none"/>
         </w:rPr>
         <w:t xml:space="preserve">62 de la Ley 29571, Código de Protección y Defensa del Consumidor, en tanto </w:t>
       </w:r>
@@ -3382,7 +3330,7 @@
         <w:rPr>
           <w:rFonts w:ascii="Arial Narrow" w:eastAsia="Arial Narrow" w:hAnsi="Arial Narrow" w:cs="Arial Narrow"/>
           <w:kern w:val="0"/>
-          <ns2:ligatures ns2:val="none"/>
+          <w14:ligatures w14:val="none"/>
         </w:rPr>
         <w:t xml:space="preserve">la compañía aseguradora </w:t>
       </w:r>
@@ -3390,7 +3338,7 @@
         <w:rPr>
           <w:rFonts w:ascii="Arial Narrow" w:eastAsia="Arial Narrow" w:hAnsi="Arial Narrow" w:cs="Arial Narrow"/>
           <w:kern w:val="0"/>
-          <ns2:ligatures ns2:val="none"/>
+          <w14:ligatures w14:val="none"/>
         </w:rPr>
         <w:t xml:space="preserve">habría </w:t>
       </w:r>
@@ -3398,7 +3346,7 @@
         <w:rPr>
           <w:rFonts w:ascii="Arial Narrow" w:eastAsia="Arial Narrow" w:hAnsi="Arial Narrow" w:cs="Arial Narrow"/>
           <w:kern w:val="0"/>
-          <ns2:ligatures ns2:val="none"/>
+          <w14:ligatures w14:val="none"/>
         </w:rPr>
         <w:t>enviado un</w:t>
       </w:r>
@@ -3406,7 +3354,7 @@
         <w:rPr>
           <w:rFonts w:ascii="Arial Narrow" w:eastAsia="Arial Narrow" w:hAnsi="Arial Narrow" w:cs="Arial Narrow"/>
           <w:kern w:val="0"/>
-          <ns2:ligatures ns2:val="none"/>
+          <w14:ligatures w14:val="none"/>
         </w:rPr>
         <w:t xml:space="preserve"> personal de cobranzas al domicilio de los padres de la </w:t>
       </w:r>
@@ -3414,7 +3362,7 @@
         <w:rPr>
           <w:rFonts w:ascii="Arial Narrow" w:eastAsia="Arial Narrow" w:hAnsi="Arial Narrow" w:cs="Arial Narrow"/>
           <w:kern w:val="0"/>
-          <ns2:ligatures ns2:val="none"/>
+          <w14:ligatures w14:val="none"/>
         </w:rPr>
         <w:t>denunciante</w:t>
       </w:r>
@@ -3422,7 +3370,7 @@
         <w:rPr>
           <w:rFonts w:ascii="Arial Narrow" w:eastAsia="Arial Narrow" w:hAnsi="Arial Narrow" w:cs="Arial Narrow"/>
           <w:kern w:val="0"/>
-          <ns2:ligatures ns2:val="none"/>
+          <w14:ligatures w14:val="none"/>
         </w:rPr>
         <w:t xml:space="preserve"> sin la debida justificación</w:t>
       </w:r>
@@ -3430,7 +3378,7 @@
         <w:rPr>
           <w:rFonts w:ascii="Arial Narrow" w:eastAsia="Arial Narrow" w:hAnsi="Arial Narrow" w:cs="Arial Narrow"/>
           <w:kern w:val="0"/>
-          <ns2:ligatures ns2:val="none"/>
+          <w14:ligatures w14:val="none"/>
         </w:rPr>
         <w:t>.</w:t>
       </w:r>
@@ -3438,23 +3386,23 @@
         <w:rPr>
           <w:rFonts w:ascii="Arial Narrow" w:eastAsia="Arial Narrow" w:hAnsi="Arial Narrow" w:cs="Arial Narrow"/>
           <w:kern w:val="0"/>
-          <ns2:ligatures ns2:val="none"/>
+          <w14:ligatures w14:val="none"/>
         </w:rPr>
         <w:t xml:space="preserve"> </w:t>
       </w:r>
     </w:p>
-    <w:p ns2:paraId="042B3F54" ns2:textId="777BBF33">
-      <w:pPr>
-        <w:spacing w:after="0" w:line="240" w:lineRule="auto"/>
-        <w:jc w:val="both"/>
-        <w:rPr>
-          <w:rFonts w:ascii="Arial Narrow" w:eastAsia="Arial Narrow" w:hAnsi="Arial Narrow" w:cs="Arial Narrow"/>
-          <w:kern w:val="0"/>
-          <ns2:ligatures ns2:val="none"/>
-        </w:rPr>
-      </w:pPr>
-    </w:p>
-    <w:p ns2:paraId="0A292C9F" ns2:textId="5E697CCD">
+    <w:p>
+      <w:pPr>
+        <w:spacing w:after="0" w:line="240" w:lineRule="auto"/>
+        <w:jc w:val="both"/>
+        <w:rPr>
+          <w:rFonts w:ascii="Arial Narrow" w:eastAsia="Arial Narrow" w:hAnsi="Arial Narrow" w:cs="Arial Narrow"/>
+          <w:kern w:val="0"/>
+          <w14:ligatures w14:val="none"/>
+        </w:rPr>
+      </w:pPr>
+    </w:p>
+    <w:p>
       <w:pPr>
         <w:spacing w:line="240" w:lineRule="auto"/>
         <w:contextualSpacing/>
@@ -3462,17 +3410,17 @@
         <w:rPr>
           <w:rFonts w:ascii="Arial Narrow" w:eastAsia="Calibri" w:hAnsi="Arial Narrow" w:cs="Arial"/>
           <w:kern w:val="0"/>
-          <ns2:ligatures ns2:val="none"/>
-        </w:rPr>
-      </w:pPr>
-      <w:r>
-        <w:rPr>
-          <w:rFonts w:ascii="Arial Narrow" w:eastAsia="Arial Narrow" w:hAnsi="Arial Narrow" w:cs="Arial Narrow"/>
-          <w:b/>
-          <w:color w:val="000000"/>
-          <w:kern w:val="0"/>
-          <w:lang w:eastAsia="es-PE"/>
-          <ns2:ligatures ns2:val="none"/>
+          <w14:ligatures w14:val="none"/>
+        </w:rPr>
+      </w:pPr>
+      <w:r>
+        <w:rPr>
+          <w:rFonts w:ascii="Arial Narrow" w:eastAsia="Arial Narrow" w:hAnsi="Arial Narrow" w:cs="Arial Narrow"/>
+          <w:b/>
+          <w:color w:val="000000"/>
+          <w:kern w:val="0"/>
+          <w:lang w:eastAsia="es-PE"/>
+          <w14:ligatures w14:val="none"/>
         </w:rPr>
         <w:t>SEGUNDO:</w:t>
       </w:r>
@@ -3482,7 +3430,7 @@
           <w:color w:val="000000"/>
           <w:kern w:val="0"/>
           <w:lang w:eastAsia="es-PE"/>
-          <ns2:ligatures ns2:val="none"/>
+          <w14:ligatures w14:val="none"/>
         </w:rPr>
         <w:t xml:space="preserve"> tener por ofrecidos los medios probatorios presentados en el escrito de denuncia </w:t>
       </w:r>
@@ -3492,7 +3440,7 @@
           <w:color w:val="000000"/>
           <w:kern w:val="0"/>
           <w:lang w:val="es-ES" w:eastAsia="es-ES"/>
-          <ns2:ligatures ns2:val="none"/>
+          <w14:ligatures w14:val="none"/>
         </w:rPr>
         <w:t xml:space="preserve">del </w:t>
       </w:r>
@@ -3502,7 +3450,7 @@
           <w:color w:val="000000"/>
           <w:kern w:val="0"/>
           <w:lang w:val="es-ES" w:eastAsia="es-ES"/>
-          <ns2:ligatures ns2:val="none"/>
+          <w14:ligatures w14:val="none"/>
         </w:rPr>
         <w:t>2 de agosto de 2025, subsanada mediante escrito del 17 de setiembre de 2025</w:t>
       </w:r>
@@ -3510,12 +3458,12 @@
         <w:rPr>
           <w:rFonts w:ascii="Arial Narrow" w:eastAsia="Calibri" w:hAnsi="Arial Narrow" w:cs="Arial"/>
           <w:kern w:val="0"/>
-          <ns2:ligatures ns2:val="none"/>
+          <w14:ligatures w14:val="none"/>
         </w:rPr>
         <w:t>.</w:t>
       </w:r>
     </w:p>
-    <w:p ns2:paraId="68A17E97" ns2:textId="77777777">
+    <w:p>
       <w:pPr>
         <w:spacing w:line="240" w:lineRule="auto"/>
         <w:contextualSpacing/>
@@ -3525,30 +3473,30 @@
           <w:color w:val="000000"/>
           <w:kern w:val="0"/>
           <w:lang w:eastAsia="es-PE"/>
-          <ns2:ligatures ns2:val="none"/>
-        </w:rPr>
-      </w:pPr>
-    </w:p>
-    <w:p ns2:paraId="168254DA" ns2:textId="0086D5DD">
-      <w:pPr>
-        <w:spacing w:after="0" w:line="240" w:lineRule="auto"/>
-        <w:jc w:val="both"/>
-        <w:rPr>
-          <w:rFonts w:ascii="Arial Narrow" w:eastAsia="Arial Narrow" w:hAnsi="Arial Narrow" w:cs="Arial Narrow"/>
-          <w:color w:val="000000"/>
-          <w:kern w:val="0"/>
-          <w:lang w:eastAsia="es-PE"/>
-          <ns2:ligatures ns2:val="none"/>
-        </w:rPr>
-      </w:pPr>
-      <w:r>
-        <w:rPr>
-          <w:rFonts w:ascii="Arial Narrow" w:eastAsia="Arial Narrow" w:hAnsi="Arial Narrow" w:cs="Arial Narrow"/>
-          <w:b/>
-          <w:color w:val="000000"/>
-          <w:kern w:val="0"/>
-          <w:lang w:eastAsia="es-PE"/>
-          <ns2:ligatures ns2:val="none"/>
+          <w14:ligatures w14:val="none"/>
+        </w:rPr>
+      </w:pPr>
+    </w:p>
+    <w:p>
+      <w:pPr>
+        <w:spacing w:after="0" w:line="240" w:lineRule="auto"/>
+        <w:jc w:val="both"/>
+        <w:rPr>
+          <w:rFonts w:ascii="Arial Narrow" w:eastAsia="Arial Narrow" w:hAnsi="Arial Narrow" w:cs="Arial Narrow"/>
+          <w:color w:val="000000"/>
+          <w:kern w:val="0"/>
+          <w:lang w:eastAsia="es-PE"/>
+          <w14:ligatures w14:val="none"/>
+        </w:rPr>
+      </w:pPr>
+      <w:r>
+        <w:rPr>
+          <w:rFonts w:ascii="Arial Narrow" w:eastAsia="Arial Narrow" w:hAnsi="Arial Narrow" w:cs="Arial Narrow"/>
+          <w:b/>
+          <w:color w:val="000000"/>
+          <w:kern w:val="0"/>
+          <w:lang w:eastAsia="es-PE"/>
+          <w14:ligatures w14:val="none"/>
         </w:rPr>
         <w:t xml:space="preserve">TERCERO: </w:t>
       </w:r>
@@ -3558,7 +3506,7 @@
           <w:color w:val="000000"/>
           <w:kern w:val="0"/>
           <w:lang w:eastAsia="es-PE"/>
-          <ns2:ligatures ns2:val="none"/>
+          <w14:ligatures w14:val="none"/>
         </w:rPr>
         <w:t xml:space="preserve">requerir a </w:t>
       </w:r>
@@ -3568,7 +3516,7 @@
           <w:color w:val="000000"/>
           <w:kern w:val="0"/>
           <w:lang w:eastAsia="es-PE"/>
-          <ns2:ligatures ns2:val="none"/>
+          <w14:ligatures w14:val="none"/>
         </w:rPr>
         <w:t>Mapfre Perú Compañía de Seguros y Reaseguros S.A</w:t>
       </w:r>
@@ -3578,7 +3526,7 @@
           <w:color w:val="000000"/>
           <w:kern w:val="0"/>
           <w:lang w:eastAsia="es-PE"/>
-          <ns2:ligatures ns2:val="none"/>
+          <w14:ligatures w14:val="none"/>
         </w:rPr>
         <w:t>. que</w:t>
       </w:r>
@@ -3588,12 +3536,12 @@
           <w:color w:val="000000"/>
           <w:kern w:val="0"/>
           <w:lang w:eastAsia="es-PE"/>
-          <ns2:ligatures ns2:val="none"/>
+          <w14:ligatures w14:val="none"/>
         </w:rPr>
         <w:t xml:space="preserve"> cumpla con lo siguiente:</w:t>
       </w:r>
     </w:p>
-    <w:p ns2:paraId="20FDFB8D" ns2:textId="77777777">
+    <w:p>
       <w:pPr>
         <w:spacing w:after="0" w:line="240" w:lineRule="auto"/>
         <w:jc w:val="both"/>
@@ -3602,11 +3550,11 @@
           <w:color w:val="000000"/>
           <w:kern w:val="0"/>
           <w:lang w:eastAsia="es-PE"/>
-          <ns2:ligatures ns2:val="none"/>
-        </w:rPr>
-      </w:pPr>
-    </w:p>
-    <w:p ns2:paraId="4AA80738" ns2:textId="77777777">
+          <w14:ligatures w14:val="none"/>
+        </w:rPr>
+      </w:pPr>
+    </w:p>
+    <w:p>
       <w:pPr>
         <w:numPr>
           <w:ilvl w:val="0"/>
@@ -3620,21 +3568,21 @@
           <w:color w:val="000000"/>
           <w:kern w:val="0"/>
           <w:lang w:eastAsia="es-PE"/>
-          <ns2:ligatures ns2:val="none"/>
-        </w:rPr>
-      </w:pPr>
-      <w:r>
-        <w:rPr>
-          <w:rFonts w:ascii="Arial Narrow" w:eastAsia="Arial Narrow" w:hAnsi="Arial Narrow" w:cs="Arial Narrow"/>
-          <w:color w:val="000000"/>
-          <w:kern w:val="0"/>
-          <w:lang w:eastAsia="es-PE"/>
-          <ns2:ligatures ns2:val="none"/>
+          <w14:ligatures w14:val="none"/>
+        </w:rPr>
+      </w:pPr>
+      <w:r>
+        <w:rPr>
+          <w:rFonts w:ascii="Arial Narrow" w:eastAsia="Arial Narrow" w:hAnsi="Arial Narrow" w:cs="Arial Narrow"/>
+          <w:color w:val="000000"/>
+          <w:kern w:val="0"/>
+          <w:lang w:eastAsia="es-PE"/>
+          <w14:ligatures w14:val="none"/>
         </w:rPr>
         <w:t>presentar documentos que acrediten su inscripción en los Registros Públicos o una declaración jurada que indique que cuenta con dicha inscripción;</w:t>
       </w:r>
     </w:p>
-    <w:p ns2:paraId="2B29D59F" ns2:textId="77777777">
+    <w:p>
       <w:pPr>
         <w:numPr>
           <w:ilvl w:val="0"/>
@@ -3648,21 +3596,21 @@
           <w:color w:val="000000"/>
           <w:kern w:val="0"/>
           <w:lang w:eastAsia="es-PE"/>
-          <ns2:ligatures ns2:val="none"/>
-        </w:rPr>
-      </w:pPr>
-      <w:r>
-        <w:rPr>
-          <w:rFonts w:ascii="Arial Narrow" w:eastAsia="Arial Narrow" w:hAnsi="Arial Narrow" w:cs="Arial Narrow"/>
-          <w:color w:val="000000"/>
-          <w:kern w:val="0"/>
-          <w:lang w:eastAsia="es-PE"/>
-          <ns2:ligatures ns2:val="none"/>
+          <w14:ligatures w14:val="none"/>
+        </w:rPr>
+      </w:pPr>
+      <w:r>
+        <w:rPr>
+          <w:rFonts w:ascii="Arial Narrow" w:eastAsia="Arial Narrow" w:hAnsi="Arial Narrow" w:cs="Arial Narrow"/>
+          <w:color w:val="000000"/>
+          <w:kern w:val="0"/>
+          <w:lang w:eastAsia="es-PE"/>
+          <w14:ligatures w14:val="none"/>
         </w:rPr>
         <w:t>presentar copia simple de las facultades de representación de su representante legal en el presente procedimiento o la declaración jurada que indique que cuenta con dichas facultades y que estas se encuentran vigentes;</w:t>
       </w:r>
     </w:p>
-    <w:p ns2:paraId="7EF50C46" ns2:textId="77777777">
+    <w:p>
       <w:pPr>
         <w:numPr>
           <w:ilvl w:val="0"/>
@@ -3676,21 +3624,21 @@
           <w:color w:val="000000"/>
           <w:kern w:val="0"/>
           <w:lang w:eastAsia="es-PE"/>
-          <ns2:ligatures ns2:val="none"/>
-        </w:rPr>
-      </w:pPr>
-      <w:r>
-        <w:rPr>
-          <w:rFonts w:ascii="Arial Narrow" w:eastAsia="Arial Narrow" w:hAnsi="Arial Narrow" w:cs="Arial Narrow"/>
-          <w:color w:val="000000"/>
-          <w:kern w:val="0"/>
-          <w:lang w:eastAsia="es-PE"/>
-          <ns2:ligatures ns2:val="none"/>
+          <w14:ligatures w14:val="none"/>
+        </w:rPr>
+      </w:pPr>
+      <w:r>
+        <w:rPr>
+          <w:rFonts w:ascii="Arial Narrow" w:eastAsia="Arial Narrow" w:hAnsi="Arial Narrow" w:cs="Arial Narrow"/>
+          <w:color w:val="000000"/>
+          <w:kern w:val="0"/>
+          <w:lang w:eastAsia="es-PE"/>
+          <w14:ligatures w14:val="none"/>
         </w:rPr>
         <w:t>consignar el Número de Registro Único de Contribuyentes (RUC); y,</w:t>
       </w:r>
     </w:p>
-    <w:p ns2:paraId="19E4DFA1" ns2:textId="77777777">
+    <w:p>
       <w:pPr>
         <w:numPr>
           <w:ilvl w:val="0"/>
@@ -3702,16 +3650,16 @@
         <w:rPr>
           <w:rFonts w:ascii="Arial Narrow" w:eastAsia="Calibri" w:hAnsi="Arial Narrow" w:cs="Arial"/>
           <w:kern w:val="0"/>
-          <ns2:ligatures ns2:val="none"/>
-        </w:rPr>
-      </w:pPr>
-      <w:r>
-        <w:rPr>
-          <w:rFonts w:ascii="Arial Narrow" w:eastAsia="Arial Narrow" w:hAnsi="Arial Narrow" w:cs="Arial Narrow"/>
-          <w:color w:val="000000"/>
-          <w:kern w:val="0"/>
-          <w:lang w:eastAsia="es-PE"/>
-          <ns2:ligatures ns2:val="none"/>
+          <w14:ligatures w14:val="none"/>
+        </w:rPr>
+      </w:pPr>
+      <w:r>
+        <w:rPr>
+          <w:rFonts w:ascii="Arial Narrow" w:eastAsia="Arial Narrow" w:hAnsi="Arial Narrow" w:cs="Arial Narrow"/>
+          <w:color w:val="000000"/>
+          <w:kern w:val="0"/>
+          <w:lang w:eastAsia="es-PE"/>
+          <w14:ligatures w14:val="none"/>
         </w:rPr>
         <w:t>fijar domicilio procesal para el procedimiento, de conformidad con el numeral 1 del artículo 442</w:t>
       </w:r>
@@ -3721,7 +3669,7 @@
           <w:color w:val="000000"/>
           <w:kern w:val="0"/>
           <w:lang w:eastAsia="es-PE"/>
-          <ns2:ligatures ns2:val="none"/>
+          <w14:ligatures w14:val="none"/>
         </w:rPr>
         <w:t/>
       </w:r>
@@ -3731,7 +3679,7 @@
           <w:color w:val="000000"/>
           <w:kern w:val="0"/>
           <w:lang w:eastAsia="es-PE"/>
-          <ns2:ligatures ns2:val="none"/>
+          <w14:ligatures w14:val="none"/>
         </w:rPr>
         <w:t xml:space="preserve"> del Código Procesal Civil. </w:t>
       </w:r>
@@ -3739,7 +3687,7 @@
         <w:rPr>
           <w:rFonts w:ascii="Arial Narrow" w:eastAsia="Calibri" w:hAnsi="Arial Narrow" w:cs="Arial"/>
           <w:kern w:val="0"/>
-          <ns2:ligatures ns2:val="none"/>
+          <w14:ligatures w14:val="none"/>
         </w:rPr>
         <w:t>Para ello podrá señalar domicilio físico o una dirección electrónica a la que pueda remitirse las notificaciones</w:t>
       </w:r>
@@ -3748,12 +3696,12 @@
           <w:rFonts w:ascii="Arial Narrow" w:eastAsia="Arial" w:hAnsi="Arial Narrow" w:cs="Arial"/>
           <w:kern w:val="0"/>
           <w:lang w:val="es"/>
-          <ns2:ligatures ns2:val="none"/>
+          <w14:ligatures w14:val="none"/>
         </w:rPr>
         <w:t>;</w:t>
       </w:r>
     </w:p>
-    <w:p ns2:paraId="7C63E340" ns2:textId="77777777">
+    <w:p>
       <w:pPr>
         <w:numPr>
           <w:ilvl w:val="0"/>
@@ -3765,14 +3713,14 @@
         <w:rPr>
           <w:rFonts w:ascii="Arial Narrow" w:eastAsia="Calibri" w:hAnsi="Arial Narrow" w:cs="Arial"/>
           <w:kern w:val="0"/>
-          <ns2:ligatures ns2:val="none"/>
+          <w14:ligatures w14:val="none"/>
         </w:rPr>
       </w:pPr>
       <w:r>
         <w:rPr>
           <w:rFonts w:ascii="Arial Narrow" w:eastAsia="Calibri" w:hAnsi="Arial Narrow" w:cs="Arial"/>
           <w:kern w:val="0"/>
-          <ns2:ligatures ns2:val="none"/>
+          <w14:ligatures w14:val="none"/>
         </w:rPr>
         <w:t>en caso califique como micro empresa o pequeña empresa, presentar los documentos que acrediten su volumen de ventas o ingresos brutos percibidos el año anterior relativo a todas sus actividades económicas y el número de trabajadores con el que cuenta</w:t>
       </w:r>
@@ -3782,7 +3730,7 @@
           <w:rFonts w:ascii="Arial Narrow" w:eastAsia="Calibri" w:hAnsi="Arial Narrow" w:cs="Arial"/>
           <w:kern w:val="0"/>
           <w:vertAlign w:val="superscript"/>
-          <ns2:ligatures ns2:val="none"/>
+          <w14:ligatures w14:val="none"/>
         </w:rPr>
         <w:footnoteReference w:id="8"/>
       </w:r>
@@ -3790,7 +3738,7 @@
         <w:rPr>
           <w:rFonts w:ascii="Arial Narrow" w:eastAsia="Calibri" w:hAnsi="Arial Narrow" w:cs="Arial"/>
           <w:kern w:val="0"/>
-          <ns2:ligatures ns2:val="none"/>
+          <w14:ligatures w14:val="none"/>
         </w:rPr>
         <w:t>. Ello, a fin de que la Comisión pueda meritar dicha documentación, conforme lo establece el artículo 110</w:t>
       </w:r>
@@ -3800,7 +3748,7 @@
           <w:color w:val="000000"/>
           <w:kern w:val="0"/>
           <w:lang w:eastAsia="es-PE"/>
-          <ns2:ligatures ns2:val="none"/>
+          <w14:ligatures w14:val="none"/>
         </w:rPr>
         <w:t/>
       </w:r>
@@ -3808,7 +3756,7 @@
         <w:rPr>
           <w:rFonts w:ascii="Arial Narrow" w:eastAsia="Calibri" w:hAnsi="Arial Narrow" w:cs="Arial"/>
           <w:kern w:val="0"/>
-          <ns2:ligatures ns2:val="none"/>
+          <w14:ligatures w14:val="none"/>
         </w:rPr>
         <w:t xml:space="preserve"> del </w:t>
       </w:r>
@@ -3817,7 +3765,7 @@
           <w:rFonts w:ascii="Arial Narrow" w:eastAsia="Calibri" w:hAnsi="Arial Narrow" w:cs="Arial"/>
           <w:spacing w:val="-2"/>
           <w:kern w:val="0"/>
-          <ns2:ligatures ns2:val="none"/>
+          <w14:ligatures w14:val="none"/>
         </w:rPr>
         <w:t>Código</w:t>
       </w:r>
@@ -3828,7 +3776,7 @@
           <w:spacing w:val="-2"/>
           <w:kern w:val="0"/>
           <w:vertAlign w:val="superscript"/>
-          <ns2:ligatures ns2:val="none"/>
+          <w14:ligatures w14:val="none"/>
         </w:rPr>
         <w:footnoteReference w:id="9"/>
       </w:r>
@@ -3837,12 +3785,12 @@
           <w:rFonts w:ascii="Arial Narrow" w:eastAsia="Calibri" w:hAnsi="Arial Narrow" w:cs="Arial"/>
           <w:spacing w:val="-2"/>
           <w:kern w:val="0"/>
-          <ns2:ligatures ns2:val="none"/>
+          <w14:ligatures w14:val="none"/>
         </w:rPr>
         <w:t>.</w:t>
       </w:r>
     </w:p>
-    <w:p ns2:paraId="1F11FE32" ns2:textId="77777777">
+    <w:p>
       <w:pPr>
         <w:spacing w:after="0" w:line="240" w:lineRule="auto"/>
         <w:ind w:left="567"/>
@@ -3852,20 +3800,20 @@
           <w:color w:val="000000"/>
           <w:kern w:val="0"/>
           <w:lang w:eastAsia="es-PE"/>
-          <ns2:ligatures ns2:val="none"/>
-        </w:rPr>
-      </w:pPr>
-    </w:p>
-    <w:p>
-      <w:pPr>
-        <w:spacing w:after="0" w:line="240" w:lineRule="auto"/>
-        <w:jc w:val="both"/>
-        <w:rPr>
-          <w:rFonts w:ascii="Arial Narrow" w:eastAsia="Arial Narrow" w:hAnsi="Arial Narrow" w:cs="Arial Narrow"/>
-          <w:color w:val="000000"/>
-          <w:kern w:val="0"/>
-          <w:lang w:eastAsia="es-PE"/>
-          <ns2:ligatures ns2:val="none"/>
+          <w14:ligatures w14:val="none"/>
+        </w:rPr>
+      </w:pPr>
+    </w:p>
+    <w:p>
+      <w:pPr>
+        <w:spacing w:after="0" w:line="240" w:lineRule="auto"/>
+        <w:jc w:val="both"/>
+        <w:rPr>
+          <w:rFonts w:ascii="Arial Narrow" w:eastAsia="Arial Narrow" w:hAnsi="Arial Narrow" w:cs="Arial Narrow"/>
+          <w:color w:val="000000"/>
+          <w:kern w:val="0"/>
+          <w:lang w:eastAsia="es-PE"/>
+          <w14:ligatures w14:val="none"/>
         </w:rPr>
       </w:pPr>
       <w:r>
@@ -3884,42 +3832,82 @@
           <w:sz w:val="20"/>
           <w:szCs w:val="20"/>
         </w:rPr>
-        <w:t xml:space="preserve">correr traslado de la presente resolución a Mapfre Perú Compañía de Seguros y Reaseguros S.A. para que, de conformidad con lo dispuesto por el artículo 26 de la Ley sobre Facultades, Normas y Organización del Indecopi, aprobada por Decreto Legislativo 807, presente sus descargos sobre la imputación de cargos realizada en un plazo no mayor a cinco (5) días hábiles contado a partir del día siguiente de la notificación de la presente resolución, vencido el cual, el Secretario Técnico declarará en rebeldía al denunciado que no lo hubiera presentado. Debe precisarse que de conformidad con lo establecido por el artículo 223 del Texto Único Ordenado de la Ley 27444, Ley del Procedimiento Administrativo General, las alegaciones y los hechos relevantes de la reclamación, salvo que hayan sido específicamente negadas en la contestación, se tendrán por aceptadas o merituadas como ciertas.</w:t>
-      </w:r>
-    </w:p>
-    <w:p ns2:paraId="228F876C" ns2:textId="77777777">
-      <w:pPr>
-        <w:spacing w:after="0" w:line="240" w:lineRule="auto"/>
-        <w:jc w:val="both"/>
-        <w:rPr>
-          <w:rFonts w:ascii="Arial Narrow" w:eastAsia="Arial Narrow" w:hAnsi="Arial Narrow" w:cs="Arial Narrow"/>
-          <w:color w:val="000000"/>
-          <w:kern w:val="0"/>
-          <w:lang w:eastAsia="es-PE"/>
-          <ns2:ligatures ns2:val="none"/>
-        </w:rPr>
-      </w:pPr>
-    </w:p>
-    <w:p ns2:paraId="774AFBA5" ns2:textId="048E280E">
-      <w:pPr>
-        <w:spacing w:after="0" w:line="240" w:lineRule="auto"/>
-        <w:jc w:val="both"/>
-        <w:rPr>
-          <w:rFonts w:ascii="Arial Narrow" w:eastAsia="Times New Roman" w:hAnsi="Arial Narrow" w:cs="Arial"/>
-          <w:color w:val="000000"/>
-          <w:kern w:val="0"/>
+        <w:t xml:space="preserve">correr traslado de la presente resolución a Mapfre Perú Compañía de Seguros y Reaseguros S.A. para que, de conformidad con lo dispuesto por el artículo 26 de la Ley sobre Facultades, Normas y Organización del Indecopi, aprobada por Decreto Legislativo 807</w:t>
+      </w:r>
+      <w:r>
+        <w:rPr>
+          <w:rStyle w:val="Refdenotaalpie"/>
+          <w:rFonts w:ascii="Arial Narrow" w:eastAsia="Times New Roman" w:hAnsi="Arial Narrow" w:cs="Times New Roman"/>
+          <w:color w:val="000000"/>
+          <w:kern w:val="0"/>
+          <w:vertAlign w:val="superscript"/>
           <w:lang w:val="es-ES" w:eastAsia="es-ES"/>
-          <ns2:ligatures ns2:val="none"/>
-        </w:rPr>
-      </w:pPr>
-      <w:r>
-        <w:rPr>
-          <w:rFonts w:ascii="Arial Narrow" w:eastAsia="Arial Narrow" w:hAnsi="Arial Narrow" w:cs="Arial Narrow"/>
-          <w:b/>
-          <w:color w:val="000000"/>
-          <w:kern w:val="0"/>
-          <w:lang w:eastAsia="es-PE"/>
-          <ns2:ligatures ns2:val="none"/>
+          <w14:ligatures w14:val="none"/>
+        </w:rPr>
+        <w:footnoteReference w:id="15"/>
+      </w:r>
+      <w:r>
+        <w:rPr>
+          <w:rFonts w:ascii="Arial Narrow" w:hAnsi="Arial Narrow" w:cs="Arial Narrow"/>
+          <w:sz w:val="20"/>
+          <w:szCs w:val="20"/>
+        </w:rPr>
+        <w:t xml:space="preserve">, presente sus descargos sobre la imputación de cargos realizada en un plazo no mayor a cinco (5) días hábiles contado a partir del día siguiente de la notificación de la presente resolución, vencido el cual, el Secretario Técnico declarará en rebeldía al denunciado que no lo hubiera presentado. Debe precisarse que de conformidad con lo establecido por el artículo 223 del Texto Único Ordenado de la Ley 27444, Ley del Procedimiento Administrativo General</w:t>
+      </w:r>
+      <w:r>
+        <w:rPr>
+          <w:rStyle w:val="Refdenotaalpie"/>
+          <w:rFonts w:ascii="Arial Narrow" w:eastAsia="Times New Roman" w:hAnsi="Arial Narrow" w:cs="Times New Roman"/>
+          <w:color w:val="000000"/>
+          <w:kern w:val="0"/>
+          <w:vertAlign w:val="superscript"/>
+          <w:lang w:val="es-ES" w:eastAsia="es-ES"/>
+          <w14:ligatures w14:val="none"/>
+        </w:rPr>
+        <w:footnoteReference w:id="16"/>
+      </w:r>
+      <w:r>
+        <w:rPr>
+          <w:rFonts w:ascii="Arial Narrow" w:hAnsi="Arial Narrow" w:cs="Arial Narrow"/>
+          <w:sz w:val="20"/>
+          <w:szCs w:val="20"/>
+        </w:rPr>
+        <w:t xml:space="preserve">, las alegaciones y los hechos relevantes de la reclamación, salvo que hayan sido específicamente negadas en la contestación, se tendrán por aceptadas o merituadas como ciertas.</w:t>
+      </w:r>
+    </w:p>
+    <w:p>
+      <w:pPr>
+        <w:spacing w:after="0" w:line="240" w:lineRule="auto"/>
+        <w:jc w:val="both"/>
+        <w:rPr>
+          <w:rFonts w:ascii="Arial Narrow" w:eastAsia="Arial Narrow" w:hAnsi="Arial Narrow" w:cs="Arial Narrow"/>
+          <w:color w:val="000000"/>
+          <w:kern w:val="0"/>
+          <w:lang w:eastAsia="es-PE"/>
+          <w14:ligatures w14:val="none"/>
+        </w:rPr>
+      </w:pPr>
+    </w:p>
+    <w:p>
+      <w:pPr>
+        <w:spacing w:after="0" w:line="240" w:lineRule="auto"/>
+        <w:jc w:val="both"/>
+        <w:rPr>
+          <w:rFonts w:ascii="Arial Narrow" w:eastAsia="Times New Roman" w:hAnsi="Arial Narrow" w:cs="Arial"/>
+          <w:color w:val="000000"/>
+          <w:kern w:val="0"/>
+          <w:lang w:val="es-ES" w:eastAsia="es-ES"/>
+          <w14:ligatures w14:val="none"/>
+        </w:rPr>
+      </w:pPr>
+      <w:r>
+        <w:rPr>
+          <w:rFonts w:ascii="Arial Narrow" w:eastAsia="Arial Narrow" w:hAnsi="Arial Narrow" w:cs="Arial Narrow"/>
+          <w:b/>
+          <w:color w:val="000000"/>
+          <w:kern w:val="0"/>
+          <w:lang w:eastAsia="es-PE"/>
+          <w14:ligatures w14:val="none"/>
         </w:rPr>
         <w:t xml:space="preserve">QUINTO: </w:t>
       </w:r>
@@ -3930,7 +3918,7 @@
           <w:color w:val="000000"/>
           <w:kern w:val="0"/>
           <w:lang w:eastAsia="es-ES"/>
-          <ns2:ligatures ns2:val="none"/>
+          <w14:ligatures w14:val="none"/>
         </w:rPr>
         <w:t xml:space="preserve">requerir </w:t>
       </w:r>
@@ -3940,7 +3928,7 @@
           <w:color w:val="000000"/>
           <w:kern w:val="0"/>
           <w:lang w:val="es-ES" w:eastAsia="es-ES"/>
-          <ns2:ligatures ns2:val="none"/>
+          <w14:ligatures w14:val="none"/>
         </w:rPr>
         <w:t xml:space="preserve">que, en un </w:t>
       </w:r>
@@ -3950,7 +3938,7 @@
           <w:color w:val="000000"/>
           <w:kern w:val="0"/>
           <w:lang w:eastAsia="es-ES"/>
-          <ns2:ligatures ns2:val="none"/>
+          <w14:ligatures w14:val="none"/>
         </w:rPr>
         <w:t>plazo no mayor de cinco (5) días hábiles contado a partir del día siguiente de la notificación de la presente resolución</w:t>
       </w:r>
@@ -3961,7 +3949,7 @@
           <w:color w:val="000000"/>
           <w:kern w:val="0"/>
           <w:lang w:eastAsia="es-ES"/>
-          <ns2:ligatures ns2:val="none"/>
+          <w14:ligatures w14:val="none"/>
         </w:rPr>
         <w:t xml:space="preserve">, </w:t>
       </w:r>
@@ -3973,7 +3961,7 @@
           <w:kern w:val="0"/>
           <w:shd w:val="clear" w:color="auto" w:fill="FFFFFF"/>
           <w:lang w:eastAsia="es-PE"/>
-          <ns2:ligatures ns2:val="none"/>
+          <w14:ligatures w14:val="none"/>
         </w:rPr>
         <w:t>el proveedor denunciado</w:t>
       </w:r>
@@ -3983,7 +3971,7 @@
           <w:color w:val="000000"/>
           <w:kern w:val="0"/>
           <w:lang w:eastAsia="es-ES"/>
-          <ns2:ligatures ns2:val="none"/>
+          <w14:ligatures w14:val="none"/>
         </w:rPr>
         <w:t xml:space="preserve"> </w:t>
       </w:r>
@@ -3994,7 +3982,7 @@
           <w:color w:val="000000"/>
           <w:kern w:val="0"/>
           <w:lang w:val="es-ES" w:eastAsia="es-ES"/>
-          <ns2:ligatures ns2:val="none"/>
+          <w14:ligatures w14:val="none"/>
         </w:rPr>
         <w:t xml:space="preserve">cumpla con: </w:t>
       </w:r>
@@ -4004,7 +3992,7 @@
           <w:color w:val="000000"/>
           <w:kern w:val="0"/>
           <w:lang w:val="es-ES" w:eastAsia="es-ES"/>
-          <ns2:ligatures ns2:val="none"/>
+          <w14:ligatures w14:val="none"/>
         </w:rPr>
         <w:t xml:space="preserve">(i) presentar una copia completa, legible y debidamente suscrita de la Póliza </w:t>
       </w:r>
@@ -4015,7 +4003,7 @@
           <w:color w:val="000000"/>
           <w:kern w:val="0"/>
           <w:lang w:val="es-ES" w:eastAsia="es-ES"/>
-          <ns2:ligatures ns2:val="none"/>
+          <w14:ligatures w14:val="none"/>
         </w:rPr>
         <w:t/>
       </w:r>
@@ -4026,7 +4014,7 @@
           <w:color w:val="000000"/>
           <w:kern w:val="0"/>
           <w:lang w:val="es-ES" w:eastAsia="es-ES"/>
-          <ns2:ligatures ns2:val="none"/>
+          <w14:ligatures w14:val="none"/>
         </w:rPr>
         <w:t xml:space="preserve"> 97 00182780 101, así como el cargo de remisión de la póliza; (</w:t>
       </w:r>
@@ -4037,7 +4025,7 @@
           <w:color w:val="000000"/>
           <w:kern w:val="0"/>
           <w:lang w:val="es-ES" w:eastAsia="es-ES"/>
-          <ns2:ligatures ns2:val="none"/>
+          <w14:ligatures w14:val="none"/>
         </w:rPr>
         <w:t>ii</w:t>
       </w:r>
@@ -4048,7 +4036,7 @@
           <w:color w:val="000000"/>
           <w:kern w:val="0"/>
           <w:lang w:val="es-ES" w:eastAsia="es-ES"/>
-          <ns2:ligatures ns2:val="none"/>
+          <w14:ligatures w14:val="none"/>
         </w:rPr>
         <w:t xml:space="preserve">) presentar los medios probatorios que acrediten que informó oportunamente al denunciante de que las condiciones contractuales de la Póliza </w:t>
       </w:r>
@@ -4059,7 +4047,7 @@
           <w:color w:val="000000"/>
           <w:kern w:val="0"/>
           <w:lang w:val="es-ES" w:eastAsia="es-ES"/>
-          <ns2:ligatures ns2:val="none"/>
+          <w14:ligatures w14:val="none"/>
         </w:rPr>
         <w:t/>
       </w:r>
@@ -4070,7 +4058,7 @@
           <w:color w:val="000000"/>
           <w:kern w:val="0"/>
           <w:lang w:val="es-ES" w:eastAsia="es-ES"/>
-          <ns2:ligatures ns2:val="none"/>
+          <w14:ligatures w14:val="none"/>
         </w:rPr>
         <w:t xml:space="preserve"> 97 00182780 101 habían cambiado en la medida que </w:t>
       </w:r>
@@ -4080,7 +4068,7 @@
           <w:color w:val="000000"/>
           <w:kern w:val="0"/>
           <w:lang w:val="es-ES" w:eastAsia="es-ES"/>
-          <ns2:ligatures ns2:val="none"/>
+          <w14:ligatures w14:val="none"/>
         </w:rPr>
         <w:lastRenderedPageBreak/>
         <w:t>cuando un asegurado falleciera en el futuro se prepararía tumbas individuales compartidas con otras nueve personas; y, (</w:t>
@@ -4092,7 +4080,7 @@
           <w:color w:val="000000"/>
           <w:kern w:val="0"/>
           <w:lang w:val="es-ES" w:eastAsia="es-ES"/>
-          <ns2:ligatures ns2:val="none"/>
+          <w14:ligatures w14:val="none"/>
         </w:rPr>
         <w:t>iii</w:t>
       </w:r>
@@ -4103,7 +4091,7 @@
           <w:color w:val="000000"/>
           <w:kern w:val="0"/>
           <w:lang w:val="es-ES" w:eastAsia="es-ES"/>
-          <ns2:ligatures ns2:val="none"/>
+          <w14:ligatures w14:val="none"/>
         </w:rPr>
         <w:t>) presentar todas las comunicaciones cursadas con la parte denunciante en virtud del hecho materia de denuncia</w:t>
       </w:r>
@@ -4113,12 +4101,12 @@
           <w:color w:val="000000"/>
           <w:kern w:val="0"/>
           <w:lang w:val="es-ES" w:eastAsia="es-ES"/>
-          <ns2:ligatures ns2:val="none"/>
+          <w14:ligatures w14:val="none"/>
         </w:rPr>
         <w:t>.</w:t>
       </w:r>
     </w:p>
-    <w:p ns2:paraId="12A4D8BD" ns2:textId="77777777">
+    <w:p>
       <w:pPr>
         <w:spacing w:after="0" w:line="240" w:lineRule="auto"/>
         <w:jc w:val="both"/>
@@ -4128,30 +4116,30 @@
           <w:color w:val="000000"/>
           <w:kern w:val="0"/>
           <w:lang w:val="es-ES" w:eastAsia="es-PE"/>
-          <ns2:ligatures ns2:val="none"/>
-        </w:rPr>
-      </w:pPr>
-    </w:p>
-    <w:p ns2:paraId="591B7E6F" ns2:textId="77777777">
-      <w:pPr>
-        <w:spacing w:after="0" w:line="240" w:lineRule="auto"/>
-        <w:jc w:val="both"/>
-        <w:rPr>
-          <w:rFonts w:ascii="Arial Narrow" w:eastAsia="Arial Narrow" w:hAnsi="Arial Narrow" w:cs="Arial Narrow"/>
-          <w:color w:val="000000"/>
-          <w:kern w:val="0"/>
-          <w:lang w:eastAsia="es-PE"/>
-          <ns2:ligatures ns2:val="none"/>
-        </w:rPr>
-      </w:pPr>
-      <w:r>
-        <w:rPr>
-          <w:rFonts w:ascii="Arial Narrow" w:eastAsia="Arial Narrow" w:hAnsi="Arial Narrow" w:cs="Arial Narrow"/>
-          <w:b/>
-          <w:color w:val="000000"/>
-          <w:kern w:val="0"/>
-          <w:lang w:eastAsia="es-PE"/>
-          <ns2:ligatures ns2:val="none"/>
+          <w14:ligatures w14:val="none"/>
+        </w:rPr>
+      </w:pPr>
+    </w:p>
+    <w:p>
+      <w:pPr>
+        <w:spacing w:after="0" w:line="240" w:lineRule="auto"/>
+        <w:jc w:val="both"/>
+        <w:rPr>
+          <w:rFonts w:ascii="Arial Narrow" w:eastAsia="Arial Narrow" w:hAnsi="Arial Narrow" w:cs="Arial Narrow"/>
+          <w:color w:val="000000"/>
+          <w:kern w:val="0"/>
+          <w:lang w:eastAsia="es-PE"/>
+          <w14:ligatures w14:val="none"/>
+        </w:rPr>
+      </w:pPr>
+      <w:r>
+        <w:rPr>
+          <w:rFonts w:ascii="Arial Narrow" w:eastAsia="Arial Narrow" w:hAnsi="Arial Narrow" w:cs="Arial Narrow"/>
+          <w:b/>
+          <w:color w:val="000000"/>
+          <w:kern w:val="0"/>
+          <w:lang w:eastAsia="es-PE"/>
+          <w14:ligatures w14:val="none"/>
         </w:rPr>
         <w:t>SEXTO:</w:t>
       </w:r>
@@ -4161,7 +4149,7 @@
           <w:color w:val="000000"/>
           <w:kern w:val="0"/>
           <w:lang w:eastAsia="es-PE"/>
-          <ns2:ligatures ns2:val="none"/>
+          <w14:ligatures w14:val="none"/>
         </w:rPr>
         <w:t xml:space="preserve"> </w:t>
       </w:r>
@@ -4172,7 +4160,7 @@
           <w:color w:val="000000"/>
           <w:kern w:val="0"/>
           <w:lang w:eastAsia="es-PE"/>
-          <ns2:ligatures ns2:val="none"/>
+          <w14:ligatures w14:val="none"/>
         </w:rPr>
         <w:t>informar a las partes que el artículo 110</w:t>
       </w:r>
@@ -4182,7 +4170,7 @@
           <w:color w:val="000000"/>
           <w:kern w:val="0"/>
           <w:lang w:eastAsia="es-PE"/>
-          <ns2:ligatures ns2:val="none"/>
+          <w14:ligatures w14:val="none"/>
         </w:rPr>
         <w:t/>
       </w:r>
@@ -4192,7 +4180,7 @@
           <w:color w:val="000000"/>
           <w:kern w:val="0"/>
           <w:lang w:eastAsia="es-PE"/>
-          <ns2:ligatures ns2:val="none"/>
+          <w14:ligatures w14:val="none"/>
         </w:rPr>
         <w:t xml:space="preserve"> de la Ley 29571, Código de Protección y Defensa del Consumidor</w:t>
       </w:r>
@@ -4204,7 +4192,7 @@
           <w:kern w:val="0"/>
           <w:vertAlign w:val="superscript"/>
           <w:lang w:eastAsia="es-PE"/>
-          <ns2:ligatures ns2:val="none"/>
+          <w14:ligatures w14:val="none"/>
         </w:rPr>
         <w:footnoteReference w:id="10"/>
       </w:r>
@@ -4214,7 +4202,7 @@
           <w:color w:val="000000"/>
           <w:kern w:val="0"/>
           <w:lang w:eastAsia="es-PE"/>
-          <ns2:ligatures ns2:val="none"/>
+          <w14:ligatures w14:val="none"/>
         </w:rPr>
         <w:t>, faculta a la Comisión a calificar las infracciones de la referida norma como leves, graves o muy graves e imponer sanciones que van desde una amonestación hasta una multa por un máximo de 450 Unidades Impositivas Tributarias, sin perjuicio de las medidas correctivas, reparadoras y complementarias, que puedan ordenarse de acuerdo a lo estipulado en los artículos 114</w:t>
       </w:r>
@@ -4224,7 +4212,7 @@
           <w:color w:val="000000"/>
           <w:kern w:val="0"/>
           <w:lang w:eastAsia="es-PE"/>
-          <ns2:ligatures ns2:val="none"/>
+          <w14:ligatures w14:val="none"/>
         </w:rPr>
         <w:t/>
       </w:r>
@@ -4234,7 +4222,7 @@
           <w:color w:val="000000"/>
           <w:kern w:val="0"/>
           <w:lang w:eastAsia="es-PE"/>
-          <ns2:ligatures ns2:val="none"/>
+          <w14:ligatures w14:val="none"/>
         </w:rPr>
         <w:t>, 115</w:t>
       </w:r>
@@ -4244,7 +4232,7 @@
           <w:color w:val="000000"/>
           <w:kern w:val="0"/>
           <w:lang w:eastAsia="es-PE"/>
-          <ns2:ligatures ns2:val="none"/>
+          <w14:ligatures w14:val="none"/>
         </w:rPr>
         <w:t/>
       </w:r>
@@ -4254,7 +4242,7 @@
           <w:color w:val="000000"/>
           <w:kern w:val="0"/>
           <w:lang w:eastAsia="es-PE"/>
-          <ns2:ligatures ns2:val="none"/>
+          <w14:ligatures w14:val="none"/>
         </w:rPr>
         <w:t xml:space="preserve"> y 116</w:t>
       </w:r>
@@ -4264,7 +4252,7 @@
           <w:color w:val="000000"/>
           <w:kern w:val="0"/>
           <w:lang w:eastAsia="es-PE"/>
-          <ns2:ligatures ns2:val="none"/>
+          <w14:ligatures w14:val="none"/>
         </w:rPr>
         <w:t/>
       </w:r>
@@ -4274,7 +4262,7 @@
           <w:color w:val="000000"/>
           <w:kern w:val="0"/>
           <w:lang w:eastAsia="es-PE"/>
-          <ns2:ligatures ns2:val="none"/>
+          <w14:ligatures w14:val="none"/>
         </w:rPr>
         <w:t xml:space="preserve"> de la referida norma</w:t>
       </w:r>
@@ -4286,7 +4274,7 @@
           <w:kern w:val="0"/>
           <w:vertAlign w:val="superscript"/>
           <w:lang w:eastAsia="es-PE"/>
-          <ns2:ligatures ns2:val="none"/>
+          <w14:ligatures w14:val="none"/>
         </w:rPr>
         <w:footnoteReference w:id="11"/>
       </w:r>
@@ -4296,7 +4284,7 @@
           <w:color w:val="000000"/>
           <w:kern w:val="0"/>
           <w:lang w:eastAsia="es-PE"/>
-          <ns2:ligatures ns2:val="none"/>
+          <w14:ligatures w14:val="none"/>
         </w:rPr>
         <w:t xml:space="preserve">. </w:t>
       </w:r>
@@ -4307,7 +4295,7 @@
           <w:color w:val="000000"/>
           <w:kern w:val="0"/>
           <w:lang w:eastAsia="es-PE"/>
-          <ns2:ligatures ns2:val="none"/>
+          <w14:ligatures w14:val="none"/>
         </w:rPr>
         <w:lastRenderedPageBreak/>
         <w:t>Asimismo, se consideran circunstancias atenuantes para la graduación de la sanción, el allanamiento de la denuncia o el reconocimiento de las pretensiones en ella contenidas, de acuerdo con el artículo 112</w:t>
@@ -4318,7 +4306,7 @@
           <w:color w:val="000000"/>
           <w:kern w:val="0"/>
           <w:lang w:eastAsia="es-PE"/>
-          <ns2:ligatures ns2:val="none"/>
+          <w14:ligatures w14:val="none"/>
         </w:rPr>
         <w:t/>
       </w:r>
@@ -4328,7 +4316,7 @@
           <w:color w:val="000000"/>
           <w:kern w:val="0"/>
           <w:lang w:eastAsia="es-PE"/>
-          <ns2:ligatures ns2:val="none"/>
+          <w14:ligatures w14:val="none"/>
         </w:rPr>
         <w:t xml:space="preserve"> del Código</w:t>
       </w:r>
@@ -4340,7 +4328,7 @@
           <w:kern w:val="0"/>
           <w:vertAlign w:val="superscript"/>
           <w:lang w:eastAsia="es-PE"/>
-          <ns2:ligatures ns2:val="none"/>
+          <w14:ligatures w14:val="none"/>
         </w:rPr>
         <w:footnoteReference w:id="12"/>
       </w:r>
@@ -4350,12 +4338,12 @@
           <w:color w:val="000000"/>
           <w:kern w:val="0"/>
           <w:lang w:eastAsia="es-PE"/>
-          <ns2:ligatures ns2:val="none"/>
+          <w14:ligatures w14:val="none"/>
         </w:rPr>
         <w:t>.</w:t>
       </w:r>
     </w:p>
-    <w:p ns2:paraId="0ECE55DF" ns2:textId="77777777">
+    <w:p>
       <w:pPr>
         <w:shd w:val="clear" w:color="auto" w:fill="FFFFFF"/>
         <w:spacing w:after="0" w:line="240" w:lineRule="auto"/>
@@ -4366,11 +4354,11 @@
           <w:color w:val="000000"/>
           <w:kern w:val="0"/>
           <w:lang w:eastAsia="es-PE"/>
-          <ns2:ligatures ns2:val="none"/>
-        </w:rPr>
-      </w:pPr>
-    </w:p>
-    <w:p ns2:paraId="1CC114EB" ns2:textId="77777777">
+          <w14:ligatures w14:val="none"/>
+        </w:rPr>
+      </w:pPr>
+    </w:p>
+    <w:p>
       <w:pPr>
         <w:shd w:val="clear" w:color="auto" w:fill="FFFFFF"/>
         <w:spacing w:after="0" w:line="240" w:lineRule="auto"/>
@@ -4380,17 +4368,17 @@
           <w:color w:val="000000"/>
           <w:kern w:val="0"/>
           <w:lang w:eastAsia="es-PE"/>
-          <ns2:ligatures ns2:val="none"/>
-        </w:rPr>
-      </w:pPr>
-      <w:r>
-        <w:rPr>
-          <w:rFonts w:ascii="Arial Narrow" w:eastAsia="Arial Narrow" w:hAnsi="Arial Narrow" w:cs="Arial Narrow"/>
-          <w:b/>
-          <w:color w:val="000000"/>
-          <w:kern w:val="0"/>
-          <w:lang w:eastAsia="es-PE"/>
-          <ns2:ligatures ns2:val="none"/>
+          <w14:ligatures w14:val="none"/>
+        </w:rPr>
+      </w:pPr>
+      <w:r>
+        <w:rPr>
+          <w:rFonts w:ascii="Arial Narrow" w:eastAsia="Arial Narrow" w:hAnsi="Arial Narrow" w:cs="Arial Narrow"/>
+          <w:b/>
+          <w:color w:val="000000"/>
+          <w:kern w:val="0"/>
+          <w:lang w:eastAsia="es-PE"/>
+          <w14:ligatures w14:val="none"/>
         </w:rPr>
         <w:t>SÉTIMO:</w:t>
       </w:r>
@@ -4400,7 +4388,7 @@
           <w:color w:val="000000"/>
           <w:kern w:val="0"/>
           <w:lang w:eastAsia="es-PE"/>
-          <ns2:ligatures ns2:val="none"/>
+          <w14:ligatures w14:val="none"/>
         </w:rPr>
         <w:t xml:space="preserve"> informar a las partes que conforme a lo establecido en el artículo 39</w:t>
       </w:r>
@@ -4410,7 +4398,7 @@
           <w:color w:val="000000"/>
           <w:kern w:val="0"/>
           <w:lang w:eastAsia="es-PE"/>
-          <ns2:ligatures ns2:val="none"/>
+          <w14:ligatures w14:val="none"/>
         </w:rPr>
         <w:t/>
       </w:r>
@@ -4420,12 +4408,12 @@
           <w:color w:val="000000"/>
           <w:kern w:val="0"/>
           <w:lang w:eastAsia="es-PE"/>
-          <ns2:ligatures ns2:val="none"/>
+          <w14:ligatures w14:val="none"/>
         </w:rPr>
         <w:t xml:space="preserve"> de la Ley sobre Facultades, Normas y Organización del Indecopi, aprobada por Decreto Legislativo 807, los gastos por los peritajes realizados, actuación de pruebas, inspecciones y otros derivados de la tramitación del proceso serán de cargo de la parte que solicita la prueba, salvo pacto en contrario. En todos los casos, la resolución final determinará si los gastos deben ser asumidos por alguna de las partes, o reembolsados a la otra parte o al Indecopi, según sea el caso, de manera adicional a la sanción que haya podido imponerse. </w:t>
       </w:r>
     </w:p>
-    <w:p ns2:paraId="364C4B19" ns2:textId="77777777">
+    <w:p>
       <w:pPr>
         <w:shd w:val="clear" w:color="auto" w:fill="FFFFFF"/>
         <w:spacing w:after="0" w:line="240" w:lineRule="auto"/>
@@ -4435,11 +4423,11 @@
           <w:color w:val="000000"/>
           <w:kern w:val="0"/>
           <w:lang w:eastAsia="es-PE"/>
-          <ns2:ligatures ns2:val="none"/>
-        </w:rPr>
-      </w:pPr>
-    </w:p>
-    <w:p ns2:paraId="27E9BBC0" ns2:textId="77777777">
+          <w14:ligatures w14:val="none"/>
+        </w:rPr>
+      </w:pPr>
+    </w:p>
+    <w:p>
       <w:pPr>
         <w:suppressAutoHyphens/>
         <w:spacing w:after="0" w:line="240" w:lineRule="auto"/>
@@ -4448,7 +4436,7 @@
           <w:rFonts w:ascii="Arial Narrow" w:eastAsia="Calibri" w:hAnsi="Arial Narrow" w:cs="Arial"/>
           <w:kern w:val="0"/>
           <w:u w:val="single"/>
-          <ns2:ligatures ns2:val="none"/>
+          <w14:ligatures w14:val="none"/>
         </w:rPr>
       </w:pPr>
       <w:r>
@@ -4457,7 +4445,7 @@
           <w:b/>
           <w:bCs/>
           <w:kern w:val="0"/>
-          <ns2:ligatures ns2:val="none"/>
+          <w14:ligatures w14:val="none"/>
         </w:rPr>
         <w:t>OCTAVO</w:t>
       </w:r>
@@ -4466,7 +4454,7 @@
           <w:rFonts w:ascii="Arial Narrow" w:eastAsia="Calibri" w:hAnsi="Arial Narrow" w:cs="Arial"/>
           <w:b/>
           <w:kern w:val="0"/>
-          <ns2:ligatures ns2:val="none"/>
+          <w14:ligatures w14:val="none"/>
         </w:rPr>
         <w:t>:</w:t>
       </w:r>
@@ -4474,7 +4462,7 @@
         <w:rPr>
           <w:rFonts w:ascii="Arial Narrow" w:eastAsia="Calibri" w:hAnsi="Arial Narrow" w:cs="Arial"/>
           <w:kern w:val="0"/>
-          <ns2:ligatures ns2:val="none"/>
+          <w14:ligatures w14:val="none"/>
         </w:rPr>
         <w:t xml:space="preserve"> comunicar a las partes que, de acuerdo a lo señalado por el artículo 29</w:t>
       </w:r>
@@ -4484,7 +4472,7 @@
           <w:color w:val="000000"/>
           <w:kern w:val="0"/>
           <w:lang w:eastAsia="es-PE"/>
-          <ns2:ligatures ns2:val="none"/>
+          <w14:ligatures w14:val="none"/>
         </w:rPr>
         <w:t/>
       </w:r>
@@ -4492,7 +4480,7 @@
         <w:rPr>
           <w:rFonts w:ascii="Arial Narrow" w:eastAsia="Calibri" w:hAnsi="Arial Narrow" w:cs="Arial"/>
           <w:kern w:val="0"/>
-          <ns2:ligatures ns2:val="none"/>
+          <w14:ligatures w14:val="none"/>
         </w:rPr>
         <w:t xml:space="preserve"> del Decreto Legislativo </w:t>
       </w:r>
@@ -4501,7 +4489,7 @@
         <w:rPr>
           <w:rFonts w:ascii="Arial Narrow" w:eastAsia="Calibri" w:hAnsi="Arial Narrow" w:cs="Arial"/>
           <w:kern w:val="0"/>
-          <ns2:ligatures ns2:val="none"/>
+          <w14:ligatures w14:val="none"/>
         </w:rPr>
         <w:t/>
       </w:r>
@@ -4510,7 +4498,7 @@
         <w:rPr>
           <w:rFonts w:ascii="Arial Narrow" w:eastAsia="Calibri" w:hAnsi="Arial Narrow" w:cs="Arial"/>
           <w:kern w:val="0"/>
-          <ns2:ligatures ns2:val="none"/>
+          <w14:ligatures w14:val="none"/>
         </w:rPr>
         <w:t xml:space="preserve"> 807</w:t>
       </w:r>
@@ -4520,7 +4508,7 @@
           <w:rFonts w:ascii="Arial Narrow" w:eastAsia="Calibri" w:hAnsi="Arial Narrow" w:cs="Arial"/>
           <w:kern w:val="0"/>
           <w:vertAlign w:val="superscript"/>
-          <ns2:ligatures ns2:val="none"/>
+          <w14:ligatures w14:val="none"/>
         </w:rPr>
         <w:footnoteReference w:id="13"/>
       </w:r>
@@ -4528,7 +4516,7 @@
         <w:rPr>
           <w:rFonts w:ascii="Arial Narrow" w:eastAsia="Calibri" w:hAnsi="Arial Narrow" w:cs="Arial"/>
           <w:kern w:val="0"/>
-          <ns2:ligatures ns2:val="none"/>
+          <w14:ligatures w14:val="none"/>
         </w:rPr>
         <w:t xml:space="preserve">, hasta antes de la emisión de la Resolución Final tienen la posibilidad de solicitar una audiencia de conciliación. En caso deleguen a favor de una tercera persona su actuación en la diligencia programada, esta deberá presentar un poder especial con firma legalizada ante Notario Público, donde conste </w:t>
       </w:r>
@@ -4537,7 +4525,7 @@
           <w:rFonts w:ascii="Arial Narrow" w:eastAsia="Calibri" w:hAnsi="Arial Narrow" w:cs="Arial"/>
           <w:kern w:val="0"/>
           <w:u w:val="single"/>
-          <ns2:ligatures ns2:val="none"/>
+          <w14:ligatures w14:val="none"/>
         </w:rPr>
         <w:t>expresamente su facultad para asistir y conciliar en su representación</w:t>
       </w:r>
@@ -4546,7 +4534,7 @@
           <w:rFonts w:ascii="Arial Narrow" w:eastAsia="Calibri" w:hAnsi="Arial Narrow" w:cs="Arial"/>
           <w:bCs/>
           <w:kern w:val="0"/>
-          <ns2:ligatures ns2:val="none"/>
+          <w14:ligatures w14:val="none"/>
         </w:rPr>
         <w:t>.</w:t>
       </w:r>
@@ -4556,7 +4544,7 @@
           <w:b/>
           <w:bCs/>
           <w:kern w:val="0"/>
-          <ns2:ligatures ns2:val="none"/>
+          <w14:ligatures w14:val="none"/>
         </w:rPr>
         <w:t xml:space="preserve"> </w:t>
       </w:r>
@@ -4565,12 +4553,12 @@
           <w:rFonts w:ascii="Arial Narrow" w:eastAsia="Calibri" w:hAnsi="Arial Narrow" w:cs="Arial"/>
           <w:kern w:val="0"/>
           <w:u w:val="single"/>
-          <ns2:ligatures ns2:val="none"/>
+          <w14:ligatures w14:val="none"/>
         </w:rPr>
         <w:t xml:space="preserve">Ello bajo apercibimiento de no realizar la audiencia de conciliación y levantar el acta de inasistencia correspondiente. </w:t>
       </w:r>
     </w:p>
-    <w:p ns2:paraId="4CD47B08" ns2:textId="77777777">
+    <w:p>
       <w:pPr>
         <w:suppressAutoHyphens/>
         <w:spacing w:after="0" w:line="240" w:lineRule="auto"/>
@@ -4579,11 +4567,11 @@
           <w:rFonts w:ascii="Arial Narrow" w:eastAsia="Calibri" w:hAnsi="Arial Narrow" w:cs="Arial"/>
           <w:kern w:val="0"/>
           <w:u w:val="single"/>
-          <ns2:ligatures ns2:val="none"/>
-        </w:rPr>
-      </w:pPr>
-    </w:p>
-    <w:p ns2:paraId="0E80CA49" ns2:textId="77777777">
+          <w14:ligatures w14:val="none"/>
+        </w:rPr>
+      </w:pPr>
+    </w:p>
+    <w:p>
       <w:pPr>
         <w:suppressAutoHyphens/>
         <w:spacing w:after="0" w:line="240" w:lineRule="auto"/>
@@ -4593,7 +4581,7 @@
           <w:color w:val="000000"/>
           <w:kern w:val="0"/>
           <w:lang w:eastAsia="es-PE"/>
-          <ns2:ligatures ns2:val="none"/>
+          <w14:ligatures w14:val="none"/>
         </w:rPr>
       </w:pPr>
       <w:r>
@@ -4603,7 +4591,7 @@
           <w:color w:val="000000"/>
           <w:kern w:val="0"/>
           <w:lang w:eastAsia="es-PE"/>
-          <ns2:ligatures ns2:val="none"/>
+          <w14:ligatures w14:val="none"/>
         </w:rPr>
         <w:t>NOVENO:</w:t>
       </w:r>
@@ -4613,7 +4601,7 @@
           <w:color w:val="000000"/>
           <w:kern w:val="0"/>
           <w:lang w:eastAsia="es-PE"/>
-          <ns2:ligatures ns2:val="none"/>
+          <w14:ligatures w14:val="none"/>
         </w:rPr>
         <w:t xml:space="preserve"> poner en conocimiento de las partes que, antes de la emisión de la Resolución Final, tienen la posibilidad de formular su desistimiento o presentar el acuerdo arribado mediante la conciliación, mediación, </w:t>
       </w:r>
@@ -4623,7 +4611,7 @@
           <w:color w:val="000000"/>
           <w:kern w:val="0"/>
           <w:lang w:eastAsia="es-PE"/>
-          <ns2:ligatures ns2:val="none"/>
+          <w14:ligatures w14:val="none"/>
         </w:rPr>
         <w:lastRenderedPageBreak/>
         <w:t>transacción o cualquier otro que, de forma indubitable, deje constancia que se ha solucionado la controversia materia de denuncia.</w:t>
@@ -4631,7 +4619,7 @@
       <w:bookmarkStart w:id="12" w:name="h.gjdgxs" w:colFirst="0" w:colLast="0"/>
       <w:bookmarkEnd w:id="12"/>
     </w:p>
-    <w:p ns2:paraId="7DDD06F7" ns2:textId="77777777">
+    <w:p>
       <w:pPr>
         <w:suppressAutoHyphens/>
         <w:spacing w:after="0" w:line="240" w:lineRule="auto"/>
@@ -4641,11 +4629,11 @@
           <w:color w:val="000000"/>
           <w:kern w:val="0"/>
           <w:lang w:eastAsia="es-PE"/>
-          <ns2:ligatures ns2:val="none"/>
-        </w:rPr>
-      </w:pPr>
-    </w:p>
-    <w:p ns2:paraId="236137A1" ns2:textId="172E7B87">
+          <w14:ligatures w14:val="none"/>
+        </w:rPr>
+      </w:pPr>
+    </w:p>
+    <w:p>
       <w:pPr>
         <w:suppressAutoHyphens/>
         <w:spacing w:after="0" w:line="240" w:lineRule="auto"/>
@@ -4668,7 +4656,7 @@
           <w:b/>
           <w:spacing w:val="-3"/>
           <w:kern w:val="0"/>
-          <ns2:ligatures ns2:val="none"/>
+          <w14:ligatures w14:val="none"/>
         </w:rPr>
         <w:t/>
       </w:r>
@@ -4678,7 +4666,7 @@
           <w:bCs/>
           <w:spacing w:val="-3"/>
           <w:kern w:val="0"/>
-          <ns2:ligatures ns2:val="none"/>
+          <w14:ligatures w14:val="none"/>
         </w:rPr>
         <w:t xml:space="preserve"/>
       </w:r>
@@ -4689,7 +4677,7 @@
           <w:kern w:val="0"/>
           <w:shd w:val="clear" w:color="auto" w:fill="FFFFFF"/>
           <w:lang w:eastAsia="es-PE"/>
-          <ns2:ligatures ns2:val="none"/>
+          <w14:ligatures w14:val="none"/>
         </w:rPr>
         <w:t xml:space="preserve"/>
       </w:r>
@@ -4701,7 +4689,7 @@
           <w:kern w:val="0"/>
           <w:shd w:val="clear" w:color="auto" w:fill="FFFFFF"/>
           <w:lang w:eastAsia="es-PE"/>
-          <ns2:ligatures ns2:val="none"/>
+          <w14:ligatures w14:val="none"/>
         </w:rPr>
         <w:t/>
       </w:r>
@@ -4713,7 +4701,7 @@
           <w:kern w:val="0"/>
           <w:shd w:val="clear" w:color="auto" w:fill="FFFFFF"/>
           <w:lang w:eastAsia="es-PE"/>
-          <ns2:ligatures ns2:val="none"/>
+          <w14:ligatures w14:val="none"/>
         </w:rPr>
         <w:t xml:space="preserve"/>
       </w:r>
@@ -4737,7 +4725,7 @@
           <w:color w:val="000000"/>
           <w:kern w:val="0"/>
           <w:lang w:eastAsia="es-PE"/>
-          <ns2:ligatures ns2:val="none"/>
+          <w14:ligatures w14:val="none"/>
         </w:rPr>
         <w:t/>
       </w:r>
@@ -4770,7 +4758,7 @@
           <w:color w:val="000000"/>
           <w:kern w:val="0"/>
           <w:lang w:eastAsia="es-PE"/>
-          <ns2:ligatures ns2:val="none"/>
+          <w14:ligatures w14:val="none"/>
         </w:rPr>
         <w:t/>
       </w:r>
@@ -4796,7 +4784,7 @@
         <w:t/>
       </w:r>
     </w:p>
-    <w:p ns2:paraId="639FE5BE" ns2:textId="77777777">
+    <w:p>
       <w:pPr>
         <w:suppressAutoHyphens/>
         <w:spacing w:after="0" w:line="240" w:lineRule="auto"/>
@@ -4806,7 +4794,7 @@
         </w:rPr>
       </w:pPr>
     </w:p>
-    <w:p ns2:paraId="36317C11" ns2:textId="6DAA1FCF">
+    <w:p>
       <w:pPr>
         <w:suppressAutoHyphens/>
         <w:spacing w:line="240" w:lineRule="auto"/>
@@ -4877,7 +4865,7 @@
       </w:r>
     </w:p>
     <w:bookmarkEnd w:id="13"/>
-    <w:p ns2:paraId="23716787" ns2:textId="77777777">
+    <w:p>
       <w:pPr>
         <w:suppressAutoHyphens/>
         <w:spacing w:after="0" w:line="240" w:lineRule="auto"/>
@@ -4887,64 +4875,64 @@
         </w:rPr>
       </w:pPr>
     </w:p>
-    <w:p ns2:paraId="509D673B" ns2:textId="77777777">
-      <w:pPr>
-        <w:spacing w:after="0" w:line="240" w:lineRule="auto"/>
-        <w:jc w:val="both"/>
-        <w:rPr>
-          <w:rFonts w:ascii="Arial Narrow" w:eastAsia="Arial Narrow" w:hAnsi="Arial Narrow" w:cs="Arial Narrow"/>
-          <w:b/>
-          <w:color w:val="000000"/>
-          <w:kern w:val="0"/>
-          <w:lang w:eastAsia="es-PE"/>
-          <ns2:ligatures ns2:val="none"/>
-        </w:rPr>
-      </w:pPr>
-    </w:p>
-    <w:p ns2:paraId="418E1D52" ns2:textId="77777777">
-      <w:pPr>
-        <w:spacing w:after="0" w:line="240" w:lineRule="auto"/>
-        <w:jc w:val="both"/>
-        <w:rPr>
-          <w:rFonts w:ascii="Arial Narrow" w:eastAsia="Arial Narrow" w:hAnsi="Arial Narrow" w:cs="Arial Narrow"/>
-          <w:b/>
-          <w:color w:val="000000"/>
-          <w:kern w:val="0"/>
-          <w:lang w:eastAsia="es-PE"/>
-          <ns2:ligatures ns2:val="none"/>
-        </w:rPr>
-      </w:pPr>
-    </w:p>
-    <w:p ns2:paraId="0407B94C" ns2:textId="77777777">
-      <w:pPr>
-        <w:spacing w:after="0" w:line="240" w:lineRule="auto"/>
-        <w:jc w:val="both"/>
-        <w:rPr>
-          <w:rFonts w:ascii="Arial Narrow" w:eastAsia="Arial Narrow" w:hAnsi="Arial Narrow" w:cs="Arial Narrow"/>
-          <w:b/>
-          <w:color w:val="000000"/>
-          <w:kern w:val="0"/>
-          <w:lang w:eastAsia="es-PE"/>
-          <ns2:ligatures ns2:val="none"/>
-        </w:rPr>
-      </w:pPr>
-    </w:p>
-    <w:p ns2:paraId="375C384E" ns2:textId="77777777">
-      <w:pPr>
-        <w:spacing w:after="0" w:line="240" w:lineRule="auto"/>
-        <w:jc w:val="both"/>
-        <w:rPr>
-          <w:rFonts w:ascii="Arial Narrow" w:eastAsia="Arial Narrow" w:hAnsi="Arial Narrow" w:cs="Arial Narrow"/>
-          <w:b/>
-          <w:color w:val="000000"/>
-          <w:kern w:val="0"/>
-          <w:lang w:eastAsia="es-PE"/>
-          <ns2:ligatures ns2:val="none"/>
+    <w:p>
+      <w:pPr>
+        <w:spacing w:after="0" w:line="240" w:lineRule="auto"/>
+        <w:jc w:val="both"/>
+        <w:rPr>
+          <w:rFonts w:ascii="Arial Narrow" w:eastAsia="Arial Narrow" w:hAnsi="Arial Narrow" w:cs="Arial Narrow"/>
+          <w:b/>
+          <w:color w:val="000000"/>
+          <w:kern w:val="0"/>
+          <w:lang w:eastAsia="es-PE"/>
+          <w14:ligatures w14:val="none"/>
+        </w:rPr>
+      </w:pPr>
+    </w:p>
+    <w:p>
+      <w:pPr>
+        <w:spacing w:after="0" w:line="240" w:lineRule="auto"/>
+        <w:jc w:val="both"/>
+        <w:rPr>
+          <w:rFonts w:ascii="Arial Narrow" w:eastAsia="Arial Narrow" w:hAnsi="Arial Narrow" w:cs="Arial Narrow"/>
+          <w:b/>
+          <w:color w:val="000000"/>
+          <w:kern w:val="0"/>
+          <w:lang w:eastAsia="es-PE"/>
+          <w14:ligatures w14:val="none"/>
+        </w:rPr>
+      </w:pPr>
+    </w:p>
+    <w:p>
+      <w:pPr>
+        <w:spacing w:after="0" w:line="240" w:lineRule="auto"/>
+        <w:jc w:val="both"/>
+        <w:rPr>
+          <w:rFonts w:ascii="Arial Narrow" w:eastAsia="Arial Narrow" w:hAnsi="Arial Narrow" w:cs="Arial Narrow"/>
+          <w:b/>
+          <w:color w:val="000000"/>
+          <w:kern w:val="0"/>
+          <w:lang w:eastAsia="es-PE"/>
+          <w14:ligatures w14:val="none"/>
+        </w:rPr>
+      </w:pPr>
+    </w:p>
+    <w:p>
+      <w:pPr>
+        <w:spacing w:after="0" w:line="240" w:lineRule="auto"/>
+        <w:jc w:val="both"/>
+        <w:rPr>
+          <w:rFonts w:ascii="Arial Narrow" w:eastAsia="Arial Narrow" w:hAnsi="Arial Narrow" w:cs="Arial Narrow"/>
+          <w:b/>
+          <w:color w:val="000000"/>
+          <w:kern w:val="0"/>
+          <w:lang w:eastAsia="es-PE"/>
+          <w14:ligatures w14:val="none"/>
         </w:rPr>
       </w:pPr>
     </w:p>
     <w:bookmarkEnd w:id="0"/>
-    <w:p ns2:paraId="59985B4A" ns2:textId="77777777">
+    <w:p>
       <w:pPr>
         <w:shd w:val="clear" w:color="auto" w:fill="FFFFFF"/>
         <w:spacing w:after="0" w:line="240" w:lineRule="auto"/>
@@ -4955,7 +4943,7 @@
           <w:bCs/>
           <w:color w:val="000000"/>
           <w:kern w:val="0"/>
-          <ns2:ligatures ns2:val="none"/>
+          <w14:ligatures w14:val="none"/>
         </w:rPr>
       </w:pPr>
       <w:r>
@@ -4965,12 +4953,12 @@
           <w:bCs/>
           <w:color w:val="000000"/>
           <w:kern w:val="0"/>
-          <ns2:ligatures ns2:val="none"/>
+          <w14:ligatures w14:val="none"/>
         </w:rPr>
         <w:t>EVELING ROA QUISPE</w:t>
       </w:r>
     </w:p>
-    <w:p ns2:paraId="44F30378" ns2:textId="77777777">
+    <w:p>
       <w:pPr>
         <w:shd w:val="clear" w:color="auto" w:fill="FFFFFF"/>
         <w:spacing w:after="0" w:line="240" w:lineRule="auto"/>
@@ -4981,7 +4969,7 @@
           <w:bCs/>
           <w:color w:val="000000"/>
           <w:kern w:val="0"/>
-          <ns2:ligatures ns2:val="none"/>
+          <w14:ligatures w14:val="none"/>
         </w:rPr>
       </w:pPr>
       <w:r>
@@ -4991,12 +4979,12 @@
           <w:bCs/>
           <w:color w:val="000000"/>
           <w:kern w:val="0"/>
-          <ns2:ligatures ns2:val="none"/>
+          <w14:ligatures w14:val="none"/>
         </w:rPr>
         <w:t>Secretaria Técnica</w:t>
       </w:r>
     </w:p>
-    <w:p ns2:paraId="39D8E76A" ns2:textId="77777777">
+    <w:p>
       <w:pPr>
         <w:shd w:val="clear" w:color="auto" w:fill="FFFFFF"/>
         <w:spacing w:after="0" w:line="240" w:lineRule="auto"/>
@@ -5007,7 +4995,7 @@
           <w:bCs/>
           <w:color w:val="000000"/>
           <w:kern w:val="0"/>
-          <ns2:ligatures ns2:val="none"/>
+          <w14:ligatures w14:val="none"/>
         </w:rPr>
       </w:pPr>
       <w:r>
@@ -5017,26 +5005,26 @@
           <w:bCs/>
           <w:color w:val="000000"/>
           <w:kern w:val="0"/>
-          <ns2:ligatures ns2:val="none"/>
+          <w14:ligatures w14:val="none"/>
         </w:rPr>
         <w:t>Comisión de Protección al Consumidor 1</w:t>
       </w:r>
     </w:p>
-    <w:p ns2:paraId="513298A9" ns2:textId="77777777">
-      <w:pPr>
-        <w:spacing w:after="0" w:line="240" w:lineRule="auto"/>
-        <w:jc w:val="both"/>
-        <w:rPr>
-          <w:rFonts w:ascii="Arial Narrow" w:eastAsia="Arial Narrow" w:hAnsi="Arial Narrow" w:cs="Arial Narrow"/>
-          <w:b/>
-          <w:color w:val="000000"/>
-          <w:kern w:val="0"/>
-          <w:lang w:eastAsia="es-PE"/>
-          <ns2:ligatures ns2:val="none"/>
-        </w:rPr>
-      </w:pPr>
-    </w:p>
-    <w:p ns2:paraId="1D176C5B" ns2:textId="77777777">
+    <w:p>
+      <w:pPr>
+        <w:spacing w:after="0" w:line="240" w:lineRule="auto"/>
+        <w:jc w:val="both"/>
+        <w:rPr>
+          <w:rFonts w:ascii="Arial Narrow" w:eastAsia="Arial Narrow" w:hAnsi="Arial Narrow" w:cs="Arial Narrow"/>
+          <w:b/>
+          <w:color w:val="000000"/>
+          <w:kern w:val="0"/>
+          <w:lang w:eastAsia="es-PE"/>
+          <w14:ligatures w14:val="none"/>
+        </w:rPr>
+      </w:pPr>
+    </w:p>
+    <w:p>
       <w:pPr>
         <w:spacing w:after="0" w:line="240" w:lineRule="auto"/>
         <w:jc w:val="both"/>
@@ -5054,12 +5042,12 @@
           <w:sz w:val="16"/>
           <w:szCs w:val="16"/>
           <w:lang w:eastAsia="es-PE"/>
-          <ns2:ligatures ns2:val="none"/>
+          <w14:ligatures w14:val="none"/>
         </w:rPr>
         <w:t>LSM/JCQ</w:t>
       </w:r>
     </w:p>
-    <w:p ns2:paraId="08D2E184" ns2:textId="77777777">
+    <w:p>
       <w:pPr>
         <w:spacing w:line="240" w:lineRule="auto"/>
         <w:rPr>
@@ -5067,7 +5055,7 @@
         </w:rPr>
       </w:pPr>
     </w:p>
-    <w:p ns2:paraId="1D2233A3" ns2:textId="77777777">
+    <w:p>
       <w:pPr>
         <w:spacing w:line="240" w:lineRule="auto"/>
         <w:rPr>
@@ -5075,7 +5063,7 @@
         </w:rPr>
       </w:pPr>
     </w:p>
-    <w:p ns2:paraId="4423ADE9" ns2:textId="77777777">
+    <w:p>
       <w:pPr>
         <w:spacing w:line="240" w:lineRule="auto"/>
         <w:rPr>
@@ -5083,14 +5071,14 @@
         </w:rPr>
       </w:pPr>
     </w:p>
-    <w:p ns2:paraId="74AAB5F4" ns2:textId="77777777">
+    <w:p>
       <w:pPr>
         <w:spacing w:line="240" w:lineRule="auto"/>
       </w:pPr>
     </w:p>
     <w:sectPr>
-      <w:headerReference w:type="default" ns3:id="rId8"/>
-      <w:footerReference w:type="default" ns3:id="rId9"/>
+      <w:headerReference w:type="default" r:id="rId8"/>
+      <w:footerReference w:type="default" r:id="rId9"/>
       <w:pgSz w:w="11906" w:h="16838"/>
       <w:pgMar w:top="1417" w:right="1701" w:bottom="1417" w:left="1701" w:header="708" w:footer="708" w:gutter="0"/>
       <w:cols w:space="708"/>
@@ -5101,7 +5089,7 @@
 </file>
 
 <file path=word/endnotes.xml><?xml version="1.0" encoding="utf-8"?>
-<w:endnotes xmlns:wpc="http://schemas.microsoft.com/office/word/2010/wordprocessingCanvas" xmlns:cx="http://schemas.microsoft.com/office/drawing/2014/chartex" xmlns:cx1="http://schemas.microsoft.com/office/drawing/2015/9/8/chartex" xmlns:cx2="http://schemas.microsoft.com/office/drawing/2015/10/21/chartex" xmlns:cx3="http://schemas.microsoft.com/office/drawing/2016/5/9/chartex" xmlns:cx4="http://schemas.microsoft.com/office/drawing/2016/5/10/chartex" xmlns:cx5="http://schemas.microsoft.com/office/drawing/2016/5/11/chartex" xmlns:cx6="http://schemas.microsoft.com/office/drawing/2016/5/12/chartex" xmlns:cx7="http://schemas.microsoft.com/office/drawing/2016/5/13/chartex" xmlns:cx8="http://schemas.microsoft.com/office/drawing/2016/5/14/chartex" xmlns:mc="http://schemas.openxmlformats.org/markup-compatibility/2006" xmlns:aink="http://schemas.microsoft.com/office/drawing/2016/ink" xmlns:am3d="http://schemas.microsoft.com/office/drawing/2017/model3d" xmlns:o="urn:schemas-microsoft-com:office:office" xmlns:oel="http://schemas.microsoft.com/office/2019/extlst" xmlns:r="http://schemas.openxmlformats.org/officeDocument/2006/relationships" xmlns:m="http://schemas.openxmlformats.org/officeDocument/2006/math" xmlns:v="urn:schemas-microsoft-com:vml" xmlns:wp14="http://schemas.microsoft.com/office/word/2010/wordprocessingDrawing" xmlns:wp="http://schemas.openxmlformats.org/drawingml/2006/wordprocessingDrawing" xmlns:w10="urn:schemas-microsoft-com:office:word" xmlns:w="http://schemas.openxmlformats.org/wordprocessingml/2006/main" xmlns:w14="http://schemas.microsoft.com/office/word/2010/wordml" xmlns:w15="http://schemas.microsoft.com/office/word/2012/wordml" xmlns:w16cex="http://schemas.microsoft.com/office/word/2018/wordml/cex" xmlns:w16cid="http://schemas.microsoft.com/office/word/2016/wordml/cid" xmlns:w16="http://schemas.microsoft.com/office/word/2018/wordml" xmlns:w16du="http://schemas.microsoft.com/office/word/2023/wordml/word16du" xmlns:w16sdtdh="http://schemas.microsoft.com/office/word/2020/wordml/sdtdatahash" xmlns:w16sdtfl="http://schemas.microsoft.com/office/word/2024/wordml/sdtformatlock" xmlns:w16se="http://schemas.microsoft.com/office/word/2015/wordml/symex" xmlns:wpg="http://schemas.microsoft.com/office/word/2010/wordprocessingGroup" xmlns:wpi="http://schemas.microsoft.com/office/word/2010/wordprocessingInk" xmlns:wne="http://schemas.microsoft.com/office/word/2006/wordml" xmlns:wps="http://schemas.microsoft.com/office/word/2010/wordprocessingShape" mc:Ignorable="w14 w15 w16se w16cid w16 w16cex w16sdtdh w16sdtfl w16du wp14">
+<w:endnotes xmlns:mc="http://schemas.openxmlformats.org/markup-compatibility/2006" xmlns:r="http://schemas.openxmlformats.org/officeDocument/2006/relationships" xmlns:w="http://schemas.openxmlformats.org/wordprocessingml/2006/main" xmlns:w14="http://schemas.microsoft.com/office/word/2010/wordml" xmlns:w15="http://schemas.microsoft.com/office/word/2012/wordml" xmlns:w16="http://schemas.microsoft.com/office/word/2018/wordml" xmlns:w16cex="http://schemas.microsoft.com/office/word/2018/wordml/cex" xmlns:w16cid="http://schemas.microsoft.com/office/word/2016/wordml/cid" xmlns:w16du="http://schemas.microsoft.com/office/word/2023/wordml/word16du" xmlns:w16sdtdh="http://schemas.microsoft.com/office/word/2020/wordml/sdtdatahash" xmlns:w16se="http://schemas.microsoft.com/office/word/2015/wordml/symex" xmlns:wp14="http://schemas.microsoft.com/office/word/2010/wordprocessingDrawing" mc:Ignorable="w14 w15 w16se w16cid w16 w16cex w16sdtdh w16du wp14">
   <w:endnote w:type="separator" w:id="-1">
     <w:p>
       <w:pPr>
@@ -5126,7 +5114,7 @@
 </file>
 
 <file path=word/footer1.xml><?xml version="1.0" encoding="utf-8"?>
-<w:ftr xmlns:wpc="http://schemas.microsoft.com/office/word/2010/wordprocessingCanvas" xmlns:cx="http://schemas.microsoft.com/office/drawing/2014/chartex" xmlns:cx1="http://schemas.microsoft.com/office/drawing/2015/9/8/chartex" xmlns:cx2="http://schemas.microsoft.com/office/drawing/2015/10/21/chartex" xmlns:cx3="http://schemas.microsoft.com/office/drawing/2016/5/9/chartex" xmlns:cx4="http://schemas.microsoft.com/office/drawing/2016/5/10/chartex" xmlns:cx5="http://schemas.microsoft.com/office/drawing/2016/5/11/chartex" xmlns:cx6="http://schemas.microsoft.com/office/drawing/2016/5/12/chartex" xmlns:cx7="http://schemas.microsoft.com/office/drawing/2016/5/13/chartex" xmlns:cx8="http://schemas.microsoft.com/office/drawing/2016/5/14/chartex" xmlns:mc="http://schemas.openxmlformats.org/markup-compatibility/2006" xmlns:aink="http://schemas.microsoft.com/office/drawing/2016/ink" xmlns:am3d="http://schemas.microsoft.com/office/drawing/2017/model3d" xmlns:o="urn:schemas-microsoft-com:office:office" xmlns:oel="http://schemas.microsoft.com/office/2019/extlst" xmlns:r="http://schemas.openxmlformats.org/officeDocument/2006/relationships" xmlns:m="http://schemas.openxmlformats.org/officeDocument/2006/math" xmlns:v="urn:schemas-microsoft-com:vml" xmlns:wp14="http://schemas.microsoft.com/office/word/2010/wordprocessingDrawing" xmlns:wp="http://schemas.openxmlformats.org/drawingml/2006/wordprocessingDrawing" xmlns:w10="urn:schemas-microsoft-com:office:word" xmlns:w="http://schemas.openxmlformats.org/wordprocessingml/2006/main" xmlns:w14="http://schemas.microsoft.com/office/word/2010/wordml" xmlns:w15="http://schemas.microsoft.com/office/word/2012/wordml" xmlns:w16cex="http://schemas.microsoft.com/office/word/2018/wordml/cex" xmlns:w16cid="http://schemas.microsoft.com/office/word/2016/wordml/cid" xmlns:w16="http://schemas.microsoft.com/office/word/2018/wordml" xmlns:w16du="http://schemas.microsoft.com/office/word/2023/wordml/word16du" xmlns:w16sdtdh="http://schemas.microsoft.com/office/word/2020/wordml/sdtdatahash" xmlns:w16sdtfl="http://schemas.microsoft.com/office/word/2024/wordml/sdtformatlock" xmlns:w16se="http://schemas.microsoft.com/office/word/2015/wordml/symex" xmlns:wpg="http://schemas.microsoft.com/office/word/2010/wordprocessingGroup" xmlns:wpi="http://schemas.microsoft.com/office/word/2010/wordprocessingInk" xmlns:wne="http://schemas.microsoft.com/office/word/2006/wordml" xmlns:wps="http://schemas.microsoft.com/office/word/2010/wordprocessingShape" mc:Ignorable="w14 w15 w16se w16cid w16 w16cex w16sdtdh w16sdtfl w16du wp14">
+<w:ftr xmlns:mc="http://schemas.openxmlformats.org/markup-compatibility/2006" xmlns:r="http://schemas.openxmlformats.org/officeDocument/2006/relationships" xmlns:w="http://schemas.openxmlformats.org/wordprocessingml/2006/main" xmlns:w14="http://schemas.microsoft.com/office/word/2010/wordml" xmlns:w15="http://schemas.microsoft.com/office/word/2012/wordml" xmlns:w16="http://schemas.microsoft.com/office/word/2018/wordml" xmlns:w16cex="http://schemas.microsoft.com/office/word/2018/wordml/cex" xmlns:w16cid="http://schemas.microsoft.com/office/word/2016/wordml/cid" xmlns:w16du="http://schemas.microsoft.com/office/word/2023/wordml/word16du" xmlns:w16sdtdh="http://schemas.microsoft.com/office/word/2020/wordml/sdtdatahash" xmlns:w16se="http://schemas.microsoft.com/office/word/2015/wordml/symex" xmlns:wp14="http://schemas.microsoft.com/office/word/2010/wordprocessingDrawing" mc:Ignorable="w14 w15 w16se w16cid w16 w16cex w16sdtdh w16du wp14">
   <w:p>
     <w:pPr>
       <w:pBdr>
@@ -5205,7 +5193,7 @@
 </file>
 
 <file path=word/footnotes.xml><?xml version="1.0" encoding="utf-8"?>
-<w:footnotes xmlns:wpc="http://schemas.microsoft.com/office/word/2010/wordprocessingCanvas" xmlns:cx="http://schemas.microsoft.com/office/drawing/2014/chartex" xmlns:cx1="http://schemas.microsoft.com/office/drawing/2015/9/8/chartex" xmlns:cx2="http://schemas.microsoft.com/office/drawing/2015/10/21/chartex" xmlns:cx3="http://schemas.microsoft.com/office/drawing/2016/5/9/chartex" xmlns:cx4="http://schemas.microsoft.com/office/drawing/2016/5/10/chartex" xmlns:cx5="http://schemas.microsoft.com/office/drawing/2016/5/11/chartex" xmlns:cx6="http://schemas.microsoft.com/office/drawing/2016/5/12/chartex" xmlns:cx7="http://schemas.microsoft.com/office/drawing/2016/5/13/chartex" xmlns:cx8="http://schemas.microsoft.com/office/drawing/2016/5/14/chartex" xmlns:mc="http://schemas.openxmlformats.org/markup-compatibility/2006" xmlns:aink="http://schemas.microsoft.com/office/drawing/2016/ink" xmlns:am3d="http://schemas.microsoft.com/office/drawing/2017/model3d" xmlns:o="urn:schemas-microsoft-com:office:office" xmlns:oel="http://schemas.microsoft.com/office/2019/extlst" xmlns:r="http://schemas.openxmlformats.org/officeDocument/2006/relationships" xmlns:m="http://schemas.openxmlformats.org/officeDocument/2006/math" xmlns:v="urn:schemas-microsoft-com:vml" xmlns:wp14="http://schemas.microsoft.com/office/word/2010/wordprocessingDrawing" xmlns:wp="http://schemas.openxmlformats.org/drawingml/2006/wordprocessingDrawing" xmlns:w10="urn:schemas-microsoft-com:office:word" xmlns:w="http://schemas.openxmlformats.org/wordprocessingml/2006/main" xmlns:w14="http://schemas.microsoft.com/office/word/2010/wordml" xmlns:w15="http://schemas.microsoft.com/office/word/2012/wordml" xmlns:w16cex="http://schemas.microsoft.com/office/word/2018/wordml/cex" xmlns:w16cid="http://schemas.microsoft.com/office/word/2016/wordml/cid" xmlns:w16="http://schemas.microsoft.com/office/word/2018/wordml" xmlns:w16du="http://schemas.microsoft.com/office/word/2023/wordml/word16du" xmlns:w16sdtdh="http://schemas.microsoft.com/office/word/2020/wordml/sdtdatahash" xmlns:w16sdtfl="http://schemas.microsoft.com/office/word/2024/wordml/sdtformatlock" xmlns:w16se="http://schemas.microsoft.com/office/word/2015/wordml/symex" xmlns:wpg="http://schemas.microsoft.com/office/word/2010/wordprocessingGroup" xmlns:wpi="http://schemas.microsoft.com/office/word/2010/wordprocessingInk" xmlns:wne="http://schemas.microsoft.com/office/word/2006/wordml" xmlns:wps="http://schemas.microsoft.com/office/word/2010/wordprocessingShape" mc:Ignorable="w14 w15 w16se w16cid w16 w16cex w16sdtdh w16sdtfl w16du wp14">
+<w:footnotes xmlns:mc="http://schemas.openxmlformats.org/markup-compatibility/2006" xmlns:r="http://schemas.openxmlformats.org/officeDocument/2006/relationships" xmlns:w="http://schemas.openxmlformats.org/wordprocessingml/2006/main" xmlns:w14="http://schemas.microsoft.com/office/word/2010/wordml" xmlns:w15="http://schemas.microsoft.com/office/word/2012/wordml" xmlns:w16="http://schemas.microsoft.com/office/word/2018/wordml" xmlns:w16cex="http://schemas.microsoft.com/office/word/2018/wordml/cex" xmlns:w16cid="http://schemas.microsoft.com/office/word/2016/wordml/cid" xmlns:w16du="http://schemas.microsoft.com/office/word/2023/wordml/word16du" xmlns:w16sdtdh="http://schemas.microsoft.com/office/word/2020/wordml/sdtdatahash" xmlns:w16se="http://schemas.microsoft.com/office/word/2015/wordml/symex" xmlns:wp14="http://schemas.microsoft.com/office/word/2010/wordprocessingDrawing" mc:Ignorable="w14 w15 w16se w16cid w16 w16cex w16sdtdh w16du wp14">
   <w:footnote w:type="separator" w:id="-1">
     <w:p>
       <w:pPr>
@@ -5272,7 +5260,7 @@
           <w:sz w:val="16"/>
           <w:szCs w:val="16"/>
         </w:rPr>
-        <w:t/>
+        <w:t xml:space="preserve"/>
       </w:r>
       <w:proofErr w:type="spellEnd"/>
       <w:r>
@@ -5281,7 +5269,7 @@
           <w:sz w:val="16"/>
           <w:szCs w:val="16"/>
         </w:rPr>
-        <w:t xml:space="preserve"> </w:t>
+        <w:t xml:space="preserve"/>
       </w:r>
       <w:r>
         <w:rPr>
@@ -5345,7 +5333,7 @@
           <w:sz w:val="16"/>
           <w:szCs w:val="16"/>
         </w:rPr>
-        <w:t>.</w:t>
+        <w:t xml:space="preserve">.</w:t>
       </w:r>
     </w:p>
     <w:p>
@@ -6953,6 +6941,161 @@
       </w:pPr>
     </w:p>
   </w:footnote>
+  <w:footnote w:id="15">
+    <w:p>
+      <w:pPr>
+        <w:pStyle w:val="Textonotapie"/>
+        <w:ind w:left="567" w:hanging="567"/>
+        <w:jc w:val="both"/>
+      </w:pPr>
+      <w:r>
+        <w:rPr>
+          <w:rStyle w:val="Refdenotaalpie"/>
+          <w:rFonts w:ascii="Arial Narrow" w:hAnsi="Arial Narrow" w:cs="Arial"/>
+          <w:sz w:val="16"/>
+          <w:szCs w:val="16"/>
+          <w:vertAlign w:val="superscript"/>
+        </w:rPr>
+        <w:footnoteRef/>
+      </w:r>
+      <w:r>
+        <w:rPr>
+          <w:rFonts w:ascii="Arial Narrow" w:hAnsi="Arial Narrow" w:cs="Arial"/>
+          <w:sz w:val="16"/>
+          <w:szCs w:val="16"/>
+        </w:rPr>
+        <w:tab/>
+      </w:r>
+      <w:r>
+        <w:rPr>
+          <w:rFonts w:ascii="Arial Narrow" w:hAnsi="Arial Narrow" w:cs="Arial"/>
+          <w:b/>
+          <w:bCs/>
+          <w:sz w:val="16"/>
+          <w:szCs w:val="16"/>
+        </w:rPr>
+        <w:t xml:space="preserve">DECRETO LEGISLATIVO 807, LEY SOBRE FACULTADES, NORMAS Y ORGANIZACIÓN DEL INDECOPI, publicado el 18 de abril de 1996</w:t>
+      </w:r>
+    </w:p>
+    <w:p>
+      <w:pPr>
+        <w:pStyle w:val="Textonotapie"/>
+        <w:ind w:left="567" w:hanging="567"/>
+        <w:jc w:val="both"/>
+      </w:pPr>
+      <w:r>
+        <w:rPr>
+          <w:rFonts w:ascii="Arial Narrow" w:hAnsi="Arial Narrow" w:cs="Arial"/>
+          <w:sz w:val="16"/>
+          <w:szCs w:val="16"/>
+        </w:rPr>
+        <w:tab/>
+      </w:r>
+      <w:r>
+        <w:rPr>
+          <w:rFonts w:ascii="Arial Narrow" w:hAnsi="Arial Narrow" w:cs="Arial"/>
+          <w:b/>
+          <w:bCs/>
+          <w:sz w:val="16"/>
+          <w:szCs w:val="16"/>
+        </w:rPr>
+        <w:t xml:space="preserve">Artículo 26.-</w:t>
+      </w:r>
+      <w:r>
+        <w:rPr>
+          <w:rFonts w:ascii="Arial Narrow" w:hAnsi="Arial Narrow" w:cs="Arial"/>
+          <w:sz w:val="16"/>
+          <w:szCs w:val="16"/>
+        </w:rPr>
+        <w:t xml:space="preserve"> Una vez admitida a trámite la denuncia, se correrá traslado de la misma al denunciado, a fin de que éste presente su descargo. El plazo para la presentación del descargo será de cinco (5) días contados desde la notificación, vencido el cual, el Secretario Técnico declarará en rebeldía al denunciado que no lo hubiera presentado.</w:t>
+      </w:r>
+    </w:p>
+  </w:footnote>
+  <w:footnote w:id="16">
+    <w:p>
+      <w:pPr>
+        <w:pStyle w:val="Textonotapie"/>
+        <w:ind w:left="567" w:hanging="567"/>
+        <w:jc w:val="both"/>
+      </w:pPr>
+      <w:r>
+        <w:rPr>
+          <w:rStyle w:val="Refdenotaalpie"/>
+          <w:rFonts w:ascii="Arial Narrow" w:hAnsi="Arial Narrow" w:cs="Arial"/>
+          <w:sz w:val="16"/>
+          <w:szCs w:val="16"/>
+          <w:vertAlign w:val="superscript"/>
+        </w:rPr>
+        <w:footnoteRef/>
+      </w:r>
+      <w:r>
+        <w:rPr>
+          <w:rFonts w:ascii="Arial Narrow" w:hAnsi="Arial Narrow" w:cs="Arial"/>
+          <w:sz w:val="16"/>
+          <w:szCs w:val="16"/>
+        </w:rPr>
+        <w:tab/>
+      </w:r>
+      <w:r>
+        <w:rPr>
+          <w:rFonts w:ascii="Arial Narrow" w:hAnsi="Arial Narrow" w:cs="Arial"/>
+          <w:b/>
+          <w:bCs/>
+          <w:sz w:val="16"/>
+          <w:szCs w:val="16"/>
+        </w:rPr>
+        <w:t xml:space="preserve">DECRETO SUPREMO 006-2026-JUS, TEXTO ÚNICO ORDENADO DE LA LEY 27444, LEY DEL PROCEDIMIENTO ADMINISTRATIVO GENERAL, publicado el 30 de abril de 2026</w:t>
+      </w:r>
+    </w:p>
+    <w:p>
+      <w:pPr>
+        <w:pStyle w:val="Textonotapie"/>
+        <w:ind w:left="567" w:hanging="567"/>
+        <w:jc w:val="both"/>
+      </w:pPr>
+      <w:r>
+        <w:rPr>
+          <w:rFonts w:ascii="Arial Narrow" w:hAnsi="Arial Narrow" w:cs="Arial"/>
+          <w:sz w:val="16"/>
+          <w:szCs w:val="16"/>
+        </w:rPr>
+        <w:tab/>
+      </w:r>
+      <w:r>
+        <w:rPr>
+          <w:rFonts w:ascii="Arial Narrow" w:hAnsi="Arial Narrow" w:cs="Arial"/>
+          <w:b/>
+          <w:bCs/>
+          <w:sz w:val="16"/>
+          <w:szCs w:val="16"/>
+        </w:rPr>
+        <w:t xml:space="preserve">Artículo 223.- Contestación de la reclamación</w:t>
+      </w:r>
+    </w:p>
+    <w:p>
+      <w:pPr>
+        <w:pStyle w:val="Textonotapie"/>
+        <w:ind w:left="567" w:hanging="567"/>
+        <w:jc w:val="both"/>
+      </w:pPr>
+      <w:r>
+        <w:rPr>
+          <w:rFonts w:ascii="Arial Narrow" w:hAnsi="Arial Narrow" w:cs="Arial"/>
+          <w:sz w:val="16"/>
+          <w:szCs w:val="16"/>
+        </w:rPr>
+        <w:tab/>
+      </w:r>
+      <w:r>
+        <w:rPr>
+          <w:rFonts w:ascii="Arial Narrow" w:hAnsi="Arial Narrow" w:cs="Arial"/>
+          <w:sz w:val="16"/>
+          <w:szCs w:val="16"/>
+        </w:rPr>
+        <w:t xml:space="preserve">223.1 El reclamado deberá presentar la contestación de la reclamación dentro de los quince (15) días posteriores a la notificación de ésta; vencido este plazo, la Administración declarará en rebeldía al reclamado que no la hubiera presentado. La contestación deberá contener los requisitos de los escritos previstos en el artículo 113 de la presente Ley, así como la absolución de todos los asuntos controvertidos de hecho y de derecho, Las alegaciones y los hechos relevantes de la reclamación, salvo que hayan sido específicamente negadas en la contestación, se tendrán por aceptadas o merituadas como ciertas.</w:t>
+      </w:r>
+    </w:p>
+  </w:footnote>
   <w:footnote w:id="10">
     <w:p>
       <w:pPr>
@@ -8517,7 +8660,7 @@
 </file>
 
 <file path=word/header1.xml><?xml version="1.0" encoding="utf-8"?>
-<w:hdr xmlns:wpc="http://schemas.microsoft.com/office/word/2010/wordprocessingCanvas" xmlns:cx="http://schemas.microsoft.com/office/drawing/2014/chartex" xmlns:cx1="http://schemas.microsoft.com/office/drawing/2015/9/8/chartex" xmlns:cx2="http://schemas.microsoft.com/office/drawing/2015/10/21/chartex" xmlns:cx3="http://schemas.microsoft.com/office/drawing/2016/5/9/chartex" xmlns:cx4="http://schemas.microsoft.com/office/drawing/2016/5/10/chartex" xmlns:cx5="http://schemas.microsoft.com/office/drawing/2016/5/11/chartex" xmlns:cx6="http://schemas.microsoft.com/office/drawing/2016/5/12/chartex" xmlns:cx7="http://schemas.microsoft.com/office/drawing/2016/5/13/chartex" xmlns:cx8="http://schemas.microsoft.com/office/drawing/2016/5/14/chartex" xmlns:mc="http://schemas.openxmlformats.org/markup-compatibility/2006" xmlns:aink="http://schemas.microsoft.com/office/drawing/2016/ink" xmlns:am3d="http://schemas.microsoft.com/office/drawing/2017/model3d" xmlns:o="urn:schemas-microsoft-com:office:office" xmlns:oel="http://schemas.microsoft.com/office/2019/extlst" xmlns:r="http://schemas.openxmlformats.org/officeDocument/2006/relationships" xmlns:m="http://schemas.openxmlformats.org/officeDocument/2006/math" xmlns:v="urn:schemas-microsoft-com:vml" xmlns:wp14="http://schemas.microsoft.com/office/word/2010/wordprocessingDrawing" xmlns:wp="http://schemas.openxmlformats.org/drawingml/2006/wordprocessingDrawing" xmlns:w10="urn:schemas-microsoft-com:office:word" xmlns:w="http://schemas.openxmlformats.org/wordprocessingml/2006/main" xmlns:w14="http://schemas.microsoft.com/office/word/2010/wordml" xmlns:w15="http://schemas.microsoft.com/office/word/2012/wordml" xmlns:w16cex="http://schemas.microsoft.com/office/word/2018/wordml/cex" xmlns:w16cid="http://schemas.microsoft.com/office/word/2016/wordml/cid" xmlns:w16="http://schemas.microsoft.com/office/word/2018/wordml" xmlns:w16du="http://schemas.microsoft.com/office/word/2023/wordml/word16du" xmlns:w16sdtdh="http://schemas.microsoft.com/office/word/2020/wordml/sdtdatahash" xmlns:w16sdtfl="http://schemas.microsoft.com/office/word/2024/wordml/sdtformatlock" xmlns:w16se="http://schemas.microsoft.com/office/word/2015/wordml/symex" xmlns:wpg="http://schemas.microsoft.com/office/word/2010/wordprocessingGroup" xmlns:wpi="http://schemas.microsoft.com/office/word/2010/wordprocessingInk" xmlns:wne="http://schemas.microsoft.com/office/word/2006/wordml" xmlns:wps="http://schemas.microsoft.com/office/word/2010/wordprocessingShape" mc:Ignorable="w14 w15 w16se w16cid w16 w16cex w16sdtdh w16sdtfl w16du wp14">
+<w:hdr xmlns:a="http://schemas.openxmlformats.org/drawingml/2006/main" xmlns:a14="http://schemas.microsoft.com/office/drawing/2010/main" xmlns:mc="http://schemas.openxmlformats.org/markup-compatibility/2006" xmlns:pic="http://schemas.openxmlformats.org/drawingml/2006/picture" xmlns:r="http://schemas.openxmlformats.org/officeDocument/2006/relationships" xmlns:w="http://schemas.openxmlformats.org/wordprocessingml/2006/main" xmlns:w14="http://schemas.microsoft.com/office/word/2010/wordml" xmlns:w15="http://schemas.microsoft.com/office/word/2012/wordml" xmlns:w16="http://schemas.microsoft.com/office/word/2018/wordml" xmlns:w16cex="http://schemas.microsoft.com/office/word/2018/wordml/cex" xmlns:w16cid="http://schemas.microsoft.com/office/word/2016/wordml/cid" xmlns:w16du="http://schemas.microsoft.com/office/word/2023/wordml/word16du" xmlns:w16sdtdh="http://schemas.microsoft.com/office/word/2020/wordml/sdtdatahash" xmlns:w16se="http://schemas.microsoft.com/office/word/2015/wordml/symex" xmlns:wp="http://schemas.openxmlformats.org/drawingml/2006/wordprocessingDrawing" xmlns:wp14="http://schemas.microsoft.com/office/word/2010/wordprocessingDrawing" mc:Ignorable="w14 w15 w16se w16cid w16 w16cex w16sdtdh w16du wp14">
   <w:tbl>
     <w:tblPr>
       <w:tblW w:w="8645" w:type="dxa"/>

--- a/plantillas_maestras/10_seguro_sepelio/modificacion_unilateral/2_o_mas_ddos_varios/mujer/TPL_2619_2025_SEGURO_SEPELIO_MODIFICACION_UNILATERAL_ASEGURADORA_MUJER_R1.docx
+++ b/plantillas_maestras/10_seguro_sepelio/modificacion_unilateral/2_o_mas_ddos_varios/mujer/TPL_2619_2025_SEGURO_SEPELIO_MODIFICACION_UNILATERAL_ASEGURADORA_MUJER_R1.docx
@@ -10,9 +10,11 @@
         <w:spacing w:after="0" w:line="240" w:lineRule="auto"/>
         <w:jc w:val="both"/>
         <w:rPr>
-          <w:rFonts w:ascii="Arial Narrow" w:eastAsia="Times New Roman" w:hAnsi="Arial Narrow" w:cs="Times New Roman"/>
-          <w:color w:val="000000"/>
-          <w:kern w:val="0"/>
+          <w:rFonts w:ascii="Arial Narrow" w:eastAsia="Arial Narrow" w:hAnsi="Arial Narrow" w:cs="Arial Narrow"/>
+          <w:color w:val="000000"/>
+          <w:kern w:val="0"/>
+          <w:sz w:val="22"/>
+          <w:szCs w:val="22"/>
           <w:lang w:eastAsia="es-PE"/>
           <w14:ligatures w14:val="none"/>
         </w:rPr>
@@ -24,6 +26,8 @@
           <w:b/>
           <w:color w:val="000000"/>
           <w:kern w:val="0"/>
+          <w:sz w:val="22"/>
+          <w:szCs w:val="22"/>
           <w:lang w:eastAsia="es-PE"/>
           <w14:ligatures w14:val="none"/>
         </w:rPr>
@@ -35,6 +39,8 @@
           <w:b/>
           <w:color w:val="000000"/>
           <w:kern w:val="0"/>
+          <w:sz w:val="22"/>
+          <w:szCs w:val="22"/>
           <w:lang w:eastAsia="es-PE"/>
           <w14:ligatures w14:val="none"/>
         </w:rPr>
@@ -47,6 +53,8 @@
           <w:b/>
           <w:color w:val="000000"/>
           <w:kern w:val="0"/>
+          <w:sz w:val="22"/>
+          <w:szCs w:val="22"/>
           <w:lang w:eastAsia="es-PE"/>
           <w14:ligatures w14:val="none"/>
         </w:rPr>
@@ -54,11 +62,13 @@
       </w:r>
       <w:r>
         <w:rPr>
-          <w:rFonts w:ascii="Arial Narrow" w:eastAsia="Times New Roman" w:hAnsi="Arial Narrow" w:cs="Times New Roman"/>
+          <w:rFonts w:ascii="Arial Narrow" w:eastAsia="Arial Narrow" w:hAnsi="Arial Narrow" w:cs="Arial Narrow"/>
           <w:b/>
           <w:bCs/>
           <w:color w:val="000000"/>
           <w:kern w:val="0"/>
+          <w:sz w:val="22"/>
+          <w:szCs w:val="22"/>
           <w:shd w:val="clear" w:color="auto" w:fill="FFFFFF"/>
           <w:lang w:eastAsia="es-PE"/>
           <w14:ligatures w14:val="none"/>
@@ -67,11 +77,13 @@
       </w:r>
       <w:r>
         <w:rPr>
-          <w:rFonts w:ascii="Arial Narrow" w:eastAsia="Times New Roman" w:hAnsi="Arial Narrow" w:cs="Times New Roman"/>
+          <w:rFonts w:ascii="Arial Narrow" w:eastAsia="Arial Narrow" w:hAnsi="Arial Narrow" w:cs="Arial Narrow"/>
           <w:b/>
           <w:bCs/>
           <w:color w:val="000000"/>
           <w:kern w:val="0"/>
+          <w:sz w:val="22"/>
+          <w:szCs w:val="22"/>
           <w:shd w:val="clear" w:color="auto" w:fill="FFFFFF"/>
           <w:lang w:eastAsia="es-PE"/>
           <w14:ligatures w14:val="none"/>
@@ -93,16 +105,20 @@
           <w:b/>
           <w:color w:val="000000"/>
           <w:kern w:val="0"/>
-          <w:lang w:eastAsia="es-PE"/>
-          <w14:ligatures w14:val="none"/>
-        </w:rPr>
-      </w:pPr>
-      <w:r>
-        <w:rPr>
-          <w:rFonts w:ascii="Arial Narrow" w:eastAsia="Arial Narrow" w:hAnsi="Arial Narrow" w:cs="Arial Narrow"/>
-          <w:b/>
-          <w:color w:val="000000"/>
-          <w:kern w:val="0"/>
+          <w:sz w:val="22"/>
+          <w:szCs w:val="22"/>
+          <w:lang w:eastAsia="es-PE"/>
+          <w14:ligatures w14:val="none"/>
+        </w:rPr>
+      </w:pPr>
+      <w:r>
+        <w:rPr>
+          <w:rFonts w:ascii="Arial Narrow" w:eastAsia="Arial Narrow" w:hAnsi="Arial Narrow" w:cs="Arial Narrow"/>
+          <w:b/>
+          <w:color w:val="000000"/>
+          <w:kern w:val="0"/>
+          <w:sz w:val="22"/>
+          <w:szCs w:val="22"/>
           <w:lang w:eastAsia="es-PE"/>
           <w14:ligatures w14:val="none"/>
         </w:rPr>
@@ -129,16 +145,20 @@
           <w:b/>
           <w:color w:val="000000"/>
           <w:kern w:val="0"/>
-          <w:lang w:eastAsia="es-PE"/>
-          <w14:ligatures w14:val="none"/>
-        </w:rPr>
-      </w:pPr>
-      <w:r>
-        <w:rPr>
-          <w:rFonts w:ascii="Arial Narrow" w:eastAsia="Arial Narrow" w:hAnsi="Arial Narrow" w:cs="Arial Narrow"/>
-          <w:b/>
-          <w:color w:val="000000"/>
-          <w:kern w:val="0"/>
+          <w:sz w:val="22"/>
+          <w:szCs w:val="22"/>
+          <w:lang w:eastAsia="es-PE"/>
+          <w14:ligatures w14:val="none"/>
+        </w:rPr>
+      </w:pPr>
+      <w:r>
+        <w:rPr>
+          <w:rFonts w:ascii="Arial Narrow" w:eastAsia="Arial Narrow" w:hAnsi="Arial Narrow" w:cs="Arial Narrow"/>
+          <w:b/>
+          <w:color w:val="000000"/>
+          <w:kern w:val="0"/>
+          <w:sz w:val="22"/>
+          <w:szCs w:val="22"/>
           <w:lang w:eastAsia="es-PE"/>
           <w14:ligatures w14:val="none"/>
         </w:rPr>
@@ -150,6 +170,8 @@
           <w:b/>
           <w:color w:val="000000"/>
           <w:kern w:val="0"/>
+          <w:sz w:val="22"/>
+          <w:szCs w:val="22"/>
           <w:lang w:eastAsia="es-PE"/>
           <w14:ligatures w14:val="none"/>
         </w:rPr>
@@ -162,6 +184,8 @@
           <w:b/>
           <w:color w:val="000000"/>
           <w:kern w:val="0"/>
+          <w:sz w:val="22"/>
+          <w:szCs w:val="22"/>
           <w:lang w:eastAsia="es-PE"/>
           <w14:ligatures w14:val="none"/>
         </w:rPr>
@@ -183,16 +207,20 @@
           <w:b/>
           <w:color w:val="000000"/>
           <w:kern w:val="0"/>
-          <w:lang w:eastAsia="es-PE"/>
-          <w14:ligatures w14:val="none"/>
-        </w:rPr>
-      </w:pPr>
-      <w:r>
-        <w:rPr>
-          <w:rFonts w:ascii="Arial Narrow" w:eastAsia="Arial Narrow" w:hAnsi="Arial Narrow" w:cs="Arial Narrow"/>
-          <w:b/>
-          <w:color w:val="000000"/>
-          <w:kern w:val="0"/>
+          <w:sz w:val="22"/>
+          <w:szCs w:val="22"/>
+          <w:lang w:eastAsia="es-PE"/>
+          <w14:ligatures w14:val="none"/>
+        </w:rPr>
+      </w:pPr>
+      <w:r>
+        <w:rPr>
+          <w:rFonts w:ascii="Arial Narrow" w:eastAsia="Arial Narrow" w:hAnsi="Arial Narrow" w:cs="Arial Narrow"/>
+          <w:b/>
+          <w:color w:val="000000"/>
+          <w:kern w:val="0"/>
+          <w:sz w:val="22"/>
+          <w:szCs w:val="22"/>
           <w:lang w:eastAsia="es-PE"/>
           <w14:ligatures w14:val="none"/>
         </w:rPr>
@@ -204,6 +232,8 @@
           <w:b/>
           <w:color w:val="000000"/>
           <w:kern w:val="0"/>
+          <w:sz w:val="22"/>
+          <w:szCs w:val="22"/>
           <w:lang w:eastAsia="es-PE"/>
           <w14:ligatures w14:val="none"/>
         </w:rPr>
@@ -216,6 +246,8 @@
           <w:b/>
           <w:color w:val="000000"/>
           <w:kern w:val="0"/>
+          <w:sz w:val="22"/>
+          <w:szCs w:val="22"/>
           <w:lang w:eastAsia="es-PE"/>
           <w14:ligatures w14:val="none"/>
         </w:rPr>
@@ -237,16 +269,20 @@
           <w:b/>
           <w:color w:val="000000"/>
           <w:kern w:val="0"/>
-          <w:lang w:eastAsia="es-PE"/>
-          <w14:ligatures w14:val="none"/>
-        </w:rPr>
-      </w:pPr>
-      <w:r>
-        <w:rPr>
-          <w:rFonts w:ascii="Arial Narrow" w:eastAsia="Arial Narrow" w:hAnsi="Arial Narrow" w:cs="Arial Narrow"/>
-          <w:b/>
-          <w:color w:val="000000"/>
-          <w:kern w:val="0"/>
+          <w:sz w:val="22"/>
+          <w:szCs w:val="22"/>
+          <w:lang w:eastAsia="es-PE"/>
+          <w14:ligatures w14:val="none"/>
+        </w:rPr>
+      </w:pPr>
+      <w:r>
+        <w:rPr>
+          <w:rFonts w:ascii="Arial Narrow" w:eastAsia="Arial Narrow" w:hAnsi="Arial Narrow" w:cs="Arial Narrow"/>
+          <w:b/>
+          <w:color w:val="000000"/>
+          <w:kern w:val="0"/>
+          <w:sz w:val="22"/>
+          <w:szCs w:val="22"/>
           <w:lang w:eastAsia="es-PE"/>
           <w14:ligatures w14:val="none"/>
         </w:rPr>
@@ -266,16 +302,20 @@
           <w:b/>
           <w:color w:val="000000"/>
           <w:kern w:val="0"/>
-          <w:lang w:eastAsia="es-PE"/>
-          <w14:ligatures w14:val="none"/>
-        </w:rPr>
-      </w:pPr>
-      <w:r>
-        <w:rPr>
-          <w:rFonts w:ascii="Arial Narrow" w:eastAsia="Arial Narrow" w:hAnsi="Arial Narrow" w:cs="Arial Narrow"/>
-          <w:b/>
-          <w:color w:val="000000"/>
-          <w:kern w:val="0"/>
+          <w:sz w:val="22"/>
+          <w:szCs w:val="22"/>
+          <w:lang w:eastAsia="es-PE"/>
+          <w14:ligatures w14:val="none"/>
+        </w:rPr>
+      </w:pPr>
+      <w:r>
+        <w:rPr>
+          <w:rFonts w:ascii="Arial Narrow" w:eastAsia="Arial Narrow" w:hAnsi="Arial Narrow" w:cs="Arial Narrow"/>
+          <w:b/>
+          <w:color w:val="000000"/>
+          <w:kern w:val="0"/>
+          <w:sz w:val="22"/>
+          <w:szCs w:val="22"/>
           <w:lang w:eastAsia="es-PE"/>
           <w14:ligatures w14:val="none"/>
         </w:rPr>
@@ -287,6 +327,8 @@
           <w:b/>
           <w:color w:val="000000"/>
           <w:kern w:val="0"/>
+          <w:sz w:val="22"/>
+          <w:szCs w:val="22"/>
           <w:lang w:eastAsia="es-PE"/>
           <w14:ligatures w14:val="none"/>
         </w:rPr>
@@ -299,6 +341,8 @@
           <w:b/>
           <w:color w:val="000000"/>
           <w:kern w:val="0"/>
+          <w:sz w:val="22"/>
+          <w:szCs w:val="22"/>
           <w:lang w:eastAsia="es-PE"/>
           <w14:ligatures w14:val="none"/>
         </w:rPr>
@@ -310,6 +354,8 @@
           <w:b/>
           <w:color w:val="000000"/>
           <w:kern w:val="0"/>
+          <w:sz w:val="22"/>
+          <w:szCs w:val="22"/>
           <w:lang w:eastAsia="es-PE"/>
           <w14:ligatures w14:val="none"/>
         </w:rPr>
@@ -324,9 +370,11 @@
         <w:spacing w:after="0" w:line="240" w:lineRule="auto"/>
         <w:jc w:val="both"/>
         <w:rPr>
-          <w:rFonts w:ascii="Arial Narrow" w:eastAsia="Times New Roman" w:hAnsi="Arial Narrow" w:cs="Times New Roman"/>
-          <w:color w:val="000000"/>
-          <w:kern w:val="0"/>
+          <w:rFonts w:ascii="Arial Narrow" w:eastAsia="Arial Narrow" w:hAnsi="Arial Narrow" w:cs="Arial Narrow"/>
+          <w:color w:val="000000"/>
+          <w:kern w:val="0"/>
+          <w:sz w:val="22"/>
+          <w:szCs w:val="22"/>
           <w:shd w:val="clear" w:color="auto" w:fill="FFFFFF"/>
           <w:lang w:eastAsia="es-PE"/>
           <w14:ligatures w14:val="none"/>
@@ -341,9 +389,11 @@
         <w:spacing w:after="0" w:line="240" w:lineRule="auto"/>
         <w:jc w:val="both"/>
         <w:rPr>
-          <w:rFonts w:ascii="Arial Narrow" w:eastAsia="Times New Roman" w:hAnsi="Arial Narrow" w:cs="Times New Roman"/>
-          <w:color w:val="000000"/>
-          <w:kern w:val="0"/>
+          <w:rFonts w:ascii="Arial Narrow" w:eastAsia="Arial Narrow" w:hAnsi="Arial Narrow" w:cs="Arial Narrow"/>
+          <w:color w:val="000000"/>
+          <w:kern w:val="0"/>
+          <w:sz w:val="22"/>
+          <w:szCs w:val="22"/>
           <w:shd w:val="clear" w:color="auto" w:fill="FFFFFF"/>
           <w:lang w:eastAsia="es-PE"/>
           <w14:ligatures w14:val="none"/>
@@ -351,9 +401,11 @@
       </w:pPr>
       <w:r>
         <w:rPr>
-          <w:rFonts w:ascii="Arial Narrow" w:eastAsia="Times New Roman" w:hAnsi="Arial Narrow" w:cs="Times New Roman"/>
-          <w:color w:val="000000"/>
-          <w:kern w:val="0"/>
+          <w:rFonts w:ascii="Arial Narrow" w:eastAsia="Arial Narrow" w:hAnsi="Arial Narrow" w:cs="Arial Narrow"/>
+          <w:color w:val="000000"/>
+          <w:kern w:val="0"/>
+          <w:sz w:val="22"/>
+          <w:szCs w:val="22"/>
           <w:shd w:val="clear" w:color="auto" w:fill="FFFFFF"/>
           <w:lang w:eastAsia="es-PE"/>
           <w14:ligatures w14:val="none"/>
@@ -362,9 +414,11 @@
       </w:r>
       <w:r>
         <w:rPr>
-          <w:rFonts w:ascii="Arial Narrow" w:eastAsia="Times New Roman" w:hAnsi="Arial Narrow" w:cs="Times New Roman"/>
-          <w:color w:val="000000"/>
-          <w:kern w:val="0"/>
+          <w:rFonts w:ascii="Arial Narrow" w:eastAsia="Arial Narrow" w:hAnsi="Arial Narrow" w:cs="Arial Narrow"/>
+          <w:color w:val="000000"/>
+          <w:kern w:val="0"/>
+          <w:sz w:val="22"/>
+          <w:szCs w:val="22"/>
           <w:shd w:val="clear" w:color="auto" w:fill="FFFFFF"/>
           <w:lang w:eastAsia="es-PE"/>
           <w14:ligatures w14:val="none"/>
@@ -373,9 +427,11 @@
       </w:r>
       <w:r>
         <w:rPr>
-          <w:rFonts w:ascii="Arial Narrow" w:eastAsia="Times New Roman" w:hAnsi="Arial Narrow" w:cs="Times New Roman"/>
-          <w:color w:val="000000"/>
-          <w:kern w:val="0"/>
+          <w:rFonts w:ascii="Arial Narrow" w:eastAsia="Arial Narrow" w:hAnsi="Arial Narrow" w:cs="Arial Narrow"/>
+          <w:color w:val="000000"/>
+          <w:kern w:val="0"/>
+          <w:sz w:val="22"/>
+          <w:szCs w:val="22"/>
           <w:shd w:val="clear" w:color="auto" w:fill="FFFFFF"/>
           <w:lang w:eastAsia="es-PE"/>
           <w14:ligatures w14:val="none"/>
@@ -384,9 +440,11 @@
       </w:r>
       <w:r>
         <w:rPr>
-          <w:rFonts w:ascii="Arial Narrow" w:eastAsia="Times New Roman" w:hAnsi="Arial Narrow" w:cs="Times New Roman"/>
-          <w:color w:val="000000"/>
-          <w:kern w:val="0"/>
+          <w:rFonts w:ascii="Arial Narrow" w:eastAsia="Arial Narrow" w:hAnsi="Arial Narrow" w:cs="Arial Narrow"/>
+          <w:color w:val="000000"/>
+          <w:kern w:val="0"/>
+          <w:sz w:val="22"/>
+          <w:szCs w:val="22"/>
           <w:shd w:val="clear" w:color="auto" w:fill="FFFFFF"/>
           <w:lang w:eastAsia="es-PE"/>
           <w14:ligatures w14:val="none"/>
@@ -395,9 +453,11 @@
       </w:r>
       <w:r>
         <w:rPr>
-          <w:rFonts w:ascii="Arial Narrow" w:eastAsia="Times New Roman" w:hAnsi="Arial Narrow" w:cs="Times New Roman"/>
-          <w:color w:val="000000"/>
-          <w:kern w:val="0"/>
+          <w:rFonts w:ascii="Arial Narrow" w:eastAsia="Arial Narrow" w:hAnsi="Arial Narrow" w:cs="Arial Narrow"/>
+          <w:color w:val="000000"/>
+          <w:kern w:val="0"/>
+          <w:sz w:val="22"/>
+          <w:szCs w:val="22"/>
           <w:shd w:val="clear" w:color="auto" w:fill="FFFFFF"/>
           <w:lang w:eastAsia="es-PE"/>
           <w14:ligatures w14:val="none"/>
@@ -406,9 +466,11 @@
       </w:r>
       <w:r>
         <w:rPr>
-          <w:rFonts w:ascii="Arial Narrow" w:eastAsia="Times New Roman" w:hAnsi="Arial Narrow" w:cs="Times New Roman"/>
-          <w:color w:val="000000"/>
-          <w:kern w:val="0"/>
+          <w:rFonts w:ascii="Arial Narrow" w:eastAsia="Arial Narrow" w:hAnsi="Arial Narrow" w:cs="Arial Narrow"/>
+          <w:color w:val="000000"/>
+          <w:kern w:val="0"/>
+          <w:sz w:val="22"/>
+          <w:szCs w:val="22"/>
           <w:shd w:val="clear" w:color="auto" w:fill="FFFFFF"/>
           <w:lang w:eastAsia="es-PE"/>
           <w14:ligatures w14:val="none"/>
@@ -417,9 +479,11 @@
       </w:r>
       <w:r>
         <w:rPr>
-          <w:rFonts w:ascii="Arial Narrow" w:eastAsia="Times New Roman" w:hAnsi="Arial Narrow" w:cs="Times New Roman"/>
-          <w:color w:val="000000"/>
-          <w:kern w:val="0"/>
+          <w:rFonts w:ascii="Arial Narrow" w:eastAsia="Arial Narrow" w:hAnsi="Arial Narrow" w:cs="Arial Narrow"/>
+          <w:color w:val="000000"/>
+          <w:kern w:val="0"/>
+          <w:sz w:val="22"/>
+          <w:szCs w:val="22"/>
           <w:shd w:val="clear" w:color="auto" w:fill="FFFFFF"/>
           <w:lang w:eastAsia="es-PE"/>
           <w14:ligatures w14:val="none"/>
@@ -435,9 +499,11 @@
         <w:spacing w:after="0" w:line="240" w:lineRule="auto"/>
         <w:jc w:val="both"/>
         <w:rPr>
-          <w:rFonts w:ascii="Arial Narrow" w:eastAsia="Times New Roman" w:hAnsi="Arial Narrow" w:cs="Times New Roman"/>
-          <w:color w:val="000000"/>
-          <w:kern w:val="0"/>
+          <w:rFonts w:ascii="Arial Narrow" w:eastAsia="Arial Narrow" w:hAnsi="Arial Narrow" w:cs="Arial Narrow"/>
+          <w:color w:val="000000"/>
+          <w:kern w:val="0"/>
+          <w:sz w:val="22"/>
+          <w:szCs w:val="22"/>
           <w:lang w:eastAsia="es-PE"/>
           <w14:ligatures w14:val="none"/>
         </w:rPr>
@@ -453,19 +519,23 @@
         <w:ind w:left="567" w:hanging="567"/>
         <w:jc w:val="both"/>
         <w:rPr>
-          <w:rFonts w:ascii="Arial Narrow" w:eastAsia="Times New Roman" w:hAnsi="Arial Narrow" w:cs="Times New Roman"/>
-          <w:color w:val="000000"/>
-          <w:kern w:val="0"/>
-          <w:lang w:eastAsia="es-PE"/>
-          <w14:ligatures w14:val="none"/>
-        </w:rPr>
-      </w:pPr>
-      <w:r>
-        <w:rPr>
-          <w:rFonts w:ascii="Arial Narrow" w:eastAsia="Arial Narrow" w:hAnsi="Arial Narrow" w:cs="Arial Narrow"/>
-          <w:b/>
-          <w:color w:val="000000"/>
-          <w:kern w:val="0"/>
+          <w:rFonts w:ascii="Arial Narrow" w:eastAsia="Arial Narrow" w:hAnsi="Arial Narrow" w:cs="Arial Narrow"/>
+          <w:color w:val="000000"/>
+          <w:kern w:val="0"/>
+          <w:sz w:val="22"/>
+          <w:szCs w:val="22"/>
+          <w:lang w:eastAsia="es-PE"/>
+          <w14:ligatures w14:val="none"/>
+        </w:rPr>
+      </w:pPr>
+      <w:r>
+        <w:rPr>
+          <w:rFonts w:ascii="Arial Narrow" w:eastAsia="Arial Narrow" w:hAnsi="Arial Narrow" w:cs="Arial Narrow"/>
+          <w:b/>
+          <w:color w:val="000000"/>
+          <w:kern w:val="0"/>
+          <w:sz w:val="22"/>
+          <w:szCs w:val="22"/>
           <w:lang w:eastAsia="es-PE"/>
           <w14:ligatures w14:val="none"/>
         </w:rPr>
@@ -477,9 +547,11 @@
         <w:spacing w:after="0" w:line="240" w:lineRule="auto"/>
         <w:jc w:val="both"/>
         <w:rPr>
-          <w:rFonts w:ascii="Arial Narrow" w:eastAsia="Times New Roman" w:hAnsi="Arial Narrow" w:cs="Times New Roman"/>
-          <w:color w:val="000000"/>
-          <w:kern w:val="0"/>
+          <w:rFonts w:ascii="Arial Narrow" w:eastAsia="Arial Narrow" w:hAnsi="Arial Narrow" w:cs="Arial Narrow"/>
+          <w:color w:val="000000"/>
+          <w:kern w:val="0"/>
+          <w:sz w:val="22"/>
+          <w:szCs w:val="22"/>
           <w:lang w:eastAsia="es-PE"/>
           <w14:ligatures w14:val="none"/>
         </w:rPr>
@@ -495,18 +567,22 @@
         <w:ind w:left="567" w:hanging="567"/>
         <w:jc w:val="both"/>
         <w:rPr>
-          <w:rFonts w:ascii="Arial Narrow" w:eastAsia="Times New Roman" w:hAnsi="Arial Narrow" w:cs="Arial"/>
-          <w:color w:val="000000"/>
-          <w:kern w:val="0"/>
+          <w:rFonts w:ascii="Arial Narrow" w:eastAsia="Arial Narrow" w:hAnsi="Arial Narrow" w:cs="Arial Narrow"/>
+          <w:color w:val="000000"/>
+          <w:kern w:val="0"/>
+          <w:sz w:val="22"/>
+          <w:szCs w:val="22"/>
           <w:lang w:val="es-ES" w:eastAsia="es-ES"/>
           <w14:ligatures w14:val="none"/>
         </w:rPr>
       </w:pPr>
       <w:r>
         <w:rPr>
-          <w:rFonts w:ascii="Arial Narrow" w:eastAsia="Times New Roman" w:hAnsi="Arial Narrow" w:cs="Arial"/>
-          <w:color w:val="000000"/>
-          <w:kern w:val="0"/>
+          <w:rFonts w:ascii="Arial Narrow" w:eastAsia="Arial Narrow" w:hAnsi="Arial Narrow" w:cs="Arial Narrow"/>
+          <w:color w:val="000000"/>
+          <w:kern w:val="0"/>
+          <w:sz w:val="22"/>
+          <w:szCs w:val="22"/>
           <w:lang w:val="es-ES" w:eastAsia="es-ES"/>
           <w14:ligatures w14:val="none"/>
         </w:rPr>
@@ -514,9 +590,11 @@
       </w:r>
       <w:r>
         <w:rPr>
-          <w:rFonts w:ascii="Arial Narrow" w:eastAsia="Times New Roman" w:hAnsi="Arial Narrow" w:cs="Arial"/>
-          <w:color w:val="000000"/>
-          <w:kern w:val="0"/>
+          <w:rFonts w:ascii="Arial Narrow" w:eastAsia="Arial Narrow" w:hAnsi="Arial Narrow" w:cs="Arial Narrow"/>
+          <w:color w:val="000000"/>
+          <w:kern w:val="0"/>
+          <w:sz w:val="22"/>
+          <w:szCs w:val="22"/>
           <w:lang w:val="es-ES" w:eastAsia="es-ES"/>
           <w14:ligatures w14:val="none"/>
         </w:rPr>
@@ -525,9 +603,11 @@
       <w:r>
         <w:rPr>
           <w:rStyle w:val="Refdenotaalpie"/>
-          <w:rFonts w:ascii="Arial Narrow" w:eastAsia="Times New Roman" w:hAnsi="Arial Narrow" w:cs="Times New Roman"/>
-          <w:color w:val="000000"/>
-          <w:kern w:val="0"/>
+          <w:rFonts w:ascii="Arial Narrow" w:eastAsia="Arial Narrow" w:hAnsi="Arial Narrow" w:cs="Arial Narrow"/>
+          <w:color w:val="000000"/>
+          <w:kern w:val="0"/>
+          <w:sz w:val="22"/>
+          <w:szCs w:val="22"/>
           <w:vertAlign w:val="superscript"/>
           <w:lang w:val="es-ES" w:eastAsia="es-ES"/>
           <w14:ligatures w14:val="none"/>
@@ -536,9 +616,11 @@
       </w:r>
       <w:r>
         <w:rPr>
-          <w:rFonts w:ascii="Arial Narrow" w:eastAsia="Times New Roman" w:hAnsi="Arial Narrow" w:cs="Arial"/>
-          <w:color w:val="000000"/>
-          <w:kern w:val="0"/>
+          <w:rFonts w:ascii="Arial Narrow" w:eastAsia="Arial Narrow" w:hAnsi="Arial Narrow" w:cs="Arial Narrow"/>
+          <w:color w:val="000000"/>
+          <w:kern w:val="0"/>
+          <w:sz w:val="22"/>
+          <w:szCs w:val="22"/>
           <w:lang w:val="es-ES" w:eastAsia="es-ES"/>
           <w14:ligatures w14:val="none"/>
         </w:rPr>
@@ -546,9 +628,11 @@
       </w:r>
       <w:r>
         <w:rPr>
-          <w:rFonts w:ascii="Arial Narrow" w:eastAsia="Times New Roman" w:hAnsi="Arial Narrow" w:cs="Arial"/>
-          <w:color w:val="000000"/>
-          <w:kern w:val="0"/>
+          <w:rFonts w:ascii="Arial Narrow" w:eastAsia="Arial Narrow" w:hAnsi="Arial Narrow" w:cs="Arial Narrow"/>
+          <w:color w:val="000000"/>
+          <w:kern w:val="0"/>
+          <w:sz w:val="22"/>
+          <w:szCs w:val="22"/>
           <w:lang w:val="es-ES" w:eastAsia="es-ES"/>
           <w14:ligatures w14:val="none"/>
         </w:rPr>
@@ -556,41 +640,51 @@
       </w:r>
       <w:r>
         <w:rPr>
-          <w:rFonts w:ascii="Arial Narrow" w:eastAsia="Calibri" w:hAnsi="Arial Narrow" w:cs="Arial"/>
-          <w:kern w:val="0"/>
-          <w14:ligatures w14:val="none"/>
+          <w:rFonts w:ascii="Arial Narrow" w:eastAsia="Arial Narrow" w:hAnsi="Arial Narrow" w:cs="Arial Narrow"/>
+          <w:kern w:val="0"/>
+          <w14:ligatures w14:val="none"/>
+          <w:sz w:val="22"/>
+          <w:szCs w:val="22"/>
         </w:rPr>
         <w:t/>
       </w:r>
       <w:r>
         <w:rPr>
-          <w:rFonts w:ascii="Arial Narrow" w:eastAsia="Calibri" w:hAnsi="Arial Narrow" w:cs="Arial"/>
-          <w:kern w:val="0"/>
-          <w14:ligatures w14:val="none"/>
+          <w:rFonts w:ascii="Arial Narrow" w:eastAsia="Arial Narrow" w:hAnsi="Arial Narrow" w:cs="Arial Narrow"/>
+          <w:kern w:val="0"/>
+          <w14:ligatures w14:val="none"/>
+          <w:sz w:val="22"/>
+          <w:szCs w:val="22"/>
         </w:rPr>
         <w:t xml:space="preserve"/>
       </w:r>
       <w:r>
         <w:rPr>
-          <w:rFonts w:ascii="Arial Narrow" w:eastAsia="Calibri" w:hAnsi="Arial Narrow" w:cs="Arial"/>
-          <w:kern w:val="0"/>
-          <w14:ligatures w14:val="none"/>
+          <w:rFonts w:ascii="Arial Narrow" w:eastAsia="Arial Narrow" w:hAnsi="Arial Narrow" w:cs="Arial Narrow"/>
+          <w:kern w:val="0"/>
+          <w14:ligatures w14:val="none"/>
+          <w:sz w:val="22"/>
+          <w:szCs w:val="22"/>
         </w:rPr>
         <w:t xml:space="preserve"/>
       </w:r>
       <w:r>
         <w:rPr>
-          <w:rFonts w:ascii="Arial Narrow" w:eastAsia="Calibri" w:hAnsi="Arial Narrow" w:cs="Arial"/>
-          <w:kern w:val="0"/>
-          <w14:ligatures w14:val="none"/>
+          <w:rFonts w:ascii="Arial Narrow" w:eastAsia="Arial Narrow" w:hAnsi="Arial Narrow" w:cs="Arial Narrow"/>
+          <w:kern w:val="0"/>
+          <w14:ligatures w14:val="none"/>
+          <w:sz w:val="22"/>
+          <w:szCs w:val="22"/>
         </w:rPr>
         <w:t/>
       </w:r>
       <w:r>
         <w:rPr>
-          <w:rFonts w:ascii="Arial Narrow" w:eastAsia="Times New Roman" w:hAnsi="Arial Narrow" w:cs="Arial"/>
-          <w:color w:val="000000"/>
-          <w:kern w:val="0"/>
+          <w:rFonts w:ascii="Arial Narrow" w:eastAsia="Arial Narrow" w:hAnsi="Arial Narrow" w:cs="Arial Narrow"/>
+          <w:color w:val="000000"/>
+          <w:kern w:val="0"/>
+          <w:sz w:val="22"/>
+          <w:szCs w:val="22"/>
           <w:lang w:val="es-ES" w:eastAsia="es-ES"/>
           <w14:ligatures w14:val="none"/>
         </w:rPr>
@@ -598,9 +692,11 @@
       </w:r>
       <w:r>
         <w:rPr>
-          <w:rFonts w:ascii="Arial Narrow" w:eastAsia="Times New Roman" w:hAnsi="Arial Narrow" w:cs="Arial"/>
-          <w:color w:val="000000"/>
-          <w:kern w:val="0"/>
+          <w:rFonts w:ascii="Arial Narrow" w:eastAsia="Arial Narrow" w:hAnsi="Arial Narrow" w:cs="Arial Narrow"/>
+          <w:color w:val="000000"/>
+          <w:kern w:val="0"/>
+          <w:sz w:val="22"/>
+          <w:szCs w:val="22"/>
           <w:lang w:val="es-ES" w:eastAsia="es-ES"/>
           <w14:ligatures w14:val="none"/>
         </w:rPr>
@@ -608,9 +704,11 @@
       </w:r>
       <w:r>
         <w:rPr>
-          <w:rFonts w:ascii="Arial Narrow" w:eastAsia="Times New Roman" w:hAnsi="Arial Narrow" w:cs="Arial"/>
-          <w:color w:val="000000"/>
-          <w:kern w:val="0"/>
+          <w:rFonts w:ascii="Arial Narrow" w:eastAsia="Arial Narrow" w:hAnsi="Arial Narrow" w:cs="Arial Narrow"/>
+          <w:color w:val="000000"/>
+          <w:kern w:val="0"/>
+          <w:sz w:val="22"/>
+          <w:szCs w:val="22"/>
           <w:lang w:val="es-ES" w:eastAsia="es-ES"/>
           <w14:ligatures w14:val="none"/>
         </w:rPr>
@@ -619,9 +717,11 @@
       <w:r>
         <w:rPr>
           <w:rStyle w:val="Refdenotaalpie"/>
-          <w:rFonts w:ascii="Arial Narrow" w:eastAsia="Times New Roman" w:hAnsi="Arial Narrow" w:cs="Times New Roman"/>
-          <w:color w:val="000000"/>
-          <w:kern w:val="0"/>
+          <w:rFonts w:ascii="Arial Narrow" w:eastAsia="Arial Narrow" w:hAnsi="Arial Narrow" w:cs="Arial Narrow"/>
+          <w:color w:val="000000"/>
+          <w:kern w:val="0"/>
+          <w:sz w:val="22"/>
+          <w:szCs w:val="22"/>
           <w:vertAlign w:val="superscript"/>
           <w:lang w:val="es-ES" w:eastAsia="es-ES"/>
           <w14:ligatures w14:val="none"/>
@@ -630,9 +730,11 @@
       </w:r>
       <w:r>
         <w:rPr>
-          <w:rFonts w:ascii="Arial Narrow" w:eastAsia="Times New Roman" w:hAnsi="Arial Narrow" w:cs="Arial"/>
-          <w:color w:val="000000"/>
-          <w:kern w:val="0"/>
+          <w:rFonts w:ascii="Arial Narrow" w:eastAsia="Arial Narrow" w:hAnsi="Arial Narrow" w:cs="Arial Narrow"/>
+          <w:color w:val="000000"/>
+          <w:kern w:val="0"/>
+          <w:sz w:val="22"/>
+          <w:szCs w:val="22"/>
           <w:lang w:val="es-ES" w:eastAsia="es-ES"/>
           <w14:ligatures w14:val="none"/>
         </w:rPr>
@@ -640,10 +742,12 @@
       </w:r>
       <w:r>
         <w:rPr>
-          <w:rFonts w:ascii="Arial Narrow" w:eastAsia="Times New Roman" w:hAnsi="Arial Narrow" w:cs="Arial"/>
+          <w:rFonts w:ascii="Arial Narrow" w:eastAsia="Arial Narrow" w:hAnsi="Arial Narrow" w:cs="Arial Narrow"/>
           <w:bCs/>
           <w:color w:val="000000"/>
           <w:kern w:val="0"/>
+          <w:sz w:val="22"/>
+          <w:szCs w:val="22"/>
           <w:lang w:val="es-ES" w:eastAsia="es-ES"/>
           <w14:ligatures w14:val="none"/>
         </w:rPr>
@@ -658,9 +762,11 @@
         <w:spacing w:after="0" w:line="240" w:lineRule="auto"/>
         <w:jc w:val="both"/>
         <w:rPr>
-          <w:rFonts w:ascii="Arial Narrow" w:eastAsia="Times New Roman" w:hAnsi="Arial Narrow" w:cs="Arial"/>
-          <w:color w:val="000000"/>
-          <w:kern w:val="0"/>
+          <w:rFonts w:ascii="Arial Narrow" w:eastAsia="Arial Narrow" w:hAnsi="Arial Narrow" w:cs="Arial Narrow"/>
+          <w:color w:val="000000"/>
+          <w:kern w:val="0"/>
+          <w:sz w:val="22"/>
+          <w:szCs w:val="22"/>
           <w:lang w:val="es-ES" w:eastAsia="es-ES"/>
           <w14:ligatures w14:val="none"/>
         </w:rPr>
@@ -681,18 +787,22 @@
         <w:ind w:left="1134" w:hanging="567"/>
         <w:jc w:val="both"/>
         <w:rPr>
-          <w:rFonts w:ascii="Arial Narrow" w:eastAsia="Times New Roman" w:hAnsi="Arial Narrow" w:cs="Arial"/>
-          <w:color w:val="000000"/>
-          <w:kern w:val="0"/>
+          <w:rFonts w:ascii="Arial Narrow" w:eastAsia="Arial Narrow" w:hAnsi="Arial Narrow" w:cs="Arial Narrow"/>
+          <w:color w:val="000000"/>
+          <w:kern w:val="0"/>
+          <w:sz w:val="22"/>
+          <w:szCs w:val="22"/>
           <w:lang w:eastAsia="es-ES"/>
           <w14:ligatures w14:val="none"/>
         </w:rPr>
       </w:pPr>
       <w:r>
         <w:rPr>
-          <w:rFonts w:ascii="Arial Narrow" w:eastAsia="Times New Roman" w:hAnsi="Arial Narrow" w:cs="Arial"/>
-          <w:color w:val="000000"/>
-          <w:kern w:val="0"/>
+          <w:rFonts w:ascii="Arial Narrow" w:eastAsia="Arial Narrow" w:hAnsi="Arial Narrow" w:cs="Arial Narrow"/>
+          <w:color w:val="000000"/>
+          <w:kern w:val="0"/>
+          <w:sz w:val="22"/>
+          <w:szCs w:val="22"/>
           <w:lang w:eastAsia="es-ES"/>
           <w14:ligatures w14:val="none"/>
         </w:rPr>
@@ -700,9 +810,11 @@
       </w:r>
       <w:r>
         <w:rPr>
-          <w:rFonts w:ascii="Arial Narrow" w:eastAsia="Times New Roman" w:hAnsi="Arial Narrow" w:cs="Arial"/>
-          <w:color w:val="000000"/>
-          <w:kern w:val="0"/>
+          <w:rFonts w:ascii="Arial Narrow" w:eastAsia="Arial Narrow" w:hAnsi="Arial Narrow" w:cs="Arial Narrow"/>
+          <w:color w:val="000000"/>
+          <w:kern w:val="0"/>
+          <w:sz w:val="22"/>
+          <w:szCs w:val="22"/>
           <w:lang w:eastAsia="es-ES"/>
           <w14:ligatures w14:val="none"/>
         </w:rPr>
@@ -711,9 +823,11 @@
       <w:proofErr w:type="spellStart"/>
       <w:r>
         <w:rPr>
-          <w:rFonts w:ascii="Arial Narrow" w:eastAsia="Times New Roman" w:hAnsi="Arial Narrow" w:cs="Arial"/>
-          <w:color w:val="000000"/>
-          <w:kern w:val="0"/>
+          <w:rFonts w:ascii="Arial Narrow" w:eastAsia="Arial Narrow" w:hAnsi="Arial Narrow" w:cs="Arial Narrow"/>
+          <w:color w:val="000000"/>
+          <w:kern w:val="0"/>
+          <w:sz w:val="22"/>
+          <w:szCs w:val="22"/>
           <w:lang w:eastAsia="es-ES"/>
           <w14:ligatures w14:val="none"/>
         </w:rPr>
@@ -722,9 +836,11 @@
       <w:proofErr w:type="spellEnd"/>
       <w:r>
         <w:rPr>
-          <w:rFonts w:ascii="Arial Narrow" w:eastAsia="Times New Roman" w:hAnsi="Arial Narrow" w:cs="Arial"/>
-          <w:color w:val="000000"/>
-          <w:kern w:val="0"/>
+          <w:rFonts w:ascii="Arial Narrow" w:eastAsia="Arial Narrow" w:hAnsi="Arial Narrow" w:cs="Arial Narrow"/>
+          <w:color w:val="000000"/>
+          <w:kern w:val="0"/>
+          <w:sz w:val="22"/>
+          <w:szCs w:val="22"/>
           <w:lang w:eastAsia="es-ES"/>
           <w14:ligatures w14:val="none"/>
         </w:rPr>
@@ -732,9 +848,11 @@
       </w:r>
       <w:r>
         <w:rPr>
-          <w:rFonts w:ascii="Arial Narrow" w:eastAsia="Times New Roman" w:hAnsi="Arial Narrow" w:cs="Arial"/>
-          <w:color w:val="000000"/>
-          <w:kern w:val="0"/>
+          <w:rFonts w:ascii="Arial Narrow" w:eastAsia="Arial Narrow" w:hAnsi="Arial Narrow" w:cs="Arial Narrow"/>
+          <w:color w:val="000000"/>
+          <w:kern w:val="0"/>
+          <w:sz w:val="22"/>
+          <w:szCs w:val="22"/>
           <w:lang w:eastAsia="es-ES"/>
           <w14:ligatures w14:val="none"/>
         </w:rPr>
@@ -742,9 +860,11 @@
       </w:r>
       <w:r>
         <w:rPr>
-          <w:rFonts w:ascii="Arial Narrow" w:eastAsia="Times New Roman" w:hAnsi="Arial Narrow" w:cs="Arial"/>
-          <w:color w:val="000000"/>
-          <w:kern w:val="0"/>
+          <w:rFonts w:ascii="Arial Narrow" w:eastAsia="Arial Narrow" w:hAnsi="Arial Narrow" w:cs="Arial Narrow"/>
+          <w:color w:val="000000"/>
+          <w:kern w:val="0"/>
+          <w:sz w:val="22"/>
+          <w:szCs w:val="22"/>
           <w:lang w:eastAsia="es-ES"/>
           <w14:ligatures w14:val="none"/>
         </w:rPr>
@@ -752,9 +872,11 @@
       </w:r>
       <w:r>
         <w:rPr>
-          <w:rFonts w:ascii="Arial Narrow" w:eastAsia="Times New Roman" w:hAnsi="Arial Narrow" w:cs="Arial"/>
-          <w:color w:val="000000"/>
-          <w:kern w:val="0"/>
+          <w:rFonts w:ascii="Arial Narrow" w:eastAsia="Arial Narrow" w:hAnsi="Arial Narrow" w:cs="Arial Narrow"/>
+          <w:color w:val="000000"/>
+          <w:kern w:val="0"/>
+          <w:sz w:val="22"/>
+          <w:szCs w:val="22"/>
           <w:lang w:val="es-ES" w:eastAsia="es-ES"/>
           <w14:ligatures w14:val="none"/>
         </w:rPr>
@@ -762,9 +884,11 @@
       </w:r>
       <w:r>
         <w:rPr>
-          <w:rFonts w:ascii="Arial Narrow" w:eastAsia="Times New Roman" w:hAnsi="Arial Narrow" w:cs="Arial"/>
-          <w:color w:val="000000"/>
-          <w:kern w:val="0"/>
+          <w:rFonts w:ascii="Arial Narrow" w:eastAsia="Arial Narrow" w:hAnsi="Arial Narrow" w:cs="Arial Narrow"/>
+          <w:color w:val="000000"/>
+          <w:kern w:val="0"/>
+          <w:sz w:val="22"/>
+          <w:szCs w:val="22"/>
           <w:lang w:eastAsia="es-ES"/>
           <w14:ligatures w14:val="none"/>
         </w:rPr>
@@ -778,9 +902,11 @@
         <w:ind w:left="1134"/>
         <w:jc w:val="both"/>
         <w:rPr>
-          <w:rFonts w:ascii="Arial Narrow" w:eastAsia="Times New Roman" w:hAnsi="Arial Narrow" w:cs="Arial"/>
-          <w:color w:val="000000"/>
-          <w:kern w:val="0"/>
+          <w:rFonts w:ascii="Arial Narrow" w:eastAsia="Arial Narrow" w:hAnsi="Arial Narrow" w:cs="Arial Narrow"/>
+          <w:color w:val="000000"/>
+          <w:kern w:val="0"/>
+          <w:sz w:val="22"/>
+          <w:szCs w:val="22"/>
           <w:lang w:eastAsia="es-ES"/>
           <w14:ligatures w14:val="none"/>
         </w:rPr>
@@ -800,18 +926,22 @@
         <w:ind w:left="1134" w:hanging="567"/>
         <w:jc w:val="both"/>
         <w:rPr>
-          <w:rFonts w:ascii="Arial Narrow" w:eastAsia="Times New Roman" w:hAnsi="Arial Narrow" w:cs="Arial"/>
-          <w:color w:val="000000"/>
-          <w:kern w:val="0"/>
+          <w:rFonts w:ascii="Arial Narrow" w:eastAsia="Arial Narrow" w:hAnsi="Arial Narrow" w:cs="Arial Narrow"/>
+          <w:color w:val="000000"/>
+          <w:kern w:val="0"/>
+          <w:sz w:val="22"/>
+          <w:szCs w:val="22"/>
           <w:lang w:eastAsia="es-ES"/>
           <w14:ligatures w14:val="none"/>
         </w:rPr>
       </w:pPr>
       <w:r>
         <w:rPr>
-          <w:rFonts w:ascii="Arial Narrow" w:eastAsia="Times New Roman" w:hAnsi="Arial Narrow" w:cs="Arial"/>
-          <w:color w:val="000000"/>
-          <w:kern w:val="0"/>
+          <w:rFonts w:ascii="Arial Narrow" w:eastAsia="Arial Narrow" w:hAnsi="Arial Narrow" w:cs="Arial Narrow"/>
+          <w:color w:val="000000"/>
+          <w:kern w:val="0"/>
+          <w:sz w:val="22"/>
+          <w:szCs w:val="22"/>
           <w:lang w:eastAsia="es-ES"/>
           <w14:ligatures w14:val="none"/>
         </w:rPr>
@@ -819,9 +949,11 @@
       </w:r>
       <w:r>
         <w:rPr>
-          <w:rFonts w:ascii="Arial Narrow" w:eastAsia="Times New Roman" w:hAnsi="Arial Narrow" w:cs="Arial"/>
-          <w:color w:val="000000"/>
-          <w:kern w:val="0"/>
+          <w:rFonts w:ascii="Arial Narrow" w:eastAsia="Arial Narrow" w:hAnsi="Arial Narrow" w:cs="Arial Narrow"/>
+          <w:color w:val="000000"/>
+          <w:kern w:val="0"/>
+          <w:sz w:val="22"/>
+          <w:szCs w:val="22"/>
           <w:lang w:eastAsia="es-ES"/>
           <w14:ligatures w14:val="none"/>
         </w:rPr>
@@ -829,9 +961,11 @@
       </w:r>
       <w:r>
         <w:rPr>
-          <w:rFonts w:ascii="Arial Narrow" w:eastAsia="Times New Roman" w:hAnsi="Arial Narrow" w:cs="Arial"/>
-          <w:color w:val="000000"/>
-          <w:kern w:val="0"/>
+          <w:rFonts w:ascii="Arial Narrow" w:eastAsia="Arial Narrow" w:hAnsi="Arial Narrow" w:cs="Arial Narrow"/>
+          <w:color w:val="000000"/>
+          <w:kern w:val="0"/>
+          <w:sz w:val="22"/>
+          <w:szCs w:val="22"/>
           <w:lang w:eastAsia="es-ES"/>
           <w14:ligatures w14:val="none"/>
         </w:rPr>
@@ -845,9 +979,11 @@
         <w:ind w:left="1134"/>
         <w:jc w:val="both"/>
         <w:rPr>
-          <w:rFonts w:ascii="Arial Narrow" w:eastAsia="Times New Roman" w:hAnsi="Arial Narrow" w:cs="Arial"/>
-          <w:color w:val="000000"/>
-          <w:kern w:val="0"/>
+          <w:rFonts w:ascii="Arial Narrow" w:eastAsia="Arial Narrow" w:hAnsi="Arial Narrow" w:cs="Arial Narrow"/>
+          <w:color w:val="000000"/>
+          <w:kern w:val="0"/>
+          <w:sz w:val="22"/>
+          <w:szCs w:val="22"/>
           <w:lang w:eastAsia="es-ES"/>
           <w14:ligatures w14:val="none"/>
         </w:rPr>
@@ -867,18 +1003,22 @@
         <w:ind w:left="1134" w:hanging="567"/>
         <w:jc w:val="both"/>
         <w:rPr>
-          <w:rFonts w:ascii="Arial Narrow" w:eastAsia="Times New Roman" w:hAnsi="Arial Narrow" w:cs="Arial"/>
-          <w:color w:val="000000"/>
-          <w:kern w:val="0"/>
+          <w:rFonts w:ascii="Arial Narrow" w:eastAsia="Arial Narrow" w:hAnsi="Arial Narrow" w:cs="Arial Narrow"/>
+          <w:color w:val="000000"/>
+          <w:kern w:val="0"/>
+          <w:sz w:val="22"/>
+          <w:szCs w:val="22"/>
           <w:lang w:eastAsia="es-ES"/>
           <w14:ligatures w14:val="none"/>
         </w:rPr>
       </w:pPr>
       <w:r>
         <w:rPr>
-          <w:rFonts w:ascii="Arial Narrow" w:eastAsia="Times New Roman" w:hAnsi="Arial Narrow" w:cs="Arial"/>
-          <w:color w:val="000000"/>
-          <w:kern w:val="0"/>
+          <w:rFonts w:ascii="Arial Narrow" w:eastAsia="Arial Narrow" w:hAnsi="Arial Narrow" w:cs="Arial Narrow"/>
+          <w:color w:val="000000"/>
+          <w:kern w:val="0"/>
+          <w:sz w:val="22"/>
+          <w:szCs w:val="22"/>
           <w:lang w:eastAsia="es-ES"/>
           <w14:ligatures w14:val="none"/>
         </w:rPr>
@@ -886,9 +1026,11 @@
       </w:r>
       <w:r>
         <w:rPr>
-          <w:rFonts w:ascii="Arial Narrow" w:eastAsia="Times New Roman" w:hAnsi="Arial Narrow" w:cs="Arial"/>
-          <w:color w:val="000000"/>
-          <w:kern w:val="0"/>
+          <w:rFonts w:ascii="Arial Narrow" w:eastAsia="Arial Narrow" w:hAnsi="Arial Narrow" w:cs="Arial Narrow"/>
+          <w:color w:val="000000"/>
+          <w:kern w:val="0"/>
+          <w:sz w:val="22"/>
+          <w:szCs w:val="22"/>
           <w:lang w:eastAsia="es-ES"/>
           <w14:ligatures w14:val="none"/>
         </w:rPr>
@@ -896,9 +1038,11 @@
       </w:r>
       <w:r>
         <w:rPr>
-          <w:rFonts w:ascii="Arial Narrow" w:eastAsia="Times New Roman" w:hAnsi="Arial Narrow" w:cs="Arial"/>
-          <w:color w:val="000000"/>
-          <w:kern w:val="0"/>
+          <w:rFonts w:ascii="Arial Narrow" w:eastAsia="Arial Narrow" w:hAnsi="Arial Narrow" w:cs="Arial Narrow"/>
+          <w:color w:val="000000"/>
+          <w:kern w:val="0"/>
+          <w:sz w:val="22"/>
+          <w:szCs w:val="22"/>
           <w:lang w:eastAsia="es-ES"/>
           <w14:ligatures w14:val="none"/>
         </w:rPr>
@@ -906,9 +1050,11 @@
       </w:r>
       <w:r>
         <w:rPr>
-          <w:rFonts w:ascii="Arial Narrow" w:eastAsia="Times New Roman" w:hAnsi="Arial Narrow" w:cs="Arial"/>
-          <w:color w:val="000000"/>
-          <w:kern w:val="0"/>
+          <w:rFonts w:ascii="Arial Narrow" w:eastAsia="Arial Narrow" w:hAnsi="Arial Narrow" w:cs="Arial Narrow"/>
+          <w:color w:val="000000"/>
+          <w:kern w:val="0"/>
+          <w:sz w:val="22"/>
+          <w:szCs w:val="22"/>
           <w:lang w:eastAsia="es-ES"/>
           <w14:ligatures w14:val="none"/>
         </w:rPr>
@@ -916,9 +1062,11 @@
       </w:r>
       <w:r>
         <w:rPr>
-          <w:rFonts w:ascii="Arial Narrow" w:eastAsia="Times New Roman" w:hAnsi="Arial Narrow" w:cs="Arial"/>
-          <w:color w:val="000000"/>
-          <w:kern w:val="0"/>
+          <w:rFonts w:ascii="Arial Narrow" w:eastAsia="Arial Narrow" w:hAnsi="Arial Narrow" w:cs="Arial Narrow"/>
+          <w:color w:val="000000"/>
+          <w:kern w:val="0"/>
+          <w:sz w:val="22"/>
+          <w:szCs w:val="22"/>
           <w:lang w:eastAsia="es-ES"/>
           <w14:ligatures w14:val="none"/>
         </w:rPr>
@@ -932,9 +1080,11 @@
         <w:ind w:left="1134"/>
         <w:jc w:val="both"/>
         <w:rPr>
-          <w:rFonts w:ascii="Arial Narrow" w:eastAsia="Times New Roman" w:hAnsi="Arial Narrow" w:cs="Arial"/>
-          <w:color w:val="000000"/>
-          <w:kern w:val="0"/>
+          <w:rFonts w:ascii="Arial Narrow" w:eastAsia="Arial Narrow" w:hAnsi="Arial Narrow" w:cs="Arial Narrow"/>
+          <w:color w:val="000000"/>
+          <w:kern w:val="0"/>
+          <w:sz w:val="22"/>
+          <w:szCs w:val="22"/>
           <w:lang w:eastAsia="es-ES"/>
           <w14:ligatures w14:val="none"/>
         </w:rPr>
@@ -954,18 +1104,22 @@
         <w:ind w:left="1134" w:hanging="567"/>
         <w:jc w:val="both"/>
         <w:rPr>
-          <w:rFonts w:ascii="Arial Narrow" w:eastAsia="Times New Roman" w:hAnsi="Arial Narrow" w:cs="Arial"/>
-          <w:color w:val="000000"/>
-          <w:kern w:val="0"/>
+          <w:rFonts w:ascii="Arial Narrow" w:eastAsia="Arial Narrow" w:hAnsi="Arial Narrow" w:cs="Arial Narrow"/>
+          <w:color w:val="000000"/>
+          <w:kern w:val="0"/>
+          <w:sz w:val="22"/>
+          <w:szCs w:val="22"/>
           <w:lang w:eastAsia="es-ES"/>
           <w14:ligatures w14:val="none"/>
         </w:rPr>
       </w:pPr>
       <w:r>
         <w:rPr>
-          <w:rFonts w:ascii="Arial Narrow" w:eastAsia="Times New Roman" w:hAnsi="Arial Narrow" w:cs="Arial"/>
-          <w:color w:val="000000"/>
-          <w:kern w:val="0"/>
+          <w:rFonts w:ascii="Arial Narrow" w:eastAsia="Arial Narrow" w:hAnsi="Arial Narrow" w:cs="Arial Narrow"/>
+          <w:color w:val="000000"/>
+          <w:kern w:val="0"/>
+          <w:sz w:val="22"/>
+          <w:szCs w:val="22"/>
           <w:lang w:eastAsia="es-ES"/>
           <w14:ligatures w14:val="none"/>
         </w:rPr>
@@ -973,9 +1127,11 @@
       </w:r>
       <w:r>
         <w:rPr>
-          <w:rFonts w:ascii="Arial Narrow" w:eastAsia="Times New Roman" w:hAnsi="Arial Narrow" w:cs="Arial"/>
-          <w:color w:val="000000"/>
-          <w:kern w:val="0"/>
+          <w:rFonts w:ascii="Arial Narrow" w:eastAsia="Arial Narrow" w:hAnsi="Arial Narrow" w:cs="Arial Narrow"/>
+          <w:color w:val="000000"/>
+          <w:kern w:val="0"/>
+          <w:sz w:val="22"/>
+          <w:szCs w:val="22"/>
           <w:lang w:eastAsia="es-ES"/>
           <w14:ligatures w14:val="none"/>
         </w:rPr>
@@ -983,9 +1139,11 @@
       </w:r>
       <w:r>
         <w:rPr>
-          <w:rFonts w:ascii="Arial Narrow" w:eastAsia="Times New Roman" w:hAnsi="Arial Narrow" w:cs="Arial"/>
-          <w:color w:val="000000"/>
-          <w:kern w:val="0"/>
+          <w:rFonts w:ascii="Arial Narrow" w:eastAsia="Arial Narrow" w:hAnsi="Arial Narrow" w:cs="Arial Narrow"/>
+          <w:color w:val="000000"/>
+          <w:kern w:val="0"/>
+          <w:sz w:val="22"/>
+          <w:szCs w:val="22"/>
           <w:lang w:val="es-ES" w:eastAsia="es-ES"/>
           <w14:ligatures w14:val="none"/>
         </w:rPr>
@@ -993,9 +1151,11 @@
       </w:r>
       <w:r>
         <w:rPr>
-          <w:rFonts w:ascii="Arial Narrow" w:eastAsia="Times New Roman" w:hAnsi="Arial Narrow" w:cs="Arial"/>
-          <w:color w:val="000000"/>
-          <w:kern w:val="0"/>
+          <w:rFonts w:ascii="Arial Narrow" w:eastAsia="Arial Narrow" w:hAnsi="Arial Narrow" w:cs="Arial Narrow"/>
+          <w:color w:val="000000"/>
+          <w:kern w:val="0"/>
+          <w:sz w:val="22"/>
+          <w:szCs w:val="22"/>
           <w:lang w:eastAsia="es-ES"/>
           <w14:ligatures w14:val="none"/>
         </w:rPr>
@@ -1003,9 +1163,11 @@
       </w:r>
       <w:r>
         <w:rPr>
-          <w:rFonts w:ascii="Arial Narrow" w:eastAsia="Times New Roman" w:hAnsi="Arial Narrow" w:cs="Arial"/>
-          <w:color w:val="000000"/>
-          <w:kern w:val="0"/>
+          <w:rFonts w:ascii="Arial Narrow" w:eastAsia="Arial Narrow" w:hAnsi="Arial Narrow" w:cs="Arial Narrow"/>
+          <w:color w:val="000000"/>
+          <w:kern w:val="0"/>
+          <w:sz w:val="22"/>
+          <w:szCs w:val="22"/>
           <w:lang w:eastAsia="es-ES"/>
           <w14:ligatures w14:val="none"/>
         </w:rPr>
@@ -1013,9 +1175,11 @@
       </w:r>
       <w:r>
         <w:rPr>
-          <w:rFonts w:ascii="Arial Narrow" w:eastAsia="Times New Roman" w:hAnsi="Arial Narrow" w:cs="Arial"/>
-          <w:color w:val="000000"/>
-          <w:kern w:val="0"/>
+          <w:rFonts w:ascii="Arial Narrow" w:eastAsia="Arial Narrow" w:hAnsi="Arial Narrow" w:cs="Arial Narrow"/>
+          <w:color w:val="000000"/>
+          <w:kern w:val="0"/>
+          <w:sz w:val="22"/>
+          <w:szCs w:val="22"/>
           <w:lang w:eastAsia="es-ES"/>
           <w14:ligatures w14:val="none"/>
         </w:rPr>
@@ -1023,9 +1187,11 @@
       </w:r>
       <w:r>
         <w:rPr>
-          <w:rFonts w:ascii="Arial Narrow" w:eastAsia="Times New Roman" w:hAnsi="Arial Narrow" w:cs="Arial"/>
-          <w:color w:val="000000"/>
-          <w:kern w:val="0"/>
+          <w:rFonts w:ascii="Arial Narrow" w:eastAsia="Arial Narrow" w:hAnsi="Arial Narrow" w:cs="Arial Narrow"/>
+          <w:color w:val="000000"/>
+          <w:kern w:val="0"/>
+          <w:sz w:val="22"/>
+          <w:szCs w:val="22"/>
           <w:lang w:eastAsia="es-ES"/>
           <w14:ligatures w14:val="none"/>
         </w:rPr>
@@ -1033,9 +1199,11 @@
       </w:r>
       <w:r>
         <w:rPr>
-          <w:rFonts w:ascii="Arial Narrow" w:eastAsia="Times New Roman" w:hAnsi="Arial Narrow" w:cs="Arial"/>
-          <w:color w:val="000000"/>
-          <w:kern w:val="0"/>
+          <w:rFonts w:ascii="Arial Narrow" w:eastAsia="Arial Narrow" w:hAnsi="Arial Narrow" w:cs="Arial Narrow"/>
+          <w:color w:val="000000"/>
+          <w:kern w:val="0"/>
+          <w:sz w:val="22"/>
+          <w:szCs w:val="22"/>
           <w:lang w:eastAsia="es-ES"/>
           <w14:ligatures w14:val="none"/>
         </w:rPr>
@@ -1043,9 +1211,11 @@
       </w:r>
       <w:r>
         <w:rPr>
-          <w:rFonts w:ascii="Arial Narrow" w:eastAsia="Times New Roman" w:hAnsi="Arial Narrow" w:cs="Arial"/>
-          <w:color w:val="000000"/>
-          <w:kern w:val="0"/>
+          <w:rFonts w:ascii="Arial Narrow" w:eastAsia="Arial Narrow" w:hAnsi="Arial Narrow" w:cs="Arial Narrow"/>
+          <w:color w:val="000000"/>
+          <w:kern w:val="0"/>
+          <w:sz w:val="22"/>
+          <w:szCs w:val="22"/>
           <w:lang w:eastAsia="es-ES"/>
           <w14:ligatures w14:val="none"/>
         </w:rPr>
@@ -1053,9 +1223,11 @@
       </w:r>
       <w:r>
         <w:rPr>
-          <w:rFonts w:ascii="Arial Narrow" w:eastAsia="Times New Roman" w:hAnsi="Arial Narrow" w:cs="Arial"/>
-          <w:color w:val="000000"/>
-          <w:kern w:val="0"/>
+          <w:rFonts w:ascii="Arial Narrow" w:eastAsia="Arial Narrow" w:hAnsi="Arial Narrow" w:cs="Arial Narrow"/>
+          <w:color w:val="000000"/>
+          <w:kern w:val="0"/>
+          <w:sz w:val="22"/>
+          <w:szCs w:val="22"/>
           <w:lang w:eastAsia="es-ES"/>
           <w14:ligatures w14:val="none"/>
         </w:rPr>
@@ -1063,9 +1235,11 @@
       </w:r>
       <w:r>
         <w:rPr>
-          <w:rFonts w:ascii="Arial Narrow" w:eastAsia="Times New Roman" w:hAnsi="Arial Narrow" w:cs="Arial"/>
-          <w:color w:val="000000"/>
-          <w:kern w:val="0"/>
+          <w:rFonts w:ascii="Arial Narrow" w:eastAsia="Arial Narrow" w:hAnsi="Arial Narrow" w:cs="Arial Narrow"/>
+          <w:color w:val="000000"/>
+          <w:kern w:val="0"/>
+          <w:sz w:val="22"/>
+          <w:szCs w:val="22"/>
           <w:lang w:eastAsia="es-ES"/>
           <w14:ligatures w14:val="none"/>
         </w:rPr>
@@ -1073,9 +1247,11 @@
       </w:r>
       <w:r>
         <w:rPr>
-          <w:rFonts w:ascii="Arial Narrow" w:eastAsia="Times New Roman" w:hAnsi="Arial Narrow" w:cs="Arial"/>
-          <w:color w:val="000000"/>
-          <w:kern w:val="0"/>
+          <w:rFonts w:ascii="Arial Narrow" w:eastAsia="Arial Narrow" w:hAnsi="Arial Narrow" w:cs="Arial Narrow"/>
+          <w:color w:val="000000"/>
+          <w:kern w:val="0"/>
+          <w:sz w:val="22"/>
+          <w:szCs w:val="22"/>
           <w:lang w:eastAsia="es-ES"/>
           <w14:ligatures w14:val="none"/>
         </w:rPr>
@@ -1083,9 +1259,11 @@
       </w:r>
       <w:r>
         <w:rPr>
-          <w:rFonts w:ascii="Arial Narrow" w:eastAsia="Times New Roman" w:hAnsi="Arial Narrow" w:cs="Arial"/>
-          <w:color w:val="000000"/>
-          <w:kern w:val="0"/>
+          <w:rFonts w:ascii="Arial Narrow" w:eastAsia="Arial Narrow" w:hAnsi="Arial Narrow" w:cs="Arial Narrow"/>
+          <w:color w:val="000000"/>
+          <w:kern w:val="0"/>
+          <w:sz w:val="22"/>
+          <w:szCs w:val="22"/>
           <w:lang w:eastAsia="es-ES"/>
           <w14:ligatures w14:val="none"/>
         </w:rPr>
@@ -1093,9 +1271,11 @@
       </w:r>
       <w:r>
         <w:rPr>
-          <w:rFonts w:ascii="Arial Narrow" w:eastAsia="Times New Roman" w:hAnsi="Arial Narrow" w:cs="Arial"/>
-          <w:color w:val="000000"/>
-          <w:kern w:val="0"/>
+          <w:rFonts w:ascii="Arial Narrow" w:eastAsia="Arial Narrow" w:hAnsi="Arial Narrow" w:cs="Arial Narrow"/>
+          <w:color w:val="000000"/>
+          <w:kern w:val="0"/>
+          <w:sz w:val="22"/>
+          <w:szCs w:val="22"/>
           <w:lang w:eastAsia="es-ES"/>
           <w14:ligatures w14:val="none"/>
         </w:rPr>
@@ -1103,9 +1283,11 @@
       </w:r>
       <w:r>
         <w:rPr>
-          <w:rFonts w:ascii="Arial Narrow" w:eastAsia="Times New Roman" w:hAnsi="Arial Narrow" w:cs="Arial"/>
-          <w:color w:val="000000"/>
-          <w:kern w:val="0"/>
+          <w:rFonts w:ascii="Arial Narrow" w:eastAsia="Arial Narrow" w:hAnsi="Arial Narrow" w:cs="Arial Narrow"/>
+          <w:color w:val="000000"/>
+          <w:kern w:val="0"/>
+          <w:sz w:val="22"/>
+          <w:szCs w:val="22"/>
           <w:lang w:eastAsia="es-ES"/>
           <w14:ligatures w14:val="none"/>
         </w:rPr>
@@ -1113,9 +1295,11 @@
       </w:r>
       <w:r>
         <w:rPr>
-          <w:rFonts w:ascii="Arial Narrow" w:eastAsia="Times New Roman" w:hAnsi="Arial Narrow" w:cs="Arial"/>
-          <w:color w:val="000000"/>
-          <w:kern w:val="0"/>
+          <w:rFonts w:ascii="Arial Narrow" w:eastAsia="Arial Narrow" w:hAnsi="Arial Narrow" w:cs="Arial Narrow"/>
+          <w:color w:val="000000"/>
+          <w:kern w:val="0"/>
+          <w:sz w:val="22"/>
+          <w:szCs w:val="22"/>
           <w:lang w:eastAsia="es-ES"/>
           <w14:ligatures w14:val="none"/>
         </w:rPr>
@@ -1126,9 +1310,11 @@
       <w:pPr>
         <w:pStyle w:val="Prrafodelista"/>
         <w:rPr>
-          <w:rFonts w:ascii="Arial Narrow" w:eastAsia="Times New Roman" w:hAnsi="Arial Narrow" w:cs="Arial"/>
-          <w:color w:val="000000"/>
-          <w:kern w:val="0"/>
+          <w:rFonts w:ascii="Arial Narrow" w:eastAsia="Arial Narrow" w:hAnsi="Arial Narrow" w:cs="Arial Narrow"/>
+          <w:color w:val="000000"/>
+          <w:kern w:val="0"/>
+          <w:sz w:val="22"/>
+          <w:szCs w:val="22"/>
           <w:lang w:eastAsia="es-ES"/>
           <w14:ligatures w14:val="none"/>
         </w:rPr>
@@ -1148,18 +1334,22 @@
         <w:ind w:left="1134" w:hanging="567"/>
         <w:jc w:val="both"/>
         <w:rPr>
-          <w:rFonts w:ascii="Arial Narrow" w:eastAsia="Times New Roman" w:hAnsi="Arial Narrow" w:cs="Arial"/>
-          <w:color w:val="000000"/>
-          <w:kern w:val="0"/>
+          <w:rFonts w:ascii="Arial Narrow" w:eastAsia="Arial Narrow" w:hAnsi="Arial Narrow" w:cs="Arial Narrow"/>
+          <w:color w:val="000000"/>
+          <w:kern w:val="0"/>
+          <w:sz w:val="22"/>
+          <w:szCs w:val="22"/>
           <w:lang w:eastAsia="es-ES"/>
           <w14:ligatures w14:val="none"/>
         </w:rPr>
       </w:pPr>
       <w:r>
         <w:rPr>
-          <w:rFonts w:ascii="Arial Narrow" w:eastAsia="Times New Roman" w:hAnsi="Arial Narrow" w:cs="Arial"/>
-          <w:color w:val="000000"/>
-          <w:kern w:val="0"/>
+          <w:rFonts w:ascii="Arial Narrow" w:eastAsia="Arial Narrow" w:hAnsi="Arial Narrow" w:cs="Arial Narrow"/>
+          <w:color w:val="000000"/>
+          <w:kern w:val="0"/>
+          <w:sz w:val="22"/>
+          <w:szCs w:val="22"/>
           <w:lang w:eastAsia="es-ES"/>
           <w14:ligatures w14:val="none"/>
         </w:rPr>
@@ -1167,9 +1357,11 @@
       </w:r>
       <w:r>
         <w:rPr>
-          <w:rFonts w:ascii="Arial Narrow" w:eastAsia="Times New Roman" w:hAnsi="Arial Narrow" w:cs="Arial"/>
-          <w:color w:val="000000"/>
-          <w:kern w:val="0"/>
+          <w:rFonts w:ascii="Arial Narrow" w:eastAsia="Arial Narrow" w:hAnsi="Arial Narrow" w:cs="Arial Narrow"/>
+          <w:color w:val="000000"/>
+          <w:kern w:val="0"/>
+          <w:sz w:val="22"/>
+          <w:szCs w:val="22"/>
           <w:lang w:eastAsia="es-ES"/>
           <w14:ligatures w14:val="none"/>
         </w:rPr>
@@ -1177,9 +1369,11 @@
       </w:r>
       <w:r>
         <w:rPr>
-          <w:rFonts w:ascii="Arial Narrow" w:eastAsia="Times New Roman" w:hAnsi="Arial Narrow" w:cs="Arial"/>
-          <w:color w:val="000000"/>
-          <w:kern w:val="0"/>
+          <w:rFonts w:ascii="Arial Narrow" w:eastAsia="Arial Narrow" w:hAnsi="Arial Narrow" w:cs="Arial Narrow"/>
+          <w:color w:val="000000"/>
+          <w:kern w:val="0"/>
+          <w:sz w:val="22"/>
+          <w:szCs w:val="22"/>
           <w:lang w:eastAsia="es-ES"/>
           <w14:ligatures w14:val="none"/>
         </w:rPr>
@@ -1187,9 +1381,11 @@
       </w:r>
       <w:r>
         <w:rPr>
-          <w:rFonts w:ascii="Arial Narrow" w:eastAsia="Times New Roman" w:hAnsi="Arial Narrow" w:cs="Arial"/>
-          <w:color w:val="000000"/>
-          <w:kern w:val="0"/>
+          <w:rFonts w:ascii="Arial Narrow" w:eastAsia="Arial Narrow" w:hAnsi="Arial Narrow" w:cs="Arial Narrow"/>
+          <w:color w:val="000000"/>
+          <w:kern w:val="0"/>
+          <w:sz w:val="22"/>
+          <w:szCs w:val="22"/>
           <w:lang w:eastAsia="es-ES"/>
           <w14:ligatures w14:val="none"/>
         </w:rPr>
@@ -1197,9 +1393,11 @@
       </w:r>
       <w:r>
         <w:rPr>
-          <w:rFonts w:ascii="Arial Narrow" w:eastAsia="Times New Roman" w:hAnsi="Arial Narrow" w:cs="Arial"/>
-          <w:color w:val="000000"/>
-          <w:kern w:val="0"/>
+          <w:rFonts w:ascii="Arial Narrow" w:eastAsia="Arial Narrow" w:hAnsi="Arial Narrow" w:cs="Arial Narrow"/>
+          <w:color w:val="000000"/>
+          <w:kern w:val="0"/>
+          <w:sz w:val="22"/>
+          <w:szCs w:val="22"/>
           <w:lang w:val="es-ES" w:eastAsia="es-ES"/>
           <w14:ligatures w14:val="none"/>
         </w:rPr>
@@ -1207,9 +1405,11 @@
       </w:r>
       <w:r>
         <w:rPr>
-          <w:rFonts w:ascii="Arial Narrow" w:eastAsia="Times New Roman" w:hAnsi="Arial Narrow" w:cs="Arial"/>
-          <w:color w:val="000000"/>
-          <w:kern w:val="0"/>
+          <w:rFonts w:ascii="Arial Narrow" w:eastAsia="Arial Narrow" w:hAnsi="Arial Narrow" w:cs="Arial Narrow"/>
+          <w:color w:val="000000"/>
+          <w:kern w:val="0"/>
+          <w:sz w:val="22"/>
+          <w:szCs w:val="22"/>
           <w:lang w:eastAsia="es-ES"/>
           <w14:ligatures w14:val="none"/>
         </w:rPr>
@@ -1217,9 +1417,11 @@
       </w:r>
       <w:r>
         <w:rPr>
-          <w:rFonts w:ascii="Arial Narrow" w:eastAsia="Times New Roman" w:hAnsi="Arial Narrow" w:cs="Arial"/>
-          <w:color w:val="000000"/>
-          <w:kern w:val="0"/>
+          <w:rFonts w:ascii="Arial Narrow" w:eastAsia="Arial Narrow" w:hAnsi="Arial Narrow" w:cs="Arial Narrow"/>
+          <w:color w:val="000000"/>
+          <w:kern w:val="0"/>
+          <w:sz w:val="22"/>
+          <w:szCs w:val="22"/>
           <w:lang w:eastAsia="es-ES"/>
           <w14:ligatures w14:val="none"/>
         </w:rPr>
@@ -1227,9 +1429,11 @@
       </w:r>
       <w:r>
         <w:rPr>
-          <w:rFonts w:ascii="Arial Narrow" w:eastAsia="Times New Roman" w:hAnsi="Arial Narrow" w:cs="Arial"/>
-          <w:color w:val="000000"/>
-          <w:kern w:val="0"/>
+          <w:rFonts w:ascii="Arial Narrow" w:eastAsia="Arial Narrow" w:hAnsi="Arial Narrow" w:cs="Arial Narrow"/>
+          <w:color w:val="000000"/>
+          <w:kern w:val="0"/>
+          <w:sz w:val="22"/>
+          <w:szCs w:val="22"/>
           <w:lang w:eastAsia="es-ES"/>
           <w14:ligatures w14:val="none"/>
         </w:rPr>
@@ -1237,9 +1441,11 @@
       </w:r>
       <w:r>
         <w:rPr>
-          <w:rFonts w:ascii="Arial Narrow" w:eastAsia="Times New Roman" w:hAnsi="Arial Narrow" w:cs="Arial"/>
-          <w:color w:val="000000"/>
-          <w:kern w:val="0"/>
+          <w:rFonts w:ascii="Arial Narrow" w:eastAsia="Arial Narrow" w:hAnsi="Arial Narrow" w:cs="Arial Narrow"/>
+          <w:color w:val="000000"/>
+          <w:kern w:val="0"/>
+          <w:sz w:val="22"/>
+          <w:szCs w:val="22"/>
           <w:lang w:eastAsia="es-ES"/>
           <w14:ligatures w14:val="none"/>
         </w:rPr>
@@ -1247,9 +1453,11 @@
       </w:r>
       <w:r>
         <w:rPr>
-          <w:rFonts w:ascii="Arial Narrow" w:eastAsia="Times New Roman" w:hAnsi="Arial Narrow" w:cs="Arial"/>
-          <w:color w:val="000000"/>
-          <w:kern w:val="0"/>
+          <w:rFonts w:ascii="Arial Narrow" w:eastAsia="Arial Narrow" w:hAnsi="Arial Narrow" w:cs="Arial Narrow"/>
+          <w:color w:val="000000"/>
+          <w:kern w:val="0"/>
+          <w:sz w:val="22"/>
+          <w:szCs w:val="22"/>
           <w:lang w:eastAsia="es-ES"/>
           <w14:ligatures w14:val="none"/>
         </w:rPr>
@@ -1257,9 +1465,11 @@
       </w:r>
       <w:r>
         <w:rPr>
-          <w:rFonts w:ascii="Arial Narrow" w:eastAsia="Times New Roman" w:hAnsi="Arial Narrow" w:cs="Arial"/>
-          <w:color w:val="000000"/>
-          <w:kern w:val="0"/>
+          <w:rFonts w:ascii="Arial Narrow" w:eastAsia="Arial Narrow" w:hAnsi="Arial Narrow" w:cs="Arial Narrow"/>
+          <w:color w:val="000000"/>
+          <w:kern w:val="0"/>
+          <w:sz w:val="22"/>
+          <w:szCs w:val="22"/>
           <w:lang w:eastAsia="es-ES"/>
           <w14:ligatures w14:val="none"/>
         </w:rPr>
@@ -1273,18 +1483,22 @@
         <w:ind w:left="1134"/>
         <w:jc w:val="both"/>
         <w:rPr>
-          <w:rFonts w:ascii="Arial Narrow" w:eastAsia="Times New Roman" w:hAnsi="Arial Narrow" w:cs="Arial"/>
-          <w:color w:val="000000"/>
-          <w:kern w:val="0"/>
+          <w:rFonts w:ascii="Arial Narrow" w:eastAsia="Arial Narrow" w:hAnsi="Arial Narrow" w:cs="Arial Narrow"/>
+          <w:color w:val="000000"/>
+          <w:kern w:val="0"/>
+          <w:sz w:val="22"/>
+          <w:szCs w:val="22"/>
           <w:lang w:eastAsia="es-ES"/>
           <w14:ligatures w14:val="none"/>
         </w:rPr>
       </w:pPr>
       <w:r>
         <w:rPr>
-          <w:rFonts w:ascii="Arial Narrow" w:eastAsia="Times New Roman" w:hAnsi="Arial Narrow" w:cs="Arial"/>
-          <w:color w:val="000000"/>
-          <w:kern w:val="0"/>
+          <w:rFonts w:ascii="Arial Narrow" w:eastAsia="Arial Narrow" w:hAnsi="Arial Narrow" w:cs="Arial Narrow"/>
+          <w:color w:val="000000"/>
+          <w:kern w:val="0"/>
+          <w:sz w:val="22"/>
+          <w:szCs w:val="22"/>
           <w:lang w:eastAsia="es-ES"/>
           <w14:ligatures w14:val="none"/>
         </w:rPr>
@@ -1305,18 +1519,22 @@
         <w:ind w:left="1134" w:hanging="567"/>
         <w:jc w:val="both"/>
         <w:rPr>
-          <w:rFonts w:ascii="Arial Narrow" w:eastAsia="Times New Roman" w:hAnsi="Arial Narrow" w:cs="Arial"/>
-          <w:color w:val="000000"/>
-          <w:kern w:val="0"/>
+          <w:rFonts w:ascii="Arial Narrow" w:eastAsia="Arial Narrow" w:hAnsi="Arial Narrow" w:cs="Arial Narrow"/>
+          <w:color w:val="000000"/>
+          <w:kern w:val="0"/>
+          <w:sz w:val="22"/>
+          <w:szCs w:val="22"/>
           <w:lang w:eastAsia="es-ES"/>
           <w14:ligatures w14:val="none"/>
         </w:rPr>
       </w:pPr>
       <w:r>
         <w:rPr>
-          <w:rFonts w:ascii="Arial Narrow" w:eastAsia="Times New Roman" w:hAnsi="Arial Narrow" w:cs="Arial"/>
-          <w:color w:val="000000"/>
-          <w:kern w:val="0"/>
+          <w:rFonts w:ascii="Arial Narrow" w:eastAsia="Arial Narrow" w:hAnsi="Arial Narrow" w:cs="Arial Narrow"/>
+          <w:color w:val="000000"/>
+          <w:kern w:val="0"/>
+          <w:sz w:val="22"/>
+          <w:szCs w:val="22"/>
           <w:lang w:eastAsia="es-ES"/>
           <w14:ligatures w14:val="none"/>
         </w:rPr>
@@ -1324,9 +1542,11 @@
       </w:r>
       <w:r>
         <w:rPr>
-          <w:rFonts w:ascii="Arial Narrow" w:eastAsia="Times New Roman" w:hAnsi="Arial Narrow" w:cs="Arial"/>
-          <w:color w:val="000000"/>
-          <w:kern w:val="0"/>
+          <w:rFonts w:ascii="Arial Narrow" w:eastAsia="Arial Narrow" w:hAnsi="Arial Narrow" w:cs="Arial Narrow"/>
+          <w:color w:val="000000"/>
+          <w:kern w:val="0"/>
+          <w:sz w:val="22"/>
+          <w:szCs w:val="22"/>
           <w:lang w:eastAsia="es-ES"/>
           <w14:ligatures w14:val="none"/>
         </w:rPr>
@@ -1334,9 +1554,11 @@
       </w:r>
       <w:r>
         <w:rPr>
-          <w:rFonts w:ascii="Arial Narrow" w:eastAsia="Times New Roman" w:hAnsi="Arial Narrow" w:cs="Arial"/>
-          <w:color w:val="000000"/>
-          <w:kern w:val="0"/>
+          <w:rFonts w:ascii="Arial Narrow" w:eastAsia="Arial Narrow" w:hAnsi="Arial Narrow" w:cs="Arial Narrow"/>
+          <w:color w:val="000000"/>
+          <w:kern w:val="0"/>
+          <w:sz w:val="22"/>
+          <w:szCs w:val="22"/>
           <w:lang w:eastAsia="es-ES"/>
           <w14:ligatures w14:val="none"/>
         </w:rPr>
@@ -1344,9 +1566,11 @@
       </w:r>
       <w:r>
         <w:rPr>
-          <w:rFonts w:ascii="Arial Narrow" w:eastAsia="Times New Roman" w:hAnsi="Arial Narrow" w:cs="Arial"/>
-          <w:color w:val="000000"/>
-          <w:kern w:val="0"/>
+          <w:rFonts w:ascii="Arial Narrow" w:eastAsia="Arial Narrow" w:hAnsi="Arial Narrow" w:cs="Arial Narrow"/>
+          <w:color w:val="000000"/>
+          <w:kern w:val="0"/>
+          <w:sz w:val="22"/>
+          <w:szCs w:val="22"/>
           <w:lang w:val="es-ES" w:eastAsia="es-ES"/>
           <w14:ligatures w14:val="none"/>
         </w:rPr>
@@ -1354,9 +1578,11 @@
       </w:r>
       <w:r>
         <w:rPr>
-          <w:rFonts w:ascii="Arial Narrow" w:eastAsia="Times New Roman" w:hAnsi="Arial Narrow" w:cs="Arial"/>
-          <w:color w:val="000000"/>
-          <w:kern w:val="0"/>
+          <w:rFonts w:ascii="Arial Narrow" w:eastAsia="Arial Narrow" w:hAnsi="Arial Narrow" w:cs="Arial Narrow"/>
+          <w:color w:val="000000"/>
+          <w:kern w:val="0"/>
+          <w:sz w:val="22"/>
+          <w:szCs w:val="22"/>
           <w:lang w:eastAsia="es-ES"/>
           <w14:ligatures w14:val="none"/>
         </w:rPr>
@@ -1364,9 +1590,11 @@
       </w:r>
       <w:r>
         <w:rPr>
-          <w:rFonts w:ascii="Arial Narrow" w:eastAsia="Times New Roman" w:hAnsi="Arial Narrow" w:cs="Arial"/>
-          <w:color w:val="000000"/>
-          <w:kern w:val="0"/>
+          <w:rFonts w:ascii="Arial Narrow" w:eastAsia="Arial Narrow" w:hAnsi="Arial Narrow" w:cs="Arial Narrow"/>
+          <w:color w:val="000000"/>
+          <w:kern w:val="0"/>
+          <w:sz w:val="22"/>
+          <w:szCs w:val="22"/>
           <w:lang w:eastAsia="es-ES"/>
           <w14:ligatures w14:val="none"/>
         </w:rPr>
@@ -1374,9 +1602,11 @@
       </w:r>
       <w:r>
         <w:rPr>
-          <w:rFonts w:ascii="Arial Narrow" w:eastAsia="Times New Roman" w:hAnsi="Arial Narrow" w:cs="Arial"/>
-          <w:color w:val="000000"/>
-          <w:kern w:val="0"/>
+          <w:rFonts w:ascii="Arial Narrow" w:eastAsia="Arial Narrow" w:hAnsi="Arial Narrow" w:cs="Arial Narrow"/>
+          <w:color w:val="000000"/>
+          <w:kern w:val="0"/>
+          <w:sz w:val="22"/>
+          <w:szCs w:val="22"/>
           <w:lang w:eastAsia="es-ES"/>
           <w14:ligatures w14:val="none"/>
         </w:rPr>
@@ -1384,9 +1614,11 @@
       </w:r>
       <w:r>
         <w:rPr>
-          <w:rFonts w:ascii="Arial Narrow" w:eastAsia="Times New Roman" w:hAnsi="Arial Narrow" w:cs="Arial"/>
-          <w:color w:val="000000"/>
-          <w:kern w:val="0"/>
+          <w:rFonts w:ascii="Arial Narrow" w:eastAsia="Arial Narrow" w:hAnsi="Arial Narrow" w:cs="Arial Narrow"/>
+          <w:color w:val="000000"/>
+          <w:kern w:val="0"/>
+          <w:sz w:val="22"/>
+          <w:szCs w:val="22"/>
           <w:lang w:eastAsia="es-ES"/>
           <w14:ligatures w14:val="none"/>
         </w:rPr>
@@ -1394,9 +1626,11 @@
       </w:r>
       <w:r>
         <w:rPr>
-          <w:rFonts w:ascii="Arial Narrow" w:eastAsia="Times New Roman" w:hAnsi="Arial Narrow" w:cs="Arial"/>
-          <w:color w:val="000000"/>
-          <w:kern w:val="0"/>
+          <w:rFonts w:ascii="Arial Narrow" w:eastAsia="Arial Narrow" w:hAnsi="Arial Narrow" w:cs="Arial Narrow"/>
+          <w:color w:val="000000"/>
+          <w:kern w:val="0"/>
+          <w:sz w:val="22"/>
+          <w:szCs w:val="22"/>
           <w:lang w:eastAsia="es-ES"/>
           <w14:ligatures w14:val="none"/>
         </w:rPr>
@@ -1404,9 +1638,11 @@
       </w:r>
       <w:r>
         <w:rPr>
-          <w:rFonts w:ascii="Arial Narrow" w:eastAsia="Times New Roman" w:hAnsi="Arial Narrow" w:cs="Arial"/>
-          <w:color w:val="000000"/>
-          <w:kern w:val="0"/>
+          <w:rFonts w:ascii="Arial Narrow" w:eastAsia="Arial Narrow" w:hAnsi="Arial Narrow" w:cs="Arial Narrow"/>
+          <w:color w:val="000000"/>
+          <w:kern w:val="0"/>
+          <w:sz w:val="22"/>
+          <w:szCs w:val="22"/>
           <w:lang w:val="es-ES" w:eastAsia="es-ES"/>
           <w14:ligatures w14:val="none"/>
         </w:rPr>
@@ -1414,9 +1650,11 @@
       </w:r>
       <w:r>
         <w:rPr>
-          <w:rFonts w:ascii="Arial Narrow" w:eastAsia="Times New Roman" w:hAnsi="Arial Narrow" w:cs="Arial"/>
-          <w:color w:val="000000"/>
-          <w:kern w:val="0"/>
+          <w:rFonts w:ascii="Arial Narrow" w:eastAsia="Arial Narrow" w:hAnsi="Arial Narrow" w:cs="Arial Narrow"/>
+          <w:color w:val="000000"/>
+          <w:kern w:val="0"/>
+          <w:sz w:val="22"/>
+          <w:szCs w:val="22"/>
           <w:lang w:eastAsia="es-ES"/>
           <w14:ligatures w14:val="none"/>
         </w:rPr>
@@ -1424,9 +1662,11 @@
       </w:r>
       <w:r>
         <w:rPr>
-          <w:rFonts w:ascii="Arial Narrow" w:eastAsia="Times New Roman" w:hAnsi="Arial Narrow" w:cs="Arial"/>
-          <w:color w:val="000000"/>
-          <w:kern w:val="0"/>
+          <w:rFonts w:ascii="Arial Narrow" w:eastAsia="Arial Narrow" w:hAnsi="Arial Narrow" w:cs="Arial Narrow"/>
+          <w:color w:val="000000"/>
+          <w:kern w:val="0"/>
+          <w:sz w:val="22"/>
+          <w:szCs w:val="22"/>
           <w:lang w:eastAsia="es-ES"/>
           <w14:ligatures w14:val="none"/>
         </w:rPr>
@@ -1434,9 +1674,11 @@
       </w:r>
       <w:r>
         <w:rPr>
-          <w:rFonts w:ascii="Arial Narrow" w:eastAsia="Times New Roman" w:hAnsi="Arial Narrow" w:cs="Arial"/>
-          <w:color w:val="000000"/>
-          <w:kern w:val="0"/>
+          <w:rFonts w:ascii="Arial Narrow" w:eastAsia="Arial Narrow" w:hAnsi="Arial Narrow" w:cs="Arial Narrow"/>
+          <w:color w:val="000000"/>
+          <w:kern w:val="0"/>
+          <w:sz w:val="22"/>
+          <w:szCs w:val="22"/>
           <w:lang w:eastAsia="es-ES"/>
           <w14:ligatures w14:val="none"/>
         </w:rPr>
@@ -1444,9 +1686,11 @@
       </w:r>
       <w:r>
         <w:rPr>
-          <w:rFonts w:ascii="Arial Narrow" w:eastAsia="Times New Roman" w:hAnsi="Arial Narrow" w:cs="Arial"/>
-          <w:color w:val="000000"/>
-          <w:kern w:val="0"/>
+          <w:rFonts w:ascii="Arial Narrow" w:eastAsia="Arial Narrow" w:hAnsi="Arial Narrow" w:cs="Arial Narrow"/>
+          <w:color w:val="000000"/>
+          <w:kern w:val="0"/>
+          <w:sz w:val="22"/>
+          <w:szCs w:val="22"/>
           <w:lang w:eastAsia="es-ES"/>
           <w14:ligatures w14:val="none"/>
         </w:rPr>
@@ -1454,9 +1698,11 @@
       </w:r>
       <w:r>
         <w:rPr>
-          <w:rFonts w:ascii="Arial Narrow" w:eastAsia="Times New Roman" w:hAnsi="Arial Narrow" w:cs="Arial"/>
-          <w:color w:val="000000"/>
-          <w:kern w:val="0"/>
+          <w:rFonts w:ascii="Arial Narrow" w:eastAsia="Arial Narrow" w:hAnsi="Arial Narrow" w:cs="Arial Narrow"/>
+          <w:color w:val="000000"/>
+          <w:kern w:val="0"/>
+          <w:sz w:val="22"/>
+          <w:szCs w:val="22"/>
           <w:lang w:eastAsia="es-ES"/>
           <w14:ligatures w14:val="none"/>
         </w:rPr>
@@ -1464,9 +1710,11 @@
       </w:r>
       <w:r>
         <w:rPr>
-          <w:rFonts w:ascii="Arial Narrow" w:eastAsia="Times New Roman" w:hAnsi="Arial Narrow" w:cs="Arial"/>
-          <w:color w:val="000000"/>
-          <w:kern w:val="0"/>
+          <w:rFonts w:ascii="Arial Narrow" w:eastAsia="Arial Narrow" w:hAnsi="Arial Narrow" w:cs="Arial Narrow"/>
+          <w:color w:val="000000"/>
+          <w:kern w:val="0"/>
+          <w:sz w:val="22"/>
+          <w:szCs w:val="22"/>
           <w:lang w:eastAsia="es-ES"/>
           <w14:ligatures w14:val="none"/>
         </w:rPr>
@@ -1477,9 +1725,11 @@
       <w:pPr>
         <w:pStyle w:val="Prrafodelista"/>
         <w:rPr>
-          <w:rFonts w:ascii="Arial Narrow" w:eastAsia="Times New Roman" w:hAnsi="Arial Narrow" w:cs="Arial"/>
-          <w:color w:val="000000"/>
-          <w:kern w:val="0"/>
+          <w:rFonts w:ascii="Arial Narrow" w:eastAsia="Arial Narrow" w:hAnsi="Arial Narrow" w:cs="Arial Narrow"/>
+          <w:color w:val="000000"/>
+          <w:kern w:val="0"/>
+          <w:sz w:val="22"/>
+          <w:szCs w:val="22"/>
           <w:lang w:eastAsia="es-ES"/>
           <w14:ligatures w14:val="none"/>
         </w:rPr>
@@ -1500,18 +1750,22 @@
         <w:ind w:left="1134" w:hanging="567"/>
         <w:jc w:val="both"/>
         <w:rPr>
-          <w:rFonts w:ascii="Arial Narrow" w:eastAsia="Times New Roman" w:hAnsi="Arial Narrow" w:cs="Arial"/>
-          <w:color w:val="000000"/>
-          <w:kern w:val="0"/>
+          <w:rFonts w:ascii="Arial Narrow" w:eastAsia="Arial Narrow" w:hAnsi="Arial Narrow" w:cs="Arial Narrow"/>
+          <w:color w:val="000000"/>
+          <w:kern w:val="0"/>
+          <w:sz w:val="22"/>
+          <w:szCs w:val="22"/>
           <w:lang w:eastAsia="es-ES"/>
           <w14:ligatures w14:val="none"/>
         </w:rPr>
       </w:pPr>
       <w:r>
         <w:rPr>
-          <w:rFonts w:ascii="Arial Narrow" w:eastAsia="Times New Roman" w:hAnsi="Arial Narrow" w:cs="Arial"/>
-          <w:color w:val="000000"/>
-          <w:kern w:val="0"/>
+          <w:rFonts w:ascii="Arial Narrow" w:eastAsia="Arial Narrow" w:hAnsi="Arial Narrow" w:cs="Arial Narrow"/>
+          <w:color w:val="000000"/>
+          <w:kern w:val="0"/>
+          <w:sz w:val="22"/>
+          <w:szCs w:val="22"/>
           <w:lang w:eastAsia="es-ES"/>
           <w14:ligatures w14:val="none"/>
         </w:rPr>
@@ -1520,9 +1774,11 @@
       </w:r>
       <w:r>
         <w:rPr>
-          <w:rFonts w:ascii="Arial Narrow" w:eastAsia="Times New Roman" w:hAnsi="Arial Narrow" w:cs="Arial"/>
-          <w:color w:val="000000"/>
-          <w:kern w:val="0"/>
+          <w:rFonts w:ascii="Arial Narrow" w:eastAsia="Arial Narrow" w:hAnsi="Arial Narrow" w:cs="Arial Narrow"/>
+          <w:color w:val="000000"/>
+          <w:kern w:val="0"/>
+          <w:sz w:val="22"/>
+          <w:szCs w:val="22"/>
           <w:lang w:eastAsia="es-ES"/>
           <w14:ligatures w14:val="none"/>
         </w:rPr>
@@ -1530,9 +1786,11 @@
       </w:r>
       <w:r>
         <w:rPr>
-          <w:rFonts w:ascii="Arial Narrow" w:eastAsia="Times New Roman" w:hAnsi="Arial Narrow" w:cs="Arial"/>
-          <w:color w:val="000000"/>
-          <w:kern w:val="0"/>
+          <w:rFonts w:ascii="Arial Narrow" w:eastAsia="Arial Narrow" w:hAnsi="Arial Narrow" w:cs="Arial Narrow"/>
+          <w:color w:val="000000"/>
+          <w:kern w:val="0"/>
+          <w:sz w:val="22"/>
+          <w:szCs w:val="22"/>
           <w:lang w:eastAsia="es-ES"/>
           <w14:ligatures w14:val="none"/>
         </w:rPr>
@@ -1540,9 +1798,11 @@
       </w:r>
       <w:r>
         <w:rPr>
-          <w:rFonts w:ascii="Arial Narrow" w:eastAsia="Times New Roman" w:hAnsi="Arial Narrow" w:cs="Arial"/>
-          <w:color w:val="000000"/>
-          <w:kern w:val="0"/>
+          <w:rFonts w:ascii="Arial Narrow" w:eastAsia="Arial Narrow" w:hAnsi="Arial Narrow" w:cs="Arial Narrow"/>
+          <w:color w:val="000000"/>
+          <w:kern w:val="0"/>
+          <w:sz w:val="22"/>
+          <w:szCs w:val="22"/>
           <w:lang w:eastAsia="es-ES"/>
           <w14:ligatures w14:val="none"/>
         </w:rPr>
@@ -1550,9 +1810,11 @@
       </w:r>
       <w:r>
         <w:rPr>
-          <w:rFonts w:ascii="Arial Narrow" w:eastAsia="Times New Roman" w:hAnsi="Arial Narrow" w:cs="Arial"/>
-          <w:color w:val="000000"/>
-          <w:kern w:val="0"/>
+          <w:rFonts w:ascii="Arial Narrow" w:eastAsia="Arial Narrow" w:hAnsi="Arial Narrow" w:cs="Arial Narrow"/>
+          <w:color w:val="000000"/>
+          <w:kern w:val="0"/>
+          <w:sz w:val="22"/>
+          <w:szCs w:val="22"/>
           <w:lang w:eastAsia="es-ES"/>
           <w14:ligatures w14:val="none"/>
         </w:rPr>
@@ -1560,9 +1822,11 @@
       </w:r>
       <w:r>
         <w:rPr>
-          <w:rFonts w:ascii="Arial Narrow" w:eastAsia="Times New Roman" w:hAnsi="Arial Narrow" w:cs="Arial"/>
-          <w:color w:val="000000"/>
-          <w:kern w:val="0"/>
+          <w:rFonts w:ascii="Arial Narrow" w:eastAsia="Arial Narrow" w:hAnsi="Arial Narrow" w:cs="Arial Narrow"/>
+          <w:color w:val="000000"/>
+          <w:kern w:val="0"/>
+          <w:sz w:val="22"/>
+          <w:szCs w:val="22"/>
           <w:lang w:eastAsia="es-ES"/>
           <w14:ligatures w14:val="none"/>
         </w:rPr>
@@ -1570,9 +1834,11 @@
       </w:r>
       <w:r>
         <w:rPr>
-          <w:rFonts w:ascii="Arial Narrow" w:eastAsia="Times New Roman" w:hAnsi="Arial Narrow" w:cs="Arial"/>
-          <w:color w:val="000000"/>
-          <w:kern w:val="0"/>
+          <w:rFonts w:ascii="Arial Narrow" w:eastAsia="Arial Narrow" w:hAnsi="Arial Narrow" w:cs="Arial Narrow"/>
+          <w:color w:val="000000"/>
+          <w:kern w:val="0"/>
+          <w:sz w:val="22"/>
+          <w:szCs w:val="22"/>
           <w:lang w:eastAsia="es-ES"/>
           <w14:ligatures w14:val="none"/>
         </w:rPr>
@@ -1580,9 +1846,11 @@
       </w:r>
       <w:r>
         <w:rPr>
-          <w:rFonts w:ascii="Arial Narrow" w:eastAsia="Times New Roman" w:hAnsi="Arial Narrow" w:cs="Arial"/>
-          <w:color w:val="000000"/>
-          <w:kern w:val="0"/>
+          <w:rFonts w:ascii="Arial Narrow" w:eastAsia="Arial Narrow" w:hAnsi="Arial Narrow" w:cs="Arial Narrow"/>
+          <w:color w:val="000000"/>
+          <w:kern w:val="0"/>
+          <w:sz w:val="22"/>
+          <w:szCs w:val="22"/>
           <w:lang w:eastAsia="es-ES"/>
           <w14:ligatures w14:val="none"/>
         </w:rPr>
@@ -1590,9 +1858,11 @@
       </w:r>
       <w:r>
         <w:rPr>
-          <w:rFonts w:ascii="Arial Narrow" w:eastAsia="Times New Roman" w:hAnsi="Arial Narrow" w:cs="Arial"/>
-          <w:color w:val="000000"/>
-          <w:kern w:val="0"/>
+          <w:rFonts w:ascii="Arial Narrow" w:eastAsia="Arial Narrow" w:hAnsi="Arial Narrow" w:cs="Arial Narrow"/>
+          <w:color w:val="000000"/>
+          <w:kern w:val="0"/>
+          <w:sz w:val="22"/>
+          <w:szCs w:val="22"/>
           <w:lang w:eastAsia="es-ES"/>
           <w14:ligatures w14:val="none"/>
         </w:rPr>
@@ -1600,9 +1870,11 @@
       </w:r>
       <w:r>
         <w:rPr>
-          <w:rFonts w:ascii="Arial Narrow" w:eastAsia="Times New Roman" w:hAnsi="Arial Narrow" w:cs="Arial"/>
-          <w:color w:val="000000"/>
-          <w:kern w:val="0"/>
+          <w:rFonts w:ascii="Arial Narrow" w:eastAsia="Arial Narrow" w:hAnsi="Arial Narrow" w:cs="Arial Narrow"/>
+          <w:color w:val="000000"/>
+          <w:kern w:val="0"/>
+          <w:sz w:val="22"/>
+          <w:szCs w:val="22"/>
           <w:lang w:eastAsia="es-ES"/>
           <w14:ligatures w14:val="none"/>
         </w:rPr>
@@ -1610,9 +1882,11 @@
       </w:r>
       <w:r>
         <w:rPr>
-          <w:rFonts w:ascii="Arial Narrow" w:eastAsia="Times New Roman" w:hAnsi="Arial Narrow" w:cs="Arial"/>
-          <w:color w:val="000000"/>
-          <w:kern w:val="0"/>
+          <w:rFonts w:ascii="Arial Narrow" w:eastAsia="Arial Narrow" w:hAnsi="Arial Narrow" w:cs="Arial Narrow"/>
+          <w:color w:val="000000"/>
+          <w:kern w:val="0"/>
+          <w:sz w:val="22"/>
+          <w:szCs w:val="22"/>
           <w:lang w:eastAsia="es-ES"/>
           <w14:ligatures w14:val="none"/>
         </w:rPr>
@@ -1620,9 +1894,11 @@
       </w:r>
       <w:r>
         <w:rPr>
-          <w:rFonts w:ascii="Arial Narrow" w:eastAsia="Times New Roman" w:hAnsi="Arial Narrow" w:cs="Arial"/>
-          <w:color w:val="000000"/>
-          <w:kern w:val="0"/>
+          <w:rFonts w:ascii="Arial Narrow" w:eastAsia="Arial Narrow" w:hAnsi="Arial Narrow" w:cs="Arial Narrow"/>
+          <w:color w:val="000000"/>
+          <w:kern w:val="0"/>
+          <w:sz w:val="22"/>
+          <w:szCs w:val="22"/>
           <w:lang w:eastAsia="es-ES"/>
           <w14:ligatures w14:val="none"/>
         </w:rPr>
@@ -1631,9 +1907,11 @@
       <w:proofErr w:type="spellStart"/>
       <w:r>
         <w:rPr>
-          <w:rFonts w:ascii="Arial Narrow" w:eastAsia="Times New Roman" w:hAnsi="Arial Narrow" w:cs="Arial"/>
-          <w:color w:val="000000"/>
-          <w:kern w:val="0"/>
+          <w:rFonts w:ascii="Arial Narrow" w:eastAsia="Arial Narrow" w:hAnsi="Arial Narrow" w:cs="Arial Narrow"/>
+          <w:color w:val="000000"/>
+          <w:kern w:val="0"/>
+          <w:sz w:val="22"/>
+          <w:szCs w:val="22"/>
           <w:lang w:eastAsia="es-ES"/>
           <w14:ligatures w14:val="none"/>
         </w:rPr>
@@ -1642,9 +1920,11 @@
       <w:proofErr w:type="spellEnd"/>
       <w:r>
         <w:rPr>
-          <w:rFonts w:ascii="Arial Narrow" w:eastAsia="Times New Roman" w:hAnsi="Arial Narrow" w:cs="Arial"/>
-          <w:color w:val="000000"/>
-          <w:kern w:val="0"/>
+          <w:rFonts w:ascii="Arial Narrow" w:eastAsia="Arial Narrow" w:hAnsi="Arial Narrow" w:cs="Arial Narrow"/>
+          <w:color w:val="000000"/>
+          <w:kern w:val="0"/>
+          <w:sz w:val="22"/>
+          <w:szCs w:val="22"/>
           <w:lang w:eastAsia="es-ES"/>
           <w14:ligatures w14:val="none"/>
         </w:rPr>
@@ -1659,9 +1939,11 @@
         <w:spacing w:after="0" w:line="240" w:lineRule="auto"/>
         <w:jc w:val="both"/>
         <w:rPr>
-          <w:rFonts w:ascii="Arial Narrow" w:eastAsia="Times New Roman" w:hAnsi="Arial Narrow" w:cs="Arial"/>
-          <w:color w:val="000000"/>
-          <w:kern w:val="0"/>
+          <w:rFonts w:ascii="Arial Narrow" w:eastAsia="Arial Narrow" w:hAnsi="Arial Narrow" w:cs="Arial Narrow"/>
+          <w:color w:val="000000"/>
+          <w:kern w:val="0"/>
+          <w:sz w:val="22"/>
+          <w:szCs w:val="22"/>
           <w:lang w:eastAsia="es-ES"/>
           <w14:ligatures w14:val="none"/>
         </w:rPr>
@@ -1681,18 +1963,22 @@
         <w:contextualSpacing/>
         <w:jc w:val="both"/>
         <w:rPr>
-          <w:rFonts w:ascii="Arial Narrow" w:eastAsia="Times New Roman" w:hAnsi="Arial Narrow" w:cs="Arial"/>
-          <w:color w:val="000000"/>
-          <w:kern w:val="0"/>
+          <w:rFonts w:ascii="Arial Narrow" w:eastAsia="Arial Narrow" w:hAnsi="Arial Narrow" w:cs="Arial Narrow"/>
+          <w:color w:val="000000"/>
+          <w:kern w:val="0"/>
+          <w:sz w:val="22"/>
+          <w:szCs w:val="22"/>
           <w:lang w:val="es-ES" w:eastAsia="es-ES"/>
           <w14:ligatures w14:val="none"/>
         </w:rPr>
       </w:pPr>
       <w:r>
         <w:rPr>
-          <w:rFonts w:ascii="Arial Narrow" w:eastAsia="Times New Roman" w:hAnsi="Arial Narrow" w:cs="Arial"/>
-          <w:color w:val="000000"/>
-          <w:kern w:val="0"/>
+          <w:rFonts w:ascii="Arial Narrow" w:eastAsia="Arial Narrow" w:hAnsi="Arial Narrow" w:cs="Arial Narrow"/>
+          <w:color w:val="000000"/>
+          <w:kern w:val="0"/>
+          <w:sz w:val="22"/>
+          <w:szCs w:val="22"/>
           <w:lang w:val="es-ES" w:eastAsia="es-ES"/>
           <w14:ligatures w14:val="none"/>
         </w:rPr>
@@ -1700,17 +1986,21 @@
       </w:r>
       <w:r>
         <w:rPr>
-          <w:rFonts w:ascii="Arial Narrow" w:eastAsia="Calibri" w:hAnsi="Arial Narrow" w:cs="Arial"/>
-          <w:kern w:val="0"/>
-          <w14:ligatures w14:val="none"/>
+          <w:rFonts w:ascii="Arial Narrow" w:eastAsia="Arial Narrow" w:hAnsi="Arial Narrow" w:cs="Arial Narrow"/>
+          <w:kern w:val="0"/>
+          <w14:ligatures w14:val="none"/>
+          <w:sz w:val="22"/>
+          <w:szCs w:val="22"/>
         </w:rPr>
         <w:t xml:space="preserve"/>
       </w:r>
       <w:r>
         <w:rPr>
-          <w:rFonts w:ascii="Arial Narrow" w:eastAsia="Times New Roman" w:hAnsi="Arial Narrow" w:cs="Arial"/>
-          <w:color w:val="000000"/>
-          <w:kern w:val="0"/>
+          <w:rFonts w:ascii="Arial Narrow" w:eastAsia="Arial Narrow" w:hAnsi="Arial Narrow" w:cs="Arial Narrow"/>
+          <w:color w:val="000000"/>
+          <w:kern w:val="0"/>
+          <w:sz w:val="22"/>
+          <w:szCs w:val="22"/>
           <w:lang w:val="es-ES" w:eastAsia="es-ES"/>
           <w14:ligatures w14:val="none"/>
         </w:rPr>
@@ -1718,9 +2008,11 @@
       </w:r>
       <w:r>
         <w:rPr>
-          <w:rFonts w:ascii="Arial Narrow" w:eastAsia="Times New Roman" w:hAnsi="Arial Narrow" w:cs="Arial"/>
-          <w:color w:val="000000"/>
-          <w:kern w:val="0"/>
+          <w:rFonts w:ascii="Arial Narrow" w:eastAsia="Arial Narrow" w:hAnsi="Arial Narrow" w:cs="Arial Narrow"/>
+          <w:color w:val="000000"/>
+          <w:kern w:val="0"/>
+          <w:sz w:val="22"/>
+          <w:szCs w:val="22"/>
           <w:lang w:val="es-ES" w:eastAsia="es-ES"/>
           <w14:ligatures w14:val="none"/>
         </w:rPr>
@@ -1728,9 +2020,11 @@
       </w:r>
       <w:r>
         <w:rPr>
-          <w:rFonts w:ascii="Arial Narrow" w:eastAsia="Times New Roman" w:hAnsi="Arial Narrow" w:cs="Arial"/>
-          <w:color w:val="000000"/>
-          <w:kern w:val="0"/>
+          <w:rFonts w:ascii="Arial Narrow" w:eastAsia="Arial Narrow" w:hAnsi="Arial Narrow" w:cs="Arial Narrow"/>
+          <w:color w:val="000000"/>
+          <w:kern w:val="0"/>
+          <w:sz w:val="22"/>
+          <w:szCs w:val="22"/>
           <w:lang w:val="es-ES" w:eastAsia="es-ES"/>
           <w14:ligatures w14:val="none"/>
         </w:rPr>
@@ -1738,9 +2032,11 @@
       </w:r>
       <w:r>
         <w:rPr>
-          <w:rFonts w:ascii="Arial Narrow" w:eastAsia="Times New Roman" w:hAnsi="Arial Narrow" w:cs="Arial"/>
-          <w:color w:val="000000"/>
-          <w:kern w:val="0"/>
+          <w:rFonts w:ascii="Arial Narrow" w:eastAsia="Arial Narrow" w:hAnsi="Arial Narrow" w:cs="Arial Narrow"/>
+          <w:color w:val="000000"/>
+          <w:kern w:val="0"/>
+          <w:sz w:val="22"/>
+          <w:szCs w:val="22"/>
           <w:lang w:val="es-ES" w:eastAsia="es-ES"/>
           <w14:ligatures w14:val="none"/>
         </w:rPr>
@@ -1748,9 +2044,11 @@
       </w:r>
       <w:r>
         <w:rPr>
-          <w:rFonts w:ascii="Arial Narrow" w:eastAsia="Times New Roman" w:hAnsi="Arial Narrow" w:cs="Arial"/>
-          <w:color w:val="000000"/>
-          <w:kern w:val="0"/>
+          <w:rFonts w:ascii="Arial Narrow" w:eastAsia="Arial Narrow" w:hAnsi="Arial Narrow" w:cs="Arial Narrow"/>
+          <w:color w:val="000000"/>
+          <w:kern w:val="0"/>
+          <w:sz w:val="22"/>
+          <w:szCs w:val="22"/>
           <w:lang w:val="es-ES" w:eastAsia="es-ES"/>
           <w14:ligatures w14:val="none"/>
         </w:rPr>
@@ -1759,9 +2057,11 @@
       <w:proofErr w:type="spellStart"/>
       <w:r>
         <w:rPr>
-          <w:rFonts w:ascii="Arial Narrow" w:eastAsia="Times New Roman" w:hAnsi="Arial Narrow" w:cs="Arial"/>
-          <w:color w:val="000000"/>
-          <w:kern w:val="0"/>
+          <w:rFonts w:ascii="Arial Narrow" w:eastAsia="Arial Narrow" w:hAnsi="Arial Narrow" w:cs="Arial Narrow"/>
+          <w:color w:val="000000"/>
+          <w:kern w:val="0"/>
+          <w:sz w:val="22"/>
+          <w:szCs w:val="22"/>
           <w:lang w:eastAsia="es-ES"/>
           <w14:ligatures w14:val="none"/>
         </w:rPr>
@@ -1770,9 +2070,11 @@
       <w:proofErr w:type="spellEnd"/>
       <w:r>
         <w:rPr>
-          <w:rFonts w:ascii="Arial Narrow" w:eastAsia="Times New Roman" w:hAnsi="Arial Narrow" w:cs="Arial"/>
-          <w:color w:val="000000"/>
-          <w:kern w:val="0"/>
+          <w:rFonts w:ascii="Arial Narrow" w:eastAsia="Arial Narrow" w:hAnsi="Arial Narrow" w:cs="Arial Narrow"/>
+          <w:color w:val="000000"/>
+          <w:kern w:val="0"/>
+          <w:sz w:val="22"/>
+          <w:szCs w:val="22"/>
           <w:lang w:eastAsia="es-ES"/>
           <w14:ligatures w14:val="none"/>
         </w:rPr>
@@ -1780,9 +2082,11 @@
       </w:r>
       <w:r>
         <w:rPr>
-          <w:rFonts w:ascii="Arial Narrow" w:eastAsia="Times New Roman" w:hAnsi="Arial Narrow" w:cs="Arial"/>
-          <w:color w:val="000000"/>
-          <w:kern w:val="0"/>
+          <w:rFonts w:ascii="Arial Narrow" w:eastAsia="Arial Narrow" w:hAnsi="Arial Narrow" w:cs="Arial Narrow"/>
+          <w:color w:val="000000"/>
+          <w:kern w:val="0"/>
+          <w:sz w:val="22"/>
+          <w:szCs w:val="22"/>
           <w:lang w:val="es-ES" w:eastAsia="es-ES"/>
           <w14:ligatures w14:val="none"/>
         </w:rPr>
@@ -1790,9 +2094,11 @@
       </w:r>
       <w:r>
         <w:rPr>
-          <w:rFonts w:ascii="Arial Narrow" w:eastAsia="Times New Roman" w:hAnsi="Arial Narrow" w:cs="Arial"/>
-          <w:color w:val="000000"/>
-          <w:kern w:val="0"/>
+          <w:rFonts w:ascii="Arial Narrow" w:eastAsia="Arial Narrow" w:hAnsi="Arial Narrow" w:cs="Arial Narrow"/>
+          <w:color w:val="000000"/>
+          <w:kern w:val="0"/>
+          <w:sz w:val="22"/>
+          <w:szCs w:val="22"/>
           <w:lang w:val="es-ES" w:eastAsia="es-ES"/>
           <w14:ligatures w14:val="none"/>
         </w:rPr>
@@ -1801,9 +2107,11 @@
       <w:proofErr w:type="spellStart"/>
       <w:r>
         <w:rPr>
-          <w:rFonts w:ascii="Arial Narrow" w:eastAsia="Times New Roman" w:hAnsi="Arial Narrow" w:cs="Arial"/>
-          <w:color w:val="000000"/>
-          <w:kern w:val="0"/>
+          <w:rFonts w:ascii="Arial Narrow" w:eastAsia="Arial Narrow" w:hAnsi="Arial Narrow" w:cs="Arial Narrow"/>
+          <w:color w:val="000000"/>
+          <w:kern w:val="0"/>
+          <w:sz w:val="22"/>
+          <w:szCs w:val="22"/>
           <w:lang w:val="es-ES" w:eastAsia="es-ES"/>
           <w14:ligatures w14:val="none"/>
         </w:rPr>
@@ -1812,9 +2120,11 @@
       <w:proofErr w:type="spellEnd"/>
       <w:r>
         <w:rPr>
-          <w:rFonts w:ascii="Arial Narrow" w:eastAsia="Times New Roman" w:hAnsi="Arial Narrow" w:cs="Arial"/>
-          <w:color w:val="000000"/>
-          <w:kern w:val="0"/>
+          <w:rFonts w:ascii="Arial Narrow" w:eastAsia="Arial Narrow" w:hAnsi="Arial Narrow" w:cs="Arial Narrow"/>
+          <w:color w:val="000000"/>
+          <w:kern w:val="0"/>
+          <w:sz w:val="22"/>
+          <w:szCs w:val="22"/>
           <w:lang w:val="es-ES" w:eastAsia="es-ES"/>
           <w14:ligatures w14:val="none"/>
         </w:rPr>
@@ -1822,9 +2132,11 @@
       </w:r>
       <w:r>
         <w:rPr>
-          <w:rFonts w:ascii="Arial Narrow" w:eastAsia="Times New Roman" w:hAnsi="Arial Narrow" w:cs="Arial"/>
-          <w:color w:val="000000"/>
-          <w:kern w:val="0"/>
+          <w:rFonts w:ascii="Arial Narrow" w:eastAsia="Arial Narrow" w:hAnsi="Arial Narrow" w:cs="Arial Narrow"/>
+          <w:color w:val="000000"/>
+          <w:kern w:val="0"/>
+          <w:sz w:val="22"/>
+          <w:szCs w:val="22"/>
           <w:lang w:eastAsia="es-ES"/>
           <w14:ligatures w14:val="none"/>
         </w:rPr>
@@ -1832,9 +2144,11 @@
       </w:r>
       <w:r>
         <w:rPr>
-          <w:rFonts w:ascii="Arial Narrow" w:eastAsia="Times New Roman" w:hAnsi="Arial Narrow" w:cs="Arial"/>
-          <w:color w:val="000000"/>
-          <w:kern w:val="0"/>
+          <w:rFonts w:ascii="Arial Narrow" w:eastAsia="Arial Narrow" w:hAnsi="Arial Narrow" w:cs="Arial Narrow"/>
+          <w:color w:val="000000"/>
+          <w:kern w:val="0"/>
+          <w:sz w:val="22"/>
+          <w:szCs w:val="22"/>
           <w:lang w:val="es-ES" w:eastAsia="es-ES"/>
           <w14:ligatures w14:val="none"/>
         </w:rPr>
@@ -1842,9 +2156,11 @@
       </w:r>
       <w:r>
         <w:rPr>
-          <w:rFonts w:ascii="Arial Narrow" w:eastAsia="Times New Roman" w:hAnsi="Arial Narrow" w:cs="Arial"/>
-          <w:color w:val="000000"/>
-          <w:kern w:val="0"/>
+          <w:rFonts w:ascii="Arial Narrow" w:eastAsia="Arial Narrow" w:hAnsi="Arial Narrow" w:cs="Arial Narrow"/>
+          <w:color w:val="000000"/>
+          <w:kern w:val="0"/>
+          <w:sz w:val="22"/>
+          <w:szCs w:val="22"/>
           <w:lang w:eastAsia="es-ES"/>
           <w14:ligatures w14:val="none"/>
         </w:rPr>
@@ -1852,9 +2168,11 @@
       </w:r>
       <w:r>
         <w:rPr>
-          <w:rFonts w:ascii="Arial Narrow" w:eastAsia="Times New Roman" w:hAnsi="Arial Narrow" w:cs="Arial"/>
-          <w:color w:val="000000"/>
-          <w:kern w:val="0"/>
+          <w:rFonts w:ascii="Arial Narrow" w:eastAsia="Arial Narrow" w:hAnsi="Arial Narrow" w:cs="Arial Narrow"/>
+          <w:color w:val="000000"/>
+          <w:kern w:val="0"/>
+          <w:sz w:val="22"/>
+          <w:szCs w:val="22"/>
           <w:lang w:eastAsia="es-ES"/>
           <w14:ligatures w14:val="none"/>
         </w:rPr>
@@ -1862,9 +2180,11 @@
       </w:r>
       <w:r>
         <w:rPr>
-          <w:rFonts w:ascii="Arial Narrow" w:eastAsia="Times New Roman" w:hAnsi="Arial Narrow" w:cs="Arial"/>
-          <w:color w:val="000000"/>
-          <w:kern w:val="0"/>
+          <w:rFonts w:ascii="Arial Narrow" w:eastAsia="Arial Narrow" w:hAnsi="Arial Narrow" w:cs="Arial Narrow"/>
+          <w:color w:val="000000"/>
+          <w:kern w:val="0"/>
+          <w:sz w:val="22"/>
+          <w:szCs w:val="22"/>
           <w:lang w:val="es-ES" w:eastAsia="es-ES"/>
           <w14:ligatures w14:val="none"/>
         </w:rPr>
@@ -1872,9 +2192,11 @@
       </w:r>
       <w:r>
         <w:rPr>
-          <w:rFonts w:ascii="Arial Narrow" w:eastAsia="Times New Roman" w:hAnsi="Arial Narrow" w:cs="Arial"/>
-          <w:color w:val="000000"/>
-          <w:kern w:val="0"/>
+          <w:rFonts w:ascii="Arial Narrow" w:eastAsia="Arial Narrow" w:hAnsi="Arial Narrow" w:cs="Arial Narrow"/>
+          <w:color w:val="000000"/>
+          <w:kern w:val="0"/>
+          <w:sz w:val="22"/>
+          <w:szCs w:val="22"/>
           <w:lang w:val="es-ES" w:eastAsia="es-ES"/>
           <w14:ligatures w14:val="none"/>
         </w:rPr>
@@ -1882,9 +2204,11 @@
       </w:r>
       <w:r>
         <w:rPr>
-          <w:rFonts w:ascii="Arial Narrow" w:eastAsia="Times New Roman" w:hAnsi="Arial Narrow" w:cs="Arial"/>
-          <w:color w:val="000000"/>
-          <w:kern w:val="0"/>
+          <w:rFonts w:ascii="Arial Narrow" w:eastAsia="Arial Narrow" w:hAnsi="Arial Narrow" w:cs="Arial Narrow"/>
+          <w:color w:val="000000"/>
+          <w:kern w:val="0"/>
+          <w:sz w:val="22"/>
+          <w:szCs w:val="22"/>
           <w:lang w:val="es-ES" w:eastAsia="es-ES"/>
           <w14:ligatures w14:val="none"/>
         </w:rPr>
@@ -1892,9 +2216,11 @@
       </w:r>
       <w:r>
         <w:rPr>
-          <w:rFonts w:ascii="Arial Narrow" w:eastAsia="Times New Roman" w:hAnsi="Arial Narrow" w:cs="Arial"/>
-          <w:color w:val="000000"/>
-          <w:kern w:val="0"/>
+          <w:rFonts w:ascii="Arial Narrow" w:eastAsia="Arial Narrow" w:hAnsi="Arial Narrow" w:cs="Arial Narrow"/>
+          <w:color w:val="000000"/>
+          <w:kern w:val="0"/>
+          <w:sz w:val="22"/>
+          <w:szCs w:val="22"/>
           <w:lang w:val="es-ES" w:eastAsia="es-ES"/>
           <w14:ligatures w14:val="none"/>
         </w:rPr>
@@ -1911,6 +2237,8 @@
           <w:b/>
           <w:color w:val="000000"/>
           <w:kern w:val="0"/>
+          <w:sz w:val="22"/>
+          <w:szCs w:val="22"/>
           <w:lang w:eastAsia="es-PE"/>
           <w14:ligatures w14:val="none"/>
         </w:rPr>
@@ -1935,16 +2263,20 @@
           <w:b/>
           <w:color w:val="000000"/>
           <w:kern w:val="0"/>
-          <w:lang w:eastAsia="es-PE"/>
-          <w14:ligatures w14:val="none"/>
-        </w:rPr>
-      </w:pPr>
-      <w:r>
-        <w:rPr>
-          <w:rFonts w:ascii="Arial Narrow" w:eastAsia="Arial Narrow" w:hAnsi="Arial Narrow" w:cs="Arial Narrow"/>
-          <w:b/>
-          <w:color w:val="000000"/>
-          <w:kern w:val="0"/>
+          <w:sz w:val="22"/>
+          <w:szCs w:val="22"/>
+          <w:lang w:eastAsia="es-PE"/>
+          <w14:ligatures w14:val="none"/>
+        </w:rPr>
+      </w:pPr>
+      <w:r>
+        <w:rPr>
+          <w:rFonts w:ascii="Arial Narrow" w:eastAsia="Arial Narrow" w:hAnsi="Arial Narrow" w:cs="Arial Narrow"/>
+          <w:b/>
+          <w:color w:val="000000"/>
+          <w:kern w:val="0"/>
+          <w:sz w:val="22"/>
+          <w:szCs w:val="22"/>
           <w:lang w:eastAsia="es-PE"/>
           <w14:ligatures w14:val="none"/>
         </w:rPr>
@@ -1962,6 +2294,8 @@
           <w:b/>
           <w:color w:val="000000"/>
           <w:kern w:val="0"/>
+          <w:sz w:val="22"/>
+          <w:szCs w:val="22"/>
           <w:lang w:eastAsia="es-PE"/>
           <w14:ligatures w14:val="none"/>
         </w:rPr>
@@ -1982,6 +2316,8 @@
           <w:rFonts w:ascii="Arial Narrow" w:eastAsia="Arial Narrow" w:hAnsi="Arial Narrow" w:cs="Arial Narrow"/>
           <w:kern w:val="0"/>
           <w14:ligatures w14:val="none"/>
+          <w:sz w:val="22"/>
+          <w:szCs w:val="22"/>
         </w:rPr>
       </w:pPr>
       <w:bookmarkStart w:id="2" w:name="_Hlk140755208"/>
@@ -1989,9 +2325,11 @@
       <w:bookmarkStart w:id="4" w:name="_Hlk155944687"/>
       <w:r>
         <w:rPr>
-          <w:rFonts w:ascii="Arial Narrow" w:eastAsia="Times New Roman" w:hAnsi="Arial Narrow" w:cs="Segoe UI"/>
-          <w:color w:val="000000"/>
-          <w:kern w:val="0"/>
+          <w:rFonts w:ascii="Arial Narrow" w:eastAsia="Arial Narrow" w:hAnsi="Arial Narrow" w:cs="Arial Narrow"/>
+          <w:color w:val="000000"/>
+          <w:kern w:val="0"/>
+          <w:sz w:val="22"/>
+          <w:szCs w:val="22"/>
           <w:lang w:eastAsia="es-PE"/>
           <w14:ligatures w14:val="none"/>
         </w:rPr>
@@ -1999,9 +2337,11 @@
       </w:r>
       <w:r>
         <w:rPr>
-          <w:rFonts w:ascii="Arial Narrow" w:eastAsia="Times New Roman" w:hAnsi="Arial Narrow" w:cs="Segoe UI"/>
-          <w:color w:val="000000"/>
-          <w:kern w:val="0"/>
+          <w:rFonts w:ascii="Arial Narrow" w:eastAsia="Arial Narrow" w:hAnsi="Arial Narrow" w:cs="Arial Narrow"/>
+          <w:color w:val="000000"/>
+          <w:kern w:val="0"/>
+          <w:sz w:val="22"/>
+          <w:szCs w:val="22"/>
           <w:lang w:eastAsia="es-PE"/>
           <w14:ligatures w14:val="none"/>
         </w:rPr>
@@ -2015,6 +2355,8 @@
           <w:rStyle w:val="Refdenotaalpie"/>
           <w:rFonts w:ascii="Arial Narrow" w:eastAsia="Arial Narrow" w:hAnsi="Arial Narrow" w:cs="Arial Narrow"/>
           <w:kern w:val="0"/>
+          <w:sz w:val="22"/>
+          <w:szCs w:val="22"/>
           <w:vertAlign w:val="superscript"/>
           <w14:ligatures w14:val="none"/>
         </w:rPr>
@@ -2022,9 +2364,11 @@
       </w:r>
       <w:r>
         <w:rPr>
-          <w:rFonts w:ascii="Arial Narrow" w:eastAsia="Times New Roman" w:hAnsi="Arial Narrow" w:cs="Segoe UI"/>
-          <w:color w:val="000000"/>
-          <w:kern w:val="0"/>
+          <w:rFonts w:ascii="Arial Narrow" w:eastAsia="Arial Narrow" w:hAnsi="Arial Narrow" w:cs="Arial Narrow"/>
+          <w:color w:val="000000"/>
+          <w:kern w:val="0"/>
+          <w:sz w:val="22"/>
+          <w:szCs w:val="22"/>
           <w:lang w:eastAsia="es-PE"/>
           <w14:ligatures w14:val="none"/>
         </w:rPr>
@@ -2032,9 +2376,11 @@
       </w:r>
       <w:r>
         <w:rPr>
-          <w:rFonts w:ascii="Arial Narrow" w:eastAsia="Times New Roman" w:hAnsi="Arial Narrow" w:cs="Segoe UI"/>
-          <w:color w:val="000000"/>
-          <w:kern w:val="0"/>
+          <w:rFonts w:ascii="Arial Narrow" w:eastAsia="Arial Narrow" w:hAnsi="Arial Narrow" w:cs="Arial Narrow"/>
+          <w:color w:val="000000"/>
+          <w:kern w:val="0"/>
+          <w:sz w:val="22"/>
+          <w:szCs w:val="22"/>
           <w:lang w:eastAsia="es-PE"/>
           <w14:ligatures w14:val="none"/>
         </w:rPr>
@@ -2045,6 +2391,8 @@
           <w:rFonts w:ascii="Arial Narrow" w:eastAsia="Arial Narrow" w:hAnsi="Arial Narrow" w:cs="Arial Narrow"/>
           <w:kern w:val="0"/>
           <w14:ligatures w14:val="none"/>
+          <w:sz w:val="22"/>
+          <w:szCs w:val="22"/>
         </w:rPr>
         <w:t xml:space="preserve">que el hecho denunciado, </w:t>
       </w:r>
@@ -2054,6 +2402,8 @@
           <w:rFonts w:ascii="Arial Narrow" w:eastAsia="Arial Narrow" w:hAnsi="Arial Narrow" w:cs="Arial Narrow"/>
           <w:kern w:val="0"/>
           <w14:ligatures w14:val="none"/>
+          <w:sz w:val="22"/>
+          <w:szCs w:val="22"/>
         </w:rPr>
         <w:t>consistente en</w:t>
       </w:r>
@@ -2062,6 +2412,8 @@
           <w:rFonts w:ascii="Arial Narrow" w:eastAsia="Arial Narrow" w:hAnsi="Arial Narrow" w:cs="Arial Narrow"/>
           <w:kern w:val="0"/>
           <w14:ligatures w14:val="none"/>
+          <w:sz w:val="22"/>
+          <w:szCs w:val="22"/>
         </w:rPr>
         <w:t xml:space="preserve"> que</w:t>
       </w:r>
@@ -2070,6 +2422,8 @@
           <w:rFonts w:ascii="Arial Narrow" w:eastAsia="Arial Narrow" w:hAnsi="Arial Narrow" w:cs="Arial Narrow"/>
           <w:kern w:val="0"/>
           <w14:ligatures w14:val="none"/>
+          <w:sz w:val="22"/>
+          <w:szCs w:val="22"/>
         </w:rPr>
         <w:t xml:space="preserve"> </w:t>
       </w:r>
@@ -2078,6 +2432,8 @@
           <w:rFonts w:ascii="Arial Narrow" w:eastAsia="Arial Narrow" w:hAnsi="Arial Narrow" w:cs="Arial Narrow"/>
           <w:kern w:val="0"/>
           <w14:ligatures w14:val="none"/>
+          <w:sz w:val="22"/>
+          <w:szCs w:val="22"/>
         </w:rPr>
         <w:t xml:space="preserve">la compañía aseguradora habría modificado unilateralmente las condiciones de la Póliza </w:t>
       </w:r>
@@ -2087,6 +2443,8 @@
           <w:rFonts w:ascii="Arial Narrow" w:eastAsia="Arial Narrow" w:hAnsi="Arial Narrow" w:cs="Arial Narrow"/>
           <w:kern w:val="0"/>
           <w14:ligatures w14:val="none"/>
+          <w:sz w:val="22"/>
+          <w:szCs w:val="22"/>
         </w:rPr>
         <w:t/>
       </w:r>
@@ -2096,6 +2454,8 @@
           <w:rFonts w:ascii="Arial Narrow" w:eastAsia="Arial Narrow" w:hAnsi="Arial Narrow" w:cs="Arial Narrow"/>
           <w:kern w:val="0"/>
           <w14:ligatures w14:val="none"/>
+          <w:sz w:val="22"/>
+          <w:szCs w:val="22"/>
         </w:rPr>
         <w:t xml:space="preserve"> 97 00182780 101 al sustituir el servicio de tumba familiar por tumbas individuales compartidas, sin el consentimiento y previa información a la denunciante</w:t>
       </w:r>
@@ -2104,6 +2464,8 @@
           <w:rFonts w:ascii="Arial Narrow" w:eastAsia="Arial Narrow" w:hAnsi="Arial Narrow" w:cs="Arial Narrow"/>
           <w:kern w:val="0"/>
           <w14:ligatures w14:val="none"/>
+          <w:sz w:val="22"/>
+          <w:szCs w:val="22"/>
         </w:rPr>
         <w:t>.</w:t>
       </w:r>
@@ -2112,15 +2474,19 @@
           <w:rFonts w:ascii="Arial Narrow" w:eastAsia="Arial Narrow" w:hAnsi="Arial Narrow" w:cs="Arial Narrow"/>
           <w:kern w:val="0"/>
           <w14:ligatures w14:val="none"/>
+          <w:sz w:val="22"/>
+          <w:szCs w:val="22"/>
         </w:rPr>
         <w:t xml:space="preserve"> </w:t>
       </w:r>
       <w:r>
         <w:rPr>
-          <w:rFonts w:ascii="Arial Narrow" w:eastAsia="Arial Narrow" w:hAnsi="Arial Narrow" w:cs="Arial"/>
+          <w:rFonts w:ascii="Arial Narrow" w:eastAsia="Arial Narrow" w:hAnsi="Arial Narrow" w:cs="Arial Narrow"/>
           <w:bCs/>
           <w:color w:val="000000"/>
           <w:kern w:val="0"/>
+          <w:sz w:val="22"/>
+          <w:szCs w:val="22"/>
           <w:lang w:eastAsia="es-PE"/>
           <w14:ligatures w14:val="none"/>
         </w:rPr>
@@ -2128,10 +2494,12 @@
       </w:r>
       <w:r>
         <w:rPr>
-          <w:rFonts w:ascii="Arial Narrow" w:eastAsia="Arial Narrow" w:hAnsi="Arial Narrow" w:cs="Arial"/>
+          <w:rFonts w:ascii="Arial Narrow" w:eastAsia="Arial Narrow" w:hAnsi="Arial Narrow" w:cs="Arial Narrow"/>
           <w:bCs/>
           <w:color w:val="000000"/>
           <w:kern w:val="0"/>
+          <w:sz w:val="22"/>
+          <w:szCs w:val="22"/>
           <w:lang w:eastAsia="es-PE"/>
           <w14:ligatures w14:val="none"/>
         </w:rPr>
@@ -2139,10 +2507,12 @@
       </w:r>
       <w:r>
         <w:rPr>
-          <w:rFonts w:ascii="Arial Narrow" w:eastAsia="Arial Narrow" w:hAnsi="Arial Narrow" w:cs="Arial"/>
+          <w:rFonts w:ascii="Arial Narrow" w:eastAsia="Arial Narrow" w:hAnsi="Arial Narrow" w:cs="Arial Narrow"/>
           <w:bCs/>
           <w:color w:val="000000"/>
           <w:kern w:val="0"/>
+          <w:sz w:val="22"/>
+          <w:szCs w:val="22"/>
           <w:lang w:eastAsia="es-PE"/>
           <w14:ligatures w14:val="none"/>
         </w:rPr>
@@ -2150,9 +2520,11 @@
       </w:r>
       <w:r>
         <w:rPr>
-          <w:rFonts w:ascii="Arial Narrow" w:eastAsia="Times New Roman" w:hAnsi="Arial Narrow" w:cs="Times New Roman"/>
-          <w:color w:val="000000"/>
-          <w:kern w:val="0"/>
+          <w:rFonts w:ascii="Arial Narrow" w:eastAsia="Arial Narrow" w:hAnsi="Arial Narrow" w:cs="Arial Narrow"/>
+          <w:color w:val="000000"/>
+          <w:kern w:val="0"/>
+          <w:sz w:val="22"/>
+          <w:szCs w:val="22"/>
           <w:shd w:val="clear" w:color="auto" w:fill="FFFFFF"/>
           <w:lang w:eastAsia="es-PE"/>
           <w14:ligatures w14:val="none"/>
@@ -2161,9 +2533,11 @@
       </w:r>
       <w:r>
         <w:rPr>
-          <w:rFonts w:ascii="Arial Narrow" w:eastAsia="Times New Roman" w:hAnsi="Arial Narrow" w:cs="Times New Roman"/>
-          <w:color w:val="000000"/>
-          <w:kern w:val="0"/>
+          <w:rFonts w:ascii="Arial Narrow" w:eastAsia="Arial Narrow" w:hAnsi="Arial Narrow" w:cs="Arial Narrow"/>
+          <w:color w:val="000000"/>
+          <w:kern w:val="0"/>
+          <w:sz w:val="22"/>
+          <w:szCs w:val="22"/>
           <w:shd w:val="clear" w:color="auto" w:fill="FFFFFF"/>
           <w:lang w:eastAsia="es-PE"/>
           <w14:ligatures w14:val="none"/>
@@ -2172,9 +2546,11 @@
       </w:r>
       <w:r>
         <w:rPr>
-          <w:rFonts w:ascii="Arial Narrow" w:eastAsia="Times New Roman" w:hAnsi="Arial Narrow" w:cs="Times New Roman"/>
-          <w:color w:val="000000"/>
-          <w:kern w:val="0"/>
+          <w:rFonts w:ascii="Arial Narrow" w:eastAsia="Arial Narrow" w:hAnsi="Arial Narrow" w:cs="Arial Narrow"/>
+          <w:color w:val="000000"/>
+          <w:kern w:val="0"/>
+          <w:sz w:val="22"/>
+          <w:szCs w:val="22"/>
           <w:shd w:val="clear" w:color="auto" w:fill="FFFFFF"/>
           <w:lang w:eastAsia="es-PE"/>
           <w14:ligatures w14:val="none"/>
@@ -2183,10 +2559,12 @@
       </w:r>
       <w:r>
         <w:rPr>
-          <w:rFonts w:ascii="Arial Narrow" w:eastAsia="Arial Narrow" w:hAnsi="Arial Narrow" w:cs="Arial"/>
+          <w:rFonts w:ascii="Arial Narrow" w:eastAsia="Arial Narrow" w:hAnsi="Arial Narrow" w:cs="Arial Narrow"/>
           <w:bCs/>
           <w:color w:val="000000"/>
           <w:kern w:val="0"/>
+          <w:sz w:val="22"/>
+          <w:szCs w:val="22"/>
           <w:lang w:eastAsia="es-PE"/>
           <w14:ligatures w14:val="none"/>
         </w:rPr>
@@ -2195,6 +2573,9 @@
       <w:r>
         <w:rPr>
           <w:rStyle w:val="Refdenotaalpie"/>
+          <w:rFonts w:ascii="Arial Narrow" w:eastAsia="Arial Narrow" w:hAnsi="Arial Narrow" w:cs="Arial Narrow"/>
+          <w:sz w:val="22"/>
+          <w:szCs w:val="22"/>
           <w:vertAlign w:val="superscript"/>
           <w:lang w:eastAsia="es-PE"/>
         </w:rPr>
@@ -2202,10 +2583,12 @@
       </w:r>
       <w:r>
         <w:rPr>
-          <w:rFonts w:ascii="Arial Narrow" w:eastAsia="Arial Narrow" w:hAnsi="Arial Narrow" w:cs="Arial"/>
+          <w:rFonts w:ascii="Arial Narrow" w:eastAsia="Arial Narrow" w:hAnsi="Arial Narrow" w:cs="Arial Narrow"/>
           <w:bCs/>
           <w:color w:val="000000"/>
           <w:kern w:val="0"/>
+          <w:sz w:val="22"/>
+          <w:szCs w:val="22"/>
           <w:lang w:eastAsia="es-PE"/>
           <w14:ligatures w14:val="none"/>
         </w:rPr>
@@ -2223,6 +2606,8 @@
           <w:rFonts w:ascii="Arial Narrow" w:eastAsia="Arial Narrow" w:hAnsi="Arial Narrow" w:cs="Arial Narrow"/>
           <w:kern w:val="0"/>
           <w14:ligatures w14:val="none"/>
+          <w:sz w:val="22"/>
+          <w:szCs w:val="22"/>
         </w:rPr>
       </w:pPr>
     </w:p>
@@ -2240,6 +2625,8 @@
           <w:rFonts w:ascii="Arial Narrow" w:eastAsia="Arial Narrow" w:hAnsi="Arial Narrow" w:cs="Arial Narrow"/>
           <w:kern w:val="0"/>
           <w14:ligatures w14:val="none"/>
+          <w:sz w:val="22"/>
+          <w:szCs w:val="22"/>
         </w:rPr>
       </w:pPr>
       <w:bookmarkStart w:id="6" w:name="_Hlk214559009"/>
@@ -2248,6 +2635,8 @@
           <w:rFonts w:ascii="Arial Narrow" w:eastAsia="Arial Narrow" w:hAnsi="Arial Narrow" w:cs="Arial Narrow"/>
           <w:kern w:val="0"/>
           <w14:ligatures w14:val="none"/>
+          <w:sz w:val="22"/>
+          <w:szCs w:val="22"/>
         </w:rPr>
         <w:t>Asimismo</w:t>
       </w:r>
@@ -2256,6 +2645,8 @@
           <w:rFonts w:ascii="Arial Narrow" w:eastAsia="Arial Narrow" w:hAnsi="Arial Narrow" w:cs="Arial Narrow"/>
           <w:kern w:val="0"/>
           <w14:ligatures w14:val="none"/>
+          <w:sz w:val="22"/>
+          <w:szCs w:val="22"/>
         </w:rPr>
         <w:t xml:space="preserve">, la Secretaría Técnica, en ejercicio de sus facultades, considera que el hecho denunciado, consistente en que </w:t>
       </w:r>
@@ -2264,24 +2655,30 @@
           <w:rFonts w:ascii="Arial Narrow" w:eastAsia="Arial Narrow" w:hAnsi="Arial Narrow" w:cs="Arial Narrow"/>
           <w:kern w:val="0"/>
           <w14:ligatures w14:val="none"/>
+          <w:sz w:val="22"/>
+          <w:szCs w:val="22"/>
         </w:rPr>
         <w:t>la compañía aseguradora no habría brindado una respuesta al reclamo presentado por el denunciante el 31 de octubre de 2024</w:t>
       </w:r>
       <w:r>
         <w:rPr>
-          <w:rFonts w:ascii="Arial Narrow" w:eastAsia="Arial Narrow" w:hAnsi="Arial Narrow" w:cs="Arial"/>
-          <w:kern w:val="0"/>
-          <w14:ligatures w14:val="none"/>
+          <w:rFonts w:ascii="Arial Narrow" w:eastAsia="Arial Narrow" w:hAnsi="Arial Narrow" w:cs="Arial Narrow"/>
+          <w:kern w:val="0"/>
+          <w14:ligatures w14:val="none"/>
+          <w:sz w:val="22"/>
+          <w:szCs w:val="22"/>
         </w:rPr>
         <w:t>. Por consiguiente, corresponde calificar el hecho materia de denuncia como una presunta infracción al numeral 88.1 del artículo 88 del Código</w:t>
       </w:r>
       <w:r>
         <w:rPr>
           <w:rStyle w:val="Refdenotaalpie"/>
-          <w:rFonts w:ascii="Arial Narrow" w:eastAsia="Arial Narrow" w:hAnsi="Arial Narrow" w:cs="Arial"/>
+          <w:rFonts w:ascii="Arial Narrow" w:eastAsia="Arial Narrow" w:hAnsi="Arial Narrow" w:cs="Arial Narrow"/>
           <w:bCs/>
           <w:color w:val="000000"/>
           <w:kern w:val="0"/>
+          <w:sz w:val="22"/>
+          <w:szCs w:val="22"/>
           <w:vertAlign w:val="superscript"/>
           <w:lang w:eastAsia="es-PE"/>
           <w14:ligatures w14:val="none"/>
@@ -2290,10 +2687,12 @@
       </w:r>
       <w:r>
         <w:rPr>
-          <w:rFonts w:ascii="Arial Narrow" w:eastAsia="Arial Narrow" w:hAnsi="Arial Narrow" w:cs="Arial"/>
+          <w:rFonts w:ascii="Arial Narrow" w:eastAsia="Arial Narrow" w:hAnsi="Arial Narrow" w:cs="Arial Narrow"/>
           <w:bCs/>
           <w:color w:val="000000"/>
           <w:kern w:val="0"/>
+          <w:sz w:val="22"/>
+          <w:szCs w:val="22"/>
           <w:lang w:eastAsia="es-PE"/>
           <w14:ligatures w14:val="none"/>
         </w:rPr>
@@ -2307,6 +2706,8 @@
           <w:rFonts w:ascii="Arial Narrow" w:eastAsia="Arial Narrow" w:hAnsi="Arial Narrow" w:cs="Arial Narrow"/>
           <w:kern w:val="0"/>
           <w14:ligatures w14:val="none"/>
+          <w:sz w:val="22"/>
+          <w:szCs w:val="22"/>
         </w:rPr>
       </w:pPr>
     </w:p>
@@ -2324,21 +2725,27 @@
           <w:rFonts w:ascii="Arial Narrow" w:eastAsia="Arial Narrow" w:hAnsi="Arial Narrow" w:cs="Arial Narrow"/>
           <w:kern w:val="0"/>
           <w14:ligatures w14:val="none"/>
-        </w:rPr>
-      </w:pPr>
-      <w:r>
-        <w:rPr>
-          <w:rFonts w:ascii="Arial Narrow" w:eastAsia="Arial Narrow" w:hAnsi="Arial Narrow" w:cs="Arial Narrow"/>
-          <w:kern w:val="0"/>
-          <w14:ligatures w14:val="none"/>
+          <w:sz w:val="22"/>
+          <w:szCs w:val="22"/>
+        </w:rPr>
+      </w:pPr>
+      <w:r>
+        <w:rPr>
+          <w:rFonts w:ascii="Arial Narrow" w:eastAsia="Arial Narrow" w:hAnsi="Arial Narrow" w:cs="Arial Narrow"/>
+          <w:kern w:val="0"/>
+          <w14:ligatures w14:val="none"/>
+          <w:sz w:val="22"/>
+          <w:szCs w:val="22"/>
         </w:rPr>
         <w:t xml:space="preserve">Asimismo, </w:t>
       </w:r>
       <w:r>
         <w:rPr>
-          <w:rFonts w:ascii="Arial Narrow" w:eastAsia="Times New Roman" w:hAnsi="Arial Narrow" w:cs="Arial"/>
-          <w:color w:val="000000"/>
-          <w:kern w:val="0"/>
+          <w:rFonts w:ascii="Arial Narrow" w:eastAsia="Arial Narrow" w:hAnsi="Arial Narrow" w:cs="Arial Narrow"/>
+          <w:color w:val="000000"/>
+          <w:kern w:val="0"/>
+          <w:sz w:val="22"/>
+          <w:szCs w:val="22"/>
           <w:lang w:eastAsia="es-PE"/>
           <w14:ligatures w14:val="none"/>
         </w:rPr>
@@ -2346,9 +2753,11 @@
       </w:r>
       <w:r>
         <w:rPr>
-          <w:rFonts w:ascii="Arial Narrow" w:eastAsia="Arial Narrow" w:hAnsi="Arial Narrow" w:cs="Arial"/>
-          <w:kern w:val="0"/>
-          <w14:ligatures w14:val="none"/>
+          <w:rFonts w:ascii="Arial Narrow" w:eastAsia="Arial Narrow" w:hAnsi="Arial Narrow" w:cs="Arial Narrow"/>
+          <w:kern w:val="0"/>
+          <w14:ligatures w14:val="none"/>
+          <w:sz w:val="22"/>
+          <w:szCs w:val="22"/>
         </w:rPr>
         <w:t xml:space="preserve">que el hecho denunciado, consistente en que </w:t>
       </w:r>
@@ -2357,23 +2766,29 @@
           <w:rFonts w:ascii="Arial Narrow" w:eastAsia="Arial Narrow" w:hAnsi="Arial Narrow" w:cs="Arial Narrow"/>
           <w:kern w:val="0"/>
           <w14:ligatures w14:val="none"/>
+          <w:sz w:val="22"/>
+          <w:szCs w:val="22"/>
         </w:rPr>
         <w:t>la compañía aseguradora habría enviado un personal de cobranzas al domicilio de los padres de la denunciante sin la debida justificación</w:t>
       </w:r>
       <w:r>
         <w:rPr>
-          <w:rFonts w:ascii="Arial Narrow" w:eastAsia="Arial Narrow" w:hAnsi="Arial Narrow" w:cs="Arial"/>
-          <w:kern w:val="0"/>
-          <w14:ligatures w14:val="none"/>
+          <w:rFonts w:ascii="Arial Narrow" w:eastAsia="Arial Narrow" w:hAnsi="Arial Narrow" w:cs="Arial Narrow"/>
+          <w:kern w:val="0"/>
+          <w14:ligatures w14:val="none"/>
+          <w:sz w:val="22"/>
+          <w:szCs w:val="22"/>
         </w:rPr>
         <w:t xml:space="preserve">. </w:t>
       </w:r>
       <w:bookmarkStart w:id="7" w:name="_Hlk213173539"/>
       <w:r>
         <w:rPr>
-          <w:rFonts w:ascii="Arial Narrow" w:eastAsia="Arial Narrow" w:hAnsi="Arial Narrow" w:cs="Arial"/>
-          <w:kern w:val="0"/>
-          <w14:ligatures w14:val="none"/>
+          <w:rFonts w:ascii="Arial Narrow" w:eastAsia="Arial Narrow" w:hAnsi="Arial Narrow" w:cs="Arial Narrow"/>
+          <w:kern w:val="0"/>
+          <w14:ligatures w14:val="none"/>
+          <w:sz w:val="22"/>
+          <w:szCs w:val="22"/>
         </w:rPr>
         <w:t xml:space="preserve">Por consiguiente, corresponde calificar el hecho materia de denuncia como una presunta infracción al artículo </w:t>
       </w:r>
@@ -2382,22 +2797,28 @@
           <w:rFonts w:ascii="Arial Narrow" w:eastAsia="Arial Narrow" w:hAnsi="Arial Narrow" w:cs="Arial Narrow"/>
           <w:kern w:val="0"/>
           <w14:ligatures w14:val="none"/>
+          <w:sz w:val="22"/>
+          <w:szCs w:val="22"/>
         </w:rPr>
         <w:t xml:space="preserve">61 y el literal f) del artículo 62 </w:t>
       </w:r>
       <w:r>
         <w:rPr>
-          <w:rFonts w:ascii="Arial Narrow" w:eastAsia="Arial Narrow" w:hAnsi="Arial Narrow" w:cs="Arial"/>
-          <w:kern w:val="0"/>
-          <w14:ligatures w14:val="none"/>
+          <w:rFonts w:ascii="Arial Narrow" w:eastAsia="Arial Narrow" w:hAnsi="Arial Narrow" w:cs="Arial Narrow"/>
+          <w:kern w:val="0"/>
+          <w14:ligatures w14:val="none"/>
+          <w:sz w:val="22"/>
+          <w:szCs w:val="22"/>
         </w:rPr>
         <w:t>del Código</w:t>
       </w:r>
       <w:r>
         <w:rPr>
           <w:rStyle w:val="Refdenotaalpie"/>
-          <w:rFonts w:ascii="Arial Narrow" w:eastAsia="Arial Narrow" w:hAnsi="Arial Narrow" w:cs="Arial"/>
-          <w:kern w:val="0"/>
+          <w:rFonts w:ascii="Arial Narrow" w:eastAsia="Arial Narrow" w:hAnsi="Arial Narrow" w:cs="Arial Narrow"/>
+          <w:kern w:val="0"/>
+          <w:sz w:val="22"/>
+          <w:szCs w:val="22"/>
           <w:vertAlign w:val="superscript"/>
           <w14:ligatures w14:val="none"/>
         </w:rPr>
@@ -2405,18 +2826,22 @@
       </w:r>
       <w:r>
         <w:rPr>
-          <w:rFonts w:ascii="Arial Narrow" w:eastAsia="Arial Narrow" w:hAnsi="Arial Narrow" w:cs="Arial"/>
-          <w:kern w:val="0"/>
-          <w14:ligatures w14:val="none"/>
+          <w:rFonts w:ascii="Arial Narrow" w:eastAsia="Arial Narrow" w:hAnsi="Arial Narrow" w:cs="Arial Narrow"/>
+          <w:kern w:val="0"/>
+          <w14:ligatures w14:val="none"/>
+          <w:sz w:val="22"/>
+          <w:szCs w:val="22"/>
         </w:rPr>
         <w:t>.</w:t>
       </w:r>
       <w:bookmarkEnd w:id="7"/>
       <w:r>
         <w:rPr>
-          <w:rFonts w:ascii="Arial Narrow" w:eastAsia="Arial Narrow" w:hAnsi="Arial Narrow" w:cs="Arial"/>
-          <w:kern w:val="0"/>
-          <w14:ligatures w14:val="none"/>
+          <w:rFonts w:ascii="Arial Narrow" w:eastAsia="Arial Narrow" w:hAnsi="Arial Narrow" w:cs="Arial Narrow"/>
+          <w:kern w:val="0"/>
+          <w14:ligatures w14:val="none"/>
+          <w:sz w:val="22"/>
+          <w:szCs w:val="22"/>
         </w:rPr>
         <w:t xml:space="preserve"> </w:t>
       </w:r>
@@ -2428,8 +2853,10 @@
         <w:spacing w:after="0" w:line="240" w:lineRule="auto"/>
         <w:jc w:val="both"/>
         <w:rPr>
-          <w:rFonts w:ascii="Arial Narrow" w:eastAsia="Calibri" w:hAnsi="Arial Narrow" w:cs="Arial Narrow"/>
-          <w:kern w:val="0"/>
+          <w:rFonts w:ascii="Arial Narrow" w:eastAsia="Arial Narrow" w:hAnsi="Arial Narrow" w:cs="Arial Narrow"/>
+          <w:kern w:val="0"/>
+          <w:sz w:val="22"/>
+          <w:szCs w:val="22"/>
           <w:lang w:eastAsia="es-PE"/>
           <w14:ligatures w14:val="none"/>
         </w:rPr>
@@ -2446,17 +2873,21 @@
         <w:ind w:left="567" w:hanging="567"/>
         <w:jc w:val="both"/>
         <w:rPr>
-          <w:rFonts w:ascii="Arial Narrow" w:eastAsia="Calibri" w:hAnsi="Arial Narrow" w:cs="Arial Narrow"/>
-          <w:kern w:val="0"/>
-          <w:lang w:eastAsia="es-PE"/>
-          <w14:ligatures w14:val="none"/>
-        </w:rPr>
-      </w:pPr>
-      <w:r>
-        <w:rPr>
-          <w:rFonts w:ascii="Arial Narrow" w:eastAsia="Arial" w:hAnsi="Arial Narrow" w:cs="Arial"/>
-          <w:color w:val="000000"/>
-          <w:kern w:val="0"/>
+          <w:rFonts w:ascii="Arial Narrow" w:eastAsia="Arial Narrow" w:hAnsi="Arial Narrow" w:cs="Arial Narrow"/>
+          <w:kern w:val="0"/>
+          <w:sz w:val="22"/>
+          <w:szCs w:val="22"/>
+          <w:lang w:eastAsia="es-PE"/>
+          <w14:ligatures w14:val="none"/>
+        </w:rPr>
+      </w:pPr>
+      <w:r>
+        <w:rPr>
+          <w:rFonts w:ascii="Arial Narrow" w:eastAsia="Arial Narrow" w:hAnsi="Arial Narrow" w:cs="Arial Narrow"/>
+          <w:color w:val="000000"/>
+          <w:kern w:val="0"/>
+          <w:sz w:val="22"/>
+          <w:szCs w:val="22"/>
           <w:lang w:eastAsia="es-PE"/>
           <w14:ligatures w14:val="none"/>
         </w:rPr>
@@ -2467,6 +2898,8 @@
           <w:rStyle w:val="Refdenotaalpie"/>
           <w:rFonts w:ascii="Arial Narrow" w:eastAsia="Arial Narrow" w:hAnsi="Arial Narrow" w:cs="Arial Narrow"/>
           <w:kern w:val="0"/>
+          <w:sz w:val="22"/>
+          <w:szCs w:val="22"/>
           <w:vertAlign w:val="superscript"/>
           <w14:ligatures w14:val="none"/>
         </w:rPr>
@@ -2474,9 +2907,11 @@
       </w:r>
       <w:r>
         <w:rPr>
-          <w:rFonts w:ascii="Arial Narrow" w:eastAsia="Arial" w:hAnsi="Arial Narrow" w:cs="Arial"/>
-          <w:color w:val="000000"/>
-          <w:kern w:val="0"/>
+          <w:rFonts w:ascii="Arial Narrow" w:eastAsia="Arial Narrow" w:hAnsi="Arial Narrow" w:cs="Arial Narrow"/>
+          <w:color w:val="000000"/>
+          <w:kern w:val="0"/>
+          <w:sz w:val="22"/>
+          <w:szCs w:val="22"/>
           <w:lang w:eastAsia="es-PE"/>
           <w14:ligatures w14:val="none"/>
         </w:rPr>
@@ -2493,6 +2928,8 @@
           <w:rFonts w:ascii="Arial Narrow" w:eastAsia="Arial Narrow" w:hAnsi="Arial Narrow" w:cs="Arial Narrow"/>
           <w:color w:val="000000"/>
           <w:kern w:val="0"/>
+          <w:sz w:val="22"/>
+          <w:szCs w:val="22"/>
           <w:lang w:eastAsia="es-PE"/>
           <w14:ligatures w14:val="none"/>
         </w:rPr>
@@ -2517,16 +2954,20 @@
           <w:b/>
           <w:color w:val="000000"/>
           <w:kern w:val="0"/>
-          <w:lang w:eastAsia="es-PE"/>
-          <w14:ligatures w14:val="none"/>
-        </w:rPr>
-      </w:pPr>
-      <w:r>
-        <w:rPr>
-          <w:rFonts w:ascii="Arial Narrow" w:eastAsia="Arial Narrow" w:hAnsi="Arial Narrow" w:cs="Arial Narrow"/>
-          <w:b/>
-          <w:color w:val="000000"/>
-          <w:kern w:val="0"/>
+          <w:sz w:val="22"/>
+          <w:szCs w:val="22"/>
+          <w:lang w:eastAsia="es-PE"/>
+          <w14:ligatures w14:val="none"/>
+        </w:rPr>
+      </w:pPr>
+      <w:r>
+        <w:rPr>
+          <w:rFonts w:ascii="Arial Narrow" w:eastAsia="Arial Narrow" w:hAnsi="Arial Narrow" w:cs="Arial Narrow"/>
+          <w:b/>
+          <w:color w:val="000000"/>
+          <w:kern w:val="0"/>
+          <w:sz w:val="22"/>
+          <w:szCs w:val="22"/>
           <w:lang w:eastAsia="es-PE"/>
           <w14:ligatures w14:val="none"/>
         </w:rPr>
@@ -2538,6 +2979,8 @@
           <w:b/>
           <w:color w:val="000000"/>
           <w:kern w:val="0"/>
+          <w:sz w:val="22"/>
+          <w:szCs w:val="22"/>
           <w:lang w:eastAsia="es-PE"/>
           <w14:ligatures w14:val="none"/>
         </w:rPr>
@@ -2549,6 +2992,8 @@
           <w:b/>
           <w:color w:val="000000"/>
           <w:kern w:val="0"/>
+          <w:sz w:val="22"/>
+          <w:szCs w:val="22"/>
           <w:lang w:eastAsia="es-PE"/>
           <w14:ligatures w14:val="none"/>
         </w:rPr>
@@ -2560,9 +3005,11 @@
         <w:spacing w:after="0" w:line="240" w:lineRule="auto"/>
         <w:jc w:val="both"/>
         <w:rPr>
-          <w:rFonts w:ascii="Arial Narrow" w:eastAsia="Times New Roman" w:hAnsi="Arial Narrow" w:cs="Arial"/>
-          <w:color w:val="000000"/>
-          <w:kern w:val="0"/>
+          <w:rFonts w:ascii="Arial Narrow" w:eastAsia="Arial Narrow" w:hAnsi="Arial Narrow" w:cs="Arial Narrow"/>
+          <w:color w:val="000000"/>
+          <w:kern w:val="0"/>
+          <w:sz w:val="22"/>
+          <w:szCs w:val="22"/>
           <w:lang w:val="es-ES" w:eastAsia="es-ES"/>
           <w14:ligatures w14:val="none"/>
         </w:rPr>
@@ -2579,18 +3026,22 @@
         <w:ind w:left="567" w:hanging="567"/>
         <w:jc w:val="both"/>
         <w:rPr>
-          <w:rFonts w:ascii="Arial Narrow" w:eastAsia="Times New Roman" w:hAnsi="Arial Narrow" w:cs="Arial"/>
-          <w:color w:val="000000"/>
-          <w:kern w:val="0"/>
+          <w:rFonts w:ascii="Arial Narrow" w:eastAsia="Arial Narrow" w:hAnsi="Arial Narrow" w:cs="Arial Narrow"/>
+          <w:color w:val="000000"/>
+          <w:kern w:val="0"/>
+          <w:sz w:val="22"/>
+          <w:szCs w:val="22"/>
           <w:lang w:val="es-ES" w:eastAsia="es-ES"/>
           <w14:ligatures w14:val="none"/>
         </w:rPr>
       </w:pPr>
       <w:r>
         <w:rPr>
-          <w:rFonts w:ascii="Arial Narrow" w:eastAsia="Times New Roman" w:hAnsi="Arial Narrow" w:cs="Arial"/>
-          <w:color w:val="000000"/>
-          <w:kern w:val="0"/>
+          <w:rFonts w:ascii="Arial Narrow" w:eastAsia="Arial Narrow" w:hAnsi="Arial Narrow" w:cs="Arial Narrow"/>
+          <w:color w:val="000000"/>
+          <w:kern w:val="0"/>
+          <w:sz w:val="22"/>
+          <w:szCs w:val="22"/>
           <w:lang w:val="es-ES" w:eastAsia="es-ES"/>
           <w14:ligatures w14:val="none"/>
         </w:rPr>
@@ -2598,9 +3049,11 @@
       </w:r>
       <w:r>
         <w:rPr>
-          <w:rFonts w:ascii="Arial Narrow" w:eastAsia="Times New Roman" w:hAnsi="Arial Narrow" w:cs="Arial"/>
-          <w:color w:val="000000"/>
-          <w:kern w:val="0"/>
+          <w:rFonts w:ascii="Arial Narrow" w:eastAsia="Arial Narrow" w:hAnsi="Arial Narrow" w:cs="Arial Narrow"/>
+          <w:color w:val="000000"/>
+          <w:kern w:val="0"/>
+          <w:sz w:val="22"/>
+          <w:szCs w:val="22"/>
           <w:lang w:val="es-ES" w:eastAsia="es-ES"/>
           <w14:ligatures w14:val="none"/>
         </w:rPr>
@@ -2608,9 +3061,11 @@
       </w:r>
       <w:r>
         <w:rPr>
-          <w:rFonts w:ascii="Arial Narrow" w:eastAsia="Times New Roman" w:hAnsi="Arial Narrow" w:cs="Arial"/>
-          <w:color w:val="000000"/>
-          <w:kern w:val="0"/>
+          <w:rFonts w:ascii="Arial Narrow" w:eastAsia="Arial Narrow" w:hAnsi="Arial Narrow" w:cs="Arial Narrow"/>
+          <w:color w:val="000000"/>
+          <w:kern w:val="0"/>
+          <w:sz w:val="22"/>
+          <w:szCs w:val="22"/>
           <w:lang w:val="es-ES" w:eastAsia="es-ES"/>
           <w14:ligatures w14:val="none"/>
         </w:rPr>
@@ -2618,9 +3073,11 @@
       </w:r>
       <w:r>
         <w:rPr>
-          <w:rFonts w:ascii="Arial Narrow" w:eastAsia="Times New Roman" w:hAnsi="Arial Narrow" w:cs="Arial"/>
-          <w:color w:val="000000"/>
-          <w:kern w:val="0"/>
+          <w:rFonts w:ascii="Arial Narrow" w:eastAsia="Arial Narrow" w:hAnsi="Arial Narrow" w:cs="Arial Narrow"/>
+          <w:color w:val="000000"/>
+          <w:kern w:val="0"/>
+          <w:sz w:val="22"/>
+          <w:szCs w:val="22"/>
           <w:lang w:val="es-ES" w:eastAsia="es-ES"/>
           <w14:ligatures w14:val="none"/>
         </w:rPr>
@@ -2628,9 +3085,11 @@
       </w:r>
       <w:r>
         <w:rPr>
-          <w:rFonts w:ascii="Arial Narrow" w:eastAsia="Times New Roman" w:hAnsi="Arial Narrow" w:cs="Arial"/>
-          <w:color w:val="000000"/>
-          <w:kern w:val="0"/>
+          <w:rFonts w:ascii="Arial Narrow" w:eastAsia="Arial Narrow" w:hAnsi="Arial Narrow" w:cs="Arial Narrow"/>
+          <w:color w:val="000000"/>
+          <w:kern w:val="0"/>
+          <w:sz w:val="22"/>
+          <w:szCs w:val="22"/>
           <w:lang w:val="es-ES" w:eastAsia="es-ES"/>
           <w14:ligatures w14:val="none"/>
         </w:rPr>
@@ -2638,9 +3097,11 @@
       </w:r>
       <w:r>
         <w:rPr>
-          <w:rFonts w:ascii="Arial Narrow" w:eastAsia="Times New Roman" w:hAnsi="Arial Narrow" w:cs="Arial"/>
-          <w:color w:val="000000"/>
-          <w:kern w:val="0"/>
+          <w:rFonts w:ascii="Arial Narrow" w:eastAsia="Arial Narrow" w:hAnsi="Arial Narrow" w:cs="Arial Narrow"/>
+          <w:color w:val="000000"/>
+          <w:kern w:val="0"/>
+          <w:sz w:val="22"/>
+          <w:szCs w:val="22"/>
           <w:lang w:val="es-ES" w:eastAsia="es-ES"/>
           <w14:ligatures w14:val="none"/>
         </w:rPr>
@@ -2648,9 +3109,11 @@
       </w:r>
       <w:r>
         <w:rPr>
-          <w:rFonts w:ascii="Arial Narrow" w:eastAsia="Times New Roman" w:hAnsi="Arial Narrow" w:cs="Arial"/>
-          <w:color w:val="000000"/>
-          <w:kern w:val="0"/>
+          <w:rFonts w:ascii="Arial Narrow" w:eastAsia="Arial Narrow" w:hAnsi="Arial Narrow" w:cs="Arial Narrow"/>
+          <w:color w:val="000000"/>
+          <w:kern w:val="0"/>
+          <w:sz w:val="22"/>
+          <w:szCs w:val="22"/>
           <w:lang w:val="es-ES" w:eastAsia="es-ES"/>
           <w14:ligatures w14:val="none"/>
         </w:rPr>
@@ -2658,9 +3121,11 @@
       </w:r>
       <w:r>
         <w:rPr>
-          <w:rFonts w:ascii="Arial Narrow" w:eastAsia="Times New Roman" w:hAnsi="Arial Narrow" w:cs="Arial"/>
-          <w:color w:val="000000"/>
-          <w:kern w:val="0"/>
+          <w:rFonts w:ascii="Arial Narrow" w:eastAsia="Arial Narrow" w:hAnsi="Arial Narrow" w:cs="Arial Narrow"/>
+          <w:color w:val="000000"/>
+          <w:kern w:val="0"/>
+          <w:sz w:val="22"/>
+          <w:szCs w:val="22"/>
           <w:lang w:val="es-ES" w:eastAsia="es-ES"/>
           <w14:ligatures w14:val="none"/>
         </w:rPr>
@@ -2669,9 +3134,11 @@
       <w:proofErr w:type="spellStart"/>
       <w:r>
         <w:rPr>
-          <w:rFonts w:ascii="Arial Narrow" w:eastAsia="Times New Roman" w:hAnsi="Arial Narrow" w:cs="Arial"/>
-          <w:color w:val="000000"/>
-          <w:kern w:val="0"/>
+          <w:rFonts w:ascii="Arial Narrow" w:eastAsia="Arial Narrow" w:hAnsi="Arial Narrow" w:cs="Arial Narrow"/>
+          <w:color w:val="000000"/>
+          <w:kern w:val="0"/>
+          <w:sz w:val="22"/>
+          <w:szCs w:val="22"/>
           <w:lang w:val="es-ES" w:eastAsia="es-ES"/>
           <w14:ligatures w14:val="none"/>
         </w:rPr>
@@ -2680,9 +3147,11 @@
       <w:proofErr w:type="spellEnd"/>
       <w:r>
         <w:rPr>
-          <w:rFonts w:ascii="Arial Narrow" w:eastAsia="Times New Roman" w:hAnsi="Arial Narrow" w:cs="Arial"/>
-          <w:color w:val="000000"/>
-          <w:kern w:val="0"/>
+          <w:rFonts w:ascii="Arial Narrow" w:eastAsia="Arial Narrow" w:hAnsi="Arial Narrow" w:cs="Arial Narrow"/>
+          <w:color w:val="000000"/>
+          <w:kern w:val="0"/>
+          <w:sz w:val="22"/>
+          <w:szCs w:val="22"/>
           <w:lang w:val="es-ES" w:eastAsia="es-ES"/>
           <w14:ligatures w14:val="none"/>
         </w:rPr>
@@ -2691,9 +3160,11 @@
       <w:proofErr w:type="spellStart"/>
       <w:r>
         <w:rPr>
-          <w:rFonts w:ascii="Arial Narrow" w:eastAsia="Times New Roman" w:hAnsi="Arial Narrow" w:cs="Arial"/>
-          <w:color w:val="000000"/>
-          <w:kern w:val="0"/>
+          <w:rFonts w:ascii="Arial Narrow" w:eastAsia="Arial Narrow" w:hAnsi="Arial Narrow" w:cs="Arial Narrow"/>
+          <w:color w:val="000000"/>
+          <w:kern w:val="0"/>
+          <w:sz w:val="22"/>
+          <w:szCs w:val="22"/>
           <w:lang w:val="es-ES" w:eastAsia="es-ES"/>
           <w14:ligatures w14:val="none"/>
         </w:rPr>
@@ -2702,9 +3173,11 @@
       <w:proofErr w:type="spellEnd"/>
       <w:r>
         <w:rPr>
-          <w:rFonts w:ascii="Arial Narrow" w:eastAsia="Times New Roman" w:hAnsi="Arial Narrow" w:cs="Arial"/>
-          <w:color w:val="000000"/>
-          <w:kern w:val="0"/>
+          <w:rFonts w:ascii="Arial Narrow" w:eastAsia="Arial Narrow" w:hAnsi="Arial Narrow" w:cs="Arial Narrow"/>
+          <w:color w:val="000000"/>
+          <w:kern w:val="0"/>
+          <w:sz w:val="22"/>
+          <w:szCs w:val="22"/>
           <w:lang w:val="es-ES" w:eastAsia="es-ES"/>
           <w14:ligatures w14:val="none"/>
         </w:rPr>
@@ -2713,9 +3186,11 @@
       <w:proofErr w:type="spellStart"/>
       <w:r>
         <w:rPr>
-          <w:rFonts w:ascii="Arial Narrow" w:eastAsia="Times New Roman" w:hAnsi="Arial Narrow" w:cs="Arial"/>
-          <w:color w:val="000000"/>
-          <w:kern w:val="0"/>
+          <w:rFonts w:ascii="Arial Narrow" w:eastAsia="Arial Narrow" w:hAnsi="Arial Narrow" w:cs="Arial Narrow"/>
+          <w:color w:val="000000"/>
+          <w:kern w:val="0"/>
+          <w:sz w:val="22"/>
+          <w:szCs w:val="22"/>
           <w:lang w:val="es-ES" w:eastAsia="es-ES"/>
           <w14:ligatures w14:val="none"/>
         </w:rPr>
@@ -2724,9 +3199,11 @@
       <w:proofErr w:type="spellEnd"/>
       <w:r>
         <w:rPr>
-          <w:rFonts w:ascii="Arial Narrow" w:eastAsia="Times New Roman" w:hAnsi="Arial Narrow" w:cs="Arial"/>
-          <w:color w:val="000000"/>
-          <w:kern w:val="0"/>
+          <w:rFonts w:ascii="Arial Narrow" w:eastAsia="Arial Narrow" w:hAnsi="Arial Narrow" w:cs="Arial Narrow"/>
+          <w:color w:val="000000"/>
+          <w:kern w:val="0"/>
+          <w:sz w:val="22"/>
+          <w:szCs w:val="22"/>
           <w:lang w:val="es-ES" w:eastAsia="es-ES"/>
           <w14:ligatures w14:val="none"/>
         </w:rPr>
@@ -2735,9 +3212,11 @@
       <w:proofErr w:type="spellStart"/>
       <w:r>
         <w:rPr>
-          <w:rFonts w:ascii="Arial Narrow" w:eastAsia="Times New Roman" w:hAnsi="Arial Narrow" w:cs="Arial"/>
-          <w:color w:val="000000"/>
-          <w:kern w:val="0"/>
+          <w:rFonts w:ascii="Arial Narrow" w:eastAsia="Arial Narrow" w:hAnsi="Arial Narrow" w:cs="Arial Narrow"/>
+          <w:color w:val="000000"/>
+          <w:kern w:val="0"/>
+          <w:sz w:val="22"/>
+          <w:szCs w:val="22"/>
           <w:lang w:val="es-ES" w:eastAsia="es-ES"/>
           <w14:ligatures w14:val="none"/>
         </w:rPr>
@@ -2746,9 +3225,11 @@
       <w:proofErr w:type="spellEnd"/>
       <w:r>
         <w:rPr>
-          <w:rFonts w:ascii="Arial Narrow" w:eastAsia="Times New Roman" w:hAnsi="Arial Narrow" w:cs="Arial"/>
-          <w:color w:val="000000"/>
-          <w:kern w:val="0"/>
+          <w:rFonts w:ascii="Arial Narrow" w:eastAsia="Arial Narrow" w:hAnsi="Arial Narrow" w:cs="Arial Narrow"/>
+          <w:color w:val="000000"/>
+          <w:kern w:val="0"/>
+          <w:sz w:val="22"/>
+          <w:szCs w:val="22"/>
           <w:lang w:val="es-ES" w:eastAsia="es-ES"/>
           <w14:ligatures w14:val="none"/>
         </w:rPr>
@@ -2756,9 +3237,11 @@
       </w:r>
       <w:r>
         <w:rPr>
-          <w:rFonts w:ascii="Arial Narrow" w:eastAsia="Times New Roman" w:hAnsi="Arial Narrow" w:cs="Arial"/>
-          <w:color w:val="000000"/>
-          <w:kern w:val="0"/>
+          <w:rFonts w:ascii="Arial Narrow" w:eastAsia="Arial Narrow" w:hAnsi="Arial Narrow" w:cs="Arial Narrow"/>
+          <w:color w:val="000000"/>
+          <w:kern w:val="0"/>
+          <w:sz w:val="22"/>
+          <w:szCs w:val="22"/>
           <w:lang w:val="es-ES" w:eastAsia="es-ES"/>
           <w14:ligatures w14:val="none"/>
         </w:rPr>
@@ -2766,9 +3249,11 @@
       </w:r>
       <w:r>
         <w:rPr>
-          <w:rFonts w:ascii="Arial Narrow" w:eastAsia="Times New Roman" w:hAnsi="Arial Narrow" w:cs="Arial"/>
-          <w:color w:val="000000"/>
-          <w:kern w:val="0"/>
+          <w:rFonts w:ascii="Arial Narrow" w:eastAsia="Arial Narrow" w:hAnsi="Arial Narrow" w:cs="Arial Narrow"/>
+          <w:color w:val="000000"/>
+          <w:kern w:val="0"/>
+          <w:sz w:val="22"/>
+          <w:szCs w:val="22"/>
           <w:lang w:eastAsia="es-ES"/>
           <w14:ligatures w14:val="none"/>
         </w:rPr>
@@ -2782,9 +3267,11 @@
         <w:ind w:left="567"/>
         <w:jc w:val="both"/>
         <w:rPr>
-          <w:rFonts w:ascii="Arial Narrow" w:eastAsia="Times New Roman" w:hAnsi="Arial Narrow" w:cs="Arial"/>
-          <w:color w:val="000000"/>
-          <w:kern w:val="0"/>
+          <w:rFonts w:ascii="Arial Narrow" w:eastAsia="Arial Narrow" w:hAnsi="Arial Narrow" w:cs="Arial Narrow"/>
+          <w:color w:val="000000"/>
+          <w:kern w:val="0"/>
+          <w:sz w:val="22"/>
+          <w:szCs w:val="22"/>
           <w:lang w:val="es-ES" w:eastAsia="es-ES"/>
           <w14:ligatures w14:val="none"/>
         </w:rPr>
@@ -2809,16 +3296,20 @@
           <w:b/>
           <w:color w:val="000000"/>
           <w:kern w:val="0"/>
-          <w:lang w:eastAsia="es-PE"/>
-          <w14:ligatures w14:val="none"/>
-        </w:rPr>
-      </w:pPr>
-      <w:r>
-        <w:rPr>
-          <w:rFonts w:ascii="Arial Narrow" w:eastAsia="Arial Narrow" w:hAnsi="Arial Narrow" w:cs="Arial Narrow"/>
-          <w:b/>
-          <w:color w:val="000000"/>
-          <w:kern w:val="0"/>
+          <w:sz w:val="22"/>
+          <w:szCs w:val="22"/>
+          <w:lang w:eastAsia="es-PE"/>
+          <w14:ligatures w14:val="none"/>
+        </w:rPr>
+      </w:pPr>
+      <w:r>
+        <w:rPr>
+          <w:rFonts w:ascii="Arial Narrow" w:eastAsia="Arial Narrow" w:hAnsi="Arial Narrow" w:cs="Arial Narrow"/>
+          <w:b/>
+          <w:color w:val="000000"/>
+          <w:kern w:val="0"/>
+          <w:sz w:val="22"/>
+          <w:szCs w:val="22"/>
           <w:lang w:eastAsia="es-PE"/>
           <w14:ligatures w14:val="none"/>
         </w:rPr>
@@ -2834,29 +3325,35 @@
           <w:b/>
           <w:color w:val="000000"/>
           <w:kern w:val="0"/>
-          <w:lang w:eastAsia="es-PE"/>
-          <w14:ligatures w14:val="none"/>
-        </w:rPr>
-      </w:pPr>
-    </w:p>
-    <w:p>
-      <w:pPr>
-        <w:spacing w:after="0" w:line="240" w:lineRule="auto"/>
-        <w:jc w:val="both"/>
-        <w:rPr>
-          <w:rFonts w:ascii="Arial Narrow" w:eastAsia="Calibri" w:hAnsi="Arial Narrow" w:cs="Arial Narrow"/>
-          <w:color w:val="000000"/>
-          <w:kern w:val="0"/>
-          <w:lang w:eastAsia="es-PE"/>
-          <w14:ligatures w14:val="none"/>
-        </w:rPr>
-      </w:pPr>
-      <w:r>
-        <w:rPr>
-          <w:rFonts w:ascii="Arial Narrow" w:eastAsia="Arial Narrow" w:hAnsi="Arial Narrow" w:cs="Arial Narrow"/>
-          <w:b/>
-          <w:color w:val="000000"/>
-          <w:kern w:val="0"/>
+          <w:sz w:val="22"/>
+          <w:szCs w:val="22"/>
+          <w:lang w:eastAsia="es-PE"/>
+          <w14:ligatures w14:val="none"/>
+        </w:rPr>
+      </w:pPr>
+    </w:p>
+    <w:p>
+      <w:pPr>
+        <w:spacing w:after="0" w:line="240" w:lineRule="auto"/>
+        <w:jc w:val="both"/>
+        <w:rPr>
+          <w:rFonts w:ascii="Arial Narrow" w:eastAsia="Arial Narrow" w:hAnsi="Arial Narrow" w:cs="Arial Narrow"/>
+          <w:color w:val="000000"/>
+          <w:kern w:val="0"/>
+          <w:sz w:val="22"/>
+          <w:szCs w:val="22"/>
+          <w:lang w:eastAsia="es-PE"/>
+          <w14:ligatures w14:val="none"/>
+        </w:rPr>
+      </w:pPr>
+      <w:r>
+        <w:rPr>
+          <w:rFonts w:ascii="Arial Narrow" w:eastAsia="Arial Narrow" w:hAnsi="Arial Narrow" w:cs="Arial Narrow"/>
+          <w:b/>
+          <w:color w:val="000000"/>
+          <w:kern w:val="0"/>
+          <w:sz w:val="22"/>
+          <w:szCs w:val="22"/>
           <w:lang w:eastAsia="es-PE"/>
           <w14:ligatures w14:val="none"/>
         </w:rPr>
@@ -2864,9 +3361,11 @@
       </w:r>
       <w:r>
         <w:rPr>
-          <w:rFonts w:ascii="Arial Narrow" w:eastAsia="Times New Roman" w:hAnsi="Arial Narrow" w:cs="Times New Roman"/>
-          <w:color w:val="000000"/>
-          <w:kern w:val="0"/>
+          <w:rFonts w:ascii="Arial Narrow" w:eastAsia="Arial Narrow" w:hAnsi="Arial Narrow" w:cs="Arial Narrow"/>
+          <w:color w:val="000000"/>
+          <w:kern w:val="0"/>
+          <w:sz w:val="22"/>
+          <w:szCs w:val="22"/>
           <w:shd w:val="clear" w:color="auto" w:fill="FFFFFF"/>
           <w:lang w:eastAsia="es-PE"/>
           <w14:ligatures w14:val="none"/>
@@ -2875,9 +3374,11 @@
       </w:r>
       <w:r>
         <w:rPr>
-          <w:rFonts w:ascii="Arial Narrow" w:eastAsia="Times New Roman" w:hAnsi="Arial Narrow" w:cs="Times New Roman"/>
-          <w:color w:val="000000"/>
-          <w:kern w:val="0"/>
+          <w:rFonts w:ascii="Arial Narrow" w:eastAsia="Arial Narrow" w:hAnsi="Arial Narrow" w:cs="Arial Narrow"/>
+          <w:color w:val="000000"/>
+          <w:kern w:val="0"/>
+          <w:sz w:val="22"/>
+          <w:szCs w:val="22"/>
           <w:shd w:val="clear" w:color="auto" w:fill="FFFFFF"/>
           <w:lang w:eastAsia="es-PE"/>
           <w14:ligatures w14:val="none"/>
@@ -2886,9 +3387,11 @@
       </w:r>
       <w:r>
         <w:rPr>
-          <w:rFonts w:ascii="Arial Narrow" w:eastAsia="Times New Roman" w:hAnsi="Arial Narrow" w:cs="Times New Roman"/>
-          <w:color w:val="000000"/>
-          <w:kern w:val="0"/>
+          <w:rFonts w:ascii="Arial Narrow" w:eastAsia="Arial Narrow" w:hAnsi="Arial Narrow" w:cs="Arial Narrow"/>
+          <w:color w:val="000000"/>
+          <w:kern w:val="0"/>
+          <w:sz w:val="22"/>
+          <w:szCs w:val="22"/>
           <w:shd w:val="clear" w:color="auto" w:fill="FFFFFF"/>
           <w:lang w:eastAsia="es-PE"/>
           <w14:ligatures w14:val="none"/>
@@ -2897,19 +3400,23 @@
       </w:r>
       <w:r>
         <w:rPr>
-          <w:rFonts w:ascii="Arial Narrow" w:hAnsi="Arial Narrow" w:cs="Arial"/>
+          <w:rFonts w:ascii="Arial Narrow" w:eastAsia="Arial Narrow" w:hAnsi="Arial Narrow" w:cs="Arial Narrow"/>
           <w:bCs/>
           <w:spacing w:val="-3"/>
           <w:kern w:val="0"/>
           <w14:ligatures w14:val="none"/>
+          <w:sz w:val="22"/>
+          <w:szCs w:val="22"/>
         </w:rPr>
         <w:t xml:space="preserve"/>
       </w:r>
       <w:r>
         <w:rPr>
-          <w:rFonts w:ascii="Arial Narrow" w:eastAsia="Times New Roman" w:hAnsi="Arial Narrow" w:cs="Times New Roman"/>
-          <w:color w:val="000000"/>
-          <w:kern w:val="0"/>
+          <w:rFonts w:ascii="Arial Narrow" w:eastAsia="Arial Narrow" w:hAnsi="Arial Narrow" w:cs="Arial Narrow"/>
+          <w:color w:val="000000"/>
+          <w:kern w:val="0"/>
+          <w:sz w:val="22"/>
+          <w:szCs w:val="22"/>
           <w:shd w:val="clear" w:color="auto" w:fill="FFFFFF"/>
           <w:lang w:eastAsia="es-PE"/>
           <w14:ligatures w14:val="none"/>
@@ -2919,9 +3426,11 @@
       <w:proofErr w:type="spellStart"/>
       <w:r>
         <w:rPr>
-          <w:rFonts w:ascii="Arial Narrow" w:eastAsia="Times New Roman" w:hAnsi="Arial Narrow" w:cs="Times New Roman"/>
-          <w:color w:val="000000"/>
-          <w:kern w:val="0"/>
+          <w:rFonts w:ascii="Arial Narrow" w:eastAsia="Arial Narrow" w:hAnsi="Arial Narrow" w:cs="Arial Narrow"/>
+          <w:color w:val="000000"/>
+          <w:kern w:val="0"/>
+          <w:sz w:val="22"/>
+          <w:szCs w:val="22"/>
           <w:shd w:val="clear" w:color="auto" w:fill="FFFFFF"/>
           <w:lang w:eastAsia="es-PE"/>
           <w14:ligatures w14:val="none"/>
@@ -2931,9 +3440,11 @@
       <w:proofErr w:type="spellEnd"/>
       <w:r>
         <w:rPr>
-          <w:rFonts w:ascii="Arial Narrow" w:eastAsia="Times New Roman" w:hAnsi="Arial Narrow" w:cs="Times New Roman"/>
-          <w:color w:val="000000"/>
-          <w:kern w:val="0"/>
+          <w:rFonts w:ascii="Arial Narrow" w:eastAsia="Arial Narrow" w:hAnsi="Arial Narrow" w:cs="Arial Narrow"/>
+          <w:color w:val="000000"/>
+          <w:kern w:val="0"/>
+          <w:sz w:val="22"/>
+          <w:szCs w:val="22"/>
           <w:shd w:val="clear" w:color="auto" w:fill="FFFFFF"/>
           <w:lang w:eastAsia="es-PE"/>
           <w14:ligatures w14:val="none"/>
@@ -2942,9 +3453,11 @@
       </w:r>
       <w:r>
         <w:rPr>
-          <w:rFonts w:ascii="Arial Narrow" w:eastAsia="Times New Roman" w:hAnsi="Arial Narrow" w:cs="Times New Roman"/>
-          <w:color w:val="000000"/>
-          <w:kern w:val="0"/>
+          <w:rFonts w:ascii="Arial Narrow" w:eastAsia="Arial Narrow" w:hAnsi="Arial Narrow" w:cs="Arial Narrow"/>
+          <w:color w:val="000000"/>
+          <w:kern w:val="0"/>
+          <w:sz w:val="22"/>
+          <w:szCs w:val="22"/>
           <w:shd w:val="clear" w:color="auto" w:fill="FFFFFF"/>
           <w:lang w:eastAsia="es-PE"/>
           <w14:ligatures w14:val="none"/>
@@ -2953,9 +3466,11 @@
       </w:r>
       <w:r>
         <w:rPr>
-          <w:rFonts w:ascii="Arial Narrow" w:eastAsia="Times New Roman" w:hAnsi="Arial Narrow" w:cs="Times New Roman"/>
-          <w:color w:val="000000"/>
-          <w:kern w:val="0"/>
+          <w:rFonts w:ascii="Arial Narrow" w:eastAsia="Arial Narrow" w:hAnsi="Arial Narrow" w:cs="Arial Narrow"/>
+          <w:color w:val="000000"/>
+          <w:kern w:val="0"/>
+          <w:sz w:val="22"/>
+          <w:szCs w:val="22"/>
           <w:shd w:val="clear" w:color="auto" w:fill="FFFFFF"/>
           <w:lang w:eastAsia="es-PE"/>
           <w14:ligatures w14:val="none"/>
@@ -2964,9 +3479,11 @@
       </w:r>
       <w:r>
         <w:rPr>
-          <w:rFonts w:ascii="Arial Narrow" w:eastAsia="Times New Roman" w:hAnsi="Arial Narrow" w:cs="Times New Roman"/>
-          <w:color w:val="000000"/>
-          <w:kern w:val="0"/>
+          <w:rFonts w:ascii="Arial Narrow" w:eastAsia="Arial Narrow" w:hAnsi="Arial Narrow" w:cs="Arial Narrow"/>
+          <w:color w:val="000000"/>
+          <w:kern w:val="0"/>
+          <w:sz w:val="22"/>
+          <w:szCs w:val="22"/>
           <w:shd w:val="clear" w:color="auto" w:fill="FFFFFF"/>
           <w:lang w:eastAsia="es-PE"/>
           <w14:ligatures w14:val="none"/>
@@ -2975,9 +3492,11 @@
       </w:r>
       <w:r>
         <w:rPr>
-          <w:rFonts w:ascii="Arial Narrow" w:eastAsia="Times New Roman" w:hAnsi="Arial Narrow" w:cs="Times New Roman"/>
-          <w:color w:val="000000"/>
-          <w:kern w:val="0"/>
+          <w:rFonts w:ascii="Arial Narrow" w:eastAsia="Arial Narrow" w:hAnsi="Arial Narrow" w:cs="Arial Narrow"/>
+          <w:color w:val="000000"/>
+          <w:kern w:val="0"/>
+          <w:sz w:val="22"/>
+          <w:szCs w:val="22"/>
           <w:shd w:val="clear" w:color="auto" w:fill="FFFFFF"/>
           <w:lang w:eastAsia="es-PE"/>
           <w14:ligatures w14:val="none"/>
@@ -2990,8 +3509,10 @@
         <w:spacing w:after="0" w:line="240" w:lineRule="auto"/>
         <w:jc w:val="both"/>
         <w:rPr>
-          <w:rFonts w:ascii="Arial Narrow" w:eastAsia="Calibri" w:hAnsi="Arial Narrow" w:cs="Arial Narrow"/>
-          <w:kern w:val="0"/>
+          <w:rFonts w:ascii="Arial Narrow" w:eastAsia="Arial Narrow" w:hAnsi="Arial Narrow" w:cs="Arial Narrow"/>
+          <w:kern w:val="0"/>
+          <w:sz w:val="22"/>
+          <w:szCs w:val="22"/>
           <w:lang w:eastAsia="es-PE"/>
           <w14:ligatures w14:val="none"/>
         </w:rPr>
@@ -3012,17 +3533,21 @@
         <w:ind w:left="567" w:hanging="567"/>
         <w:jc w:val="both"/>
         <w:rPr>
-          <w:rFonts w:ascii="Arial Narrow" w:eastAsia="Calibri" w:hAnsi="Arial Narrow" w:cs="Arial Narrow"/>
-          <w:kern w:val="0"/>
-          <w:lang w:eastAsia="es-PE"/>
-          <w14:ligatures w14:val="none"/>
-        </w:rPr>
-      </w:pPr>
-      <w:r>
-        <w:rPr>
-          <w:rFonts w:ascii="Arial Narrow" w:eastAsia="Arial Narrow" w:hAnsi="Arial Narrow" w:cs="Arial Narrow"/>
-          <w:kern w:val="0"/>
-          <w14:ligatures w14:val="none"/>
+          <w:rFonts w:ascii="Arial Narrow" w:eastAsia="Arial Narrow" w:hAnsi="Arial Narrow" w:cs="Arial Narrow"/>
+          <w:kern w:val="0"/>
+          <w:sz w:val="22"/>
+          <w:szCs w:val="22"/>
+          <w:lang w:eastAsia="es-PE"/>
+          <w14:ligatures w14:val="none"/>
+        </w:rPr>
+      </w:pPr>
+      <w:r>
+        <w:rPr>
+          <w:rFonts w:ascii="Arial Narrow" w:eastAsia="Arial Narrow" w:hAnsi="Arial Narrow" w:cs="Arial Narrow"/>
+          <w:kern w:val="0"/>
+          <w14:ligatures w14:val="none"/>
+          <w:sz w:val="22"/>
+          <w:szCs w:val="22"/>
         </w:rPr>
         <w:t xml:space="preserve">Presunta infracción al literal c) del artículo 56 de la Ley 29571, Código de Protección y Defensa del Consumidor, en tanto </w:t>
       </w:r>
@@ -3031,6 +3556,8 @@
           <w:rFonts w:ascii="Arial Narrow" w:eastAsia="Arial Narrow" w:hAnsi="Arial Narrow" w:cs="Arial Narrow"/>
           <w:kern w:val="0"/>
           <w14:ligatures w14:val="none"/>
+          <w:sz w:val="22"/>
+          <w:szCs w:val="22"/>
         </w:rPr>
         <w:t>la compañía aseguradora habría modificado unilateralmente</w:t>
       </w:r>
@@ -3039,6 +3566,8 @@
           <w:rFonts w:ascii="Arial Narrow" w:eastAsia="Arial Narrow" w:hAnsi="Arial Narrow" w:cs="Arial Narrow"/>
           <w:kern w:val="0"/>
           <w14:ligatures w14:val="none"/>
+          <w:sz w:val="22"/>
+          <w:szCs w:val="22"/>
         </w:rPr>
         <w:t xml:space="preserve"> </w:t>
       </w:r>
@@ -3047,6 +3576,8 @@
           <w:rFonts w:ascii="Arial Narrow" w:eastAsia="Arial Narrow" w:hAnsi="Arial Narrow" w:cs="Arial Narrow"/>
           <w:kern w:val="0"/>
           <w14:ligatures w14:val="none"/>
+          <w:sz w:val="22"/>
+          <w:szCs w:val="22"/>
         </w:rPr>
         <w:t>las condiciones de</w:t>
       </w:r>
@@ -3055,6 +3586,8 @@
           <w:rFonts w:ascii="Arial Narrow" w:eastAsia="Arial Narrow" w:hAnsi="Arial Narrow" w:cs="Arial Narrow"/>
           <w:kern w:val="0"/>
           <w14:ligatures w14:val="none"/>
+          <w:sz w:val="22"/>
+          <w:szCs w:val="22"/>
         </w:rPr>
         <w:t xml:space="preserve"> la</w:t>
       </w:r>
@@ -3063,6 +3596,8 @@
           <w:rFonts w:ascii="Arial Narrow" w:eastAsia="Arial Narrow" w:hAnsi="Arial Narrow" w:cs="Arial Narrow"/>
           <w:kern w:val="0"/>
           <w14:ligatures w14:val="none"/>
+          <w:sz w:val="22"/>
+          <w:szCs w:val="22"/>
         </w:rPr>
         <w:t xml:space="preserve"> Póliza </w:t>
       </w:r>
@@ -3072,6 +3607,8 @@
           <w:rFonts w:ascii="Arial Narrow" w:eastAsia="Arial Narrow" w:hAnsi="Arial Narrow" w:cs="Arial Narrow"/>
           <w:kern w:val="0"/>
           <w14:ligatures w14:val="none"/>
+          <w:sz w:val="22"/>
+          <w:szCs w:val="22"/>
         </w:rPr>
         <w:t/>
       </w:r>
@@ -3081,6 +3618,8 @@
           <w:rFonts w:ascii="Arial Narrow" w:eastAsia="Arial Narrow" w:hAnsi="Arial Narrow" w:cs="Arial Narrow"/>
           <w:kern w:val="0"/>
           <w14:ligatures w14:val="none"/>
+          <w:sz w:val="22"/>
+          <w:szCs w:val="22"/>
         </w:rPr>
         <w:t xml:space="preserve"> 97 00182780 101 al sustituir </w:t>
       </w:r>
@@ -3089,6 +3628,8 @@
           <w:rFonts w:ascii="Arial Narrow" w:eastAsia="Arial Narrow" w:hAnsi="Arial Narrow" w:cs="Arial Narrow"/>
           <w:kern w:val="0"/>
           <w14:ligatures w14:val="none"/>
+          <w:sz w:val="22"/>
+          <w:szCs w:val="22"/>
         </w:rPr>
         <w:t xml:space="preserve">el servicio de </w:t>
       </w:r>
@@ -3097,6 +3638,8 @@
           <w:rFonts w:ascii="Arial Narrow" w:eastAsia="Arial Narrow" w:hAnsi="Arial Narrow" w:cs="Arial Narrow"/>
           <w:kern w:val="0"/>
           <w14:ligatures w14:val="none"/>
+          <w:sz w:val="22"/>
+          <w:szCs w:val="22"/>
         </w:rPr>
         <w:t xml:space="preserve">tumba familiar por tumbas individuales compartidas, sin </w:t>
       </w:r>
@@ -3105,6 +3648,8 @@
           <w:rFonts w:ascii="Arial Narrow" w:eastAsia="Arial Narrow" w:hAnsi="Arial Narrow" w:cs="Arial Narrow"/>
           <w:kern w:val="0"/>
           <w14:ligatures w14:val="none"/>
+          <w:sz w:val="22"/>
+          <w:szCs w:val="22"/>
         </w:rPr>
         <w:t xml:space="preserve">el consentimiento y previa información a </w:t>
       </w:r>
@@ -3113,6 +3658,8 @@
           <w:rFonts w:ascii="Arial Narrow" w:eastAsia="Arial Narrow" w:hAnsi="Arial Narrow" w:cs="Arial Narrow"/>
           <w:kern w:val="0"/>
           <w14:ligatures w14:val="none"/>
+          <w:sz w:val="22"/>
+          <w:szCs w:val="22"/>
         </w:rPr>
         <w:t>la denunciante</w:t>
       </w:r>
@@ -3121,6 +3668,8 @@
           <w:rFonts w:ascii="Arial Narrow" w:eastAsia="Arial Narrow" w:hAnsi="Arial Narrow" w:cs="Arial Narrow"/>
           <w:kern w:val="0"/>
           <w14:ligatures w14:val="none"/>
+          <w:sz w:val="22"/>
+          <w:szCs w:val="22"/>
         </w:rPr>
         <w:t xml:space="preserve">. </w:t>
       </w:r>
@@ -3133,6 +3682,8 @@
           <w:rFonts w:ascii="Arial Narrow" w:eastAsia="Arial Narrow" w:hAnsi="Arial Narrow" w:cs="Arial Narrow"/>
           <w:kern w:val="0"/>
           <w14:ligatures w14:val="none"/>
+          <w:sz w:val="22"/>
+          <w:szCs w:val="22"/>
         </w:rPr>
       </w:pPr>
     </w:p>
@@ -3154,12 +3705,16 @@
           <w:rFonts w:ascii="Arial Narrow" w:eastAsia="Arial Narrow" w:hAnsi="Arial Narrow" w:cs="Arial Narrow"/>
           <w:kern w:val="0"/>
           <w14:ligatures w14:val="none"/>
+          <w:sz w:val="22"/>
+          <w:szCs w:val="22"/>
         </w:rPr>
       </w:pPr>
       <w:bookmarkStart w:id="8" w:name="_Hlk213688106"/>
       <w:r>
         <w:rPr>
           <w:rFonts w:ascii="Arial Narrow" w:eastAsia="Arial Narrow" w:hAnsi="Arial Narrow" w:cs="Arial Narrow"/>
+          <w:sz w:val="22"/>
+          <w:szCs w:val="22"/>
         </w:rPr>
         <w:lastRenderedPageBreak/>
         <w:t>Presunta infracción al numeral 88.1</w:t>
@@ -3169,12 +3724,16 @@
           <w:rFonts w:ascii="Arial Narrow" w:eastAsia="Arial Narrow" w:hAnsi="Arial Narrow" w:cs="Arial Narrow"/>
           <w:kern w:val="0"/>
           <w14:ligatures w14:val="none"/>
+          <w:sz w:val="22"/>
+          <w:szCs w:val="22"/>
         </w:rPr>
         <w:t/>
       </w:r>
       <w:r>
         <w:rPr>
           <w:rFonts w:ascii="Arial Narrow" w:eastAsia="Arial Narrow" w:hAnsi="Arial Narrow" w:cs="Arial Narrow"/>
+          <w:sz w:val="22"/>
+          <w:szCs w:val="22"/>
         </w:rPr>
         <w:t xml:space="preserve"> del artículo 88</w:t>
       </w:r>
@@ -3183,12 +3742,16 @@
           <w:rFonts w:ascii="Arial Narrow" w:eastAsia="Arial Narrow" w:hAnsi="Arial Narrow" w:cs="Arial Narrow"/>
           <w:kern w:val="0"/>
           <w14:ligatures w14:val="none"/>
+          <w:sz w:val="22"/>
+          <w:szCs w:val="22"/>
         </w:rPr>
         <w:t/>
       </w:r>
       <w:r>
         <w:rPr>
           <w:rFonts w:ascii="Arial Narrow" w:eastAsia="Arial Narrow" w:hAnsi="Arial Narrow" w:cs="Arial Narrow"/>
+          <w:sz w:val="22"/>
+          <w:szCs w:val="22"/>
         </w:rPr>
         <w:t xml:space="preserve"> de la Ley </w:t>
       </w:r>
@@ -3196,6 +3759,8 @@
       <w:r>
         <w:rPr>
           <w:rFonts w:ascii="Arial Narrow" w:eastAsia="Arial Narrow" w:hAnsi="Arial Narrow" w:cs="Arial Narrow"/>
+          <w:sz w:val="22"/>
+          <w:szCs w:val="22"/>
         </w:rPr>
         <w:t/>
       </w:r>
@@ -3203,6 +3768,8 @@
       <w:r>
         <w:rPr>
           <w:rFonts w:ascii="Arial Narrow" w:eastAsia="Arial Narrow" w:hAnsi="Arial Narrow" w:cs="Arial Narrow"/>
+          <w:sz w:val="22"/>
+          <w:szCs w:val="22"/>
         </w:rPr>
         <w:t xml:space="preserve"> 29571, Código de Protección y Defensa del Consumidor, </w:t>
       </w:r>
@@ -3211,6 +3778,8 @@
           <w:rFonts w:ascii="Arial Narrow" w:eastAsia="Arial Narrow" w:hAnsi="Arial Narrow" w:cs="Arial Narrow"/>
           <w:kern w:val="0"/>
           <w14:ligatures w14:val="none"/>
+          <w:sz w:val="22"/>
+          <w:szCs w:val="22"/>
         </w:rPr>
         <w:t xml:space="preserve">en tanto </w:t>
       </w:r>
@@ -3219,6 +3788,8 @@
           <w:rFonts w:ascii="Arial Narrow" w:eastAsia="Arial Narrow" w:hAnsi="Arial Narrow" w:cs="Arial Narrow"/>
           <w:kern w:val="0"/>
           <w14:ligatures w14:val="none"/>
+          <w:sz w:val="22"/>
+          <w:szCs w:val="22"/>
         </w:rPr>
         <w:t>la compañía aseguradora no</w:t>
       </w:r>
@@ -3227,6 +3798,8 @@
           <w:rFonts w:ascii="Arial Narrow" w:eastAsia="Arial Narrow" w:hAnsi="Arial Narrow" w:cs="Arial Narrow"/>
           <w:kern w:val="0"/>
           <w14:ligatures w14:val="none"/>
+          <w:sz w:val="22"/>
+          <w:szCs w:val="22"/>
         </w:rPr>
         <w:t xml:space="preserve"> habría brindado una respuesta al reclamo presentado por el denunciante el </w:t>
       </w:r>
@@ -3236,6 +3809,8 @@
           <w:rFonts w:ascii="Arial Narrow" w:eastAsia="Arial Narrow" w:hAnsi="Arial Narrow" w:cs="Arial Narrow"/>
           <w:kern w:val="0"/>
           <w14:ligatures w14:val="none"/>
+          <w:sz w:val="22"/>
+          <w:szCs w:val="22"/>
         </w:rPr>
         <w:t>31 de octubre de 2024</w:t>
       </w:r>
@@ -3244,6 +3819,8 @@
           <w:rFonts w:ascii="Arial Narrow" w:eastAsia="Arial Narrow" w:hAnsi="Arial Narrow" w:cs="Arial Narrow"/>
           <w:kern w:val="0"/>
           <w14:ligatures w14:val="none"/>
+          <w:sz w:val="22"/>
+          <w:szCs w:val="22"/>
         </w:rPr>
         <w:t xml:space="preserve">. </w:t>
       </w:r>
@@ -3252,6 +3829,8 @@
           <w:rFonts w:ascii="Arial Narrow" w:eastAsia="Arial Narrow" w:hAnsi="Arial Narrow" w:cs="Arial Narrow"/>
           <w:kern w:val="0"/>
           <w14:ligatures w14:val="none"/>
+          <w:sz w:val="22"/>
+          <w:szCs w:val="22"/>
         </w:rPr>
         <w:t xml:space="preserve"> </w:t>
       </w:r>
@@ -3263,6 +3842,8 @@
           <w:rFonts w:ascii="Arial Narrow" w:eastAsia="Arial Narrow" w:hAnsi="Arial Narrow" w:cs="Arial Narrow"/>
           <w:kern w:val="0"/>
           <w14:ligatures w14:val="none"/>
+          <w:sz w:val="22"/>
+          <w:szCs w:val="22"/>
         </w:rPr>
       </w:pPr>
     </w:p>
@@ -3284,13 +3865,17 @@
           <w:rFonts w:ascii="Arial Narrow" w:eastAsia="Arial Narrow" w:hAnsi="Arial Narrow" w:cs="Arial Narrow"/>
           <w:kern w:val="0"/>
           <w14:ligatures w14:val="none"/>
-        </w:rPr>
-      </w:pPr>
-      <w:r>
-        <w:rPr>
-          <w:rFonts w:ascii="Arial Narrow" w:eastAsia="Arial Narrow" w:hAnsi="Arial Narrow" w:cs="Arial Narrow"/>
-          <w:kern w:val="0"/>
-          <w14:ligatures w14:val="none"/>
+          <w:sz w:val="22"/>
+          <w:szCs w:val="22"/>
+        </w:rPr>
+      </w:pPr>
+      <w:r>
+        <w:rPr>
+          <w:rFonts w:ascii="Arial Narrow" w:eastAsia="Arial Narrow" w:hAnsi="Arial Narrow" w:cs="Arial Narrow"/>
+          <w:kern w:val="0"/>
+          <w14:ligatures w14:val="none"/>
+          <w:sz w:val="22"/>
+          <w:szCs w:val="22"/>
         </w:rPr>
         <w:t>Presunta infracción a</w:t>
       </w:r>
@@ -3299,6 +3884,8 @@
           <w:rFonts w:ascii="Arial Narrow" w:eastAsia="Arial Narrow" w:hAnsi="Arial Narrow" w:cs="Arial Narrow"/>
           <w:kern w:val="0"/>
           <w14:ligatures w14:val="none"/>
+          <w:sz w:val="22"/>
+          <w:szCs w:val="22"/>
         </w:rPr>
         <w:t xml:space="preserve">l </w:t>
       </w:r>
@@ -3307,6 +3894,8 @@
           <w:rFonts w:ascii="Arial Narrow" w:eastAsia="Arial Narrow" w:hAnsi="Arial Narrow" w:cs="Arial Narrow"/>
           <w:kern w:val="0"/>
           <w14:ligatures w14:val="none"/>
+          <w:sz w:val="22"/>
+          <w:szCs w:val="22"/>
         </w:rPr>
         <w:t xml:space="preserve">artículo 61 y </w:t>
       </w:r>
@@ -3315,6 +3904,8 @@
           <w:rFonts w:ascii="Arial Narrow" w:eastAsia="Arial Narrow" w:hAnsi="Arial Narrow" w:cs="Arial Narrow"/>
           <w:kern w:val="0"/>
           <w14:ligatures w14:val="none"/>
+          <w:sz w:val="22"/>
+          <w:szCs w:val="22"/>
         </w:rPr>
         <w:t xml:space="preserve">el literal f) del artículo </w:t>
       </w:r>
@@ -3323,6 +3914,8 @@
           <w:rFonts w:ascii="Arial Narrow" w:eastAsia="Arial Narrow" w:hAnsi="Arial Narrow" w:cs="Arial Narrow"/>
           <w:kern w:val="0"/>
           <w14:ligatures w14:val="none"/>
+          <w:sz w:val="22"/>
+          <w:szCs w:val="22"/>
         </w:rPr>
         <w:t xml:space="preserve">62 de la Ley 29571, Código de Protección y Defensa del Consumidor, en tanto </w:t>
       </w:r>
@@ -3331,6 +3924,8 @@
           <w:rFonts w:ascii="Arial Narrow" w:eastAsia="Arial Narrow" w:hAnsi="Arial Narrow" w:cs="Arial Narrow"/>
           <w:kern w:val="0"/>
           <w14:ligatures w14:val="none"/>
+          <w:sz w:val="22"/>
+          <w:szCs w:val="22"/>
         </w:rPr>
         <w:t xml:space="preserve">la compañía aseguradora </w:t>
       </w:r>
@@ -3339,6 +3934,8 @@
           <w:rFonts w:ascii="Arial Narrow" w:eastAsia="Arial Narrow" w:hAnsi="Arial Narrow" w:cs="Arial Narrow"/>
           <w:kern w:val="0"/>
           <w14:ligatures w14:val="none"/>
+          <w:sz w:val="22"/>
+          <w:szCs w:val="22"/>
         </w:rPr>
         <w:t xml:space="preserve">habría </w:t>
       </w:r>
@@ -3347,6 +3944,8 @@
           <w:rFonts w:ascii="Arial Narrow" w:eastAsia="Arial Narrow" w:hAnsi="Arial Narrow" w:cs="Arial Narrow"/>
           <w:kern w:val="0"/>
           <w14:ligatures w14:val="none"/>
+          <w:sz w:val="22"/>
+          <w:szCs w:val="22"/>
         </w:rPr>
         <w:t>enviado un</w:t>
       </w:r>
@@ -3355,6 +3954,8 @@
           <w:rFonts w:ascii="Arial Narrow" w:eastAsia="Arial Narrow" w:hAnsi="Arial Narrow" w:cs="Arial Narrow"/>
           <w:kern w:val="0"/>
           <w14:ligatures w14:val="none"/>
+          <w:sz w:val="22"/>
+          <w:szCs w:val="22"/>
         </w:rPr>
         <w:t xml:space="preserve"> personal de cobranzas al domicilio de los padres de la </w:t>
       </w:r>
@@ -3363,6 +3964,8 @@
           <w:rFonts w:ascii="Arial Narrow" w:eastAsia="Arial Narrow" w:hAnsi="Arial Narrow" w:cs="Arial Narrow"/>
           <w:kern w:val="0"/>
           <w14:ligatures w14:val="none"/>
+          <w:sz w:val="22"/>
+          <w:szCs w:val="22"/>
         </w:rPr>
         <w:t>denunciante</w:t>
       </w:r>
@@ -3371,6 +3974,8 @@
           <w:rFonts w:ascii="Arial Narrow" w:eastAsia="Arial Narrow" w:hAnsi="Arial Narrow" w:cs="Arial Narrow"/>
           <w:kern w:val="0"/>
           <w14:ligatures w14:val="none"/>
+          <w:sz w:val="22"/>
+          <w:szCs w:val="22"/>
         </w:rPr>
         <w:t xml:space="preserve"> sin la debida justificación</w:t>
       </w:r>
@@ -3379,6 +3984,8 @@
           <w:rFonts w:ascii="Arial Narrow" w:eastAsia="Arial Narrow" w:hAnsi="Arial Narrow" w:cs="Arial Narrow"/>
           <w:kern w:val="0"/>
           <w14:ligatures w14:val="none"/>
+          <w:sz w:val="22"/>
+          <w:szCs w:val="22"/>
         </w:rPr>
         <w:t>.</w:t>
       </w:r>
@@ -3387,6 +3994,8 @@
           <w:rFonts w:ascii="Arial Narrow" w:eastAsia="Arial Narrow" w:hAnsi="Arial Narrow" w:cs="Arial Narrow"/>
           <w:kern w:val="0"/>
           <w14:ligatures w14:val="none"/>
+          <w:sz w:val="22"/>
+          <w:szCs w:val="22"/>
         </w:rPr>
         <w:t xml:space="preserve"> </w:t>
       </w:r>
@@ -3399,6 +4008,8 @@
           <w:rFonts w:ascii="Arial Narrow" w:eastAsia="Arial Narrow" w:hAnsi="Arial Narrow" w:cs="Arial Narrow"/>
           <w:kern w:val="0"/>
           <w14:ligatures w14:val="none"/>
+          <w:sz w:val="22"/>
+          <w:szCs w:val="22"/>
         </w:rPr>
       </w:pPr>
     </w:p>
@@ -3408,17 +4019,21 @@
         <w:contextualSpacing/>
         <w:jc w:val="both"/>
         <w:rPr>
-          <w:rFonts w:ascii="Arial Narrow" w:eastAsia="Calibri" w:hAnsi="Arial Narrow" w:cs="Arial"/>
-          <w:kern w:val="0"/>
-          <w14:ligatures w14:val="none"/>
-        </w:rPr>
-      </w:pPr>
-      <w:r>
-        <w:rPr>
-          <w:rFonts w:ascii="Arial Narrow" w:eastAsia="Arial Narrow" w:hAnsi="Arial Narrow" w:cs="Arial Narrow"/>
-          <w:b/>
-          <w:color w:val="000000"/>
-          <w:kern w:val="0"/>
+          <w:rFonts w:ascii="Arial Narrow" w:eastAsia="Arial Narrow" w:hAnsi="Arial Narrow" w:cs="Arial Narrow"/>
+          <w:kern w:val="0"/>
+          <w14:ligatures w14:val="none"/>
+          <w:sz w:val="22"/>
+          <w:szCs w:val="22"/>
+        </w:rPr>
+      </w:pPr>
+      <w:r>
+        <w:rPr>
+          <w:rFonts w:ascii="Arial Narrow" w:eastAsia="Arial Narrow" w:hAnsi="Arial Narrow" w:cs="Arial Narrow"/>
+          <w:b/>
+          <w:color w:val="000000"/>
+          <w:kern w:val="0"/>
+          <w:sz w:val="22"/>
+          <w:szCs w:val="22"/>
           <w:lang w:eastAsia="es-PE"/>
           <w14:ligatures w14:val="none"/>
         </w:rPr>
@@ -3429,6 +4044,8 @@
           <w:rFonts w:ascii="Arial Narrow" w:eastAsia="Arial Narrow" w:hAnsi="Arial Narrow" w:cs="Arial Narrow"/>
           <w:color w:val="000000"/>
           <w:kern w:val="0"/>
+          <w:sz w:val="22"/>
+          <w:szCs w:val="22"/>
           <w:lang w:eastAsia="es-PE"/>
           <w14:ligatures w14:val="none"/>
         </w:rPr>
@@ -3436,9 +4053,11 @@
       </w:r>
       <w:r>
         <w:rPr>
-          <w:rFonts w:ascii="Arial Narrow" w:eastAsia="Times New Roman" w:hAnsi="Arial Narrow" w:cs="Arial"/>
-          <w:color w:val="000000"/>
-          <w:kern w:val="0"/>
+          <w:rFonts w:ascii="Arial Narrow" w:eastAsia="Arial Narrow" w:hAnsi="Arial Narrow" w:cs="Arial Narrow"/>
+          <w:color w:val="000000"/>
+          <w:kern w:val="0"/>
+          <w:sz w:val="22"/>
+          <w:szCs w:val="22"/>
           <w:lang w:val="es-ES" w:eastAsia="es-ES"/>
           <w14:ligatures w14:val="none"/>
         </w:rPr>
@@ -3446,9 +4065,11 @@
       </w:r>
       <w:r>
         <w:rPr>
-          <w:rFonts w:ascii="Arial Narrow" w:eastAsia="Times New Roman" w:hAnsi="Arial Narrow" w:cs="Arial"/>
-          <w:color w:val="000000"/>
-          <w:kern w:val="0"/>
+          <w:rFonts w:ascii="Arial Narrow" w:eastAsia="Arial Narrow" w:hAnsi="Arial Narrow" w:cs="Arial Narrow"/>
+          <w:color w:val="000000"/>
+          <w:kern w:val="0"/>
+          <w:sz w:val="22"/>
+          <w:szCs w:val="22"/>
           <w:lang w:val="es-ES" w:eastAsia="es-ES"/>
           <w14:ligatures w14:val="none"/>
         </w:rPr>
@@ -3456,9 +4077,11 @@
       </w:r>
       <w:r>
         <w:rPr>
-          <w:rFonts w:ascii="Arial Narrow" w:eastAsia="Calibri" w:hAnsi="Arial Narrow" w:cs="Arial"/>
-          <w:kern w:val="0"/>
-          <w14:ligatures w14:val="none"/>
+          <w:rFonts w:ascii="Arial Narrow" w:eastAsia="Arial Narrow" w:hAnsi="Arial Narrow" w:cs="Arial Narrow"/>
+          <w:kern w:val="0"/>
+          <w14:ligatures w14:val="none"/>
+          <w:sz w:val="22"/>
+          <w:szCs w:val="22"/>
         </w:rPr>
         <w:t>.</w:t>
       </w:r>
@@ -3469,32 +4092,38 @@
         <w:contextualSpacing/>
         <w:jc w:val="both"/>
         <w:rPr>
-          <w:rFonts w:ascii="Arial Narrow" w:eastAsia="Times New Roman" w:hAnsi="Arial Narrow" w:cs="Times New Roman"/>
-          <w:color w:val="000000"/>
-          <w:kern w:val="0"/>
-          <w:lang w:eastAsia="es-PE"/>
-          <w14:ligatures w14:val="none"/>
-        </w:rPr>
-      </w:pPr>
-    </w:p>
-    <w:p>
-      <w:pPr>
-        <w:spacing w:after="0" w:line="240" w:lineRule="auto"/>
-        <w:jc w:val="both"/>
-        <w:rPr>
-          <w:rFonts w:ascii="Arial Narrow" w:eastAsia="Arial Narrow" w:hAnsi="Arial Narrow" w:cs="Arial Narrow"/>
-          <w:color w:val="000000"/>
-          <w:kern w:val="0"/>
-          <w:lang w:eastAsia="es-PE"/>
-          <w14:ligatures w14:val="none"/>
-        </w:rPr>
-      </w:pPr>
-      <w:r>
-        <w:rPr>
-          <w:rFonts w:ascii="Arial Narrow" w:eastAsia="Arial Narrow" w:hAnsi="Arial Narrow" w:cs="Arial Narrow"/>
-          <w:b/>
-          <w:color w:val="000000"/>
-          <w:kern w:val="0"/>
+          <w:rFonts w:ascii="Arial Narrow" w:eastAsia="Arial Narrow" w:hAnsi="Arial Narrow" w:cs="Arial Narrow"/>
+          <w:color w:val="000000"/>
+          <w:kern w:val="0"/>
+          <w:sz w:val="22"/>
+          <w:szCs w:val="22"/>
+          <w:lang w:eastAsia="es-PE"/>
+          <w14:ligatures w14:val="none"/>
+        </w:rPr>
+      </w:pPr>
+    </w:p>
+    <w:p>
+      <w:pPr>
+        <w:spacing w:after="0" w:line="240" w:lineRule="auto"/>
+        <w:jc w:val="both"/>
+        <w:rPr>
+          <w:rFonts w:ascii="Arial Narrow" w:eastAsia="Arial Narrow" w:hAnsi="Arial Narrow" w:cs="Arial Narrow"/>
+          <w:color w:val="000000"/>
+          <w:kern w:val="0"/>
+          <w:sz w:val="22"/>
+          <w:szCs w:val="22"/>
+          <w:lang w:eastAsia="es-PE"/>
+          <w14:ligatures w14:val="none"/>
+        </w:rPr>
+      </w:pPr>
+      <w:r>
+        <w:rPr>
+          <w:rFonts w:ascii="Arial Narrow" w:eastAsia="Arial Narrow" w:hAnsi="Arial Narrow" w:cs="Arial Narrow"/>
+          <w:b/>
+          <w:color w:val="000000"/>
+          <w:kern w:val="0"/>
+          <w:sz w:val="22"/>
+          <w:szCs w:val="22"/>
           <w:lang w:eastAsia="es-PE"/>
           <w14:ligatures w14:val="none"/>
         </w:rPr>
@@ -3505,6 +4134,8 @@
           <w:rFonts w:ascii="Arial Narrow" w:eastAsia="Arial Narrow" w:hAnsi="Arial Narrow" w:cs="Arial Narrow"/>
           <w:color w:val="000000"/>
           <w:kern w:val="0"/>
+          <w:sz w:val="22"/>
+          <w:szCs w:val="22"/>
           <w:lang w:eastAsia="es-PE"/>
           <w14:ligatures w14:val="none"/>
         </w:rPr>
@@ -3515,6 +4146,8 @@
           <w:rFonts w:ascii="Arial Narrow" w:eastAsia="Arial Narrow" w:hAnsi="Arial Narrow" w:cs="Arial Narrow"/>
           <w:color w:val="000000"/>
           <w:kern w:val="0"/>
+          <w:sz w:val="22"/>
+          <w:szCs w:val="22"/>
           <w:lang w:eastAsia="es-PE"/>
           <w14:ligatures w14:val="none"/>
         </w:rPr>
@@ -3525,6 +4158,8 @@
           <w:rFonts w:ascii="Arial Narrow" w:eastAsia="Arial Narrow" w:hAnsi="Arial Narrow" w:cs="Arial Narrow"/>
           <w:color w:val="000000"/>
           <w:kern w:val="0"/>
+          <w:sz w:val="22"/>
+          <w:szCs w:val="22"/>
           <w:lang w:eastAsia="es-PE"/>
           <w14:ligatures w14:val="none"/>
         </w:rPr>
@@ -3535,6 +4170,8 @@
           <w:rFonts w:ascii="Arial Narrow" w:eastAsia="Arial Narrow" w:hAnsi="Arial Narrow" w:cs="Arial Narrow"/>
           <w:color w:val="000000"/>
           <w:kern w:val="0"/>
+          <w:sz w:val="22"/>
+          <w:szCs w:val="22"/>
           <w:lang w:eastAsia="es-PE"/>
           <w14:ligatures w14:val="none"/>
         </w:rPr>
@@ -3546,9 +4183,11 @@
         <w:spacing w:after="0" w:line="240" w:lineRule="auto"/>
         <w:jc w:val="both"/>
         <w:rPr>
-          <w:rFonts w:ascii="Arial Narrow" w:eastAsia="Times New Roman" w:hAnsi="Arial Narrow" w:cs="Times New Roman"/>
-          <w:color w:val="000000"/>
-          <w:kern w:val="0"/>
+          <w:rFonts w:ascii="Arial Narrow" w:eastAsia="Arial Narrow" w:hAnsi="Arial Narrow" w:cs="Arial Narrow"/>
+          <w:color w:val="000000"/>
+          <w:kern w:val="0"/>
+          <w:sz w:val="22"/>
+          <w:szCs w:val="22"/>
           <w:lang w:eastAsia="es-PE"/>
           <w14:ligatures w14:val="none"/>
         </w:rPr>
@@ -3567,15 +4206,19 @@
           <w:rFonts w:ascii="Arial Narrow" w:eastAsia="Arial Narrow" w:hAnsi="Arial Narrow" w:cs="Arial Narrow"/>
           <w:color w:val="000000"/>
           <w:kern w:val="0"/>
-          <w:lang w:eastAsia="es-PE"/>
-          <w14:ligatures w14:val="none"/>
-        </w:rPr>
-      </w:pPr>
-      <w:r>
-        <w:rPr>
-          <w:rFonts w:ascii="Arial Narrow" w:eastAsia="Arial Narrow" w:hAnsi="Arial Narrow" w:cs="Arial Narrow"/>
-          <w:color w:val="000000"/>
-          <w:kern w:val="0"/>
+          <w:sz w:val="22"/>
+          <w:szCs w:val="22"/>
+          <w:lang w:eastAsia="es-PE"/>
+          <w14:ligatures w14:val="none"/>
+        </w:rPr>
+      </w:pPr>
+      <w:r>
+        <w:rPr>
+          <w:rFonts w:ascii="Arial Narrow" w:eastAsia="Arial Narrow" w:hAnsi="Arial Narrow" w:cs="Arial Narrow"/>
+          <w:color w:val="000000"/>
+          <w:kern w:val="0"/>
+          <w:sz w:val="22"/>
+          <w:szCs w:val="22"/>
           <w:lang w:eastAsia="es-PE"/>
           <w14:ligatures w14:val="none"/>
         </w:rPr>
@@ -3595,15 +4238,19 @@
           <w:rFonts w:ascii="Arial Narrow" w:eastAsia="Arial Narrow" w:hAnsi="Arial Narrow" w:cs="Arial Narrow"/>
           <w:color w:val="000000"/>
           <w:kern w:val="0"/>
-          <w:lang w:eastAsia="es-PE"/>
-          <w14:ligatures w14:val="none"/>
-        </w:rPr>
-      </w:pPr>
-      <w:r>
-        <w:rPr>
-          <w:rFonts w:ascii="Arial Narrow" w:eastAsia="Arial Narrow" w:hAnsi="Arial Narrow" w:cs="Arial Narrow"/>
-          <w:color w:val="000000"/>
-          <w:kern w:val="0"/>
+          <w:sz w:val="22"/>
+          <w:szCs w:val="22"/>
+          <w:lang w:eastAsia="es-PE"/>
+          <w14:ligatures w14:val="none"/>
+        </w:rPr>
+      </w:pPr>
+      <w:r>
+        <w:rPr>
+          <w:rFonts w:ascii="Arial Narrow" w:eastAsia="Arial Narrow" w:hAnsi="Arial Narrow" w:cs="Arial Narrow"/>
+          <w:color w:val="000000"/>
+          <w:kern w:val="0"/>
+          <w:sz w:val="22"/>
+          <w:szCs w:val="22"/>
           <w:lang w:eastAsia="es-PE"/>
           <w14:ligatures w14:val="none"/>
         </w:rPr>
@@ -3623,15 +4270,19 @@
           <w:rFonts w:ascii="Arial Narrow" w:eastAsia="Arial Narrow" w:hAnsi="Arial Narrow" w:cs="Arial Narrow"/>
           <w:color w:val="000000"/>
           <w:kern w:val="0"/>
-          <w:lang w:eastAsia="es-PE"/>
-          <w14:ligatures w14:val="none"/>
-        </w:rPr>
-      </w:pPr>
-      <w:r>
-        <w:rPr>
-          <w:rFonts w:ascii="Arial Narrow" w:eastAsia="Arial Narrow" w:hAnsi="Arial Narrow" w:cs="Arial Narrow"/>
-          <w:color w:val="000000"/>
-          <w:kern w:val="0"/>
+          <w:sz w:val="22"/>
+          <w:szCs w:val="22"/>
+          <w:lang w:eastAsia="es-PE"/>
+          <w14:ligatures w14:val="none"/>
+        </w:rPr>
+      </w:pPr>
+      <w:r>
+        <w:rPr>
+          <w:rFonts w:ascii="Arial Narrow" w:eastAsia="Arial Narrow" w:hAnsi="Arial Narrow" w:cs="Arial Narrow"/>
+          <w:color w:val="000000"/>
+          <w:kern w:val="0"/>
+          <w:sz w:val="22"/>
+          <w:szCs w:val="22"/>
           <w:lang w:eastAsia="es-PE"/>
           <w14:ligatures w14:val="none"/>
         </w:rPr>
@@ -3648,16 +4299,20 @@
         <w:ind w:left="567" w:hanging="567"/>
         <w:jc w:val="both"/>
         <w:rPr>
-          <w:rFonts w:ascii="Arial Narrow" w:eastAsia="Calibri" w:hAnsi="Arial Narrow" w:cs="Arial"/>
-          <w:kern w:val="0"/>
-          <w14:ligatures w14:val="none"/>
-        </w:rPr>
-      </w:pPr>
-      <w:r>
-        <w:rPr>
-          <w:rFonts w:ascii="Arial Narrow" w:eastAsia="Arial Narrow" w:hAnsi="Arial Narrow" w:cs="Arial Narrow"/>
-          <w:color w:val="000000"/>
-          <w:kern w:val="0"/>
+          <w:rFonts w:ascii="Arial Narrow" w:eastAsia="Arial Narrow" w:hAnsi="Arial Narrow" w:cs="Arial Narrow"/>
+          <w:kern w:val="0"/>
+          <w14:ligatures w14:val="none"/>
+          <w:sz w:val="22"/>
+          <w:szCs w:val="22"/>
+        </w:rPr>
+      </w:pPr>
+      <w:r>
+        <w:rPr>
+          <w:rFonts w:ascii="Arial Narrow" w:eastAsia="Arial Narrow" w:hAnsi="Arial Narrow" w:cs="Arial Narrow"/>
+          <w:color w:val="000000"/>
+          <w:kern w:val="0"/>
+          <w:sz w:val="22"/>
+          <w:szCs w:val="22"/>
           <w:lang w:eastAsia="es-PE"/>
           <w14:ligatures w14:val="none"/>
         </w:rPr>
@@ -3665,9 +4320,11 @@
       </w:r>
       <w:r>
         <w:rPr>
-          <w:rFonts w:ascii="Arial Narrow" w:eastAsia="Times New Roman" w:hAnsi="Arial Narrow" w:cs="Segoe UI"/>
-          <w:color w:val="000000"/>
-          <w:kern w:val="0"/>
+          <w:rFonts w:ascii="Arial Narrow" w:eastAsia="Arial Narrow" w:hAnsi="Arial Narrow" w:cs="Arial Narrow"/>
+          <w:color w:val="000000"/>
+          <w:kern w:val="0"/>
+          <w:sz w:val="22"/>
+          <w:szCs w:val="22"/>
           <w:lang w:eastAsia="es-PE"/>
           <w14:ligatures w14:val="none"/>
         </w:rPr>
@@ -3678,6 +4335,8 @@
           <w:rFonts w:ascii="Arial Narrow" w:eastAsia="Arial Narrow" w:hAnsi="Arial Narrow" w:cs="Arial Narrow"/>
           <w:color w:val="000000"/>
           <w:kern w:val="0"/>
+          <w:sz w:val="22"/>
+          <w:szCs w:val="22"/>
           <w:lang w:eastAsia="es-PE"/>
           <w14:ligatures w14:val="none"/>
         </w:rPr>
@@ -3685,16 +4344,20 @@
       </w:r>
       <w:r>
         <w:rPr>
-          <w:rFonts w:ascii="Arial Narrow" w:eastAsia="Calibri" w:hAnsi="Arial Narrow" w:cs="Arial"/>
-          <w:kern w:val="0"/>
-          <w14:ligatures w14:val="none"/>
+          <w:rFonts w:ascii="Arial Narrow" w:eastAsia="Arial Narrow" w:hAnsi="Arial Narrow" w:cs="Arial Narrow"/>
+          <w:kern w:val="0"/>
+          <w14:ligatures w14:val="none"/>
+          <w:sz w:val="22"/>
+          <w:szCs w:val="22"/>
         </w:rPr>
         <w:t>Para ello podrá señalar domicilio físico o una dirección electrónica a la que pueda remitirse las notificaciones</w:t>
       </w:r>
       <w:r>
         <w:rPr>
-          <w:rFonts w:ascii="Arial Narrow" w:eastAsia="Arial" w:hAnsi="Arial Narrow" w:cs="Arial"/>
-          <w:kern w:val="0"/>
+          <w:rFonts w:ascii="Arial Narrow" w:eastAsia="Arial Narrow" w:hAnsi="Arial Narrow" w:cs="Arial Narrow"/>
+          <w:kern w:val="0"/>
+          <w:sz w:val="22"/>
+          <w:szCs w:val="22"/>
           <w:lang w:val="es"/>
           <w14:ligatures w14:val="none"/>
         </w:rPr>
@@ -3711,24 +4374,30 @@
         <w:ind w:left="567" w:hanging="567"/>
         <w:jc w:val="both"/>
         <w:rPr>
-          <w:rFonts w:ascii="Arial Narrow" w:eastAsia="Calibri" w:hAnsi="Arial Narrow" w:cs="Arial"/>
-          <w:kern w:val="0"/>
-          <w14:ligatures w14:val="none"/>
-        </w:rPr>
-      </w:pPr>
-      <w:r>
-        <w:rPr>
-          <w:rFonts w:ascii="Arial Narrow" w:eastAsia="Calibri" w:hAnsi="Arial Narrow" w:cs="Arial"/>
-          <w:kern w:val="0"/>
-          <w14:ligatures w14:val="none"/>
+          <w:rFonts w:ascii="Arial Narrow" w:eastAsia="Arial Narrow" w:hAnsi="Arial Narrow" w:cs="Arial Narrow"/>
+          <w:kern w:val="0"/>
+          <w14:ligatures w14:val="none"/>
+          <w:sz w:val="22"/>
+          <w:szCs w:val="22"/>
+        </w:rPr>
+      </w:pPr>
+      <w:r>
+        <w:rPr>
+          <w:rFonts w:ascii="Arial Narrow" w:eastAsia="Arial Narrow" w:hAnsi="Arial Narrow" w:cs="Arial Narrow"/>
+          <w:kern w:val="0"/>
+          <w14:ligatures w14:val="none"/>
+          <w:sz w:val="22"/>
+          <w:szCs w:val="22"/>
         </w:rPr>
         <w:t>en caso califique como micro empresa o pequeña empresa, presentar los documentos que acrediten su volumen de ventas o ingresos brutos percibidos el año anterior relativo a todas sus actividades económicas y el número de trabajadores con el que cuenta</w:t>
       </w:r>
       <w:r>
         <w:rPr>
           <w:rStyle w:val="Refdenotaalpie"/>
-          <w:rFonts w:ascii="Arial Narrow" w:eastAsia="Calibri" w:hAnsi="Arial Narrow" w:cs="Arial"/>
-          <w:kern w:val="0"/>
+          <w:rFonts w:ascii="Arial Narrow" w:eastAsia="Arial Narrow" w:hAnsi="Arial Narrow" w:cs="Arial Narrow"/>
+          <w:kern w:val="0"/>
+          <w:sz w:val="22"/>
+          <w:szCs w:val="22"/>
           <w:vertAlign w:val="superscript"/>
           <w14:ligatures w14:val="none"/>
         </w:rPr>
@@ -3736,17 +4405,21 @@
       </w:r>
       <w:r>
         <w:rPr>
-          <w:rFonts w:ascii="Arial Narrow" w:eastAsia="Calibri" w:hAnsi="Arial Narrow" w:cs="Arial"/>
-          <w:kern w:val="0"/>
-          <w14:ligatures w14:val="none"/>
+          <w:rFonts w:ascii="Arial Narrow" w:eastAsia="Arial Narrow" w:hAnsi="Arial Narrow" w:cs="Arial Narrow"/>
+          <w:kern w:val="0"/>
+          <w14:ligatures w14:val="none"/>
+          <w:sz w:val="22"/>
+          <w:szCs w:val="22"/>
         </w:rPr>
         <w:t>. Ello, a fin de que la Comisión pueda meritar dicha documentación, conforme lo establece el artículo 110</w:t>
       </w:r>
       <w:r>
         <w:rPr>
-          <w:rFonts w:ascii="Arial Narrow" w:eastAsia="Times New Roman" w:hAnsi="Arial Narrow" w:cs="Segoe UI"/>
-          <w:color w:val="000000"/>
-          <w:kern w:val="0"/>
+          <w:rFonts w:ascii="Arial Narrow" w:eastAsia="Arial Narrow" w:hAnsi="Arial Narrow" w:cs="Arial Narrow"/>
+          <w:color w:val="000000"/>
+          <w:kern w:val="0"/>
+          <w:sz w:val="22"/>
+          <w:szCs w:val="22"/>
           <w:lang w:eastAsia="es-PE"/>
           <w14:ligatures w14:val="none"/>
         </w:rPr>
@@ -3754,27 +4427,33 @@
       </w:r>
       <w:r>
         <w:rPr>
-          <w:rFonts w:ascii="Arial Narrow" w:eastAsia="Calibri" w:hAnsi="Arial Narrow" w:cs="Arial"/>
-          <w:kern w:val="0"/>
-          <w14:ligatures w14:val="none"/>
+          <w:rFonts w:ascii="Arial Narrow" w:eastAsia="Arial Narrow" w:hAnsi="Arial Narrow" w:cs="Arial Narrow"/>
+          <w:kern w:val="0"/>
+          <w14:ligatures w14:val="none"/>
+          <w:sz w:val="22"/>
+          <w:szCs w:val="22"/>
         </w:rPr>
         <w:t xml:space="preserve"> del </w:t>
       </w:r>
       <w:r>
         <w:rPr>
-          <w:rFonts w:ascii="Arial Narrow" w:eastAsia="Calibri" w:hAnsi="Arial Narrow" w:cs="Arial"/>
+          <w:rFonts w:ascii="Arial Narrow" w:eastAsia="Arial Narrow" w:hAnsi="Arial Narrow" w:cs="Arial Narrow"/>
           <w:spacing w:val="-2"/>
           <w:kern w:val="0"/>
           <w14:ligatures w14:val="none"/>
+          <w:sz w:val="22"/>
+          <w:szCs w:val="22"/>
         </w:rPr>
         <w:t>Código</w:t>
       </w:r>
       <w:r>
         <w:rPr>
           <w:rStyle w:val="Refdenotaalpie"/>
-          <w:rFonts w:ascii="Arial Narrow" w:eastAsia="Calibri" w:hAnsi="Arial Narrow" w:cs="Arial"/>
+          <w:rFonts w:ascii="Arial Narrow" w:eastAsia="Arial Narrow" w:hAnsi="Arial Narrow" w:cs="Arial Narrow"/>
           <w:spacing w:val="-2"/>
           <w:kern w:val="0"/>
+          <w:sz w:val="22"/>
+          <w:szCs w:val="22"/>
           <w:vertAlign w:val="superscript"/>
           <w14:ligatures w14:val="none"/>
         </w:rPr>
@@ -3782,10 +4461,12 @@
       </w:r>
       <w:r>
         <w:rPr>
-          <w:rFonts w:ascii="Arial Narrow" w:eastAsia="Calibri" w:hAnsi="Arial Narrow" w:cs="Arial"/>
+          <w:rFonts w:ascii="Arial Narrow" w:eastAsia="Arial Narrow" w:hAnsi="Arial Narrow" w:cs="Arial Narrow"/>
           <w:spacing w:val="-2"/>
           <w:kern w:val="0"/>
           <w14:ligatures w14:val="none"/>
+          <w:sz w:val="22"/>
+          <w:szCs w:val="22"/>
         </w:rPr>
         <w:t>.</w:t>
       </w:r>
@@ -3799,47 +4480,53 @@
           <w:rFonts w:ascii="Arial Narrow" w:eastAsia="Arial Narrow" w:hAnsi="Arial Narrow" w:cs="Arial Narrow"/>
           <w:color w:val="000000"/>
           <w:kern w:val="0"/>
-          <w:lang w:eastAsia="es-PE"/>
-          <w14:ligatures w14:val="none"/>
-        </w:rPr>
-      </w:pPr>
-    </w:p>
-    <w:p>
-      <w:pPr>
-        <w:spacing w:after="0" w:line="240" w:lineRule="auto"/>
-        <w:jc w:val="both"/>
-        <w:rPr>
-          <w:rFonts w:ascii="Arial Narrow" w:eastAsia="Arial Narrow" w:hAnsi="Arial Narrow" w:cs="Arial Narrow"/>
-          <w:color w:val="000000"/>
-          <w:kern w:val="0"/>
-          <w:lang w:eastAsia="es-PE"/>
-          <w14:ligatures w14:val="none"/>
-        </w:rPr>
-      </w:pPr>
-      <w:r>
-        <w:rPr>
-          <w:rFonts w:ascii="Arial Narrow" w:hAnsi="Arial Narrow" w:cs="Arial Narrow"/>
+          <w:sz w:val="22"/>
+          <w:szCs w:val="22"/>
+          <w:lang w:eastAsia="es-PE"/>
+          <w14:ligatures w14:val="none"/>
+        </w:rPr>
+      </w:pPr>
+    </w:p>
+    <w:p>
+      <w:pPr>
+        <w:spacing w:after="0" w:line="240" w:lineRule="auto"/>
+        <w:jc w:val="both"/>
+        <w:rPr>
+          <w:rFonts w:ascii="Arial Narrow" w:eastAsia="Arial Narrow" w:hAnsi="Arial Narrow" w:cs="Arial Narrow"/>
+          <w:color w:val="000000"/>
+          <w:kern w:val="0"/>
+          <w:sz w:val="22"/>
+          <w:szCs w:val="22"/>
+          <w:lang w:eastAsia="es-PE"/>
+          <w14:ligatures w14:val="none"/>
+        </w:rPr>
+      </w:pPr>
+      <w:r>
+        <w:rPr>
+          <w:rFonts w:ascii="Arial Narrow" w:eastAsia="Arial Narrow" w:hAnsi="Arial Narrow" w:cs="Arial Narrow"/>
           <w:b w:val="1"/>
           <w:bCs w:val="1"/>
-          <w:sz w:val="20"/>
-          <w:szCs w:val="20"/>
+          <w:sz w:val="22"/>
+          <w:szCs w:val="22"/>
         </w:rPr>
         <w:t xml:space="preserve">CUARTO: </w:t>
       </w:r>
       <w:r>
         <w:rPr>
-          <w:rFonts w:ascii="Arial Narrow" w:hAnsi="Arial Narrow" w:cs="Arial Narrow"/>
-          <w:sz w:val="20"/>
-          <w:szCs w:val="20"/>
+          <w:rFonts w:ascii="Arial Narrow" w:eastAsia="Arial Narrow" w:hAnsi="Arial Narrow" w:cs="Arial Narrow"/>
+          <w:sz w:val="22"/>
+          <w:szCs w:val="22"/>
         </w:rPr>
         <w:t xml:space="preserve">correr traslado de la presente resolución a Mapfre Perú Compañía de Seguros y Reaseguros S.A. para que, de conformidad con lo dispuesto por el artículo 26 de la Ley sobre Facultades, Normas y Organización del Indecopi, aprobada por Decreto Legislativo 807</w:t>
       </w:r>
       <w:r>
         <w:rPr>
           <w:rStyle w:val="Refdenotaalpie"/>
-          <w:rFonts w:ascii="Arial Narrow" w:eastAsia="Times New Roman" w:hAnsi="Arial Narrow" w:cs="Times New Roman"/>
-          <w:color w:val="000000"/>
-          <w:kern w:val="0"/>
+          <w:rFonts w:ascii="Arial Narrow" w:eastAsia="Arial Narrow" w:hAnsi="Arial Narrow" w:cs="Arial Narrow"/>
+          <w:color w:val="000000"/>
+          <w:kern w:val="0"/>
+          <w:sz w:val="22"/>
+          <w:szCs w:val="22"/>
           <w:vertAlign w:val="superscript"/>
           <w:lang w:val="es-ES" w:eastAsia="es-ES"/>
           <w14:ligatures w14:val="none"/>
@@ -3848,18 +4535,20 @@
       </w:r>
       <w:r>
         <w:rPr>
-          <w:rFonts w:ascii="Arial Narrow" w:hAnsi="Arial Narrow" w:cs="Arial Narrow"/>
-          <w:sz w:val="20"/>
-          <w:szCs w:val="20"/>
+          <w:rFonts w:ascii="Arial Narrow" w:eastAsia="Arial Narrow" w:hAnsi="Arial Narrow" w:cs="Arial Narrow"/>
+          <w:sz w:val="22"/>
+          <w:szCs w:val="22"/>
         </w:rPr>
         <w:t xml:space="preserve">, presente sus descargos sobre la imputación de cargos realizada en un plazo no mayor a cinco (5) días hábiles contado a partir del día siguiente de la notificación de la presente resolución, vencido el cual, el Secretario Técnico declarará en rebeldía al denunciado que no lo hubiera presentado. Debe precisarse que de conformidad con lo establecido por el artículo 223 del Texto Único Ordenado de la Ley 27444, Ley del Procedimiento Administrativo General</w:t>
       </w:r>
       <w:r>
         <w:rPr>
           <w:rStyle w:val="Refdenotaalpie"/>
-          <w:rFonts w:ascii="Arial Narrow" w:eastAsia="Times New Roman" w:hAnsi="Arial Narrow" w:cs="Times New Roman"/>
-          <w:color w:val="000000"/>
-          <w:kern w:val="0"/>
+          <w:rFonts w:ascii="Arial Narrow" w:eastAsia="Arial Narrow" w:hAnsi="Arial Narrow" w:cs="Arial Narrow"/>
+          <w:color w:val="000000"/>
+          <w:kern w:val="0"/>
+          <w:sz w:val="22"/>
+          <w:szCs w:val="22"/>
           <w:vertAlign w:val="superscript"/>
           <w:lang w:val="es-ES" w:eastAsia="es-ES"/>
           <w14:ligatures w14:val="none"/>
@@ -3868,9 +4557,9 @@
       </w:r>
       <w:r>
         <w:rPr>
-          <w:rFonts w:ascii="Arial Narrow" w:hAnsi="Arial Narrow" w:cs="Arial Narrow"/>
-          <w:sz w:val="20"/>
-          <w:szCs w:val="20"/>
+          <w:rFonts w:ascii="Arial Narrow" w:eastAsia="Arial Narrow" w:hAnsi="Arial Narrow" w:cs="Arial Narrow"/>
+          <w:sz w:val="22"/>
+          <w:szCs w:val="22"/>
         </w:rPr>
         <w:t xml:space="preserve">, las alegaciones y los hechos relevantes de la reclamación, salvo que hayan sido específicamente negadas en la contestación, se tendrán por aceptadas o merituadas como ciertas.</w:t>
       </w:r>
@@ -3883,19 +4572,23 @@
           <w:rFonts w:ascii="Arial Narrow" w:eastAsia="Arial Narrow" w:hAnsi="Arial Narrow" w:cs="Arial Narrow"/>
           <w:color w:val="000000"/>
           <w:kern w:val="0"/>
-          <w:lang w:eastAsia="es-PE"/>
-          <w14:ligatures w14:val="none"/>
-        </w:rPr>
-      </w:pPr>
-    </w:p>
-    <w:p>
-      <w:pPr>
-        <w:spacing w:after="0" w:line="240" w:lineRule="auto"/>
-        <w:jc w:val="both"/>
-        <w:rPr>
-          <w:rFonts w:ascii="Arial Narrow" w:eastAsia="Times New Roman" w:hAnsi="Arial Narrow" w:cs="Arial"/>
-          <w:color w:val="000000"/>
-          <w:kern w:val="0"/>
+          <w:sz w:val="22"/>
+          <w:szCs w:val="22"/>
+          <w:lang w:eastAsia="es-PE"/>
+          <w14:ligatures w14:val="none"/>
+        </w:rPr>
+      </w:pPr>
+    </w:p>
+    <w:p>
+      <w:pPr>
+        <w:spacing w:after="0" w:line="240" w:lineRule="auto"/>
+        <w:jc w:val="both"/>
+        <w:rPr>
+          <w:rFonts w:ascii="Arial Narrow" w:eastAsia="Arial Narrow" w:hAnsi="Arial Narrow" w:cs="Arial Narrow"/>
+          <w:color w:val="000000"/>
+          <w:kern w:val="0"/>
+          <w:sz w:val="22"/>
+          <w:szCs w:val="22"/>
           <w:lang w:val="es-ES" w:eastAsia="es-ES"/>
           <w14:ligatures w14:val="none"/>
         </w:rPr>
@@ -3906,6 +4599,8 @@
           <w:b/>
           <w:color w:val="000000"/>
           <w:kern w:val="0"/>
+          <w:sz w:val="22"/>
+          <w:szCs w:val="22"/>
           <w:lang w:eastAsia="es-PE"/>
           <w14:ligatures w14:val="none"/>
         </w:rPr>
@@ -3914,9 +4609,11 @@
       <w:bookmarkStart w:id="9" w:name="_Hlk188286813"/>
       <w:r>
         <w:rPr>
-          <w:rFonts w:ascii="Arial Narrow" w:eastAsia="Times New Roman" w:hAnsi="Arial Narrow" w:cs="Arial"/>
-          <w:color w:val="000000"/>
-          <w:kern w:val="0"/>
+          <w:rFonts w:ascii="Arial Narrow" w:eastAsia="Arial Narrow" w:hAnsi="Arial Narrow" w:cs="Arial Narrow"/>
+          <w:color w:val="000000"/>
+          <w:kern w:val="0"/>
+          <w:sz w:val="22"/>
+          <w:szCs w:val="22"/>
           <w:lang w:eastAsia="es-ES"/>
           <w14:ligatures w14:val="none"/>
         </w:rPr>
@@ -3924,9 +4621,11 @@
       </w:r>
       <w:r>
         <w:rPr>
-          <w:rFonts w:ascii="Arial Narrow" w:eastAsia="Times New Roman" w:hAnsi="Arial Narrow" w:cs="Arial"/>
-          <w:color w:val="000000"/>
-          <w:kern w:val="0"/>
+          <w:rFonts w:ascii="Arial Narrow" w:eastAsia="Arial Narrow" w:hAnsi="Arial Narrow" w:cs="Arial Narrow"/>
+          <w:color w:val="000000"/>
+          <w:kern w:val="0"/>
+          <w:sz w:val="22"/>
+          <w:szCs w:val="22"/>
           <w:lang w:val="es-ES" w:eastAsia="es-ES"/>
           <w14:ligatures w14:val="none"/>
         </w:rPr>
@@ -3934,9 +4633,11 @@
       </w:r>
       <w:r>
         <w:rPr>
-          <w:rFonts w:ascii="Arial Narrow" w:eastAsia="Times New Roman" w:hAnsi="Arial Narrow" w:cs="Arial"/>
-          <w:color w:val="000000"/>
-          <w:kern w:val="0"/>
+          <w:rFonts w:ascii="Arial Narrow" w:eastAsia="Arial Narrow" w:hAnsi="Arial Narrow" w:cs="Arial Narrow"/>
+          <w:color w:val="000000"/>
+          <w:kern w:val="0"/>
+          <w:sz w:val="22"/>
+          <w:szCs w:val="22"/>
           <w:lang w:eastAsia="es-ES"/>
           <w14:ligatures w14:val="none"/>
         </w:rPr>
@@ -3945,9 +4646,11 @@
       <w:bookmarkEnd w:id="9"/>
       <w:r>
         <w:rPr>
-          <w:rFonts w:ascii="Arial Narrow" w:eastAsia="Times New Roman" w:hAnsi="Arial Narrow" w:cs="Arial"/>
-          <w:color w:val="000000"/>
-          <w:kern w:val="0"/>
+          <w:rFonts w:ascii="Arial Narrow" w:eastAsia="Arial Narrow" w:hAnsi="Arial Narrow" w:cs="Arial Narrow"/>
+          <w:color w:val="000000"/>
+          <w:kern w:val="0"/>
+          <w:sz w:val="22"/>
+          <w:szCs w:val="22"/>
           <w:lang w:eastAsia="es-ES"/>
           <w14:ligatures w14:val="none"/>
         </w:rPr>
@@ -3956,9 +4659,11 @@
       <w:bookmarkStart w:id="10" w:name="_Hlk188286828"/>
       <w:r>
         <w:rPr>
-          <w:rFonts w:ascii="Arial Narrow" w:eastAsia="Times New Roman" w:hAnsi="Arial Narrow" w:cs="Times New Roman"/>
-          <w:color w:val="000000"/>
-          <w:kern w:val="0"/>
+          <w:rFonts w:ascii="Arial Narrow" w:eastAsia="Arial Narrow" w:hAnsi="Arial Narrow" w:cs="Arial Narrow"/>
+          <w:color w:val="000000"/>
+          <w:kern w:val="0"/>
+          <w:sz w:val="22"/>
+          <w:szCs w:val="22"/>
           <w:shd w:val="clear" w:color="auto" w:fill="FFFFFF"/>
           <w:lang w:eastAsia="es-PE"/>
           <w14:ligatures w14:val="none"/>
@@ -3967,9 +4672,11 @@
       </w:r>
       <w:r>
         <w:rPr>
-          <w:rFonts w:ascii="Arial Narrow" w:eastAsia="Times New Roman" w:hAnsi="Arial Narrow" w:cs="Arial"/>
-          <w:color w:val="000000"/>
-          <w:kern w:val="0"/>
+          <w:rFonts w:ascii="Arial Narrow" w:eastAsia="Arial Narrow" w:hAnsi="Arial Narrow" w:cs="Arial Narrow"/>
+          <w:color w:val="000000"/>
+          <w:kern w:val="0"/>
+          <w:sz w:val="22"/>
+          <w:szCs w:val="22"/>
           <w:lang w:eastAsia="es-ES"/>
           <w14:ligatures w14:val="none"/>
         </w:rPr>
@@ -3978,9 +4685,11 @@
       <w:bookmarkEnd w:id="10"/>
       <w:r>
         <w:rPr>
-          <w:rFonts w:ascii="Arial Narrow" w:eastAsia="Times New Roman" w:hAnsi="Arial Narrow" w:cs="Arial"/>
-          <w:color w:val="000000"/>
-          <w:kern w:val="0"/>
+          <w:rFonts w:ascii="Arial Narrow" w:eastAsia="Arial Narrow" w:hAnsi="Arial Narrow" w:cs="Arial Narrow"/>
+          <w:color w:val="000000"/>
+          <w:kern w:val="0"/>
+          <w:sz w:val="22"/>
+          <w:szCs w:val="22"/>
           <w:lang w:val="es-ES" w:eastAsia="es-ES"/>
           <w14:ligatures w14:val="none"/>
         </w:rPr>
@@ -3988,9 +4697,11 @@
       </w:r>
       <w:r>
         <w:rPr>
-          <w:rFonts w:ascii="Arial Narrow" w:eastAsia="Times New Roman" w:hAnsi="Arial Narrow" w:cs="Arial"/>
-          <w:color w:val="000000"/>
-          <w:kern w:val="0"/>
+          <w:rFonts w:ascii="Arial Narrow" w:eastAsia="Arial Narrow" w:hAnsi="Arial Narrow" w:cs="Arial Narrow"/>
+          <w:color w:val="000000"/>
+          <w:kern w:val="0"/>
+          <w:sz w:val="22"/>
+          <w:szCs w:val="22"/>
           <w:lang w:val="es-ES" w:eastAsia="es-ES"/>
           <w14:ligatures w14:val="none"/>
         </w:rPr>
@@ -3999,9 +4710,11 @@
       <w:proofErr w:type="spellStart"/>
       <w:r>
         <w:rPr>
-          <w:rFonts w:ascii="Arial Narrow" w:eastAsia="Times New Roman" w:hAnsi="Arial Narrow" w:cs="Arial"/>
-          <w:color w:val="000000"/>
-          <w:kern w:val="0"/>
+          <w:rFonts w:ascii="Arial Narrow" w:eastAsia="Arial Narrow" w:hAnsi="Arial Narrow" w:cs="Arial Narrow"/>
+          <w:color w:val="000000"/>
+          <w:kern w:val="0"/>
+          <w:sz w:val="22"/>
+          <w:szCs w:val="22"/>
           <w:lang w:val="es-ES" w:eastAsia="es-ES"/>
           <w14:ligatures w14:val="none"/>
         </w:rPr>
@@ -4010,9 +4723,11 @@
       <w:proofErr w:type="spellEnd"/>
       <w:r>
         <w:rPr>
-          <w:rFonts w:ascii="Arial Narrow" w:eastAsia="Times New Roman" w:hAnsi="Arial Narrow" w:cs="Arial"/>
-          <w:color w:val="000000"/>
-          <w:kern w:val="0"/>
+          <w:rFonts w:ascii="Arial Narrow" w:eastAsia="Arial Narrow" w:hAnsi="Arial Narrow" w:cs="Arial Narrow"/>
+          <w:color w:val="000000"/>
+          <w:kern w:val="0"/>
+          <w:sz w:val="22"/>
+          <w:szCs w:val="22"/>
           <w:lang w:val="es-ES" w:eastAsia="es-ES"/>
           <w14:ligatures w14:val="none"/>
         </w:rPr>
@@ -4021,9 +4736,11 @@
       <w:proofErr w:type="spellStart"/>
       <w:r>
         <w:rPr>
-          <w:rFonts w:ascii="Arial Narrow" w:eastAsia="Times New Roman" w:hAnsi="Arial Narrow" w:cs="Arial"/>
-          <w:color w:val="000000"/>
-          <w:kern w:val="0"/>
+          <w:rFonts w:ascii="Arial Narrow" w:eastAsia="Arial Narrow" w:hAnsi="Arial Narrow" w:cs="Arial Narrow"/>
+          <w:color w:val="000000"/>
+          <w:kern w:val="0"/>
+          <w:sz w:val="22"/>
+          <w:szCs w:val="22"/>
           <w:lang w:val="es-ES" w:eastAsia="es-ES"/>
           <w14:ligatures w14:val="none"/>
         </w:rPr>
@@ -4032,9 +4749,11 @@
       <w:proofErr w:type="spellEnd"/>
       <w:r>
         <w:rPr>
-          <w:rFonts w:ascii="Arial Narrow" w:eastAsia="Times New Roman" w:hAnsi="Arial Narrow" w:cs="Arial"/>
-          <w:color w:val="000000"/>
-          <w:kern w:val="0"/>
+          <w:rFonts w:ascii="Arial Narrow" w:eastAsia="Arial Narrow" w:hAnsi="Arial Narrow" w:cs="Arial Narrow"/>
+          <w:color w:val="000000"/>
+          <w:kern w:val="0"/>
+          <w:sz w:val="22"/>
+          <w:szCs w:val="22"/>
           <w:lang w:val="es-ES" w:eastAsia="es-ES"/>
           <w14:ligatures w14:val="none"/>
         </w:rPr>
@@ -4043,9 +4762,11 @@
       <w:proofErr w:type="spellStart"/>
       <w:r>
         <w:rPr>
-          <w:rFonts w:ascii="Arial Narrow" w:eastAsia="Times New Roman" w:hAnsi="Arial Narrow" w:cs="Arial"/>
-          <w:color w:val="000000"/>
-          <w:kern w:val="0"/>
+          <w:rFonts w:ascii="Arial Narrow" w:eastAsia="Arial Narrow" w:hAnsi="Arial Narrow" w:cs="Arial Narrow"/>
+          <w:color w:val="000000"/>
+          <w:kern w:val="0"/>
+          <w:sz w:val="22"/>
+          <w:szCs w:val="22"/>
           <w:lang w:val="es-ES" w:eastAsia="es-ES"/>
           <w14:ligatures w14:val="none"/>
         </w:rPr>
@@ -4054,9 +4775,11 @@
       <w:proofErr w:type="spellEnd"/>
       <w:r>
         <w:rPr>
-          <w:rFonts w:ascii="Arial Narrow" w:eastAsia="Times New Roman" w:hAnsi="Arial Narrow" w:cs="Arial"/>
-          <w:color w:val="000000"/>
-          <w:kern w:val="0"/>
+          <w:rFonts w:ascii="Arial Narrow" w:eastAsia="Arial Narrow" w:hAnsi="Arial Narrow" w:cs="Arial Narrow"/>
+          <w:color w:val="000000"/>
+          <w:kern w:val="0"/>
+          <w:sz w:val="22"/>
+          <w:szCs w:val="22"/>
           <w:lang w:val="es-ES" w:eastAsia="es-ES"/>
           <w14:ligatures w14:val="none"/>
         </w:rPr>
@@ -4064,9 +4787,11 @@
       </w:r>
       <w:r>
         <w:rPr>
-          <w:rFonts w:ascii="Arial Narrow" w:eastAsia="Times New Roman" w:hAnsi="Arial Narrow" w:cs="Arial"/>
-          <w:color w:val="000000"/>
-          <w:kern w:val="0"/>
+          <w:rFonts w:ascii="Arial Narrow" w:eastAsia="Arial Narrow" w:hAnsi="Arial Narrow" w:cs="Arial Narrow"/>
+          <w:color w:val="000000"/>
+          <w:kern w:val="0"/>
+          <w:sz w:val="22"/>
+          <w:szCs w:val="22"/>
           <w:lang w:val="es-ES" w:eastAsia="es-ES"/>
           <w14:ligatures w14:val="none"/>
         </w:rPr>
@@ -4076,9 +4801,11 @@
       <w:proofErr w:type="spellStart"/>
       <w:r>
         <w:rPr>
-          <w:rFonts w:ascii="Arial Narrow" w:eastAsia="Times New Roman" w:hAnsi="Arial Narrow" w:cs="Arial"/>
-          <w:color w:val="000000"/>
-          <w:kern w:val="0"/>
+          <w:rFonts w:ascii="Arial Narrow" w:eastAsia="Arial Narrow" w:hAnsi="Arial Narrow" w:cs="Arial Narrow"/>
+          <w:color w:val="000000"/>
+          <w:kern w:val="0"/>
+          <w:sz w:val="22"/>
+          <w:szCs w:val="22"/>
           <w:lang w:val="es-ES" w:eastAsia="es-ES"/>
           <w14:ligatures w14:val="none"/>
         </w:rPr>
@@ -4087,9 +4814,11 @@
       <w:proofErr w:type="spellEnd"/>
       <w:r>
         <w:rPr>
-          <w:rFonts w:ascii="Arial Narrow" w:eastAsia="Times New Roman" w:hAnsi="Arial Narrow" w:cs="Arial"/>
-          <w:color w:val="000000"/>
-          <w:kern w:val="0"/>
+          <w:rFonts w:ascii="Arial Narrow" w:eastAsia="Arial Narrow" w:hAnsi="Arial Narrow" w:cs="Arial Narrow"/>
+          <w:color w:val="000000"/>
+          <w:kern w:val="0"/>
+          <w:sz w:val="22"/>
+          <w:szCs w:val="22"/>
           <w:lang w:val="es-ES" w:eastAsia="es-ES"/>
           <w14:ligatures w14:val="none"/>
         </w:rPr>
@@ -4097,9 +4826,11 @@
       </w:r>
       <w:r>
         <w:rPr>
-          <w:rFonts w:ascii="Arial Narrow" w:eastAsia="Times New Roman" w:hAnsi="Arial Narrow" w:cs="Arial"/>
-          <w:color w:val="000000"/>
-          <w:kern w:val="0"/>
+          <w:rFonts w:ascii="Arial Narrow" w:eastAsia="Arial Narrow" w:hAnsi="Arial Narrow" w:cs="Arial Narrow"/>
+          <w:color w:val="000000"/>
+          <w:kern w:val="0"/>
+          <w:sz w:val="22"/>
+          <w:szCs w:val="22"/>
           <w:lang w:val="es-ES" w:eastAsia="es-ES"/>
           <w14:ligatures w14:val="none"/>
         </w:rPr>
@@ -4115,6 +4846,8 @@
           <w:b/>
           <w:color w:val="000000"/>
           <w:kern w:val="0"/>
+          <w:sz w:val="22"/>
+          <w:szCs w:val="22"/>
           <w:lang w:val="es-ES" w:eastAsia="es-PE"/>
           <w14:ligatures w14:val="none"/>
         </w:rPr>
@@ -4128,16 +4861,20 @@
           <w:rFonts w:ascii="Arial Narrow" w:eastAsia="Arial Narrow" w:hAnsi="Arial Narrow" w:cs="Arial Narrow"/>
           <w:color w:val="000000"/>
           <w:kern w:val="0"/>
-          <w:lang w:eastAsia="es-PE"/>
-          <w14:ligatures w14:val="none"/>
-        </w:rPr>
-      </w:pPr>
-      <w:r>
-        <w:rPr>
-          <w:rFonts w:ascii="Arial Narrow" w:eastAsia="Arial Narrow" w:hAnsi="Arial Narrow" w:cs="Arial Narrow"/>
-          <w:b/>
-          <w:color w:val="000000"/>
-          <w:kern w:val="0"/>
+          <w:sz w:val="22"/>
+          <w:szCs w:val="22"/>
+          <w:lang w:eastAsia="es-PE"/>
+          <w14:ligatures w14:val="none"/>
+        </w:rPr>
+      </w:pPr>
+      <w:r>
+        <w:rPr>
+          <w:rFonts w:ascii="Arial Narrow" w:eastAsia="Arial Narrow" w:hAnsi="Arial Narrow" w:cs="Arial Narrow"/>
+          <w:b/>
+          <w:color w:val="000000"/>
+          <w:kern w:val="0"/>
+          <w:sz w:val="22"/>
+          <w:szCs w:val="22"/>
           <w:lang w:eastAsia="es-PE"/>
           <w14:ligatures w14:val="none"/>
         </w:rPr>
@@ -4148,6 +4885,8 @@
           <w:rFonts w:ascii="Arial Narrow" w:eastAsia="Arial Narrow" w:hAnsi="Arial Narrow" w:cs="Arial Narrow"/>
           <w:color w:val="000000"/>
           <w:kern w:val="0"/>
+          <w:sz w:val="22"/>
+          <w:szCs w:val="22"/>
           <w:lang w:eastAsia="es-PE"/>
           <w14:ligatures w14:val="none"/>
         </w:rPr>
@@ -4159,6 +4898,8 @@
           <w:rFonts w:ascii="Arial Narrow" w:eastAsia="Arial Narrow" w:hAnsi="Arial Narrow" w:cs="Arial Narrow"/>
           <w:color w:val="000000"/>
           <w:kern w:val="0"/>
+          <w:sz w:val="22"/>
+          <w:szCs w:val="22"/>
           <w:lang w:eastAsia="es-PE"/>
           <w14:ligatures w14:val="none"/>
         </w:rPr>
@@ -4166,9 +4907,11 @@
       </w:r>
       <w:r>
         <w:rPr>
-          <w:rFonts w:ascii="Arial Narrow" w:eastAsia="Times New Roman" w:hAnsi="Arial Narrow" w:cs="Segoe UI"/>
-          <w:color w:val="000000"/>
-          <w:kern w:val="0"/>
+          <w:rFonts w:ascii="Arial Narrow" w:eastAsia="Arial Narrow" w:hAnsi="Arial Narrow" w:cs="Arial Narrow"/>
+          <w:color w:val="000000"/>
+          <w:kern w:val="0"/>
+          <w:sz w:val="22"/>
+          <w:szCs w:val="22"/>
           <w:lang w:eastAsia="es-PE"/>
           <w14:ligatures w14:val="none"/>
         </w:rPr>
@@ -4179,6 +4922,8 @@
           <w:rFonts w:ascii="Arial Narrow" w:eastAsia="Arial Narrow" w:hAnsi="Arial Narrow" w:cs="Arial Narrow"/>
           <w:color w:val="000000"/>
           <w:kern w:val="0"/>
+          <w:sz w:val="22"/>
+          <w:szCs w:val="22"/>
           <w:lang w:eastAsia="es-PE"/>
           <w14:ligatures w14:val="none"/>
         </w:rPr>
@@ -4187,9 +4932,11 @@
       <w:r>
         <w:rPr>
           <w:rStyle w:val="Refdenotaalpie"/>
-          <w:rFonts w:ascii="Arial Narrow" w:eastAsia="Arial Narrow" w:hAnsi="Arial Narrow" w:cs="Times New Roman"/>
-          <w:color w:val="000000"/>
-          <w:kern w:val="0"/>
+          <w:rFonts w:ascii="Arial Narrow" w:eastAsia="Arial Narrow" w:hAnsi="Arial Narrow" w:cs="Arial Narrow"/>
+          <w:color w:val="000000"/>
+          <w:kern w:val="0"/>
+          <w:sz w:val="22"/>
+          <w:szCs w:val="22"/>
           <w:vertAlign w:val="superscript"/>
           <w:lang w:eastAsia="es-PE"/>
           <w14:ligatures w14:val="none"/>
@@ -4201,6 +4948,8 @@
           <w:rFonts w:ascii="Arial Narrow" w:eastAsia="Arial Narrow" w:hAnsi="Arial Narrow" w:cs="Arial Narrow"/>
           <w:color w:val="000000"/>
           <w:kern w:val="0"/>
+          <w:sz w:val="22"/>
+          <w:szCs w:val="22"/>
           <w:lang w:eastAsia="es-PE"/>
           <w14:ligatures w14:val="none"/>
         </w:rPr>
@@ -4208,9 +4957,11 @@
       </w:r>
       <w:r>
         <w:rPr>
-          <w:rFonts w:ascii="Arial Narrow" w:eastAsia="Times New Roman" w:hAnsi="Arial Narrow" w:cs="Segoe UI"/>
-          <w:color w:val="000000"/>
-          <w:kern w:val="0"/>
+          <w:rFonts w:ascii="Arial Narrow" w:eastAsia="Arial Narrow" w:hAnsi="Arial Narrow" w:cs="Arial Narrow"/>
+          <w:color w:val="000000"/>
+          <w:kern w:val="0"/>
+          <w:sz w:val="22"/>
+          <w:szCs w:val="22"/>
           <w:lang w:eastAsia="es-PE"/>
           <w14:ligatures w14:val="none"/>
         </w:rPr>
@@ -4221,6 +4972,8 @@
           <w:rFonts w:ascii="Arial Narrow" w:eastAsia="Arial Narrow" w:hAnsi="Arial Narrow" w:cs="Arial Narrow"/>
           <w:color w:val="000000"/>
           <w:kern w:val="0"/>
+          <w:sz w:val="22"/>
+          <w:szCs w:val="22"/>
           <w:lang w:eastAsia="es-PE"/>
           <w14:ligatures w14:val="none"/>
         </w:rPr>
@@ -4228,9 +4981,11 @@
       </w:r>
       <w:r>
         <w:rPr>
-          <w:rFonts w:ascii="Arial Narrow" w:eastAsia="Times New Roman" w:hAnsi="Arial Narrow" w:cs="Segoe UI"/>
-          <w:color w:val="000000"/>
-          <w:kern w:val="0"/>
+          <w:rFonts w:ascii="Arial Narrow" w:eastAsia="Arial Narrow" w:hAnsi="Arial Narrow" w:cs="Arial Narrow"/>
+          <w:color w:val="000000"/>
+          <w:kern w:val="0"/>
+          <w:sz w:val="22"/>
+          <w:szCs w:val="22"/>
           <w:lang w:eastAsia="es-PE"/>
           <w14:ligatures w14:val="none"/>
         </w:rPr>
@@ -4241,6 +4996,8 @@
           <w:rFonts w:ascii="Arial Narrow" w:eastAsia="Arial Narrow" w:hAnsi="Arial Narrow" w:cs="Arial Narrow"/>
           <w:color w:val="000000"/>
           <w:kern w:val="0"/>
+          <w:sz w:val="22"/>
+          <w:szCs w:val="22"/>
           <w:lang w:eastAsia="es-PE"/>
           <w14:ligatures w14:val="none"/>
         </w:rPr>
@@ -4248,9 +5005,11 @@
       </w:r>
       <w:r>
         <w:rPr>
-          <w:rFonts w:ascii="Arial Narrow" w:eastAsia="Times New Roman" w:hAnsi="Arial Narrow" w:cs="Segoe UI"/>
-          <w:color w:val="000000"/>
-          <w:kern w:val="0"/>
+          <w:rFonts w:ascii="Arial Narrow" w:eastAsia="Arial Narrow" w:hAnsi="Arial Narrow" w:cs="Arial Narrow"/>
+          <w:color w:val="000000"/>
+          <w:kern w:val="0"/>
+          <w:sz w:val="22"/>
+          <w:szCs w:val="22"/>
           <w:lang w:eastAsia="es-PE"/>
           <w14:ligatures w14:val="none"/>
         </w:rPr>
@@ -4261,6 +5020,8 @@
           <w:rFonts w:ascii="Arial Narrow" w:eastAsia="Arial Narrow" w:hAnsi="Arial Narrow" w:cs="Arial Narrow"/>
           <w:color w:val="000000"/>
           <w:kern w:val="0"/>
+          <w:sz w:val="22"/>
+          <w:szCs w:val="22"/>
           <w:lang w:eastAsia="es-PE"/>
           <w14:ligatures w14:val="none"/>
         </w:rPr>
@@ -4269,9 +5030,11 @@
       <w:r>
         <w:rPr>
           <w:rStyle w:val="Refdenotaalpie"/>
-          <w:rFonts w:ascii="Arial Narrow" w:eastAsia="Arial Narrow" w:hAnsi="Arial Narrow" w:cs="Times New Roman"/>
-          <w:color w:val="000000"/>
-          <w:kern w:val="0"/>
+          <w:rFonts w:ascii="Arial Narrow" w:eastAsia="Arial Narrow" w:hAnsi="Arial Narrow" w:cs="Arial Narrow"/>
+          <w:color w:val="000000"/>
+          <w:kern w:val="0"/>
+          <w:sz w:val="22"/>
+          <w:szCs w:val="22"/>
           <w:vertAlign w:val="superscript"/>
           <w:lang w:eastAsia="es-PE"/>
           <w14:ligatures w14:val="none"/>
@@ -4283,6 +5046,8 @@
           <w:rFonts w:ascii="Arial Narrow" w:eastAsia="Arial Narrow" w:hAnsi="Arial Narrow" w:cs="Arial Narrow"/>
           <w:color w:val="000000"/>
           <w:kern w:val="0"/>
+          <w:sz w:val="22"/>
+          <w:szCs w:val="22"/>
           <w:lang w:eastAsia="es-PE"/>
           <w14:ligatures w14:val="none"/>
         </w:rPr>
@@ -4294,6 +5059,8 @@
           <w:rFonts w:ascii="Arial Narrow" w:eastAsia="Arial Narrow" w:hAnsi="Arial Narrow" w:cs="Arial Narrow"/>
           <w:color w:val="000000"/>
           <w:kern w:val="0"/>
+          <w:sz w:val="22"/>
+          <w:szCs w:val="22"/>
           <w:lang w:eastAsia="es-PE"/>
           <w14:ligatures w14:val="none"/>
         </w:rPr>
@@ -4302,9 +5069,11 @@
       </w:r>
       <w:r>
         <w:rPr>
-          <w:rFonts w:ascii="Arial Narrow" w:eastAsia="Times New Roman" w:hAnsi="Arial Narrow" w:cs="Segoe UI"/>
-          <w:color w:val="000000"/>
-          <w:kern w:val="0"/>
+          <w:rFonts w:ascii="Arial Narrow" w:eastAsia="Arial Narrow" w:hAnsi="Arial Narrow" w:cs="Arial Narrow"/>
+          <w:color w:val="000000"/>
+          <w:kern w:val="0"/>
+          <w:sz w:val="22"/>
+          <w:szCs w:val="22"/>
           <w:lang w:eastAsia="es-PE"/>
           <w14:ligatures w14:val="none"/>
         </w:rPr>
@@ -4315,6 +5084,8 @@
           <w:rFonts w:ascii="Arial Narrow" w:eastAsia="Arial Narrow" w:hAnsi="Arial Narrow" w:cs="Arial Narrow"/>
           <w:color w:val="000000"/>
           <w:kern w:val="0"/>
+          <w:sz w:val="22"/>
+          <w:szCs w:val="22"/>
           <w:lang w:eastAsia="es-PE"/>
           <w14:ligatures w14:val="none"/>
         </w:rPr>
@@ -4323,9 +5094,11 @@
       <w:r>
         <w:rPr>
           <w:rStyle w:val="Refdenotaalpie"/>
-          <w:rFonts w:ascii="Arial Narrow" w:eastAsia="Arial Narrow" w:hAnsi="Arial Narrow" w:cs="Times New Roman"/>
-          <w:color w:val="000000"/>
-          <w:kern w:val="0"/>
+          <w:rFonts w:ascii="Arial Narrow" w:eastAsia="Arial Narrow" w:hAnsi="Arial Narrow" w:cs="Arial Narrow"/>
+          <w:color w:val="000000"/>
+          <w:kern w:val="0"/>
+          <w:sz w:val="22"/>
+          <w:szCs w:val="22"/>
           <w:vertAlign w:val="superscript"/>
           <w:lang w:eastAsia="es-PE"/>
           <w14:ligatures w14:val="none"/>
@@ -4337,6 +5110,8 @@
           <w:rFonts w:ascii="Arial Narrow" w:eastAsia="Arial Narrow" w:hAnsi="Arial Narrow" w:cs="Arial Narrow"/>
           <w:color w:val="000000"/>
           <w:kern w:val="0"/>
+          <w:sz w:val="22"/>
+          <w:szCs w:val="22"/>
           <w:lang w:eastAsia="es-PE"/>
           <w14:ligatures w14:val="none"/>
         </w:rPr>
@@ -4353,6 +5128,8 @@
           <w:b/>
           <w:color w:val="000000"/>
           <w:kern w:val="0"/>
+          <w:sz w:val="22"/>
+          <w:szCs w:val="22"/>
           <w:lang w:eastAsia="es-PE"/>
           <w14:ligatures w14:val="none"/>
         </w:rPr>
@@ -4367,16 +5144,20 @@
           <w:rFonts w:ascii="Arial Narrow" w:eastAsia="Arial Narrow" w:hAnsi="Arial Narrow" w:cs="Arial Narrow"/>
           <w:color w:val="000000"/>
           <w:kern w:val="0"/>
-          <w:lang w:eastAsia="es-PE"/>
-          <w14:ligatures w14:val="none"/>
-        </w:rPr>
-      </w:pPr>
-      <w:r>
-        <w:rPr>
-          <w:rFonts w:ascii="Arial Narrow" w:eastAsia="Arial Narrow" w:hAnsi="Arial Narrow" w:cs="Arial Narrow"/>
-          <w:b/>
-          <w:color w:val="000000"/>
-          <w:kern w:val="0"/>
+          <w:sz w:val="22"/>
+          <w:szCs w:val="22"/>
+          <w:lang w:eastAsia="es-PE"/>
+          <w14:ligatures w14:val="none"/>
+        </w:rPr>
+      </w:pPr>
+      <w:r>
+        <w:rPr>
+          <w:rFonts w:ascii="Arial Narrow" w:eastAsia="Arial Narrow" w:hAnsi="Arial Narrow" w:cs="Arial Narrow"/>
+          <w:b/>
+          <w:color w:val="000000"/>
+          <w:kern w:val="0"/>
+          <w:sz w:val="22"/>
+          <w:szCs w:val="22"/>
           <w:lang w:eastAsia="es-PE"/>
           <w14:ligatures w14:val="none"/>
         </w:rPr>
@@ -4387,6 +5168,8 @@
           <w:rFonts w:ascii="Arial Narrow" w:eastAsia="Arial Narrow" w:hAnsi="Arial Narrow" w:cs="Arial Narrow"/>
           <w:color w:val="000000"/>
           <w:kern w:val="0"/>
+          <w:sz w:val="22"/>
+          <w:szCs w:val="22"/>
           <w:lang w:eastAsia="es-PE"/>
           <w14:ligatures w14:val="none"/>
         </w:rPr>
@@ -4394,9 +5177,11 @@
       </w:r>
       <w:r>
         <w:rPr>
-          <w:rFonts w:ascii="Arial Narrow" w:eastAsia="Times New Roman" w:hAnsi="Arial Narrow" w:cs="Segoe UI"/>
-          <w:color w:val="000000"/>
-          <w:kern w:val="0"/>
+          <w:rFonts w:ascii="Arial Narrow" w:eastAsia="Arial Narrow" w:hAnsi="Arial Narrow" w:cs="Arial Narrow"/>
+          <w:color w:val="000000"/>
+          <w:kern w:val="0"/>
+          <w:sz w:val="22"/>
+          <w:szCs w:val="22"/>
           <w:lang w:eastAsia="es-PE"/>
           <w14:ligatures w14:val="none"/>
         </w:rPr>
@@ -4407,6 +5192,8 @@
           <w:rFonts w:ascii="Arial Narrow" w:eastAsia="Arial Narrow" w:hAnsi="Arial Narrow" w:cs="Arial Narrow"/>
           <w:color w:val="000000"/>
           <w:kern w:val="0"/>
+          <w:sz w:val="22"/>
+          <w:szCs w:val="22"/>
           <w:lang w:eastAsia="es-PE"/>
           <w14:ligatures w14:val="none"/>
         </w:rPr>
@@ -4422,6 +5209,8 @@
           <w:rFonts w:ascii="Arial Narrow" w:eastAsia="Arial Narrow" w:hAnsi="Arial Narrow" w:cs="Arial Narrow"/>
           <w:color w:val="000000"/>
           <w:kern w:val="0"/>
+          <w:sz w:val="22"/>
+          <w:szCs w:val="22"/>
           <w:lang w:eastAsia="es-PE"/>
           <w14:ligatures w14:val="none"/>
         </w:rPr>
@@ -4433,44 +5222,54 @@
         <w:spacing w:after="0" w:line="240" w:lineRule="auto"/>
         <w:jc w:val="both"/>
         <w:rPr>
-          <w:rFonts w:ascii="Arial Narrow" w:eastAsia="Calibri" w:hAnsi="Arial Narrow" w:cs="Arial"/>
-          <w:kern w:val="0"/>
+          <w:rFonts w:ascii="Arial Narrow" w:eastAsia="Arial Narrow" w:hAnsi="Arial Narrow" w:cs="Arial Narrow"/>
+          <w:kern w:val="0"/>
+          <w:sz w:val="22"/>
+          <w:szCs w:val="22"/>
           <w:u w:val="single"/>
           <w14:ligatures w14:val="none"/>
         </w:rPr>
       </w:pPr>
       <w:r>
         <w:rPr>
-          <w:rFonts w:ascii="Arial Narrow" w:eastAsia="Calibri" w:hAnsi="Arial Narrow" w:cs="Arial"/>
+          <w:rFonts w:ascii="Arial Narrow" w:eastAsia="Arial Narrow" w:hAnsi="Arial Narrow" w:cs="Arial Narrow"/>
           <w:b/>
           <w:bCs/>
           <w:kern w:val="0"/>
           <w14:ligatures w14:val="none"/>
+          <w:sz w:val="22"/>
+          <w:szCs w:val="22"/>
         </w:rPr>
         <w:t>OCTAVO</w:t>
       </w:r>
       <w:r>
         <w:rPr>
-          <w:rFonts w:ascii="Arial Narrow" w:eastAsia="Calibri" w:hAnsi="Arial Narrow" w:cs="Arial"/>
-          <w:b/>
-          <w:kern w:val="0"/>
-          <w14:ligatures w14:val="none"/>
+          <w:rFonts w:ascii="Arial Narrow" w:eastAsia="Arial Narrow" w:hAnsi="Arial Narrow" w:cs="Arial Narrow"/>
+          <w:b/>
+          <w:kern w:val="0"/>
+          <w14:ligatures w14:val="none"/>
+          <w:sz w:val="22"/>
+          <w:szCs w:val="22"/>
         </w:rPr>
         <w:t>:</w:t>
       </w:r>
       <w:r>
         <w:rPr>
-          <w:rFonts w:ascii="Arial Narrow" w:eastAsia="Calibri" w:hAnsi="Arial Narrow" w:cs="Arial"/>
-          <w:kern w:val="0"/>
-          <w14:ligatures w14:val="none"/>
+          <w:rFonts w:ascii="Arial Narrow" w:eastAsia="Arial Narrow" w:hAnsi="Arial Narrow" w:cs="Arial Narrow"/>
+          <w:kern w:val="0"/>
+          <w14:ligatures w14:val="none"/>
+          <w:sz w:val="22"/>
+          <w:szCs w:val="22"/>
         </w:rPr>
         <w:t xml:space="preserve"> comunicar a las partes que, de acuerdo a lo señalado por el artículo 29</w:t>
       </w:r>
       <w:r>
         <w:rPr>
-          <w:rFonts w:ascii="Arial Narrow" w:eastAsia="Times New Roman" w:hAnsi="Arial Narrow" w:cs="Segoe UI"/>
-          <w:color w:val="000000"/>
-          <w:kern w:val="0"/>
+          <w:rFonts w:ascii="Arial Narrow" w:eastAsia="Arial Narrow" w:hAnsi="Arial Narrow" w:cs="Arial Narrow"/>
+          <w:color w:val="000000"/>
+          <w:kern w:val="0"/>
+          <w:sz w:val="22"/>
+          <w:szCs w:val="22"/>
           <w:lang w:eastAsia="es-PE"/>
           <w14:ligatures w14:val="none"/>
         </w:rPr>
@@ -4478,35 +5277,43 @@
       </w:r>
       <w:r>
         <w:rPr>
-          <w:rFonts w:ascii="Arial Narrow" w:eastAsia="Calibri" w:hAnsi="Arial Narrow" w:cs="Arial"/>
-          <w:kern w:val="0"/>
-          <w14:ligatures w14:val="none"/>
+          <w:rFonts w:ascii="Arial Narrow" w:eastAsia="Arial Narrow" w:hAnsi="Arial Narrow" w:cs="Arial Narrow"/>
+          <w:kern w:val="0"/>
+          <w14:ligatures w14:val="none"/>
+          <w:sz w:val="22"/>
+          <w:szCs w:val="22"/>
         </w:rPr>
         <w:t xml:space="preserve"> del Decreto Legislativo </w:t>
       </w:r>
       <w:proofErr w:type="spellStart"/>
       <w:r>
         <w:rPr>
-          <w:rFonts w:ascii="Arial Narrow" w:eastAsia="Calibri" w:hAnsi="Arial Narrow" w:cs="Arial"/>
-          <w:kern w:val="0"/>
-          <w14:ligatures w14:val="none"/>
+          <w:rFonts w:ascii="Arial Narrow" w:eastAsia="Arial Narrow" w:hAnsi="Arial Narrow" w:cs="Arial Narrow"/>
+          <w:kern w:val="0"/>
+          <w14:ligatures w14:val="none"/>
+          <w:sz w:val="22"/>
+          <w:szCs w:val="22"/>
         </w:rPr>
         <w:t/>
       </w:r>
       <w:proofErr w:type="spellEnd"/>
       <w:r>
         <w:rPr>
-          <w:rFonts w:ascii="Arial Narrow" w:eastAsia="Calibri" w:hAnsi="Arial Narrow" w:cs="Arial"/>
-          <w:kern w:val="0"/>
-          <w14:ligatures w14:val="none"/>
+          <w:rFonts w:ascii="Arial Narrow" w:eastAsia="Arial Narrow" w:hAnsi="Arial Narrow" w:cs="Arial Narrow"/>
+          <w:kern w:val="0"/>
+          <w14:ligatures w14:val="none"/>
+          <w:sz w:val="22"/>
+          <w:szCs w:val="22"/>
         </w:rPr>
         <w:t xml:space="preserve"> 807</w:t>
       </w:r>
       <w:r>
         <w:rPr>
           <w:rStyle w:val="Refdenotaalpie"/>
-          <w:rFonts w:ascii="Arial Narrow" w:eastAsia="Calibri" w:hAnsi="Arial Narrow" w:cs="Arial"/>
-          <w:kern w:val="0"/>
+          <w:rFonts w:ascii="Arial Narrow" w:eastAsia="Arial Narrow" w:hAnsi="Arial Narrow" w:cs="Arial Narrow"/>
+          <w:kern w:val="0"/>
+          <w:sz w:val="22"/>
+          <w:szCs w:val="22"/>
           <w:vertAlign w:val="superscript"/>
           <w14:ligatures w14:val="none"/>
         </w:rPr>
@@ -4514,16 +5321,20 @@
       </w:r>
       <w:r>
         <w:rPr>
-          <w:rFonts w:ascii="Arial Narrow" w:eastAsia="Calibri" w:hAnsi="Arial Narrow" w:cs="Arial"/>
-          <w:kern w:val="0"/>
-          <w14:ligatures w14:val="none"/>
+          <w:rFonts w:ascii="Arial Narrow" w:eastAsia="Arial Narrow" w:hAnsi="Arial Narrow" w:cs="Arial Narrow"/>
+          <w:kern w:val="0"/>
+          <w14:ligatures w14:val="none"/>
+          <w:sz w:val="22"/>
+          <w:szCs w:val="22"/>
         </w:rPr>
         <w:t xml:space="preserve">, hasta antes de la emisión de la Resolución Final tienen la posibilidad de solicitar una audiencia de conciliación. En caso deleguen a favor de una tercera persona su actuación en la diligencia programada, esta deberá presentar un poder especial con firma legalizada ante Notario Público, donde conste </w:t>
       </w:r>
       <w:r>
         <w:rPr>
-          <w:rFonts w:ascii="Arial Narrow" w:eastAsia="Calibri" w:hAnsi="Arial Narrow" w:cs="Arial"/>
-          <w:kern w:val="0"/>
+          <w:rFonts w:ascii="Arial Narrow" w:eastAsia="Arial Narrow" w:hAnsi="Arial Narrow" w:cs="Arial Narrow"/>
+          <w:kern w:val="0"/>
+          <w:sz w:val="22"/>
+          <w:szCs w:val="22"/>
           <w:u w:val="single"/>
           <w14:ligatures w14:val="none"/>
         </w:rPr>
@@ -4531,27 +5342,33 @@
       </w:r>
       <w:r>
         <w:rPr>
-          <w:rFonts w:ascii="Arial Narrow" w:eastAsia="Calibri" w:hAnsi="Arial Narrow" w:cs="Arial"/>
+          <w:rFonts w:ascii="Arial Narrow" w:eastAsia="Arial Narrow" w:hAnsi="Arial Narrow" w:cs="Arial Narrow"/>
           <w:bCs/>
           <w:kern w:val="0"/>
           <w14:ligatures w14:val="none"/>
+          <w:sz w:val="22"/>
+          <w:szCs w:val="22"/>
         </w:rPr>
         <w:t>.</w:t>
       </w:r>
       <w:r>
         <w:rPr>
-          <w:rFonts w:ascii="Arial Narrow" w:eastAsia="Calibri" w:hAnsi="Arial Narrow" w:cs="Arial"/>
+          <w:rFonts w:ascii="Arial Narrow" w:eastAsia="Arial Narrow" w:hAnsi="Arial Narrow" w:cs="Arial Narrow"/>
           <w:b/>
           <w:bCs/>
           <w:kern w:val="0"/>
           <w14:ligatures w14:val="none"/>
+          <w:sz w:val="22"/>
+          <w:szCs w:val="22"/>
         </w:rPr>
         <w:t xml:space="preserve"> </w:t>
       </w:r>
       <w:r>
         <w:rPr>
-          <w:rFonts w:ascii="Arial Narrow" w:eastAsia="Calibri" w:hAnsi="Arial Narrow" w:cs="Arial"/>
-          <w:kern w:val="0"/>
+          <w:rFonts w:ascii="Arial Narrow" w:eastAsia="Arial Narrow" w:hAnsi="Arial Narrow" w:cs="Arial Narrow"/>
+          <w:kern w:val="0"/>
+          <w:sz w:val="22"/>
+          <w:szCs w:val="22"/>
           <w:u w:val="single"/>
           <w14:ligatures w14:val="none"/>
         </w:rPr>
@@ -4564,8 +5381,10 @@
         <w:spacing w:after="0" w:line="240" w:lineRule="auto"/>
         <w:jc w:val="both"/>
         <w:rPr>
-          <w:rFonts w:ascii="Arial Narrow" w:eastAsia="Calibri" w:hAnsi="Arial Narrow" w:cs="Arial"/>
-          <w:kern w:val="0"/>
+          <w:rFonts w:ascii="Arial Narrow" w:eastAsia="Arial Narrow" w:hAnsi="Arial Narrow" w:cs="Arial Narrow"/>
+          <w:kern w:val="0"/>
+          <w:sz w:val="22"/>
+          <w:szCs w:val="22"/>
           <w:u w:val="single"/>
           <w14:ligatures w14:val="none"/>
         </w:rPr>
@@ -4577,19 +5396,23 @@
         <w:spacing w:after="0" w:line="240" w:lineRule="auto"/>
         <w:jc w:val="both"/>
         <w:rPr>
-          <w:rFonts w:ascii="Arial Narrow" w:eastAsia="Times New Roman" w:hAnsi="Arial Narrow" w:cs="Times New Roman"/>
-          <w:color w:val="000000"/>
-          <w:kern w:val="0"/>
-          <w:lang w:eastAsia="es-PE"/>
-          <w14:ligatures w14:val="none"/>
-        </w:rPr>
-      </w:pPr>
-      <w:r>
-        <w:rPr>
-          <w:rFonts w:ascii="Arial Narrow" w:eastAsia="Times New Roman" w:hAnsi="Arial Narrow" w:cs="Times New Roman"/>
-          <w:b/>
-          <w:color w:val="000000"/>
-          <w:kern w:val="0"/>
+          <w:rFonts w:ascii="Arial Narrow" w:eastAsia="Arial Narrow" w:hAnsi="Arial Narrow" w:cs="Arial Narrow"/>
+          <w:color w:val="000000"/>
+          <w:kern w:val="0"/>
+          <w:sz w:val="22"/>
+          <w:szCs w:val="22"/>
+          <w:lang w:eastAsia="es-PE"/>
+          <w14:ligatures w14:val="none"/>
+        </w:rPr>
+      </w:pPr>
+      <w:r>
+        <w:rPr>
+          <w:rFonts w:ascii="Arial Narrow" w:eastAsia="Arial Narrow" w:hAnsi="Arial Narrow" w:cs="Arial Narrow"/>
+          <w:b/>
+          <w:color w:val="000000"/>
+          <w:kern w:val="0"/>
+          <w:sz w:val="22"/>
+          <w:szCs w:val="22"/>
           <w:lang w:eastAsia="es-PE"/>
           <w14:ligatures w14:val="none"/>
         </w:rPr>
@@ -4597,9 +5420,11 @@
       </w:r>
       <w:r>
         <w:rPr>
-          <w:rFonts w:ascii="Arial Narrow" w:eastAsia="Times New Roman" w:hAnsi="Arial Narrow" w:cs="Times New Roman"/>
-          <w:color w:val="000000"/>
-          <w:kern w:val="0"/>
+          <w:rFonts w:ascii="Arial Narrow" w:eastAsia="Arial Narrow" w:hAnsi="Arial Narrow" w:cs="Arial Narrow"/>
+          <w:color w:val="000000"/>
+          <w:kern w:val="0"/>
+          <w:sz w:val="22"/>
+          <w:szCs w:val="22"/>
           <w:lang w:eastAsia="es-PE"/>
           <w14:ligatures w14:val="none"/>
         </w:rPr>
@@ -4607,9 +5432,11 @@
       </w:r>
       <w:r>
         <w:rPr>
-          <w:rFonts w:ascii="Arial Narrow" w:eastAsia="Times New Roman" w:hAnsi="Arial Narrow" w:cs="Times New Roman"/>
-          <w:color w:val="000000"/>
-          <w:kern w:val="0"/>
+          <w:rFonts w:ascii="Arial Narrow" w:eastAsia="Arial Narrow" w:hAnsi="Arial Narrow" w:cs="Arial Narrow"/>
+          <w:color w:val="000000"/>
+          <w:kern w:val="0"/>
+          <w:sz w:val="22"/>
+          <w:szCs w:val="22"/>
           <w:lang w:eastAsia="es-PE"/>
           <w14:ligatures w14:val="none"/>
         </w:rPr>
@@ -4625,9 +5452,11 @@
         <w:spacing w:after="0" w:line="240" w:lineRule="auto"/>
         <w:jc w:val="both"/>
         <w:rPr>
-          <w:rFonts w:ascii="Arial Narrow" w:eastAsia="Times New Roman" w:hAnsi="Arial Narrow" w:cs="Times New Roman"/>
-          <w:color w:val="000000"/>
-          <w:kern w:val="0"/>
+          <w:rFonts w:ascii="Arial Narrow" w:eastAsia="Arial Narrow" w:hAnsi="Arial Narrow" w:cs="Arial Narrow"/>
+          <w:color w:val="000000"/>
+          <w:kern w:val="0"/>
+          <w:sz w:val="22"/>
+          <w:szCs w:val="22"/>
           <w:lang w:eastAsia="es-PE"/>
           <w14:ligatures w14:val="none"/>
         </w:rPr>
@@ -4639,7 +5468,9 @@
         <w:spacing w:after="0" w:line="240" w:lineRule="auto"/>
         <w:jc w:val="both"/>
         <w:rPr>
-          <w:rFonts w:ascii="Arial Narrow" w:hAnsi="Arial Narrow" w:cs="Arial"/>
+          <w:rFonts w:ascii="Arial Narrow" w:eastAsia="Arial Narrow" w:hAnsi="Arial Narrow" w:cs="Arial Narrow"/>
+          <w:sz w:val="22"/>
+          <w:szCs w:val="22"/>
         </w:rPr>
       </w:pPr>
       <w:r>
@@ -4647,34 +5478,48 @@
           <w:rFonts w:ascii="Arial Narrow" w:eastAsia="Arial Narrow" w:hAnsi="Arial Narrow" w:cs="Arial Narrow"/>
           <w:b/>
           <w:bCs/>
-        </w:rPr>
-        <w:t xml:space="preserve">DÉCIMO: requerir a la señora [DENUNCIANTE] para que, dentro del plazo de dos (2) días hábiles siguientes a la fecha en que reciba la notificación en su bandeja de correo electrónico, efectúe la confirmación de recepción de la notificación remitida por este despacho a su correo electrónico, de conformidad con el segundo párrafo del numeral 4 del artículo 20 del Texto Único Ordenado de la Ley del Procedimiento Administrativo General, aprobado mediante Decreto Supremo 006-2026-JUS, bajo apercibimiento de rehacer el acto de notificación y notificarle conforme al numeral 1 del artículo 20 del citado cuerpo normativo.</w:t>
-      </w:r>
-      <w:r>
-        <w:rPr>
-          <w:rFonts w:ascii="Arial Narrow" w:hAnsi="Arial Narrow" w:cs="Arial"/>
-          <w:b/>
+          <w:sz w:val="22"/>
+          <w:szCs w:val="22"/>
+        </w:rPr>
+        <w:t xml:space="preserve">DÉCIMO: </w:t>
+      </w:r>
+      <w:r>
+        <w:rPr>
+          <w:rFonts w:ascii="Arial Narrow" w:eastAsia="Arial Narrow" w:hAnsi="Arial Narrow" w:cs="Arial Narrow"/>
+          <w:sz w:val="22"/>
+          <w:szCs w:val="22"/>
+        </w:rPr>
+        <w:t xml:space="preserve">requerir a la señora [DENUNCIANTE] para que, dentro del plazo de dos (2) días hábiles siguientes a la fecha en que reciba la notificación en su bandeja de correo electrónico, efectúe la confirmación de recepción de la notificación remitida por este despacho a su correo electrónico, de conformidad con el segundo párrafo del numeral 4 del artículo 20 del Texto Único Ordenado de la Ley del Procedimiento Administrativo General, aprobado mediante Decreto Supremo 006-2026-JUS, bajo apercibimiento de rehacer el acto de notificación y notificarle conforme al numeral 1 del artículo 20 del citado cuerpo normativo.</w:t>
+      </w:r>
+      <w:r>
+        <w:rPr>
+          <w:rFonts w:ascii="Arial Narrow" w:eastAsia="Arial Narrow" w:hAnsi="Arial Narrow" w:cs="Arial Narrow"/>
           <w:spacing w:val="-3"/>
           <w:kern w:val="0"/>
           <w14:ligatures w14:val="none"/>
+          <w:sz w:val="22"/>
+          <w:szCs w:val="22"/>
         </w:rPr>
         <w:t/>
       </w:r>
       <w:r>
         <w:rPr>
-          <w:rFonts w:ascii="Arial Narrow" w:hAnsi="Arial Narrow" w:cs="Arial"/>
-          <w:bCs/>
+          <w:rFonts w:ascii="Arial Narrow" w:eastAsia="Arial Narrow" w:hAnsi="Arial Narrow" w:cs="Arial Narrow"/>
           <w:spacing w:val="-3"/>
           <w:kern w:val="0"/>
           <w14:ligatures w14:val="none"/>
+          <w:sz w:val="22"/>
+          <w:szCs w:val="22"/>
         </w:rPr>
         <w:t xml:space="preserve"/>
       </w:r>
       <w:r>
         <w:rPr>
-          <w:rFonts w:ascii="Arial Narrow" w:eastAsia="Times New Roman" w:hAnsi="Arial Narrow" w:cs="Times New Roman"/>
-          <w:color w:val="000000"/>
-          <w:kern w:val="0"/>
+          <w:rFonts w:ascii="Arial Narrow" w:eastAsia="Arial Narrow" w:hAnsi="Arial Narrow" w:cs="Arial Narrow"/>
+          <w:color w:val="000000"/>
+          <w:kern w:val="0"/>
+          <w:sz w:val="22"/>
+          <w:szCs w:val="22"/>
           <w:shd w:val="clear" w:color="auto" w:fill="FFFFFF"/>
           <w:lang w:eastAsia="es-PE"/>
           <w14:ligatures w14:val="none"/>
@@ -4684,9 +5529,11 @@
       <w:proofErr w:type="spellStart"/>
       <w:r>
         <w:rPr>
-          <w:rFonts w:ascii="Arial Narrow" w:eastAsia="Times New Roman" w:hAnsi="Arial Narrow" w:cs="Times New Roman"/>
-          <w:color w:val="000000"/>
-          <w:kern w:val="0"/>
+          <w:rFonts w:ascii="Arial Narrow" w:eastAsia="Arial Narrow" w:hAnsi="Arial Narrow" w:cs="Arial Narrow"/>
+          <w:color w:val="000000"/>
+          <w:kern w:val="0"/>
+          <w:sz w:val="22"/>
+          <w:szCs w:val="22"/>
           <w:shd w:val="clear" w:color="auto" w:fill="FFFFFF"/>
           <w:lang w:eastAsia="es-PE"/>
           <w14:ligatures w14:val="none"/>
@@ -4696,9 +5543,11 @@
       <w:proofErr w:type="spellEnd"/>
       <w:r>
         <w:rPr>
-          <w:rFonts w:ascii="Arial Narrow" w:eastAsia="Times New Roman" w:hAnsi="Arial Narrow" w:cs="Times New Roman"/>
-          <w:color w:val="000000"/>
-          <w:kern w:val="0"/>
+          <w:rFonts w:ascii="Arial Narrow" w:eastAsia="Arial Narrow" w:hAnsi="Arial Narrow" w:cs="Arial Narrow"/>
+          <w:color w:val="000000"/>
+          <w:kern w:val="0"/>
+          <w:sz w:val="22"/>
+          <w:szCs w:val="22"/>
           <w:shd w:val="clear" w:color="auto" w:fill="FFFFFF"/>
           <w:lang w:eastAsia="es-PE"/>
           <w14:ligatures w14:val="none"/>
@@ -4707,23 +5556,29 @@
       </w:r>
       <w:r>
         <w:rPr>
-          <w:rFonts w:ascii="Arial Narrow" w:hAnsi="Arial Narrow"/>
-          <w:color w:val="000000"/>
+          <w:rFonts w:ascii="Arial Narrow" w:eastAsia="Arial Narrow" w:hAnsi="Arial Narrow" w:cs="Arial Narrow"/>
+          <w:color w:val="000000"/>
+          <w:sz w:val="22"/>
+          <w:szCs w:val="22"/>
         </w:rPr>
         <w:t/>
       </w:r>
       <w:r>
         <w:rPr>
-          <w:rFonts w:ascii="Arial Narrow" w:hAnsi="Arial Narrow"/>
-          <w:color w:val="000000"/>
+          <w:rFonts w:ascii="Arial Narrow" w:eastAsia="Arial Narrow" w:hAnsi="Arial Narrow" w:cs="Arial Narrow"/>
+          <w:color w:val="000000"/>
+          <w:sz w:val="22"/>
+          <w:szCs w:val="22"/>
         </w:rPr>
         <w:t xml:space="preserve"/>
       </w:r>
       <w:r>
         <w:rPr>
-          <w:rFonts w:ascii="Arial Narrow" w:eastAsia="Times New Roman" w:hAnsi="Arial Narrow" w:cs="Segoe UI"/>
-          <w:color w:val="000000"/>
-          <w:kern w:val="0"/>
+          <w:rFonts w:ascii="Arial Narrow" w:eastAsia="Arial Narrow" w:hAnsi="Arial Narrow" w:cs="Arial Narrow"/>
+          <w:color w:val="000000"/>
+          <w:kern w:val="0"/>
+          <w:sz w:val="22"/>
+          <w:szCs w:val="22"/>
           <w:lang w:eastAsia="es-PE"/>
           <w14:ligatures w14:val="none"/>
         </w:rPr>
@@ -4731,32 +5586,40 @@
       </w:r>
       <w:r>
         <w:rPr>
-          <w:rFonts w:ascii="Arial Narrow" w:hAnsi="Arial Narrow"/>
-          <w:color w:val="000000"/>
+          <w:rFonts w:ascii="Arial Narrow" w:eastAsia="Arial Narrow" w:hAnsi="Arial Narrow" w:cs="Arial Narrow"/>
+          <w:color w:val="000000"/>
+          <w:sz w:val="22"/>
+          <w:szCs w:val="22"/>
         </w:rPr>
         <w:t xml:space="preserve"/>
       </w:r>
       <w:proofErr w:type="spellStart"/>
       <w:r>
         <w:rPr>
-          <w:rFonts w:ascii="Arial Narrow" w:hAnsi="Arial Narrow"/>
-          <w:color w:val="000000"/>
+          <w:rFonts w:ascii="Arial Narrow" w:eastAsia="Arial Narrow" w:hAnsi="Arial Narrow" w:cs="Arial Narrow"/>
+          <w:color w:val="000000"/>
+          <w:sz w:val="22"/>
+          <w:szCs w:val="22"/>
         </w:rPr>
         <w:t/>
       </w:r>
       <w:proofErr w:type="spellEnd"/>
       <w:r>
         <w:rPr>
-          <w:rFonts w:ascii="Arial Narrow" w:hAnsi="Arial Narrow"/>
-          <w:color w:val="000000"/>
+          <w:rFonts w:ascii="Arial Narrow" w:eastAsia="Arial Narrow" w:hAnsi="Arial Narrow" w:cs="Arial Narrow"/>
+          <w:color w:val="000000"/>
+          <w:sz w:val="22"/>
+          <w:szCs w:val="22"/>
         </w:rPr>
         <w:t xml:space="preserve"/>
       </w:r>
       <w:r>
         <w:rPr>
-          <w:rFonts w:ascii="Arial Narrow" w:eastAsia="Times New Roman" w:hAnsi="Arial Narrow" w:cs="Segoe UI"/>
-          <w:color w:val="000000"/>
-          <w:kern w:val="0"/>
+          <w:rFonts w:ascii="Arial Narrow" w:eastAsia="Arial Narrow" w:hAnsi="Arial Narrow" w:cs="Arial Narrow"/>
+          <w:color w:val="000000"/>
+          <w:kern w:val="0"/>
+          <w:sz w:val="22"/>
+          <w:szCs w:val="22"/>
           <w:lang w:eastAsia="es-PE"/>
           <w14:ligatures w14:val="none"/>
         </w:rPr>
@@ -4764,22 +5627,28 @@
       </w:r>
       <w:r>
         <w:rPr>
-          <w:rFonts w:ascii="Arial Narrow" w:hAnsi="Arial Narrow"/>
-          <w:color w:val="000000"/>
+          <w:rFonts w:ascii="Arial Narrow" w:eastAsia="Arial Narrow" w:hAnsi="Arial Narrow" w:cs="Arial Narrow"/>
+          <w:color w:val="000000"/>
+          <w:sz w:val="22"/>
+          <w:szCs w:val="22"/>
         </w:rPr>
         <w:t xml:space="preserve"/>
       </w:r>
       <w:r>
         <w:rPr>
           <w:rStyle w:val="Refdenotaalpie"/>
-          <w:rFonts w:ascii="Arial Narrow" w:hAnsi="Arial Narrow"/>
+          <w:rFonts w:ascii="Arial Narrow" w:eastAsia="Arial Narrow" w:hAnsi="Arial Narrow" w:cs="Arial Narrow"/>
+          <w:sz w:val="22"/>
+          <w:szCs w:val="22"/>
           <w:vertAlign w:val="superscript"/>
         </w:rPr>
         <w:footnoteReference w:id="14"/>
       </w:r>
       <w:r>
         <w:rPr>
-          <w:rFonts w:ascii="Arial Narrow" w:hAnsi="Arial Narrow" w:cs="Arial"/>
+          <w:rFonts w:ascii="Arial Narrow" w:eastAsia="Arial Narrow" w:hAnsi="Arial Narrow" w:cs="Arial Narrow"/>
+          <w:sz w:val="22"/>
+          <w:szCs w:val="22"/>
         </w:rPr>
         <w:t/>
       </w:r>
@@ -4790,7 +5659,9 @@
         <w:spacing w:after="0" w:line="240" w:lineRule="auto"/>
         <w:jc w:val="both"/>
         <w:rPr>
-          <w:rFonts w:ascii="Arial Narrow" w:hAnsi="Arial Narrow" w:cs="Arial"/>
+          <w:rFonts w:ascii="Arial Narrow" w:eastAsia="Arial Narrow" w:hAnsi="Arial Narrow" w:cs="Arial Narrow"/>
+          <w:sz w:val="22"/>
+          <w:szCs w:val="22"/>
         </w:rPr>
       </w:pPr>
     </w:p>
@@ -4800,7 +5671,9 @@
         <w:spacing w:line="240" w:lineRule="auto"/>
         <w:jc w:val="both"/>
         <w:rPr>
-          <w:rFonts w:ascii="Arial Narrow" w:hAnsi="Arial Narrow" w:cs="Arial"/>
+          <w:rFonts w:ascii="Arial Narrow" w:eastAsia="Arial Narrow" w:hAnsi="Arial Narrow" w:cs="Arial Narrow"/>
+          <w:sz w:val="22"/>
+          <w:szCs w:val="22"/>
         </w:rPr>
       </w:pPr>
       <w:r>
@@ -4808,154 +5681,215 @@
           <w:rFonts w:ascii="Arial Narrow" w:eastAsia="Arial Narrow" w:hAnsi="Arial Narrow" w:cs="Arial Narrow"/>
           <w:b/>
           <w:bCs/>
+          <w:sz w:val="22"/>
+          <w:szCs w:val="22"/>
         </w:rPr>
         <w:t>DÉCIMO PRIMERO:</w:t>
       </w:r>
       <w:r>
         <w:rPr>
           <w:rFonts w:ascii="Arial Narrow" w:eastAsia="Arial Narrow" w:hAnsi="Arial Narrow" w:cs="Arial Narrow"/>
+          <w:sz w:val="22"/>
+          <w:szCs w:val="22"/>
         </w:rPr>
         <w:t xml:space="preserve"> </w:t>
       </w:r>
       <w:r>
         <w:rPr>
-          <w:rFonts w:ascii="Arial Narrow" w:hAnsi="Arial Narrow"/>
-          <w:color w:val="000000"/>
+          <w:rFonts w:ascii="Arial Narrow" w:eastAsia="Arial Narrow" w:hAnsi="Arial Narrow" w:cs="Arial Narrow"/>
+          <w:color w:val="000000"/>
+          <w:sz w:val="22"/>
+          <w:szCs w:val="22"/>
         </w:rPr>
         <w:t xml:space="preserve">requerir a </w:t>
       </w:r>
       <w:r>
         <w:rPr>
           <w:rFonts w:ascii="Arial Narrow" w:eastAsia="Arial Narrow" w:hAnsi="Arial Narrow" w:cs="Arial Narrow"/>
+          <w:sz w:val="22"/>
+          <w:szCs w:val="22"/>
+        </w:rPr>
+        <w:t xml:space="preserve">Mapfre Perú Compañía de Seguros y Reaseguros S.A. </w:t>
+      </w:r>
+      <w:r>
+        <w:rPr>
+          <w:rFonts w:ascii="Arial Narrow" w:eastAsia="Arial Narrow" w:hAnsi="Arial Narrow" w:cs="Arial Narrow"/>
+          <w:sz w:val="22"/>
+          <w:szCs w:val="22"/>
+          <w:shd w:val="clear" w:color="auto" w:fill="FFFFFF"/>
+        </w:rPr>
+        <w:t xml:space="preserve">para que </w:t>
+      </w:r>
+      <w:r>
+        <w:rPr>
+          <w:rFonts w:ascii="Arial Narrow" w:eastAsia="Arial Narrow" w:hAnsi="Arial Narrow" w:cs="Arial Narrow"/>
+          <w:sz w:val="22"/>
+          <w:szCs w:val="22"/>
+        </w:rPr>
+        <w:t>efectúe</w:t>
+      </w:r>
+      <w:r>
+        <w:rPr>
+          <w:rFonts w:ascii="Arial Narrow" w:eastAsia="Arial Narrow" w:hAnsi="Arial Narrow" w:cs="Arial Narrow"/>
+          <w:sz w:val="22"/>
+          <w:szCs w:val="22"/>
+        </w:rPr>
+        <w:t xml:space="preserve"> </w:t>
+      </w:r>
+      <w:r>
+        <w:rPr>
+          <w:rFonts w:ascii="Arial Narrow" w:eastAsia="Arial Narrow" w:hAnsi="Arial Narrow" w:cs="Arial Narrow"/>
+          <w:sz w:val="22"/>
+          <w:szCs w:val="22"/>
+        </w:rPr>
+        <w:t>el acuse de recibo mediante la confirmación de recepción de la notificación remitida por este despacho a su Casilla Electrónica, dentro de los cinco (5) primeros días hábiles siguientes a la fecha en que recibe la notificación</w:t>
+      </w:r>
+      <w:bookmarkStart w:id="13" w:name="_Hlk198890962"/>
+      <w:r>
+        <w:rPr>
+          <w:rFonts w:ascii="Arial Narrow" w:eastAsia="Arial Narrow" w:hAnsi="Arial Narrow" w:cs="Arial Narrow"/>
+          <w:sz w:val="22"/>
+          <w:szCs w:val="22"/>
+        </w:rPr>
+        <w:t>.</w:t>
+      </w:r>
+    </w:p>
+    <w:bookmarkEnd w:id="13"/>
+    <w:p>
+      <w:pPr>
+        <w:suppressAutoHyphens/>
+        <w:spacing w:after="0" w:line="240" w:lineRule="auto"/>
+        <w:jc w:val="both"/>
+        <w:rPr>
+          <w:rFonts w:ascii="Arial Narrow" w:eastAsia="Arial Narrow" w:hAnsi="Arial Narrow" w:cs="Arial Narrow"/>
+          <w:sz w:val="22"/>
+          <w:szCs w:val="22"/>
+        </w:rPr>
+      </w:pPr>
+    </w:p>
+    <w:p>
+      <w:pPr>
+        <w:spacing w:after="0" w:line="240" w:lineRule="auto"/>
+        <w:jc w:val="both"/>
+        <w:rPr>
+          <w:rFonts w:ascii="Arial Narrow" w:eastAsia="Arial Narrow" w:hAnsi="Arial Narrow" w:cs="Arial Narrow"/>
+          <w:b/>
+          <w:color w:val="000000"/>
+          <w:kern w:val="0"/>
+          <w:sz w:val="22"/>
+          <w:szCs w:val="22"/>
+          <w:lang w:eastAsia="es-PE"/>
+          <w14:ligatures w14:val="none"/>
+        </w:rPr>
+      </w:pPr>
+    </w:p>
+    <w:p>
+      <w:pPr>
+        <w:spacing w:after="0" w:line="240" w:lineRule="auto"/>
+        <w:jc w:val="both"/>
+        <w:rPr>
+          <w:rFonts w:ascii="Arial Narrow" w:eastAsia="Arial Narrow" w:hAnsi="Arial Narrow" w:cs="Arial Narrow"/>
+          <w:b/>
+          <w:color w:val="000000"/>
+          <w:kern w:val="0"/>
+          <w:sz w:val="22"/>
+          <w:szCs w:val="22"/>
+          <w:lang w:eastAsia="es-PE"/>
+          <w14:ligatures w14:val="none"/>
+        </w:rPr>
+      </w:pPr>
+    </w:p>
+    <w:p>
+      <w:pPr>
+        <w:spacing w:after="0" w:line="240" w:lineRule="auto"/>
+        <w:jc w:val="both"/>
+        <w:rPr>
+          <w:rFonts w:ascii="Arial Narrow" w:eastAsia="Arial Narrow" w:hAnsi="Arial Narrow" w:cs="Arial Narrow"/>
+          <w:b/>
+          <w:color w:val="000000"/>
+          <w:kern w:val="0"/>
+          <w:sz w:val="22"/>
+          <w:szCs w:val="22"/>
+          <w:lang w:eastAsia="es-PE"/>
+          <w14:ligatures w14:val="none"/>
+        </w:rPr>
+      </w:pPr>
+    </w:p>
+    <w:p>
+      <w:pPr>
+        <w:spacing w:after="0" w:line="240" w:lineRule="auto"/>
+        <w:jc w:val="both"/>
+        <w:rPr>
+          <w:rFonts w:ascii="Arial Narrow" w:eastAsia="Arial Narrow" w:hAnsi="Arial Narrow" w:cs="Arial Narrow"/>
+          <w:b/>
+          <w:color w:val="000000"/>
+          <w:kern w:val="0"/>
+          <w:sz w:val="22"/>
+          <w:szCs w:val="22"/>
+          <w:lang w:eastAsia="es-PE"/>
+          <w14:ligatures w14:val="none"/>
+        </w:rPr>
+      </w:pPr>
+    </w:p>
+    <w:bookmarkEnd w:id="0"/>
+    <w:p>
+      <w:pPr>
+        <w:shd w:val="clear" w:color="auto" w:fill="FFFFFF"/>
+        <w:spacing w:after="0" w:line="240" w:lineRule="auto"/>
+        <w:jc w:val="center"/>
+        <w:rPr>
+          <w:rFonts w:ascii="Arial Narrow" w:eastAsia="Arial Narrow" w:hAnsi="Arial Narrow" w:cs="Arial Narrow"/>
+          <w:b/>
           <w:bCs/>
-        </w:rPr>
-        <w:t xml:space="preserve">Mapfre Perú Compañía de Seguros y Reaseguros S.A. </w:t>
-      </w:r>
-      <w:r>
-        <w:rPr>
-          <w:rFonts w:ascii="Arial Narrow" w:hAnsi="Arial Narrow"/>
-          <w:shd w:val="clear" w:color="auto" w:fill="FFFFFF"/>
-        </w:rPr>
-        <w:t xml:space="preserve">para que </w:t>
-      </w:r>
-      <w:r>
-        <w:rPr>
-          <w:rFonts w:ascii="Arial Narrow" w:eastAsia="Calibri" w:hAnsi="Arial Narrow"/>
-        </w:rPr>
-        <w:t>efectúe</w:t>
-      </w:r>
-      <w:r>
-        <w:rPr>
-          <w:rFonts w:ascii="Arial Narrow" w:eastAsia="Calibri" w:hAnsi="Arial Narrow"/>
-        </w:rPr>
-        <w:t xml:space="preserve"> </w:t>
-      </w:r>
-      <w:r>
-        <w:rPr>
-          <w:rFonts w:ascii="Arial Narrow" w:eastAsia="Calibri" w:hAnsi="Arial Narrow"/>
-        </w:rPr>
-        <w:t>el acuse de recibo mediante la confirmación de recepción de la notificación remitida por este despacho a su Casilla Electrónica, dentro de los cinco (5) primeros días hábiles siguientes a la fecha en que recibe la notificación</w:t>
-      </w:r>
-      <w:bookmarkStart w:id="13" w:name="_Hlk198890962"/>
-      <w:r>
-        <w:rPr>
-          <w:rFonts w:ascii="Arial Narrow" w:eastAsia="Calibri" w:hAnsi="Arial Narrow"/>
-        </w:rPr>
-        <w:t>.</w:t>
-      </w:r>
-    </w:p>
-    <w:bookmarkEnd w:id="13"/>
-    <w:p>
-      <w:pPr>
-        <w:suppressAutoHyphens/>
-        <w:spacing w:after="0" w:line="240" w:lineRule="auto"/>
-        <w:jc w:val="both"/>
-        <w:rPr>
-          <w:rFonts w:ascii="Arial Narrow" w:hAnsi="Arial Narrow" w:cs="Arial"/>
-        </w:rPr>
-      </w:pPr>
-    </w:p>
-    <w:p>
-      <w:pPr>
-        <w:spacing w:after="0" w:line="240" w:lineRule="auto"/>
-        <w:jc w:val="both"/>
-        <w:rPr>
-          <w:rFonts w:ascii="Arial Narrow" w:eastAsia="Arial Narrow" w:hAnsi="Arial Narrow" w:cs="Arial Narrow"/>
-          <w:b/>
-          <w:color w:val="000000"/>
-          <w:kern w:val="0"/>
-          <w:lang w:eastAsia="es-PE"/>
-          <w14:ligatures w14:val="none"/>
-        </w:rPr>
-      </w:pPr>
-    </w:p>
-    <w:p>
-      <w:pPr>
-        <w:spacing w:after="0" w:line="240" w:lineRule="auto"/>
-        <w:jc w:val="both"/>
-        <w:rPr>
-          <w:rFonts w:ascii="Arial Narrow" w:eastAsia="Arial Narrow" w:hAnsi="Arial Narrow" w:cs="Arial Narrow"/>
-          <w:b/>
-          <w:color w:val="000000"/>
-          <w:kern w:val="0"/>
-          <w:lang w:eastAsia="es-PE"/>
-          <w14:ligatures w14:val="none"/>
-        </w:rPr>
-      </w:pPr>
-    </w:p>
-    <w:p>
-      <w:pPr>
-        <w:spacing w:after="0" w:line="240" w:lineRule="auto"/>
-        <w:jc w:val="both"/>
-        <w:rPr>
-          <w:rFonts w:ascii="Arial Narrow" w:eastAsia="Arial Narrow" w:hAnsi="Arial Narrow" w:cs="Arial Narrow"/>
-          <w:b/>
-          <w:color w:val="000000"/>
-          <w:kern w:val="0"/>
-          <w:lang w:eastAsia="es-PE"/>
-          <w14:ligatures w14:val="none"/>
-        </w:rPr>
-      </w:pPr>
-    </w:p>
-    <w:p>
-      <w:pPr>
-        <w:spacing w:after="0" w:line="240" w:lineRule="auto"/>
-        <w:jc w:val="both"/>
-        <w:rPr>
-          <w:rFonts w:ascii="Arial Narrow" w:eastAsia="Arial Narrow" w:hAnsi="Arial Narrow" w:cs="Arial Narrow"/>
-          <w:b/>
-          <w:color w:val="000000"/>
-          <w:kern w:val="0"/>
-          <w:lang w:eastAsia="es-PE"/>
-          <w14:ligatures w14:val="none"/>
-        </w:rPr>
-      </w:pPr>
-    </w:p>
-    <w:bookmarkEnd w:id="0"/>
+          <w:color w:val="000000"/>
+          <w:kern w:val="0"/>
+          <w14:ligatures w14:val="none"/>
+          <w:sz w:val="22"/>
+          <w:szCs w:val="22"/>
+        </w:rPr>
+      </w:pPr>
+      <w:r>
+        <w:rPr>
+          <w:rFonts w:ascii="Arial Narrow" w:eastAsia="Arial Narrow" w:hAnsi="Arial Narrow" w:cs="Arial Narrow"/>
+          <w:b/>
+          <w:bCs/>
+          <w:color w:val="000000"/>
+          <w:kern w:val="0"/>
+          <w14:ligatures w14:val="none"/>
+          <w:sz w:val="22"/>
+          <w:szCs w:val="22"/>
+        </w:rPr>
+        <w:t>EVELING ROA QUISPE</w:t>
+      </w:r>
+    </w:p>
     <w:p>
       <w:pPr>
         <w:shd w:val="clear" w:color="auto" w:fill="FFFFFF"/>
         <w:spacing w:after="0" w:line="240" w:lineRule="auto"/>
         <w:jc w:val="center"/>
         <w:rPr>
-          <w:rFonts w:ascii="Arial Narrow" w:eastAsia="Calibri" w:hAnsi="Arial Narrow" w:cs="Arial"/>
+          <w:rFonts w:ascii="Arial Narrow" w:eastAsia="Arial Narrow" w:hAnsi="Arial Narrow" w:cs="Arial Narrow"/>
           <w:b/>
           <w:bCs/>
           <w:color w:val="000000"/>
           <w:kern w:val="0"/>
           <w14:ligatures w14:val="none"/>
-        </w:rPr>
-      </w:pPr>
-      <w:r>
-        <w:rPr>
-          <w:rFonts w:ascii="Arial Narrow" w:eastAsia="Calibri" w:hAnsi="Arial Narrow" w:cs="Arial"/>
+          <w:sz w:val="22"/>
+          <w:szCs w:val="22"/>
+        </w:rPr>
+      </w:pPr>
+      <w:r>
+        <w:rPr>
+          <w:rFonts w:ascii="Arial Narrow" w:eastAsia="Arial Narrow" w:hAnsi="Arial Narrow" w:cs="Arial Narrow"/>
           <w:b/>
           <w:bCs/>
           <w:color w:val="000000"/>
           <w:kern w:val="0"/>
           <w14:ligatures w14:val="none"/>
-        </w:rPr>
-        <w:t>EVELING ROA QUISPE</w:t>
+          <w:sz w:val="22"/>
+          <w:szCs w:val="22"/>
+        </w:rPr>
+        <w:t>Secretaria Técnica</w:t>
       </w:r>
     </w:p>
     <w:p>
@@ -4964,48 +5898,26 @@
         <w:spacing w:after="0" w:line="240" w:lineRule="auto"/>
         <w:jc w:val="center"/>
         <w:rPr>
-          <w:rFonts w:ascii="Arial Narrow" w:eastAsia="Calibri" w:hAnsi="Arial Narrow" w:cs="Arial"/>
+          <w:rFonts w:ascii="Arial Narrow" w:eastAsia="Arial Narrow" w:hAnsi="Arial Narrow" w:cs="Arial Narrow"/>
           <w:b/>
           <w:bCs/>
           <w:color w:val="000000"/>
           <w:kern w:val="0"/>
           <w14:ligatures w14:val="none"/>
-        </w:rPr>
-      </w:pPr>
-      <w:r>
-        <w:rPr>
-          <w:rFonts w:ascii="Arial Narrow" w:eastAsia="Calibri" w:hAnsi="Arial Narrow" w:cs="Arial"/>
+          <w:sz w:val="22"/>
+          <w:szCs w:val="22"/>
+        </w:rPr>
+      </w:pPr>
+      <w:r>
+        <w:rPr>
+          <w:rFonts w:ascii="Arial Narrow" w:eastAsia="Arial Narrow" w:hAnsi="Arial Narrow" w:cs="Arial Narrow"/>
           <w:b/>
           <w:bCs/>
           <w:color w:val="000000"/>
           <w:kern w:val="0"/>
           <w14:ligatures w14:val="none"/>
-        </w:rPr>
-        <w:t>Secretaria Técnica</w:t>
-      </w:r>
-    </w:p>
-    <w:p>
-      <w:pPr>
-        <w:shd w:val="clear" w:color="auto" w:fill="FFFFFF"/>
-        <w:spacing w:after="0" w:line="240" w:lineRule="auto"/>
-        <w:jc w:val="center"/>
-        <w:rPr>
-          <w:rFonts w:ascii="Arial Narrow" w:eastAsia="Calibri" w:hAnsi="Arial Narrow" w:cs="Arial"/>
-          <w:b/>
-          <w:bCs/>
-          <w:color w:val="000000"/>
-          <w:kern w:val="0"/>
-          <w14:ligatures w14:val="none"/>
-        </w:rPr>
-      </w:pPr>
-      <w:r>
-        <w:rPr>
-          <w:rFonts w:ascii="Arial Narrow" w:eastAsia="Calibri" w:hAnsi="Arial Narrow" w:cs="Arial"/>
-          <w:b/>
-          <w:bCs/>
-          <w:color w:val="000000"/>
-          <w:kern w:val="0"/>
-          <w14:ligatures w14:val="none"/>
+          <w:sz w:val="22"/>
+          <w:szCs w:val="22"/>
         </w:rPr>
         <w:t>Comisión de Protección al Consumidor 1</w:t>
       </w:r>
@@ -5019,24 +5931,26 @@
           <w:b/>
           <w:color w:val="000000"/>
           <w:kern w:val="0"/>
-          <w:lang w:eastAsia="es-PE"/>
-          <w14:ligatures w14:val="none"/>
-        </w:rPr>
-      </w:pPr>
-    </w:p>
-    <w:p>
-      <w:pPr>
-        <w:spacing w:after="0" w:line="240" w:lineRule="auto"/>
-        <w:jc w:val="both"/>
-        <w:rPr>
-          <w:rFonts w:ascii="Arial Narrow" w:hAnsi="Arial Narrow"/>
-          <w:sz w:val="16"/>
-          <w:szCs w:val="16"/>
-        </w:rPr>
-      </w:pPr>
-      <w:r>
-        <w:rPr>
-          <w:rFonts w:ascii="Arial Narrow" w:eastAsia="Arial Narrow" w:hAnsi="Arial Narrow" w:cs="Arial"/>
+          <w:sz w:val="22"/>
+          <w:szCs w:val="22"/>
+          <w:lang w:eastAsia="es-PE"/>
+          <w14:ligatures w14:val="none"/>
+        </w:rPr>
+      </w:pPr>
+    </w:p>
+    <w:p>
+      <w:pPr>
+        <w:spacing w:after="0" w:line="240" w:lineRule="auto"/>
+        <w:jc w:val="both"/>
+        <w:rPr>
+          <w:rFonts w:ascii="Arial Narrow" w:eastAsia="Arial Narrow" w:hAnsi="Arial Narrow" w:cs="Arial Narrow"/>
+          <w:sz w:val="16"/>
+          <w:szCs w:val="16"/>
+        </w:rPr>
+      </w:pPr>
+      <w:r>
+        <w:rPr>
+          <w:rFonts w:ascii="Arial Narrow" w:eastAsia="Arial Narrow" w:hAnsi="Arial Narrow" w:cs="Arial Narrow"/>
           <w:color w:val="000000"/>
           <w:kern w:val="0"/>
           <w:sz w:val="16"/>
@@ -5051,7 +5965,9 @@
       <w:pPr>
         <w:spacing w:line="240" w:lineRule="auto"/>
         <w:rPr>
-          <w:rFonts w:ascii="Arial Narrow" w:hAnsi="Arial Narrow"/>
+          <w:rFonts w:ascii="Arial Narrow" w:eastAsia="Arial Narrow" w:hAnsi="Arial Narrow" w:cs="Arial Narrow"/>
+          <w:sz w:val="22"/>
+          <w:szCs w:val="22"/>
         </w:rPr>
       </w:pPr>
     </w:p>
@@ -5059,7 +5975,9 @@
       <w:pPr>
         <w:spacing w:line="240" w:lineRule="auto"/>
         <w:rPr>
-          <w:rFonts w:ascii="Arial Narrow" w:hAnsi="Arial Narrow"/>
+          <w:rFonts w:ascii="Arial Narrow" w:eastAsia="Arial Narrow" w:hAnsi="Arial Narrow" w:cs="Arial Narrow"/>
+          <w:sz w:val="22"/>
+          <w:szCs w:val="22"/>
         </w:rPr>
       </w:pPr>
     </w:p>
@@ -5067,13 +5985,20 @@
       <w:pPr>
         <w:spacing w:line="240" w:lineRule="auto"/>
         <w:rPr>
-          <w:rFonts w:ascii="Arial Narrow" w:hAnsi="Arial Narrow"/>
+          <w:rFonts w:ascii="Arial Narrow" w:eastAsia="Arial Narrow" w:hAnsi="Arial Narrow" w:cs="Arial Narrow"/>
+          <w:sz w:val="22"/>
+          <w:szCs w:val="22"/>
         </w:rPr>
       </w:pPr>
     </w:p>
     <w:p>
       <w:pPr>
         <w:spacing w:line="240" w:lineRule="auto"/>
+        <w:rPr>
+          <w:rFonts w:ascii="Arial Narrow" w:eastAsia="Arial Narrow" w:hAnsi="Arial Narrow" w:cs="Arial Narrow"/>
+          <w:sz w:val="22"/>
+          <w:szCs w:val="22"/>
+        </w:rPr>
       </w:pPr>
     </w:p>
     <w:sectPr>
@@ -5221,7 +6146,7 @@
         <w:ind w:left="567" w:hanging="567"/>
         <w:jc w:val="both"/>
         <w:rPr>
-          <w:rFonts w:ascii="Arial Narrow" w:hAnsi="Arial Narrow" w:cs="Arial"/>
+          <w:rFonts w:ascii="Arial Narrow" w:eastAsia="Arial Narrow" w:hAnsi="Arial Narrow" w:cs="Arial Narrow"/>
           <w:sz w:val="16"/>
           <w:szCs w:val="16"/>
         </w:rPr>
@@ -5229,7 +6154,7 @@
       <w:r>
         <w:rPr>
           <w:rStyle w:val="Refdenotaalpie"/>
-          <w:rFonts w:ascii="Arial Narrow" w:hAnsi="Arial Narrow" w:cs="Arial"/>
+          <w:rFonts w:ascii="Arial Narrow" w:eastAsia="Arial Narrow" w:hAnsi="Arial Narrow" w:cs="Arial Narrow"/>
           <w:sz w:val="16"/>
           <w:szCs w:val="16"/>
           <w:vertAlign w:val="superscript"/>
@@ -5238,7 +6163,7 @@
       </w:r>
       <w:r>
         <w:rPr>
-          <w:rFonts w:ascii="Arial Narrow" w:hAnsi="Arial Narrow" w:cs="Arial"/>
+          <w:rFonts w:ascii="Arial Narrow" w:eastAsia="Arial Narrow" w:hAnsi="Arial Narrow" w:cs="Arial Narrow"/>
           <w:sz w:val="16"/>
           <w:szCs w:val="16"/>
         </w:rPr>
@@ -5246,7 +6171,7 @@
       </w:r>
       <w:r>
         <w:rPr>
-          <w:rFonts w:ascii="Arial Narrow" w:hAnsi="Arial Narrow" w:cs="Arial"/>
+          <w:rFonts w:ascii="Arial Narrow" w:eastAsia="Arial Narrow" w:hAnsi="Arial Narrow" w:cs="Arial Narrow"/>
           <w:sz w:val="16"/>
           <w:szCs w:val="16"/>
         </w:rPr>
@@ -5256,7 +6181,7 @@
       <w:proofErr w:type="spellStart"/>
       <w:r>
         <w:rPr>
-          <w:rFonts w:ascii="Arial Narrow" w:hAnsi="Arial Narrow" w:cs="Arial"/>
+          <w:rFonts w:ascii="Arial Narrow" w:eastAsia="Arial Narrow" w:hAnsi="Arial Narrow" w:cs="Arial Narrow"/>
           <w:sz w:val="16"/>
           <w:szCs w:val="16"/>
         </w:rPr>
@@ -5265,7 +6190,7 @@
       <w:proofErr w:type="spellEnd"/>
       <w:r>
         <w:rPr>
-          <w:rFonts w:ascii="Arial Narrow" w:hAnsi="Arial Narrow" w:cs="Arial"/>
+          <w:rFonts w:ascii="Arial Narrow" w:eastAsia="Arial Narrow" w:hAnsi="Arial Narrow" w:cs="Arial Narrow"/>
           <w:sz w:val="16"/>
           <w:szCs w:val="16"/>
         </w:rPr>
@@ -5273,7 +6198,7 @@
       </w:r>
       <w:r>
         <w:rPr>
-          <w:rFonts w:ascii="Arial Narrow" w:hAnsi="Arial Narrow" w:cs="Arial"/>
+          <w:rFonts w:ascii="Arial Narrow" w:eastAsia="Arial Narrow" w:hAnsi="Arial Narrow" w:cs="Arial Narrow"/>
           <w:sz w:val="16"/>
           <w:szCs w:val="16"/>
         </w:rPr>
@@ -5281,7 +6206,7 @@
       </w:r>
       <w:r>
         <w:rPr>
-          <w:rFonts w:ascii="Arial Narrow" w:hAnsi="Arial Narrow" w:cs="Arial"/>
+          <w:rFonts w:ascii="Arial Narrow" w:eastAsia="Arial Narrow" w:hAnsi="Arial Narrow" w:cs="Arial Narrow"/>
           <w:sz w:val="16"/>
           <w:szCs w:val="16"/>
         </w:rPr>
@@ -5289,7 +6214,7 @@
       </w:r>
       <w:r>
         <w:rPr>
-          <w:rFonts w:ascii="Arial Narrow" w:hAnsi="Arial Narrow" w:cs="Arial"/>
+          <w:rFonts w:ascii="Arial Narrow" w:eastAsia="Arial Narrow" w:hAnsi="Arial Narrow" w:cs="Arial Narrow"/>
           <w:sz w:val="16"/>
           <w:szCs w:val="16"/>
         </w:rPr>
@@ -5297,7 +6222,7 @@
       </w:r>
       <w:r>
         <w:rPr>
-          <w:rFonts w:ascii="Arial Narrow" w:hAnsi="Arial Narrow" w:cs="Arial"/>
+          <w:rFonts w:ascii="Arial Narrow" w:eastAsia="Arial Narrow" w:hAnsi="Arial Narrow" w:cs="Arial Narrow"/>
           <w:sz w:val="16"/>
           <w:szCs w:val="16"/>
         </w:rPr>
@@ -5305,7 +6230,7 @@
       </w:r>
       <w:r>
         <w:rPr>
-          <w:rFonts w:ascii="Arial Narrow" w:hAnsi="Arial Narrow" w:cs="Arial"/>
+          <w:rFonts w:ascii="Arial Narrow" w:eastAsia="Arial Narrow" w:hAnsi="Arial Narrow" w:cs="Arial Narrow"/>
           <w:sz w:val="16"/>
           <w:szCs w:val="16"/>
         </w:rPr>
@@ -5313,7 +6238,7 @@
       </w:r>
       <w:r>
         <w:rPr>
-          <w:rFonts w:ascii="Arial Narrow" w:hAnsi="Arial Narrow" w:cs="Arial"/>
+          <w:rFonts w:ascii="Arial Narrow" w:eastAsia="Arial Narrow" w:hAnsi="Arial Narrow" w:cs="Arial Narrow"/>
           <w:sz w:val="16"/>
           <w:szCs w:val="16"/>
         </w:rPr>
@@ -5321,7 +6246,7 @@
       </w:r>
       <w:r>
         <w:rPr>
-          <w:rFonts w:ascii="Arial Narrow" w:hAnsi="Arial Narrow" w:cs="Arial"/>
+          <w:rFonts w:ascii="Arial Narrow" w:eastAsia="Arial Narrow" w:hAnsi="Arial Narrow" w:cs="Arial Narrow"/>
           <w:sz w:val="16"/>
           <w:szCs w:val="16"/>
         </w:rPr>
@@ -5329,7 +6254,7 @@
       </w:r>
       <w:r>
         <w:rPr>
-          <w:rFonts w:ascii="Arial Narrow" w:hAnsi="Arial Narrow" w:cs="Arial"/>
+          <w:rFonts w:ascii="Arial Narrow" w:eastAsia="Arial Narrow" w:hAnsi="Arial Narrow" w:cs="Arial Narrow"/>
           <w:sz w:val="16"/>
           <w:szCs w:val="16"/>
         </w:rPr>
@@ -5342,7 +6267,7 @@
         <w:ind w:left="567" w:hanging="567"/>
         <w:jc w:val="both"/>
         <w:rPr>
-          <w:rFonts w:ascii="Arial Narrow" w:hAnsi="Arial Narrow" w:cs="Arial"/>
+          <w:rFonts w:ascii="Arial Narrow" w:eastAsia="Arial Narrow" w:hAnsi="Arial Narrow" w:cs="Arial Narrow"/>
           <w:sz w:val="16"/>
           <w:szCs w:val="16"/>
         </w:rPr>
@@ -5356,7 +6281,7 @@
         <w:ind w:left="567" w:hanging="567"/>
         <w:jc w:val="both"/>
         <w:rPr>
-          <w:rFonts w:ascii="Arial Narrow" w:hAnsi="Arial Narrow" w:cs="Arial"/>
+          <w:rFonts w:ascii="Arial Narrow" w:eastAsia="Arial Narrow" w:hAnsi="Arial Narrow" w:cs="Arial Narrow"/>
           <w:sz w:val="16"/>
           <w:szCs w:val="16"/>
         </w:rPr>
@@ -5364,7 +6289,7 @@
       <w:r>
         <w:rPr>
           <w:rStyle w:val="Refdenotaalpie"/>
-          <w:rFonts w:ascii="Arial Narrow" w:hAnsi="Arial Narrow" w:cs="Arial"/>
+          <w:rFonts w:ascii="Arial Narrow" w:eastAsia="Arial Narrow" w:hAnsi="Arial Narrow" w:cs="Arial Narrow"/>
           <w:sz w:val="16"/>
           <w:szCs w:val="16"/>
           <w:vertAlign w:val="superscript"/>
@@ -5373,7 +6298,7 @@
       </w:r>
       <w:r>
         <w:rPr>
-          <w:rFonts w:ascii="Arial Narrow" w:hAnsi="Arial Narrow" w:cs="Arial"/>
+          <w:rFonts w:ascii="Arial Narrow" w:eastAsia="Arial Narrow" w:hAnsi="Arial Narrow" w:cs="Arial Narrow"/>
           <w:sz w:val="16"/>
           <w:szCs w:val="16"/>
         </w:rPr>
@@ -5381,7 +6306,7 @@
       </w:r>
       <w:r>
         <w:rPr>
-          <w:rFonts w:ascii="Arial Narrow" w:hAnsi="Arial Narrow" w:cs="Arial"/>
+          <w:rFonts w:ascii="Arial Narrow" w:eastAsia="Arial Narrow" w:hAnsi="Arial Narrow" w:cs="Arial Narrow"/>
           <w:sz w:val="16"/>
           <w:szCs w:val="16"/>
         </w:rPr>
@@ -5390,7 +6315,7 @@
       </w:r>
       <w:r>
         <w:rPr>
-          <w:rFonts w:ascii="Arial Narrow" w:hAnsi="Arial Narrow" w:cs="Arial"/>
+          <w:rFonts w:ascii="Arial Narrow" w:eastAsia="Arial Narrow" w:hAnsi="Arial Narrow" w:cs="Arial Narrow"/>
           <w:b/>
           <w:sz w:val="16"/>
           <w:szCs w:val="16"/>
@@ -5399,7 +6324,7 @@
       </w:r>
       <w:r>
         <w:rPr>
-          <w:rFonts w:ascii="Arial Narrow" w:hAnsi="Arial Narrow" w:cs="Arial"/>
+          <w:rFonts w:ascii="Arial Narrow" w:eastAsia="Arial Narrow" w:hAnsi="Arial Narrow" w:cs="Arial Narrow"/>
           <w:sz w:val="16"/>
           <w:szCs w:val="16"/>
         </w:rPr>
@@ -5412,7 +6337,7 @@
         <w:ind w:left="567" w:hanging="567"/>
         <w:jc w:val="both"/>
         <w:rPr>
-          <w:rFonts w:ascii="Arial Narrow" w:hAnsi="Arial Narrow" w:cs="Arial"/>
+          <w:rFonts w:ascii="Arial Narrow" w:eastAsia="Arial Narrow" w:hAnsi="Arial Narrow" w:cs="Arial Narrow"/>
           <w:sz w:val="16"/>
           <w:szCs w:val="16"/>
         </w:rPr>
@@ -5429,7 +6354,7 @@
         <w:ind w:left="567" w:right="-1" w:hanging="567"/>
         <w:jc w:val="both"/>
         <w:rPr>
-          <w:rFonts w:ascii="Arial Narrow" w:eastAsia="Arial Narrow" w:hAnsi="Arial Narrow" w:cs="Arial"/>
+          <w:rFonts w:ascii="Arial Narrow" w:eastAsia="Arial Narrow" w:hAnsi="Arial Narrow" w:cs="Arial Narrow"/>
           <w:b/>
           <w:bCs/>
           <w:sz w:val="16"/>
@@ -5439,7 +6364,7 @@
       <w:r>
         <w:rPr>
           <w:rStyle w:val="Refdenotaalpie"/>
-          <w:rFonts w:ascii="Arial Narrow" w:hAnsi="Arial Narrow" w:cs="Arial"/>
+          <w:rFonts w:ascii="Arial Narrow" w:eastAsia="Arial Narrow" w:hAnsi="Arial Narrow" w:cs="Arial Narrow"/>
           <w:sz w:val="16"/>
           <w:szCs w:val="16"/>
           <w:vertAlign w:val="superscript"/>
@@ -5448,7 +6373,7 @@
       </w:r>
       <w:r>
         <w:rPr>
-          <w:rFonts w:ascii="Arial Narrow" w:hAnsi="Arial Narrow" w:cs="Arial"/>
+          <w:rFonts w:ascii="Arial Narrow" w:eastAsia="Arial Narrow" w:hAnsi="Arial Narrow" w:cs="Arial Narrow"/>
           <w:sz w:val="16"/>
           <w:szCs w:val="16"/>
         </w:rPr>
@@ -5456,7 +6381,7 @@
       </w:r>
       <w:r>
         <w:rPr>
-          <w:rFonts w:ascii="Arial Narrow" w:hAnsi="Arial Narrow" w:cs="Arial"/>
+          <w:rFonts w:ascii="Arial Narrow" w:eastAsia="Arial Narrow" w:hAnsi="Arial Narrow" w:cs="Arial Narrow"/>
           <w:sz w:val="16"/>
           <w:szCs w:val="16"/>
         </w:rPr>
@@ -5464,7 +6389,7 @@
       </w:r>
       <w:r>
         <w:rPr>
-          <w:rFonts w:ascii="Arial Narrow" w:eastAsia="Arial Narrow" w:hAnsi="Arial Narrow" w:cs="Arial"/>
+          <w:rFonts w:ascii="Arial Narrow" w:eastAsia="Arial Narrow" w:hAnsi="Arial Narrow" w:cs="Arial Narrow"/>
           <w:b/>
           <w:bCs/>
           <w:sz w:val="16"/>
@@ -5475,7 +6400,7 @@
       <w:proofErr w:type="spellStart"/>
       <w:r>
         <w:rPr>
-          <w:rFonts w:ascii="Arial Narrow" w:eastAsia="Arial Narrow" w:hAnsi="Arial Narrow" w:cs="Arial"/>
+          <w:rFonts w:ascii="Arial Narrow" w:eastAsia="Arial Narrow" w:hAnsi="Arial Narrow" w:cs="Arial Narrow"/>
           <w:b/>
           <w:bCs/>
           <w:sz w:val="16"/>
@@ -5486,7 +6411,7 @@
       <w:proofErr w:type="spellEnd"/>
       <w:r>
         <w:rPr>
-          <w:rFonts w:ascii="Arial Narrow" w:eastAsia="Arial Narrow" w:hAnsi="Arial Narrow" w:cs="Arial"/>
+          <w:rFonts w:ascii="Arial Narrow" w:eastAsia="Arial Narrow" w:hAnsi="Arial Narrow" w:cs="Arial Narrow"/>
           <w:b/>
           <w:bCs/>
           <w:sz w:val="16"/>
@@ -5497,7 +6422,7 @@
       <w:proofErr w:type="spellStart"/>
       <w:r>
         <w:rPr>
-          <w:rFonts w:ascii="Arial Narrow" w:eastAsia="Arial Narrow" w:hAnsi="Arial Narrow" w:cs="Arial"/>
+          <w:rFonts w:ascii="Arial Narrow" w:eastAsia="Arial Narrow" w:hAnsi="Arial Narrow" w:cs="Arial Narrow"/>
           <w:b/>
           <w:bCs/>
           <w:sz w:val="16"/>
@@ -5508,7 +6433,7 @@
       <w:proofErr w:type="spellEnd"/>
       <w:r>
         <w:rPr>
-          <w:rFonts w:ascii="Arial Narrow" w:eastAsia="Arial Narrow" w:hAnsi="Arial Narrow" w:cs="Arial"/>
+          <w:rFonts w:ascii="Arial Narrow" w:eastAsia="Arial Narrow" w:hAnsi="Arial Narrow" w:cs="Arial Narrow"/>
           <w:b/>
           <w:bCs/>
           <w:sz w:val="16"/>
@@ -5526,7 +6451,7 @@
         <w:ind w:left="567" w:right="-1" w:hanging="567"/>
         <w:jc w:val="both"/>
         <w:rPr>
-          <w:rFonts w:ascii="Arial Narrow" w:eastAsia="Arial Narrow" w:hAnsi="Arial Narrow" w:cs="Arial"/>
+          <w:rFonts w:ascii="Arial Narrow" w:eastAsia="Arial Narrow" w:hAnsi="Arial Narrow" w:cs="Arial Narrow"/>
           <w:b/>
           <w:bCs/>
           <w:sz w:val="16"/>
@@ -5535,7 +6460,7 @@
       </w:pPr>
       <w:r>
         <w:rPr>
-          <w:rFonts w:ascii="Arial Narrow" w:eastAsia="Arial Narrow" w:hAnsi="Arial Narrow" w:cs="Arial"/>
+          <w:rFonts w:ascii="Arial Narrow" w:eastAsia="Arial Narrow" w:hAnsi="Arial Narrow" w:cs="Arial Narrow"/>
           <w:b/>
           <w:bCs/>
           <w:sz w:val="16"/>
@@ -5554,14 +6479,14 @@
         <w:ind w:left="567" w:right="-1" w:hanging="567"/>
         <w:jc w:val="both"/>
         <w:rPr>
-          <w:rFonts w:ascii="Arial Narrow" w:eastAsia="Arial Narrow" w:hAnsi="Arial Narrow" w:cs="Arial"/>
-          <w:sz w:val="16"/>
-          <w:szCs w:val="16"/>
-        </w:rPr>
-      </w:pPr>
-      <w:r>
-        <w:rPr>
-          <w:rFonts w:ascii="Arial Narrow" w:eastAsia="Arial Narrow" w:hAnsi="Arial Narrow" w:cs="Arial"/>
+          <w:rFonts w:ascii="Arial Narrow" w:eastAsia="Arial Narrow" w:hAnsi="Arial Narrow" w:cs="Arial Narrow"/>
+          <w:sz w:val="16"/>
+          <w:szCs w:val="16"/>
+        </w:rPr>
+      </w:pPr>
+      <w:r>
+        <w:rPr>
+          <w:rFonts w:ascii="Arial Narrow" w:eastAsia="Arial Narrow" w:hAnsi="Arial Narrow" w:cs="Arial Narrow"/>
           <w:sz w:val="16"/>
           <w:szCs w:val="16"/>
         </w:rPr>
@@ -5571,7 +6496,7 @@
       <w:proofErr w:type="spellStart"/>
       <w:r>
         <w:rPr>
-          <w:rFonts w:ascii="Arial Narrow" w:eastAsia="Arial Narrow" w:hAnsi="Arial Narrow" w:cs="Arial"/>
+          <w:rFonts w:ascii="Arial Narrow" w:eastAsia="Arial Narrow" w:hAnsi="Arial Narrow" w:cs="Arial Narrow"/>
           <w:sz w:val="16"/>
           <w:szCs w:val="16"/>
         </w:rPr>
@@ -5580,7 +6505,7 @@
       <w:proofErr w:type="spellEnd"/>
       <w:r>
         <w:rPr>
-          <w:rFonts w:ascii="Arial Narrow" w:eastAsia="Arial Narrow" w:hAnsi="Arial Narrow" w:cs="Arial"/>
+          <w:rFonts w:ascii="Arial Narrow" w:eastAsia="Arial Narrow" w:hAnsi="Arial Narrow" w:cs="Arial Narrow"/>
           <w:sz w:val="16"/>
           <w:szCs w:val="16"/>
         </w:rPr>
@@ -5596,14 +6521,14 @@
         <w:ind w:left="567" w:right="-1" w:hanging="567"/>
         <w:jc w:val="both"/>
         <w:rPr>
-          <w:rFonts w:ascii="Arial Narrow" w:eastAsia="Arial Narrow" w:hAnsi="Arial Narrow" w:cs="Arial"/>
-          <w:sz w:val="16"/>
-          <w:szCs w:val="16"/>
-        </w:rPr>
-      </w:pPr>
-      <w:r>
-        <w:rPr>
-          <w:rFonts w:ascii="Arial Narrow" w:eastAsia="Arial Narrow" w:hAnsi="Arial Narrow" w:cs="Arial"/>
+          <w:rFonts w:ascii="Arial Narrow" w:eastAsia="Arial Narrow" w:hAnsi="Arial Narrow" w:cs="Arial Narrow"/>
+          <w:sz w:val="16"/>
+          <w:szCs w:val="16"/>
+        </w:rPr>
+      </w:pPr>
+      <w:r>
+        <w:rPr>
+          <w:rFonts w:ascii="Arial Narrow" w:eastAsia="Arial Narrow" w:hAnsi="Arial Narrow" w:cs="Arial Narrow"/>
           <w:sz w:val="16"/>
           <w:szCs w:val="16"/>
         </w:rPr>
@@ -5620,7 +6545,7 @@
         <w:ind w:left="567" w:right="-1" w:hanging="567"/>
         <w:jc w:val="both"/>
         <w:rPr>
-          <w:rFonts w:ascii="Arial Narrow" w:eastAsia="Arial Narrow" w:hAnsi="Arial Narrow" w:cs="Arial"/>
+          <w:rFonts w:ascii="Arial Narrow" w:eastAsia="Arial Narrow" w:hAnsi="Arial Narrow" w:cs="Arial Narrow"/>
           <w:sz w:val="16"/>
           <w:szCs w:val="16"/>
         </w:rPr>
@@ -5635,7 +6560,7 @@
         <w:ind w:left="567" w:right="-1" w:hanging="567"/>
         <w:jc w:val="both"/>
         <w:rPr>
-          <w:rFonts w:ascii="Arial Narrow" w:eastAsia="Arial Narrow" w:hAnsi="Arial Narrow" w:cs="Arial"/>
+          <w:rFonts w:ascii="Arial Narrow" w:eastAsia="Arial Narrow" w:hAnsi="Arial Narrow" w:cs="Arial Narrow"/>
           <w:b/>
           <w:bCs/>
           <w:sz w:val="16"/>
@@ -5644,7 +6569,7 @@
       </w:pPr>
       <w:r>
         <w:rPr>
-          <w:rFonts w:ascii="Arial Narrow" w:eastAsia="Arial Narrow" w:hAnsi="Arial Narrow" w:cs="Arial"/>
+          <w:rFonts w:ascii="Arial Narrow" w:eastAsia="Arial Narrow" w:hAnsi="Arial Narrow" w:cs="Arial Narrow"/>
           <w:sz w:val="16"/>
           <w:szCs w:val="16"/>
         </w:rPr>
@@ -5652,7 +6577,7 @@
       </w:r>
       <w:r>
         <w:rPr>
-          <w:rFonts w:ascii="Arial Narrow" w:eastAsia="Arial Narrow" w:hAnsi="Arial Narrow" w:cs="Arial"/>
+          <w:rFonts w:ascii="Arial Narrow" w:eastAsia="Arial Narrow" w:hAnsi="Arial Narrow" w:cs="Arial Narrow"/>
           <w:b/>
           <w:bCs/>
           <w:sz w:val="16"/>
@@ -5663,7 +6588,7 @@
       <w:proofErr w:type="spellStart"/>
       <w:r>
         <w:rPr>
-          <w:rFonts w:ascii="Arial Narrow" w:eastAsia="Arial Narrow" w:hAnsi="Arial Narrow" w:cs="Arial"/>
+          <w:rFonts w:ascii="Arial Narrow" w:eastAsia="Arial Narrow" w:hAnsi="Arial Narrow" w:cs="Arial Narrow"/>
           <w:b/>
           <w:bCs/>
           <w:sz w:val="16"/>
@@ -5674,7 +6599,7 @@
       <w:proofErr w:type="spellEnd"/>
       <w:r>
         <w:rPr>
-          <w:rFonts w:ascii="Arial Narrow" w:eastAsia="Arial Narrow" w:hAnsi="Arial Narrow" w:cs="Arial"/>
+          <w:rFonts w:ascii="Arial Narrow" w:eastAsia="Arial Narrow" w:hAnsi="Arial Narrow" w:cs="Arial Narrow"/>
           <w:b/>
           <w:bCs/>
           <w:sz w:val="16"/>
@@ -5692,14 +6617,14 @@
         <w:ind w:left="567" w:right="-1" w:hanging="567"/>
         <w:jc w:val="both"/>
         <w:rPr>
-          <w:rFonts w:ascii="Arial Narrow" w:eastAsia="Arial Narrow" w:hAnsi="Arial Narrow" w:cs="Arial"/>
-          <w:sz w:val="16"/>
-          <w:szCs w:val="16"/>
-        </w:rPr>
-      </w:pPr>
-      <w:r>
-        <w:rPr>
-          <w:rFonts w:ascii="Arial Narrow" w:eastAsia="Arial Narrow" w:hAnsi="Arial Narrow" w:cs="Arial"/>
+          <w:rFonts w:ascii="Arial Narrow" w:eastAsia="Arial Narrow" w:hAnsi="Arial Narrow" w:cs="Arial Narrow"/>
+          <w:sz w:val="16"/>
+          <w:szCs w:val="16"/>
+        </w:rPr>
+      </w:pPr>
+      <w:r>
+        <w:rPr>
+          <w:rFonts w:ascii="Arial Narrow" w:eastAsia="Arial Narrow" w:hAnsi="Arial Narrow" w:cs="Arial Narrow"/>
           <w:b/>
           <w:bCs/>
           <w:sz w:val="16"/>
@@ -5710,7 +6635,7 @@
       </w:r>
       <w:r>
         <w:rPr>
-          <w:rFonts w:ascii="Arial Narrow" w:eastAsia="Arial Narrow" w:hAnsi="Arial Narrow" w:cs="Arial"/>
+          <w:rFonts w:ascii="Arial Narrow" w:eastAsia="Arial Narrow" w:hAnsi="Arial Narrow" w:cs="Arial Narrow"/>
           <w:sz w:val="16"/>
           <w:szCs w:val="16"/>
         </w:rPr>
@@ -5726,14 +6651,14 @@
         <w:ind w:left="567" w:right="-1" w:hanging="567"/>
         <w:jc w:val="both"/>
         <w:rPr>
-          <w:rFonts w:ascii="Arial Narrow" w:eastAsia="Arial Narrow" w:hAnsi="Arial Narrow" w:cs="Arial"/>
-          <w:sz w:val="16"/>
-          <w:szCs w:val="16"/>
-        </w:rPr>
-      </w:pPr>
-      <w:r>
-        <w:rPr>
-          <w:rFonts w:ascii="Arial Narrow" w:eastAsia="Arial Narrow" w:hAnsi="Arial Narrow" w:cs="Arial"/>
+          <w:rFonts w:ascii="Arial Narrow" w:eastAsia="Arial Narrow" w:hAnsi="Arial Narrow" w:cs="Arial Narrow"/>
+          <w:sz w:val="16"/>
+          <w:szCs w:val="16"/>
+        </w:rPr>
+      </w:pPr>
+      <w:r>
+        <w:rPr>
+          <w:rFonts w:ascii="Arial Narrow" w:eastAsia="Arial Narrow" w:hAnsi="Arial Narrow" w:cs="Arial Narrow"/>
           <w:sz w:val="16"/>
           <w:szCs w:val="16"/>
         </w:rPr>
@@ -5750,7 +6675,9 @@
         <w:ind w:left="567" w:right="-1" w:hanging="567"/>
         <w:jc w:val="both"/>
         <w:rPr>
-          <w:rFonts w:ascii="Arial Narrow" w:eastAsia="Arial Narrow" w:hAnsi="Arial Narrow" w:cs="Arial"/>
+          <w:rFonts w:ascii="Arial Narrow" w:eastAsia="Arial Narrow" w:hAnsi="Arial Narrow" w:cs="Arial Narrow"/>
+          <w:b/>
+          <w:bCs/>
           <w:sz w:val="16"/>
           <w:szCs w:val="16"/>
         </w:rPr>
@@ -5767,7 +6694,7 @@
         <w:ind w:left="567" w:right="-1" w:hanging="567"/>
         <w:jc w:val="both"/>
         <w:rPr>
-          <w:rFonts w:ascii="Arial Narrow" w:eastAsia="Arial Narrow" w:hAnsi="Arial Narrow" w:cs="Arial"/>
+          <w:rFonts w:ascii="Arial Narrow" w:eastAsia="Arial Narrow" w:hAnsi="Arial Narrow" w:cs="Arial Narrow"/>
           <w:b/>
           <w:bCs/>
           <w:sz w:val="16"/>
@@ -5777,7 +6704,7 @@
       <w:r>
         <w:rPr>
           <w:rStyle w:val="Refdenotaalpie"/>
-          <w:rFonts w:ascii="Arial Narrow" w:hAnsi="Arial Narrow"/>
+          <w:rFonts w:ascii="Arial Narrow" w:eastAsia="Arial Narrow" w:hAnsi="Arial Narrow" w:cs="Arial Narrow"/>
           <w:sz w:val="16"/>
           <w:szCs w:val="16"/>
           <w:vertAlign w:val="superscript"/>
@@ -5786,7 +6713,7 @@
       </w:r>
       <w:r>
         <w:rPr>
-          <w:rFonts w:ascii="Arial Narrow" w:hAnsi="Arial Narrow"/>
+          <w:rFonts w:ascii="Arial Narrow" w:eastAsia="Arial Narrow" w:hAnsi="Arial Narrow" w:cs="Arial Narrow"/>
           <w:sz w:val="16"/>
           <w:szCs w:val="16"/>
         </w:rPr>
@@ -5794,7 +6721,7 @@
       </w:r>
       <w:r>
         <w:rPr>
-          <w:rFonts w:ascii="Arial Narrow" w:hAnsi="Arial Narrow" w:cs="Arial"/>
+          <w:rFonts w:ascii="Arial Narrow" w:eastAsia="Arial Narrow" w:hAnsi="Arial Narrow" w:cs="Arial Narrow"/>
           <w:sz w:val="16"/>
           <w:szCs w:val="16"/>
         </w:rPr>
@@ -5802,7 +6729,7 @@
       </w:r>
       <w:r>
         <w:rPr>
-          <w:rFonts w:ascii="Arial Narrow" w:eastAsia="Arial Narrow" w:hAnsi="Arial Narrow" w:cs="Arial"/>
+          <w:rFonts w:ascii="Arial Narrow" w:eastAsia="Arial Narrow" w:hAnsi="Arial Narrow" w:cs="Arial Narrow"/>
           <w:b/>
           <w:bCs/>
           <w:sz w:val="16"/>
@@ -5813,7 +6740,7 @@
       <w:proofErr w:type="spellStart"/>
       <w:r>
         <w:rPr>
-          <w:rFonts w:ascii="Arial Narrow" w:eastAsia="Arial Narrow" w:hAnsi="Arial Narrow" w:cs="Arial"/>
+          <w:rFonts w:ascii="Arial Narrow" w:eastAsia="Arial Narrow" w:hAnsi="Arial Narrow" w:cs="Arial Narrow"/>
           <w:b/>
           <w:bCs/>
           <w:sz w:val="16"/>
@@ -5824,7 +6751,7 @@
       <w:proofErr w:type="spellEnd"/>
       <w:r>
         <w:rPr>
-          <w:rFonts w:ascii="Arial Narrow" w:eastAsia="Arial Narrow" w:hAnsi="Arial Narrow" w:cs="Arial"/>
+          <w:rFonts w:ascii="Arial Narrow" w:eastAsia="Arial Narrow" w:hAnsi="Arial Narrow" w:cs="Arial Narrow"/>
           <w:b/>
           <w:bCs/>
           <w:sz w:val="16"/>
@@ -5835,7 +6762,7 @@
       <w:proofErr w:type="spellStart"/>
       <w:r>
         <w:rPr>
-          <w:rFonts w:ascii="Arial Narrow" w:eastAsia="Arial Narrow" w:hAnsi="Arial Narrow" w:cs="Arial"/>
+          <w:rFonts w:ascii="Arial Narrow" w:eastAsia="Arial Narrow" w:hAnsi="Arial Narrow" w:cs="Arial Narrow"/>
           <w:b/>
           <w:bCs/>
           <w:sz w:val="16"/>
@@ -5846,7 +6773,7 @@
       <w:proofErr w:type="spellEnd"/>
       <w:r>
         <w:rPr>
-          <w:rFonts w:ascii="Arial Narrow" w:eastAsia="Arial Narrow" w:hAnsi="Arial Narrow" w:cs="Arial"/>
+          <w:rFonts w:ascii="Arial Narrow" w:eastAsia="Arial Narrow" w:hAnsi="Arial Narrow" w:cs="Arial Narrow"/>
           <w:b/>
           <w:bCs/>
           <w:sz w:val="16"/>
@@ -5869,7 +6796,7 @@
       </w:pPr>
       <w:r>
         <w:rPr>
-          <w:rFonts w:ascii="Arial Narrow" w:eastAsia="Arial Narrow" w:hAnsi="Arial Narrow" w:cs="Arial"/>
+          <w:rFonts w:ascii="Arial Narrow" w:eastAsia="Arial Narrow" w:hAnsi="Arial Narrow" w:cs="Arial Narrow"/>
           <w:b/>
           <w:bCs/>
           <w:sz w:val="16"/>
@@ -5930,14 +6857,14 @@
         <w:pStyle w:val="Textonotapie"/>
         <w:ind w:left="567"/>
         <w:rPr>
-          <w:rFonts w:ascii="Arial Narrow" w:hAnsi="Arial Narrow"/>
-          <w:sz w:val="16"/>
-          <w:szCs w:val="16"/>
-        </w:rPr>
-      </w:pPr>
-      <w:r>
-        <w:rPr>
-          <w:rFonts w:ascii="Arial Narrow" w:hAnsi="Arial Narrow"/>
+          <w:rFonts w:ascii="Arial Narrow" w:eastAsia="Arial Narrow" w:hAnsi="Arial Narrow" w:cs="Arial Narrow"/>
+          <w:sz w:val="16"/>
+          <w:szCs w:val="16"/>
+        </w:rPr>
+      </w:pPr>
+      <w:r>
+        <w:rPr>
+          <w:rFonts w:ascii="Arial Narrow" w:eastAsia="Arial Narrow" w:hAnsi="Arial Narrow" w:cs="Arial Narrow"/>
           <w:sz w:val="16"/>
           <w:szCs w:val="16"/>
         </w:rPr>
@@ -5945,7 +6872,7 @@
       </w:r>
       <w:r>
         <w:rPr>
-          <w:rFonts w:ascii="Arial Narrow" w:hAnsi="Arial Narrow"/>
+          <w:rFonts w:ascii="Arial Narrow" w:eastAsia="Arial Narrow" w:hAnsi="Arial Narrow" w:cs="Arial Narrow"/>
           <w:sz w:val="16"/>
           <w:szCs w:val="16"/>
         </w:rPr>
@@ -5953,7 +6880,7 @@
       </w:r>
       <w:r>
         <w:rPr>
-          <w:rFonts w:ascii="Arial Narrow" w:hAnsi="Arial Narrow"/>
+          <w:rFonts w:ascii="Arial Narrow" w:eastAsia="Arial Narrow" w:hAnsi="Arial Narrow" w:cs="Arial Narrow"/>
           <w:sz w:val="16"/>
           <w:szCs w:val="16"/>
         </w:rPr>
@@ -5961,26 +6888,13 @@
       </w:r>
       <w:r>
         <w:rPr>
-          <w:rFonts w:ascii="Arial Narrow" w:hAnsi="Arial Narrow"/>
+          <w:rFonts w:ascii="Arial Narrow" w:eastAsia="Arial Narrow" w:hAnsi="Arial Narrow" w:cs="Arial Narrow"/>
           <w:sz w:val="16"/>
           <w:szCs w:val="16"/>
         </w:rPr>
         <w:t>.</w:t>
       </w:r>
     </w:p>
-    <w:p>
-      <w:pPr>
-        <w:pStyle w:val="Textonotapie"/>
-        <w:ind w:left="567"/>
-        <w:rPr>
-          <w:rFonts w:ascii="Arial Narrow" w:hAnsi="Arial Narrow"/>
-          <w:sz w:val="16"/>
-          <w:szCs w:val="16"/>
-        </w:rPr>
-      </w:pPr>
-    </w:p>
-  </w:footnote>
-  <w:footnote w:id="5">
     <w:p>
       <w:pPr>
         <w:pStyle w:val="Textonotapie"/>
@@ -5997,153 +6911,9 @@
           <w:szCs w:val="16"/>
         </w:rPr>
       </w:pPr>
-      <w:r>
-        <w:rPr>
-          <w:rStyle w:val="Refdenotaalpie"/>
-          <w:rFonts w:ascii="Arial Narrow" w:hAnsi="Arial Narrow"/>
-          <w:sz w:val="16"/>
-          <w:szCs w:val="16"/>
-          <w:vertAlign w:val="superscript"/>
-        </w:rPr>
-        <w:footnoteRef/>
-      </w:r>
-      <w:r>
-        <w:rPr>
-          <w:rFonts w:ascii="Arial Narrow" w:hAnsi="Arial Narrow"/>
-          <w:sz w:val="16"/>
-          <w:szCs w:val="16"/>
-        </w:rPr>
-        <w:t xml:space="preserve"> </w:t>
-      </w:r>
-      <w:r>
-        <w:rPr>
-          <w:rFonts w:ascii="Arial Narrow" w:hAnsi="Arial Narrow" w:cs="Arial"/>
-          <w:sz w:val="16"/>
-          <w:szCs w:val="16"/>
-        </w:rPr>
-        <w:tab/>
-      </w:r>
-      <w:r>
-        <w:rPr>
-          <w:rFonts w:ascii="Arial Narrow" w:eastAsia="Arial Narrow" w:hAnsi="Arial Narrow" w:cs="Arial Narrow"/>
-          <w:b/>
-          <w:bCs/>
-          <w:sz w:val="16"/>
-          <w:szCs w:val="16"/>
-        </w:rPr>
-        <w:t xml:space="preserve">LEY </w:t>
-      </w:r>
-      <w:proofErr w:type="spellStart"/>
-      <w:r>
-        <w:rPr>
-          <w:rFonts w:ascii="Arial Narrow" w:eastAsia="Arial Narrow" w:hAnsi="Arial Narrow" w:cs="Arial Narrow"/>
-          <w:b/>
-          <w:bCs/>
-          <w:sz w:val="16"/>
-          <w:szCs w:val="16"/>
-        </w:rPr>
-        <w:t/>
-      </w:r>
-      <w:proofErr w:type="spellEnd"/>
-      <w:r>
-        <w:rPr>
-          <w:rFonts w:ascii="Arial Narrow" w:eastAsia="Arial Narrow" w:hAnsi="Arial Narrow" w:cs="Arial Narrow"/>
-          <w:b/>
-          <w:bCs/>
-          <w:sz w:val="16"/>
-          <w:szCs w:val="16"/>
-        </w:rPr>
-        <w:t xml:space="preserve"> 29571, CÓDIGO DE PROTECCIÓN Y DEFENSA DEL CONSUMIDOR, publicado el 2 de setiembre de 2010 y modificado por Decreto Legislativo </w:t>
-      </w:r>
-      <w:proofErr w:type="spellStart"/>
-      <w:r>
-        <w:rPr>
-          <w:rFonts w:ascii="Arial Narrow" w:eastAsia="Arial Narrow" w:hAnsi="Arial Narrow" w:cs="Arial Narrow"/>
-          <w:b/>
-          <w:bCs/>
-          <w:sz w:val="16"/>
-          <w:szCs w:val="16"/>
-        </w:rPr>
-        <w:t/>
-      </w:r>
-      <w:proofErr w:type="spellEnd"/>
-      <w:r>
-        <w:rPr>
-          <w:rFonts w:ascii="Arial Narrow" w:eastAsia="Arial Narrow" w:hAnsi="Arial Narrow" w:cs="Arial Narrow"/>
-          <w:b/>
-          <w:bCs/>
-          <w:sz w:val="16"/>
-          <w:szCs w:val="16"/>
-        </w:rPr>
-        <w:t xml:space="preserve"> 1308 </w:t>
-      </w:r>
-    </w:p>
-    <w:p>
-      <w:pPr>
-        <w:pStyle w:val="Textonotapie"/>
-        <w:ind w:left="567" w:right="-1"/>
-        <w:jc w:val="both"/>
-        <w:rPr>
-          <w:rFonts w:ascii="Arial Narrow" w:eastAsia="Arial Narrow" w:hAnsi="Arial Narrow" w:cs="Arial Narrow"/>
-          <w:b/>
-          <w:bCs/>
-          <w:sz w:val="16"/>
-          <w:szCs w:val="16"/>
-        </w:rPr>
-      </w:pPr>
-      <w:r>
-        <w:rPr>
-          <w:rFonts w:ascii="Arial Narrow" w:eastAsia="Arial Narrow" w:hAnsi="Arial Narrow" w:cs="Arial Narrow"/>
-          <w:b/>
-          <w:bCs/>
-          <w:sz w:val="16"/>
-          <w:szCs w:val="16"/>
-        </w:rPr>
-        <w:t>Artículo 88.- Reclamo de productos o servicios financieros y de seguros</w:t>
-      </w:r>
-    </w:p>
-    <w:p>
-      <w:pPr>
-        <w:pStyle w:val="Textonotapie"/>
-        <w:ind w:left="567" w:right="-1"/>
-        <w:jc w:val="both"/>
-        <w:rPr>
-          <w:rFonts w:ascii="Arial Narrow" w:eastAsia="Arial Narrow" w:hAnsi="Arial Narrow" w:cs="Arial Narrow"/>
-          <w:sz w:val="16"/>
-          <w:szCs w:val="16"/>
-        </w:rPr>
-      </w:pPr>
-      <w:r>
-        <w:rPr>
-          <w:rFonts w:ascii="Arial Narrow" w:eastAsia="Arial Narrow" w:hAnsi="Arial Narrow" w:cs="Arial Narrow"/>
-          <w:sz w:val="16"/>
-          <w:szCs w:val="16"/>
-        </w:rPr>
-        <w:t>88.1 Las entidades del sistema financiero y de seguros, en todas sus oficinas en la República, deben resolver los reclamos en un plazo no mayor de quince días hábiles. Excepcionalmente, la Superintendencia de Banca, Seguros y Administradoras Privadas de Fondos de Pensiones podrá establecer un plazo ampliatorio cuando la naturaleza y complejidad de la operación, producto o servicio materia del reclamo o requerimiento lo justifique, situación que debe ponerse en conocimiento del consumidor antes de la culminación del plazo inicial, sin perjuicio del derecho del consumidor de recurrir directamente ante la Autoridad de Consumo</w:t>
-      </w:r>
-      <w:r>
-        <w:rPr>
-          <w:rFonts w:ascii="Arial Narrow" w:eastAsia="Arial Narrow" w:hAnsi="Arial Narrow" w:cs="Arial"/>
-          <w:sz w:val="16"/>
-          <w:szCs w:val="16"/>
-        </w:rPr>
-        <w:t xml:space="preserve">. </w:t>
-      </w:r>
-    </w:p>
-    <w:p>
-      <w:pPr>
-        <w:pStyle w:val="Textonotapie"/>
-        <w:ind w:firstLine="567"/>
-        <w:jc w:val="both"/>
-        <w:rPr>
-          <w:rFonts w:ascii="Arial Narrow" w:hAnsi="Arial Narrow"/>
-          <w:sz w:val="16"/>
-          <w:szCs w:val="16"/>
-        </w:rPr>
-      </w:pPr>
     </w:p>
   </w:footnote>
-  <w:footnote w:id="6">
+  <w:footnote w:id="5">
     <w:p>
       <w:pPr>
         <w:pStyle w:val="Textonotapie"/>
@@ -6163,7 +6933,7 @@
       <w:r>
         <w:rPr>
           <w:rStyle w:val="Refdenotaalpie"/>
-          <w:rFonts w:ascii="Arial Narrow" w:hAnsi="Arial Narrow"/>
+          <w:rFonts w:ascii="Arial Narrow" w:eastAsia="Arial Narrow" w:hAnsi="Arial Narrow" w:cs="Arial Narrow"/>
           <w:sz w:val="16"/>
           <w:szCs w:val="16"/>
           <w:vertAlign w:val="superscript"/>
@@ -6172,7 +6942,7 @@
       </w:r>
       <w:r>
         <w:rPr>
-          <w:rFonts w:ascii="Arial Narrow" w:hAnsi="Arial Narrow"/>
+          <w:rFonts w:ascii="Arial Narrow" w:eastAsia="Arial Narrow" w:hAnsi="Arial Narrow" w:cs="Arial Narrow"/>
           <w:sz w:val="16"/>
           <w:szCs w:val="16"/>
         </w:rPr>
@@ -6180,7 +6950,7 @@
       </w:r>
       <w:r>
         <w:rPr>
-          <w:rFonts w:ascii="Arial Narrow" w:hAnsi="Arial Narrow"/>
+          <w:rFonts w:ascii="Arial Narrow" w:eastAsia="Arial Narrow" w:hAnsi="Arial Narrow" w:cs="Arial Narrow"/>
           <w:sz w:val="16"/>
           <w:szCs w:val="16"/>
         </w:rPr>
@@ -6239,6 +7009,58 @@
           <w:szCs w:val="16"/>
         </w:rPr>
         <w:t xml:space="preserve"> 1308 </w:t>
+      </w:r>
+    </w:p>
+    <w:p>
+      <w:pPr>
+        <w:pStyle w:val="Textonotapie"/>
+        <w:ind w:left="567" w:right="-1"/>
+        <w:jc w:val="both"/>
+        <w:rPr>
+          <w:rFonts w:ascii="Arial Narrow" w:eastAsia="Arial Narrow" w:hAnsi="Arial Narrow" w:cs="Arial Narrow"/>
+          <w:b/>
+          <w:bCs/>
+          <w:sz w:val="16"/>
+          <w:szCs w:val="16"/>
+        </w:rPr>
+      </w:pPr>
+      <w:r>
+        <w:rPr>
+          <w:rFonts w:ascii="Arial Narrow" w:eastAsia="Arial Narrow" w:hAnsi="Arial Narrow" w:cs="Arial Narrow"/>
+          <w:b/>
+          <w:bCs/>
+          <w:sz w:val="16"/>
+          <w:szCs w:val="16"/>
+        </w:rPr>
+        <w:t>Artículo 88.- Reclamo de productos o servicios financieros y de seguros</w:t>
+      </w:r>
+    </w:p>
+    <w:p>
+      <w:pPr>
+        <w:pStyle w:val="Textonotapie"/>
+        <w:ind w:left="567" w:right="-1"/>
+        <w:jc w:val="both"/>
+        <w:rPr>
+          <w:rFonts w:ascii="Arial Narrow" w:eastAsia="Arial Narrow" w:hAnsi="Arial Narrow" w:cs="Arial Narrow"/>
+          <w:sz w:val="16"/>
+          <w:szCs w:val="16"/>
+        </w:rPr>
+      </w:pPr>
+      <w:r>
+        <w:rPr>
+          <w:rFonts w:ascii="Arial Narrow" w:eastAsia="Arial Narrow" w:hAnsi="Arial Narrow" w:cs="Arial Narrow"/>
+          <w:sz w:val="16"/>
+          <w:szCs w:val="16"/>
+        </w:rPr>
+        <w:t>88.1 Las entidades del sistema financiero y de seguros, en todas sus oficinas en la República, deben resolver los reclamos en un plazo no mayor de quince días hábiles. Excepcionalmente, la Superintendencia de Banca, Seguros y Administradoras Privadas de Fondos de Pensiones podrá establecer un plazo ampliatorio cuando la naturaleza y complejidad de la operación, producto o servicio materia del reclamo o requerimiento lo justifique, situación que debe ponerse en conocimiento del consumidor antes de la culminación del plazo inicial, sin perjuicio del derecho del consumidor de recurrir directamente ante la Autoridad de Consumo</w:t>
+      </w:r>
+      <w:r>
+        <w:rPr>
+          <w:rFonts w:ascii="Arial Narrow" w:eastAsia="Arial Narrow" w:hAnsi="Arial Narrow" w:cs="Arial Narrow"/>
+          <w:sz w:val="16"/>
+          <w:szCs w:val="16"/>
+        </w:rPr>
+        <w:t xml:space="preserve">. </w:t>
       </w:r>
     </w:p>
     <w:p>
@@ -6257,6 +7079,122 @@
           <w:szCs w:val="16"/>
         </w:rPr>
       </w:pPr>
+    </w:p>
+  </w:footnote>
+  <w:footnote w:id="6">
+    <w:p>
+      <w:pPr>
+        <w:pStyle w:val="Textonotapie"/>
+        <w:tabs>
+          <w:tab w:val="left" w:pos="567"/>
+        </w:tabs>
+        <w:ind w:left="567" w:right="-1" w:hanging="567"/>
+        <w:jc w:val="both"/>
+        <w:rPr>
+          <w:rFonts w:ascii="Arial Narrow" w:eastAsia="Arial Narrow" w:hAnsi="Arial Narrow" w:cs="Arial Narrow"/>
+          <w:b/>
+          <w:bCs/>
+          <w:sz w:val="16"/>
+          <w:szCs w:val="16"/>
+        </w:rPr>
+      </w:pPr>
+      <w:r>
+        <w:rPr>
+          <w:rStyle w:val="Refdenotaalpie"/>
+          <w:rFonts w:ascii="Arial Narrow" w:eastAsia="Arial Narrow" w:hAnsi="Arial Narrow" w:cs="Arial Narrow"/>
+          <w:sz w:val="16"/>
+          <w:szCs w:val="16"/>
+          <w:vertAlign w:val="superscript"/>
+        </w:rPr>
+        <w:footnoteRef/>
+      </w:r>
+      <w:r>
+        <w:rPr>
+          <w:rFonts w:ascii="Arial Narrow" w:eastAsia="Arial Narrow" w:hAnsi="Arial Narrow" w:cs="Arial Narrow"/>
+          <w:sz w:val="16"/>
+          <w:szCs w:val="16"/>
+        </w:rPr>
+        <w:t xml:space="preserve"> </w:t>
+      </w:r>
+      <w:r>
+        <w:rPr>
+          <w:rFonts w:ascii="Arial Narrow" w:eastAsia="Arial Narrow" w:hAnsi="Arial Narrow" w:cs="Arial Narrow"/>
+          <w:sz w:val="16"/>
+          <w:szCs w:val="16"/>
+        </w:rPr>
+        <w:tab/>
+      </w:r>
+      <w:r>
+        <w:rPr>
+          <w:rFonts w:ascii="Arial Narrow" w:eastAsia="Arial Narrow" w:hAnsi="Arial Narrow" w:cs="Arial Narrow"/>
+          <w:b/>
+          <w:bCs/>
+          <w:sz w:val="16"/>
+          <w:szCs w:val="16"/>
+        </w:rPr>
+        <w:t xml:space="preserve">LEY </w:t>
+      </w:r>
+      <w:proofErr w:type="spellStart"/>
+      <w:r>
+        <w:rPr>
+          <w:rFonts w:ascii="Arial Narrow" w:eastAsia="Arial Narrow" w:hAnsi="Arial Narrow" w:cs="Arial Narrow"/>
+          <w:b/>
+          <w:bCs/>
+          <w:sz w:val="16"/>
+          <w:szCs w:val="16"/>
+        </w:rPr>
+        <w:t/>
+      </w:r>
+      <w:proofErr w:type="spellEnd"/>
+      <w:r>
+        <w:rPr>
+          <w:rFonts w:ascii="Arial Narrow" w:eastAsia="Arial Narrow" w:hAnsi="Arial Narrow" w:cs="Arial Narrow"/>
+          <w:b/>
+          <w:bCs/>
+          <w:sz w:val="16"/>
+          <w:szCs w:val="16"/>
+        </w:rPr>
+        <w:t xml:space="preserve"> 29571, CÓDIGO DE PROTECCIÓN Y DEFENSA DEL CONSUMIDOR, publicado el 2 de setiembre de 2010 y modificado por Decreto Legislativo </w:t>
+      </w:r>
+      <w:proofErr w:type="spellStart"/>
+      <w:r>
+        <w:rPr>
+          <w:rFonts w:ascii="Arial Narrow" w:eastAsia="Arial Narrow" w:hAnsi="Arial Narrow" w:cs="Arial Narrow"/>
+          <w:b/>
+          <w:bCs/>
+          <w:sz w:val="16"/>
+          <w:szCs w:val="16"/>
+        </w:rPr>
+        <w:t/>
+      </w:r>
+      <w:proofErr w:type="spellEnd"/>
+      <w:r>
+        <w:rPr>
+          <w:rFonts w:ascii="Arial Narrow" w:eastAsia="Arial Narrow" w:hAnsi="Arial Narrow" w:cs="Arial Narrow"/>
+          <w:b/>
+          <w:bCs/>
+          <w:sz w:val="16"/>
+          <w:szCs w:val="16"/>
+        </w:rPr>
+        <w:t xml:space="preserve"> 1308 </w:t>
+      </w:r>
+    </w:p>
+    <w:p>
+      <w:pPr>
+        <w:pStyle w:val="Textonotapie"/>
+        <w:tabs>
+          <w:tab w:val="left" w:pos="567"/>
+        </w:tabs>
+        <w:ind w:left="567" w:right="-1" w:hanging="567"/>
+        <w:jc w:val="both"/>
+        <w:rPr>
+          <w:rFonts w:ascii="Arial Narrow" w:eastAsia="Arial Narrow" w:hAnsi="Arial Narrow" w:cs="Arial Narrow"/>
+          <w:b/>
+          <w:bCs/>
+          <w:sz w:val="16"/>
+          <w:szCs w:val="16"/>
+        </w:rPr>
+      </w:pPr>
       <w:r>
         <w:rPr>
           <w:rFonts w:ascii="Arial Narrow" w:eastAsia="Arial Narrow" w:hAnsi="Arial Narrow" w:cs="Arial Narrow"/>
@@ -6456,9 +7394,15 @@
     <w:p>
       <w:pPr>
         <w:pStyle w:val="Textonotapie"/>
-        <w:jc w:val="both"/>
-        <w:rPr>
-          <w:rFonts w:ascii="Arial Narrow" w:hAnsi="Arial Narrow"/>
+        <w:tabs>
+          <w:tab w:val="left" w:pos="567"/>
+        </w:tabs>
+        <w:ind w:left="567" w:right="-1" w:hanging="567"/>
+        <w:jc w:val="both"/>
+        <w:rPr>
+          <w:rFonts w:ascii="Arial Narrow" w:eastAsia="Arial Narrow" w:hAnsi="Arial Narrow" w:cs="Arial Narrow"/>
+          <w:b/>
+          <w:bCs/>
           <w:sz w:val="16"/>
           <w:szCs w:val="16"/>
         </w:rPr>
@@ -6475,7 +7419,7 @@
         <w:ind w:left="567" w:right="-1" w:hanging="567"/>
         <w:jc w:val="both"/>
         <w:rPr>
-          <w:rFonts w:ascii="Arial Narrow" w:eastAsia="Arial Narrow" w:hAnsi="Arial Narrow" w:cs="Arial"/>
+          <w:rFonts w:ascii="Arial Narrow" w:eastAsia="Arial Narrow" w:hAnsi="Arial Narrow" w:cs="Arial Narrow"/>
           <w:sz w:val="16"/>
           <w:szCs w:val="16"/>
         </w:rPr>
@@ -6483,7 +7427,7 @@
       <w:r>
         <w:rPr>
           <w:rStyle w:val="Refdenotaalpie"/>
-          <w:rFonts w:ascii="Arial Narrow" w:hAnsi="Arial Narrow" w:cs="Arial"/>
+          <w:rFonts w:ascii="Arial Narrow" w:eastAsia="Arial Narrow" w:hAnsi="Arial Narrow" w:cs="Arial Narrow"/>
           <w:sz w:val="16"/>
           <w:szCs w:val="16"/>
           <w:vertAlign w:val="superscript"/>
@@ -6492,7 +7436,7 @@
       </w:r>
       <w:r>
         <w:rPr>
-          <w:rFonts w:ascii="Arial Narrow" w:hAnsi="Arial Narrow" w:cs="Arial"/>
+          <w:rFonts w:ascii="Arial Narrow" w:eastAsia="Arial Narrow" w:hAnsi="Arial Narrow" w:cs="Arial Narrow"/>
           <w:sz w:val="16"/>
           <w:szCs w:val="16"/>
         </w:rPr>
@@ -6500,7 +7444,7 @@
       </w:r>
       <w:r>
         <w:rPr>
-          <w:rFonts w:ascii="Arial Narrow" w:hAnsi="Arial Narrow" w:cs="Arial"/>
+          <w:rFonts w:ascii="Arial Narrow" w:eastAsia="Arial Narrow" w:hAnsi="Arial Narrow" w:cs="Arial Narrow"/>
           <w:sz w:val="16"/>
           <w:szCs w:val="16"/>
         </w:rPr>
@@ -6508,7 +7452,7 @@
       </w:r>
       <w:r>
         <w:rPr>
-          <w:rFonts w:ascii="Arial Narrow" w:eastAsia="Arial Narrow" w:hAnsi="Arial Narrow" w:cs="Arial"/>
+          <w:rFonts w:ascii="Arial Narrow" w:eastAsia="Arial Narrow" w:hAnsi="Arial Narrow" w:cs="Arial Narrow"/>
           <w:b/>
           <w:bCs/>
           <w:sz w:val="16"/>
@@ -6519,7 +7463,7 @@
       <w:proofErr w:type="spellStart"/>
       <w:r>
         <w:rPr>
-          <w:rFonts w:ascii="Arial Narrow" w:eastAsia="Arial Narrow" w:hAnsi="Arial Narrow" w:cs="Arial"/>
+          <w:rFonts w:ascii="Arial Narrow" w:eastAsia="Arial Narrow" w:hAnsi="Arial Narrow" w:cs="Arial Narrow"/>
           <w:b/>
           <w:bCs/>
           <w:sz w:val="16"/>
@@ -6530,7 +7474,7 @@
       <w:proofErr w:type="spellEnd"/>
       <w:r>
         <w:rPr>
-          <w:rFonts w:ascii="Arial Narrow" w:eastAsia="Arial Narrow" w:hAnsi="Arial Narrow" w:cs="Arial"/>
+          <w:rFonts w:ascii="Arial Narrow" w:eastAsia="Arial Narrow" w:hAnsi="Arial Narrow" w:cs="Arial Narrow"/>
           <w:b/>
           <w:bCs/>
           <w:sz w:val="16"/>
@@ -6540,7 +7484,7 @@
       </w:r>
       <w:r>
         <w:rPr>
-          <w:rFonts w:ascii="Arial Narrow" w:eastAsia="Arial Narrow" w:hAnsi="Arial Narrow" w:cs="Arial"/>
+          <w:rFonts w:ascii="Arial Narrow" w:eastAsia="Arial Narrow" w:hAnsi="Arial Narrow" w:cs="Arial Narrow"/>
           <w:sz w:val="16"/>
           <w:szCs w:val="16"/>
         </w:rPr>
@@ -6556,14 +7500,14 @@
         <w:ind w:left="567" w:right="-1" w:hanging="567"/>
         <w:jc w:val="both"/>
         <w:rPr>
-          <w:rFonts w:ascii="Arial Narrow" w:eastAsia="Arial Narrow" w:hAnsi="Arial Narrow" w:cs="Arial"/>
-          <w:sz w:val="16"/>
-          <w:szCs w:val="16"/>
-        </w:rPr>
-      </w:pPr>
-      <w:r>
-        <w:rPr>
-          <w:rFonts w:ascii="Arial Narrow" w:eastAsia="Arial Narrow" w:hAnsi="Arial Narrow" w:cs="Arial"/>
+          <w:rFonts w:ascii="Arial Narrow" w:eastAsia="Arial Narrow" w:hAnsi="Arial Narrow" w:cs="Arial Narrow"/>
+          <w:sz w:val="16"/>
+          <w:szCs w:val="16"/>
+        </w:rPr>
+      </w:pPr>
+      <w:r>
+        <w:rPr>
+          <w:rFonts w:ascii="Arial Narrow" w:eastAsia="Arial Narrow" w:hAnsi="Arial Narrow" w:cs="Arial Narrow"/>
           <w:sz w:val="16"/>
           <w:szCs w:val="16"/>
         </w:rPr>
@@ -6580,14 +7524,14 @@
         <w:ind w:left="567" w:right="-1" w:hanging="567"/>
         <w:jc w:val="both"/>
         <w:rPr>
-          <w:rFonts w:ascii="Arial Narrow" w:eastAsia="Arial Narrow" w:hAnsi="Arial Narrow" w:cs="Arial"/>
-          <w:sz w:val="16"/>
-          <w:szCs w:val="16"/>
-        </w:rPr>
-      </w:pPr>
-      <w:r>
-        <w:rPr>
-          <w:rFonts w:ascii="Arial Narrow" w:eastAsia="Arial Narrow" w:hAnsi="Arial Narrow" w:cs="Arial"/>
+          <w:rFonts w:ascii="Arial Narrow" w:eastAsia="Arial Narrow" w:hAnsi="Arial Narrow" w:cs="Arial Narrow"/>
+          <w:sz w:val="16"/>
+          <w:szCs w:val="16"/>
+        </w:rPr>
+      </w:pPr>
+      <w:r>
+        <w:rPr>
+          <w:rFonts w:ascii="Arial Narrow" w:eastAsia="Arial Narrow" w:hAnsi="Arial Narrow" w:cs="Arial Narrow"/>
           <w:sz w:val="16"/>
           <w:szCs w:val="16"/>
         </w:rPr>
@@ -6604,14 +7548,14 @@
         <w:ind w:left="567" w:right="-1" w:hanging="567"/>
         <w:jc w:val="both"/>
         <w:rPr>
-          <w:rFonts w:ascii="Arial Narrow" w:eastAsia="Arial Narrow" w:hAnsi="Arial Narrow" w:cs="Arial"/>
-          <w:sz w:val="16"/>
-          <w:szCs w:val="16"/>
-        </w:rPr>
-      </w:pPr>
-      <w:r>
-        <w:rPr>
-          <w:rFonts w:ascii="Arial Narrow" w:eastAsia="Arial Narrow" w:hAnsi="Arial Narrow" w:cs="Arial"/>
+          <w:rFonts w:ascii="Arial Narrow" w:eastAsia="Arial Narrow" w:hAnsi="Arial Narrow" w:cs="Arial Narrow"/>
+          <w:sz w:val="16"/>
+          <w:szCs w:val="16"/>
+        </w:rPr>
+      </w:pPr>
+      <w:r>
+        <w:rPr>
+          <w:rFonts w:ascii="Arial Narrow" w:eastAsia="Arial Narrow" w:hAnsi="Arial Narrow" w:cs="Arial Narrow"/>
           <w:sz w:val="16"/>
           <w:szCs w:val="16"/>
         </w:rPr>
@@ -6628,14 +7572,14 @@
         <w:ind w:left="567" w:right="-1" w:hanging="567"/>
         <w:jc w:val="both"/>
         <w:rPr>
-          <w:rFonts w:ascii="Arial Narrow" w:eastAsia="Arial Narrow" w:hAnsi="Arial Narrow" w:cs="Arial"/>
-          <w:sz w:val="16"/>
-          <w:szCs w:val="16"/>
-        </w:rPr>
-      </w:pPr>
-      <w:r>
-        <w:rPr>
-          <w:rFonts w:ascii="Arial Narrow" w:eastAsia="Arial Narrow" w:hAnsi="Arial Narrow" w:cs="Arial"/>
+          <w:rFonts w:ascii="Arial Narrow" w:eastAsia="Arial Narrow" w:hAnsi="Arial Narrow" w:cs="Arial Narrow"/>
+          <w:sz w:val="16"/>
+          <w:szCs w:val="16"/>
+        </w:rPr>
+      </w:pPr>
+      <w:r>
+        <w:rPr>
+          <w:rFonts w:ascii="Arial Narrow" w:eastAsia="Arial Narrow" w:hAnsi="Arial Narrow" w:cs="Arial Narrow"/>
           <w:sz w:val="16"/>
           <w:szCs w:val="16"/>
         </w:rPr>
@@ -6651,7 +7595,7 @@
         <w:ind w:left="567" w:right="-1" w:hanging="567"/>
         <w:jc w:val="both"/>
         <w:rPr>
-          <w:rFonts w:ascii="Arial Narrow" w:eastAsia="Arial Narrow" w:hAnsi="Arial Narrow" w:cs="Arial"/>
+          <w:rFonts w:ascii="Arial Narrow" w:eastAsia="Arial Narrow" w:hAnsi="Arial Narrow" w:cs="Arial Narrow"/>
           <w:sz w:val="16"/>
           <w:szCs w:val="16"/>
         </w:rPr>
@@ -6665,7 +7609,7 @@
         <w:ind w:left="567" w:hanging="567"/>
         <w:jc w:val="both"/>
         <w:rPr>
-          <w:rFonts w:ascii="Arial Narrow" w:hAnsi="Arial Narrow" w:cs="Arial"/>
+          <w:rFonts w:ascii="Arial Narrow" w:eastAsia="Arial Narrow" w:hAnsi="Arial Narrow" w:cs="Arial Narrow"/>
           <w:sz w:val="16"/>
           <w:szCs w:val="16"/>
         </w:rPr>
@@ -6673,7 +7617,7 @@
       <w:r>
         <w:rPr>
           <w:rStyle w:val="Refdenotaalpie"/>
-          <w:rFonts w:ascii="Arial Narrow" w:hAnsi="Arial Narrow" w:cs="Arial"/>
+          <w:rFonts w:ascii="Arial Narrow" w:eastAsia="Arial Narrow" w:hAnsi="Arial Narrow" w:cs="Arial Narrow"/>
           <w:sz w:val="16"/>
           <w:szCs w:val="16"/>
           <w:vertAlign w:val="superscript"/>
@@ -6682,7 +7626,7 @@
       </w:r>
       <w:r>
         <w:rPr>
-          <w:rFonts w:ascii="Arial Narrow" w:hAnsi="Arial Narrow" w:cs="Arial"/>
+          <w:rFonts w:ascii="Arial Narrow" w:eastAsia="Arial Narrow" w:hAnsi="Arial Narrow" w:cs="Arial Narrow"/>
           <w:sz w:val="16"/>
           <w:szCs w:val="16"/>
         </w:rPr>
@@ -6690,7 +7634,7 @@
       </w:r>
       <w:r>
         <w:rPr>
-          <w:rFonts w:ascii="Arial Narrow" w:hAnsi="Arial Narrow" w:cs="Arial"/>
+          <w:rFonts w:ascii="Arial Narrow" w:eastAsia="Arial Narrow" w:hAnsi="Arial Narrow" w:cs="Arial Narrow"/>
           <w:sz w:val="16"/>
           <w:szCs w:val="16"/>
         </w:rPr>
@@ -6700,7 +7644,7 @@
       <w:proofErr w:type="spellStart"/>
       <w:r>
         <w:rPr>
-          <w:rFonts w:ascii="Arial Narrow" w:hAnsi="Arial Narrow" w:cs="Arial"/>
+          <w:rFonts w:ascii="Arial Narrow" w:eastAsia="Arial Narrow" w:hAnsi="Arial Narrow" w:cs="Arial Narrow"/>
           <w:sz w:val="16"/>
           <w:szCs w:val="16"/>
         </w:rPr>
@@ -6709,7 +7653,7 @@
       <w:proofErr w:type="spellEnd"/>
       <w:r>
         <w:rPr>
-          <w:rFonts w:ascii="Arial Narrow" w:hAnsi="Arial Narrow" w:cs="Arial"/>
+          <w:rFonts w:ascii="Arial Narrow" w:eastAsia="Arial Narrow" w:hAnsi="Arial Narrow" w:cs="Arial Narrow"/>
           <w:sz w:val="16"/>
           <w:szCs w:val="16"/>
         </w:rPr>
@@ -6722,7 +7666,7 @@
         <w:ind w:left="567" w:hanging="567"/>
         <w:jc w:val="both"/>
         <w:rPr>
-          <w:rFonts w:ascii="Arial Narrow" w:hAnsi="Arial Narrow" w:cs="Arial"/>
+          <w:rFonts w:ascii="Arial Narrow" w:eastAsia="Arial Narrow" w:hAnsi="Arial Narrow" w:cs="Arial Narrow"/>
           <w:sz w:val="16"/>
           <w:szCs w:val="16"/>
         </w:rPr>
@@ -6736,7 +7680,7 @@
         <w:ind w:left="567" w:hanging="567"/>
         <w:jc w:val="both"/>
         <w:rPr>
-          <w:rFonts w:ascii="Arial Narrow" w:hAnsi="Arial Narrow" w:cs="Arial"/>
+          <w:rFonts w:ascii="Arial Narrow" w:eastAsia="Arial Narrow" w:hAnsi="Arial Narrow" w:cs="Arial Narrow"/>
           <w:sz w:val="16"/>
           <w:szCs w:val="16"/>
         </w:rPr>
@@ -6744,7 +7688,7 @@
       <w:r>
         <w:rPr>
           <w:rStyle w:val="Refdenotaalpie"/>
-          <w:rFonts w:ascii="Arial Narrow" w:hAnsi="Arial Narrow" w:cs="Arial"/>
+          <w:rFonts w:ascii="Arial Narrow" w:eastAsia="Arial Narrow" w:hAnsi="Arial Narrow" w:cs="Arial Narrow"/>
           <w:sz w:val="16"/>
           <w:szCs w:val="16"/>
           <w:vertAlign w:val="superscript"/>
@@ -6753,7 +7697,7 @@
       </w:r>
       <w:r>
         <w:rPr>
-          <w:rFonts w:ascii="Arial Narrow" w:hAnsi="Arial Narrow" w:cs="Arial"/>
+          <w:rFonts w:ascii="Arial Narrow" w:eastAsia="Arial Narrow" w:hAnsi="Arial Narrow" w:cs="Arial Narrow"/>
           <w:sz w:val="16"/>
           <w:szCs w:val="16"/>
         </w:rPr>
@@ -6761,7 +7705,7 @@
       </w:r>
       <w:r>
         <w:rPr>
-          <w:rFonts w:ascii="Arial Narrow" w:hAnsi="Arial Narrow" w:cs="Arial"/>
+          <w:rFonts w:ascii="Arial Narrow" w:eastAsia="Arial Narrow" w:hAnsi="Arial Narrow" w:cs="Arial Narrow"/>
           <w:sz w:val="16"/>
           <w:szCs w:val="16"/>
         </w:rPr>
@@ -6769,7 +7713,7 @@
       </w:r>
       <w:r>
         <w:rPr>
-          <w:rFonts w:ascii="Arial Narrow" w:eastAsia="Arial Narrow" w:hAnsi="Arial Narrow" w:cs="Arial"/>
+          <w:rFonts w:ascii="Arial Narrow" w:eastAsia="Arial Narrow" w:hAnsi="Arial Narrow" w:cs="Arial Narrow"/>
           <w:b/>
           <w:sz w:val="16"/>
           <w:szCs w:val="16"/>
@@ -6778,7 +7722,7 @@
       </w:r>
       <w:r>
         <w:rPr>
-          <w:rFonts w:ascii="Arial Narrow" w:hAnsi="Arial Narrow" w:cs="Arial"/>
+          <w:rFonts w:ascii="Arial Narrow" w:eastAsia="Arial Narrow" w:hAnsi="Arial Narrow" w:cs="Arial Narrow"/>
           <w:b/>
           <w:bCs/>
           <w:sz w:val="16"/>
@@ -6788,7 +7732,7 @@
       </w:r>
       <w:r>
         <w:rPr>
-          <w:rFonts w:ascii="Arial Narrow" w:hAnsi="Arial Narrow" w:cs="Arial"/>
+          <w:rFonts w:ascii="Arial Narrow" w:eastAsia="Arial Narrow" w:hAnsi="Arial Narrow" w:cs="Arial Narrow"/>
           <w:b/>
           <w:sz w:val="16"/>
           <w:szCs w:val="16"/>
@@ -6798,7 +7742,7 @@
       <w:proofErr w:type="spellStart"/>
       <w:r>
         <w:rPr>
-          <w:rFonts w:ascii="Arial Narrow" w:hAnsi="Arial Narrow" w:cs="Arial"/>
+          <w:rFonts w:ascii="Arial Narrow" w:eastAsia="Arial Narrow" w:hAnsi="Arial Narrow" w:cs="Arial Narrow"/>
           <w:b/>
           <w:sz w:val="16"/>
           <w:szCs w:val="16"/>
@@ -6808,7 +7752,7 @@
       <w:proofErr w:type="spellEnd"/>
       <w:r>
         <w:rPr>
-          <w:rFonts w:ascii="Arial Narrow" w:hAnsi="Arial Narrow" w:cs="Arial"/>
+          <w:rFonts w:ascii="Arial Narrow" w:eastAsia="Arial Narrow" w:hAnsi="Arial Narrow" w:cs="Arial Narrow"/>
           <w:b/>
           <w:sz w:val="16"/>
           <w:szCs w:val="16"/>
@@ -6822,7 +7766,7 @@
         <w:ind w:left="567" w:hanging="567"/>
         <w:jc w:val="both"/>
         <w:rPr>
-          <w:rFonts w:ascii="Arial Narrow" w:hAnsi="Arial Narrow" w:cs="Arial"/>
+          <w:rFonts w:ascii="Arial Narrow" w:eastAsia="Arial Narrow" w:hAnsi="Arial Narrow" w:cs="Arial Narrow"/>
           <w:b/>
           <w:bCs/>
           <w:sz w:val="16"/>
@@ -6831,7 +7775,7 @@
       </w:pPr>
       <w:r>
         <w:rPr>
-          <w:rFonts w:ascii="Arial Narrow" w:hAnsi="Arial Narrow" w:cs="Arial"/>
+          <w:rFonts w:ascii="Arial Narrow" w:eastAsia="Arial Narrow" w:hAnsi="Arial Narrow" w:cs="Arial Narrow"/>
           <w:sz w:val="16"/>
           <w:szCs w:val="16"/>
         </w:rPr>
@@ -6839,7 +7783,7 @@
       </w:r>
       <w:r>
         <w:rPr>
-          <w:rFonts w:ascii="Arial Narrow" w:hAnsi="Arial Narrow" w:cs="Arial"/>
+          <w:rFonts w:ascii="Arial Narrow" w:eastAsia="Arial Narrow" w:hAnsi="Arial Narrow" w:cs="Arial Narrow"/>
           <w:b/>
           <w:bCs/>
           <w:sz w:val="16"/>
@@ -6857,15 +7801,15 @@
         <w:ind w:left="567"/>
         <w:jc w:val="both"/>
         <w:rPr>
-          <w:rFonts w:ascii="Arial Narrow" w:hAnsi="Arial Narrow" w:cs="Arial"/>
-          <w:sz w:val="16"/>
-          <w:szCs w:val="16"/>
-          <w:lang w:eastAsia="es-PE"/>
-        </w:rPr>
-      </w:pPr>
-      <w:r>
-        <w:rPr>
-          <w:rFonts w:ascii="Arial Narrow" w:hAnsi="Arial Narrow" w:cs="Arial"/>
+          <w:rFonts w:ascii="Arial Narrow" w:eastAsia="Arial Narrow" w:hAnsi="Arial Narrow" w:cs="Arial Narrow"/>
+          <w:sz w:val="16"/>
+          <w:szCs w:val="16"/>
+          <w:lang w:eastAsia="es-PE"/>
+        </w:rPr>
+      </w:pPr>
+      <w:r>
+        <w:rPr>
+          <w:rFonts w:ascii="Arial Narrow" w:eastAsia="Arial Narrow" w:hAnsi="Arial Narrow" w:cs="Arial Narrow"/>
           <w:sz w:val="16"/>
           <w:szCs w:val="16"/>
           <w:lang w:eastAsia="es-PE"/>
@@ -6882,15 +7826,15 @@
         <w:ind w:left="567"/>
         <w:jc w:val="both"/>
         <w:rPr>
-          <w:rFonts w:ascii="Arial Narrow" w:hAnsi="Arial Narrow" w:cs="Arial"/>
-          <w:sz w:val="16"/>
-          <w:szCs w:val="16"/>
-          <w:lang w:eastAsia="es-PE"/>
-        </w:rPr>
-      </w:pPr>
-      <w:r>
-        <w:rPr>
-          <w:rFonts w:ascii="Arial Narrow" w:hAnsi="Arial Narrow" w:cs="Arial"/>
+          <w:rFonts w:ascii="Arial Narrow" w:eastAsia="Arial Narrow" w:hAnsi="Arial Narrow" w:cs="Arial Narrow"/>
+          <w:sz w:val="16"/>
+          <w:szCs w:val="16"/>
+          <w:lang w:eastAsia="es-PE"/>
+        </w:rPr>
+      </w:pPr>
+      <w:r>
+        <w:rPr>
+          <w:rFonts w:ascii="Arial Narrow" w:eastAsia="Arial Narrow" w:hAnsi="Arial Narrow" w:cs="Arial Narrow"/>
           <w:sz w:val="16"/>
           <w:szCs w:val="16"/>
           <w:lang w:eastAsia="es-PE"/>
@@ -6907,15 +7851,15 @@
         <w:ind w:left="567"/>
         <w:jc w:val="both"/>
         <w:rPr>
-          <w:rFonts w:ascii="Arial Narrow" w:hAnsi="Arial Narrow" w:cs="Arial"/>
-          <w:sz w:val="16"/>
-          <w:szCs w:val="16"/>
-          <w:lang w:eastAsia="es-PE"/>
-        </w:rPr>
-      </w:pPr>
-      <w:r>
-        <w:rPr>
-          <w:rFonts w:ascii="Arial Narrow" w:hAnsi="Arial Narrow" w:cs="Arial"/>
+          <w:rFonts w:ascii="Arial Narrow" w:eastAsia="Arial Narrow" w:hAnsi="Arial Narrow" w:cs="Arial Narrow"/>
+          <w:sz w:val="16"/>
+          <w:szCs w:val="16"/>
+          <w:lang w:eastAsia="es-PE"/>
+        </w:rPr>
+      </w:pPr>
+      <w:r>
+        <w:rPr>
+          <w:rFonts w:ascii="Arial Narrow" w:eastAsia="Arial Narrow" w:hAnsi="Arial Narrow" w:cs="Arial Narrow"/>
           <w:sz w:val="16"/>
           <w:szCs w:val="16"/>
           <w:lang w:eastAsia="es-PE"/>
@@ -6926,15 +7870,10 @@
     <w:p>
       <w:pPr>
         <w:pStyle w:val="Textonotapie"/>
-        <w:tabs>
-          <w:tab w:val="left" w:pos="284"/>
-        </w:tabs>
         <w:ind w:left="567" w:hanging="567"/>
         <w:jc w:val="both"/>
         <w:rPr>
-          <w:rFonts w:ascii="Arial Narrow" w:hAnsi="Arial Narrow" w:cs="Arial"/>
-          <w:b/>
-          <w:bCs/>
+          <w:rFonts w:ascii="Arial Narrow" w:eastAsia="Arial Narrow" w:hAnsi="Arial Narrow" w:cs="Arial Narrow"/>
           <w:sz w:val="16"/>
           <w:szCs w:val="16"/>
         </w:rPr>
@@ -6947,11 +7886,16 @@
         <w:pStyle w:val="Textonotapie"/>
         <w:ind w:left="567" w:hanging="567"/>
         <w:jc w:val="both"/>
+        <w:rPr>
+          <w:rFonts w:ascii="Arial Narrow" w:eastAsia="Arial Narrow" w:hAnsi="Arial Narrow" w:cs="Arial Narrow"/>
+          <w:sz w:val="16"/>
+          <w:szCs w:val="16"/>
+        </w:rPr>
       </w:pPr>
       <w:r>
         <w:rPr>
           <w:rStyle w:val="Refdenotaalpie"/>
-          <w:rFonts w:ascii="Arial Narrow" w:hAnsi="Arial Narrow" w:cs="Arial"/>
+          <w:rFonts w:ascii="Arial Narrow" w:eastAsia="Arial Narrow" w:hAnsi="Arial Narrow" w:cs="Arial Narrow"/>
           <w:sz w:val="16"/>
           <w:szCs w:val="16"/>
           <w:vertAlign w:val="superscript"/>
@@ -6960,7 +7904,7 @@
       </w:r>
       <w:r>
         <w:rPr>
-          <w:rFonts w:ascii="Arial Narrow" w:hAnsi="Arial Narrow" w:cs="Arial"/>
+          <w:rFonts w:ascii="Arial Narrow" w:eastAsia="Arial Narrow" w:hAnsi="Arial Narrow" w:cs="Arial Narrow"/>
           <w:sz w:val="16"/>
           <w:szCs w:val="16"/>
         </w:rPr>
@@ -6968,7 +7912,7 @@
       </w:r>
       <w:r>
         <w:rPr>
-          <w:rFonts w:ascii="Arial Narrow" w:hAnsi="Arial Narrow" w:cs="Arial"/>
+          <w:rFonts w:ascii="Arial Narrow" w:eastAsia="Arial Narrow" w:hAnsi="Arial Narrow" w:cs="Arial Narrow"/>
           <w:b/>
           <w:bCs/>
           <w:sz w:val="16"/>
@@ -6982,10 +7926,15 @@
         <w:pStyle w:val="Textonotapie"/>
         <w:ind w:left="567" w:hanging="567"/>
         <w:jc w:val="both"/>
-      </w:pPr>
-      <w:r>
-        <w:rPr>
-          <w:rFonts w:ascii="Arial Narrow" w:hAnsi="Arial Narrow" w:cs="Arial"/>
+        <w:rPr>
+          <w:rFonts w:ascii="Arial Narrow" w:eastAsia="Arial Narrow" w:hAnsi="Arial Narrow" w:cs="Arial Narrow"/>
+          <w:sz w:val="16"/>
+          <w:szCs w:val="16"/>
+        </w:rPr>
+      </w:pPr>
+      <w:r>
+        <w:rPr>
+          <w:rFonts w:ascii="Arial Narrow" w:eastAsia="Arial Narrow" w:hAnsi="Arial Narrow" w:cs="Arial Narrow"/>
           <w:sz w:val="16"/>
           <w:szCs w:val="16"/>
         </w:rPr>
@@ -6993,7 +7942,7 @@
       </w:r>
       <w:r>
         <w:rPr>
-          <w:rFonts w:ascii="Arial Narrow" w:hAnsi="Arial Narrow" w:cs="Arial"/>
+          <w:rFonts w:ascii="Arial Narrow" w:eastAsia="Arial Narrow" w:hAnsi="Arial Narrow" w:cs="Arial Narrow"/>
           <w:b/>
           <w:bCs/>
           <w:sz w:val="16"/>
@@ -7003,12 +7952,24 @@
       </w:r>
       <w:r>
         <w:rPr>
-          <w:rFonts w:ascii="Arial Narrow" w:hAnsi="Arial Narrow" w:cs="Arial"/>
+          <w:rFonts w:ascii="Arial Narrow" w:eastAsia="Arial Narrow" w:hAnsi="Arial Narrow" w:cs="Arial Narrow"/>
           <w:sz w:val="16"/>
           <w:szCs w:val="16"/>
         </w:rPr>
         <w:t xml:space="preserve"> Una vez admitida a trámite la denuncia, se correrá traslado de la misma al denunciado, a fin de que éste presente su descargo. El plazo para la presentación del descargo será de cinco (5) días contados desde la notificación, vencido el cual, el Secretario Técnico declarará en rebeldía al denunciado que no lo hubiera presentado.</w:t>
       </w:r>
+    </w:p>
+    <w:p>
+      <w:pPr>
+        <w:pStyle w:val="Textonotapie"/>
+        <w:ind w:left="567" w:hanging="567"/>
+        <w:jc w:val="both"/>
+        <w:rPr>
+          <w:rFonts w:ascii="Arial Narrow" w:eastAsia="Arial Narrow" w:hAnsi="Arial Narrow" w:cs="Arial Narrow"/>
+          <w:sz w:val="16"/>
+          <w:szCs w:val="16"/>
+        </w:rPr>
+      </w:pPr>
     </w:p>
   </w:footnote>
   <w:footnote w:id="16">
@@ -7017,11 +7978,16 @@
         <w:pStyle w:val="Textonotapie"/>
         <w:ind w:left="567" w:hanging="567"/>
         <w:jc w:val="both"/>
+        <w:rPr>
+          <w:rFonts w:ascii="Arial Narrow" w:eastAsia="Arial Narrow" w:hAnsi="Arial Narrow" w:cs="Arial Narrow"/>
+          <w:sz w:val="16"/>
+          <w:szCs w:val="16"/>
+        </w:rPr>
       </w:pPr>
       <w:r>
         <w:rPr>
           <w:rStyle w:val="Refdenotaalpie"/>
-          <w:rFonts w:ascii="Arial Narrow" w:hAnsi="Arial Narrow" w:cs="Arial"/>
+          <w:rFonts w:ascii="Arial Narrow" w:eastAsia="Arial Narrow" w:hAnsi="Arial Narrow" w:cs="Arial Narrow"/>
           <w:sz w:val="16"/>
           <w:szCs w:val="16"/>
           <w:vertAlign w:val="superscript"/>
@@ -7030,7 +7996,7 @@
       </w:r>
       <w:r>
         <w:rPr>
-          <w:rFonts w:ascii="Arial Narrow" w:hAnsi="Arial Narrow" w:cs="Arial"/>
+          <w:rFonts w:ascii="Arial Narrow" w:eastAsia="Arial Narrow" w:hAnsi="Arial Narrow" w:cs="Arial Narrow"/>
           <w:sz w:val="16"/>
           <w:szCs w:val="16"/>
         </w:rPr>
@@ -7038,7 +8004,7 @@
       </w:r>
       <w:r>
         <w:rPr>
-          <w:rFonts w:ascii="Arial Narrow" w:hAnsi="Arial Narrow" w:cs="Arial"/>
+          <w:rFonts w:ascii="Arial Narrow" w:eastAsia="Arial Narrow" w:hAnsi="Arial Narrow" w:cs="Arial Narrow"/>
           <w:b/>
           <w:bCs/>
           <w:sz w:val="16"/>
@@ -7052,10 +8018,15 @@
         <w:pStyle w:val="Textonotapie"/>
         <w:ind w:left="567" w:hanging="567"/>
         <w:jc w:val="both"/>
-      </w:pPr>
-      <w:r>
-        <w:rPr>
-          <w:rFonts w:ascii="Arial Narrow" w:hAnsi="Arial Narrow" w:cs="Arial"/>
+        <w:rPr>
+          <w:rFonts w:ascii="Arial Narrow" w:eastAsia="Arial Narrow" w:hAnsi="Arial Narrow" w:cs="Arial Narrow"/>
+          <w:sz w:val="16"/>
+          <w:szCs w:val="16"/>
+        </w:rPr>
+      </w:pPr>
+      <w:r>
+        <w:rPr>
+          <w:rFonts w:ascii="Arial Narrow" w:eastAsia="Arial Narrow" w:hAnsi="Arial Narrow" w:cs="Arial Narrow"/>
           <w:sz w:val="16"/>
           <w:szCs w:val="16"/>
         </w:rPr>
@@ -7063,7 +8034,7 @@
       </w:r>
       <w:r>
         <w:rPr>
-          <w:rFonts w:ascii="Arial Narrow" w:hAnsi="Arial Narrow" w:cs="Arial"/>
+          <w:rFonts w:ascii="Arial Narrow" w:eastAsia="Arial Narrow" w:hAnsi="Arial Narrow" w:cs="Arial Narrow"/>
           <w:b/>
           <w:bCs/>
           <w:sz w:val="16"/>
@@ -7077,10 +8048,15 @@
         <w:pStyle w:val="Textonotapie"/>
         <w:ind w:left="567" w:hanging="567"/>
         <w:jc w:val="both"/>
-      </w:pPr>
-      <w:r>
-        <w:rPr>
-          <w:rFonts w:ascii="Arial Narrow" w:hAnsi="Arial Narrow" w:cs="Arial"/>
+        <w:rPr>
+          <w:rFonts w:ascii="Arial Narrow" w:eastAsia="Arial Narrow" w:hAnsi="Arial Narrow" w:cs="Arial Narrow"/>
+          <w:sz w:val="16"/>
+          <w:szCs w:val="16"/>
+        </w:rPr>
+      </w:pPr>
+      <w:r>
+        <w:rPr>
+          <w:rFonts w:ascii="Arial Narrow" w:eastAsia="Arial Narrow" w:hAnsi="Arial Narrow" w:cs="Arial Narrow"/>
           <w:sz w:val="16"/>
           <w:szCs w:val="16"/>
         </w:rPr>
@@ -7088,12 +8064,24 @@
       </w:r>
       <w:r>
         <w:rPr>
-          <w:rFonts w:ascii="Arial Narrow" w:hAnsi="Arial Narrow" w:cs="Arial"/>
+          <w:rFonts w:ascii="Arial Narrow" w:eastAsia="Arial Narrow" w:hAnsi="Arial Narrow" w:cs="Arial Narrow"/>
           <w:sz w:val="16"/>
           <w:szCs w:val="16"/>
         </w:rPr>
         <w:t xml:space="preserve">223.1 El reclamado deberá presentar la contestación de la reclamación dentro de los quince (15) días posteriores a la notificación de ésta; vencido este plazo, la Administración declarará en rebeldía al reclamado que no la hubiera presentado. La contestación deberá contener los requisitos de los escritos previstos en el artículo 113 de la presente Ley, así como la absolución de todos los asuntos controvertidos de hecho y de derecho, Las alegaciones y los hechos relevantes de la reclamación, salvo que hayan sido específicamente negadas en la contestación, se tendrán por aceptadas o merituadas como ciertas.</w:t>
       </w:r>
+    </w:p>
+    <w:p>
+      <w:pPr>
+        <w:pStyle w:val="Textonotapie"/>
+        <w:ind w:left="567" w:hanging="567"/>
+        <w:jc w:val="both"/>
+        <w:rPr>
+          <w:rFonts w:ascii="Arial Narrow" w:eastAsia="Arial Narrow" w:hAnsi="Arial Narrow" w:cs="Arial Narrow"/>
+          <w:sz w:val="16"/>
+          <w:szCs w:val="16"/>
+        </w:rPr>
+      </w:pPr>
     </w:p>
   </w:footnote>
   <w:footnote w:id="10">
@@ -7103,7 +8091,7 @@
         <w:ind w:left="567" w:hanging="567"/>
         <w:jc w:val="both"/>
         <w:rPr>
-          <w:rFonts w:ascii="Arial Narrow" w:hAnsi="Arial Narrow" w:cs="Arial"/>
+          <w:rFonts w:ascii="Arial Narrow" w:eastAsia="Arial Narrow" w:hAnsi="Arial Narrow" w:cs="Arial Narrow"/>
           <w:sz w:val="16"/>
           <w:szCs w:val="16"/>
         </w:rPr>
@@ -7111,7 +8099,7 @@
       <w:r>
         <w:rPr>
           <w:rStyle w:val="Refdenotaalpie"/>
-          <w:rFonts w:ascii="Arial Narrow" w:hAnsi="Arial Narrow" w:cs="Arial"/>
+          <w:rFonts w:ascii="Arial Narrow" w:eastAsia="Arial Narrow" w:hAnsi="Arial Narrow" w:cs="Arial Narrow"/>
           <w:sz w:val="16"/>
           <w:szCs w:val="16"/>
           <w:vertAlign w:val="superscript"/>
@@ -7120,7 +8108,7 @@
       </w:r>
       <w:r>
         <w:rPr>
-          <w:rFonts w:ascii="Arial Narrow" w:hAnsi="Arial Narrow" w:cs="Arial"/>
+          <w:rFonts w:ascii="Arial Narrow" w:eastAsia="Arial Narrow" w:hAnsi="Arial Narrow" w:cs="Arial Narrow"/>
           <w:sz w:val="16"/>
           <w:szCs w:val="16"/>
           <w:vertAlign w:val="superscript"/>
@@ -7129,7 +8117,7 @@
       </w:r>
       <w:r>
         <w:rPr>
-          <w:rFonts w:ascii="Arial Narrow" w:hAnsi="Arial Narrow" w:cs="Arial"/>
+          <w:rFonts w:ascii="Arial Narrow" w:eastAsia="Arial Narrow" w:hAnsi="Arial Narrow" w:cs="Arial Narrow"/>
           <w:sz w:val="16"/>
           <w:szCs w:val="16"/>
         </w:rPr>
@@ -7137,7 +8125,7 @@
       </w:r>
       <w:r>
         <w:rPr>
-          <w:rFonts w:ascii="Arial Narrow" w:hAnsi="Arial Narrow" w:cs="Arial"/>
+          <w:rFonts w:ascii="Arial Narrow" w:eastAsia="Arial Narrow" w:hAnsi="Arial Narrow" w:cs="Arial Narrow"/>
           <w:sz w:val="16"/>
           <w:szCs w:val="16"/>
         </w:rPr>
@@ -7145,7 +8133,7 @@
       </w:r>
       <w:r>
         <w:rPr>
-          <w:rFonts w:ascii="Arial Narrow" w:eastAsia="Arial Narrow" w:hAnsi="Arial Narrow" w:cs="Arial"/>
+          <w:rFonts w:ascii="Arial Narrow" w:eastAsia="Arial Narrow" w:hAnsi="Arial Narrow" w:cs="Arial Narrow"/>
           <w:b/>
           <w:sz w:val="16"/>
           <w:szCs w:val="16"/>
@@ -7154,7 +8142,7 @@
       </w:r>
       <w:r>
         <w:rPr>
-          <w:rFonts w:ascii="Arial Narrow" w:hAnsi="Arial Narrow" w:cs="Arial"/>
+          <w:rFonts w:ascii="Arial Narrow" w:eastAsia="Arial Narrow" w:hAnsi="Arial Narrow" w:cs="Arial Narrow"/>
           <w:b/>
           <w:bCs/>
           <w:sz w:val="16"/>
@@ -7164,7 +8152,7 @@
       </w:r>
       <w:r>
         <w:rPr>
-          <w:rFonts w:ascii="Arial Narrow" w:hAnsi="Arial Narrow" w:cs="Arial"/>
+          <w:rFonts w:ascii="Arial Narrow" w:eastAsia="Arial Narrow" w:hAnsi="Arial Narrow" w:cs="Arial Narrow"/>
           <w:b/>
           <w:sz w:val="16"/>
           <w:szCs w:val="16"/>
@@ -7174,7 +8162,7 @@
       <w:proofErr w:type="spellStart"/>
       <w:r>
         <w:rPr>
-          <w:rFonts w:ascii="Arial Narrow" w:hAnsi="Arial Narrow" w:cs="Arial"/>
+          <w:rFonts w:ascii="Arial Narrow" w:eastAsia="Arial Narrow" w:hAnsi="Arial Narrow" w:cs="Arial Narrow"/>
           <w:b/>
           <w:sz w:val="16"/>
           <w:szCs w:val="16"/>
@@ -7184,7 +8172,7 @@
       <w:proofErr w:type="spellEnd"/>
       <w:r>
         <w:rPr>
-          <w:rFonts w:ascii="Arial Narrow" w:hAnsi="Arial Narrow" w:cs="Arial"/>
+          <w:rFonts w:ascii="Arial Narrow" w:eastAsia="Arial Narrow" w:hAnsi="Arial Narrow" w:cs="Arial Narrow"/>
           <w:b/>
           <w:sz w:val="16"/>
           <w:szCs w:val="16"/>
@@ -7198,15 +8186,15 @@
         <w:ind w:left="567" w:hanging="567"/>
         <w:jc w:val="both"/>
         <w:rPr>
-          <w:rFonts w:ascii="Arial Narrow" w:eastAsia="Arial Narrow" w:hAnsi="Arial Narrow" w:cs="Arial"/>
-          <w:b/>
-          <w:sz w:val="16"/>
-          <w:szCs w:val="16"/>
-        </w:rPr>
-      </w:pPr>
-      <w:r>
-        <w:rPr>
-          <w:rFonts w:ascii="Arial Narrow" w:eastAsia="Arial Narrow" w:hAnsi="Arial Narrow" w:cs="Arial"/>
+          <w:rFonts w:ascii="Arial Narrow" w:eastAsia="Arial Narrow" w:hAnsi="Arial Narrow" w:cs="Arial Narrow"/>
+          <w:b/>
+          <w:sz w:val="16"/>
+          <w:szCs w:val="16"/>
+        </w:rPr>
+      </w:pPr>
+      <w:r>
+        <w:rPr>
+          <w:rFonts w:ascii="Arial Narrow" w:eastAsia="Arial Narrow" w:hAnsi="Arial Narrow" w:cs="Arial Narrow"/>
           <w:b/>
           <w:sz w:val="16"/>
           <w:szCs w:val="16"/>
@@ -7221,14 +8209,14 @@
         <w:ind w:left="567"/>
         <w:jc w:val="both"/>
         <w:rPr>
-          <w:rFonts w:ascii="Arial Narrow" w:hAnsi="Arial Narrow" w:cs="Arial"/>
-          <w:sz w:val="16"/>
-          <w:szCs w:val="16"/>
-        </w:rPr>
-      </w:pPr>
-      <w:r>
-        <w:rPr>
-          <w:rFonts w:ascii="Arial Narrow" w:eastAsia="Arial Narrow" w:hAnsi="Arial Narrow" w:cs="Arial"/>
+          <w:rFonts w:ascii="Arial Narrow" w:eastAsia="Arial Narrow" w:hAnsi="Arial Narrow" w:cs="Arial Narrow"/>
+          <w:sz w:val="16"/>
+          <w:szCs w:val="16"/>
+        </w:rPr>
+      </w:pPr>
+      <w:r>
+        <w:rPr>
+          <w:rFonts w:ascii="Arial Narrow" w:eastAsia="Arial Narrow" w:hAnsi="Arial Narrow" w:cs="Arial Narrow"/>
           <w:sz w:val="16"/>
           <w:szCs w:val="16"/>
         </w:rPr>
@@ -7245,14 +8233,14 @@
         <w:ind w:left="426" w:firstLine="141"/>
         <w:jc w:val="both"/>
         <w:rPr>
-          <w:rFonts w:ascii="Arial Narrow" w:eastAsia="Arial Narrow" w:hAnsi="Arial Narrow" w:cs="Arial"/>
-          <w:sz w:val="16"/>
-          <w:szCs w:val="16"/>
-        </w:rPr>
-      </w:pPr>
-      <w:r>
-        <w:rPr>
-          <w:rFonts w:ascii="Arial Narrow" w:eastAsia="Arial Narrow" w:hAnsi="Arial Narrow" w:cs="Arial"/>
+          <w:rFonts w:ascii="Arial Narrow" w:eastAsia="Arial Narrow" w:hAnsi="Arial Narrow" w:cs="Arial Narrow"/>
+          <w:sz w:val="16"/>
+          <w:szCs w:val="16"/>
+        </w:rPr>
+      </w:pPr>
+      <w:r>
+        <w:rPr>
+          <w:rFonts w:ascii="Arial Narrow" w:eastAsia="Arial Narrow" w:hAnsi="Arial Narrow" w:cs="Arial Narrow"/>
           <w:sz w:val="16"/>
           <w:szCs w:val="16"/>
         </w:rPr>
@@ -7269,14 +8257,14 @@
         <w:ind w:left="426" w:firstLine="141"/>
         <w:jc w:val="both"/>
         <w:rPr>
-          <w:rFonts w:ascii="Arial Narrow" w:eastAsia="Arial Narrow" w:hAnsi="Arial Narrow" w:cs="Arial"/>
-          <w:sz w:val="16"/>
-          <w:szCs w:val="16"/>
-        </w:rPr>
-      </w:pPr>
-      <w:r>
-        <w:rPr>
-          <w:rFonts w:ascii="Arial Narrow" w:eastAsia="Arial Narrow" w:hAnsi="Arial Narrow" w:cs="Arial"/>
+          <w:rFonts w:ascii="Arial Narrow" w:eastAsia="Arial Narrow" w:hAnsi="Arial Narrow" w:cs="Arial Narrow"/>
+          <w:sz w:val="16"/>
+          <w:szCs w:val="16"/>
+        </w:rPr>
+      </w:pPr>
+      <w:r>
+        <w:rPr>
+          <w:rFonts w:ascii="Arial Narrow" w:eastAsia="Arial Narrow" w:hAnsi="Arial Narrow" w:cs="Arial Narrow"/>
           <w:sz w:val="16"/>
           <w:szCs w:val="16"/>
         </w:rPr>
@@ -7293,14 +8281,14 @@
         <w:ind w:left="426" w:firstLine="141"/>
         <w:jc w:val="both"/>
         <w:rPr>
-          <w:rFonts w:ascii="Arial Narrow" w:eastAsia="Arial Narrow" w:hAnsi="Arial Narrow" w:cs="Arial"/>
-          <w:sz w:val="16"/>
-          <w:szCs w:val="16"/>
-        </w:rPr>
-      </w:pPr>
-      <w:r>
-        <w:rPr>
-          <w:rFonts w:ascii="Arial Narrow" w:eastAsia="Arial Narrow" w:hAnsi="Arial Narrow" w:cs="Arial"/>
+          <w:rFonts w:ascii="Arial Narrow" w:eastAsia="Arial Narrow" w:hAnsi="Arial Narrow" w:cs="Arial Narrow"/>
+          <w:sz w:val="16"/>
+          <w:szCs w:val="16"/>
+        </w:rPr>
+      </w:pPr>
+      <w:r>
+        <w:rPr>
+          <w:rFonts w:ascii="Arial Narrow" w:eastAsia="Arial Narrow" w:hAnsi="Arial Narrow" w:cs="Arial Narrow"/>
           <w:sz w:val="16"/>
           <w:szCs w:val="16"/>
         </w:rPr>
@@ -7313,19 +8301,31 @@
         <w:ind w:left="567"/>
         <w:jc w:val="both"/>
         <w:rPr>
-          <w:rFonts w:ascii="Arial Narrow" w:eastAsia="Arial Narrow" w:hAnsi="Arial Narrow" w:cs="Arial"/>
-          <w:sz w:val="16"/>
-          <w:szCs w:val="16"/>
-        </w:rPr>
-      </w:pPr>
-      <w:r>
-        <w:rPr>
-          <w:rFonts w:ascii="Arial Narrow" w:eastAsia="Arial Narrow" w:hAnsi="Arial Narrow" w:cs="Arial"/>
+          <w:rFonts w:ascii="Arial Narrow" w:eastAsia="Arial Narrow" w:hAnsi="Arial Narrow" w:cs="Arial Narrow"/>
+          <w:sz w:val="16"/>
+          <w:szCs w:val="16"/>
+        </w:rPr>
+      </w:pPr>
+      <w:r>
+        <w:rPr>
+          <w:rFonts w:ascii="Arial Narrow" w:eastAsia="Arial Narrow" w:hAnsi="Arial Narrow" w:cs="Arial Narrow"/>
           <w:sz w:val="16"/>
           <w:szCs w:val="16"/>
         </w:rPr>
         <w:t>(…).</w:t>
       </w:r>
+    </w:p>
+    <w:p>
+      <w:pPr>
+        <w:spacing w:after="0" w:line="240" w:lineRule="auto"/>
+        <w:ind w:left="567" w:hanging="567"/>
+        <w:jc w:val="both"/>
+        <w:rPr>
+          <w:rFonts w:ascii="Arial Narrow" w:eastAsia="Arial Narrow" w:hAnsi="Arial Narrow" w:cs="Arial Narrow"/>
+          <w:sz w:val="16"/>
+          <w:szCs w:val="16"/>
+        </w:rPr>
+      </w:pPr>
     </w:p>
   </w:footnote>
   <w:footnote w:id="11">
@@ -7335,7 +8335,7 @@
         <w:ind w:left="567" w:hanging="567"/>
         <w:jc w:val="both"/>
         <w:rPr>
-          <w:rFonts w:ascii="Arial Narrow" w:eastAsia="Arial Narrow" w:hAnsi="Arial Narrow" w:cs="Arial"/>
+          <w:rFonts w:ascii="Arial Narrow" w:eastAsia="Arial Narrow" w:hAnsi="Arial Narrow" w:cs="Arial Narrow"/>
           <w:sz w:val="16"/>
           <w:szCs w:val="16"/>
         </w:rPr>
@@ -7343,7 +8343,7 @@
       <w:r>
         <w:rPr>
           <w:rStyle w:val="Refdenotaalpie"/>
-          <w:rFonts w:ascii="Arial Narrow" w:hAnsi="Arial Narrow" w:cs="Arial"/>
+          <w:rFonts w:ascii="Arial Narrow" w:eastAsia="Arial Narrow" w:hAnsi="Arial Narrow" w:cs="Arial Narrow"/>
           <w:sz w:val="16"/>
           <w:szCs w:val="16"/>
           <w:vertAlign w:val="superscript"/>
@@ -7352,7 +8352,7 @@
       </w:r>
       <w:r>
         <w:rPr>
-          <w:rFonts w:ascii="Arial Narrow" w:hAnsi="Arial Narrow" w:cs="Arial"/>
+          <w:rFonts w:ascii="Arial Narrow" w:eastAsia="Arial Narrow" w:hAnsi="Arial Narrow" w:cs="Arial Narrow"/>
           <w:sz w:val="16"/>
           <w:szCs w:val="16"/>
         </w:rPr>
@@ -7360,7 +8360,7 @@
       </w:r>
       <w:r>
         <w:rPr>
-          <w:rFonts w:ascii="Arial Narrow" w:hAnsi="Arial Narrow" w:cs="Arial"/>
+          <w:rFonts w:ascii="Arial Narrow" w:eastAsia="Arial Narrow" w:hAnsi="Arial Narrow" w:cs="Arial Narrow"/>
           <w:sz w:val="16"/>
           <w:szCs w:val="16"/>
         </w:rPr>
@@ -7368,7 +8368,7 @@
       </w:r>
       <w:r>
         <w:rPr>
-          <w:rFonts w:ascii="Arial Narrow" w:eastAsia="Arial Narrow" w:hAnsi="Arial Narrow" w:cs="Arial"/>
+          <w:rFonts w:ascii="Arial Narrow" w:eastAsia="Arial Narrow" w:hAnsi="Arial Narrow" w:cs="Arial Narrow"/>
           <w:b/>
           <w:sz w:val="16"/>
           <w:szCs w:val="16"/>
@@ -7382,14 +8382,14 @@
         <w:ind w:left="567"/>
         <w:jc w:val="both"/>
         <w:rPr>
-          <w:rFonts w:ascii="Arial Narrow" w:eastAsia="Arial Narrow" w:hAnsi="Arial Narrow" w:cs="Arial"/>
-          <w:sz w:val="16"/>
-          <w:szCs w:val="16"/>
-        </w:rPr>
-      </w:pPr>
-      <w:r>
-        <w:rPr>
-          <w:rFonts w:ascii="Arial Narrow" w:eastAsia="Arial Narrow" w:hAnsi="Arial Narrow" w:cs="Arial"/>
+          <w:rFonts w:ascii="Arial Narrow" w:eastAsia="Arial Narrow" w:hAnsi="Arial Narrow" w:cs="Arial Narrow"/>
+          <w:sz w:val="16"/>
+          <w:szCs w:val="16"/>
+        </w:rPr>
+      </w:pPr>
+      <w:r>
+        <w:rPr>
+          <w:rFonts w:ascii="Arial Narrow" w:eastAsia="Arial Narrow" w:hAnsi="Arial Narrow" w:cs="Arial Narrow"/>
           <w:sz w:val="16"/>
           <w:szCs w:val="16"/>
         </w:rPr>
@@ -7402,14 +8402,14 @@
         <w:ind w:left="567" w:hanging="567"/>
         <w:jc w:val="both"/>
         <w:rPr>
-          <w:rFonts w:ascii="Arial Narrow" w:eastAsia="Arial Narrow" w:hAnsi="Arial Narrow" w:cs="Arial"/>
-          <w:sz w:val="16"/>
-          <w:szCs w:val="16"/>
-        </w:rPr>
-      </w:pPr>
-      <w:r>
-        <w:rPr>
-          <w:rFonts w:ascii="Arial Narrow" w:eastAsia="Arial Narrow" w:hAnsi="Arial Narrow" w:cs="Arial"/>
+          <w:rFonts w:ascii="Arial Narrow" w:eastAsia="Arial Narrow" w:hAnsi="Arial Narrow" w:cs="Arial Narrow"/>
+          <w:sz w:val="16"/>
+          <w:szCs w:val="16"/>
+        </w:rPr>
+      </w:pPr>
+      <w:r>
+        <w:rPr>
+          <w:rFonts w:ascii="Arial Narrow" w:eastAsia="Arial Narrow" w:hAnsi="Arial Narrow" w:cs="Arial Narrow"/>
           <w:sz w:val="16"/>
           <w:szCs w:val="16"/>
         </w:rPr>
@@ -7423,14 +8423,14 @@
         <w:ind w:left="567" w:hanging="567"/>
         <w:jc w:val="both"/>
         <w:rPr>
-          <w:rFonts w:ascii="Arial Narrow" w:eastAsia="Arial Narrow" w:hAnsi="Arial Narrow" w:cs="Arial"/>
-          <w:sz w:val="16"/>
-          <w:szCs w:val="16"/>
-        </w:rPr>
-      </w:pPr>
-      <w:r>
-        <w:rPr>
-          <w:rFonts w:ascii="Arial Narrow" w:eastAsia="Arial Narrow" w:hAnsi="Arial Narrow" w:cs="Arial"/>
+          <w:rFonts w:ascii="Arial Narrow" w:eastAsia="Arial Narrow" w:hAnsi="Arial Narrow" w:cs="Arial Narrow"/>
+          <w:sz w:val="16"/>
+          <w:szCs w:val="16"/>
+        </w:rPr>
+      </w:pPr>
+      <w:r>
+        <w:rPr>
+          <w:rFonts w:ascii="Arial Narrow" w:eastAsia="Arial Narrow" w:hAnsi="Arial Narrow" w:cs="Arial Narrow"/>
           <w:sz w:val="16"/>
           <w:szCs w:val="16"/>
         </w:rPr>
@@ -7444,7 +8444,7 @@
         <w:ind w:left="567" w:hanging="567"/>
         <w:jc w:val="both"/>
         <w:rPr>
-          <w:rFonts w:ascii="Arial Narrow" w:hAnsi="Arial Narrow" w:cs="Arial"/>
+          <w:rFonts w:ascii="Arial Narrow" w:eastAsia="Arial Narrow" w:hAnsi="Arial Narrow" w:cs="Arial Narrow"/>
           <w:sz w:val="16"/>
           <w:szCs w:val="16"/>
         </w:rPr>
@@ -7456,14 +8456,14 @@
         <w:ind w:left="567" w:hanging="567"/>
         <w:jc w:val="both"/>
         <w:rPr>
-          <w:rFonts w:ascii="Arial Narrow" w:hAnsi="Arial Narrow" w:cs="Arial"/>
-          <w:sz w:val="16"/>
-          <w:szCs w:val="16"/>
-        </w:rPr>
-      </w:pPr>
-      <w:r>
-        <w:rPr>
-          <w:rFonts w:ascii="Arial Narrow" w:eastAsia="Arial Narrow" w:hAnsi="Arial Narrow" w:cs="Arial"/>
+          <w:rFonts w:ascii="Arial Narrow" w:eastAsia="Arial Narrow" w:hAnsi="Arial Narrow" w:cs="Arial Narrow"/>
+          <w:sz w:val="16"/>
+          <w:szCs w:val="16"/>
+        </w:rPr>
+      </w:pPr>
+      <w:r>
+        <w:rPr>
+          <w:rFonts w:ascii="Arial Narrow" w:eastAsia="Arial Narrow" w:hAnsi="Arial Narrow" w:cs="Arial Narrow"/>
           <w:b/>
           <w:sz w:val="16"/>
           <w:szCs w:val="16"/>
@@ -7478,14 +8478,14 @@
         <w:ind w:left="567" w:hanging="283"/>
         <w:jc w:val="both"/>
         <w:rPr>
-          <w:rFonts w:ascii="Arial Narrow" w:eastAsia="Arial Narrow" w:hAnsi="Arial Narrow" w:cs="Arial"/>
-          <w:sz w:val="16"/>
-          <w:szCs w:val="16"/>
-        </w:rPr>
-      </w:pPr>
-      <w:r>
-        <w:rPr>
-          <w:rFonts w:ascii="Arial Narrow" w:eastAsia="Arial Narrow" w:hAnsi="Arial Narrow" w:cs="Arial"/>
+          <w:rFonts w:ascii="Arial Narrow" w:eastAsia="Arial Narrow" w:hAnsi="Arial Narrow" w:cs="Arial Narrow"/>
+          <w:sz w:val="16"/>
+          <w:szCs w:val="16"/>
+        </w:rPr>
+      </w:pPr>
+      <w:r>
+        <w:rPr>
+          <w:rFonts w:ascii="Arial Narrow" w:eastAsia="Arial Narrow" w:hAnsi="Arial Narrow" w:cs="Arial Narrow"/>
           <w:sz w:val="16"/>
           <w:szCs w:val="16"/>
         </w:rPr>
@@ -7503,14 +8503,14 @@
         <w:ind w:left="567" w:firstLine="0"/>
         <w:jc w:val="both"/>
         <w:rPr>
-          <w:rFonts w:ascii="Arial Narrow" w:eastAsia="Arial Narrow" w:hAnsi="Arial Narrow" w:cs="Arial"/>
-          <w:sz w:val="16"/>
-          <w:szCs w:val="16"/>
-        </w:rPr>
-      </w:pPr>
-      <w:r>
-        <w:rPr>
-          <w:rFonts w:ascii="Arial Narrow" w:eastAsia="Arial Narrow" w:hAnsi="Arial Narrow" w:cs="Arial"/>
+          <w:rFonts w:ascii="Arial Narrow" w:eastAsia="Arial Narrow" w:hAnsi="Arial Narrow" w:cs="Arial Narrow"/>
+          <w:sz w:val="16"/>
+          <w:szCs w:val="16"/>
+        </w:rPr>
+      </w:pPr>
+      <w:r>
+        <w:rPr>
+          <w:rFonts w:ascii="Arial Narrow" w:eastAsia="Arial Narrow" w:hAnsi="Arial Narrow" w:cs="Arial Narrow"/>
           <w:sz w:val="16"/>
           <w:szCs w:val="16"/>
         </w:rPr>
@@ -7527,14 +8527,14 @@
         <w:ind w:left="567" w:firstLine="0"/>
         <w:jc w:val="both"/>
         <w:rPr>
-          <w:rFonts w:ascii="Arial Narrow" w:eastAsia="Arial Narrow" w:hAnsi="Arial Narrow" w:cs="Arial"/>
-          <w:sz w:val="16"/>
-          <w:szCs w:val="16"/>
-        </w:rPr>
-      </w:pPr>
-      <w:r>
-        <w:rPr>
-          <w:rFonts w:ascii="Arial Narrow" w:eastAsia="Arial Narrow" w:hAnsi="Arial Narrow" w:cs="Arial"/>
+          <w:rFonts w:ascii="Arial Narrow" w:eastAsia="Arial Narrow" w:hAnsi="Arial Narrow" w:cs="Arial Narrow"/>
+          <w:sz w:val="16"/>
+          <w:szCs w:val="16"/>
+        </w:rPr>
+      </w:pPr>
+      <w:r>
+        <w:rPr>
+          <w:rFonts w:ascii="Arial Narrow" w:eastAsia="Arial Narrow" w:hAnsi="Arial Narrow" w:cs="Arial Narrow"/>
           <w:sz w:val="16"/>
           <w:szCs w:val="16"/>
         </w:rPr>
@@ -7551,14 +8551,14 @@
         <w:ind w:left="567" w:firstLine="0"/>
         <w:jc w:val="both"/>
         <w:rPr>
-          <w:rFonts w:ascii="Arial Narrow" w:eastAsia="Arial Narrow" w:hAnsi="Arial Narrow" w:cs="Arial"/>
-          <w:sz w:val="16"/>
-          <w:szCs w:val="16"/>
-        </w:rPr>
-      </w:pPr>
-      <w:r>
-        <w:rPr>
-          <w:rFonts w:ascii="Arial Narrow" w:eastAsia="Arial Narrow" w:hAnsi="Arial Narrow" w:cs="Arial"/>
+          <w:rFonts w:ascii="Arial Narrow" w:eastAsia="Arial Narrow" w:hAnsi="Arial Narrow" w:cs="Arial Narrow"/>
+          <w:sz w:val="16"/>
+          <w:szCs w:val="16"/>
+        </w:rPr>
+      </w:pPr>
+      <w:r>
+        <w:rPr>
+          <w:rFonts w:ascii="Arial Narrow" w:eastAsia="Arial Narrow" w:hAnsi="Arial Narrow" w:cs="Arial Narrow"/>
           <w:sz w:val="16"/>
           <w:szCs w:val="16"/>
         </w:rPr>
@@ -7575,14 +8575,14 @@
         <w:ind w:left="567" w:firstLine="0"/>
         <w:jc w:val="both"/>
         <w:rPr>
-          <w:rFonts w:ascii="Arial Narrow" w:eastAsia="Arial Narrow" w:hAnsi="Arial Narrow" w:cs="Arial"/>
-          <w:sz w:val="16"/>
-          <w:szCs w:val="16"/>
-        </w:rPr>
-      </w:pPr>
-      <w:r>
-        <w:rPr>
-          <w:rFonts w:ascii="Arial Narrow" w:eastAsia="Arial Narrow" w:hAnsi="Arial Narrow" w:cs="Arial"/>
+          <w:rFonts w:ascii="Arial Narrow" w:eastAsia="Arial Narrow" w:hAnsi="Arial Narrow" w:cs="Arial Narrow"/>
+          <w:sz w:val="16"/>
+          <w:szCs w:val="16"/>
+        </w:rPr>
+      </w:pPr>
+      <w:r>
+        <w:rPr>
+          <w:rFonts w:ascii="Arial Narrow" w:eastAsia="Arial Narrow" w:hAnsi="Arial Narrow" w:cs="Arial Narrow"/>
           <w:sz w:val="16"/>
           <w:szCs w:val="16"/>
         </w:rPr>
@@ -7599,14 +8599,14 @@
         <w:ind w:left="567" w:firstLine="0"/>
         <w:jc w:val="both"/>
         <w:rPr>
-          <w:rFonts w:ascii="Arial Narrow" w:eastAsia="Arial Narrow" w:hAnsi="Arial Narrow" w:cs="Arial"/>
-          <w:sz w:val="16"/>
-          <w:szCs w:val="16"/>
-        </w:rPr>
-      </w:pPr>
-      <w:r>
-        <w:rPr>
-          <w:rFonts w:ascii="Arial Narrow" w:eastAsia="Arial Narrow" w:hAnsi="Arial Narrow" w:cs="Arial"/>
+          <w:rFonts w:ascii="Arial Narrow" w:eastAsia="Arial Narrow" w:hAnsi="Arial Narrow" w:cs="Arial Narrow"/>
+          <w:sz w:val="16"/>
+          <w:szCs w:val="16"/>
+        </w:rPr>
+      </w:pPr>
+      <w:r>
+        <w:rPr>
+          <w:rFonts w:ascii="Arial Narrow" w:eastAsia="Arial Narrow" w:hAnsi="Arial Narrow" w:cs="Arial Narrow"/>
           <w:sz w:val="16"/>
           <w:szCs w:val="16"/>
         </w:rPr>
@@ -7623,14 +8623,14 @@
         <w:ind w:left="567" w:firstLine="0"/>
         <w:jc w:val="both"/>
         <w:rPr>
-          <w:rFonts w:ascii="Arial Narrow" w:eastAsia="Arial Narrow" w:hAnsi="Arial Narrow" w:cs="Arial"/>
-          <w:sz w:val="16"/>
-          <w:szCs w:val="16"/>
-        </w:rPr>
-      </w:pPr>
-      <w:r>
-        <w:rPr>
-          <w:rFonts w:ascii="Arial Narrow" w:eastAsia="Arial Narrow" w:hAnsi="Arial Narrow" w:cs="Arial"/>
+          <w:rFonts w:ascii="Arial Narrow" w:eastAsia="Arial Narrow" w:hAnsi="Arial Narrow" w:cs="Arial Narrow"/>
+          <w:sz w:val="16"/>
+          <w:szCs w:val="16"/>
+        </w:rPr>
+      </w:pPr>
+      <w:r>
+        <w:rPr>
+          <w:rFonts w:ascii="Arial Narrow" w:eastAsia="Arial Narrow" w:hAnsi="Arial Narrow" w:cs="Arial Narrow"/>
           <w:sz w:val="16"/>
           <w:szCs w:val="16"/>
         </w:rPr>
@@ -7647,14 +8647,14 @@
         <w:ind w:left="567" w:firstLine="0"/>
         <w:jc w:val="both"/>
         <w:rPr>
-          <w:rFonts w:ascii="Arial Narrow" w:eastAsia="Arial Narrow" w:hAnsi="Arial Narrow" w:cs="Arial"/>
-          <w:sz w:val="16"/>
-          <w:szCs w:val="16"/>
-        </w:rPr>
-      </w:pPr>
-      <w:r>
-        <w:rPr>
-          <w:rFonts w:ascii="Arial Narrow" w:eastAsia="Arial Narrow" w:hAnsi="Arial Narrow" w:cs="Arial"/>
+          <w:rFonts w:ascii="Arial Narrow" w:eastAsia="Arial Narrow" w:hAnsi="Arial Narrow" w:cs="Arial Narrow"/>
+          <w:sz w:val="16"/>
+          <w:szCs w:val="16"/>
+        </w:rPr>
+      </w:pPr>
+      <w:r>
+        <w:rPr>
+          <w:rFonts w:ascii="Arial Narrow" w:eastAsia="Arial Narrow" w:hAnsi="Arial Narrow" w:cs="Arial Narrow"/>
           <w:sz w:val="16"/>
           <w:szCs w:val="16"/>
         </w:rPr>
@@ -7667,14 +8667,14 @@
         <w:ind w:firstLine="567"/>
         <w:jc w:val="both"/>
         <w:rPr>
-          <w:rFonts w:ascii="Arial Narrow" w:hAnsi="Arial Narrow" w:cs="Arial"/>
-          <w:sz w:val="16"/>
-          <w:szCs w:val="16"/>
-        </w:rPr>
-      </w:pPr>
-      <w:r>
-        <w:rPr>
-          <w:rFonts w:ascii="Arial Narrow" w:hAnsi="Arial Narrow" w:cs="Arial"/>
+          <w:rFonts w:ascii="Arial Narrow" w:eastAsia="Arial Narrow" w:hAnsi="Arial Narrow" w:cs="Arial Narrow"/>
+          <w:sz w:val="16"/>
+          <w:szCs w:val="16"/>
+        </w:rPr>
+      </w:pPr>
+      <w:r>
+        <w:rPr>
+          <w:rFonts w:ascii="Arial Narrow" w:eastAsia="Arial Narrow" w:hAnsi="Arial Narrow" w:cs="Arial Narrow"/>
           <w:sz w:val="16"/>
           <w:szCs w:val="16"/>
         </w:rPr>
@@ -7687,14 +8687,14 @@
         <w:ind w:firstLine="567"/>
         <w:jc w:val="both"/>
         <w:rPr>
-          <w:rFonts w:ascii="Arial Narrow" w:hAnsi="Arial Narrow" w:cs="Arial"/>
-          <w:sz w:val="16"/>
-          <w:szCs w:val="16"/>
-        </w:rPr>
-      </w:pPr>
-      <w:r>
-        <w:rPr>
-          <w:rFonts w:ascii="Arial Narrow" w:hAnsi="Arial Narrow" w:cs="Arial"/>
+          <w:rFonts w:ascii="Arial Narrow" w:eastAsia="Arial Narrow" w:hAnsi="Arial Narrow" w:cs="Arial Narrow"/>
+          <w:sz w:val="16"/>
+          <w:szCs w:val="16"/>
+        </w:rPr>
+      </w:pPr>
+      <w:r>
+        <w:rPr>
+          <w:rFonts w:ascii="Arial Narrow" w:eastAsia="Arial Narrow" w:hAnsi="Arial Narrow" w:cs="Arial Narrow"/>
           <w:sz w:val="16"/>
           <w:szCs w:val="16"/>
         </w:rPr>
@@ -7707,14 +8707,14 @@
         <w:ind w:left="567"/>
         <w:jc w:val="both"/>
         <w:rPr>
-          <w:rFonts w:ascii="Arial Narrow" w:hAnsi="Arial Narrow" w:cs="Arial"/>
-          <w:sz w:val="16"/>
-          <w:szCs w:val="16"/>
-        </w:rPr>
-      </w:pPr>
-      <w:r>
-        <w:rPr>
-          <w:rFonts w:ascii="Arial Narrow" w:hAnsi="Arial Narrow" w:cs="Arial"/>
+          <w:rFonts w:ascii="Arial Narrow" w:eastAsia="Arial Narrow" w:hAnsi="Arial Narrow" w:cs="Arial Narrow"/>
+          <w:sz w:val="16"/>
+          <w:szCs w:val="16"/>
+        </w:rPr>
+      </w:pPr>
+      <w:r>
+        <w:rPr>
+          <w:rFonts w:ascii="Arial Narrow" w:eastAsia="Arial Narrow" w:hAnsi="Arial Narrow" w:cs="Arial Narrow"/>
           <w:sz w:val="16"/>
           <w:szCs w:val="16"/>
         </w:rPr>
@@ -7727,14 +8727,14 @@
         <w:ind w:left="567"/>
         <w:jc w:val="both"/>
         <w:rPr>
-          <w:rFonts w:ascii="Arial Narrow" w:hAnsi="Arial Narrow" w:cs="Arial"/>
-          <w:sz w:val="16"/>
-          <w:szCs w:val="16"/>
-        </w:rPr>
-      </w:pPr>
-      <w:r>
-        <w:rPr>
-          <w:rFonts w:ascii="Arial Narrow" w:eastAsia="Arial Narrow" w:hAnsi="Arial Narrow" w:cs="Arial"/>
+          <w:rFonts w:ascii="Arial Narrow" w:eastAsia="Arial Narrow" w:hAnsi="Arial Narrow" w:cs="Arial Narrow"/>
+          <w:sz w:val="16"/>
+          <w:szCs w:val="16"/>
+        </w:rPr>
+      </w:pPr>
+      <w:r>
+        <w:rPr>
+          <w:rFonts w:ascii="Arial Narrow" w:eastAsia="Arial Narrow" w:hAnsi="Arial Narrow" w:cs="Arial Narrow"/>
           <w:sz w:val="16"/>
           <w:szCs w:val="16"/>
         </w:rPr>
@@ -7747,14 +8747,14 @@
         <w:ind w:left="567"/>
         <w:jc w:val="both"/>
         <w:rPr>
-          <w:rFonts w:ascii="Arial Narrow" w:hAnsi="Arial Narrow" w:cs="Arial"/>
-          <w:sz w:val="16"/>
-          <w:szCs w:val="16"/>
-        </w:rPr>
-      </w:pPr>
-      <w:r>
-        <w:rPr>
-          <w:rFonts w:ascii="Arial Narrow" w:eastAsia="Arial Narrow" w:hAnsi="Arial Narrow" w:cs="Arial"/>
+          <w:rFonts w:ascii="Arial Narrow" w:eastAsia="Arial Narrow" w:hAnsi="Arial Narrow" w:cs="Arial Narrow"/>
+          <w:sz w:val="16"/>
+          <w:szCs w:val="16"/>
+        </w:rPr>
+      </w:pPr>
+      <w:r>
+        <w:rPr>
+          <w:rFonts w:ascii="Arial Narrow" w:eastAsia="Arial Narrow" w:hAnsi="Arial Narrow" w:cs="Arial Narrow"/>
           <w:sz w:val="16"/>
           <w:szCs w:val="16"/>
         </w:rPr>
@@ -7767,14 +8767,14 @@
         <w:ind w:left="567"/>
         <w:jc w:val="both"/>
         <w:rPr>
-          <w:rFonts w:ascii="Arial Narrow" w:eastAsia="Arial Narrow" w:hAnsi="Arial Narrow" w:cs="Arial"/>
-          <w:sz w:val="16"/>
-          <w:szCs w:val="16"/>
-        </w:rPr>
-      </w:pPr>
-      <w:r>
-        <w:rPr>
-          <w:rFonts w:ascii="Arial Narrow" w:eastAsia="Arial Narrow" w:hAnsi="Arial Narrow" w:cs="Arial"/>
+          <w:rFonts w:ascii="Arial Narrow" w:eastAsia="Arial Narrow" w:hAnsi="Arial Narrow" w:cs="Arial Narrow"/>
+          <w:sz w:val="16"/>
+          <w:szCs w:val="16"/>
+        </w:rPr>
+      </w:pPr>
+      <w:r>
+        <w:rPr>
+          <w:rFonts w:ascii="Arial Narrow" w:eastAsia="Arial Narrow" w:hAnsi="Arial Narrow" w:cs="Arial Narrow"/>
           <w:sz w:val="16"/>
           <w:szCs w:val="16"/>
         </w:rPr>
@@ -7787,14 +8787,14 @@
         <w:ind w:left="567"/>
         <w:jc w:val="both"/>
         <w:rPr>
-          <w:rFonts w:ascii="Arial Narrow" w:eastAsia="Arial Narrow" w:hAnsi="Arial Narrow" w:cs="Arial"/>
-          <w:sz w:val="16"/>
-          <w:szCs w:val="16"/>
-        </w:rPr>
-      </w:pPr>
-      <w:r>
-        <w:rPr>
-          <w:rFonts w:ascii="Arial Narrow" w:eastAsia="Arial Narrow" w:hAnsi="Arial Narrow" w:cs="Arial"/>
+          <w:rFonts w:ascii="Arial Narrow" w:eastAsia="Arial Narrow" w:hAnsi="Arial Narrow" w:cs="Arial Narrow"/>
+          <w:sz w:val="16"/>
+          <w:szCs w:val="16"/>
+        </w:rPr>
+      </w:pPr>
+      <w:r>
+        <w:rPr>
+          <w:rFonts w:ascii="Arial Narrow" w:eastAsia="Arial Narrow" w:hAnsi="Arial Narrow" w:cs="Arial Narrow"/>
           <w:sz w:val="16"/>
           <w:szCs w:val="16"/>
         </w:rPr>
@@ -7807,14 +8807,14 @@
         <w:ind w:left="567"/>
         <w:jc w:val="both"/>
         <w:rPr>
-          <w:rFonts w:ascii="Arial Narrow" w:eastAsia="Arial Narrow" w:hAnsi="Arial Narrow" w:cs="Arial"/>
-          <w:sz w:val="16"/>
-          <w:szCs w:val="16"/>
-        </w:rPr>
-      </w:pPr>
-      <w:r>
-        <w:rPr>
-          <w:rFonts w:ascii="Arial Narrow" w:eastAsia="Arial Narrow" w:hAnsi="Arial Narrow" w:cs="Arial"/>
+          <w:rFonts w:ascii="Arial Narrow" w:eastAsia="Arial Narrow" w:hAnsi="Arial Narrow" w:cs="Arial Narrow"/>
+          <w:sz w:val="16"/>
+          <w:szCs w:val="16"/>
+        </w:rPr>
+      </w:pPr>
+      <w:r>
+        <w:rPr>
+          <w:rFonts w:ascii="Arial Narrow" w:eastAsia="Arial Narrow" w:hAnsi="Arial Narrow" w:cs="Arial Narrow"/>
           <w:sz w:val="16"/>
           <w:szCs w:val="16"/>
         </w:rPr>
@@ -7827,7 +8827,7 @@
         <w:ind w:left="567"/>
         <w:jc w:val="both"/>
         <w:rPr>
-          <w:rFonts w:ascii="Arial Narrow" w:eastAsia="Arial Narrow" w:hAnsi="Arial Narrow" w:cs="Arial"/>
+          <w:rFonts w:ascii="Arial Narrow" w:eastAsia="Arial Narrow" w:hAnsi="Arial Narrow" w:cs="Arial Narrow"/>
           <w:sz w:val="16"/>
           <w:szCs w:val="16"/>
         </w:rPr>
@@ -7839,7 +8839,7 @@
         <w:ind w:left="567"/>
         <w:jc w:val="both"/>
         <w:rPr>
-          <w:rFonts w:ascii="Arial Narrow" w:eastAsia="Arial Narrow" w:hAnsi="Arial Narrow" w:cs="Arial"/>
+          <w:rFonts w:ascii="Arial Narrow" w:eastAsia="Arial Narrow" w:hAnsi="Arial Narrow" w:cs="Arial Narrow"/>
           <w:b/>
           <w:bCs/>
           <w:sz w:val="16"/>
@@ -7848,7 +8848,7 @@
       </w:pPr>
       <w:r>
         <w:rPr>
-          <w:rFonts w:ascii="Arial Narrow" w:eastAsia="Arial Narrow" w:hAnsi="Arial Narrow" w:cs="Arial"/>
+          <w:rFonts w:ascii="Arial Narrow" w:eastAsia="Arial Narrow" w:hAnsi="Arial Narrow" w:cs="Arial Narrow"/>
           <w:b/>
           <w:bCs/>
           <w:sz w:val="16"/>
@@ -7863,14 +8863,14 @@
         <w:ind w:left="567"/>
         <w:jc w:val="both"/>
         <w:rPr>
-          <w:rFonts w:ascii="Arial Narrow" w:eastAsia="Arial Narrow" w:hAnsi="Arial Narrow" w:cs="Arial"/>
-          <w:sz w:val="16"/>
-          <w:szCs w:val="16"/>
-        </w:rPr>
-      </w:pPr>
-      <w:r>
-        <w:rPr>
-          <w:rFonts w:ascii="Arial Narrow" w:eastAsia="Arial Narrow" w:hAnsi="Arial Narrow" w:cs="Arial"/>
+          <w:rFonts w:ascii="Arial Narrow" w:eastAsia="Arial Narrow" w:hAnsi="Arial Narrow" w:cs="Arial Narrow"/>
+          <w:sz w:val="16"/>
+          <w:szCs w:val="16"/>
+        </w:rPr>
+      </w:pPr>
+      <w:r>
+        <w:rPr>
+          <w:rFonts w:ascii="Arial Narrow" w:eastAsia="Arial Narrow" w:hAnsi="Arial Narrow" w:cs="Arial Narrow"/>
           <w:sz w:val="16"/>
           <w:szCs w:val="16"/>
         </w:rPr>
@@ -7883,14 +8883,14 @@
         <w:ind w:left="567"/>
         <w:jc w:val="both"/>
         <w:rPr>
-          <w:rFonts w:ascii="Arial Narrow" w:eastAsia="Arial Narrow" w:hAnsi="Arial Narrow" w:cs="Arial"/>
-          <w:sz w:val="16"/>
-          <w:szCs w:val="16"/>
-        </w:rPr>
-      </w:pPr>
-      <w:r>
-        <w:rPr>
-          <w:rFonts w:ascii="Arial Narrow" w:eastAsia="Arial Narrow" w:hAnsi="Arial Narrow" w:cs="Arial"/>
+          <w:rFonts w:ascii="Arial Narrow" w:eastAsia="Arial Narrow" w:hAnsi="Arial Narrow" w:cs="Arial Narrow"/>
+          <w:sz w:val="16"/>
+          <w:szCs w:val="16"/>
+        </w:rPr>
+      </w:pPr>
+      <w:r>
+        <w:rPr>
+          <w:rFonts w:ascii="Arial Narrow" w:eastAsia="Arial Narrow" w:hAnsi="Arial Narrow" w:cs="Arial Narrow"/>
           <w:sz w:val="16"/>
           <w:szCs w:val="16"/>
         </w:rPr>
@@ -7903,14 +8903,14 @@
         <w:ind w:left="567"/>
         <w:jc w:val="both"/>
         <w:rPr>
-          <w:rFonts w:ascii="Arial Narrow" w:eastAsia="Arial Narrow" w:hAnsi="Arial Narrow" w:cs="Arial"/>
-          <w:sz w:val="16"/>
-          <w:szCs w:val="16"/>
-        </w:rPr>
-      </w:pPr>
-      <w:r>
-        <w:rPr>
-          <w:rFonts w:ascii="Arial Narrow" w:eastAsia="Arial Narrow" w:hAnsi="Arial Narrow" w:cs="Arial"/>
+          <w:rFonts w:ascii="Arial Narrow" w:eastAsia="Arial Narrow" w:hAnsi="Arial Narrow" w:cs="Arial Narrow"/>
+          <w:sz w:val="16"/>
+          <w:szCs w:val="16"/>
+        </w:rPr>
+      </w:pPr>
+      <w:r>
+        <w:rPr>
+          <w:rFonts w:ascii="Arial Narrow" w:eastAsia="Arial Narrow" w:hAnsi="Arial Narrow" w:cs="Arial Narrow"/>
           <w:sz w:val="16"/>
           <w:szCs w:val="16"/>
         </w:rPr>
@@ -7923,14 +8923,14 @@
         <w:ind w:left="567"/>
         <w:jc w:val="both"/>
         <w:rPr>
-          <w:rFonts w:ascii="Arial Narrow" w:eastAsia="Arial Narrow" w:hAnsi="Arial Narrow" w:cs="Arial"/>
-          <w:sz w:val="16"/>
-          <w:szCs w:val="16"/>
-        </w:rPr>
-      </w:pPr>
-      <w:r>
-        <w:rPr>
-          <w:rFonts w:ascii="Arial Narrow" w:eastAsia="Arial Narrow" w:hAnsi="Arial Narrow" w:cs="Arial"/>
+          <w:rFonts w:ascii="Arial Narrow" w:eastAsia="Arial Narrow" w:hAnsi="Arial Narrow" w:cs="Arial Narrow"/>
+          <w:sz w:val="16"/>
+          <w:szCs w:val="16"/>
+        </w:rPr>
+      </w:pPr>
+      <w:r>
+        <w:rPr>
+          <w:rFonts w:ascii="Arial Narrow" w:eastAsia="Arial Narrow" w:hAnsi="Arial Narrow" w:cs="Arial Narrow"/>
           <w:sz w:val="16"/>
           <w:szCs w:val="16"/>
         </w:rPr>
@@ -7943,14 +8943,14 @@
         <w:ind w:left="567"/>
         <w:jc w:val="both"/>
         <w:rPr>
-          <w:rFonts w:ascii="Arial Narrow" w:eastAsia="Arial Narrow" w:hAnsi="Arial Narrow" w:cs="Arial"/>
-          <w:sz w:val="16"/>
-          <w:szCs w:val="16"/>
-        </w:rPr>
-      </w:pPr>
-      <w:r>
-        <w:rPr>
-          <w:rFonts w:ascii="Arial Narrow" w:eastAsia="Arial Narrow" w:hAnsi="Arial Narrow" w:cs="Arial"/>
+          <w:rFonts w:ascii="Arial Narrow" w:eastAsia="Arial Narrow" w:hAnsi="Arial Narrow" w:cs="Arial Narrow"/>
+          <w:sz w:val="16"/>
+          <w:szCs w:val="16"/>
+        </w:rPr>
+      </w:pPr>
+      <w:r>
+        <w:rPr>
+          <w:rFonts w:ascii="Arial Narrow" w:eastAsia="Arial Narrow" w:hAnsi="Arial Narrow" w:cs="Arial Narrow"/>
           <w:sz w:val="16"/>
           <w:szCs w:val="16"/>
         </w:rPr>
@@ -7959,7 +8959,7 @@
       <w:proofErr w:type="spellStart"/>
       <w:r>
         <w:rPr>
-          <w:rFonts w:ascii="Arial Narrow" w:eastAsia="Arial Narrow" w:hAnsi="Arial Narrow" w:cs="Arial"/>
+          <w:rFonts w:ascii="Arial Narrow" w:eastAsia="Arial Narrow" w:hAnsi="Arial Narrow" w:cs="Arial Narrow"/>
           <w:sz w:val="16"/>
           <w:szCs w:val="16"/>
         </w:rPr>
@@ -7968,7 +8968,7 @@
       <w:proofErr w:type="spellEnd"/>
       <w:r>
         <w:rPr>
-          <w:rFonts w:ascii="Arial Narrow" w:eastAsia="Arial Narrow" w:hAnsi="Arial Narrow" w:cs="Arial"/>
+          <w:rFonts w:ascii="Arial Narrow" w:eastAsia="Arial Narrow" w:hAnsi="Arial Narrow" w:cs="Arial Narrow"/>
           <w:sz w:val="16"/>
           <w:szCs w:val="16"/>
         </w:rPr>
@@ -7981,14 +8981,14 @@
         <w:ind w:left="567"/>
         <w:jc w:val="both"/>
         <w:rPr>
-          <w:rFonts w:ascii="Arial Narrow" w:eastAsia="Arial Narrow" w:hAnsi="Arial Narrow" w:cs="Arial"/>
-          <w:sz w:val="16"/>
-          <w:szCs w:val="16"/>
-        </w:rPr>
-      </w:pPr>
-      <w:r>
-        <w:rPr>
-          <w:rFonts w:ascii="Arial Narrow" w:eastAsia="Arial Narrow" w:hAnsi="Arial Narrow" w:cs="Arial"/>
+          <w:rFonts w:ascii="Arial Narrow" w:eastAsia="Arial Narrow" w:hAnsi="Arial Narrow" w:cs="Arial Narrow"/>
+          <w:sz w:val="16"/>
+          <w:szCs w:val="16"/>
+        </w:rPr>
+      </w:pPr>
+      <w:r>
+        <w:rPr>
+          <w:rFonts w:ascii="Arial Narrow" w:eastAsia="Arial Narrow" w:hAnsi="Arial Narrow" w:cs="Arial Narrow"/>
           <w:sz w:val="16"/>
           <w:szCs w:val="16"/>
         </w:rPr>
@@ -8001,14 +9001,14 @@
         <w:ind w:left="567"/>
         <w:jc w:val="both"/>
         <w:rPr>
-          <w:rFonts w:ascii="Arial Narrow" w:eastAsia="Arial Narrow" w:hAnsi="Arial Narrow" w:cs="Arial"/>
-          <w:sz w:val="16"/>
-          <w:szCs w:val="16"/>
-        </w:rPr>
-      </w:pPr>
-      <w:r>
-        <w:rPr>
-          <w:rFonts w:ascii="Arial Narrow" w:eastAsia="Arial Narrow" w:hAnsi="Arial Narrow" w:cs="Arial"/>
+          <w:rFonts w:ascii="Arial Narrow" w:eastAsia="Arial Narrow" w:hAnsi="Arial Narrow" w:cs="Arial Narrow"/>
+          <w:sz w:val="16"/>
+          <w:szCs w:val="16"/>
+        </w:rPr>
+      </w:pPr>
+      <w:r>
+        <w:rPr>
+          <w:rFonts w:ascii="Arial Narrow" w:eastAsia="Arial Narrow" w:hAnsi="Arial Narrow" w:cs="Arial Narrow"/>
           <w:sz w:val="16"/>
           <w:szCs w:val="16"/>
         </w:rPr>
@@ -8017,7 +9017,7 @@
       <w:proofErr w:type="spellStart"/>
       <w:r>
         <w:rPr>
-          <w:rFonts w:ascii="Arial Narrow" w:eastAsia="Arial Narrow" w:hAnsi="Arial Narrow" w:cs="Arial"/>
+          <w:rFonts w:ascii="Arial Narrow" w:eastAsia="Arial Narrow" w:hAnsi="Arial Narrow" w:cs="Arial Narrow"/>
           <w:sz w:val="16"/>
           <w:szCs w:val="16"/>
         </w:rPr>
@@ -8026,7 +9026,7 @@
       <w:proofErr w:type="spellEnd"/>
       <w:r>
         <w:rPr>
-          <w:rFonts w:ascii="Arial Narrow" w:eastAsia="Arial Narrow" w:hAnsi="Arial Narrow" w:cs="Arial"/>
+          <w:rFonts w:ascii="Arial Narrow" w:eastAsia="Arial Narrow" w:hAnsi="Arial Narrow" w:cs="Arial Narrow"/>
           <w:sz w:val="16"/>
           <w:szCs w:val="16"/>
         </w:rPr>
@@ -8039,14 +9039,14 @@
         <w:ind w:left="567"/>
         <w:jc w:val="both"/>
         <w:rPr>
-          <w:rFonts w:ascii="Arial Narrow" w:eastAsia="Arial Narrow" w:hAnsi="Arial Narrow" w:cs="Arial"/>
-          <w:sz w:val="16"/>
-          <w:szCs w:val="16"/>
-        </w:rPr>
-      </w:pPr>
-      <w:r>
-        <w:rPr>
-          <w:rFonts w:ascii="Arial Narrow" w:eastAsia="Arial Narrow" w:hAnsi="Arial Narrow" w:cs="Arial"/>
+          <w:rFonts w:ascii="Arial Narrow" w:eastAsia="Arial Narrow" w:hAnsi="Arial Narrow" w:cs="Arial Narrow"/>
+          <w:sz w:val="16"/>
+          <w:szCs w:val="16"/>
+        </w:rPr>
+      </w:pPr>
+      <w:r>
+        <w:rPr>
+          <w:rFonts w:ascii="Arial Narrow" w:eastAsia="Arial Narrow" w:hAnsi="Arial Narrow" w:cs="Arial Narrow"/>
           <w:sz w:val="16"/>
           <w:szCs w:val="16"/>
         </w:rPr>
@@ -8055,7 +9055,7 @@
       <w:proofErr w:type="spellStart"/>
       <w:r>
         <w:rPr>
-          <w:rFonts w:ascii="Arial Narrow" w:eastAsia="Arial Narrow" w:hAnsi="Arial Narrow" w:cs="Arial"/>
+          <w:rFonts w:ascii="Arial Narrow" w:eastAsia="Arial Narrow" w:hAnsi="Arial Narrow" w:cs="Arial Narrow"/>
           <w:sz w:val="16"/>
           <w:szCs w:val="16"/>
         </w:rPr>
@@ -8064,7 +9064,7 @@
       <w:proofErr w:type="spellEnd"/>
       <w:r>
         <w:rPr>
-          <w:rFonts w:ascii="Arial Narrow" w:eastAsia="Arial Narrow" w:hAnsi="Arial Narrow" w:cs="Arial"/>
+          <w:rFonts w:ascii="Arial Narrow" w:eastAsia="Arial Narrow" w:hAnsi="Arial Narrow" w:cs="Arial Narrow"/>
           <w:sz w:val="16"/>
           <w:szCs w:val="16"/>
         </w:rPr>
@@ -8077,14 +9077,14 @@
         <w:ind w:left="567"/>
         <w:jc w:val="both"/>
         <w:rPr>
-          <w:rFonts w:ascii="Arial Narrow" w:eastAsia="Arial Narrow" w:hAnsi="Arial Narrow" w:cs="Arial"/>
-          <w:sz w:val="16"/>
-          <w:szCs w:val="16"/>
-        </w:rPr>
-      </w:pPr>
-      <w:r>
-        <w:rPr>
-          <w:rFonts w:ascii="Arial Narrow" w:eastAsia="Arial Narrow" w:hAnsi="Arial Narrow" w:cs="Arial"/>
+          <w:rFonts w:ascii="Arial Narrow" w:eastAsia="Arial Narrow" w:hAnsi="Arial Narrow" w:cs="Arial Narrow"/>
+          <w:sz w:val="16"/>
+          <w:szCs w:val="16"/>
+        </w:rPr>
+      </w:pPr>
+      <w:r>
+        <w:rPr>
+          <w:rFonts w:ascii="Arial Narrow" w:eastAsia="Arial Narrow" w:hAnsi="Arial Narrow" w:cs="Arial Narrow"/>
           <w:sz w:val="16"/>
           <w:szCs w:val="16"/>
         </w:rPr>
@@ -8097,14 +9097,14 @@
         <w:ind w:left="567"/>
         <w:jc w:val="both"/>
         <w:rPr>
-          <w:rFonts w:ascii="Arial Narrow" w:eastAsia="Arial Narrow" w:hAnsi="Arial Narrow" w:cs="Arial"/>
-          <w:sz w:val="16"/>
-          <w:szCs w:val="16"/>
-        </w:rPr>
-      </w:pPr>
-      <w:r>
-        <w:rPr>
-          <w:rFonts w:ascii="Arial Narrow" w:eastAsia="Arial Narrow" w:hAnsi="Arial Narrow" w:cs="Arial"/>
+          <w:rFonts w:ascii="Arial Narrow" w:eastAsia="Arial Narrow" w:hAnsi="Arial Narrow" w:cs="Arial Narrow"/>
+          <w:sz w:val="16"/>
+          <w:szCs w:val="16"/>
+        </w:rPr>
+      </w:pPr>
+      <w:r>
+        <w:rPr>
+          <w:rFonts w:ascii="Arial Narrow" w:eastAsia="Arial Narrow" w:hAnsi="Arial Narrow" w:cs="Arial Narrow"/>
           <w:sz w:val="16"/>
           <w:szCs w:val="16"/>
         </w:rPr>
@@ -8114,10 +9114,10 @@
     <w:p>
       <w:pPr>
         <w:spacing w:after="0" w:line="240" w:lineRule="auto"/>
-        <w:ind w:left="567"/>
-        <w:jc w:val="both"/>
-        <w:rPr>
-          <w:rFonts w:ascii="Arial Narrow" w:eastAsia="Arial Narrow" w:hAnsi="Arial Narrow" w:cs="Arial"/>
+        <w:ind w:left="567" w:hanging="567"/>
+        <w:jc w:val="both"/>
+        <w:rPr>
+          <w:rFonts w:ascii="Arial Narrow" w:eastAsia="Arial Narrow" w:hAnsi="Arial Narrow" w:cs="Arial Narrow"/>
           <w:sz w:val="16"/>
           <w:szCs w:val="16"/>
         </w:rPr>
@@ -8134,7 +9134,7 @@
         <w:ind w:left="567" w:hanging="567"/>
         <w:jc w:val="both"/>
         <w:rPr>
-          <w:rFonts w:ascii="Arial Narrow" w:hAnsi="Arial Narrow" w:cs="Arial"/>
+          <w:rFonts w:ascii="Arial Narrow" w:eastAsia="Arial Narrow" w:hAnsi="Arial Narrow" w:cs="Arial Narrow"/>
           <w:b/>
           <w:sz w:val="16"/>
           <w:szCs w:val="16"/>
@@ -8143,7 +9143,7 @@
       <w:r>
         <w:rPr>
           <w:rStyle w:val="Refdenotaalpie"/>
-          <w:rFonts w:ascii="Arial Narrow" w:hAnsi="Arial Narrow" w:cs="Arial"/>
+          <w:rFonts w:ascii="Arial Narrow" w:eastAsia="Arial Narrow" w:hAnsi="Arial Narrow" w:cs="Arial Narrow"/>
           <w:sz w:val="16"/>
           <w:szCs w:val="16"/>
           <w:vertAlign w:val="superscript"/>
@@ -8152,7 +9152,7 @@
       </w:r>
       <w:r>
         <w:rPr>
-          <w:rFonts w:ascii="Arial Narrow" w:hAnsi="Arial Narrow" w:cs="Arial"/>
+          <w:rFonts w:ascii="Arial Narrow" w:eastAsia="Arial Narrow" w:hAnsi="Arial Narrow" w:cs="Arial Narrow"/>
           <w:sz w:val="16"/>
           <w:szCs w:val="16"/>
         </w:rPr>
@@ -8160,7 +9160,7 @@
       </w:r>
       <w:r>
         <w:rPr>
-          <w:rFonts w:ascii="Arial Narrow" w:hAnsi="Arial Narrow" w:cs="Arial"/>
+          <w:rFonts w:ascii="Arial Narrow" w:eastAsia="Arial Narrow" w:hAnsi="Arial Narrow" w:cs="Arial Narrow"/>
           <w:sz w:val="16"/>
           <w:szCs w:val="16"/>
         </w:rPr>
@@ -8168,7 +9168,7 @@
       </w:r>
       <w:r>
         <w:rPr>
-          <w:rFonts w:ascii="Arial Narrow" w:eastAsia="Arial Narrow" w:hAnsi="Arial Narrow" w:cs="Arial"/>
+          <w:rFonts w:ascii="Arial Narrow" w:eastAsia="Arial Narrow" w:hAnsi="Arial Narrow" w:cs="Arial Narrow"/>
           <w:b/>
           <w:sz w:val="16"/>
           <w:szCs w:val="16"/>
@@ -8177,7 +9177,7 @@
       </w:r>
       <w:r>
         <w:rPr>
-          <w:rFonts w:ascii="Arial Narrow" w:hAnsi="Arial Narrow" w:cs="Arial"/>
+          <w:rFonts w:ascii="Arial Narrow" w:eastAsia="Arial Narrow" w:hAnsi="Arial Narrow" w:cs="Arial Narrow"/>
           <w:b/>
           <w:bCs/>
           <w:sz w:val="16"/>
@@ -8187,7 +9187,7 @@
       </w:r>
       <w:r>
         <w:rPr>
-          <w:rFonts w:ascii="Arial Narrow" w:hAnsi="Arial Narrow" w:cs="Arial"/>
+          <w:rFonts w:ascii="Arial Narrow" w:eastAsia="Arial Narrow" w:hAnsi="Arial Narrow" w:cs="Arial Narrow"/>
           <w:b/>
           <w:sz w:val="16"/>
           <w:szCs w:val="16"/>
@@ -8197,7 +9197,7 @@
       <w:proofErr w:type="spellStart"/>
       <w:r>
         <w:rPr>
-          <w:rFonts w:ascii="Arial Narrow" w:hAnsi="Arial Narrow" w:cs="Arial"/>
+          <w:rFonts w:ascii="Arial Narrow" w:eastAsia="Arial Narrow" w:hAnsi="Arial Narrow" w:cs="Arial Narrow"/>
           <w:b/>
           <w:sz w:val="16"/>
           <w:szCs w:val="16"/>
@@ -8207,7 +9207,7 @@
       <w:proofErr w:type="spellEnd"/>
       <w:r>
         <w:rPr>
-          <w:rFonts w:ascii="Arial Narrow" w:hAnsi="Arial Narrow" w:cs="Arial"/>
+          <w:rFonts w:ascii="Arial Narrow" w:eastAsia="Arial Narrow" w:hAnsi="Arial Narrow" w:cs="Arial Narrow"/>
           <w:b/>
           <w:sz w:val="16"/>
           <w:szCs w:val="16"/>
@@ -8223,15 +9223,15 @@
         </w:tabs>
         <w:jc w:val="both"/>
         <w:rPr>
-          <w:rFonts w:ascii="Arial Narrow" w:eastAsia="Arial Narrow" w:hAnsi="Arial Narrow" w:cs="Arial"/>
-          <w:b/>
-          <w:sz w:val="16"/>
-          <w:szCs w:val="16"/>
-        </w:rPr>
-      </w:pPr>
-      <w:r>
-        <w:rPr>
-          <w:rFonts w:ascii="Arial Narrow" w:eastAsia="Arial Narrow" w:hAnsi="Arial Narrow" w:cs="Arial"/>
+          <w:rFonts w:ascii="Arial Narrow" w:eastAsia="Arial Narrow" w:hAnsi="Arial Narrow" w:cs="Arial Narrow"/>
+          <w:b/>
+          <w:sz w:val="16"/>
+          <w:szCs w:val="16"/>
+        </w:rPr>
+      </w:pPr>
+      <w:r>
+        <w:rPr>
+          <w:rFonts w:ascii="Arial Narrow" w:eastAsia="Arial Narrow" w:hAnsi="Arial Narrow" w:cs="Arial Narrow"/>
           <w:b/>
           <w:sz w:val="16"/>
           <w:szCs w:val="16"/>
@@ -8248,14 +9248,14 @@
         </w:tabs>
         <w:jc w:val="both"/>
         <w:rPr>
-          <w:rFonts w:ascii="Arial Narrow" w:eastAsia="Arial Narrow" w:hAnsi="Arial Narrow" w:cs="Arial"/>
-          <w:sz w:val="16"/>
-          <w:szCs w:val="16"/>
-        </w:rPr>
-      </w:pPr>
-      <w:r>
-        <w:rPr>
-          <w:rFonts w:ascii="Arial Narrow" w:eastAsia="Arial Narrow" w:hAnsi="Arial Narrow" w:cs="Arial"/>
+          <w:rFonts w:ascii="Arial Narrow" w:eastAsia="Arial Narrow" w:hAnsi="Arial Narrow" w:cs="Arial Narrow"/>
+          <w:sz w:val="16"/>
+          <w:szCs w:val="16"/>
+        </w:rPr>
+      </w:pPr>
+      <w:r>
+        <w:rPr>
+          <w:rFonts w:ascii="Arial Narrow" w:eastAsia="Arial Narrow" w:hAnsi="Arial Narrow" w:cs="Arial Narrow"/>
           <w:sz w:val="16"/>
           <w:szCs w:val="16"/>
         </w:rPr>
@@ -8271,14 +9271,14 @@
         </w:tabs>
         <w:jc w:val="both"/>
         <w:rPr>
-          <w:rFonts w:ascii="Arial Narrow" w:eastAsia="Arial Narrow" w:hAnsi="Arial Narrow" w:cs="Arial"/>
-          <w:sz w:val="16"/>
-          <w:szCs w:val="16"/>
-        </w:rPr>
-      </w:pPr>
-      <w:r>
-        <w:rPr>
-          <w:rFonts w:ascii="Arial Narrow" w:eastAsia="Arial Narrow" w:hAnsi="Arial Narrow" w:cs="Arial"/>
+          <w:rFonts w:ascii="Arial Narrow" w:eastAsia="Arial Narrow" w:hAnsi="Arial Narrow" w:cs="Arial Narrow"/>
+          <w:sz w:val="16"/>
+          <w:szCs w:val="16"/>
+        </w:rPr>
+      </w:pPr>
+      <w:r>
+        <w:rPr>
+          <w:rFonts w:ascii="Arial Narrow" w:eastAsia="Arial Narrow" w:hAnsi="Arial Narrow" w:cs="Arial Narrow"/>
           <w:sz w:val="16"/>
           <w:szCs w:val="16"/>
         </w:rPr>
@@ -8294,14 +9294,14 @@
         </w:tabs>
         <w:jc w:val="both"/>
         <w:rPr>
-          <w:rFonts w:ascii="Arial Narrow" w:eastAsia="Arial Narrow" w:hAnsi="Arial Narrow" w:cs="Arial"/>
-          <w:sz w:val="16"/>
-          <w:szCs w:val="16"/>
-        </w:rPr>
-      </w:pPr>
-      <w:r>
-        <w:rPr>
-          <w:rFonts w:ascii="Arial Narrow" w:eastAsia="Arial Narrow" w:hAnsi="Arial Narrow" w:cs="Arial"/>
+          <w:rFonts w:ascii="Arial Narrow" w:eastAsia="Arial Narrow" w:hAnsi="Arial Narrow" w:cs="Arial Narrow"/>
+          <w:sz w:val="16"/>
+          <w:szCs w:val="16"/>
+        </w:rPr>
+      </w:pPr>
+      <w:r>
+        <w:rPr>
+          <w:rFonts w:ascii="Arial Narrow" w:eastAsia="Arial Narrow" w:hAnsi="Arial Narrow" w:cs="Arial Narrow"/>
           <w:sz w:val="16"/>
           <w:szCs w:val="16"/>
         </w:rPr>
@@ -8318,14 +9318,14 @@
         <w:ind w:left="567"/>
         <w:jc w:val="both"/>
         <w:rPr>
-          <w:rFonts w:ascii="Arial Narrow" w:eastAsia="Arial Narrow" w:hAnsi="Arial Narrow" w:cs="Arial"/>
-          <w:sz w:val="16"/>
-          <w:szCs w:val="16"/>
-        </w:rPr>
-      </w:pPr>
-      <w:r>
-        <w:rPr>
-          <w:rFonts w:ascii="Arial Narrow" w:eastAsia="Arial Narrow" w:hAnsi="Arial Narrow" w:cs="Arial"/>
+          <w:rFonts w:ascii="Arial Narrow" w:eastAsia="Arial Narrow" w:hAnsi="Arial Narrow" w:cs="Arial Narrow"/>
+          <w:sz w:val="16"/>
+          <w:szCs w:val="16"/>
+        </w:rPr>
+      </w:pPr>
+      <w:r>
+        <w:rPr>
+          <w:rFonts w:ascii="Arial Narrow" w:eastAsia="Arial Narrow" w:hAnsi="Arial Narrow" w:cs="Arial Narrow"/>
           <w:sz w:val="16"/>
           <w:szCs w:val="16"/>
         </w:rPr>
@@ -8334,7 +9334,7 @@
       <w:proofErr w:type="spellStart"/>
       <w:r>
         <w:rPr>
-          <w:rFonts w:ascii="Arial Narrow" w:eastAsia="Arial Narrow" w:hAnsi="Arial Narrow" w:cs="Arial"/>
+          <w:rFonts w:ascii="Arial Narrow" w:eastAsia="Arial Narrow" w:hAnsi="Arial Narrow" w:cs="Arial Narrow"/>
           <w:sz w:val="16"/>
           <w:szCs w:val="16"/>
         </w:rPr>
@@ -8343,7 +9343,7 @@
       <w:proofErr w:type="spellEnd"/>
       <w:r>
         <w:rPr>
-          <w:rFonts w:ascii="Arial Narrow" w:eastAsia="Arial Narrow" w:hAnsi="Arial Narrow" w:cs="Arial"/>
+          <w:rFonts w:ascii="Arial Narrow" w:eastAsia="Arial Narrow" w:hAnsi="Arial Narrow" w:cs="Arial Narrow"/>
           <w:sz w:val="16"/>
           <w:szCs w:val="16"/>
         </w:rPr>
@@ -8353,9 +9353,14 @@
     <w:p>
       <w:pPr>
         <w:pStyle w:val="Textonotapie"/>
-        <w:jc w:val="both"/>
-        <w:rPr>
-          <w:rFonts w:ascii="Arial Narrow" w:hAnsi="Arial Narrow" w:cs="Arial"/>
+        <w:tabs>
+          <w:tab w:val="left" w:pos="567"/>
+        </w:tabs>
+        <w:ind w:left="567" w:hanging="567"/>
+        <w:jc w:val="both"/>
+        <w:rPr>
+          <w:rFonts w:ascii="Arial Narrow" w:eastAsia="Arial Narrow" w:hAnsi="Arial Narrow" w:cs="Arial Narrow"/>
+          <w:b/>
           <w:sz w:val="16"/>
           <w:szCs w:val="16"/>
         </w:rPr>
@@ -8372,7 +9377,7 @@
         <w:ind w:left="567" w:hanging="567"/>
         <w:jc w:val="both"/>
         <w:rPr>
-          <w:rFonts w:ascii="Arial Narrow" w:hAnsi="Arial Narrow" w:cs="Arial"/>
+          <w:rFonts w:ascii="Arial Narrow" w:eastAsia="Arial Narrow" w:hAnsi="Arial Narrow" w:cs="Arial Narrow"/>
           <w:b/>
           <w:bCs/>
           <w:sz w:val="16"/>
@@ -8382,7 +9387,7 @@
       <w:r>
         <w:rPr>
           <w:rStyle w:val="Refdenotaalpie"/>
-          <w:rFonts w:ascii="Arial Narrow" w:hAnsi="Arial Narrow" w:cs="Arial"/>
+          <w:rFonts w:ascii="Arial Narrow" w:eastAsia="Arial Narrow" w:hAnsi="Arial Narrow" w:cs="Arial Narrow"/>
           <w:b/>
           <w:bCs/>
           <w:sz w:val="16"/>
@@ -8393,7 +9398,7 @@
       </w:r>
       <w:r>
         <w:rPr>
-          <w:rFonts w:ascii="Arial Narrow" w:hAnsi="Arial Narrow" w:cs="Arial"/>
+          <w:rFonts w:ascii="Arial Narrow" w:eastAsia="Arial Narrow" w:hAnsi="Arial Narrow" w:cs="Arial Narrow"/>
           <w:b/>
           <w:bCs/>
           <w:sz w:val="16"/>
@@ -8403,7 +9408,7 @@
       </w:r>
       <w:r>
         <w:rPr>
-          <w:rFonts w:ascii="Arial Narrow" w:hAnsi="Arial Narrow" w:cs="Arial"/>
+          <w:rFonts w:ascii="Arial Narrow" w:eastAsia="Arial Narrow" w:hAnsi="Arial Narrow" w:cs="Arial Narrow"/>
           <w:b/>
           <w:bCs/>
           <w:sz w:val="16"/>
@@ -8415,7 +9420,7 @@
       <w:proofErr w:type="spellStart"/>
       <w:r>
         <w:rPr>
-          <w:rFonts w:ascii="Arial Narrow" w:hAnsi="Arial Narrow" w:cs="Arial"/>
+          <w:rFonts w:ascii="Arial Narrow" w:eastAsia="Arial Narrow" w:hAnsi="Arial Narrow" w:cs="Arial Narrow"/>
           <w:b/>
           <w:bCs/>
           <w:sz w:val="16"/>
@@ -8426,7 +9431,7 @@
       <w:proofErr w:type="spellEnd"/>
       <w:r>
         <w:rPr>
-          <w:rFonts w:ascii="Arial Narrow" w:hAnsi="Arial Narrow" w:cs="Arial"/>
+          <w:rFonts w:ascii="Arial Narrow" w:eastAsia="Arial Narrow" w:hAnsi="Arial Narrow" w:cs="Arial Narrow"/>
           <w:b/>
           <w:bCs/>
           <w:sz w:val="16"/>
@@ -8442,7 +9447,7 @@
         <w:ind w:left="567"/>
         <w:jc w:val="both"/>
         <w:rPr>
-          <w:rFonts w:ascii="Arial Narrow" w:hAnsi="Arial Narrow" w:cs="Arial"/>
+          <w:rFonts w:ascii="Arial Narrow" w:eastAsia="Arial Narrow" w:hAnsi="Arial Narrow" w:cs="Arial Narrow"/>
           <w:bCs/>
           <w:sz w:val="16"/>
           <w:szCs w:val="16"/>
@@ -8450,7 +9455,7 @@
       </w:pPr>
       <w:r>
         <w:rPr>
-          <w:rFonts w:ascii="Arial Narrow" w:hAnsi="Arial Narrow" w:cs="Arial"/>
+          <w:rFonts w:ascii="Arial Narrow" w:eastAsia="Arial Narrow" w:hAnsi="Arial Narrow" w:cs="Arial Narrow"/>
           <w:b/>
           <w:sz w:val="16"/>
           <w:szCs w:val="16"/>
@@ -8459,7 +9464,7 @@
       </w:r>
       <w:r>
         <w:rPr>
-          <w:rFonts w:ascii="Arial Narrow" w:hAnsi="Arial Narrow" w:cs="Arial"/>
+          <w:rFonts w:ascii="Arial Narrow" w:eastAsia="Arial Narrow" w:hAnsi="Arial Narrow" w:cs="Arial Narrow"/>
           <w:bCs/>
           <w:sz w:val="16"/>
           <w:szCs w:val="16"/>
@@ -8469,12 +9474,16 @@
     </w:p>
     <w:p>
       <w:pPr>
-        <w:pStyle w:val="NormalWeb"/>
-        <w:spacing w:after="0" w:line="240" w:lineRule="auto"/>
-        <w:ind w:left="567"/>
-        <w:jc w:val="both"/>
-        <w:rPr>
-          <w:rFonts w:ascii="Arial Narrow" w:hAnsi="Arial Narrow" w:cs="Arial"/>
+        <w:autoSpaceDE w:val="0"/>
+        <w:autoSpaceDN w:val="0"/>
+        <w:adjustRightInd w:val="0"/>
+        <w:spacing w:after="0" w:line="240" w:lineRule="auto"/>
+        <w:ind w:left="567" w:hanging="567"/>
+        <w:jc w:val="both"/>
+        <w:rPr>
+          <w:rFonts w:ascii="Arial Narrow" w:eastAsia="Arial Narrow" w:hAnsi="Arial Narrow" w:cs="Arial Narrow"/>
+          <w:b/>
+          <w:bCs/>
           <w:sz w:val="16"/>
           <w:szCs w:val="16"/>
         </w:rPr>
@@ -8488,7 +9497,7 @@
         <w:ind w:left="567" w:hanging="567"/>
         <w:jc w:val="both"/>
         <w:rPr>
-          <w:rFonts w:ascii="Arial Narrow" w:hAnsi="Arial Narrow" w:cs="Arial"/>
+          <w:rFonts w:ascii="Arial Narrow" w:eastAsia="Arial Narrow" w:hAnsi="Arial Narrow" w:cs="Arial Narrow"/>
           <w:sz w:val="16"/>
           <w:szCs w:val="16"/>
         </w:rPr>
@@ -8496,7 +9505,7 @@
       <w:r>
         <w:rPr>
           <w:rStyle w:val="Refdenotaalpie"/>
-          <w:rFonts w:ascii="Arial Narrow" w:hAnsi="Arial Narrow" w:cs="Arial"/>
+          <w:rFonts w:ascii="Arial Narrow" w:eastAsia="Arial Narrow" w:hAnsi="Arial Narrow" w:cs="Arial Narrow"/>
           <w:sz w:val="16"/>
           <w:szCs w:val="16"/>
           <w:vertAlign w:val="superscript"/>
@@ -8505,7 +9514,7 @@
       </w:r>
       <w:r>
         <w:rPr>
-          <w:rFonts w:ascii="Arial Narrow" w:hAnsi="Arial Narrow" w:cs="Arial"/>
+          <w:rFonts w:ascii="Arial Narrow" w:eastAsia="Arial Narrow" w:hAnsi="Arial Narrow" w:cs="Arial Narrow"/>
           <w:sz w:val="16"/>
           <w:szCs w:val="16"/>
         </w:rPr>
@@ -8513,7 +9522,7 @@
       </w:r>
       <w:r>
         <w:rPr>
-          <w:rFonts w:ascii="Arial Narrow" w:hAnsi="Arial Narrow" w:cs="Arial"/>
+          <w:rFonts w:ascii="Arial Narrow" w:eastAsia="Arial Narrow" w:hAnsi="Arial Narrow" w:cs="Arial Narrow"/>
           <w:sz w:val="16"/>
           <w:szCs w:val="16"/>
         </w:rPr>
@@ -8521,7 +9530,7 @@
       </w:r>
       <w:r>
         <w:rPr>
-          <w:rFonts w:ascii="Arial Narrow" w:eastAsia="Arial" w:hAnsi="Arial Narrow" w:cs="Arial"/>
+          <w:rFonts w:ascii="Arial Narrow" w:eastAsia="Arial Narrow" w:hAnsi="Arial Narrow" w:cs="Arial Narrow"/>
           <w:b/>
           <w:sz w:val="16"/>
           <w:szCs w:val="16"/>
@@ -8531,7 +9540,7 @@
       <w:proofErr w:type="spellStart"/>
       <w:r>
         <w:rPr>
-          <w:rFonts w:ascii="Arial Narrow" w:eastAsia="Arial" w:hAnsi="Arial Narrow" w:cs="Arial"/>
+          <w:rFonts w:ascii="Arial Narrow" w:eastAsia="Arial Narrow" w:hAnsi="Arial Narrow" w:cs="Arial Narrow"/>
           <w:b/>
           <w:sz w:val="16"/>
           <w:szCs w:val="16"/>
@@ -8541,7 +9550,7 @@
       <w:proofErr w:type="spellEnd"/>
       <w:r>
         <w:rPr>
-          <w:rFonts w:ascii="Arial Narrow" w:eastAsia="Arial" w:hAnsi="Arial Narrow" w:cs="Arial"/>
+          <w:rFonts w:ascii="Arial Narrow" w:eastAsia="Arial Narrow" w:hAnsi="Arial Narrow" w:cs="Arial Narrow"/>
           <w:b/>
           <w:sz w:val="16"/>
           <w:szCs w:val="16"/>
@@ -8555,7 +9564,7 @@
         <w:ind w:left="1134" w:hanging="567"/>
         <w:jc w:val="both"/>
         <w:rPr>
-          <w:rFonts w:ascii="Arial Narrow" w:hAnsi="Arial Narrow" w:cs="Arial"/>
+          <w:rFonts w:ascii="Arial Narrow" w:eastAsia="Arial Narrow" w:hAnsi="Arial Narrow" w:cs="Arial Narrow"/>
           <w:b/>
           <w:bCs/>
           <w:sz w:val="16"/>
@@ -8564,7 +9573,7 @@
       </w:pPr>
       <w:r>
         <w:rPr>
-          <w:rFonts w:ascii="Arial Narrow" w:hAnsi="Arial Narrow" w:cs="Arial"/>
+          <w:rFonts w:ascii="Arial Narrow" w:eastAsia="Arial Narrow" w:hAnsi="Arial Narrow" w:cs="Arial Narrow"/>
           <w:b/>
           <w:bCs/>
           <w:sz w:val="16"/>
@@ -8579,14 +9588,14 @@
         <w:ind w:left="1134" w:hanging="567"/>
         <w:jc w:val="both"/>
         <w:rPr>
-          <w:rFonts w:ascii="Arial Narrow" w:hAnsi="Arial Narrow" w:cs="Arial"/>
-          <w:sz w:val="16"/>
-          <w:szCs w:val="16"/>
-        </w:rPr>
-      </w:pPr>
-      <w:r>
-        <w:rPr>
-          <w:rFonts w:ascii="Arial Narrow" w:hAnsi="Arial Narrow" w:cs="Arial"/>
+          <w:rFonts w:ascii="Arial Narrow" w:eastAsia="Arial Narrow" w:hAnsi="Arial Narrow" w:cs="Arial Narrow"/>
+          <w:sz w:val="16"/>
+          <w:szCs w:val="16"/>
+        </w:rPr>
+      </w:pPr>
+      <w:r>
+        <w:rPr>
+          <w:rFonts w:ascii="Arial Narrow" w:eastAsia="Arial Narrow" w:hAnsi="Arial Narrow" w:cs="Arial Narrow"/>
           <w:sz w:val="16"/>
           <w:szCs w:val="16"/>
         </w:rPr>
@@ -8594,7 +9603,7 @@
       </w:r>
       <w:r>
         <w:rPr>
-          <w:rFonts w:ascii="Arial Narrow" w:hAnsi="Arial Narrow" w:cs="Arial"/>
+          <w:rFonts w:ascii="Arial Narrow" w:eastAsia="Arial Narrow" w:hAnsi="Arial Narrow" w:cs="Arial Narrow"/>
           <w:sz w:val="16"/>
           <w:szCs w:val="16"/>
         </w:rPr>
@@ -8608,14 +9617,14 @@
         <w:ind w:left="1134"/>
         <w:jc w:val="both"/>
         <w:rPr>
-          <w:rFonts w:ascii="Arial Narrow" w:hAnsi="Arial Narrow" w:cs="Arial"/>
-          <w:sz w:val="16"/>
-          <w:szCs w:val="16"/>
-        </w:rPr>
-      </w:pPr>
-      <w:r>
-        <w:rPr>
-          <w:rFonts w:ascii="Arial Narrow" w:hAnsi="Arial Narrow" w:cs="Arial"/>
+          <w:rFonts w:ascii="Arial Narrow" w:eastAsia="Arial Narrow" w:hAnsi="Arial Narrow" w:cs="Arial Narrow"/>
+          <w:sz w:val="16"/>
+          <w:szCs w:val="16"/>
+        </w:rPr>
+      </w:pPr>
+      <w:r>
+        <w:rPr>
+          <w:rFonts w:ascii="Arial Narrow" w:eastAsia="Arial Narrow" w:hAnsi="Arial Narrow" w:cs="Arial Narrow"/>
           <w:sz w:val="16"/>
           <w:szCs w:val="16"/>
         </w:rPr>
@@ -8628,14 +9637,14 @@
         <w:ind w:left="1134"/>
         <w:jc w:val="both"/>
         <w:rPr>
-          <w:rFonts w:ascii="Arial Narrow" w:hAnsi="Arial Narrow" w:cs="Arial"/>
-          <w:sz w:val="16"/>
-          <w:szCs w:val="16"/>
-        </w:rPr>
-      </w:pPr>
-      <w:r>
-        <w:rPr>
-          <w:rFonts w:ascii="Arial Narrow" w:hAnsi="Arial Narrow" w:cs="Arial"/>
+          <w:rFonts w:ascii="Arial Narrow" w:eastAsia="Arial Narrow" w:hAnsi="Arial Narrow" w:cs="Arial Narrow"/>
+          <w:sz w:val="16"/>
+          <w:szCs w:val="16"/>
+        </w:rPr>
+      </w:pPr>
+      <w:r>
+        <w:rPr>
+          <w:rFonts w:ascii="Arial Narrow" w:eastAsia="Arial Narrow" w:hAnsi="Arial Narrow" w:cs="Arial Narrow"/>
           <w:sz w:val="16"/>
           <w:szCs w:val="16"/>
         </w:rPr>
@@ -8645,13 +9654,12 @@
     <w:p>
       <w:pPr>
         <w:pStyle w:val="Textonotapie"/>
-        <w:ind w:left="1134" w:hanging="567"/>
-        <w:jc w:val="both"/>
-        <w:rPr>
-          <w:rFonts w:ascii="Arial Narrow" w:hAnsi="Arial Narrow" w:cs="Arial"/>
-          <w:sz w:val="16"/>
-          <w:szCs w:val="16"/>
-          <w:lang w:val="es-ES"/>
+        <w:ind w:left="567" w:hanging="567"/>
+        <w:jc w:val="both"/>
+        <w:rPr>
+          <w:rFonts w:ascii="Arial Narrow" w:eastAsia="Arial Narrow" w:hAnsi="Arial Narrow" w:cs="Arial Narrow"/>
+          <w:sz w:val="16"/>
+          <w:szCs w:val="16"/>
         </w:rPr>
       </w:pPr>
     </w:p>

--- a/plantillas_maestras/10_seguro_sepelio/modificacion_unilateral/2_o_mas_ddos_varios/mujer/TPL_2619_2025_SEGURO_SEPELIO_MODIFICACION_UNILATERAL_ASEGURADORA_MUJER_R1.docx
+++ b/plantillas_maestras/10_seguro_sepelio/modificacion_unilateral/2_o_mas_ddos_varios/mujer/TPL_2619_2025_SEGURO_SEPELIO_MODIFICACION_UNILATERAL_ASEGURADORA_MUJER_R1.docx
@@ -586,19 +586,7 @@
           <w:lang w:val="es-ES" w:eastAsia="es-ES"/>
           <w14:ligatures w14:val="none"/>
         </w:rPr>
-        <w:t xml:space="preserve">Mediante el escrito del 2 de agosto de 2025, subsanada mediante escrito del 17 de setiembre de 2025, la señora [APELLIDO] denunció a Mapfre por presuntas infracciones a la Ley 29571, Código de Protección y Defensa del Consumidor (en adelante, Código), señalando lo siguiente:</w:t>
-      </w:r>
-      <w:r>
-        <w:rPr>
-          <w:rFonts w:ascii="Arial Narrow" w:eastAsia="Arial Narrow" w:hAnsi="Arial Narrow" w:cs="Arial Narrow"/>
-          <w:color w:val="000000"/>
-          <w:kern w:val="0"/>
-          <w:sz w:val="22"/>
-          <w:szCs w:val="22"/>
-          <w:lang w:val="es-ES" w:eastAsia="es-ES"/>
-          <w14:ligatures w14:val="none"/>
-        </w:rPr>
-        <w:t/>
+        <w:t xml:space="preserve">Mediante el escrito del 2 de agosto de 2025, subsanada mediante escrito del 17 de setiembre de 2025, la señora [APELLIDO] denunció a Mapfre por presuntas infracciones a la Ley 29571, Código de Protección y Defensa del Consumidor</w:t>
       </w:r>
       <w:r>
         <w:rPr>
@@ -624,83 +612,7 @@
           <w:lang w:val="es-ES" w:eastAsia="es-ES"/>
           <w14:ligatures w14:val="none"/>
         </w:rPr>
-        <w:t xml:space="preserve"/>
-      </w:r>
-      <w:r>
-        <w:rPr>
-          <w:rFonts w:ascii="Arial Narrow" w:eastAsia="Arial Narrow" w:hAnsi="Arial Narrow" w:cs="Arial Narrow"/>
-          <w:color w:val="000000"/>
-          <w:kern w:val="0"/>
-          <w:sz w:val="22"/>
-          <w:szCs w:val="22"/>
-          <w:lang w:val="es-ES" w:eastAsia="es-ES"/>
-          <w14:ligatures w14:val="none"/>
-        </w:rPr>
-        <w:t/>
-      </w:r>
-      <w:r>
-        <w:rPr>
-          <w:rFonts w:ascii="Arial Narrow" w:eastAsia="Arial Narrow" w:hAnsi="Arial Narrow" w:cs="Arial Narrow"/>
-          <w:kern w:val="0"/>
-          <w14:ligatures w14:val="none"/>
-          <w:sz w:val="22"/>
-          <w:szCs w:val="22"/>
-        </w:rPr>
-        <w:t/>
-      </w:r>
-      <w:r>
-        <w:rPr>
-          <w:rFonts w:ascii="Arial Narrow" w:eastAsia="Arial Narrow" w:hAnsi="Arial Narrow" w:cs="Arial Narrow"/>
-          <w:kern w:val="0"/>
-          <w14:ligatures w14:val="none"/>
-          <w:sz w:val="22"/>
-          <w:szCs w:val="22"/>
-        </w:rPr>
-        <w:t xml:space="preserve"/>
-      </w:r>
-      <w:r>
-        <w:rPr>
-          <w:rFonts w:ascii="Arial Narrow" w:eastAsia="Arial Narrow" w:hAnsi="Arial Narrow" w:cs="Arial Narrow"/>
-          <w:kern w:val="0"/>
-          <w14:ligatures w14:val="none"/>
-          <w:sz w:val="22"/>
-          <w:szCs w:val="22"/>
-        </w:rPr>
-        <w:t xml:space="preserve"/>
-      </w:r>
-      <w:r>
-        <w:rPr>
-          <w:rFonts w:ascii="Arial Narrow" w:eastAsia="Arial Narrow" w:hAnsi="Arial Narrow" w:cs="Arial Narrow"/>
-          <w:kern w:val="0"/>
-          <w14:ligatures w14:val="none"/>
-          <w:sz w:val="22"/>
-          <w:szCs w:val="22"/>
-        </w:rPr>
-        <w:t/>
-      </w:r>
-      <w:r>
-        <w:rPr>
-          <w:rFonts w:ascii="Arial Narrow" w:eastAsia="Arial Narrow" w:hAnsi="Arial Narrow" w:cs="Arial Narrow"/>
-          <w:color w:val="000000"/>
-          <w:kern w:val="0"/>
-          <w:sz w:val="22"/>
-          <w:szCs w:val="22"/>
-          <w:lang w:val="es-ES" w:eastAsia="es-ES"/>
-          <w14:ligatures w14:val="none"/>
-        </w:rPr>
-        <w:t xml:space="preserve"/>
-      </w:r>
-      <w:r>
-        <w:rPr>
-          <w:rFonts w:ascii="Arial Narrow" w:eastAsia="Arial Narrow" w:hAnsi="Arial Narrow" w:cs="Arial Narrow"/>
-          <w:color w:val="000000"/>
-          <w:kern w:val="0"/>
-          <w:sz w:val="22"/>
-          <w:szCs w:val="22"/>
-          <w:lang w:val="es-ES" w:eastAsia="es-ES"/>
-          <w14:ligatures w14:val="none"/>
-        </w:rPr>
-        <w:t xml:space="preserve"/>
+        <w:t xml:space="preserve"> (en adelante, Código), señalando lo siguiente:</w:t>
       </w:r>
       <w:r>
         <w:rPr>
@@ -727,6 +639,106 @@
           <w14:ligatures w14:val="none"/>
         </w:rPr>
         <w:footnoteReference w:id="2"/>
+      </w:r>
+      <w:r>
+        <w:rPr>
+          <w:rFonts w:ascii="Arial Narrow" w:eastAsia="Arial Narrow" w:hAnsi="Arial Narrow" w:cs="Arial Narrow"/>
+          <w:color w:val="000000"/>
+          <w:kern w:val="0"/>
+          <w:sz w:val="22"/>
+          <w:szCs w:val="22"/>
+          <w:lang w:val="es-ES" w:eastAsia="es-ES"/>
+          <w14:ligatures w14:val="none"/>
+        </w:rPr>
+        <w:t xml:space="preserve"/>
+      </w:r>
+      <w:r>
+        <w:rPr>
+          <w:rFonts w:ascii="Arial Narrow" w:eastAsia="Arial Narrow" w:hAnsi="Arial Narrow" w:cs="Arial Narrow"/>
+          <w:color w:val="000000"/>
+          <w:kern w:val="0"/>
+          <w:sz w:val="22"/>
+          <w:szCs w:val="22"/>
+          <w:lang w:val="es-ES" w:eastAsia="es-ES"/>
+          <w14:ligatures w14:val="none"/>
+        </w:rPr>
+        <w:t/>
+      </w:r>
+      <w:r>
+        <w:rPr>
+          <w:rFonts w:ascii="Arial Narrow" w:eastAsia="Arial Narrow" w:hAnsi="Arial Narrow" w:cs="Arial Narrow"/>
+          <w:kern w:val="0"/>
+          <w14:ligatures w14:val="none"/>
+          <w:sz w:val="22"/>
+          <w:szCs w:val="22"/>
+        </w:rPr>
+        <w:t/>
+      </w:r>
+      <w:r>
+        <w:rPr>
+          <w:rFonts w:ascii="Arial Narrow" w:eastAsia="Arial Narrow" w:hAnsi="Arial Narrow" w:cs="Arial Narrow"/>
+          <w:kern w:val="0"/>
+          <w14:ligatures w14:val="none"/>
+          <w:sz w:val="22"/>
+          <w:szCs w:val="22"/>
+        </w:rPr>
+        <w:t xml:space="preserve"/>
+      </w:r>
+      <w:r>
+        <w:rPr>
+          <w:rFonts w:ascii="Arial Narrow" w:eastAsia="Arial Narrow" w:hAnsi="Arial Narrow" w:cs="Arial Narrow"/>
+          <w:kern w:val="0"/>
+          <w14:ligatures w14:val="none"/>
+          <w:sz w:val="22"/>
+          <w:szCs w:val="22"/>
+        </w:rPr>
+        <w:t xml:space="preserve"/>
+      </w:r>
+      <w:r>
+        <w:rPr>
+          <w:rFonts w:ascii="Arial Narrow" w:eastAsia="Arial Narrow" w:hAnsi="Arial Narrow" w:cs="Arial Narrow"/>
+          <w:kern w:val="0"/>
+          <w14:ligatures w14:val="none"/>
+          <w:sz w:val="22"/>
+          <w:szCs w:val="22"/>
+        </w:rPr>
+        <w:t/>
+      </w:r>
+      <w:r>
+        <w:rPr>
+          <w:rFonts w:ascii="Arial Narrow" w:eastAsia="Arial Narrow" w:hAnsi="Arial Narrow" w:cs="Arial Narrow"/>
+          <w:color w:val="000000"/>
+          <w:kern w:val="0"/>
+          <w:sz w:val="22"/>
+          <w:szCs w:val="22"/>
+          <w:lang w:val="es-ES" w:eastAsia="es-ES"/>
+          <w14:ligatures w14:val="none"/>
+        </w:rPr>
+        <w:t xml:space="preserve"/>
+      </w:r>
+      <w:r>
+        <w:rPr>
+          <w:rFonts w:ascii="Arial Narrow" w:eastAsia="Arial Narrow" w:hAnsi="Arial Narrow" w:cs="Arial Narrow"/>
+          <w:color w:val="000000"/>
+          <w:kern w:val="0"/>
+          <w:sz w:val="22"/>
+          <w:szCs w:val="22"/>
+          <w:lang w:val="es-ES" w:eastAsia="es-ES"/>
+          <w14:ligatures w14:val="none"/>
+        </w:rPr>
+        <w:t xml:space="preserve"/>
+      </w:r>
+      <w:r>
+        <w:rPr>
+          <w:rFonts w:ascii="Arial Narrow" w:eastAsia="Arial Narrow" w:hAnsi="Arial Narrow" w:cs="Arial Narrow"/>
+          <w:color w:val="000000"/>
+          <w:kern w:val="0"/>
+          <w:sz w:val="22"/>
+          <w:szCs w:val="22"/>
+          <w:lang w:val="es-ES" w:eastAsia="es-ES"/>
+          <w14:ligatures w14:val="none"/>
+        </w:rPr>
+        <w:t/>
       </w:r>
       <w:r>
         <w:rPr>
@@ -3357,7 +3369,19 @@
           <w:lang w:eastAsia="es-PE"/>
           <w14:ligatures w14:val="none"/>
         </w:rPr>
-        <w:t xml:space="preserve">PRIMERO: admitir a trámite la denuncia del 2 de agosto de 2025, subsanada mediante escrito del 17 de setiembre de 2025, interpuesta por la señora [DENUNCIANTE] contra Mapfre Perú Compañía de Seguros y Reaseguros S.A., por lo siguiente:</w:t>
+        <w:t xml:space="preserve">PRIMERO:</w:t>
+      </w:r>
+      <w:r>
+        <w:rPr>
+          <w:rFonts w:ascii="Arial Narrow" w:eastAsia="Arial Narrow" w:hAnsi="Arial Narrow" w:cs="Arial Narrow"/>
+          <w:color w:val="000000"/>
+          <w:kern w:val="0"/>
+          <w:sz w:val="22"/>
+          <w:szCs w:val="22"/>
+          <w:lang w:eastAsia="es-PE"/>
+          <w14:ligatures w14:val="none"/>
+        </w:rPr>
+        <w:t xml:space="preserve"> admitir a trámite la denuncia del 2 de agosto de 2025, subsanada mediante escrito del 17 de setiembre de 2025, interpuesta por la señora [DENUNCIANTE] contra Mapfre Perú Compañía de Seguros y Reaseguros S.A., por lo siguiente:</w:t>
       </w:r>
       <w:r>
         <w:rPr>
@@ -3401,7 +3425,6 @@
       <w:r>
         <w:rPr>
           <w:rFonts w:ascii="Arial Narrow" w:eastAsia="Arial Narrow" w:hAnsi="Arial Narrow" w:cs="Arial Narrow"/>
-          <w:bCs/>
           <w:spacing w:val="-3"/>
           <w:kern w:val="0"/>
           <w14:ligatures w14:val="none"/>
@@ -4127,7 +4150,19 @@
           <w:lang w:eastAsia="es-PE"/>
           <w14:ligatures w14:val="none"/>
         </w:rPr>
-        <w:t xml:space="preserve">TERCERO: </w:t>
+        <w:t xml:space="preserve">TERCERO:</w:t>
+      </w:r>
+      <w:r>
+        <w:rPr>
+          <w:rFonts w:ascii="Arial Narrow" w:eastAsia="Arial Narrow" w:hAnsi="Arial Narrow" w:cs="Arial Narrow"/>
+          <w:color w:val="000000"/>
+          <w:kern w:val="0"/>
+          <w:sz w:val="22"/>
+          <w:szCs w:val="22"/>
+          <w:lang w:eastAsia="es-PE"/>
+          <w14:ligatures w14:val="none"/>
+        </w:rPr>
+        <w:t xml:space="preserve"> </w:t>
       </w:r>
       <w:r>
         <w:rPr>
@@ -4509,7 +4544,15 @@
           <w:sz w:val="22"/>
           <w:szCs w:val="22"/>
         </w:rPr>
-        <w:t xml:space="preserve">CUARTO: </w:t>
+        <w:t xml:space="preserve">CUARTO:</w:t>
+      </w:r>
+      <w:r>
+        <w:rPr>
+          <w:rFonts w:ascii="Arial Narrow" w:eastAsia="Arial Narrow" w:hAnsi="Arial Narrow" w:cs="Arial Narrow"/>
+          <w:sz w:val="22"/>
+          <w:szCs w:val="22"/>
+        </w:rPr>
+        <w:t xml:space="preserve"> </w:t>
       </w:r>
       <w:r>
         <w:rPr>
@@ -4531,7 +4574,7 @@
           <w:lang w:val="es-ES" w:eastAsia="es-ES"/>
           <w14:ligatures w14:val="none"/>
         </w:rPr>
-        <w:footnoteReference w:id="15"/>
+        <w:footnoteReference w:id="10"/>
       </w:r>
       <w:r>
         <w:rPr>
@@ -4553,7 +4596,7 @@
           <w:lang w:val="es-ES" w:eastAsia="es-ES"/>
           <w14:ligatures w14:val="none"/>
         </w:rPr>
-        <w:footnoteReference w:id="16"/>
+        <w:footnoteReference w:id="11"/>
       </w:r>
       <w:r>
         <w:rPr>
@@ -4604,7 +4647,19 @@
           <w:lang w:eastAsia="es-PE"/>
           <w14:ligatures w14:val="none"/>
         </w:rPr>
-        <w:t xml:space="preserve">QUINTO: </w:t>
+        <w:t xml:space="preserve">QUINTO:</w:t>
+      </w:r>
+      <w:r>
+        <w:rPr>
+          <w:rFonts w:ascii="Arial Narrow" w:eastAsia="Arial Narrow" w:hAnsi="Arial Narrow" w:cs="Arial Narrow"/>
+          <w:color w:val="000000"/>
+          <w:kern w:val="0"/>
+          <w:sz w:val="22"/>
+          <w:szCs w:val="22"/>
+          <w:lang w:eastAsia="es-PE"/>
+          <w14:ligatures w14:val="none"/>
+        </w:rPr>
+        <w:t xml:space="preserve"> </w:t>
       </w:r>
       <w:bookmarkStart w:id="9" w:name="_Hlk188286813"/>
       <w:r>
@@ -4941,7 +4996,7 @@
           <w:lang w:eastAsia="es-PE"/>
           <w14:ligatures w14:val="none"/>
         </w:rPr>
-        <w:footnoteReference w:id="10"/>
+        <w:footnoteReference w:id="12"/>
       </w:r>
       <w:r>
         <w:rPr>
@@ -5039,7 +5094,7 @@
           <w:lang w:eastAsia="es-PE"/>
           <w14:ligatures w14:val="none"/>
         </w:rPr>
-        <w:footnoteReference w:id="11"/>
+        <w:footnoteReference w:id="13"/>
       </w:r>
       <w:r>
         <w:rPr>
@@ -5103,7 +5158,7 @@
           <w:lang w:eastAsia="es-PE"/>
           <w14:ligatures w14:val="none"/>
         </w:rPr>
-        <w:footnoteReference w:id="12"/>
+        <w:footnoteReference w:id="14"/>
       </w:r>
       <w:r>
         <w:rPr>
@@ -5317,7 +5372,7 @@
           <w:vertAlign w:val="superscript"/>
           <w14:ligatures w14:val="none"/>
         </w:rPr>
-        <w:footnoteReference w:id="13"/>
+        <w:footnoteReference w:id="15"/>
       </w:r>
       <w:r>
         <w:rPr>
@@ -5335,7 +5390,6 @@
           <w:kern w:val="0"/>
           <w:sz w:val="22"/>
           <w:szCs w:val="22"/>
-          <w:u w:val="single"/>
           <w14:ligatures w14:val="none"/>
         </w:rPr>
         <w:t>expresamente su facultad para asistir y conciliar en su representación</w:t>
@@ -5343,7 +5397,6 @@
       <w:r>
         <w:rPr>
           <w:rFonts w:ascii="Arial Narrow" w:eastAsia="Arial Narrow" w:hAnsi="Arial Narrow" w:cs="Arial Narrow"/>
-          <w:bCs/>
           <w:kern w:val="0"/>
           <w14:ligatures w14:val="none"/>
           <w:sz w:val="22"/>
@@ -5354,8 +5407,6 @@
       <w:r>
         <w:rPr>
           <w:rFonts w:ascii="Arial Narrow" w:eastAsia="Arial Narrow" w:hAnsi="Arial Narrow" w:cs="Arial Narrow"/>
-          <w:b/>
-          <w:bCs/>
           <w:kern w:val="0"/>
           <w14:ligatures w14:val="none"/>
           <w:sz w:val="22"/>
@@ -5369,7 +5420,6 @@
           <w:kern w:val="0"/>
           <w:sz w:val="22"/>
           <w:szCs w:val="22"/>
-          <w:u w:val="single"/>
           <w14:ligatures w14:val="none"/>
         </w:rPr>
         <w:t xml:space="preserve">Ello bajo apercibimiento de no realizar la audiencia de conciliación y levantar el acta de inasistencia correspondiente. </w:t>
@@ -5481,7 +5531,15 @@
           <w:sz w:val="22"/>
           <w:szCs w:val="22"/>
         </w:rPr>
-        <w:t xml:space="preserve">DÉCIMO: </w:t>
+        <w:t xml:space="preserve">DÉCIMO:</w:t>
+      </w:r>
+      <w:r>
+        <w:rPr>
+          <w:rFonts w:ascii="Arial Narrow" w:eastAsia="Arial Narrow" w:hAnsi="Arial Narrow" w:cs="Arial Narrow"/>
+          <w:sz w:val="22"/>
+          <w:szCs w:val="22"/>
+        </w:rPr>
+        <w:t xml:space="preserve"> </w:t>
       </w:r>
       <w:r>
         <w:rPr>
@@ -5642,7 +5700,7 @@
           <w:szCs w:val="22"/>
           <w:vertAlign w:val="superscript"/>
         </w:rPr>
-        <w:footnoteReference w:id="14"/>
+        <w:footnoteReference w:id="16"/>
       </w:r>
       <w:r>
         <w:rPr>
@@ -5832,6 +5890,36 @@
       </w:pPr>
     </w:p>
     <w:bookmarkEnd w:id="0"/>
+    <w:p>
+      <w:pPr>
+        <w:shd w:val="clear" w:color="auto" w:fill="FFFFFF"/>
+        <w:spacing w:after="0" w:line="240" w:lineRule="auto"/>
+        <w:jc w:val="center"/>
+        <w:rPr>
+          <w:rFonts w:ascii="Arial Narrow" w:eastAsia="Arial Narrow" w:hAnsi="Arial Narrow" w:cs="Arial Narrow"/>
+          <w:b/>
+          <w:bCs/>
+          <w:color w:val="000000"/>
+          <w:kern w:val="0"/>
+          <w14:ligatures w14:val="none"/>
+          <w:sz w:val="22"/>
+          <w:szCs w:val="22"/>
+        </w:rPr>
+      </w:pPr>
+      <w:r>
+        <w:rPr>
+          <w:rFonts w:ascii="Arial Narrow" w:eastAsia="Arial Narrow" w:hAnsi="Arial Narrow" w:cs="Arial Narrow"/>
+          <w:b/>
+          <w:bCs/>
+          <w:color w:val="000000"/>
+          <w:kern w:val="0"/>
+          <w14:ligatures w14:val="none"/>
+          <w:sz w:val="22"/>
+          <w:szCs w:val="22"/>
+        </w:rPr>
+        <w:t xml:space="preserve">Firmado digitalmente por</w:t>
+      </w:r>
+    </w:p>
     <w:p>
       <w:pPr>
         <w:shd w:val="clear" w:color="auto" w:fill="FFFFFF"/>
@@ -6143,6 +6231,9 @@
     <w:p>
       <w:pPr>
         <w:pStyle w:val="Textonotapie"/>
+        <w:tabs>
+          <w:tab w:val="left" w:pos="567"/>
+        </w:tabs>
         <w:ind w:left="567" w:hanging="567"/>
         <w:jc w:val="both"/>
         <w:rPr>
@@ -6167,7 +6258,82 @@
           <w:sz w:val="16"/>
           <w:szCs w:val="16"/>
         </w:rPr>
+        <w:tab/>
+        <w:t xml:space="preserve"/>
+      </w:r>
+      <w:r>
+        <w:rPr>
+          <w:rFonts w:ascii="Arial Narrow" w:eastAsia="Arial Narrow" w:hAnsi="Arial Narrow" w:cs="Arial Narrow"/>
+          <w:sz w:val="16"/>
+          <w:szCs w:val="16"/>
+        </w:rPr>
+        <w:tab/>
+        <w:t>Publicado</w:t>
+      </w:r>
+      <w:r>
+        <w:rPr>
+          <w:rFonts w:ascii="Arial Narrow" w:eastAsia="Arial Narrow" w:hAnsi="Arial Narrow" w:cs="Arial Narrow"/>
+          <w:b/>
+          <w:sz w:val="16"/>
+          <w:szCs w:val="16"/>
+        </w:rPr>
         <w:t xml:space="preserve"> </w:t>
+      </w:r>
+      <w:r>
+        <w:rPr>
+          <w:rFonts w:ascii="Arial Narrow" w:eastAsia="Arial Narrow" w:hAnsi="Arial Narrow" w:cs="Arial Narrow"/>
+          <w:sz w:val="16"/>
+          <w:szCs w:val="16"/>
+        </w:rPr>
+        <w:t xml:space="preserve">el 2 de setiembre de 2010 en el Diario Oficial El Peruano, vigente desde el 2 de octubre de 2010 y modificado por Decreto Legislativo 1308.</w:t>
+      </w:r>
+    </w:p>
+    <w:p>
+      <w:pPr>
+        <w:pStyle w:val="Textonotapie"/>
+        <w:ind w:left="567" w:hanging="567"/>
+        <w:jc w:val="both"/>
+        <w:rPr>
+          <w:rFonts w:ascii="Arial Narrow" w:eastAsia="Arial Narrow" w:hAnsi="Arial Narrow" w:cs="Arial Narrow"/>
+          <w:sz w:val="16"/>
+          <w:szCs w:val="16"/>
+        </w:rPr>
+      </w:pPr>
+    </w:p>
+  </w:footnote>
+  <w:footnote w:id="2">
+    <w:p>
+      <w:pPr>
+        <w:pStyle w:val="Textonotapie"/>
+        <w:tabs>
+          <w:tab w:val="left" w:pos="567"/>
+        </w:tabs>
+        <w:ind w:left="567" w:hanging="567"/>
+        <w:jc w:val="both"/>
+        <w:rPr>
+          <w:rFonts w:ascii="Arial Narrow" w:eastAsia="Arial Narrow" w:hAnsi="Arial Narrow" w:cs="Arial Narrow"/>
+          <w:sz w:val="16"/>
+          <w:szCs w:val="16"/>
+        </w:rPr>
+      </w:pPr>
+      <w:r>
+        <w:rPr>
+          <w:rStyle w:val="Refdenotaalpie"/>
+          <w:rFonts w:ascii="Arial Narrow" w:eastAsia="Arial Narrow" w:hAnsi="Arial Narrow" w:cs="Arial Narrow"/>
+          <w:sz w:val="16"/>
+          <w:szCs w:val="16"/>
+          <w:vertAlign w:val="superscript"/>
+        </w:rPr>
+        <w:footnoteRef/>
+      </w:r>
+      <w:r>
+        <w:rPr>
+          <w:rFonts w:ascii="Arial Narrow" w:eastAsia="Arial Narrow" w:hAnsi="Arial Narrow" w:cs="Arial Narrow"/>
+          <w:sz w:val="16"/>
+          <w:szCs w:val="16"/>
+        </w:rPr>
+        <w:tab/>
+        <w:t xml:space="preserve"/>
       </w:r>
       <w:r>
         <w:rPr>
@@ -6259,76 +6425,6 @@
           <w:szCs w:val="16"/>
         </w:rPr>
         <w:t xml:space="preserve">.</w:t>
-      </w:r>
-    </w:p>
-    <w:p>
-      <w:pPr>
-        <w:pStyle w:val="Textonotapie"/>
-        <w:ind w:left="567" w:hanging="567"/>
-        <w:jc w:val="both"/>
-        <w:rPr>
-          <w:rFonts w:ascii="Arial Narrow" w:eastAsia="Arial Narrow" w:hAnsi="Arial Narrow" w:cs="Arial Narrow"/>
-          <w:sz w:val="16"/>
-          <w:szCs w:val="16"/>
-        </w:rPr>
-      </w:pPr>
-    </w:p>
-  </w:footnote>
-  <w:footnote w:id="2">
-    <w:p>
-      <w:pPr>
-        <w:pStyle w:val="Textonotapie"/>
-        <w:ind w:left="567" w:hanging="567"/>
-        <w:jc w:val="both"/>
-        <w:rPr>
-          <w:rFonts w:ascii="Arial Narrow" w:eastAsia="Arial Narrow" w:hAnsi="Arial Narrow" w:cs="Arial Narrow"/>
-          <w:sz w:val="16"/>
-          <w:szCs w:val="16"/>
-        </w:rPr>
-      </w:pPr>
-      <w:r>
-        <w:rPr>
-          <w:rStyle w:val="Refdenotaalpie"/>
-          <w:rFonts w:ascii="Arial Narrow" w:eastAsia="Arial Narrow" w:hAnsi="Arial Narrow" w:cs="Arial Narrow"/>
-          <w:sz w:val="16"/>
-          <w:szCs w:val="16"/>
-          <w:vertAlign w:val="superscript"/>
-        </w:rPr>
-        <w:footnoteRef/>
-      </w:r>
-      <w:r>
-        <w:rPr>
-          <w:rFonts w:ascii="Arial Narrow" w:eastAsia="Arial Narrow" w:hAnsi="Arial Narrow" w:cs="Arial Narrow"/>
-          <w:sz w:val="16"/>
-          <w:szCs w:val="16"/>
-        </w:rPr>
-        <w:t xml:space="preserve"> </w:t>
-      </w:r>
-      <w:r>
-        <w:rPr>
-          <w:rFonts w:ascii="Arial Narrow" w:eastAsia="Arial Narrow" w:hAnsi="Arial Narrow" w:cs="Arial Narrow"/>
-          <w:sz w:val="16"/>
-          <w:szCs w:val="16"/>
-        </w:rPr>
-        <w:tab/>
-        <w:t>Publicado</w:t>
-      </w:r>
-      <w:r>
-        <w:rPr>
-          <w:rFonts w:ascii="Arial Narrow" w:eastAsia="Arial Narrow" w:hAnsi="Arial Narrow" w:cs="Arial Narrow"/>
-          <w:b/>
-          <w:sz w:val="16"/>
-          <w:szCs w:val="16"/>
-        </w:rPr>
-        <w:t xml:space="preserve"> </w:t>
-      </w:r>
-      <w:r>
-        <w:rPr>
-          <w:rFonts w:ascii="Arial Narrow" w:eastAsia="Arial Narrow" w:hAnsi="Arial Narrow" w:cs="Arial Narrow"/>
-          <w:sz w:val="16"/>
-          <w:szCs w:val="16"/>
-        </w:rPr>
-        <w:t xml:space="preserve">el 2 de setiembre de 2010 en el Diario Oficial El Peruano, vigente desde el 2 de octubre de 2010 y modificado por Decreto Legislativo 1308.</w:t>
       </w:r>
     </w:p>
     <w:p>
@@ -6377,15 +6473,16 @@
           <w:sz w:val="16"/>
           <w:szCs w:val="16"/>
         </w:rPr>
-        <w:t xml:space="preserve"> </w:t>
-      </w:r>
-      <w:r>
-        <w:rPr>
-          <w:rFonts w:ascii="Arial Narrow" w:eastAsia="Arial Narrow" w:hAnsi="Arial Narrow" w:cs="Arial Narrow"/>
-          <w:sz w:val="16"/>
-          <w:szCs w:val="16"/>
-        </w:rPr>
         <w:tab/>
+        <w:t xml:space="preserve"/>
+      </w:r>
+      <w:r>
+        <w:rPr>
+          <w:rFonts w:ascii="Arial Narrow" w:eastAsia="Arial Narrow" w:hAnsi="Arial Narrow" w:cs="Arial Narrow"/>
+          <w:sz w:val="16"/>
+          <w:szCs w:val="16"/>
+        </w:rPr>
+        <w:tab/>
       </w:r>
       <w:r>
         <w:rPr>
@@ -6417,7 +6514,7 @@
           <w:sz w:val="16"/>
           <w:szCs w:val="16"/>
         </w:rPr>
-        <w:t xml:space="preserve"> 29571, CÓDIGO DE PROTECCIÓN Y DEFENSA DEL CONSUMIDOR, publicado el 2 de setiembre de 2010 y modificado por Decreto Legislativo </w:t>
+        <w:t xml:space="preserve">29571, CÓDIGO DE PROTECCIÓN Y DEFENSA DEL CONSUMIDOR, publicado el 2 de setiembre de 2010 y modificado por Decreto Legislativo </w:t>
       </w:r>
       <w:proofErr w:type="spellStart"/>
       <w:r>
@@ -6439,7 +6536,7 @@
           <w:sz w:val="16"/>
           <w:szCs w:val="16"/>
         </w:rPr>
-        <w:t xml:space="preserve"> 1308 </w:t>
+        <w:t xml:space="preserve">1308 </w:t>
       </w:r>
     </w:p>
     <w:p>
@@ -6509,7 +6606,7 @@
           <w:sz w:val="16"/>
           <w:szCs w:val="16"/>
         </w:rPr>
-        <w:t xml:space="preserve"> 1033, Ley de Organización y Funciones del Indecopi. Dicha competencia solo puede ser negada cuando ella haya sido asignada o se asigne a favor de otro organismo por norma expresa con rango de ley. </w:t>
+        <w:t xml:space="preserve">1033, Ley de Organización y Funciones del Indecopi. Dicha competencia solo puede ser negada cuando ella haya sido asignada o se asigne a favor de otro organismo por norma expresa con rango de ley. </w:t>
       </w:r>
     </w:p>
     <w:p>
@@ -6546,10 +6643,52 @@
         <w:jc w:val="both"/>
         <w:rPr>
           <w:rFonts w:ascii="Arial Narrow" w:eastAsia="Arial Narrow" w:hAnsi="Arial Narrow" w:cs="Arial Narrow"/>
-          <w:sz w:val="16"/>
-          <w:szCs w:val="16"/>
-        </w:rPr>
-      </w:pPr>
+          <w:b/>
+          <w:bCs/>
+          <w:sz w:val="16"/>
+          <w:szCs w:val="16"/>
+        </w:rPr>
+      </w:pPr>
+      <w:r>
+        <w:rPr>
+          <w:rFonts w:ascii="Arial Narrow" w:eastAsia="Arial Narrow" w:hAnsi="Arial Narrow" w:cs="Arial Narrow"/>
+          <w:sz w:val="16"/>
+          <w:szCs w:val="16"/>
+        </w:rPr>
+        <w:tab/>
+      </w:r>
+      <w:r>
+        <w:rPr>
+          <w:rFonts w:ascii="Arial Narrow" w:eastAsia="Arial Narrow" w:hAnsi="Arial Narrow" w:cs="Arial Narrow"/>
+          <w:b/>
+          <w:bCs/>
+          <w:sz w:val="16"/>
+          <w:szCs w:val="16"/>
+        </w:rPr>
+        <w:t xml:space="preserve">LEY DE ORGANIZACIÓN Y FUNCIONES DEL INDECOPI, APROBADA POR DECRETO LEGISLATIVO </w:t>
+      </w:r>
+      <w:proofErr w:type="spellStart"/>
+      <w:r>
+        <w:rPr>
+          <w:rFonts w:ascii="Arial Narrow" w:eastAsia="Arial Narrow" w:hAnsi="Arial Narrow" w:cs="Arial Narrow"/>
+          <w:b/>
+          <w:bCs/>
+          <w:sz w:val="16"/>
+          <w:szCs w:val="16"/>
+        </w:rPr>
+        <w:t/>
+      </w:r>
+      <w:proofErr w:type="spellEnd"/>
+      <w:r>
+        <w:rPr>
+          <w:rFonts w:ascii="Arial Narrow" w:eastAsia="Arial Narrow" w:hAnsi="Arial Narrow" w:cs="Arial Narrow"/>
+          <w:b/>
+          <w:bCs/>
+          <w:sz w:val="16"/>
+          <w:szCs w:val="16"/>
+        </w:rPr>
+        <w:t xml:space="preserve">1033 </w:t>
+      </w:r>
     </w:p>
     <w:p>
       <w:pPr>
@@ -6561,51 +6700,28 @@
         <w:jc w:val="both"/>
         <w:rPr>
           <w:rFonts w:ascii="Arial Narrow" w:eastAsia="Arial Narrow" w:hAnsi="Arial Narrow" w:cs="Arial Narrow"/>
+          <w:sz w:val="16"/>
+          <w:szCs w:val="16"/>
+        </w:rPr>
+      </w:pPr>
+      <w:r>
+        <w:rPr>
+          <w:rFonts w:ascii="Arial Narrow" w:eastAsia="Arial Narrow" w:hAnsi="Arial Narrow" w:cs="Arial Narrow"/>
           <w:b/>
           <w:bCs/>
           <w:sz w:val="16"/>
           <w:szCs w:val="16"/>
         </w:rPr>
-      </w:pPr>
-      <w:r>
-        <w:rPr>
-          <w:rFonts w:ascii="Arial Narrow" w:eastAsia="Arial Narrow" w:hAnsi="Arial Narrow" w:cs="Arial Narrow"/>
-          <w:sz w:val="16"/>
-          <w:szCs w:val="16"/>
-        </w:rPr>
         <w:tab/>
-      </w:r>
-      <w:r>
-        <w:rPr>
-          <w:rFonts w:ascii="Arial Narrow" w:eastAsia="Arial Narrow" w:hAnsi="Arial Narrow" w:cs="Arial Narrow"/>
-          <w:b/>
-          <w:bCs/>
-          <w:sz w:val="16"/>
-          <w:szCs w:val="16"/>
-        </w:rPr>
-        <w:t xml:space="preserve">LEY DE ORGANIZACIÓN Y FUNCIONES DEL INDECOPI, APROBADA POR DECRETO LEGISLATIVO </w:t>
-      </w:r>
-      <w:proofErr w:type="spellStart"/>
-      <w:r>
-        <w:rPr>
-          <w:rFonts w:ascii="Arial Narrow" w:eastAsia="Arial Narrow" w:hAnsi="Arial Narrow" w:cs="Arial Narrow"/>
-          <w:b/>
-          <w:bCs/>
-          <w:sz w:val="16"/>
-          <w:szCs w:val="16"/>
-        </w:rPr>
-        <w:t/>
-      </w:r>
-      <w:proofErr w:type="spellEnd"/>
-      <w:r>
-        <w:rPr>
-          <w:rFonts w:ascii="Arial Narrow" w:eastAsia="Arial Narrow" w:hAnsi="Arial Narrow" w:cs="Arial Narrow"/>
-          <w:b/>
-          <w:bCs/>
-          <w:sz w:val="16"/>
-          <w:szCs w:val="16"/>
-        </w:rPr>
-        <w:t xml:space="preserve"> 1033 </w:t>
+        <w:t>Artículo 27.-</w:t>
+      </w:r>
+      <w:r>
+        <w:rPr>
+          <w:rFonts w:ascii="Arial Narrow" w:eastAsia="Arial Narrow" w:hAnsi="Arial Narrow" w:cs="Arial Narrow"/>
+          <w:sz w:val="16"/>
+          <w:szCs w:val="16"/>
+        </w:rPr>
+        <w:t xml:space="preserve"> De la Comisión de Protección al Consumidor.- </w:t>
       </w:r>
     </w:p>
     <w:p>
@@ -6625,21 +6741,11 @@
       <w:r>
         <w:rPr>
           <w:rFonts w:ascii="Arial Narrow" w:eastAsia="Arial Narrow" w:hAnsi="Arial Narrow" w:cs="Arial Narrow"/>
-          <w:b/>
-          <w:bCs/>
           <w:sz w:val="16"/>
           <w:szCs w:val="16"/>
         </w:rPr>
         <w:tab/>
-        <w:t>Artículo 27.-</w:t>
-      </w:r>
-      <w:r>
-        <w:rPr>
-          <w:rFonts w:ascii="Arial Narrow" w:eastAsia="Arial Narrow" w:hAnsi="Arial Narrow" w:cs="Arial Narrow"/>
-          <w:sz w:val="16"/>
-          <w:szCs w:val="16"/>
-        </w:rPr>
-        <w:t xml:space="preserve"> De la Comisión de Protección al Consumidor.- </w:t>
+        <w:t>Corresponde a la Comisión de Protección al Consumidor velar por el cumplimiento de la Ley de Protección al Consumidor y de las leyes que, en general, protegen a los consumidores de la falta de idoneidad de los bienes y servicios en función de la información brindada, de las omisiones de información y de la discriminación en el consumo, así como de aquellas que complementen o sustituyan a las anteriores.</w:t>
       </w:r>
     </w:p>
     <w:p>
@@ -6652,20 +6758,15 @@
         <w:jc w:val="both"/>
         <w:rPr>
           <w:rFonts w:ascii="Arial Narrow" w:eastAsia="Arial Narrow" w:hAnsi="Arial Narrow" w:cs="Arial Narrow"/>
-          <w:sz w:val="16"/>
-          <w:szCs w:val="16"/>
-        </w:rPr>
-      </w:pPr>
-      <w:r>
-        <w:rPr>
-          <w:rFonts w:ascii="Arial Narrow" w:eastAsia="Arial Narrow" w:hAnsi="Arial Narrow" w:cs="Arial Narrow"/>
-          <w:sz w:val="16"/>
-          <w:szCs w:val="16"/>
-        </w:rPr>
-        <w:tab/>
-        <w:t>Corresponde a la Comisión de Protección al Consumidor velar por el cumplimiento de la Ley de Protección al Consumidor y de las leyes que, en general, protegen a los consumidores de la falta de idoneidad de los bienes y servicios en función de la información brindada, de las omisiones de información y de la discriminación en el consumo, así como de aquellas que complementen o sustituyan a las anteriores.</w:t>
-      </w:r>
-    </w:p>
+          <w:b/>
+          <w:bCs/>
+          <w:sz w:val="16"/>
+          <w:szCs w:val="16"/>
+        </w:rPr>
+      </w:pPr>
+    </w:p>
+  </w:footnote>
+  <w:footnote w:id="4">
     <w:p>
       <w:pPr>
         <w:pStyle w:val="Textonotapie"/>
@@ -6682,9 +6783,201 @@
           <w:szCs w:val="16"/>
         </w:rPr>
       </w:pPr>
-    </w:p>
-  </w:footnote>
-  <w:footnote w:id="4">
+      <w:r>
+        <w:rPr>
+          <w:rStyle w:val="Refdenotaalpie"/>
+          <w:rFonts w:ascii="Arial Narrow" w:eastAsia="Arial Narrow" w:hAnsi="Arial Narrow" w:cs="Arial Narrow"/>
+          <w:sz w:val="16"/>
+          <w:szCs w:val="16"/>
+          <w:vertAlign w:val="superscript"/>
+        </w:rPr>
+        <w:footnoteRef/>
+      </w:r>
+      <w:r>
+        <w:rPr>
+          <w:rFonts w:ascii="Arial Narrow" w:eastAsia="Arial Narrow" w:hAnsi="Arial Narrow" w:cs="Arial Narrow"/>
+          <w:sz w:val="16"/>
+          <w:szCs w:val="16"/>
+        </w:rPr>
+        <w:tab/>
+        <w:t xml:space="preserve"/>
+      </w:r>
+      <w:r>
+        <w:rPr>
+          <w:rFonts w:ascii="Arial Narrow" w:eastAsia="Arial Narrow" w:hAnsi="Arial Narrow" w:cs="Arial Narrow"/>
+          <w:sz w:val="16"/>
+          <w:szCs w:val="16"/>
+        </w:rPr>
+        <w:tab/>
+      </w:r>
+      <w:r>
+        <w:rPr>
+          <w:rFonts w:ascii="Arial Narrow" w:eastAsia="Arial Narrow" w:hAnsi="Arial Narrow" w:cs="Arial Narrow"/>
+          <w:b/>
+          <w:bCs/>
+          <w:sz w:val="16"/>
+          <w:szCs w:val="16"/>
+        </w:rPr>
+        <w:t xml:space="preserve">LEY </w:t>
+      </w:r>
+      <w:proofErr w:type="spellStart"/>
+      <w:r>
+        <w:rPr>
+          <w:rFonts w:ascii="Arial Narrow" w:eastAsia="Arial Narrow" w:hAnsi="Arial Narrow" w:cs="Arial Narrow"/>
+          <w:b/>
+          <w:bCs/>
+          <w:sz w:val="16"/>
+          <w:szCs w:val="16"/>
+        </w:rPr>
+        <w:t/>
+      </w:r>
+      <w:proofErr w:type="spellEnd"/>
+      <w:r>
+        <w:rPr>
+          <w:rFonts w:ascii="Arial Narrow" w:eastAsia="Arial Narrow" w:hAnsi="Arial Narrow" w:cs="Arial Narrow"/>
+          <w:b/>
+          <w:bCs/>
+          <w:sz w:val="16"/>
+          <w:szCs w:val="16"/>
+        </w:rPr>
+        <w:t xml:space="preserve">29571, CÓDIGO DE PROTECCIÓN Y DEFENSA DEL CONSUMIDOR, publicado el 2 de setiembre de 2010 y modificado por Decreto Legislativo </w:t>
+      </w:r>
+      <w:proofErr w:type="spellStart"/>
+      <w:r>
+        <w:rPr>
+          <w:rFonts w:ascii="Arial Narrow" w:eastAsia="Arial Narrow" w:hAnsi="Arial Narrow" w:cs="Arial Narrow"/>
+          <w:b/>
+          <w:bCs/>
+          <w:sz w:val="16"/>
+          <w:szCs w:val="16"/>
+        </w:rPr>
+        <w:t/>
+      </w:r>
+      <w:proofErr w:type="spellEnd"/>
+      <w:r>
+        <w:rPr>
+          <w:rFonts w:ascii="Arial Narrow" w:eastAsia="Arial Narrow" w:hAnsi="Arial Narrow" w:cs="Arial Narrow"/>
+          <w:b/>
+          <w:bCs/>
+          <w:sz w:val="16"/>
+          <w:szCs w:val="16"/>
+        </w:rPr>
+        <w:t xml:space="preserve">1308 </w:t>
+      </w:r>
+    </w:p>
+    <w:p>
+      <w:pPr>
+        <w:pStyle w:val="Textonotapie"/>
+        <w:tabs>
+          <w:tab w:val="left" w:pos="567"/>
+        </w:tabs>
+        <w:rPr>
+          <w:rFonts w:ascii="Arial Narrow" w:eastAsia="Arial Narrow" w:hAnsi="Arial Narrow" w:cs="Arial Narrow"/>
+          <w:sz w:val="16"/>
+          <w:szCs w:val="16"/>
+        </w:rPr>
+      </w:pPr>
+      <w:r>
+        <w:rPr>
+          <w:rFonts w:ascii="Arial Narrow" w:eastAsia="Arial Narrow" w:hAnsi="Arial Narrow" w:cs="Arial Narrow"/>
+          <w:b/>
+          <w:bCs/>
+          <w:sz w:val="16"/>
+          <w:szCs w:val="16"/>
+        </w:rPr>
+        <w:tab/>
+        <w:t>Artículo 56.- Métodos comerciales coercitivos</w:t>
+      </w:r>
+    </w:p>
+    <w:p>
+      <w:pPr>
+        <w:pStyle w:val="Textonotapie"/>
+        <w:ind w:left="567"/>
+        <w:rPr>
+          <w:rFonts w:ascii="Arial Narrow" w:eastAsia="Arial Narrow" w:hAnsi="Arial Narrow" w:cs="Arial Narrow"/>
+          <w:sz w:val="16"/>
+          <w:szCs w:val="16"/>
+        </w:rPr>
+      </w:pPr>
+      <w:r>
+        <w:rPr>
+          <w:rFonts w:ascii="Arial Narrow" w:eastAsia="Arial Narrow" w:hAnsi="Arial Narrow" w:cs="Arial Narrow"/>
+          <w:sz w:val="16"/>
+          <w:szCs w:val="16"/>
+        </w:rPr>
+        <w:t>56.1 De manera enunciativa y no limitativa, el derecho de todo consumidor a la protección contra los métodos comerciales coercitivos implica que los proveedores no pueden:</w:t>
+      </w:r>
+      <w:r>
+        <w:rPr>
+          <w:rFonts w:ascii="Arial Narrow" w:eastAsia="Arial Narrow" w:hAnsi="Arial Narrow" w:cs="Arial Narrow"/>
+          <w:sz w:val="16"/>
+          <w:szCs w:val="16"/>
+        </w:rPr>
+        <w:t>:</w:t>
+      </w:r>
+    </w:p>
+    <w:p>
+      <w:pPr>
+        <w:pStyle w:val="Textonotapie"/>
+        <w:ind w:left="567"/>
+        <w:rPr>
+          <w:rFonts w:ascii="Arial Narrow" w:eastAsia="Arial Narrow" w:hAnsi="Arial Narrow" w:cs="Arial Narrow"/>
+          <w:sz w:val="16"/>
+          <w:szCs w:val="16"/>
+        </w:rPr>
+      </w:pPr>
+      <w:r>
+        <w:rPr>
+          <w:rFonts w:ascii="Arial Narrow" w:eastAsia="Arial Narrow" w:hAnsi="Arial Narrow" w:cs="Arial Narrow"/>
+          <w:sz w:val="16"/>
+          <w:szCs w:val="16"/>
+        </w:rPr>
+        <w:t>(…)</w:t>
+      </w:r>
+    </w:p>
+    <w:p>
+      <w:pPr>
+        <w:pStyle w:val="Textonotapie"/>
+        <w:ind w:left="567"/>
+        <w:rPr>
+          <w:rFonts w:ascii="Arial Narrow" w:eastAsia="Arial Narrow" w:hAnsi="Arial Narrow" w:cs="Arial Narrow"/>
+          <w:sz w:val="16"/>
+          <w:szCs w:val="16"/>
+        </w:rPr>
+      </w:pPr>
+      <w:r>
+        <w:rPr>
+          <w:rFonts w:ascii="Arial Narrow" w:eastAsia="Arial Narrow" w:hAnsi="Arial Narrow" w:cs="Arial Narrow"/>
+          <w:sz w:val="16"/>
+          <w:szCs w:val="16"/>
+        </w:rPr>
+        <w:t>c</w:t>
+      </w:r>
+      <w:r>
+        <w:rPr>
+          <w:rFonts w:ascii="Arial Narrow" w:eastAsia="Arial Narrow" w:hAnsi="Arial Narrow" w:cs="Arial Narrow"/>
+          <w:sz w:val="16"/>
+          <w:szCs w:val="16"/>
+        </w:rPr>
+        <w:t xml:space="preserve">. </w:t>
+      </w:r>
+      <w:r>
+        <w:rPr>
+          <w:rFonts w:ascii="Arial Narrow" w:eastAsia="Arial Narrow" w:hAnsi="Arial Narrow" w:cs="Arial Narrow"/>
+          <w:sz w:val="16"/>
+          <w:szCs w:val="16"/>
+        </w:rPr>
+        <w:t>Modificar, sin el consentimiento expreso del consumidor, las condiciones y términos en los que adquirió un producto o contrató un servicio, inclusive si el proveedor considera que la modificación podría ser beneficiosa para el consumidor. No se puede presumir el silencio del consumidor como aceptación, salvo que él así lo haya autorizado expresamente y con anterioridad</w:t>
+      </w:r>
+      <w:r>
+        <w:rPr>
+          <w:rFonts w:ascii="Arial Narrow" w:eastAsia="Arial Narrow" w:hAnsi="Arial Narrow" w:cs="Arial Narrow"/>
+          <w:sz w:val="16"/>
+          <w:szCs w:val="16"/>
+        </w:rPr>
+        <w:t>.</w:t>
+      </w:r>
+    </w:p>
     <w:p>
       <w:pPr>
         <w:pStyle w:val="Textonotapie"/>
@@ -6701,200 +6994,9 @@
           <w:szCs w:val="16"/>
         </w:rPr>
       </w:pPr>
-      <w:r>
-        <w:rPr>
-          <w:rStyle w:val="Refdenotaalpie"/>
-          <w:rFonts w:ascii="Arial Narrow" w:eastAsia="Arial Narrow" w:hAnsi="Arial Narrow" w:cs="Arial Narrow"/>
-          <w:sz w:val="16"/>
-          <w:szCs w:val="16"/>
-          <w:vertAlign w:val="superscript"/>
-        </w:rPr>
-        <w:footnoteRef/>
-      </w:r>
-      <w:r>
-        <w:rPr>
-          <w:rFonts w:ascii="Arial Narrow" w:eastAsia="Arial Narrow" w:hAnsi="Arial Narrow" w:cs="Arial Narrow"/>
-          <w:sz w:val="16"/>
-          <w:szCs w:val="16"/>
-        </w:rPr>
-        <w:t xml:space="preserve"> </w:t>
-      </w:r>
-      <w:r>
-        <w:rPr>
-          <w:rFonts w:ascii="Arial Narrow" w:eastAsia="Arial Narrow" w:hAnsi="Arial Narrow" w:cs="Arial Narrow"/>
-          <w:sz w:val="16"/>
-          <w:szCs w:val="16"/>
-        </w:rPr>
-        <w:tab/>
-      </w:r>
-      <w:r>
-        <w:rPr>
-          <w:rFonts w:ascii="Arial Narrow" w:eastAsia="Arial Narrow" w:hAnsi="Arial Narrow" w:cs="Arial Narrow"/>
-          <w:b/>
-          <w:bCs/>
-          <w:sz w:val="16"/>
-          <w:szCs w:val="16"/>
-        </w:rPr>
-        <w:t xml:space="preserve">LEY </w:t>
-      </w:r>
-      <w:proofErr w:type="spellStart"/>
-      <w:r>
-        <w:rPr>
-          <w:rFonts w:ascii="Arial Narrow" w:eastAsia="Arial Narrow" w:hAnsi="Arial Narrow" w:cs="Arial Narrow"/>
-          <w:b/>
-          <w:bCs/>
-          <w:sz w:val="16"/>
-          <w:szCs w:val="16"/>
-        </w:rPr>
-        <w:t/>
-      </w:r>
-      <w:proofErr w:type="spellEnd"/>
-      <w:r>
-        <w:rPr>
-          <w:rFonts w:ascii="Arial Narrow" w:eastAsia="Arial Narrow" w:hAnsi="Arial Narrow" w:cs="Arial Narrow"/>
-          <w:b/>
-          <w:bCs/>
-          <w:sz w:val="16"/>
-          <w:szCs w:val="16"/>
-        </w:rPr>
-        <w:t xml:space="preserve"> 29571, CÓDIGO DE PROTECCIÓN Y DEFENSA DEL CONSUMIDOR, publicado el 2 de setiembre de 2010 y modificado por Decreto Legislativo </w:t>
-      </w:r>
-      <w:proofErr w:type="spellStart"/>
-      <w:r>
-        <w:rPr>
-          <w:rFonts w:ascii="Arial Narrow" w:eastAsia="Arial Narrow" w:hAnsi="Arial Narrow" w:cs="Arial Narrow"/>
-          <w:b/>
-          <w:bCs/>
-          <w:sz w:val="16"/>
-          <w:szCs w:val="16"/>
-        </w:rPr>
-        <w:t/>
-      </w:r>
-      <w:proofErr w:type="spellEnd"/>
-      <w:r>
-        <w:rPr>
-          <w:rFonts w:ascii="Arial Narrow" w:eastAsia="Arial Narrow" w:hAnsi="Arial Narrow" w:cs="Arial Narrow"/>
-          <w:b/>
-          <w:bCs/>
-          <w:sz w:val="16"/>
-          <w:szCs w:val="16"/>
-        </w:rPr>
-        <w:t xml:space="preserve"> 1308 </w:t>
-      </w:r>
-    </w:p>
-    <w:p>
-      <w:pPr>
-        <w:pStyle w:val="Textonotapie"/>
-        <w:tabs>
-          <w:tab w:val="left" w:pos="567"/>
-        </w:tabs>
-        <w:rPr>
-          <w:rFonts w:ascii="Arial Narrow" w:eastAsia="Arial Narrow" w:hAnsi="Arial Narrow" w:cs="Arial Narrow"/>
-          <w:sz w:val="16"/>
-          <w:szCs w:val="16"/>
-        </w:rPr>
-      </w:pPr>
-      <w:r>
-        <w:rPr>
-          <w:rFonts w:ascii="Arial Narrow" w:eastAsia="Arial Narrow" w:hAnsi="Arial Narrow" w:cs="Arial Narrow"/>
-          <w:b/>
-          <w:bCs/>
-          <w:sz w:val="16"/>
-          <w:szCs w:val="16"/>
-        </w:rPr>
-        <w:tab/>
-        <w:t>Artículo 56.- Métodos comerciales coercitivos</w:t>
-      </w:r>
-    </w:p>
-    <w:p>
-      <w:pPr>
-        <w:pStyle w:val="Textonotapie"/>
-        <w:ind w:left="567"/>
-        <w:rPr>
-          <w:rFonts w:ascii="Arial Narrow" w:eastAsia="Arial Narrow" w:hAnsi="Arial Narrow" w:cs="Arial Narrow"/>
-          <w:sz w:val="16"/>
-          <w:szCs w:val="16"/>
-        </w:rPr>
-      </w:pPr>
-      <w:r>
-        <w:rPr>
-          <w:rFonts w:ascii="Arial Narrow" w:eastAsia="Arial Narrow" w:hAnsi="Arial Narrow" w:cs="Arial Narrow"/>
-          <w:sz w:val="16"/>
-          <w:szCs w:val="16"/>
-        </w:rPr>
-        <w:t>56.1 De manera enunciativa y no limitativa, el derecho de todo consumidor a la protección contra los métodos comerciales coercitivos implica que los proveedores no pueden:</w:t>
-      </w:r>
-      <w:r>
-        <w:rPr>
-          <w:rFonts w:ascii="Arial Narrow" w:eastAsia="Arial Narrow" w:hAnsi="Arial Narrow" w:cs="Arial Narrow"/>
-          <w:sz w:val="16"/>
-          <w:szCs w:val="16"/>
-        </w:rPr>
-        <w:t>:</w:t>
-      </w:r>
-    </w:p>
-    <w:p>
-      <w:pPr>
-        <w:pStyle w:val="Textonotapie"/>
-        <w:ind w:left="567"/>
-        <w:rPr>
-          <w:rFonts w:ascii="Arial Narrow" w:eastAsia="Arial Narrow" w:hAnsi="Arial Narrow" w:cs="Arial Narrow"/>
-          <w:sz w:val="16"/>
-          <w:szCs w:val="16"/>
-        </w:rPr>
-      </w:pPr>
-      <w:r>
-        <w:rPr>
-          <w:rFonts w:ascii="Arial Narrow" w:eastAsia="Arial Narrow" w:hAnsi="Arial Narrow" w:cs="Arial Narrow"/>
-          <w:sz w:val="16"/>
-          <w:szCs w:val="16"/>
-        </w:rPr>
-        <w:t>(…)</w:t>
-      </w:r>
-    </w:p>
-    <w:p>
-      <w:pPr>
-        <w:pStyle w:val="Textonotapie"/>
-        <w:ind w:left="567"/>
-        <w:rPr>
-          <w:rFonts w:ascii="Arial Narrow" w:eastAsia="Arial Narrow" w:hAnsi="Arial Narrow" w:cs="Arial Narrow"/>
-          <w:sz w:val="16"/>
-          <w:szCs w:val="16"/>
-        </w:rPr>
-      </w:pPr>
-      <w:r>
-        <w:rPr>
-          <w:rFonts w:ascii="Arial Narrow" w:eastAsia="Arial Narrow" w:hAnsi="Arial Narrow" w:cs="Arial Narrow"/>
-          <w:sz w:val="16"/>
-          <w:szCs w:val="16"/>
-        </w:rPr>
-        <w:t>c</w:t>
-      </w:r>
-      <w:r>
-        <w:rPr>
-          <w:rFonts w:ascii="Arial Narrow" w:eastAsia="Arial Narrow" w:hAnsi="Arial Narrow" w:cs="Arial Narrow"/>
-          <w:sz w:val="16"/>
-          <w:szCs w:val="16"/>
-        </w:rPr>
-        <w:t xml:space="preserve">. </w:t>
-      </w:r>
-      <w:r>
-        <w:rPr>
-          <w:rFonts w:ascii="Arial Narrow" w:eastAsia="Arial Narrow" w:hAnsi="Arial Narrow" w:cs="Arial Narrow"/>
-          <w:sz w:val="16"/>
-          <w:szCs w:val="16"/>
-        </w:rPr>
-        <w:t>Modificar, sin el consentimiento expreso del consumidor, las condiciones y términos en los que adquirió un producto o contrató un servicio, inclusive si el proveedor considera que la modificación podría ser beneficiosa para el consumidor. No se puede presumir el silencio del consumidor como aceptación, salvo que él así lo haya autorizado expresamente y con anterioridad</w:t>
-      </w:r>
-      <w:r>
-        <w:rPr>
-          <w:rFonts w:ascii="Arial Narrow" w:eastAsia="Arial Narrow" w:hAnsi="Arial Narrow" w:cs="Arial Narrow"/>
-          <w:sz w:val="16"/>
-          <w:szCs w:val="16"/>
-        </w:rPr>
-        <w:t>.</w:t>
-      </w:r>
-    </w:p>
+    </w:p>
+  </w:footnote>
+  <w:footnote w:id="5">
     <w:p>
       <w:pPr>
         <w:pStyle w:val="Textonotapie"/>
@@ -6911,9 +7013,140 @@
           <w:szCs w:val="16"/>
         </w:rPr>
       </w:pPr>
-    </w:p>
-  </w:footnote>
-  <w:footnote w:id="5">
+      <w:r>
+        <w:rPr>
+          <w:rStyle w:val="Refdenotaalpie"/>
+          <w:rFonts w:ascii="Arial Narrow" w:eastAsia="Arial Narrow" w:hAnsi="Arial Narrow" w:cs="Arial Narrow"/>
+          <w:sz w:val="16"/>
+          <w:szCs w:val="16"/>
+          <w:vertAlign w:val="superscript"/>
+        </w:rPr>
+        <w:footnoteRef/>
+      </w:r>
+      <w:r>
+        <w:rPr>
+          <w:rFonts w:ascii="Arial Narrow" w:eastAsia="Arial Narrow" w:hAnsi="Arial Narrow" w:cs="Arial Narrow"/>
+          <w:sz w:val="16"/>
+          <w:szCs w:val="16"/>
+        </w:rPr>
+        <w:tab/>
+        <w:t xml:space="preserve"/>
+      </w:r>
+      <w:r>
+        <w:rPr>
+          <w:rFonts w:ascii="Arial Narrow" w:eastAsia="Arial Narrow" w:hAnsi="Arial Narrow" w:cs="Arial Narrow"/>
+          <w:sz w:val="16"/>
+          <w:szCs w:val="16"/>
+        </w:rPr>
+        <w:tab/>
+      </w:r>
+      <w:r>
+        <w:rPr>
+          <w:rFonts w:ascii="Arial Narrow" w:eastAsia="Arial Narrow" w:hAnsi="Arial Narrow" w:cs="Arial Narrow"/>
+          <w:b/>
+          <w:bCs/>
+          <w:sz w:val="16"/>
+          <w:szCs w:val="16"/>
+        </w:rPr>
+        <w:t xml:space="preserve">LEY </w:t>
+      </w:r>
+      <w:proofErr w:type="spellStart"/>
+      <w:r>
+        <w:rPr>
+          <w:rFonts w:ascii="Arial Narrow" w:eastAsia="Arial Narrow" w:hAnsi="Arial Narrow" w:cs="Arial Narrow"/>
+          <w:b/>
+          <w:bCs/>
+          <w:sz w:val="16"/>
+          <w:szCs w:val="16"/>
+        </w:rPr>
+        <w:t/>
+      </w:r>
+      <w:proofErr w:type="spellEnd"/>
+      <w:r>
+        <w:rPr>
+          <w:rFonts w:ascii="Arial Narrow" w:eastAsia="Arial Narrow" w:hAnsi="Arial Narrow" w:cs="Arial Narrow"/>
+          <w:b/>
+          <w:bCs/>
+          <w:sz w:val="16"/>
+          <w:szCs w:val="16"/>
+        </w:rPr>
+        <w:t xml:space="preserve">29571, CÓDIGO DE PROTECCIÓN Y DEFENSA DEL CONSUMIDOR, publicado el 2 de setiembre de 2010 y modificado por Decreto Legislativo </w:t>
+      </w:r>
+      <w:proofErr w:type="spellStart"/>
+      <w:r>
+        <w:rPr>
+          <w:rFonts w:ascii="Arial Narrow" w:eastAsia="Arial Narrow" w:hAnsi="Arial Narrow" w:cs="Arial Narrow"/>
+          <w:b/>
+          <w:bCs/>
+          <w:sz w:val="16"/>
+          <w:szCs w:val="16"/>
+        </w:rPr>
+        <w:t/>
+      </w:r>
+      <w:proofErr w:type="spellEnd"/>
+      <w:r>
+        <w:rPr>
+          <w:rFonts w:ascii="Arial Narrow" w:eastAsia="Arial Narrow" w:hAnsi="Arial Narrow" w:cs="Arial Narrow"/>
+          <w:b/>
+          <w:bCs/>
+          <w:sz w:val="16"/>
+          <w:szCs w:val="16"/>
+        </w:rPr>
+        <w:t xml:space="preserve">1308 </w:t>
+      </w:r>
+    </w:p>
+    <w:p>
+      <w:pPr>
+        <w:pStyle w:val="Textonotapie"/>
+        <w:ind w:left="567" w:right="-1"/>
+        <w:jc w:val="both"/>
+        <w:rPr>
+          <w:rFonts w:ascii="Arial Narrow" w:eastAsia="Arial Narrow" w:hAnsi="Arial Narrow" w:cs="Arial Narrow"/>
+          <w:b/>
+          <w:bCs/>
+          <w:sz w:val="16"/>
+          <w:szCs w:val="16"/>
+        </w:rPr>
+      </w:pPr>
+      <w:r>
+        <w:rPr>
+          <w:rFonts w:ascii="Arial Narrow" w:eastAsia="Arial Narrow" w:hAnsi="Arial Narrow" w:cs="Arial Narrow"/>
+          <w:b/>
+          <w:bCs/>
+          <w:sz w:val="16"/>
+          <w:szCs w:val="16"/>
+        </w:rPr>
+        <w:t>Artículo 88.- Reclamo de productos o servicios financieros y de seguros</w:t>
+      </w:r>
+    </w:p>
+    <w:p>
+      <w:pPr>
+        <w:pStyle w:val="Textonotapie"/>
+        <w:ind w:left="567" w:right="-1"/>
+        <w:jc w:val="both"/>
+        <w:rPr>
+          <w:rFonts w:ascii="Arial Narrow" w:eastAsia="Arial Narrow" w:hAnsi="Arial Narrow" w:cs="Arial Narrow"/>
+          <w:sz w:val="16"/>
+          <w:szCs w:val="16"/>
+        </w:rPr>
+      </w:pPr>
+      <w:r>
+        <w:rPr>
+          <w:rFonts w:ascii="Arial Narrow" w:eastAsia="Arial Narrow" w:hAnsi="Arial Narrow" w:cs="Arial Narrow"/>
+          <w:sz w:val="16"/>
+          <w:szCs w:val="16"/>
+        </w:rPr>
+        <w:t>88.1 Las entidades del sistema financiero y de seguros, en todas sus oficinas en la República, deben resolver los reclamos en un plazo no mayor de quince días hábiles. Excepcionalmente, la Superintendencia de Banca, Seguros y Administradoras Privadas de Fondos de Pensiones podrá establecer un plazo ampliatorio cuando la naturaleza y complejidad de la operación, producto o servicio materia del reclamo o requerimiento lo justifique, situación que debe ponerse en conocimiento del consumidor antes de la culminación del plazo inicial, sin perjuicio del derecho del consumidor de recurrir directamente ante la Autoridad de Consumo</w:t>
+      </w:r>
+      <w:r>
+        <w:rPr>
+          <w:rFonts w:ascii="Arial Narrow" w:eastAsia="Arial Narrow" w:hAnsi="Arial Narrow" w:cs="Arial Narrow"/>
+          <w:sz w:val="16"/>
+          <w:szCs w:val="16"/>
+        </w:rPr>
+        <w:t xml:space="preserve">. </w:t>
+      </w:r>
+    </w:p>
     <w:p>
       <w:pPr>
         <w:pStyle w:val="Textonotapie"/>
@@ -6930,139 +7163,9 @@
           <w:szCs w:val="16"/>
         </w:rPr>
       </w:pPr>
-      <w:r>
-        <w:rPr>
-          <w:rStyle w:val="Refdenotaalpie"/>
-          <w:rFonts w:ascii="Arial Narrow" w:eastAsia="Arial Narrow" w:hAnsi="Arial Narrow" w:cs="Arial Narrow"/>
-          <w:sz w:val="16"/>
-          <w:szCs w:val="16"/>
-          <w:vertAlign w:val="superscript"/>
-        </w:rPr>
-        <w:footnoteRef/>
-      </w:r>
-      <w:r>
-        <w:rPr>
-          <w:rFonts w:ascii="Arial Narrow" w:eastAsia="Arial Narrow" w:hAnsi="Arial Narrow" w:cs="Arial Narrow"/>
-          <w:sz w:val="16"/>
-          <w:szCs w:val="16"/>
-        </w:rPr>
-        <w:t xml:space="preserve"> </w:t>
-      </w:r>
-      <w:r>
-        <w:rPr>
-          <w:rFonts w:ascii="Arial Narrow" w:eastAsia="Arial Narrow" w:hAnsi="Arial Narrow" w:cs="Arial Narrow"/>
-          <w:sz w:val="16"/>
-          <w:szCs w:val="16"/>
-        </w:rPr>
-        <w:tab/>
-      </w:r>
-      <w:r>
-        <w:rPr>
-          <w:rFonts w:ascii="Arial Narrow" w:eastAsia="Arial Narrow" w:hAnsi="Arial Narrow" w:cs="Arial Narrow"/>
-          <w:b/>
-          <w:bCs/>
-          <w:sz w:val="16"/>
-          <w:szCs w:val="16"/>
-        </w:rPr>
-        <w:t xml:space="preserve">LEY </w:t>
-      </w:r>
-      <w:proofErr w:type="spellStart"/>
-      <w:r>
-        <w:rPr>
-          <w:rFonts w:ascii="Arial Narrow" w:eastAsia="Arial Narrow" w:hAnsi="Arial Narrow" w:cs="Arial Narrow"/>
-          <w:b/>
-          <w:bCs/>
-          <w:sz w:val="16"/>
-          <w:szCs w:val="16"/>
-        </w:rPr>
-        <w:t/>
-      </w:r>
-      <w:proofErr w:type="spellEnd"/>
-      <w:r>
-        <w:rPr>
-          <w:rFonts w:ascii="Arial Narrow" w:eastAsia="Arial Narrow" w:hAnsi="Arial Narrow" w:cs="Arial Narrow"/>
-          <w:b/>
-          <w:bCs/>
-          <w:sz w:val="16"/>
-          <w:szCs w:val="16"/>
-        </w:rPr>
-        <w:t xml:space="preserve"> 29571, CÓDIGO DE PROTECCIÓN Y DEFENSA DEL CONSUMIDOR, publicado el 2 de setiembre de 2010 y modificado por Decreto Legislativo </w:t>
-      </w:r>
-      <w:proofErr w:type="spellStart"/>
-      <w:r>
-        <w:rPr>
-          <w:rFonts w:ascii="Arial Narrow" w:eastAsia="Arial Narrow" w:hAnsi="Arial Narrow" w:cs="Arial Narrow"/>
-          <w:b/>
-          <w:bCs/>
-          <w:sz w:val="16"/>
-          <w:szCs w:val="16"/>
-        </w:rPr>
-        <w:t/>
-      </w:r>
-      <w:proofErr w:type="spellEnd"/>
-      <w:r>
-        <w:rPr>
-          <w:rFonts w:ascii="Arial Narrow" w:eastAsia="Arial Narrow" w:hAnsi="Arial Narrow" w:cs="Arial Narrow"/>
-          <w:b/>
-          <w:bCs/>
-          <w:sz w:val="16"/>
-          <w:szCs w:val="16"/>
-        </w:rPr>
-        <w:t xml:space="preserve"> 1308 </w:t>
-      </w:r>
-    </w:p>
-    <w:p>
-      <w:pPr>
-        <w:pStyle w:val="Textonotapie"/>
-        <w:ind w:left="567" w:right="-1"/>
-        <w:jc w:val="both"/>
-        <w:rPr>
-          <w:rFonts w:ascii="Arial Narrow" w:eastAsia="Arial Narrow" w:hAnsi="Arial Narrow" w:cs="Arial Narrow"/>
-          <w:b/>
-          <w:bCs/>
-          <w:sz w:val="16"/>
-          <w:szCs w:val="16"/>
-        </w:rPr>
-      </w:pPr>
-      <w:r>
-        <w:rPr>
-          <w:rFonts w:ascii="Arial Narrow" w:eastAsia="Arial Narrow" w:hAnsi="Arial Narrow" w:cs="Arial Narrow"/>
-          <w:b/>
-          <w:bCs/>
-          <w:sz w:val="16"/>
-          <w:szCs w:val="16"/>
-        </w:rPr>
-        <w:t>Artículo 88.- Reclamo de productos o servicios financieros y de seguros</w:t>
-      </w:r>
-    </w:p>
-    <w:p>
-      <w:pPr>
-        <w:pStyle w:val="Textonotapie"/>
-        <w:ind w:left="567" w:right="-1"/>
-        <w:jc w:val="both"/>
-        <w:rPr>
-          <w:rFonts w:ascii="Arial Narrow" w:eastAsia="Arial Narrow" w:hAnsi="Arial Narrow" w:cs="Arial Narrow"/>
-          <w:sz w:val="16"/>
-          <w:szCs w:val="16"/>
-        </w:rPr>
-      </w:pPr>
-      <w:r>
-        <w:rPr>
-          <w:rFonts w:ascii="Arial Narrow" w:eastAsia="Arial Narrow" w:hAnsi="Arial Narrow" w:cs="Arial Narrow"/>
-          <w:sz w:val="16"/>
-          <w:szCs w:val="16"/>
-        </w:rPr>
-        <w:t>88.1 Las entidades del sistema financiero y de seguros, en todas sus oficinas en la República, deben resolver los reclamos en un plazo no mayor de quince días hábiles. Excepcionalmente, la Superintendencia de Banca, Seguros y Administradoras Privadas de Fondos de Pensiones podrá establecer un plazo ampliatorio cuando la naturaleza y complejidad de la operación, producto o servicio materia del reclamo o requerimiento lo justifique, situación que debe ponerse en conocimiento del consumidor antes de la culminación del plazo inicial, sin perjuicio del derecho del consumidor de recurrir directamente ante la Autoridad de Consumo</w:t>
-      </w:r>
-      <w:r>
-        <w:rPr>
-          <w:rFonts w:ascii="Arial Narrow" w:eastAsia="Arial Narrow" w:hAnsi="Arial Narrow" w:cs="Arial Narrow"/>
-          <w:sz w:val="16"/>
-          <w:szCs w:val="16"/>
-        </w:rPr>
-        <w:t xml:space="preserve">. </w:t>
-      </w:r>
-    </w:p>
+    </w:p>
+  </w:footnote>
+  <w:footnote w:id="6">
     <w:p>
       <w:pPr>
         <w:pStyle w:val="Textonotapie"/>
@@ -7079,9 +7182,88 @@
           <w:szCs w:val="16"/>
         </w:rPr>
       </w:pPr>
-    </w:p>
-  </w:footnote>
-  <w:footnote w:id="6">
+      <w:r>
+        <w:rPr>
+          <w:rStyle w:val="Refdenotaalpie"/>
+          <w:rFonts w:ascii="Arial Narrow" w:eastAsia="Arial Narrow" w:hAnsi="Arial Narrow" w:cs="Arial Narrow"/>
+          <w:sz w:val="16"/>
+          <w:szCs w:val="16"/>
+          <w:vertAlign w:val="superscript"/>
+        </w:rPr>
+        <w:footnoteRef/>
+      </w:r>
+      <w:r>
+        <w:rPr>
+          <w:rFonts w:ascii="Arial Narrow" w:eastAsia="Arial Narrow" w:hAnsi="Arial Narrow" w:cs="Arial Narrow"/>
+          <w:sz w:val="16"/>
+          <w:szCs w:val="16"/>
+        </w:rPr>
+        <w:tab/>
+        <w:t xml:space="preserve"/>
+      </w:r>
+      <w:r>
+        <w:rPr>
+          <w:rFonts w:ascii="Arial Narrow" w:eastAsia="Arial Narrow" w:hAnsi="Arial Narrow" w:cs="Arial Narrow"/>
+          <w:sz w:val="16"/>
+          <w:szCs w:val="16"/>
+        </w:rPr>
+        <w:tab/>
+      </w:r>
+      <w:r>
+        <w:rPr>
+          <w:rFonts w:ascii="Arial Narrow" w:eastAsia="Arial Narrow" w:hAnsi="Arial Narrow" w:cs="Arial Narrow"/>
+          <w:b/>
+          <w:bCs/>
+          <w:sz w:val="16"/>
+          <w:szCs w:val="16"/>
+        </w:rPr>
+        <w:t xml:space="preserve">LEY </w:t>
+      </w:r>
+      <w:proofErr w:type="spellStart"/>
+      <w:r>
+        <w:rPr>
+          <w:rFonts w:ascii="Arial Narrow" w:eastAsia="Arial Narrow" w:hAnsi="Arial Narrow" w:cs="Arial Narrow"/>
+          <w:b/>
+          <w:bCs/>
+          <w:sz w:val="16"/>
+          <w:szCs w:val="16"/>
+        </w:rPr>
+        <w:t/>
+      </w:r>
+      <w:proofErr w:type="spellEnd"/>
+      <w:r>
+        <w:rPr>
+          <w:rFonts w:ascii="Arial Narrow" w:eastAsia="Arial Narrow" w:hAnsi="Arial Narrow" w:cs="Arial Narrow"/>
+          <w:b/>
+          <w:bCs/>
+          <w:sz w:val="16"/>
+          <w:szCs w:val="16"/>
+        </w:rPr>
+        <w:t xml:space="preserve">29571, CÓDIGO DE PROTECCIÓN Y DEFENSA DEL CONSUMIDOR, publicado el 2 de setiembre de 2010 y modificado por Decreto Legislativo </w:t>
+      </w:r>
+      <w:proofErr w:type="spellStart"/>
+      <w:r>
+        <w:rPr>
+          <w:rFonts w:ascii="Arial Narrow" w:eastAsia="Arial Narrow" w:hAnsi="Arial Narrow" w:cs="Arial Narrow"/>
+          <w:b/>
+          <w:bCs/>
+          <w:sz w:val="16"/>
+          <w:szCs w:val="16"/>
+        </w:rPr>
+        <w:t/>
+      </w:r>
+      <w:proofErr w:type="spellEnd"/>
+      <w:r>
+        <w:rPr>
+          <w:rFonts w:ascii="Arial Narrow" w:eastAsia="Arial Narrow" w:hAnsi="Arial Narrow" w:cs="Arial Narrow"/>
+          <w:b/>
+          <w:bCs/>
+          <w:sz w:val="16"/>
+          <w:szCs w:val="16"/>
+        </w:rPr>
+        <w:t xml:space="preserve">1308 </w:t>
+      </w:r>
+    </w:p>
     <w:p>
       <w:pPr>
         <w:pStyle w:val="Textonotapie"/>
@@ -7100,31 +7282,24 @@
       </w:pPr>
       <w:r>
         <w:rPr>
-          <w:rStyle w:val="Refdenotaalpie"/>
-          <w:rFonts w:ascii="Arial Narrow" w:eastAsia="Arial Narrow" w:hAnsi="Arial Narrow" w:cs="Arial Narrow"/>
-          <w:sz w:val="16"/>
-          <w:szCs w:val="16"/>
-          <w:vertAlign w:val="superscript"/>
-        </w:rPr>
-        <w:footnoteRef/>
-      </w:r>
-      <w:r>
-        <w:rPr>
-          <w:rFonts w:ascii="Arial Narrow" w:eastAsia="Arial Narrow" w:hAnsi="Arial Narrow" w:cs="Arial Narrow"/>
-          <w:sz w:val="16"/>
-          <w:szCs w:val="16"/>
-        </w:rPr>
-        <w:t xml:space="preserve"> </w:t>
-      </w:r>
-      <w:r>
-        <w:rPr>
-          <w:rFonts w:ascii="Arial Narrow" w:eastAsia="Arial Narrow" w:hAnsi="Arial Narrow" w:cs="Arial Narrow"/>
+          <w:rFonts w:ascii="Arial Narrow" w:eastAsia="Arial Narrow" w:hAnsi="Arial Narrow" w:cs="Arial Narrow"/>
+          <w:b/>
+          <w:bCs/>
           <w:sz w:val="16"/>
           <w:szCs w:val="16"/>
         </w:rPr>
         <w:tab/>
-      </w:r>
-      <w:r>
+        <w:t xml:space="preserve">Capítulo III </w:t>
+      </w:r>
+    </w:p>
+    <w:p>
+      <w:pPr>
+        <w:pStyle w:val="Textonotapie"/>
+        <w:tabs>
+          <w:tab w:val="left" w:pos="567"/>
+        </w:tabs>
+        <w:ind w:right="-1"/>
+        <w:jc w:val="both"/>
         <w:rPr>
           <w:rFonts w:ascii="Arial Narrow" w:eastAsia="Arial Narrow" w:hAnsi="Arial Narrow" w:cs="Arial Narrow"/>
           <w:b/>
@@ -7132,9 +7307,7 @@
           <w:sz w:val="16"/>
           <w:szCs w:val="16"/>
         </w:rPr>
-        <w:t xml:space="preserve">LEY </w:t>
-      </w:r>
-      <w:proofErr w:type="spellStart"/>
+      </w:pPr>
       <w:r>
         <w:rPr>
           <w:rFonts w:ascii="Arial Narrow" w:eastAsia="Arial Narrow" w:hAnsi="Arial Narrow" w:cs="Arial Narrow"/>
@@ -7143,10 +7316,15 @@
           <w:sz w:val="16"/>
           <w:szCs w:val="16"/>
         </w:rPr>
-        <w:t/>
-      </w:r>
-      <w:proofErr w:type="spellEnd"/>
-      <w:r>
+        <w:tab/>
+        <w:t>Métodos abusivos en el cobro</w:t>
+      </w:r>
+    </w:p>
+    <w:p>
+      <w:pPr>
+        <w:pStyle w:val="Textonotapie"/>
+        <w:ind w:left="567" w:right="-1"/>
+        <w:jc w:val="both"/>
         <w:rPr>
           <w:rFonts w:ascii="Arial Narrow" w:eastAsia="Arial Narrow" w:hAnsi="Arial Narrow" w:cs="Arial Narrow"/>
           <w:b/>
@@ -7154,9 +7332,7 @@
           <w:sz w:val="16"/>
           <w:szCs w:val="16"/>
         </w:rPr>
-        <w:t xml:space="preserve"> 29571, CÓDIGO DE PROTECCIÓN Y DEFENSA DEL CONSUMIDOR, publicado el 2 de setiembre de 2010 y modificado por Decreto Legislativo </w:t>
-      </w:r>
-      <w:proofErr w:type="spellStart"/>
+      </w:pPr>
       <w:r>
         <w:rPr>
           <w:rFonts w:ascii="Arial Narrow" w:eastAsia="Arial Narrow" w:hAnsi="Arial Narrow" w:cs="Arial Narrow"/>
@@ -7165,10 +7341,34 @@
           <w:sz w:val="16"/>
           <w:szCs w:val="16"/>
         </w:rPr>
-        <w:t/>
-      </w:r>
-      <w:proofErr w:type="spellEnd"/>
-      <w:r>
+        <w:t>Artículo 61.- Procedimientos de cobranza</w:t>
+      </w:r>
+    </w:p>
+    <w:p>
+      <w:pPr>
+        <w:pStyle w:val="Textonotapie"/>
+        <w:ind w:left="567" w:right="-1"/>
+        <w:jc w:val="both"/>
+        <w:rPr>
+          <w:rFonts w:ascii="Arial Narrow" w:eastAsia="Arial Narrow" w:hAnsi="Arial Narrow" w:cs="Arial Narrow"/>
+          <w:sz w:val="16"/>
+          <w:szCs w:val="16"/>
+        </w:rPr>
+      </w:pPr>
+      <w:r>
+        <w:rPr>
+          <w:rFonts w:ascii="Arial Narrow" w:eastAsia="Arial Narrow" w:hAnsi="Arial Narrow" w:cs="Arial Narrow"/>
+          <w:sz w:val="16"/>
+          <w:szCs w:val="16"/>
+        </w:rPr>
+        <w:t>El proveedor debe utilizar los procedimientos de cobranza previstos en las leyes. Se prohíbe el uso de métodos de cobranza que afecten la reputación del consumidor, que atenten contra la privacidad de su hogar, que afecten sus actividades laborales o su imagen ante terceros.</w:t>
+      </w:r>
+    </w:p>
+    <w:p>
+      <w:pPr>
+        <w:pStyle w:val="Textonotapie"/>
+        <w:ind w:left="567" w:right="-1"/>
+        <w:jc w:val="both"/>
         <w:rPr>
           <w:rFonts w:ascii="Arial Narrow" w:eastAsia="Arial Narrow" w:hAnsi="Arial Narrow" w:cs="Arial Narrow"/>
           <w:b/>
@@ -7176,7 +7376,104 @@
           <w:sz w:val="16"/>
           <w:szCs w:val="16"/>
         </w:rPr>
-        <w:t xml:space="preserve"> 1308 </w:t>
+      </w:pPr>
+      <w:r>
+        <w:rPr>
+          <w:rFonts w:ascii="Arial Narrow" w:eastAsia="Arial Narrow" w:hAnsi="Arial Narrow" w:cs="Arial Narrow"/>
+          <w:b/>
+          <w:bCs/>
+          <w:sz w:val="16"/>
+          <w:szCs w:val="16"/>
+        </w:rPr>
+        <w:t xml:space="preserve">Artículo 62.- Métodos abusivos de cobranza </w:t>
+      </w:r>
+    </w:p>
+    <w:p>
+      <w:pPr>
+        <w:pStyle w:val="Textonotapie"/>
+        <w:ind w:left="567" w:right="-1"/>
+        <w:jc w:val="both"/>
+        <w:rPr>
+          <w:rFonts w:ascii="Arial Narrow" w:eastAsia="Arial Narrow" w:hAnsi="Arial Narrow" w:cs="Arial Narrow"/>
+          <w:sz w:val="16"/>
+          <w:szCs w:val="16"/>
+        </w:rPr>
+      </w:pPr>
+      <w:r>
+        <w:rPr>
+          <w:rFonts w:ascii="Arial Narrow" w:eastAsia="Arial Narrow" w:hAnsi="Arial Narrow" w:cs="Arial Narrow"/>
+          <w:sz w:val="16"/>
+          <w:szCs w:val="16"/>
+        </w:rPr>
+        <w:t>A efectos de la aplicación del artículo 61, se prohíbe:</w:t>
+      </w:r>
+    </w:p>
+    <w:p>
+      <w:pPr>
+        <w:pStyle w:val="Textonotapie"/>
+        <w:ind w:left="567" w:right="-1"/>
+        <w:jc w:val="both"/>
+        <w:rPr>
+          <w:rFonts w:ascii="Arial Narrow" w:eastAsia="Arial Narrow" w:hAnsi="Arial Narrow" w:cs="Arial Narrow"/>
+          <w:sz w:val="16"/>
+          <w:szCs w:val="16"/>
+        </w:rPr>
+      </w:pPr>
+      <w:r>
+        <w:rPr>
+          <w:rFonts w:ascii="Arial Narrow" w:eastAsia="Arial Narrow" w:hAnsi="Arial Narrow" w:cs="Arial Narrow"/>
+          <w:sz w:val="16"/>
+          <w:szCs w:val="16"/>
+        </w:rPr>
+        <w:t>(…)</w:t>
+      </w:r>
+    </w:p>
+    <w:p>
+      <w:pPr>
+        <w:pStyle w:val="Textonotapie"/>
+        <w:ind w:left="567" w:right="-1"/>
+        <w:jc w:val="both"/>
+        <w:rPr>
+          <w:rFonts w:ascii="Arial Narrow" w:eastAsia="Arial Narrow" w:hAnsi="Arial Narrow" w:cs="Arial Narrow"/>
+          <w:sz w:val="16"/>
+          <w:szCs w:val="16"/>
+        </w:rPr>
+      </w:pPr>
+      <w:r>
+        <w:rPr>
+          <w:rFonts w:ascii="Arial Narrow" w:eastAsia="Arial Narrow" w:hAnsi="Arial Narrow" w:cs="Arial Narrow"/>
+          <w:sz w:val="16"/>
+          <w:szCs w:val="16"/>
+        </w:rPr>
+        <w:t>f. Enviar comunicaciones o realizar llamadas a terceros ajenos a la obligación informando sobre la morosidad del consumidor</w:t>
+      </w:r>
+      <w:r>
+        <w:rPr>
+          <w:rFonts w:ascii="Arial Narrow" w:eastAsia="Arial Narrow" w:hAnsi="Arial Narrow" w:cs="Arial Narrow"/>
+          <w:sz w:val="16"/>
+          <w:szCs w:val="16"/>
+        </w:rPr>
+        <w:t>.</w:t>
+      </w:r>
+    </w:p>
+    <w:p>
+      <w:pPr>
+        <w:pStyle w:val="Textonotapie"/>
+        <w:ind w:left="567" w:right="-1"/>
+        <w:jc w:val="both"/>
+        <w:rPr>
+          <w:rFonts w:ascii="Arial Narrow" w:eastAsia="Arial Narrow" w:hAnsi="Arial Narrow" w:cs="Arial Narrow"/>
+          <w:sz w:val="16"/>
+          <w:szCs w:val="16"/>
+        </w:rPr>
+      </w:pPr>
+      <w:r>
+        <w:rPr>
+          <w:rFonts w:ascii="Arial Narrow" w:eastAsia="Arial Narrow" w:hAnsi="Arial Narrow" w:cs="Arial Narrow"/>
+          <w:sz w:val="16"/>
+          <w:szCs w:val="16"/>
+        </w:rPr>
+        <w:t>(…).</w:t>
       </w:r>
     </w:p>
     <w:p>
@@ -7195,202 +7492,9 @@
           <w:szCs w:val="16"/>
         </w:rPr>
       </w:pPr>
-      <w:r>
-        <w:rPr>
-          <w:rFonts w:ascii="Arial Narrow" w:eastAsia="Arial Narrow" w:hAnsi="Arial Narrow" w:cs="Arial Narrow"/>
-          <w:b/>
-          <w:bCs/>
-          <w:sz w:val="16"/>
-          <w:szCs w:val="16"/>
-        </w:rPr>
-        <w:tab/>
-        <w:t xml:space="preserve">Capítulo III </w:t>
-      </w:r>
-    </w:p>
-    <w:p>
-      <w:pPr>
-        <w:pStyle w:val="Textonotapie"/>
-        <w:tabs>
-          <w:tab w:val="left" w:pos="567"/>
-        </w:tabs>
-        <w:ind w:right="-1"/>
-        <w:jc w:val="both"/>
-        <w:rPr>
-          <w:rFonts w:ascii="Arial Narrow" w:eastAsia="Arial Narrow" w:hAnsi="Arial Narrow" w:cs="Arial Narrow"/>
-          <w:b/>
-          <w:bCs/>
-          <w:sz w:val="16"/>
-          <w:szCs w:val="16"/>
-        </w:rPr>
-      </w:pPr>
-      <w:r>
-        <w:rPr>
-          <w:rFonts w:ascii="Arial Narrow" w:eastAsia="Arial Narrow" w:hAnsi="Arial Narrow" w:cs="Arial Narrow"/>
-          <w:b/>
-          <w:bCs/>
-          <w:sz w:val="16"/>
-          <w:szCs w:val="16"/>
-        </w:rPr>
-        <w:tab/>
-        <w:t>Métodos abusivos en el cobro</w:t>
-      </w:r>
-    </w:p>
-    <w:p>
-      <w:pPr>
-        <w:pStyle w:val="Textonotapie"/>
-        <w:ind w:left="567" w:right="-1"/>
-        <w:jc w:val="both"/>
-        <w:rPr>
-          <w:rFonts w:ascii="Arial Narrow" w:eastAsia="Arial Narrow" w:hAnsi="Arial Narrow" w:cs="Arial Narrow"/>
-          <w:b/>
-          <w:bCs/>
-          <w:sz w:val="16"/>
-          <w:szCs w:val="16"/>
-        </w:rPr>
-      </w:pPr>
-      <w:r>
-        <w:rPr>
-          <w:rFonts w:ascii="Arial Narrow" w:eastAsia="Arial Narrow" w:hAnsi="Arial Narrow" w:cs="Arial Narrow"/>
-          <w:b/>
-          <w:bCs/>
-          <w:sz w:val="16"/>
-          <w:szCs w:val="16"/>
-        </w:rPr>
-        <w:t>Artículo 61.- Procedimientos de cobranza</w:t>
-      </w:r>
-    </w:p>
-    <w:p>
-      <w:pPr>
-        <w:pStyle w:val="Textonotapie"/>
-        <w:ind w:left="567" w:right="-1"/>
-        <w:jc w:val="both"/>
-        <w:rPr>
-          <w:rFonts w:ascii="Arial Narrow" w:eastAsia="Arial Narrow" w:hAnsi="Arial Narrow" w:cs="Arial Narrow"/>
-          <w:sz w:val="16"/>
-          <w:szCs w:val="16"/>
-        </w:rPr>
-      </w:pPr>
-      <w:r>
-        <w:rPr>
-          <w:rFonts w:ascii="Arial Narrow" w:eastAsia="Arial Narrow" w:hAnsi="Arial Narrow" w:cs="Arial Narrow"/>
-          <w:sz w:val="16"/>
-          <w:szCs w:val="16"/>
-        </w:rPr>
-        <w:t>El proveedor debe utilizar los procedimientos de cobranza previstos en las leyes. Se prohíbe el uso de métodos de cobranza que afecten la reputación del consumidor, que atenten contra la privacidad de su hogar, que afecten sus actividades laborales o su imagen ante terceros.</w:t>
-      </w:r>
-    </w:p>
-    <w:p>
-      <w:pPr>
-        <w:pStyle w:val="Textonotapie"/>
-        <w:ind w:left="567" w:right="-1"/>
-        <w:jc w:val="both"/>
-        <w:rPr>
-          <w:rFonts w:ascii="Arial Narrow" w:eastAsia="Arial Narrow" w:hAnsi="Arial Narrow" w:cs="Arial Narrow"/>
-          <w:b/>
-          <w:bCs/>
-          <w:sz w:val="16"/>
-          <w:szCs w:val="16"/>
-        </w:rPr>
-      </w:pPr>
-      <w:r>
-        <w:rPr>
-          <w:rFonts w:ascii="Arial Narrow" w:eastAsia="Arial Narrow" w:hAnsi="Arial Narrow" w:cs="Arial Narrow"/>
-          <w:b/>
-          <w:bCs/>
-          <w:sz w:val="16"/>
-          <w:szCs w:val="16"/>
-        </w:rPr>
-        <w:t xml:space="preserve">Artículo 62.- Métodos abusivos de cobranza </w:t>
-      </w:r>
-    </w:p>
-    <w:p>
-      <w:pPr>
-        <w:pStyle w:val="Textonotapie"/>
-        <w:ind w:left="567" w:right="-1"/>
-        <w:jc w:val="both"/>
-        <w:rPr>
-          <w:rFonts w:ascii="Arial Narrow" w:eastAsia="Arial Narrow" w:hAnsi="Arial Narrow" w:cs="Arial Narrow"/>
-          <w:sz w:val="16"/>
-          <w:szCs w:val="16"/>
-        </w:rPr>
-      </w:pPr>
-      <w:r>
-        <w:rPr>
-          <w:rFonts w:ascii="Arial Narrow" w:eastAsia="Arial Narrow" w:hAnsi="Arial Narrow" w:cs="Arial Narrow"/>
-          <w:sz w:val="16"/>
-          <w:szCs w:val="16"/>
-        </w:rPr>
-        <w:t>A efectos de la aplicación del artículo 61, se prohíbe:</w:t>
-      </w:r>
-    </w:p>
-    <w:p>
-      <w:pPr>
-        <w:pStyle w:val="Textonotapie"/>
-        <w:ind w:left="567" w:right="-1"/>
-        <w:jc w:val="both"/>
-        <w:rPr>
-          <w:rFonts w:ascii="Arial Narrow" w:eastAsia="Arial Narrow" w:hAnsi="Arial Narrow" w:cs="Arial Narrow"/>
-          <w:sz w:val="16"/>
-          <w:szCs w:val="16"/>
-        </w:rPr>
-      </w:pPr>
-      <w:r>
-        <w:rPr>
-          <w:rFonts w:ascii="Arial Narrow" w:eastAsia="Arial Narrow" w:hAnsi="Arial Narrow" w:cs="Arial Narrow"/>
-          <w:sz w:val="16"/>
-          <w:szCs w:val="16"/>
-        </w:rPr>
-        <w:t>(…)</w:t>
-      </w:r>
-    </w:p>
-    <w:p>
-      <w:pPr>
-        <w:pStyle w:val="Textonotapie"/>
-        <w:ind w:left="567" w:right="-1"/>
-        <w:jc w:val="both"/>
-        <w:rPr>
-          <w:rFonts w:ascii="Arial Narrow" w:eastAsia="Arial Narrow" w:hAnsi="Arial Narrow" w:cs="Arial Narrow"/>
-          <w:sz w:val="16"/>
-          <w:szCs w:val="16"/>
-        </w:rPr>
-      </w:pPr>
-      <w:r>
-        <w:rPr>
-          <w:rFonts w:ascii="Arial Narrow" w:eastAsia="Arial Narrow" w:hAnsi="Arial Narrow" w:cs="Arial Narrow"/>
-          <w:sz w:val="16"/>
-          <w:szCs w:val="16"/>
-        </w:rPr>
-        <w:t>f. Enviar comunicaciones o realizar llamadas a terceros ajenos a la obligación informando sobre la morosidad del consumidor</w:t>
-      </w:r>
-      <w:r>
-        <w:rPr>
-          <w:rFonts w:ascii="Arial Narrow" w:eastAsia="Arial Narrow" w:hAnsi="Arial Narrow" w:cs="Arial Narrow"/>
-          <w:sz w:val="16"/>
-          <w:szCs w:val="16"/>
-        </w:rPr>
-        <w:t>.</w:t>
-      </w:r>
-    </w:p>
-    <w:p>
-      <w:pPr>
-        <w:pStyle w:val="Textonotapie"/>
-        <w:ind w:left="567" w:right="-1"/>
-        <w:jc w:val="both"/>
-        <w:rPr>
-          <w:rFonts w:ascii="Arial Narrow" w:eastAsia="Arial Narrow" w:hAnsi="Arial Narrow" w:cs="Arial Narrow"/>
-          <w:sz w:val="16"/>
-          <w:szCs w:val="16"/>
-        </w:rPr>
-      </w:pPr>
-      <w:r>
-        <w:rPr>
-          <w:rFonts w:ascii="Arial Narrow" w:eastAsia="Arial Narrow" w:hAnsi="Arial Narrow" w:cs="Arial Narrow"/>
-          <w:sz w:val="16"/>
-          <w:szCs w:val="16"/>
-        </w:rPr>
-        <w:t>(…).</w:t>
-      </w:r>
-    </w:p>
+    </w:p>
+  </w:footnote>
+  <w:footnote w:id="7">
     <w:p>
       <w:pPr>
         <w:pStyle w:val="Textonotapie"/>
@@ -7401,15 +7505,78 @@
         <w:jc w:val="both"/>
         <w:rPr>
           <w:rFonts w:ascii="Arial Narrow" w:eastAsia="Arial Narrow" w:hAnsi="Arial Narrow" w:cs="Arial Narrow"/>
+          <w:sz w:val="16"/>
+          <w:szCs w:val="16"/>
+        </w:rPr>
+      </w:pPr>
+      <w:r>
+        <w:rPr>
+          <w:rStyle w:val="Refdenotaalpie"/>
+          <w:rFonts w:ascii="Arial Narrow" w:eastAsia="Arial Narrow" w:hAnsi="Arial Narrow" w:cs="Arial Narrow"/>
+          <w:sz w:val="16"/>
+          <w:szCs w:val="16"/>
+          <w:vertAlign w:val="superscript"/>
+        </w:rPr>
+        <w:footnoteRef/>
+      </w:r>
+      <w:r>
+        <w:rPr>
+          <w:rFonts w:ascii="Arial Narrow" w:eastAsia="Arial Narrow" w:hAnsi="Arial Narrow" w:cs="Arial Narrow"/>
+          <w:sz w:val="16"/>
+          <w:szCs w:val="16"/>
+        </w:rPr>
+        <w:tab/>
+        <w:t xml:space="preserve"/>
+      </w:r>
+      <w:r>
+        <w:rPr>
+          <w:rFonts w:ascii="Arial Narrow" w:eastAsia="Arial Narrow" w:hAnsi="Arial Narrow" w:cs="Arial Narrow"/>
+          <w:sz w:val="16"/>
+          <w:szCs w:val="16"/>
+        </w:rPr>
+        <w:tab/>
+      </w:r>
+      <w:r>
+        <w:rPr>
+          <w:rFonts w:ascii="Arial Narrow" w:eastAsia="Arial Narrow" w:hAnsi="Arial Narrow" w:cs="Arial Narrow"/>
           <w:b/>
           <w:bCs/>
           <w:sz w:val="16"/>
           <w:szCs w:val="16"/>
         </w:rPr>
-      </w:pPr>
-    </w:p>
-  </w:footnote>
-  <w:footnote w:id="7">
+        <w:t xml:space="preserve">LEY SOBRE FACULTADES, NORMAS Y ORGANIZACIÓN DEL INDECOPI, APROBADA POR DECRETO LEGISLATIVO </w:t>
+      </w:r>
+      <w:proofErr w:type="spellStart"/>
+      <w:r>
+        <w:rPr>
+          <w:rFonts w:ascii="Arial Narrow" w:eastAsia="Arial Narrow" w:hAnsi="Arial Narrow" w:cs="Arial Narrow"/>
+          <w:b/>
+          <w:bCs/>
+          <w:sz w:val="16"/>
+          <w:szCs w:val="16"/>
+        </w:rPr>
+        <w:t/>
+      </w:r>
+      <w:proofErr w:type="spellEnd"/>
+      <w:r>
+        <w:rPr>
+          <w:rFonts w:ascii="Arial Narrow" w:eastAsia="Arial Narrow" w:hAnsi="Arial Narrow" w:cs="Arial Narrow"/>
+          <w:b/>
+          <w:bCs/>
+          <w:sz w:val="16"/>
+          <w:szCs w:val="16"/>
+        </w:rPr>
+        <w:t xml:space="preserve">807 Artículo 24.-</w:t>
+      </w:r>
+      <w:r>
+        <w:rPr>
+          <w:rFonts w:ascii="Arial Narrow" w:eastAsia="Arial Narrow" w:hAnsi="Arial Narrow" w:cs="Arial Narrow"/>
+          <w:sz w:val="16"/>
+          <w:szCs w:val="16"/>
+        </w:rPr>
+        <w:t xml:space="preserve"> El Secretario Técnico se encargará de la tramitación del procedimiento. Para ello, cuenta con las siguientes facultades:</w:t>
+      </w:r>
+    </w:p>
     <w:p>
       <w:pPr>
         <w:pStyle w:val="Textonotapie"/>
@@ -7426,69 +7593,12 @@
       </w:pPr>
       <w:r>
         <w:rPr>
-          <w:rStyle w:val="Refdenotaalpie"/>
-          <w:rFonts w:ascii="Arial Narrow" w:eastAsia="Arial Narrow" w:hAnsi="Arial Narrow" w:cs="Arial Narrow"/>
-          <w:sz w:val="16"/>
-          <w:szCs w:val="16"/>
-          <w:vertAlign w:val="superscript"/>
-        </w:rPr>
-        <w:footnoteRef/>
-      </w:r>
-      <w:r>
-        <w:rPr>
-          <w:rFonts w:ascii="Arial Narrow" w:eastAsia="Arial Narrow" w:hAnsi="Arial Narrow" w:cs="Arial Narrow"/>
-          <w:sz w:val="16"/>
-          <w:szCs w:val="16"/>
-        </w:rPr>
-        <w:t xml:space="preserve"> </w:t>
-      </w:r>
-      <w:r>
-        <w:rPr>
           <w:rFonts w:ascii="Arial Narrow" w:eastAsia="Arial Narrow" w:hAnsi="Arial Narrow" w:cs="Arial Narrow"/>
           <w:sz w:val="16"/>
           <w:szCs w:val="16"/>
         </w:rPr>
         <w:tab/>
-      </w:r>
-      <w:r>
-        <w:rPr>
-          <w:rFonts w:ascii="Arial Narrow" w:eastAsia="Arial Narrow" w:hAnsi="Arial Narrow" w:cs="Arial Narrow"/>
-          <w:b/>
-          <w:bCs/>
-          <w:sz w:val="16"/>
-          <w:szCs w:val="16"/>
-        </w:rPr>
-        <w:t xml:space="preserve">LEY SOBRE FACULTADES, NORMAS Y ORGANIZACIÓN DEL INDECOPI, APROBADA POR DECRETO LEGISLATIVO </w:t>
-      </w:r>
-      <w:proofErr w:type="spellStart"/>
-      <w:r>
-        <w:rPr>
-          <w:rFonts w:ascii="Arial Narrow" w:eastAsia="Arial Narrow" w:hAnsi="Arial Narrow" w:cs="Arial Narrow"/>
-          <w:b/>
-          <w:bCs/>
-          <w:sz w:val="16"/>
-          <w:szCs w:val="16"/>
-        </w:rPr>
-        <w:t/>
-      </w:r>
-      <w:proofErr w:type="spellEnd"/>
-      <w:r>
-        <w:rPr>
-          <w:rFonts w:ascii="Arial Narrow" w:eastAsia="Arial Narrow" w:hAnsi="Arial Narrow" w:cs="Arial Narrow"/>
-          <w:b/>
-          <w:bCs/>
-          <w:sz w:val="16"/>
-          <w:szCs w:val="16"/>
-        </w:rPr>
-        <w:t xml:space="preserve"> 807 Artículo 24.-</w:t>
-      </w:r>
-      <w:r>
-        <w:rPr>
-          <w:rFonts w:ascii="Arial Narrow" w:eastAsia="Arial Narrow" w:hAnsi="Arial Narrow" w:cs="Arial Narrow"/>
-          <w:sz w:val="16"/>
-          <w:szCs w:val="16"/>
-        </w:rPr>
-        <w:t xml:space="preserve"> El Secretario Técnico se encargará de la tramitación del procedimiento. Para ello, cuenta con las siguientes facultades:</w:t>
+        <w:t xml:space="preserve">(...) </w:t>
       </w:r>
     </w:p>
     <w:p>
@@ -7512,7 +7622,7 @@
           <w:szCs w:val="16"/>
         </w:rPr>
         <w:tab/>
-        <w:t xml:space="preserve">(...) </w:t>
+        <w:t xml:space="preserve">c) Admitir denuncias a trámite, en aquellos casos en que la Comisión le haya delegado esta facultad. </w:t>
       </w:r>
     </w:p>
     <w:p>
@@ -7536,7 +7646,7 @@
           <w:szCs w:val="16"/>
         </w:rPr>
         <w:tab/>
-        <w:t xml:space="preserve">c) Admitir denuncias a trámite, en aquellos casos en que la Comisión le haya delegado esta facultad. </w:t>
+        <w:t>(...).</w:t>
       </w:r>
     </w:p>
     <w:p>
@@ -7553,6 +7663,33 @@
           <w:szCs w:val="16"/>
         </w:rPr>
       </w:pPr>
+    </w:p>
+  </w:footnote>
+  <w:footnote w:id="8">
+    <w:p>
+      <w:pPr>
+        <w:pStyle w:val="Textonotapie"/>
+        <w:tabs>
+          <w:tab w:val="left" w:pos="567"/>
+        </w:tabs>
+        <w:ind w:left="567" w:hanging="567"/>
+        <w:jc w:val="both"/>
+        <w:rPr>
+          <w:rFonts w:ascii="Arial Narrow" w:eastAsia="Arial Narrow" w:hAnsi="Arial Narrow" w:cs="Arial Narrow"/>
+          <w:sz w:val="16"/>
+          <w:szCs w:val="16"/>
+        </w:rPr>
+      </w:pPr>
+      <w:r>
+        <w:rPr>
+          <w:rStyle w:val="Refdenotaalpie"/>
+          <w:rFonts w:ascii="Arial Narrow" w:eastAsia="Arial Narrow" w:hAnsi="Arial Narrow" w:cs="Arial Narrow"/>
+          <w:sz w:val="16"/>
+          <w:szCs w:val="16"/>
+          <w:vertAlign w:val="superscript"/>
+        </w:rPr>
+        <w:footnoteRef/>
+      </w:r>
       <w:r>
         <w:rPr>
           <w:rFonts w:ascii="Arial Narrow" w:eastAsia="Arial Narrow" w:hAnsi="Arial Narrow" w:cs="Arial Narrow"/>
@@ -7560,9 +7697,719 @@
           <w:szCs w:val="16"/>
         </w:rPr>
         <w:tab/>
-        <w:t>(...).</w:t>
-      </w:r>
-    </w:p>
+        <w:t xml:space="preserve"/>
+      </w:r>
+      <w:r>
+        <w:rPr>
+          <w:rFonts w:ascii="Arial Narrow" w:eastAsia="Arial Narrow" w:hAnsi="Arial Narrow" w:cs="Arial Narrow"/>
+          <w:sz w:val="16"/>
+          <w:szCs w:val="16"/>
+        </w:rPr>
+        <w:tab/>
+        <w:t xml:space="preserve">El número de trabajadores se atenderá siempre que la empresa haya sido constituida antes de la vigencia de la Ley </w:t>
+      </w:r>
+      <w:proofErr w:type="spellStart"/>
+      <w:r>
+        <w:rPr>
+          <w:rFonts w:ascii="Arial Narrow" w:eastAsia="Arial Narrow" w:hAnsi="Arial Narrow" w:cs="Arial Narrow"/>
+          <w:sz w:val="16"/>
+          <w:szCs w:val="16"/>
+        </w:rPr>
+        <w:t/>
+      </w:r>
+      <w:proofErr w:type="spellEnd"/>
+      <w:r>
+        <w:rPr>
+          <w:rFonts w:ascii="Arial Narrow" w:eastAsia="Arial Narrow" w:hAnsi="Arial Narrow" w:cs="Arial Narrow"/>
+          <w:sz w:val="16"/>
+          <w:szCs w:val="16"/>
+        </w:rPr>
+        <w:t xml:space="preserve">30056, publicada el 2 de julio de 2013, que modificó el artículo 5 del Texto Único Ordenado de la Ley de Promoción de la Competitividad, Formalización y Desarrollo de la Micro y Pequeña Empresa y de Acceso al Empleo Decente (LEY MYPE). Ello, en la medida que la Tercera Disposición Complementaria Transitoria de la norma modificatoria precisa que las empresas constituidas antes de la entrada en vigencia de dicha Ley se rigen por los requisitos de acogimiento al régimen de las micro y pequeñas empresas regulados en el Decreto Legislativo 1086.</w:t>
+      </w:r>
+    </w:p>
+    <w:p>
+      <w:pPr>
+        <w:pStyle w:val="Textonotapie"/>
+        <w:ind w:left="567" w:hanging="567"/>
+        <w:jc w:val="both"/>
+        <w:rPr>
+          <w:rFonts w:ascii="Arial Narrow" w:eastAsia="Arial Narrow" w:hAnsi="Arial Narrow" w:cs="Arial Narrow"/>
+          <w:sz w:val="16"/>
+          <w:szCs w:val="16"/>
+        </w:rPr>
+      </w:pPr>
+    </w:p>
+  </w:footnote>
+  <w:footnote w:id="9">
+    <w:p>
+      <w:pPr>
+        <w:pStyle w:val="Textonotapie"/>
+        <w:tabs>
+          <w:tab w:val="left" w:pos="567"/>
+        </w:tabs>
+        <w:ind w:left="567" w:hanging="567"/>
+        <w:jc w:val="both"/>
+        <w:rPr>
+          <w:rFonts w:ascii="Arial Narrow" w:eastAsia="Arial Narrow" w:hAnsi="Arial Narrow" w:cs="Arial Narrow"/>
+          <w:sz w:val="16"/>
+          <w:szCs w:val="16"/>
+        </w:rPr>
+      </w:pPr>
+      <w:r>
+        <w:rPr>
+          <w:rStyle w:val="Refdenotaalpie"/>
+          <w:rFonts w:ascii="Arial Narrow" w:eastAsia="Arial Narrow" w:hAnsi="Arial Narrow" w:cs="Arial Narrow"/>
+          <w:sz w:val="16"/>
+          <w:szCs w:val="16"/>
+          <w:vertAlign w:val="superscript"/>
+        </w:rPr>
+        <w:footnoteRef/>
+      </w:r>
+      <w:r>
+        <w:rPr>
+          <w:rFonts w:ascii="Arial Narrow" w:eastAsia="Arial Narrow" w:hAnsi="Arial Narrow" w:cs="Arial Narrow"/>
+          <w:sz w:val="16"/>
+          <w:szCs w:val="16"/>
+        </w:rPr>
+        <w:tab/>
+        <w:t xml:space="preserve"/>
+      </w:r>
+      <w:r>
+        <w:rPr>
+          <w:rFonts w:ascii="Arial Narrow" w:eastAsia="Arial Narrow" w:hAnsi="Arial Narrow" w:cs="Arial Narrow"/>
+          <w:sz w:val="16"/>
+          <w:szCs w:val="16"/>
+        </w:rPr>
+        <w:tab/>
+      </w:r>
+      <w:r>
+        <w:rPr>
+          <w:rFonts w:ascii="Arial Narrow" w:eastAsia="Arial Narrow" w:hAnsi="Arial Narrow" w:cs="Arial Narrow"/>
+          <w:b/>
+          <w:sz w:val="16"/>
+          <w:szCs w:val="16"/>
+        </w:rPr>
+        <w:t>LEY 29571, CÓDIGO DE PROTECCIÓN Y DEFENSA DEL CONSUMIDOR</w:t>
+      </w:r>
+      <w:r>
+        <w:rPr>
+          <w:rFonts w:ascii="Arial Narrow" w:eastAsia="Arial Narrow" w:hAnsi="Arial Narrow" w:cs="Arial Narrow"/>
+          <w:b/>
+          <w:bCs/>
+          <w:sz w:val="16"/>
+          <w:szCs w:val="16"/>
+        </w:rPr>
+        <w:t xml:space="preserve">, </w:t>
+      </w:r>
+      <w:r>
+        <w:rPr>
+          <w:rFonts w:ascii="Arial Narrow" w:eastAsia="Arial Narrow" w:hAnsi="Arial Narrow" w:cs="Arial Narrow"/>
+          <w:b/>
+          <w:sz w:val="16"/>
+          <w:szCs w:val="16"/>
+        </w:rPr>
+        <w:t xml:space="preserve">publicado el 2 de setiembre de 2010 y modificado por Decreto Legislativo </w:t>
+      </w:r>
+      <w:proofErr w:type="spellStart"/>
+      <w:r>
+        <w:rPr>
+          <w:rFonts w:ascii="Arial Narrow" w:eastAsia="Arial Narrow" w:hAnsi="Arial Narrow" w:cs="Arial Narrow"/>
+          <w:b/>
+          <w:sz w:val="16"/>
+          <w:szCs w:val="16"/>
+        </w:rPr>
+        <w:t/>
+      </w:r>
+      <w:proofErr w:type="spellEnd"/>
+      <w:r>
+        <w:rPr>
+          <w:rFonts w:ascii="Arial Narrow" w:eastAsia="Arial Narrow" w:hAnsi="Arial Narrow" w:cs="Arial Narrow"/>
+          <w:b/>
+          <w:sz w:val="16"/>
+          <w:szCs w:val="16"/>
+        </w:rPr>
+        <w:t xml:space="preserve">1308</w:t>
+      </w:r>
+    </w:p>
+    <w:p>
+      <w:pPr>
+        <w:pStyle w:val="Textonotapie"/>
+        <w:ind w:left="567" w:hanging="567"/>
+        <w:jc w:val="both"/>
+        <w:rPr>
+          <w:rFonts w:ascii="Arial Narrow" w:eastAsia="Arial Narrow" w:hAnsi="Arial Narrow" w:cs="Arial Narrow"/>
+          <w:b/>
+          <w:bCs/>
+          <w:sz w:val="16"/>
+          <w:szCs w:val="16"/>
+        </w:rPr>
+      </w:pPr>
+      <w:r>
+        <w:rPr>
+          <w:rFonts w:ascii="Arial Narrow" w:eastAsia="Arial Narrow" w:hAnsi="Arial Narrow" w:cs="Arial Narrow"/>
+          <w:sz w:val="16"/>
+          <w:szCs w:val="16"/>
+        </w:rPr>
+        <w:tab/>
+      </w:r>
+      <w:r>
+        <w:rPr>
+          <w:rFonts w:ascii="Arial Narrow" w:eastAsia="Arial Narrow" w:hAnsi="Arial Narrow" w:cs="Arial Narrow"/>
+          <w:b/>
+          <w:bCs/>
+          <w:sz w:val="16"/>
+          <w:szCs w:val="16"/>
+        </w:rPr>
+        <w:t>Artículo 110.- Sanciones Administrativas</w:t>
+      </w:r>
+    </w:p>
+    <w:p>
+      <w:pPr>
+        <w:autoSpaceDE w:val="0"/>
+        <w:autoSpaceDN w:val="0"/>
+        <w:adjustRightInd w:val="0"/>
+        <w:spacing w:after="0" w:line="240" w:lineRule="auto"/>
+        <w:ind w:left="567"/>
+        <w:jc w:val="both"/>
+        <w:rPr>
+          <w:rFonts w:ascii="Arial Narrow" w:eastAsia="Arial Narrow" w:hAnsi="Arial Narrow" w:cs="Arial Narrow"/>
+          <w:sz w:val="16"/>
+          <w:szCs w:val="16"/>
+          <w:lang w:eastAsia="es-PE"/>
+        </w:rPr>
+      </w:pPr>
+      <w:r>
+        <w:rPr>
+          <w:rFonts w:ascii="Arial Narrow" w:eastAsia="Arial Narrow" w:hAnsi="Arial Narrow" w:cs="Arial Narrow"/>
+          <w:sz w:val="16"/>
+          <w:szCs w:val="16"/>
+          <w:lang w:eastAsia="es-PE"/>
+        </w:rPr>
+        <w:t>(…)</w:t>
+      </w:r>
+    </w:p>
+    <w:p>
+      <w:pPr>
+        <w:autoSpaceDE w:val="0"/>
+        <w:autoSpaceDN w:val="0"/>
+        <w:adjustRightInd w:val="0"/>
+        <w:spacing w:after="0" w:line="240" w:lineRule="auto"/>
+        <w:ind w:left="567"/>
+        <w:jc w:val="both"/>
+        <w:rPr>
+          <w:rFonts w:ascii="Arial Narrow" w:eastAsia="Arial Narrow" w:hAnsi="Arial Narrow" w:cs="Arial Narrow"/>
+          <w:sz w:val="16"/>
+          <w:szCs w:val="16"/>
+          <w:lang w:eastAsia="es-PE"/>
+        </w:rPr>
+      </w:pPr>
+      <w:r>
+        <w:rPr>
+          <w:rFonts w:ascii="Arial Narrow" w:eastAsia="Arial Narrow" w:hAnsi="Arial Narrow" w:cs="Arial Narrow"/>
+          <w:sz w:val="16"/>
+          <w:szCs w:val="16"/>
+          <w:lang w:eastAsia="es-PE"/>
+        </w:rPr>
+        <w:t>En el caso de las microempresas, la multa no puede superar el diez por ciento (10%) de las ventas o ingresos brutos percibidos por el infractor, relativos a todas sus actividades económicas, correspondientes al ejercicio inmediato anterior al de la expedición de la resolución de primera instancia, siempre que se haya acreditado dichos ingresos, no se encuentre en una situación de reincidencia y el caso no verse sobre la vida, salud o integridad de los consumidores. Para el caso de las pequeñas empresas, la multa no puede superar el veinte por ciento (20%) de las ventas o ingresos brutos percibidos por el infractor, conforme a los requisitos señalados anteriormente.</w:t>
+      </w:r>
+    </w:p>
+    <w:p>
+      <w:pPr>
+        <w:autoSpaceDE w:val="0"/>
+        <w:autoSpaceDN w:val="0"/>
+        <w:adjustRightInd w:val="0"/>
+        <w:spacing w:after="0" w:line="240" w:lineRule="auto"/>
+        <w:ind w:left="567"/>
+        <w:jc w:val="both"/>
+        <w:rPr>
+          <w:rFonts w:ascii="Arial Narrow" w:eastAsia="Arial Narrow" w:hAnsi="Arial Narrow" w:cs="Arial Narrow"/>
+          <w:sz w:val="16"/>
+          <w:szCs w:val="16"/>
+          <w:lang w:eastAsia="es-PE"/>
+        </w:rPr>
+      </w:pPr>
+      <w:r>
+        <w:rPr>
+          <w:rFonts w:ascii="Arial Narrow" w:eastAsia="Arial Narrow" w:hAnsi="Arial Narrow" w:cs="Arial Narrow"/>
+          <w:sz w:val="16"/>
+          <w:szCs w:val="16"/>
+          <w:lang w:eastAsia="es-PE"/>
+        </w:rPr>
+        <w:t>(…).</w:t>
+      </w:r>
+    </w:p>
+    <w:p>
+      <w:pPr>
+        <w:pStyle w:val="Textonotapie"/>
+        <w:ind w:left="567" w:hanging="567"/>
+        <w:jc w:val="both"/>
+        <w:rPr>
+          <w:rFonts w:ascii="Arial Narrow" w:eastAsia="Arial Narrow" w:hAnsi="Arial Narrow" w:cs="Arial Narrow"/>
+          <w:sz w:val="16"/>
+          <w:szCs w:val="16"/>
+        </w:rPr>
+      </w:pPr>
+    </w:p>
+  </w:footnote>
+  <w:footnote w:id="10">
+    <w:p>
+      <w:pPr>
+        <w:pStyle w:val="Textonotapie"/>
+        <w:tabs>
+          <w:tab w:val="left" w:pos="567"/>
+        </w:tabs>
+        <w:ind w:left="567" w:hanging="567"/>
+        <w:jc w:val="both"/>
+        <w:rPr>
+          <w:rFonts w:ascii="Arial Narrow" w:eastAsia="Arial Narrow" w:hAnsi="Arial Narrow" w:cs="Arial Narrow"/>
+          <w:sz w:val="16"/>
+          <w:szCs w:val="16"/>
+        </w:rPr>
+      </w:pPr>
+      <w:r>
+        <w:rPr>
+          <w:rStyle w:val="Refdenotaalpie"/>
+          <w:rFonts w:ascii="Arial Narrow" w:eastAsia="Arial Narrow" w:hAnsi="Arial Narrow" w:cs="Arial Narrow"/>
+          <w:sz w:val="16"/>
+          <w:szCs w:val="16"/>
+          <w:vertAlign w:val="superscript"/>
+        </w:rPr>
+        <w:footnoteRef/>
+      </w:r>
+      <w:r>
+        <w:rPr>
+          <w:rFonts w:ascii="Arial Narrow" w:eastAsia="Arial Narrow" w:hAnsi="Arial Narrow" w:cs="Arial Narrow"/>
+          <w:sz w:val="16"/>
+          <w:szCs w:val="16"/>
+        </w:rPr>
+        <w:tab/>
+      </w:r>
+      <w:r>
+        <w:rPr>
+          <w:rFonts w:ascii="Arial Narrow" w:eastAsia="Arial Narrow" w:hAnsi="Arial Narrow" w:cs="Arial Narrow"/>
+          <w:b/>
+          <w:bCs/>
+          <w:sz w:val="16"/>
+          <w:szCs w:val="16"/>
+        </w:rPr>
+        <w:t xml:space="preserve">DECRETO LEGISLATIVO 807, LEY SOBRE FACULTADES, NORMAS Y ORGANIZACIÓN DEL INDECOPI, publicado el 18 de abril de 1996</w:t>
+      </w:r>
+    </w:p>
+    <w:p>
+      <w:pPr>
+        <w:pStyle w:val="Textonotapie"/>
+        <w:ind w:left="567" w:hanging="567"/>
+        <w:jc w:val="both"/>
+        <w:rPr>
+          <w:rFonts w:ascii="Arial Narrow" w:eastAsia="Arial Narrow" w:hAnsi="Arial Narrow" w:cs="Arial Narrow"/>
+          <w:sz w:val="16"/>
+          <w:szCs w:val="16"/>
+        </w:rPr>
+      </w:pPr>
+      <w:r>
+        <w:rPr>
+          <w:rFonts w:ascii="Arial Narrow" w:eastAsia="Arial Narrow" w:hAnsi="Arial Narrow" w:cs="Arial Narrow"/>
+          <w:sz w:val="16"/>
+          <w:szCs w:val="16"/>
+        </w:rPr>
+        <w:tab/>
+      </w:r>
+      <w:r>
+        <w:rPr>
+          <w:rFonts w:ascii="Arial Narrow" w:eastAsia="Arial Narrow" w:hAnsi="Arial Narrow" w:cs="Arial Narrow"/>
+          <w:b/>
+          <w:bCs/>
+          <w:sz w:val="16"/>
+          <w:szCs w:val="16"/>
+        </w:rPr>
+        <w:t xml:space="preserve">Artículo 26.-</w:t>
+      </w:r>
+      <w:r>
+        <w:rPr>
+          <w:rFonts w:ascii="Arial Narrow" w:eastAsia="Arial Narrow" w:hAnsi="Arial Narrow" w:cs="Arial Narrow"/>
+          <w:sz w:val="16"/>
+          <w:szCs w:val="16"/>
+        </w:rPr>
+        <w:t xml:space="preserve"> Una vez admitida a trámite la denuncia, se correrá traslado de la misma al denunciado, a fin de que éste presente su descargo. El plazo para la presentación del descargo será de cinco (5) días contados desde la notificación, vencido el cual, el Secretario Técnico declarará en rebeldía al denunciado que no lo hubiera presentado.</w:t>
+      </w:r>
+    </w:p>
+    <w:p>
+      <w:pPr>
+        <w:pStyle w:val="Textonotapie"/>
+        <w:ind w:left="567" w:hanging="567"/>
+        <w:jc w:val="both"/>
+        <w:rPr>
+          <w:rFonts w:ascii="Arial Narrow" w:eastAsia="Arial Narrow" w:hAnsi="Arial Narrow" w:cs="Arial Narrow"/>
+          <w:sz w:val="16"/>
+          <w:szCs w:val="16"/>
+        </w:rPr>
+      </w:pPr>
+    </w:p>
+  </w:footnote>
+  <w:footnote w:id="11">
+    <w:p>
+      <w:pPr>
+        <w:pStyle w:val="Textonotapie"/>
+        <w:tabs>
+          <w:tab w:val="left" w:pos="567"/>
+        </w:tabs>
+        <w:ind w:left="567" w:hanging="567"/>
+        <w:jc w:val="both"/>
+        <w:rPr>
+          <w:rFonts w:ascii="Arial Narrow" w:eastAsia="Arial Narrow" w:hAnsi="Arial Narrow" w:cs="Arial Narrow"/>
+          <w:sz w:val="16"/>
+          <w:szCs w:val="16"/>
+        </w:rPr>
+      </w:pPr>
+      <w:r>
+        <w:rPr>
+          <w:rStyle w:val="Refdenotaalpie"/>
+          <w:rFonts w:ascii="Arial Narrow" w:eastAsia="Arial Narrow" w:hAnsi="Arial Narrow" w:cs="Arial Narrow"/>
+          <w:sz w:val="16"/>
+          <w:szCs w:val="16"/>
+          <w:vertAlign w:val="superscript"/>
+        </w:rPr>
+        <w:footnoteRef/>
+      </w:r>
+      <w:r>
+        <w:rPr>
+          <w:rFonts w:ascii="Arial Narrow" w:eastAsia="Arial Narrow" w:hAnsi="Arial Narrow" w:cs="Arial Narrow"/>
+          <w:sz w:val="16"/>
+          <w:szCs w:val="16"/>
+        </w:rPr>
+        <w:tab/>
+      </w:r>
+      <w:r>
+        <w:rPr>
+          <w:rFonts w:ascii="Arial Narrow" w:eastAsia="Arial Narrow" w:hAnsi="Arial Narrow" w:cs="Arial Narrow"/>
+          <w:b/>
+          <w:bCs/>
+          <w:sz w:val="16"/>
+          <w:szCs w:val="16"/>
+        </w:rPr>
+        <w:t xml:space="preserve">DECRETO SUPREMO 006-2026-JUS, TEXTO ÚNICO ORDENADO DE LA LEY 27444, LEY DEL PROCEDIMIENTO ADMINISTRATIVO GENERAL, publicado el 30 de abril de 2026</w:t>
+      </w:r>
+    </w:p>
+    <w:p>
+      <w:pPr>
+        <w:pStyle w:val="Textonotapie"/>
+        <w:ind w:left="567" w:hanging="567"/>
+        <w:jc w:val="both"/>
+        <w:rPr>
+          <w:rFonts w:ascii="Arial Narrow" w:eastAsia="Arial Narrow" w:hAnsi="Arial Narrow" w:cs="Arial Narrow"/>
+          <w:sz w:val="16"/>
+          <w:szCs w:val="16"/>
+        </w:rPr>
+      </w:pPr>
+      <w:r>
+        <w:rPr>
+          <w:rFonts w:ascii="Arial Narrow" w:eastAsia="Arial Narrow" w:hAnsi="Arial Narrow" w:cs="Arial Narrow"/>
+          <w:sz w:val="16"/>
+          <w:szCs w:val="16"/>
+        </w:rPr>
+        <w:tab/>
+      </w:r>
+      <w:r>
+        <w:rPr>
+          <w:rFonts w:ascii="Arial Narrow" w:eastAsia="Arial Narrow" w:hAnsi="Arial Narrow" w:cs="Arial Narrow"/>
+          <w:b/>
+          <w:bCs/>
+          <w:sz w:val="16"/>
+          <w:szCs w:val="16"/>
+        </w:rPr>
+        <w:t xml:space="preserve">Artículo 223.- Contestación de la reclamación</w:t>
+      </w:r>
+    </w:p>
+    <w:p>
+      <w:pPr>
+        <w:pStyle w:val="Textonotapie"/>
+        <w:ind w:left="567" w:hanging="567"/>
+        <w:jc w:val="both"/>
+        <w:rPr>
+          <w:rFonts w:ascii="Arial Narrow" w:eastAsia="Arial Narrow" w:hAnsi="Arial Narrow" w:cs="Arial Narrow"/>
+          <w:sz w:val="16"/>
+          <w:szCs w:val="16"/>
+        </w:rPr>
+      </w:pPr>
+      <w:r>
+        <w:rPr>
+          <w:rFonts w:ascii="Arial Narrow" w:eastAsia="Arial Narrow" w:hAnsi="Arial Narrow" w:cs="Arial Narrow"/>
+          <w:sz w:val="16"/>
+          <w:szCs w:val="16"/>
+        </w:rPr>
+        <w:tab/>
+      </w:r>
+      <w:r>
+        <w:rPr>
+          <w:rFonts w:ascii="Arial Narrow" w:eastAsia="Arial Narrow" w:hAnsi="Arial Narrow" w:cs="Arial Narrow"/>
+          <w:sz w:val="16"/>
+          <w:szCs w:val="16"/>
+        </w:rPr>
+        <w:t xml:space="preserve">223.1 El reclamado deberá presentar la contestación de la reclamación dentro de los quince (15) días posteriores a la notificación de ésta; vencido este plazo, la Administración declarará en rebeldía al reclamado que no la hubiera presentado. La contestación deberá contener los requisitos de los escritos previstos en el artículo 113 de la presente Ley, así como la absolución de todos los asuntos controvertidos de hecho y de derecho, Las alegaciones y los hechos relevantes de la reclamación, salvo que hayan sido específicamente negadas en la contestación, se tendrán por aceptadas o merituadas como ciertas.</w:t>
+      </w:r>
+    </w:p>
+    <w:p>
+      <w:pPr>
+        <w:pStyle w:val="Textonotapie"/>
+        <w:ind w:left="567" w:hanging="567"/>
+        <w:jc w:val="both"/>
+        <w:rPr>
+          <w:rFonts w:ascii="Arial Narrow" w:eastAsia="Arial Narrow" w:hAnsi="Arial Narrow" w:cs="Arial Narrow"/>
+          <w:sz w:val="16"/>
+          <w:szCs w:val="16"/>
+        </w:rPr>
+      </w:pPr>
+    </w:p>
+  </w:footnote>
+  <w:footnote w:id="12">
+    <w:p>
+      <w:pPr>
+        <w:tabs>
+          <w:tab w:val="left" w:pos="567"/>
+        </w:tabs>
+        <w:spacing w:after="0" w:line="240" w:lineRule="auto"/>
+        <w:ind w:left="567" w:hanging="567"/>
+        <w:jc w:val="both"/>
+        <w:rPr>
+          <w:rFonts w:ascii="Arial Narrow" w:eastAsia="Arial Narrow" w:hAnsi="Arial Narrow" w:cs="Arial Narrow"/>
+          <w:sz w:val="16"/>
+          <w:szCs w:val="16"/>
+        </w:rPr>
+      </w:pPr>
+      <w:r>
+        <w:rPr>
+          <w:rStyle w:val="Refdenotaalpie"/>
+          <w:rFonts w:ascii="Arial Narrow" w:eastAsia="Arial Narrow" w:hAnsi="Arial Narrow" w:cs="Arial Narrow"/>
+          <w:sz w:val="16"/>
+          <w:szCs w:val="16"/>
+          <w:vertAlign w:val="superscript"/>
+        </w:rPr>
+        <w:footnoteRef/>
+      </w:r>
+      <w:r>
+        <w:rPr>
+          <w:rFonts w:ascii="Arial Narrow" w:eastAsia="Arial Narrow" w:hAnsi="Arial Narrow" w:cs="Arial Narrow"/>
+          <w:sz w:val="16"/>
+          <w:szCs w:val="16"/>
+          <w:vertAlign w:val="superscript"/>
+        </w:rPr>
+        <w:tab/>
+        <w:t xml:space="preserve"/>
+      </w:r>
+      <w:r>
+        <w:rPr>
+          <w:rFonts w:ascii="Arial Narrow" w:eastAsia="Arial Narrow" w:hAnsi="Arial Narrow" w:cs="Arial Narrow"/>
+          <w:sz w:val="16"/>
+          <w:szCs w:val="16"/>
+        </w:rPr>
+        <w:t xml:space="preserve"> </w:t>
+      </w:r>
+      <w:r>
+        <w:rPr>
+          <w:rFonts w:ascii="Arial Narrow" w:eastAsia="Arial Narrow" w:hAnsi="Arial Narrow" w:cs="Arial Narrow"/>
+          <w:sz w:val="16"/>
+          <w:szCs w:val="16"/>
+        </w:rPr>
+        <w:tab/>
+      </w:r>
+      <w:r>
+        <w:rPr>
+          <w:rFonts w:ascii="Arial Narrow" w:eastAsia="Arial Narrow" w:hAnsi="Arial Narrow" w:cs="Arial Narrow"/>
+          <w:b/>
+          <w:sz w:val="16"/>
+          <w:szCs w:val="16"/>
+        </w:rPr>
+        <w:t>LEY 29571, CÓDIGO DE PROTECCIÓN Y DEFENSA DEL CONSUMIDOR</w:t>
+      </w:r>
+      <w:r>
+        <w:rPr>
+          <w:rFonts w:ascii="Arial Narrow" w:eastAsia="Arial Narrow" w:hAnsi="Arial Narrow" w:cs="Arial Narrow"/>
+          <w:b/>
+          <w:bCs/>
+          <w:sz w:val="16"/>
+          <w:szCs w:val="16"/>
+        </w:rPr>
+        <w:t xml:space="preserve">, </w:t>
+      </w:r>
+      <w:r>
+        <w:rPr>
+          <w:rFonts w:ascii="Arial Narrow" w:eastAsia="Arial Narrow" w:hAnsi="Arial Narrow" w:cs="Arial Narrow"/>
+          <w:b/>
+          <w:sz w:val="16"/>
+          <w:szCs w:val="16"/>
+        </w:rPr>
+        <w:t xml:space="preserve">publicado el 2 de setiembre de 2010 y modificado por Decreto Legislativo </w:t>
+      </w:r>
+      <w:proofErr w:type="spellStart"/>
+      <w:r>
+        <w:rPr>
+          <w:rFonts w:ascii="Arial Narrow" w:eastAsia="Arial Narrow" w:hAnsi="Arial Narrow" w:cs="Arial Narrow"/>
+          <w:b/>
+          <w:sz w:val="16"/>
+          <w:szCs w:val="16"/>
+        </w:rPr>
+        <w:t/>
+      </w:r>
+      <w:proofErr w:type="spellEnd"/>
+      <w:r>
+        <w:rPr>
+          <w:rFonts w:ascii="Arial Narrow" w:eastAsia="Arial Narrow" w:hAnsi="Arial Narrow" w:cs="Arial Narrow"/>
+          <w:b/>
+          <w:sz w:val="16"/>
+          <w:szCs w:val="16"/>
+        </w:rPr>
+        <w:t xml:space="preserve">1308</w:t>
+      </w:r>
+    </w:p>
+    <w:p>
+      <w:pPr>
+        <w:spacing w:after="0" w:line="240" w:lineRule="auto"/>
+        <w:ind w:left="567" w:hanging="567"/>
+        <w:jc w:val="both"/>
+        <w:rPr>
+          <w:rFonts w:ascii="Arial Narrow" w:eastAsia="Arial Narrow" w:hAnsi="Arial Narrow" w:cs="Arial Narrow"/>
+          <w:b/>
+          <w:sz w:val="16"/>
+          <w:szCs w:val="16"/>
+        </w:rPr>
+      </w:pPr>
+      <w:r>
+        <w:rPr>
+          <w:rFonts w:ascii="Arial Narrow" w:eastAsia="Arial Narrow" w:hAnsi="Arial Narrow" w:cs="Arial Narrow"/>
+          <w:b/>
+          <w:sz w:val="16"/>
+          <w:szCs w:val="16"/>
+        </w:rPr>
+        <w:tab/>
+        <w:t>Artículo 110.- Sanciones administrativas</w:t>
+      </w:r>
+    </w:p>
+    <w:p>
+      <w:pPr>
+        <w:spacing w:after="0" w:line="240" w:lineRule="auto"/>
+        <w:ind w:left="567"/>
+        <w:jc w:val="both"/>
+        <w:rPr>
+          <w:rFonts w:ascii="Arial Narrow" w:eastAsia="Arial Narrow" w:hAnsi="Arial Narrow" w:cs="Arial Narrow"/>
+          <w:sz w:val="16"/>
+          <w:szCs w:val="16"/>
+        </w:rPr>
+      </w:pPr>
+      <w:r>
+        <w:rPr>
+          <w:rFonts w:ascii="Arial Narrow" w:eastAsia="Arial Narrow" w:hAnsi="Arial Narrow" w:cs="Arial Narrow"/>
+          <w:sz w:val="16"/>
+          <w:szCs w:val="16"/>
+        </w:rPr>
+        <w:t>El órgano resolutivo puede sancionar las infracciones administrativas a que se refiere el artículo 108 con amonestación y multas de hasta cuatrocientos cincuenta (450) Unidades Impositivas Tributarias (UIT), las cuales son calificadas de la siguiente manera:</w:t>
+      </w:r>
+    </w:p>
+    <w:p>
+      <w:pPr>
+        <w:numPr>
+          <w:ilvl w:val="0"/>
+          <w:numId w:val="2"/>
+        </w:numPr>
+        <w:spacing w:after="0" w:line="240" w:lineRule="auto"/>
+        <w:ind w:left="426" w:firstLine="141"/>
+        <w:jc w:val="both"/>
+        <w:rPr>
+          <w:rFonts w:ascii="Arial Narrow" w:eastAsia="Arial Narrow" w:hAnsi="Arial Narrow" w:cs="Arial Narrow"/>
+          <w:sz w:val="16"/>
+          <w:szCs w:val="16"/>
+        </w:rPr>
+      </w:pPr>
+      <w:r>
+        <w:rPr>
+          <w:rFonts w:ascii="Arial Narrow" w:eastAsia="Arial Narrow" w:hAnsi="Arial Narrow" w:cs="Arial Narrow"/>
+          <w:sz w:val="16"/>
+          <w:szCs w:val="16"/>
+        </w:rPr>
+        <w:t>Infracciones leves, con una amonestación o con una multa de hasta cincuenta (50) UIT.</w:t>
+      </w:r>
+    </w:p>
+    <w:p>
+      <w:pPr>
+        <w:numPr>
+          <w:ilvl w:val="0"/>
+          <w:numId w:val="2"/>
+        </w:numPr>
+        <w:spacing w:after="0" w:line="240" w:lineRule="auto"/>
+        <w:ind w:left="426" w:firstLine="141"/>
+        <w:jc w:val="both"/>
+        <w:rPr>
+          <w:rFonts w:ascii="Arial Narrow" w:eastAsia="Arial Narrow" w:hAnsi="Arial Narrow" w:cs="Arial Narrow"/>
+          <w:sz w:val="16"/>
+          <w:szCs w:val="16"/>
+        </w:rPr>
+      </w:pPr>
+      <w:r>
+        <w:rPr>
+          <w:rFonts w:ascii="Arial Narrow" w:eastAsia="Arial Narrow" w:hAnsi="Arial Narrow" w:cs="Arial Narrow"/>
+          <w:sz w:val="16"/>
+          <w:szCs w:val="16"/>
+        </w:rPr>
+        <w:t>Infracciones graves, con una multa de hasta ciento cincuenta (150) UIT.</w:t>
+      </w:r>
+    </w:p>
+    <w:p>
+      <w:pPr>
+        <w:numPr>
+          <w:ilvl w:val="0"/>
+          <w:numId w:val="2"/>
+        </w:numPr>
+        <w:spacing w:after="0" w:line="240" w:lineRule="auto"/>
+        <w:ind w:left="426" w:firstLine="141"/>
+        <w:jc w:val="both"/>
+        <w:rPr>
+          <w:rFonts w:ascii="Arial Narrow" w:eastAsia="Arial Narrow" w:hAnsi="Arial Narrow" w:cs="Arial Narrow"/>
+          <w:sz w:val="16"/>
+          <w:szCs w:val="16"/>
+        </w:rPr>
+      </w:pPr>
+      <w:r>
+        <w:rPr>
+          <w:rFonts w:ascii="Arial Narrow" w:eastAsia="Arial Narrow" w:hAnsi="Arial Narrow" w:cs="Arial Narrow"/>
+          <w:sz w:val="16"/>
+          <w:szCs w:val="16"/>
+        </w:rPr>
+        <w:t>Infracciones muy graves, con una multa de hasta cuatrocientos cincuenta (450) UIT.</w:t>
+      </w:r>
+    </w:p>
+    <w:p>
+      <w:pPr>
+        <w:spacing w:after="0" w:line="240" w:lineRule="auto"/>
+        <w:ind w:left="567"/>
+        <w:jc w:val="both"/>
+        <w:rPr>
+          <w:rFonts w:ascii="Arial Narrow" w:eastAsia="Arial Narrow" w:hAnsi="Arial Narrow" w:cs="Arial Narrow"/>
+          <w:sz w:val="16"/>
+          <w:szCs w:val="16"/>
+        </w:rPr>
+      </w:pPr>
+      <w:r>
+        <w:rPr>
+          <w:rFonts w:ascii="Arial Narrow" w:eastAsia="Arial Narrow" w:hAnsi="Arial Narrow" w:cs="Arial Narrow"/>
+          <w:sz w:val="16"/>
+          <w:szCs w:val="16"/>
+        </w:rPr>
+        <w:t>(…).</w:t>
+      </w:r>
+    </w:p>
+    <w:p>
+      <w:pPr>
+        <w:spacing w:after="0" w:line="240" w:lineRule="auto"/>
+        <w:ind w:left="567" w:hanging="567"/>
+        <w:jc w:val="both"/>
+        <w:rPr>
+          <w:rFonts w:ascii="Arial Narrow" w:eastAsia="Arial Narrow" w:hAnsi="Arial Narrow" w:cs="Arial Narrow"/>
+          <w:sz w:val="16"/>
+          <w:szCs w:val="16"/>
+        </w:rPr>
+      </w:pPr>
+    </w:p>
+  </w:footnote>
+  <w:footnote w:id="13">
     <w:p>
       <w:pPr>
         <w:pStyle w:val="Textonotapie"/>
@@ -7573,39 +8420,100 @@
         <w:jc w:val="both"/>
         <w:rPr>
           <w:rFonts w:ascii="Arial Narrow" w:eastAsia="Arial Narrow" w:hAnsi="Arial Narrow" w:cs="Arial Narrow"/>
-          <w:sz w:val="16"/>
-          <w:szCs w:val="16"/>
-        </w:rPr>
-      </w:pPr>
-      <w:r>
-        <w:rPr>
-          <w:rFonts w:ascii="Arial Narrow" w:eastAsia="Arial Narrow" w:hAnsi="Arial Narrow" w:cs="Arial Narrow"/>
-          <w:sz w:val="16"/>
-          <w:szCs w:val="16"/>
-        </w:rPr>
-        <w:t xml:space="preserve">. </w:t>
-      </w:r>
-    </w:p>
-    <w:p>
-      <w:pPr>
-        <w:pStyle w:val="Textonotapie"/>
+          <w:b/>
+          <w:bCs/>
+          <w:sz w:val="16"/>
+          <w:szCs w:val="16"/>
+        </w:rPr>
+      </w:pPr>
+      <w:r>
+        <w:rPr>
+          <w:rStyle w:val="Refdenotaalpie"/>
+          <w:rFonts w:ascii="Arial Narrow" w:eastAsia="Arial Narrow" w:hAnsi="Arial Narrow" w:cs="Arial Narrow"/>
+          <w:sz w:val="16"/>
+          <w:szCs w:val="16"/>
+          <w:vertAlign w:val="superscript"/>
+        </w:rPr>
+        <w:footnoteRef/>
+      </w:r>
+      <w:r>
+        <w:rPr>
+          <w:rFonts w:ascii="Arial Narrow" w:eastAsia="Arial Narrow" w:hAnsi="Arial Narrow" w:cs="Arial Narrow"/>
+          <w:sz w:val="16"/>
+          <w:szCs w:val="16"/>
+        </w:rPr>
+        <w:tab/>
+        <w:t xml:space="preserve"/>
+      </w:r>
+      <w:r>
+        <w:rPr>
+          <w:rFonts w:ascii="Arial Narrow" w:eastAsia="Arial Narrow" w:hAnsi="Arial Narrow" w:cs="Arial Narrow"/>
+          <w:sz w:val="16"/>
+          <w:szCs w:val="16"/>
+        </w:rPr>
+        <w:tab/>
+      </w:r>
+      <w:r>
+        <w:rPr>
+          <w:rFonts w:ascii="Arial Narrow" w:eastAsia="Arial Narrow" w:hAnsi="Arial Narrow" w:cs="Arial Narrow"/>
+          <w:b/>
+          <w:bCs/>
+          <w:sz w:val="16"/>
+          <w:szCs w:val="16"/>
+        </w:rPr>
+        <w:t xml:space="preserve">LEY </w:t>
+      </w:r>
+      <w:proofErr w:type="spellStart"/>
+      <w:r>
+        <w:rPr>
+          <w:rFonts w:ascii="Arial Narrow" w:eastAsia="Arial Narrow" w:hAnsi="Arial Narrow" w:cs="Arial Narrow"/>
+          <w:b/>
+          <w:bCs/>
+          <w:sz w:val="16"/>
+          <w:szCs w:val="16"/>
+        </w:rPr>
+        <w:t/>
+      </w:r>
+      <w:proofErr w:type="spellEnd"/>
+      <w:r>
+        <w:rPr>
+          <w:rFonts w:ascii="Arial Narrow" w:eastAsia="Arial Narrow" w:hAnsi="Arial Narrow" w:cs="Arial Narrow"/>
+          <w:b/>
+          <w:bCs/>
+          <w:sz w:val="16"/>
+          <w:szCs w:val="16"/>
+        </w:rPr>
+        <w:t xml:space="preserve">29571, CÓDIGO DE PROTECCIÓN Y DEFENSA DEL CONSUMIDOR, publicado el 2 de setiembre de 2010 y modificado por Decreto Legislativo </w:t>
+      </w:r>
+      <w:proofErr w:type="spellStart"/>
+      <w:r>
+        <w:rPr>
+          <w:rFonts w:ascii="Arial Narrow" w:eastAsia="Arial Narrow" w:hAnsi="Arial Narrow" w:cs="Arial Narrow"/>
+          <w:b/>
+          <w:bCs/>
+          <w:sz w:val="16"/>
+          <w:szCs w:val="16"/>
+        </w:rPr>
+        <w:t/>
+      </w:r>
+      <w:proofErr w:type="spellEnd"/>
+      <w:r>
+        <w:rPr>
+          <w:rFonts w:ascii="Arial Narrow" w:eastAsia="Arial Narrow" w:hAnsi="Arial Narrow" w:cs="Arial Narrow"/>
+          <w:b/>
+          <w:bCs/>
+          <w:sz w:val="16"/>
+          <w:szCs w:val="16"/>
+        </w:rPr>
+        <w:t xml:space="preserve">1308 </w:t>
+      </w:r>
+    </w:p>
+    <w:p>
+      <w:pPr>
         <w:tabs>
           <w:tab w:val="left" w:pos="567"/>
         </w:tabs>
-        <w:ind w:left="567" w:right="-1" w:hanging="567"/>
-        <w:jc w:val="both"/>
-        <w:rPr>
-          <w:rFonts w:ascii="Arial Narrow" w:eastAsia="Arial Narrow" w:hAnsi="Arial Narrow" w:cs="Arial Narrow"/>
-          <w:sz w:val="16"/>
-          <w:szCs w:val="16"/>
-        </w:rPr>
-      </w:pPr>
-    </w:p>
-  </w:footnote>
-  <w:footnote w:id="8">
-    <w:p>
-      <w:pPr>
-        <w:pStyle w:val="Textonotapie"/>
+        <w:spacing w:after="0" w:line="240" w:lineRule="auto"/>
         <w:ind w:left="567" w:hanging="567"/>
         <w:jc w:val="both"/>
         <w:rPr>
@@ -7616,755 +8524,12 @@
       </w:pPr>
       <w:r>
         <w:rPr>
-          <w:rStyle w:val="Refdenotaalpie"/>
-          <w:rFonts w:ascii="Arial Narrow" w:eastAsia="Arial Narrow" w:hAnsi="Arial Narrow" w:cs="Arial Narrow"/>
-          <w:sz w:val="16"/>
-          <w:szCs w:val="16"/>
-          <w:vertAlign w:val="superscript"/>
-        </w:rPr>
-        <w:footnoteRef/>
-      </w:r>
-      <w:r>
-        <w:rPr>
-          <w:rFonts w:ascii="Arial Narrow" w:eastAsia="Arial Narrow" w:hAnsi="Arial Narrow" w:cs="Arial Narrow"/>
-          <w:sz w:val="16"/>
-          <w:szCs w:val="16"/>
-        </w:rPr>
-        <w:t xml:space="preserve"> </w:t>
-      </w:r>
-      <w:r>
-        <w:rPr>
           <w:rFonts w:ascii="Arial Narrow" w:eastAsia="Arial Narrow" w:hAnsi="Arial Narrow" w:cs="Arial Narrow"/>
           <w:sz w:val="16"/>
           <w:szCs w:val="16"/>
         </w:rPr>
         <w:tab/>
-        <w:t xml:space="preserve">El número de trabajadores se atenderá siempre que la empresa haya sido constituida antes de la vigencia de la Ley </w:t>
-      </w:r>
-      <w:proofErr w:type="spellStart"/>
-      <w:r>
-        <w:rPr>
-          <w:rFonts w:ascii="Arial Narrow" w:eastAsia="Arial Narrow" w:hAnsi="Arial Narrow" w:cs="Arial Narrow"/>
-          <w:sz w:val="16"/>
-          <w:szCs w:val="16"/>
-        </w:rPr>
-        <w:t/>
-      </w:r>
-      <w:proofErr w:type="spellEnd"/>
-      <w:r>
-        <w:rPr>
-          <w:rFonts w:ascii="Arial Narrow" w:eastAsia="Arial Narrow" w:hAnsi="Arial Narrow" w:cs="Arial Narrow"/>
-          <w:sz w:val="16"/>
-          <w:szCs w:val="16"/>
-        </w:rPr>
-        <w:t xml:space="preserve"> 30056, publicada el 2 de julio de 2013, que modificó el artículo 5 del Texto Único Ordenado de la Ley de Promoción de la Competitividad, Formalización y Desarrollo de la Micro y Pequeña Empresa y de Acceso al Empleo Decente (LEY MYPE). Ello, en la medida que la Tercera Disposición Complementaria Transitoria de la norma modificatoria precisa que las empresas constituidas antes de la entrada en vigencia de dicha Ley se rigen por los requisitos de acogimiento al régimen de las micro y pequeñas empresas regulados en el Decreto Legislativo 1086.</w:t>
-      </w:r>
-    </w:p>
-    <w:p>
-      <w:pPr>
-        <w:pStyle w:val="Textonotapie"/>
-        <w:ind w:left="567" w:hanging="567"/>
-        <w:jc w:val="both"/>
-        <w:rPr>
-          <w:rFonts w:ascii="Arial Narrow" w:eastAsia="Arial Narrow" w:hAnsi="Arial Narrow" w:cs="Arial Narrow"/>
-          <w:sz w:val="16"/>
-          <w:szCs w:val="16"/>
-        </w:rPr>
-      </w:pPr>
-    </w:p>
-  </w:footnote>
-  <w:footnote w:id="9">
-    <w:p>
-      <w:pPr>
-        <w:pStyle w:val="Textonotapie"/>
-        <w:ind w:left="567" w:hanging="567"/>
-        <w:jc w:val="both"/>
-        <w:rPr>
-          <w:rFonts w:ascii="Arial Narrow" w:eastAsia="Arial Narrow" w:hAnsi="Arial Narrow" w:cs="Arial Narrow"/>
-          <w:sz w:val="16"/>
-          <w:szCs w:val="16"/>
-        </w:rPr>
-      </w:pPr>
-      <w:r>
-        <w:rPr>
-          <w:rStyle w:val="Refdenotaalpie"/>
-          <w:rFonts w:ascii="Arial Narrow" w:eastAsia="Arial Narrow" w:hAnsi="Arial Narrow" w:cs="Arial Narrow"/>
-          <w:sz w:val="16"/>
-          <w:szCs w:val="16"/>
-          <w:vertAlign w:val="superscript"/>
-        </w:rPr>
-        <w:footnoteRef/>
-      </w:r>
-      <w:r>
-        <w:rPr>
-          <w:rFonts w:ascii="Arial Narrow" w:eastAsia="Arial Narrow" w:hAnsi="Arial Narrow" w:cs="Arial Narrow"/>
-          <w:sz w:val="16"/>
-          <w:szCs w:val="16"/>
-        </w:rPr>
-        <w:t xml:space="preserve"> </w:t>
-      </w:r>
-      <w:r>
-        <w:rPr>
-          <w:rFonts w:ascii="Arial Narrow" w:eastAsia="Arial Narrow" w:hAnsi="Arial Narrow" w:cs="Arial Narrow"/>
-          <w:sz w:val="16"/>
-          <w:szCs w:val="16"/>
-        </w:rPr>
-        <w:tab/>
-      </w:r>
-      <w:r>
-        <w:rPr>
-          <w:rFonts w:ascii="Arial Narrow" w:eastAsia="Arial Narrow" w:hAnsi="Arial Narrow" w:cs="Arial Narrow"/>
-          <w:b/>
-          <w:sz w:val="16"/>
-          <w:szCs w:val="16"/>
-        </w:rPr>
-        <w:t>LEY 29571, CÓDIGO DE PROTECCIÓN Y DEFENSA DEL CONSUMIDOR</w:t>
-      </w:r>
-      <w:r>
-        <w:rPr>
-          <w:rFonts w:ascii="Arial Narrow" w:eastAsia="Arial Narrow" w:hAnsi="Arial Narrow" w:cs="Arial Narrow"/>
-          <w:b/>
-          <w:bCs/>
-          <w:sz w:val="16"/>
-          <w:szCs w:val="16"/>
-        </w:rPr>
-        <w:t xml:space="preserve">, </w:t>
-      </w:r>
-      <w:r>
-        <w:rPr>
-          <w:rFonts w:ascii="Arial Narrow" w:eastAsia="Arial Narrow" w:hAnsi="Arial Narrow" w:cs="Arial Narrow"/>
-          <w:b/>
-          <w:sz w:val="16"/>
-          <w:szCs w:val="16"/>
-        </w:rPr>
-        <w:t xml:space="preserve">publicado el 2 de setiembre de 2010 y modificado por Decreto Legislativo </w:t>
-      </w:r>
-      <w:proofErr w:type="spellStart"/>
-      <w:r>
-        <w:rPr>
-          <w:rFonts w:ascii="Arial Narrow" w:eastAsia="Arial Narrow" w:hAnsi="Arial Narrow" w:cs="Arial Narrow"/>
-          <w:b/>
-          <w:sz w:val="16"/>
-          <w:szCs w:val="16"/>
-        </w:rPr>
-        <w:t/>
-      </w:r>
-      <w:proofErr w:type="spellEnd"/>
-      <w:r>
-        <w:rPr>
-          <w:rFonts w:ascii="Arial Narrow" w:eastAsia="Arial Narrow" w:hAnsi="Arial Narrow" w:cs="Arial Narrow"/>
-          <w:b/>
-          <w:sz w:val="16"/>
-          <w:szCs w:val="16"/>
-        </w:rPr>
-        <w:t xml:space="preserve"> 1308</w:t>
-      </w:r>
-    </w:p>
-    <w:p>
-      <w:pPr>
-        <w:pStyle w:val="Textonotapie"/>
-        <w:ind w:left="567" w:hanging="567"/>
-        <w:jc w:val="both"/>
-        <w:rPr>
-          <w:rFonts w:ascii="Arial Narrow" w:eastAsia="Arial Narrow" w:hAnsi="Arial Narrow" w:cs="Arial Narrow"/>
-          <w:b/>
-          <w:bCs/>
-          <w:sz w:val="16"/>
-          <w:szCs w:val="16"/>
-        </w:rPr>
-      </w:pPr>
-      <w:r>
-        <w:rPr>
-          <w:rFonts w:ascii="Arial Narrow" w:eastAsia="Arial Narrow" w:hAnsi="Arial Narrow" w:cs="Arial Narrow"/>
-          <w:sz w:val="16"/>
-          <w:szCs w:val="16"/>
-        </w:rPr>
-        <w:tab/>
-      </w:r>
-      <w:r>
-        <w:rPr>
-          <w:rFonts w:ascii="Arial Narrow" w:eastAsia="Arial Narrow" w:hAnsi="Arial Narrow" w:cs="Arial Narrow"/>
-          <w:b/>
-          <w:bCs/>
-          <w:sz w:val="16"/>
-          <w:szCs w:val="16"/>
-        </w:rPr>
-        <w:t>Artículo 110.- Sanciones Administrativas</w:t>
-      </w:r>
-    </w:p>
-    <w:p>
-      <w:pPr>
-        <w:autoSpaceDE w:val="0"/>
-        <w:autoSpaceDN w:val="0"/>
-        <w:adjustRightInd w:val="0"/>
-        <w:spacing w:after="0" w:line="240" w:lineRule="auto"/>
-        <w:ind w:left="567"/>
-        <w:jc w:val="both"/>
-        <w:rPr>
-          <w:rFonts w:ascii="Arial Narrow" w:eastAsia="Arial Narrow" w:hAnsi="Arial Narrow" w:cs="Arial Narrow"/>
-          <w:sz w:val="16"/>
-          <w:szCs w:val="16"/>
-          <w:lang w:eastAsia="es-PE"/>
-        </w:rPr>
-      </w:pPr>
-      <w:r>
-        <w:rPr>
-          <w:rFonts w:ascii="Arial Narrow" w:eastAsia="Arial Narrow" w:hAnsi="Arial Narrow" w:cs="Arial Narrow"/>
-          <w:sz w:val="16"/>
-          <w:szCs w:val="16"/>
-          <w:lang w:eastAsia="es-PE"/>
-        </w:rPr>
-        <w:t>(…)</w:t>
-      </w:r>
-    </w:p>
-    <w:p>
-      <w:pPr>
-        <w:autoSpaceDE w:val="0"/>
-        <w:autoSpaceDN w:val="0"/>
-        <w:adjustRightInd w:val="0"/>
-        <w:spacing w:after="0" w:line="240" w:lineRule="auto"/>
-        <w:ind w:left="567"/>
-        <w:jc w:val="both"/>
-        <w:rPr>
-          <w:rFonts w:ascii="Arial Narrow" w:eastAsia="Arial Narrow" w:hAnsi="Arial Narrow" w:cs="Arial Narrow"/>
-          <w:sz w:val="16"/>
-          <w:szCs w:val="16"/>
-          <w:lang w:eastAsia="es-PE"/>
-        </w:rPr>
-      </w:pPr>
-      <w:r>
-        <w:rPr>
-          <w:rFonts w:ascii="Arial Narrow" w:eastAsia="Arial Narrow" w:hAnsi="Arial Narrow" w:cs="Arial Narrow"/>
-          <w:sz w:val="16"/>
-          <w:szCs w:val="16"/>
-          <w:lang w:eastAsia="es-PE"/>
-        </w:rPr>
-        <w:t>En el caso de las microempresas, la multa no puede superar el diez por ciento (10%) de las ventas o ingresos brutos percibidos por el infractor, relativos a todas sus actividades económicas, correspondientes al ejercicio inmediato anterior al de la expedición de la resolución de primera instancia, siempre que se haya acreditado dichos ingresos, no se encuentre en una situación de reincidencia y el caso no verse sobre la vida, salud o integridad de los consumidores. Para el caso de las pequeñas empresas, la multa no puede superar el veinte por ciento (20%) de las ventas o ingresos brutos percibidos por el infractor, conforme a los requisitos señalados anteriormente.</w:t>
-      </w:r>
-    </w:p>
-    <w:p>
-      <w:pPr>
-        <w:autoSpaceDE w:val="0"/>
-        <w:autoSpaceDN w:val="0"/>
-        <w:adjustRightInd w:val="0"/>
-        <w:spacing w:after="0" w:line="240" w:lineRule="auto"/>
-        <w:ind w:left="567"/>
-        <w:jc w:val="both"/>
-        <w:rPr>
-          <w:rFonts w:ascii="Arial Narrow" w:eastAsia="Arial Narrow" w:hAnsi="Arial Narrow" w:cs="Arial Narrow"/>
-          <w:sz w:val="16"/>
-          <w:szCs w:val="16"/>
-          <w:lang w:eastAsia="es-PE"/>
-        </w:rPr>
-      </w:pPr>
-      <w:r>
-        <w:rPr>
-          <w:rFonts w:ascii="Arial Narrow" w:eastAsia="Arial Narrow" w:hAnsi="Arial Narrow" w:cs="Arial Narrow"/>
-          <w:sz w:val="16"/>
-          <w:szCs w:val="16"/>
-          <w:lang w:eastAsia="es-PE"/>
-        </w:rPr>
-        <w:t>(…).</w:t>
-      </w:r>
-    </w:p>
-    <w:p>
-      <w:pPr>
-        <w:pStyle w:val="Textonotapie"/>
-        <w:ind w:left="567" w:hanging="567"/>
-        <w:jc w:val="both"/>
-        <w:rPr>
-          <w:rFonts w:ascii="Arial Narrow" w:eastAsia="Arial Narrow" w:hAnsi="Arial Narrow" w:cs="Arial Narrow"/>
-          <w:sz w:val="16"/>
-          <w:szCs w:val="16"/>
-        </w:rPr>
-      </w:pPr>
-    </w:p>
-  </w:footnote>
-  <w:footnote w:id="15">
-    <w:p>
-      <w:pPr>
-        <w:pStyle w:val="Textonotapie"/>
-        <w:ind w:left="567" w:hanging="567"/>
-        <w:jc w:val="both"/>
-        <w:rPr>
-          <w:rFonts w:ascii="Arial Narrow" w:eastAsia="Arial Narrow" w:hAnsi="Arial Narrow" w:cs="Arial Narrow"/>
-          <w:sz w:val="16"/>
-          <w:szCs w:val="16"/>
-        </w:rPr>
-      </w:pPr>
-      <w:r>
-        <w:rPr>
-          <w:rStyle w:val="Refdenotaalpie"/>
-          <w:rFonts w:ascii="Arial Narrow" w:eastAsia="Arial Narrow" w:hAnsi="Arial Narrow" w:cs="Arial Narrow"/>
-          <w:sz w:val="16"/>
-          <w:szCs w:val="16"/>
-          <w:vertAlign w:val="superscript"/>
-        </w:rPr>
-        <w:footnoteRef/>
-      </w:r>
-      <w:r>
-        <w:rPr>
-          <w:rFonts w:ascii="Arial Narrow" w:eastAsia="Arial Narrow" w:hAnsi="Arial Narrow" w:cs="Arial Narrow"/>
-          <w:sz w:val="16"/>
-          <w:szCs w:val="16"/>
-        </w:rPr>
-        <w:tab/>
-      </w:r>
-      <w:r>
-        <w:rPr>
-          <w:rFonts w:ascii="Arial Narrow" w:eastAsia="Arial Narrow" w:hAnsi="Arial Narrow" w:cs="Arial Narrow"/>
-          <w:b/>
-          <w:bCs/>
-          <w:sz w:val="16"/>
-          <w:szCs w:val="16"/>
-        </w:rPr>
-        <w:t xml:space="preserve">DECRETO LEGISLATIVO 807, LEY SOBRE FACULTADES, NORMAS Y ORGANIZACIÓN DEL INDECOPI, publicado el 18 de abril de 1996</w:t>
-      </w:r>
-    </w:p>
-    <w:p>
-      <w:pPr>
-        <w:pStyle w:val="Textonotapie"/>
-        <w:ind w:left="567" w:hanging="567"/>
-        <w:jc w:val="both"/>
-        <w:rPr>
-          <w:rFonts w:ascii="Arial Narrow" w:eastAsia="Arial Narrow" w:hAnsi="Arial Narrow" w:cs="Arial Narrow"/>
-          <w:sz w:val="16"/>
-          <w:szCs w:val="16"/>
-        </w:rPr>
-      </w:pPr>
-      <w:r>
-        <w:rPr>
-          <w:rFonts w:ascii="Arial Narrow" w:eastAsia="Arial Narrow" w:hAnsi="Arial Narrow" w:cs="Arial Narrow"/>
-          <w:sz w:val="16"/>
-          <w:szCs w:val="16"/>
-        </w:rPr>
-        <w:tab/>
-      </w:r>
-      <w:r>
-        <w:rPr>
-          <w:rFonts w:ascii="Arial Narrow" w:eastAsia="Arial Narrow" w:hAnsi="Arial Narrow" w:cs="Arial Narrow"/>
-          <w:b/>
-          <w:bCs/>
-          <w:sz w:val="16"/>
-          <w:szCs w:val="16"/>
-        </w:rPr>
-        <w:t xml:space="preserve">Artículo 26.-</w:t>
-      </w:r>
-      <w:r>
-        <w:rPr>
-          <w:rFonts w:ascii="Arial Narrow" w:eastAsia="Arial Narrow" w:hAnsi="Arial Narrow" w:cs="Arial Narrow"/>
-          <w:sz w:val="16"/>
-          <w:szCs w:val="16"/>
-        </w:rPr>
-        <w:t xml:space="preserve"> Una vez admitida a trámite la denuncia, se correrá traslado de la misma al denunciado, a fin de que éste presente su descargo. El plazo para la presentación del descargo será de cinco (5) días contados desde la notificación, vencido el cual, el Secretario Técnico declarará en rebeldía al denunciado que no lo hubiera presentado.</w:t>
-      </w:r>
-    </w:p>
-    <w:p>
-      <w:pPr>
-        <w:pStyle w:val="Textonotapie"/>
-        <w:ind w:left="567" w:hanging="567"/>
-        <w:jc w:val="both"/>
-        <w:rPr>
-          <w:rFonts w:ascii="Arial Narrow" w:eastAsia="Arial Narrow" w:hAnsi="Arial Narrow" w:cs="Arial Narrow"/>
-          <w:sz w:val="16"/>
-          <w:szCs w:val="16"/>
-        </w:rPr>
-      </w:pPr>
-    </w:p>
-  </w:footnote>
-  <w:footnote w:id="16">
-    <w:p>
-      <w:pPr>
-        <w:pStyle w:val="Textonotapie"/>
-        <w:ind w:left="567" w:hanging="567"/>
-        <w:jc w:val="both"/>
-        <w:rPr>
-          <w:rFonts w:ascii="Arial Narrow" w:eastAsia="Arial Narrow" w:hAnsi="Arial Narrow" w:cs="Arial Narrow"/>
-          <w:sz w:val="16"/>
-          <w:szCs w:val="16"/>
-        </w:rPr>
-      </w:pPr>
-      <w:r>
-        <w:rPr>
-          <w:rStyle w:val="Refdenotaalpie"/>
-          <w:rFonts w:ascii="Arial Narrow" w:eastAsia="Arial Narrow" w:hAnsi="Arial Narrow" w:cs="Arial Narrow"/>
-          <w:sz w:val="16"/>
-          <w:szCs w:val="16"/>
-          <w:vertAlign w:val="superscript"/>
-        </w:rPr>
-        <w:footnoteRef/>
-      </w:r>
-      <w:r>
-        <w:rPr>
-          <w:rFonts w:ascii="Arial Narrow" w:eastAsia="Arial Narrow" w:hAnsi="Arial Narrow" w:cs="Arial Narrow"/>
-          <w:sz w:val="16"/>
-          <w:szCs w:val="16"/>
-        </w:rPr>
-        <w:tab/>
-      </w:r>
-      <w:r>
-        <w:rPr>
-          <w:rFonts w:ascii="Arial Narrow" w:eastAsia="Arial Narrow" w:hAnsi="Arial Narrow" w:cs="Arial Narrow"/>
-          <w:b/>
-          <w:bCs/>
-          <w:sz w:val="16"/>
-          <w:szCs w:val="16"/>
-        </w:rPr>
-        <w:t xml:space="preserve">DECRETO SUPREMO 006-2026-JUS, TEXTO ÚNICO ORDENADO DE LA LEY 27444, LEY DEL PROCEDIMIENTO ADMINISTRATIVO GENERAL, publicado el 30 de abril de 2026</w:t>
-      </w:r>
-    </w:p>
-    <w:p>
-      <w:pPr>
-        <w:pStyle w:val="Textonotapie"/>
-        <w:ind w:left="567" w:hanging="567"/>
-        <w:jc w:val="both"/>
-        <w:rPr>
-          <w:rFonts w:ascii="Arial Narrow" w:eastAsia="Arial Narrow" w:hAnsi="Arial Narrow" w:cs="Arial Narrow"/>
-          <w:sz w:val="16"/>
-          <w:szCs w:val="16"/>
-        </w:rPr>
-      </w:pPr>
-      <w:r>
-        <w:rPr>
-          <w:rFonts w:ascii="Arial Narrow" w:eastAsia="Arial Narrow" w:hAnsi="Arial Narrow" w:cs="Arial Narrow"/>
-          <w:sz w:val="16"/>
-          <w:szCs w:val="16"/>
-        </w:rPr>
-        <w:tab/>
-      </w:r>
-      <w:r>
-        <w:rPr>
-          <w:rFonts w:ascii="Arial Narrow" w:eastAsia="Arial Narrow" w:hAnsi="Arial Narrow" w:cs="Arial Narrow"/>
-          <w:b/>
-          <w:bCs/>
-          <w:sz w:val="16"/>
-          <w:szCs w:val="16"/>
-        </w:rPr>
-        <w:t xml:space="preserve">Artículo 223.- Contestación de la reclamación</w:t>
-      </w:r>
-    </w:p>
-    <w:p>
-      <w:pPr>
-        <w:pStyle w:val="Textonotapie"/>
-        <w:ind w:left="567" w:hanging="567"/>
-        <w:jc w:val="both"/>
-        <w:rPr>
-          <w:rFonts w:ascii="Arial Narrow" w:eastAsia="Arial Narrow" w:hAnsi="Arial Narrow" w:cs="Arial Narrow"/>
-          <w:sz w:val="16"/>
-          <w:szCs w:val="16"/>
-        </w:rPr>
-      </w:pPr>
-      <w:r>
-        <w:rPr>
-          <w:rFonts w:ascii="Arial Narrow" w:eastAsia="Arial Narrow" w:hAnsi="Arial Narrow" w:cs="Arial Narrow"/>
-          <w:sz w:val="16"/>
-          <w:szCs w:val="16"/>
-        </w:rPr>
-        <w:tab/>
-      </w:r>
-      <w:r>
-        <w:rPr>
-          <w:rFonts w:ascii="Arial Narrow" w:eastAsia="Arial Narrow" w:hAnsi="Arial Narrow" w:cs="Arial Narrow"/>
-          <w:sz w:val="16"/>
-          <w:szCs w:val="16"/>
-        </w:rPr>
-        <w:t xml:space="preserve">223.1 El reclamado deberá presentar la contestación de la reclamación dentro de los quince (15) días posteriores a la notificación de ésta; vencido este plazo, la Administración declarará en rebeldía al reclamado que no la hubiera presentado. La contestación deberá contener los requisitos de los escritos previstos en el artículo 113 de la presente Ley, así como la absolución de todos los asuntos controvertidos de hecho y de derecho, Las alegaciones y los hechos relevantes de la reclamación, salvo que hayan sido específicamente negadas en la contestación, se tendrán por aceptadas o merituadas como ciertas.</w:t>
-      </w:r>
-    </w:p>
-    <w:p>
-      <w:pPr>
-        <w:pStyle w:val="Textonotapie"/>
-        <w:ind w:left="567" w:hanging="567"/>
-        <w:jc w:val="both"/>
-        <w:rPr>
-          <w:rFonts w:ascii="Arial Narrow" w:eastAsia="Arial Narrow" w:hAnsi="Arial Narrow" w:cs="Arial Narrow"/>
-          <w:sz w:val="16"/>
-          <w:szCs w:val="16"/>
-        </w:rPr>
-      </w:pPr>
-    </w:p>
-  </w:footnote>
-  <w:footnote w:id="10">
-    <w:p>
-      <w:pPr>
-        <w:spacing w:after="0" w:line="240" w:lineRule="auto"/>
-        <w:ind w:left="567" w:hanging="567"/>
-        <w:jc w:val="both"/>
-        <w:rPr>
-          <w:rFonts w:ascii="Arial Narrow" w:eastAsia="Arial Narrow" w:hAnsi="Arial Narrow" w:cs="Arial Narrow"/>
-          <w:sz w:val="16"/>
-          <w:szCs w:val="16"/>
-        </w:rPr>
-      </w:pPr>
-      <w:r>
-        <w:rPr>
-          <w:rStyle w:val="Refdenotaalpie"/>
-          <w:rFonts w:ascii="Arial Narrow" w:eastAsia="Arial Narrow" w:hAnsi="Arial Narrow" w:cs="Arial Narrow"/>
-          <w:sz w:val="16"/>
-          <w:szCs w:val="16"/>
-          <w:vertAlign w:val="superscript"/>
-        </w:rPr>
-        <w:footnoteRef/>
-      </w:r>
-      <w:r>
-        <w:rPr>
-          <w:rFonts w:ascii="Arial Narrow" w:eastAsia="Arial Narrow" w:hAnsi="Arial Narrow" w:cs="Arial Narrow"/>
-          <w:sz w:val="16"/>
-          <w:szCs w:val="16"/>
-          <w:vertAlign w:val="superscript"/>
-        </w:rPr>
-        <w:t xml:space="preserve"> </w:t>
-      </w:r>
-      <w:r>
-        <w:rPr>
-          <w:rFonts w:ascii="Arial Narrow" w:eastAsia="Arial Narrow" w:hAnsi="Arial Narrow" w:cs="Arial Narrow"/>
-          <w:sz w:val="16"/>
-          <w:szCs w:val="16"/>
-        </w:rPr>
-        <w:t xml:space="preserve"> </w:t>
-      </w:r>
-      <w:r>
-        <w:rPr>
-          <w:rFonts w:ascii="Arial Narrow" w:eastAsia="Arial Narrow" w:hAnsi="Arial Narrow" w:cs="Arial Narrow"/>
-          <w:sz w:val="16"/>
-          <w:szCs w:val="16"/>
-        </w:rPr>
-        <w:tab/>
-      </w:r>
-      <w:r>
-        <w:rPr>
-          <w:rFonts w:ascii="Arial Narrow" w:eastAsia="Arial Narrow" w:hAnsi="Arial Narrow" w:cs="Arial Narrow"/>
-          <w:b/>
-          <w:sz w:val="16"/>
-          <w:szCs w:val="16"/>
-        </w:rPr>
-        <w:t>LEY 29571, CÓDIGO DE PROTECCIÓN Y DEFENSA DEL CONSUMIDOR</w:t>
-      </w:r>
-      <w:r>
-        <w:rPr>
-          <w:rFonts w:ascii="Arial Narrow" w:eastAsia="Arial Narrow" w:hAnsi="Arial Narrow" w:cs="Arial Narrow"/>
-          <w:b/>
-          <w:bCs/>
-          <w:sz w:val="16"/>
-          <w:szCs w:val="16"/>
-        </w:rPr>
-        <w:t xml:space="preserve">, </w:t>
-      </w:r>
-      <w:r>
-        <w:rPr>
-          <w:rFonts w:ascii="Arial Narrow" w:eastAsia="Arial Narrow" w:hAnsi="Arial Narrow" w:cs="Arial Narrow"/>
-          <w:b/>
-          <w:sz w:val="16"/>
-          <w:szCs w:val="16"/>
-        </w:rPr>
-        <w:t xml:space="preserve">publicado el 2 de setiembre de 2010 y modificado por Decreto Legislativo </w:t>
-      </w:r>
-      <w:proofErr w:type="spellStart"/>
-      <w:r>
-        <w:rPr>
-          <w:rFonts w:ascii="Arial Narrow" w:eastAsia="Arial Narrow" w:hAnsi="Arial Narrow" w:cs="Arial Narrow"/>
-          <w:b/>
-          <w:sz w:val="16"/>
-          <w:szCs w:val="16"/>
-        </w:rPr>
-        <w:t/>
-      </w:r>
-      <w:proofErr w:type="spellEnd"/>
-      <w:r>
-        <w:rPr>
-          <w:rFonts w:ascii="Arial Narrow" w:eastAsia="Arial Narrow" w:hAnsi="Arial Narrow" w:cs="Arial Narrow"/>
-          <w:b/>
-          <w:sz w:val="16"/>
-          <w:szCs w:val="16"/>
-        </w:rPr>
-        <w:t xml:space="preserve"> 1308</w:t>
-      </w:r>
-    </w:p>
-    <w:p>
-      <w:pPr>
-        <w:spacing w:after="0" w:line="240" w:lineRule="auto"/>
-        <w:ind w:left="567" w:hanging="567"/>
-        <w:jc w:val="both"/>
-        <w:rPr>
-          <w:rFonts w:ascii="Arial Narrow" w:eastAsia="Arial Narrow" w:hAnsi="Arial Narrow" w:cs="Arial Narrow"/>
-          <w:b/>
-          <w:sz w:val="16"/>
-          <w:szCs w:val="16"/>
-        </w:rPr>
-      </w:pPr>
-      <w:r>
-        <w:rPr>
-          <w:rFonts w:ascii="Arial Narrow" w:eastAsia="Arial Narrow" w:hAnsi="Arial Narrow" w:cs="Arial Narrow"/>
-          <w:b/>
-          <w:sz w:val="16"/>
-          <w:szCs w:val="16"/>
-        </w:rPr>
-        <w:tab/>
-        <w:t>Artículo 110.- Sanciones administrativas</w:t>
-      </w:r>
-    </w:p>
-    <w:p>
-      <w:pPr>
-        <w:spacing w:after="0" w:line="240" w:lineRule="auto"/>
-        <w:ind w:left="567"/>
-        <w:jc w:val="both"/>
-        <w:rPr>
-          <w:rFonts w:ascii="Arial Narrow" w:eastAsia="Arial Narrow" w:hAnsi="Arial Narrow" w:cs="Arial Narrow"/>
-          <w:sz w:val="16"/>
-          <w:szCs w:val="16"/>
-        </w:rPr>
-      </w:pPr>
-      <w:r>
-        <w:rPr>
-          <w:rFonts w:ascii="Arial Narrow" w:eastAsia="Arial Narrow" w:hAnsi="Arial Narrow" w:cs="Arial Narrow"/>
-          <w:sz w:val="16"/>
-          <w:szCs w:val="16"/>
-        </w:rPr>
-        <w:t>El órgano resolutivo puede sancionar las infracciones administrativas a que se refiere el artículo 108 con amonestación y multas de hasta cuatrocientos cincuenta (450) Unidades Impositivas Tributarias (UIT), las cuales son calificadas de la siguiente manera:</w:t>
-      </w:r>
-    </w:p>
-    <w:p>
-      <w:pPr>
-        <w:numPr>
-          <w:ilvl w:val="0"/>
-          <w:numId w:val="2"/>
-        </w:numPr>
-        <w:spacing w:after="0" w:line="240" w:lineRule="auto"/>
-        <w:ind w:left="426" w:firstLine="141"/>
-        <w:jc w:val="both"/>
-        <w:rPr>
-          <w:rFonts w:ascii="Arial Narrow" w:eastAsia="Arial Narrow" w:hAnsi="Arial Narrow" w:cs="Arial Narrow"/>
-          <w:sz w:val="16"/>
-          <w:szCs w:val="16"/>
-        </w:rPr>
-      </w:pPr>
-      <w:r>
-        <w:rPr>
-          <w:rFonts w:ascii="Arial Narrow" w:eastAsia="Arial Narrow" w:hAnsi="Arial Narrow" w:cs="Arial Narrow"/>
-          <w:sz w:val="16"/>
-          <w:szCs w:val="16"/>
-        </w:rPr>
-        <w:t>Infracciones leves, con una amonestación o con una multa de hasta cincuenta (50) UIT.</w:t>
-      </w:r>
-    </w:p>
-    <w:p>
-      <w:pPr>
-        <w:numPr>
-          <w:ilvl w:val="0"/>
-          <w:numId w:val="2"/>
-        </w:numPr>
-        <w:spacing w:after="0" w:line="240" w:lineRule="auto"/>
-        <w:ind w:left="426" w:firstLine="141"/>
-        <w:jc w:val="both"/>
-        <w:rPr>
-          <w:rFonts w:ascii="Arial Narrow" w:eastAsia="Arial Narrow" w:hAnsi="Arial Narrow" w:cs="Arial Narrow"/>
-          <w:sz w:val="16"/>
-          <w:szCs w:val="16"/>
-        </w:rPr>
-      </w:pPr>
-      <w:r>
-        <w:rPr>
-          <w:rFonts w:ascii="Arial Narrow" w:eastAsia="Arial Narrow" w:hAnsi="Arial Narrow" w:cs="Arial Narrow"/>
-          <w:sz w:val="16"/>
-          <w:szCs w:val="16"/>
-        </w:rPr>
-        <w:t>Infracciones graves, con una multa de hasta ciento cincuenta (150) UIT.</w:t>
-      </w:r>
-    </w:p>
-    <w:p>
-      <w:pPr>
-        <w:numPr>
-          <w:ilvl w:val="0"/>
-          <w:numId w:val="2"/>
-        </w:numPr>
-        <w:spacing w:after="0" w:line="240" w:lineRule="auto"/>
-        <w:ind w:left="426" w:firstLine="141"/>
-        <w:jc w:val="both"/>
-        <w:rPr>
-          <w:rFonts w:ascii="Arial Narrow" w:eastAsia="Arial Narrow" w:hAnsi="Arial Narrow" w:cs="Arial Narrow"/>
-          <w:sz w:val="16"/>
-          <w:szCs w:val="16"/>
-        </w:rPr>
-      </w:pPr>
-      <w:r>
-        <w:rPr>
-          <w:rFonts w:ascii="Arial Narrow" w:eastAsia="Arial Narrow" w:hAnsi="Arial Narrow" w:cs="Arial Narrow"/>
-          <w:sz w:val="16"/>
-          <w:szCs w:val="16"/>
-        </w:rPr>
-        <w:t>Infracciones muy graves, con una multa de hasta cuatrocientos cincuenta (450) UIT.</w:t>
-      </w:r>
-    </w:p>
-    <w:p>
-      <w:pPr>
-        <w:spacing w:after="0" w:line="240" w:lineRule="auto"/>
-        <w:ind w:left="567"/>
-        <w:jc w:val="both"/>
-        <w:rPr>
-          <w:rFonts w:ascii="Arial Narrow" w:eastAsia="Arial Narrow" w:hAnsi="Arial Narrow" w:cs="Arial Narrow"/>
-          <w:sz w:val="16"/>
-          <w:szCs w:val="16"/>
-        </w:rPr>
-      </w:pPr>
-      <w:r>
-        <w:rPr>
-          <w:rFonts w:ascii="Arial Narrow" w:eastAsia="Arial Narrow" w:hAnsi="Arial Narrow" w:cs="Arial Narrow"/>
-          <w:sz w:val="16"/>
-          <w:szCs w:val="16"/>
-        </w:rPr>
-        <w:t>(…).</w:t>
-      </w:r>
-    </w:p>
-    <w:p>
-      <w:pPr>
-        <w:spacing w:after="0" w:line="240" w:lineRule="auto"/>
-        <w:ind w:left="567" w:hanging="567"/>
-        <w:jc w:val="both"/>
-        <w:rPr>
-          <w:rFonts w:ascii="Arial Narrow" w:eastAsia="Arial Narrow" w:hAnsi="Arial Narrow" w:cs="Arial Narrow"/>
-          <w:sz w:val="16"/>
-          <w:szCs w:val="16"/>
-        </w:rPr>
-      </w:pPr>
-    </w:p>
-  </w:footnote>
-  <w:footnote w:id="11">
-    <w:p>
-      <w:pPr>
-        <w:spacing w:after="0" w:line="240" w:lineRule="auto"/>
-        <w:ind w:left="567" w:hanging="567"/>
-        <w:jc w:val="both"/>
-        <w:rPr>
-          <w:rFonts w:ascii="Arial Narrow" w:eastAsia="Arial Narrow" w:hAnsi="Arial Narrow" w:cs="Arial Narrow"/>
-          <w:sz w:val="16"/>
-          <w:szCs w:val="16"/>
-        </w:rPr>
-      </w:pPr>
-      <w:r>
-        <w:rPr>
-          <w:rStyle w:val="Refdenotaalpie"/>
-          <w:rFonts w:ascii="Arial Narrow" w:eastAsia="Arial Narrow" w:hAnsi="Arial Narrow" w:cs="Arial Narrow"/>
-          <w:sz w:val="16"/>
-          <w:szCs w:val="16"/>
-          <w:vertAlign w:val="superscript"/>
-        </w:rPr>
-        <w:footnoteRef/>
-      </w:r>
-      <w:r>
-        <w:rPr>
-          <w:rFonts w:ascii="Arial Narrow" w:eastAsia="Arial Narrow" w:hAnsi="Arial Narrow" w:cs="Arial Narrow"/>
-          <w:sz w:val="16"/>
-          <w:szCs w:val="16"/>
-        </w:rPr>
-        <w:t xml:space="preserve"> </w:t>
-      </w:r>
-      <w:r>
-        <w:rPr>
-          <w:rFonts w:ascii="Arial Narrow" w:eastAsia="Arial Narrow" w:hAnsi="Arial Narrow" w:cs="Arial Narrow"/>
-          <w:sz w:val="16"/>
-          <w:szCs w:val="16"/>
-        </w:rPr>
-        <w:tab/>
+        <w:t xml:space="preserve"/>
       </w:r>
       <w:r>
         <w:rPr>
@@ -8437,18 +8602,6 @@
         <w:tab/>
         <w:t>Las medidas correctivas complementarias pueden dictarse de oficio o a pedido de parte.</w:t>
       </w:r>
-    </w:p>
-    <w:p>
-      <w:pPr>
-        <w:spacing w:after="0" w:line="240" w:lineRule="auto"/>
-        <w:ind w:left="567" w:hanging="567"/>
-        <w:jc w:val="both"/>
-        <w:rPr>
-          <w:rFonts w:ascii="Arial Narrow" w:eastAsia="Arial Narrow" w:hAnsi="Arial Narrow" w:cs="Arial Narrow"/>
-          <w:sz w:val="16"/>
-          <w:szCs w:val="16"/>
-        </w:rPr>
-      </w:pPr>
     </w:p>
     <w:p>
       <w:pPr>
@@ -8663,8 +8816,12 @@
     </w:p>
     <w:p>
       <w:pPr>
-        <w:pStyle w:val="Sinespaciado"/>
-        <w:ind w:firstLine="567"/>
+        <w:numPr>
+          <w:ilvl w:val="0"/>
+          <w:numId w:val="1"/>
+        </w:numPr>
+        <w:spacing w:after="0" w:line="240" w:lineRule="auto"/>
+        <w:ind w:left="567" w:firstLine="0"/>
         <w:jc w:val="both"/>
         <w:rPr>
           <w:rFonts w:ascii="Arial Narrow" w:eastAsia="Arial Narrow" w:hAnsi="Arial Narrow" w:cs="Arial Narrow"/>
@@ -8683,8 +8840,12 @@
     </w:p>
     <w:p>
       <w:pPr>
-        <w:pStyle w:val="Sinespaciado"/>
-        <w:ind w:firstLine="567"/>
+        <w:numPr>
+          <w:ilvl w:val="0"/>
+          <w:numId w:val="1"/>
+        </w:numPr>
+        <w:spacing w:after="0" w:line="240" w:lineRule="auto"/>
+        <w:ind w:left="567" w:firstLine="0"/>
         <w:jc w:val="both"/>
         <w:rPr>
           <w:rFonts w:ascii="Arial Narrow" w:eastAsia="Arial Narrow" w:hAnsi="Arial Narrow" w:cs="Arial Narrow"/>
@@ -8828,10 +8989,22 @@
         <w:jc w:val="both"/>
         <w:rPr>
           <w:rFonts w:ascii="Arial Narrow" w:eastAsia="Arial Narrow" w:hAnsi="Arial Narrow" w:cs="Arial Narrow"/>
-          <w:sz w:val="16"/>
-          <w:szCs w:val="16"/>
-        </w:rPr>
-      </w:pPr>
+          <w:b/>
+          <w:bCs/>
+          <w:sz w:val="16"/>
+          <w:szCs w:val="16"/>
+        </w:rPr>
+      </w:pPr>
+      <w:r>
+        <w:rPr>
+          <w:rFonts w:ascii="Arial Narrow" w:eastAsia="Arial Narrow" w:hAnsi="Arial Narrow" w:cs="Arial Narrow"/>
+          <w:b/>
+          <w:bCs/>
+          <w:sz w:val="16"/>
+          <w:szCs w:val="16"/>
+        </w:rPr>
+        <w:t>Artículo 116.- Medidas correctivas complementarias</w:t>
+      </w:r>
     </w:p>
     <w:p>
       <w:pPr>
@@ -8840,21 +9013,17 @@
         <w:jc w:val="both"/>
         <w:rPr>
           <w:rFonts w:ascii="Arial Narrow" w:eastAsia="Arial Narrow" w:hAnsi="Arial Narrow" w:cs="Arial Narrow"/>
-          <w:b/>
-          <w:bCs/>
-          <w:sz w:val="16"/>
-          <w:szCs w:val="16"/>
-        </w:rPr>
-      </w:pPr>
-      <w:r>
-        <w:rPr>
-          <w:rFonts w:ascii="Arial Narrow" w:eastAsia="Arial Narrow" w:hAnsi="Arial Narrow" w:cs="Arial Narrow"/>
-          <w:b/>
-          <w:bCs/>
-          <w:sz w:val="16"/>
-          <w:szCs w:val="16"/>
-        </w:rPr>
-        <w:t>Artículo 116.- Medidas correctivas complementarias</w:t>
+          <w:sz w:val="16"/>
+          <w:szCs w:val="16"/>
+        </w:rPr>
+      </w:pPr>
+      <w:r>
+        <w:rPr>
+          <w:rFonts w:ascii="Arial Narrow" w:eastAsia="Arial Narrow" w:hAnsi="Arial Narrow" w:cs="Arial Narrow"/>
+          <w:sz w:val="16"/>
+          <w:szCs w:val="16"/>
+        </w:rPr>
+        <w:t xml:space="preserve">Las medidas correctivas complementarias tienen el objeto de revertir los efectos de la conducta infractora o evitar que esta se produzca nuevamente en el futuro y pueden ser, entre otras, las siguientes: </w:t>
       </w:r>
     </w:p>
     <w:p>
@@ -8874,7 +9043,7 @@
           <w:sz w:val="16"/>
           <w:szCs w:val="16"/>
         </w:rPr>
-        <w:t xml:space="preserve">Las medidas correctivas complementarias tienen el objeto de revertir los efectos de la conducta infractora o evitar que esta se produzca nuevamente en el futuro y pueden ser, entre otras, las siguientes: </w:t>
+        <w:t xml:space="preserve">a. Que el proveedor cumpla con atender la solicitud de información requerida por el consumidor, siempre que dicho requerimiento guarde relación con el producto adquirido o servicio contratado. </w:t>
       </w:r>
     </w:p>
     <w:p>
@@ -8894,7 +9063,7 @@
           <w:sz w:val="16"/>
           <w:szCs w:val="16"/>
         </w:rPr>
-        <w:t xml:space="preserve">a. Que el proveedor cumpla con atender la solicitud de información requerida por el consumidor, siempre que dicho requerimiento guarde relación con el producto adquirido o servicio contratado. </w:t>
+        <w:t xml:space="preserve">b. Declarar inexigibles las cláusulas que han sido identificadas como abusivas en el procedimiento. </w:t>
       </w:r>
     </w:p>
     <w:p>
@@ -8914,7 +9083,7 @@
           <w:sz w:val="16"/>
           <w:szCs w:val="16"/>
         </w:rPr>
-        <w:t xml:space="preserve">b. Declarar inexigibles las cláusulas que han sido identificadas como abusivas en el procedimiento. </w:t>
+        <w:t xml:space="preserve">c. El decomiso y destrucción de la mercadería, envases, envolturas o etiquetas. </w:t>
       </w:r>
     </w:p>
     <w:p>
@@ -8934,7 +9103,25 @@
           <w:sz w:val="16"/>
           <w:szCs w:val="16"/>
         </w:rPr>
-        <w:t xml:space="preserve">c. El decomiso y destrucción de la mercadería, envases, envolturas o etiquetas. </w:t>
+        <w:t xml:space="preserve">d. En caso de infracciones muy graves y de reincidencia o </w:t>
+      </w:r>
+      <w:proofErr w:type="spellStart"/>
+      <w:r>
+        <w:rPr>
+          <w:rFonts w:ascii="Arial Narrow" w:eastAsia="Arial Narrow" w:hAnsi="Arial Narrow" w:cs="Arial Narrow"/>
+          <w:sz w:val="16"/>
+          <w:szCs w:val="16"/>
+        </w:rPr>
+        <w:t>reiterancia</w:t>
+      </w:r>
+      <w:proofErr w:type="spellEnd"/>
+      <w:r>
+        <w:rPr>
+          <w:rFonts w:ascii="Arial Narrow" w:eastAsia="Arial Narrow" w:hAnsi="Arial Narrow" w:cs="Arial Narrow"/>
+          <w:sz w:val="16"/>
+          <w:szCs w:val="16"/>
+        </w:rPr>
+        <w:t xml:space="preserve">: </w:t>
       </w:r>
     </w:p>
     <w:p>
@@ -8954,7 +9141,27 @@
           <w:sz w:val="16"/>
           <w:szCs w:val="16"/>
         </w:rPr>
-        <w:t xml:space="preserve">d. En caso de infracciones muy graves y de reincidencia o </w:t>
+        <w:t xml:space="preserve">(i) Solicitar a la autoridad correspondiente la clausura temporal del establecimiento industrial, comercial o de servicios por un plazo máximo de seis (6) meses. </w:t>
+      </w:r>
+    </w:p>
+    <w:p>
+      <w:pPr>
+        <w:spacing w:after="0" w:line="240" w:lineRule="auto"/>
+        <w:ind w:left="567"/>
+        <w:jc w:val="both"/>
+        <w:rPr>
+          <w:rFonts w:ascii="Arial Narrow" w:eastAsia="Arial Narrow" w:hAnsi="Arial Narrow" w:cs="Arial Narrow"/>
+          <w:sz w:val="16"/>
+          <w:szCs w:val="16"/>
+        </w:rPr>
+      </w:pPr>
+      <w:r>
+        <w:rPr>
+          <w:rFonts w:ascii="Arial Narrow" w:eastAsia="Arial Narrow" w:hAnsi="Arial Narrow" w:cs="Arial Narrow"/>
+          <w:sz w:val="16"/>
+          <w:szCs w:val="16"/>
+        </w:rPr>
+        <w:t>(</w:t>
       </w:r>
       <w:proofErr w:type="spellStart"/>
       <w:r>
@@ -8963,7 +9170,7 @@
           <w:sz w:val="16"/>
           <w:szCs w:val="16"/>
         </w:rPr>
-        <w:t>reiterancia</w:t>
+        <w:t>ii</w:t>
       </w:r>
       <w:proofErr w:type="spellEnd"/>
       <w:r>
@@ -8972,7 +9179,7 @@
           <w:sz w:val="16"/>
           <w:szCs w:val="16"/>
         </w:rPr>
-        <w:t xml:space="preserve">: </w:t>
+        <w:t xml:space="preserve">) Solicitar a la autoridad competente la inhabilitación, temporal o permanente, del proveedor en función de los alcances de la infracción sancionada. </w:t>
       </w:r>
     </w:p>
     <w:p>
@@ -8992,7 +9199,25 @@
           <w:sz w:val="16"/>
           <w:szCs w:val="16"/>
         </w:rPr>
-        <w:t xml:space="preserve">(i) Solicitar a la autoridad correspondiente la clausura temporal del establecimiento industrial, comercial o de servicios por un plazo máximo de seis (6) meses. </w:t>
+        <w:t xml:space="preserve">e. Publicación de avisos </w:t>
+      </w:r>
+      <w:proofErr w:type="spellStart"/>
+      <w:r>
+        <w:rPr>
+          <w:rFonts w:ascii="Arial Narrow" w:eastAsia="Arial Narrow" w:hAnsi="Arial Narrow" w:cs="Arial Narrow"/>
+          <w:sz w:val="16"/>
+          <w:szCs w:val="16"/>
+        </w:rPr>
+        <w:t>rectificatorios</w:t>
+      </w:r>
+      <w:proofErr w:type="spellEnd"/>
+      <w:r>
+        <w:rPr>
+          <w:rFonts w:ascii="Arial Narrow" w:eastAsia="Arial Narrow" w:hAnsi="Arial Narrow" w:cs="Arial Narrow"/>
+          <w:sz w:val="16"/>
+          <w:szCs w:val="16"/>
+        </w:rPr>
+        <w:t xml:space="preserve"> o informativos en la forma que determine el Indecopi, tomando en consideración los medios que resulten idóneos para revertir los efectos que el acto objeto de sanción ha ocasionado. </w:t>
       </w:r>
     </w:p>
     <w:p>
@@ -9012,25 +9237,7 @@
           <w:sz w:val="16"/>
           <w:szCs w:val="16"/>
         </w:rPr>
-        <w:t>(</w:t>
-      </w:r>
-      <w:proofErr w:type="spellStart"/>
-      <w:r>
-        <w:rPr>
-          <w:rFonts w:ascii="Arial Narrow" w:eastAsia="Arial Narrow" w:hAnsi="Arial Narrow" w:cs="Arial Narrow"/>
-          <w:sz w:val="16"/>
-          <w:szCs w:val="16"/>
-        </w:rPr>
-        <w:t>ii</w:t>
-      </w:r>
-      <w:proofErr w:type="spellEnd"/>
-      <w:r>
-        <w:rPr>
-          <w:rFonts w:ascii="Arial Narrow" w:eastAsia="Arial Narrow" w:hAnsi="Arial Narrow" w:cs="Arial Narrow"/>
-          <w:sz w:val="16"/>
-          <w:szCs w:val="16"/>
-        </w:rPr>
-        <w:t xml:space="preserve">) Solicitar a la autoridad competente la inhabilitación, temporal o permanente, del proveedor en función de los alcances de la infracción sancionada. </w:t>
+        <w:t xml:space="preserve">f. Cualquier otra medida correctiva que tenga el objeto de revertir los efectos de la conducta infractora o evitar que esta se produzca nuevamente en el futuro. </w:t>
       </w:r>
     </w:p>
     <w:p>
@@ -9050,64 +9257,6 @@
           <w:sz w:val="16"/>
           <w:szCs w:val="16"/>
         </w:rPr>
-        <w:t xml:space="preserve">e. Publicación de avisos </w:t>
-      </w:r>
-      <w:proofErr w:type="spellStart"/>
-      <w:r>
-        <w:rPr>
-          <w:rFonts w:ascii="Arial Narrow" w:eastAsia="Arial Narrow" w:hAnsi="Arial Narrow" w:cs="Arial Narrow"/>
-          <w:sz w:val="16"/>
-          <w:szCs w:val="16"/>
-        </w:rPr>
-        <w:t>rectificatorios</w:t>
-      </w:r>
-      <w:proofErr w:type="spellEnd"/>
-      <w:r>
-        <w:rPr>
-          <w:rFonts w:ascii="Arial Narrow" w:eastAsia="Arial Narrow" w:hAnsi="Arial Narrow" w:cs="Arial Narrow"/>
-          <w:sz w:val="16"/>
-          <w:szCs w:val="16"/>
-        </w:rPr>
-        <w:t xml:space="preserve"> o informativos en la forma que determine el Indecopi, tomando en consideración los medios que resulten idóneos para revertir los efectos que el acto objeto de sanción ha ocasionado. </w:t>
-      </w:r>
-    </w:p>
-    <w:p>
-      <w:pPr>
-        <w:spacing w:after="0" w:line="240" w:lineRule="auto"/>
-        <w:ind w:left="567"/>
-        <w:jc w:val="both"/>
-        <w:rPr>
-          <w:rFonts w:ascii="Arial Narrow" w:eastAsia="Arial Narrow" w:hAnsi="Arial Narrow" w:cs="Arial Narrow"/>
-          <w:sz w:val="16"/>
-          <w:szCs w:val="16"/>
-        </w:rPr>
-      </w:pPr>
-      <w:r>
-        <w:rPr>
-          <w:rFonts w:ascii="Arial Narrow" w:eastAsia="Arial Narrow" w:hAnsi="Arial Narrow" w:cs="Arial Narrow"/>
-          <w:sz w:val="16"/>
-          <w:szCs w:val="16"/>
-        </w:rPr>
-        <w:t xml:space="preserve">f. Cualquier otra medida correctiva que tenga el objeto de revertir los efectos de la conducta infractora o evitar que esta se produzca nuevamente en el futuro. </w:t>
-      </w:r>
-    </w:p>
-    <w:p>
-      <w:pPr>
-        <w:spacing w:after="0" w:line="240" w:lineRule="auto"/>
-        <w:ind w:left="567"/>
-        <w:jc w:val="both"/>
-        <w:rPr>
-          <w:rFonts w:ascii="Arial Narrow" w:eastAsia="Arial Narrow" w:hAnsi="Arial Narrow" w:cs="Arial Narrow"/>
-          <w:sz w:val="16"/>
-          <w:szCs w:val="16"/>
-        </w:rPr>
-      </w:pPr>
-      <w:r>
-        <w:rPr>
-          <w:rFonts w:ascii="Arial Narrow" w:eastAsia="Arial Narrow" w:hAnsi="Arial Narrow" w:cs="Arial Narrow"/>
-          <w:sz w:val="16"/>
-          <w:szCs w:val="16"/>
-        </w:rPr>
         <w:t>El Indecopi está facultado para solicitar a la autoridad municipal y policial el apoyo respectivo para la ejecución de las medidas correctivas complementarias correspondientes.</w:t>
       </w:r>
     </w:p>
@@ -9124,7 +9273,7 @@
       </w:pPr>
     </w:p>
   </w:footnote>
-  <w:footnote w:id="12">
+  <w:footnote w:id="14">
     <w:p>
       <w:pPr>
         <w:pStyle w:val="Textonotapie"/>
@@ -9156,15 +9305,16 @@
           <w:sz w:val="16"/>
           <w:szCs w:val="16"/>
         </w:rPr>
-        <w:t xml:space="preserve"> </w:t>
-      </w:r>
-      <w:r>
-        <w:rPr>
-          <w:rFonts w:ascii="Arial Narrow" w:eastAsia="Arial Narrow" w:hAnsi="Arial Narrow" w:cs="Arial Narrow"/>
-          <w:sz w:val="16"/>
-          <w:szCs w:val="16"/>
-        </w:rPr>
         <w:tab/>
+        <w:t xml:space="preserve"/>
+      </w:r>
+      <w:r>
+        <w:rPr>
+          <w:rFonts w:ascii="Arial Narrow" w:eastAsia="Arial Narrow" w:hAnsi="Arial Narrow" w:cs="Arial Narrow"/>
+          <w:sz w:val="16"/>
+          <w:szCs w:val="16"/>
+        </w:rPr>
+        <w:tab/>
       </w:r>
       <w:r>
         <w:rPr>
@@ -9212,7 +9362,7 @@
           <w:sz w:val="16"/>
           <w:szCs w:val="16"/>
         </w:rPr>
-        <w:t xml:space="preserve"> 1308</w:t>
+        <w:t xml:space="preserve">1308</w:t>
       </w:r>
     </w:p>
     <w:p>
@@ -9367,12 +9517,15 @@
       </w:pPr>
     </w:p>
   </w:footnote>
-  <w:footnote w:id="13">
+  <w:footnote w:id="15">
     <w:p>
       <w:pPr>
         <w:autoSpaceDE w:val="0"/>
         <w:autoSpaceDN w:val="0"/>
         <w:adjustRightInd w:val="0"/>
+        <w:tabs>
+          <w:tab w:val="left" w:pos="567"/>
+        </w:tabs>
         <w:spacing w:after="0" w:line="240" w:lineRule="auto"/>
         <w:ind w:left="567" w:hanging="567"/>
         <w:jc w:val="both"/>
@@ -9404,7 +9557,8 @@
           <w:sz w:val="16"/>
           <w:szCs w:val="16"/>
         </w:rPr>
-        <w:t xml:space="preserve"> </w:t>
+        <w:tab/>
+        <w:t xml:space="preserve"/>
       </w:r>
       <w:r>
         <w:rPr>
@@ -9437,7 +9591,7 @@
           <w:sz w:val="16"/>
           <w:szCs w:val="16"/>
         </w:rPr>
-        <w:t xml:space="preserve"> 807, LEY SOBRE FACULTADES, NORMAS Y ORGANIZACIÓN DEL INDECOPI FACULTADES DE LAS COMISIONES Y OFICINAS DEL INDECOPI</w:t>
+        <w:t xml:space="preserve">807, LEY SOBRE FACULTADES, NORMAS Y ORGANIZACIÓN DEL INDECOPI FACULTADES DE LAS COMISIONES Y OFICINAS DEL INDECOPI</w:t>
       </w:r>
     </w:p>
     <w:p>
@@ -9490,10 +9644,13 @@
       </w:pPr>
     </w:p>
   </w:footnote>
-  <w:footnote w:id="14">
+  <w:footnote w:id="16">
     <w:p>
       <w:pPr>
         <w:pStyle w:val="Textonotapie"/>
+        <w:tabs>
+          <w:tab w:val="left" w:pos="567"/>
+        </w:tabs>
         <w:ind w:left="567" w:hanging="567"/>
         <w:jc w:val="both"/>
         <w:rPr>
@@ -9518,15 +9675,16 @@
           <w:sz w:val="16"/>
           <w:szCs w:val="16"/>
         </w:rPr>
-        <w:t xml:space="preserve"> </w:t>
-      </w:r>
-      <w:r>
-        <w:rPr>
-          <w:rFonts w:ascii="Arial Narrow" w:eastAsia="Arial Narrow" w:hAnsi="Arial Narrow" w:cs="Arial Narrow"/>
-          <w:sz w:val="16"/>
-          <w:szCs w:val="16"/>
-        </w:rPr>
         <w:tab/>
+        <w:t xml:space="preserve"/>
+      </w:r>
+      <w:r>
+        <w:rPr>
+          <w:rFonts w:ascii="Arial Narrow" w:eastAsia="Arial Narrow" w:hAnsi="Arial Narrow" w:cs="Arial Narrow"/>
+          <w:sz w:val="16"/>
+          <w:szCs w:val="16"/>
+        </w:rPr>
+        <w:tab/>
       </w:r>
       <w:r>
         <w:rPr>
@@ -9555,7 +9713,7 @@
           <w:sz w:val="16"/>
           <w:szCs w:val="16"/>
         </w:rPr>
-        <w:t xml:space="preserve"> 006-2026-JUS y publicado el 30 de abril de 2026</w:t>
+        <w:t xml:space="preserve">006-2026-JUS y publicado el 30 de abril de 2026</w:t>
       </w:r>
     </w:p>
     <w:p>

--- a/plantillas_maestras/10_seguro_sepelio/modificacion_unilateral/2_o_mas_ddos_varios/mujer/TPL_2619_2025_SEGURO_SEPELIO_MODIFICACION_UNILATERAL_ASEGURADORA_MUJER_R1.docx
+++ b/plantillas_maestras/10_seguro_sepelio/modificacion_unilateral/2_o_mas_ddos_varios/mujer/TPL_2619_2025_SEGURO_SEPELIO_MODIFICACION_UNILATERAL_ASEGURADORA_MUJER_R1.docx
@@ -544,7 +544,7 @@
     </w:p>
     <w:p>
       <w:pPr>
-        <w:spacing w:after="0" w:line="240" w:lineRule="auto"/>
+        <w:spacing w:before="0" w:after="0" w:line="240" w:lineRule="auto"/>
         <w:jc w:val="both"/>
         <w:rPr>
           <w:rFonts w:ascii="Arial Narrow" w:eastAsia="Arial Narrow" w:hAnsi="Arial Narrow" w:cs="Arial Narrow"/>
@@ -586,7 +586,7 @@
           <w:lang w:val="es-ES" w:eastAsia="es-ES"/>
           <w14:ligatures w14:val="none"/>
         </w:rPr>
-        <w:t xml:space="preserve">Mediante el escrito del 2 de agosto de 2025, subsanada mediante escrito del 17 de setiembre de 2025, la señora [APELLIDO] denunció a Mapfre por presuntas infracciones a la Ley 29571, Código de Protección y Defensa del Consumidor</w:t>
+        <w:t xml:space="preserve">Mediante el escrito del 2 de agosto de 2025</w:t>
       </w:r>
       <w:r>
         <w:rPr>
@@ -612,19 +612,7 @@
           <w:lang w:val="es-ES" w:eastAsia="es-ES"/>
           <w14:ligatures w14:val="none"/>
         </w:rPr>
-        <w:t xml:space="preserve"> (en adelante, Código), señalando lo siguiente:</w:t>
-      </w:r>
-      <w:r>
-        <w:rPr>
-          <w:rFonts w:ascii="Arial Narrow" w:eastAsia="Arial Narrow" w:hAnsi="Arial Narrow" w:cs="Arial Narrow"/>
-          <w:color w:val="000000"/>
-          <w:kern w:val="0"/>
-          <w:sz w:val="22"/>
-          <w:szCs w:val="22"/>
-          <w:lang w:val="es-ES" w:eastAsia="es-ES"/>
-          <w14:ligatures w14:val="none"/>
-        </w:rPr>
-        <w:t/>
+        <w:t xml:space="preserve">, subsanada mediante escrito del 17 de setiembre de 2025, la señora [APELLIDO] denunció a Mapfre por presuntas infracciones a la Ley 29571, Código de Protección y Defensa del Consumidor</w:t>
       </w:r>
       <w:r>
         <w:rPr>
@@ -650,6 +638,30 @@
           <w:lang w:val="es-ES" w:eastAsia="es-ES"/>
           <w14:ligatures w14:val="none"/>
         </w:rPr>
+        <w:t xml:space="preserve"> (en adelante, Código), señalando lo siguiente:</w:t>
+      </w:r>
+      <w:r>
+        <w:rPr>
+          <w:rFonts w:ascii="Arial Narrow" w:eastAsia="Arial Narrow" w:hAnsi="Arial Narrow" w:cs="Arial Narrow"/>
+          <w:color w:val="000000"/>
+          <w:kern w:val="0"/>
+          <w:sz w:val="22"/>
+          <w:szCs w:val="22"/>
+          <w:lang w:val="es-ES" w:eastAsia="es-ES"/>
+          <w14:ligatures w14:val="none"/>
+        </w:rPr>
+        <w:t/>
+      </w:r>
+      <w:r>
+        <w:rPr>
+          <w:rFonts w:ascii="Arial Narrow" w:eastAsia="Arial Narrow" w:hAnsi="Arial Narrow" w:cs="Arial Narrow"/>
+          <w:color w:val="000000"/>
+          <w:kern w:val="0"/>
+          <w:sz w:val="22"/>
+          <w:szCs w:val="22"/>
+          <w:lang w:val="es-ES" w:eastAsia="es-ES"/>
+          <w14:ligatures w14:val="none"/>
+        </w:rPr>
         <w:t xml:space="preserve"/>
       </w:r>
       <w:r>
@@ -768,10 +780,10 @@
     </w:p>
     <w:p>
       <w:pPr>
+        <w:spacing w:before="0" w:after="0" w:line="240" w:lineRule="auto"/>
         <w:tabs>
           <w:tab w:val="left" w:pos="1134"/>
         </w:tabs>
-        <w:spacing w:after="0" w:line="240" w:lineRule="auto"/>
         <w:jc w:val="both"/>
         <w:rPr>
           <w:rFonts w:ascii="Arial Narrow" w:eastAsia="Arial Narrow" w:hAnsi="Arial Narrow" w:cs="Arial Narrow"/>
@@ -910,7 +922,7 @@
     <w:p>
       <w:pPr>
         <w:pStyle w:val="Prrafodelista"/>
-        <w:spacing w:after="0" w:line="240" w:lineRule="auto"/>
+        <w:spacing w:before="0" w:after="0" w:line="240" w:lineRule="auto"/>
         <w:ind w:left="1134"/>
         <w:jc w:val="both"/>
         <w:rPr>
@@ -987,7 +999,7 @@
     <w:p>
       <w:pPr>
         <w:pStyle w:val="Prrafodelista"/>
-        <w:spacing w:after="0" w:line="240" w:lineRule="auto"/>
+        <w:spacing w:before="0" w:after="0" w:line="240" w:lineRule="auto"/>
         <w:ind w:left="1134"/>
         <w:jc w:val="both"/>
         <w:rPr>
@@ -1088,7 +1100,7 @@
     <w:p>
       <w:pPr>
         <w:pStyle w:val="Prrafodelista"/>
-        <w:spacing w:after="0" w:line="240" w:lineRule="auto"/>
+        <w:spacing w:before="0" w:after="0" w:line="240" w:lineRule="auto"/>
         <w:ind w:left="1134"/>
         <w:jc w:val="both"/>
         <w:rPr>
@@ -1321,6 +1333,7 @@
     <w:p>
       <w:pPr>
         <w:pStyle w:val="Prrafodelista"/>
+        <w:spacing w:before="0" w:after="0" w:line="240" w:lineRule="auto"/>
         <w:rPr>
           <w:rFonts w:ascii="Arial Narrow" w:eastAsia="Arial Narrow" w:hAnsi="Arial Narrow" w:cs="Arial Narrow"/>
           <w:color w:val="000000"/>
@@ -1491,7 +1504,7 @@
     <w:p>
       <w:pPr>
         <w:pStyle w:val="Prrafodelista"/>
-        <w:spacing w:after="0" w:line="240" w:lineRule="auto"/>
+        <w:spacing w:before="0" w:after="0" w:line="240" w:lineRule="auto"/>
         <w:ind w:left="1134"/>
         <w:jc w:val="both"/>
         <w:rPr>
@@ -1736,6 +1749,7 @@
     <w:p>
       <w:pPr>
         <w:pStyle w:val="Prrafodelista"/>
+        <w:spacing w:before="0" w:after="0" w:line="240" w:lineRule="auto"/>
         <w:rPr>
           <w:rFonts w:ascii="Arial Narrow" w:eastAsia="Arial Narrow" w:hAnsi="Arial Narrow" w:cs="Arial Narrow"/>
           <w:color w:val="000000"/>
@@ -1945,10 +1959,10 @@
     </w:p>
     <w:p>
       <w:pPr>
+        <w:spacing w:before="0" w:after="0" w:line="240" w:lineRule="auto"/>
         <w:tabs>
           <w:tab w:val="left" w:pos="1134"/>
         </w:tabs>
-        <w:spacing w:after="0" w:line="240" w:lineRule="auto"/>
         <w:jc w:val="both"/>
         <w:rPr>
           <w:rFonts w:ascii="Arial Narrow" w:eastAsia="Arial Narrow" w:hAnsi="Arial Narrow" w:cs="Arial Narrow"/>
@@ -2241,7 +2255,7 @@
     </w:p>
     <w:p>
       <w:pPr>
-        <w:spacing w:after="0" w:line="240" w:lineRule="auto"/>
+        <w:spacing w:before="0" w:after="0" w:line="240" w:lineRule="auto"/>
         <w:contextualSpacing/>
         <w:jc w:val="both"/>
         <w:rPr>
@@ -2297,7 +2311,7 @@
     </w:p>
     <w:p>
       <w:pPr>
-        <w:spacing w:after="0" w:line="240" w:lineRule="auto"/>
+        <w:spacing w:before="0" w:after="0" w:line="240" w:lineRule="auto"/>
         <w:ind w:left="567"/>
         <w:contextualSpacing/>
         <w:jc w:val="both"/>
@@ -2611,7 +2625,7 @@
     <w:p>
       <w:pPr>
         <w:pStyle w:val="Prrafodelista"/>
-        <w:spacing w:after="0" w:line="240" w:lineRule="auto"/>
+        <w:spacing w:before="0" w:after="0" w:line="240" w:lineRule="auto"/>
         <w:ind w:left="567"/>
         <w:jc w:val="both"/>
         <w:rPr>
@@ -2714,6 +2728,7 @@
     <w:p>
       <w:pPr>
         <w:pStyle w:val="Prrafodelista"/>
+        <w:spacing w:before="0" w:after="0" w:line="240" w:lineRule="auto"/>
         <w:rPr>
           <w:rFonts w:ascii="Arial Narrow" w:eastAsia="Arial Narrow" w:hAnsi="Arial Narrow" w:cs="Arial Narrow"/>
           <w:kern w:val="0"/>
@@ -2862,7 +2877,7 @@
     <w:bookmarkEnd w:id="6"/>
     <w:p>
       <w:pPr>
-        <w:spacing w:after="0" w:line="240" w:lineRule="auto"/>
+        <w:spacing w:before="0" w:after="0" w:line="240" w:lineRule="auto"/>
         <w:jc w:val="both"/>
         <w:rPr>
           <w:rFonts w:ascii="Arial Narrow" w:eastAsia="Arial Narrow" w:hAnsi="Arial Narrow" w:cs="Arial Narrow"/>
@@ -2932,7 +2947,7 @@
     </w:p>
     <w:p>
       <w:pPr>
-        <w:spacing w:after="0" w:line="240" w:lineRule="auto"/>
+        <w:spacing w:before="0" w:after="0" w:line="240" w:lineRule="auto"/>
         <w:ind w:left="567"/>
         <w:contextualSpacing/>
         <w:jc w:val="both"/>
@@ -3014,7 +3029,7 @@
     </w:p>
     <w:p>
       <w:pPr>
-        <w:spacing w:after="0" w:line="240" w:lineRule="auto"/>
+        <w:spacing w:before="0" w:after="0" w:line="240" w:lineRule="auto"/>
         <w:jc w:val="both"/>
         <w:rPr>
           <w:rFonts w:ascii="Arial Narrow" w:eastAsia="Arial Narrow" w:hAnsi="Arial Narrow" w:cs="Arial Narrow"/>
@@ -3275,7 +3290,7 @@
     <w:p>
       <w:pPr>
         <w:pStyle w:val="Prrafodelista"/>
-        <w:spacing w:after="0" w:line="240" w:lineRule="auto"/>
+        <w:spacing w:before="0" w:after="0" w:line="240" w:lineRule="auto"/>
         <w:ind w:left="567"/>
         <w:jc w:val="both"/>
         <w:rPr>
@@ -3330,26 +3345,26 @@
     </w:p>
     <w:p>
       <w:pPr>
+        <w:spacing w:before="0" w:after="0" w:line="240" w:lineRule="auto"/>
+        <w:jc w:val="both"/>
+        <w:rPr>
+          <w:rFonts w:ascii="Arial Narrow" w:eastAsia="Arial Narrow" w:hAnsi="Arial Narrow" w:cs="Arial Narrow"/>
+          <w:b/>
+          <w:color w:val="000000"/>
+          <w:kern w:val="0"/>
+          <w:sz w:val="22"/>
+          <w:szCs w:val="22"/>
+          <w:lang w:eastAsia="es-PE"/>
+          <w14:ligatures w14:val="none"/>
+        </w:rPr>
+      </w:pPr>
+    </w:p>
+    <w:p>
+      <w:pPr>
         <w:spacing w:after="0" w:line="240" w:lineRule="auto"/>
         <w:jc w:val="both"/>
         <w:rPr>
           <w:rFonts w:ascii="Arial Narrow" w:eastAsia="Arial Narrow" w:hAnsi="Arial Narrow" w:cs="Arial Narrow"/>
-          <w:b/>
-          <w:color w:val="000000"/>
-          <w:kern w:val="0"/>
-          <w:sz w:val="22"/>
-          <w:szCs w:val="22"/>
-          <w:lang w:eastAsia="es-PE"/>
-          <w14:ligatures w14:val="none"/>
-        </w:rPr>
-      </w:pPr>
-    </w:p>
-    <w:p>
-      <w:pPr>
-        <w:spacing w:after="0" w:line="240" w:lineRule="auto"/>
-        <w:jc w:val="both"/>
-        <w:rPr>
-          <w:rFonts w:ascii="Arial Narrow" w:eastAsia="Arial Narrow" w:hAnsi="Arial Narrow" w:cs="Arial Narrow"/>
           <w:color w:val="000000"/>
           <w:kern w:val="0"/>
           <w:sz w:val="22"/>
@@ -3529,7 +3544,7 @@
     </w:p>
     <w:p>
       <w:pPr>
-        <w:spacing w:after="0" w:line="240" w:lineRule="auto"/>
+        <w:spacing w:before="0" w:after="0" w:line="240" w:lineRule="auto"/>
         <w:jc w:val="both"/>
         <w:rPr>
           <w:rFonts w:ascii="Arial Narrow" w:eastAsia="Arial Narrow" w:hAnsi="Arial Narrow" w:cs="Arial Narrow"/>
@@ -3700,7 +3715,7 @@
     <w:p>
       <w:pPr>
         <w:pStyle w:val="Prrafodelista"/>
-        <w:spacing w:line="240" w:lineRule="auto"/>
+        <w:spacing w:before="0" w:after="0" w:line="240" w:lineRule="auto"/>
         <w:rPr>
           <w:rFonts w:ascii="Arial Narrow" w:eastAsia="Arial Narrow" w:hAnsi="Arial Narrow" w:cs="Arial Narrow"/>
           <w:kern w:val="0"/>
@@ -3861,6 +3876,7 @@
     <w:p>
       <w:pPr>
         <w:pStyle w:val="Prrafodelista"/>
+        <w:spacing w:before="0" w:after="0" w:line="240" w:lineRule="auto"/>
         <w:rPr>
           <w:rFonts w:ascii="Arial Narrow" w:eastAsia="Arial Narrow" w:hAnsi="Arial Narrow" w:cs="Arial Narrow"/>
           <w:kern w:val="0"/>
@@ -4025,7 +4041,7 @@
     </w:p>
     <w:p>
       <w:pPr>
-        <w:spacing w:after="0" w:line="240" w:lineRule="auto"/>
+        <w:spacing w:before="0" w:after="0" w:line="240" w:lineRule="auto"/>
         <w:jc w:val="both"/>
         <w:rPr>
           <w:rFonts w:ascii="Arial Narrow" w:eastAsia="Arial Narrow" w:hAnsi="Arial Narrow" w:cs="Arial Narrow"/>
@@ -4111,7 +4127,7 @@
     </w:p>
     <w:p>
       <w:pPr>
-        <w:spacing w:line="240" w:lineRule="auto"/>
+        <w:spacing w:before="0" w:after="0" w:line="240" w:lineRule="auto"/>
         <w:contextualSpacing/>
         <w:jc w:val="both"/>
         <w:rPr>
@@ -4215,7 +4231,7 @@
     </w:p>
     <w:p>
       <w:pPr>
-        <w:spacing w:after="0" w:line="240" w:lineRule="auto"/>
+        <w:spacing w:before="0" w:after="0" w:line="240" w:lineRule="auto"/>
         <w:jc w:val="both"/>
         <w:rPr>
           <w:rFonts w:ascii="Arial Narrow" w:eastAsia="Arial Narrow" w:hAnsi="Arial Narrow" w:cs="Arial Narrow"/>
@@ -4508,7 +4524,7 @@
     </w:p>
     <w:p>
       <w:pPr>
-        <w:spacing w:after="0" w:line="240" w:lineRule="auto"/>
+        <w:spacing w:before="0" w:after="0" w:line="240" w:lineRule="auto"/>
         <w:ind w:left="567"/>
         <w:jc w:val="both"/>
         <w:rPr>
@@ -4609,7 +4625,7 @@
     </w:p>
     <w:p>
       <w:pPr>
-        <w:spacing w:after="0" w:line="240" w:lineRule="auto"/>
+        <w:spacing w:before="0" w:after="0" w:line="240" w:lineRule="auto"/>
         <w:jc w:val="both"/>
         <w:rPr>
           <w:rFonts w:ascii="Arial Narrow" w:eastAsia="Arial Narrow" w:hAnsi="Arial Narrow" w:cs="Arial Narrow"/>
@@ -4894,7 +4910,7 @@
     </w:p>
     <w:p>
       <w:pPr>
-        <w:spacing w:after="0" w:line="240" w:lineRule="auto"/>
+        <w:spacing w:before="0" w:after="0" w:line="240" w:lineRule="auto"/>
         <w:jc w:val="both"/>
         <w:rPr>
           <w:rFonts w:ascii="Arial Narrow" w:eastAsia="Arial Narrow" w:hAnsi="Arial Narrow" w:cs="Arial Narrow"/>
@@ -5175,90 +5191,90 @@
     </w:p>
     <w:p>
       <w:pPr>
+        <w:spacing w:before="0" w:after="0" w:line="240" w:lineRule="auto"/>
+        <w:shd w:val="clear" w:color="auto" w:fill="FFFFFF"/>
+        <w:jc w:val="both"/>
+        <w:rPr>
+          <w:rFonts w:ascii="Arial Narrow" w:eastAsia="Arial Narrow" w:hAnsi="Arial Narrow" w:cs="Arial Narrow"/>
+          <w:b/>
+          <w:color w:val="000000"/>
+          <w:kern w:val="0"/>
+          <w:sz w:val="22"/>
+          <w:szCs w:val="22"/>
+          <w:lang w:eastAsia="es-PE"/>
+          <w14:ligatures w14:val="none"/>
+        </w:rPr>
+      </w:pPr>
+    </w:p>
+    <w:p>
+      <w:pPr>
         <w:shd w:val="clear" w:color="auto" w:fill="FFFFFF"/>
         <w:spacing w:after="0" w:line="240" w:lineRule="auto"/>
         <w:jc w:val="both"/>
         <w:rPr>
           <w:rFonts w:ascii="Arial Narrow" w:eastAsia="Arial Narrow" w:hAnsi="Arial Narrow" w:cs="Arial Narrow"/>
-          <w:b/>
-          <w:color w:val="000000"/>
-          <w:kern w:val="0"/>
-          <w:sz w:val="22"/>
-          <w:szCs w:val="22"/>
-          <w:lang w:eastAsia="es-PE"/>
-          <w14:ligatures w14:val="none"/>
-        </w:rPr>
-      </w:pPr>
-    </w:p>
-    <w:p>
-      <w:pPr>
+          <w:color w:val="000000"/>
+          <w:kern w:val="0"/>
+          <w:sz w:val="22"/>
+          <w:szCs w:val="22"/>
+          <w:lang w:eastAsia="es-PE"/>
+          <w14:ligatures w14:val="none"/>
+        </w:rPr>
+      </w:pPr>
+      <w:r>
+        <w:rPr>
+          <w:rFonts w:ascii="Arial Narrow" w:eastAsia="Arial Narrow" w:hAnsi="Arial Narrow" w:cs="Arial Narrow"/>
+          <w:b/>
+          <w:color w:val="000000"/>
+          <w:kern w:val="0"/>
+          <w:sz w:val="22"/>
+          <w:szCs w:val="22"/>
+          <w:lang w:eastAsia="es-PE"/>
+          <w14:ligatures w14:val="none"/>
+        </w:rPr>
+        <w:t>SÉTIMO:</w:t>
+      </w:r>
+      <w:r>
+        <w:rPr>
+          <w:rFonts w:ascii="Arial Narrow" w:eastAsia="Arial Narrow" w:hAnsi="Arial Narrow" w:cs="Arial Narrow"/>
+          <w:color w:val="000000"/>
+          <w:kern w:val="0"/>
+          <w:sz w:val="22"/>
+          <w:szCs w:val="22"/>
+          <w:lang w:eastAsia="es-PE"/>
+          <w14:ligatures w14:val="none"/>
+        </w:rPr>
+        <w:t xml:space="preserve"> informar a las partes que conforme a lo establecido en el artículo 39</w:t>
+      </w:r>
+      <w:r>
+        <w:rPr>
+          <w:rFonts w:ascii="Arial Narrow" w:eastAsia="Arial Narrow" w:hAnsi="Arial Narrow" w:cs="Arial Narrow"/>
+          <w:color w:val="000000"/>
+          <w:kern w:val="0"/>
+          <w:sz w:val="22"/>
+          <w:szCs w:val="22"/>
+          <w:lang w:eastAsia="es-PE"/>
+          <w14:ligatures w14:val="none"/>
+        </w:rPr>
+        <w:t/>
+      </w:r>
+      <w:r>
+        <w:rPr>
+          <w:rFonts w:ascii="Arial Narrow" w:eastAsia="Arial Narrow" w:hAnsi="Arial Narrow" w:cs="Arial Narrow"/>
+          <w:color w:val="000000"/>
+          <w:kern w:val="0"/>
+          <w:sz w:val="22"/>
+          <w:szCs w:val="22"/>
+          <w:lang w:eastAsia="es-PE"/>
+          <w14:ligatures w14:val="none"/>
+        </w:rPr>
+        <w:t xml:space="preserve"> de la Ley sobre Facultades, Normas y Organización del Indecopi, aprobada por Decreto Legislativo 807, los gastos por los peritajes realizados, actuación de pruebas, inspecciones y otros derivados de la tramitación del proceso serán de cargo de la parte que solicita la prueba, salvo pacto en contrario. En todos los casos, la resolución final determinará si los gastos deben ser asumidos por alguna de las partes, o reembolsados a la otra parte o al Indecopi, según sea el caso, de manera adicional a la sanción que haya podido imponerse. </w:t>
+      </w:r>
+    </w:p>
+    <w:p>
+      <w:pPr>
+        <w:spacing w:before="0" w:after="0" w:line="240" w:lineRule="auto"/>
         <w:shd w:val="clear" w:color="auto" w:fill="FFFFFF"/>
-        <w:spacing w:after="0" w:line="240" w:lineRule="auto"/>
-        <w:jc w:val="both"/>
-        <w:rPr>
-          <w:rFonts w:ascii="Arial Narrow" w:eastAsia="Arial Narrow" w:hAnsi="Arial Narrow" w:cs="Arial Narrow"/>
-          <w:color w:val="000000"/>
-          <w:kern w:val="0"/>
-          <w:sz w:val="22"/>
-          <w:szCs w:val="22"/>
-          <w:lang w:eastAsia="es-PE"/>
-          <w14:ligatures w14:val="none"/>
-        </w:rPr>
-      </w:pPr>
-      <w:r>
-        <w:rPr>
-          <w:rFonts w:ascii="Arial Narrow" w:eastAsia="Arial Narrow" w:hAnsi="Arial Narrow" w:cs="Arial Narrow"/>
-          <w:b/>
-          <w:color w:val="000000"/>
-          <w:kern w:val="0"/>
-          <w:sz w:val="22"/>
-          <w:szCs w:val="22"/>
-          <w:lang w:eastAsia="es-PE"/>
-          <w14:ligatures w14:val="none"/>
-        </w:rPr>
-        <w:t>SÉTIMO:</w:t>
-      </w:r>
-      <w:r>
-        <w:rPr>
-          <w:rFonts w:ascii="Arial Narrow" w:eastAsia="Arial Narrow" w:hAnsi="Arial Narrow" w:cs="Arial Narrow"/>
-          <w:color w:val="000000"/>
-          <w:kern w:val="0"/>
-          <w:sz w:val="22"/>
-          <w:szCs w:val="22"/>
-          <w:lang w:eastAsia="es-PE"/>
-          <w14:ligatures w14:val="none"/>
-        </w:rPr>
-        <w:t xml:space="preserve"> informar a las partes que conforme a lo establecido en el artículo 39</w:t>
-      </w:r>
-      <w:r>
-        <w:rPr>
-          <w:rFonts w:ascii="Arial Narrow" w:eastAsia="Arial Narrow" w:hAnsi="Arial Narrow" w:cs="Arial Narrow"/>
-          <w:color w:val="000000"/>
-          <w:kern w:val="0"/>
-          <w:sz w:val="22"/>
-          <w:szCs w:val="22"/>
-          <w:lang w:eastAsia="es-PE"/>
-          <w14:ligatures w14:val="none"/>
-        </w:rPr>
-        <w:t/>
-      </w:r>
-      <w:r>
-        <w:rPr>
-          <w:rFonts w:ascii="Arial Narrow" w:eastAsia="Arial Narrow" w:hAnsi="Arial Narrow" w:cs="Arial Narrow"/>
-          <w:color w:val="000000"/>
-          <w:kern w:val="0"/>
-          <w:sz w:val="22"/>
-          <w:szCs w:val="22"/>
-          <w:lang w:eastAsia="es-PE"/>
-          <w14:ligatures w14:val="none"/>
-        </w:rPr>
-        <w:t xml:space="preserve"> de la Ley sobre Facultades, Normas y Organización del Indecopi, aprobada por Decreto Legislativo 807, los gastos por los peritajes realizados, actuación de pruebas, inspecciones y otros derivados de la tramitación del proceso serán de cargo de la parte que solicita la prueba, salvo pacto en contrario. En todos los casos, la resolución final determinará si los gastos deben ser asumidos por alguna de las partes, o reembolsados a la otra parte o al Indecopi, según sea el caso, de manera adicional a la sanción que haya podido imponerse. </w:t>
-      </w:r>
-    </w:p>
-    <w:p>
-      <w:pPr>
-        <w:shd w:val="clear" w:color="auto" w:fill="FFFFFF"/>
-        <w:spacing w:after="0" w:line="240" w:lineRule="auto"/>
         <w:jc w:val="both"/>
         <w:rPr>
           <w:rFonts w:ascii="Arial Narrow" w:eastAsia="Arial Narrow" w:hAnsi="Arial Narrow" w:cs="Arial Narrow"/>
@@ -5427,15 +5443,87 @@
     </w:p>
     <w:p>
       <w:pPr>
+        <w:spacing w:before="0" w:after="0" w:line="240" w:lineRule="auto"/>
+        <w:suppressAutoHyphens/>
+        <w:jc w:val="both"/>
+        <w:rPr>
+          <w:rFonts w:ascii="Arial Narrow" w:eastAsia="Arial Narrow" w:hAnsi="Arial Narrow" w:cs="Arial Narrow"/>
+          <w:kern w:val="0"/>
+          <w:sz w:val="22"/>
+          <w:szCs w:val="22"/>
+          <w:u w:val="single"/>
+          <w14:ligatures w14:val="none"/>
+        </w:rPr>
+      </w:pPr>
+    </w:p>
+    <w:p>
+      <w:pPr>
         <w:suppressAutoHyphens/>
         <w:spacing w:after="0" w:line="240" w:lineRule="auto"/>
         <w:jc w:val="both"/>
         <w:rPr>
           <w:rFonts w:ascii="Arial Narrow" w:eastAsia="Arial Narrow" w:hAnsi="Arial Narrow" w:cs="Arial Narrow"/>
-          <w:kern w:val="0"/>
-          <w:sz w:val="22"/>
-          <w:szCs w:val="22"/>
-          <w:u w:val="single"/>
+          <w:color w:val="000000"/>
+          <w:kern w:val="0"/>
+          <w:sz w:val="22"/>
+          <w:szCs w:val="22"/>
+          <w:lang w:eastAsia="es-PE"/>
+          <w14:ligatures w14:val="none"/>
+        </w:rPr>
+      </w:pPr>
+      <w:r>
+        <w:rPr>
+          <w:rFonts w:ascii="Arial Narrow" w:eastAsia="Arial Narrow" w:hAnsi="Arial Narrow" w:cs="Arial Narrow"/>
+          <w:b/>
+          <w:color w:val="000000"/>
+          <w:kern w:val="0"/>
+          <w:sz w:val="22"/>
+          <w:szCs w:val="22"/>
+          <w:lang w:eastAsia="es-PE"/>
+          <w14:ligatures w14:val="none"/>
+        </w:rPr>
+        <w:t>NOVENO:</w:t>
+      </w:r>
+      <w:r>
+        <w:rPr>
+          <w:rFonts w:ascii="Arial Narrow" w:eastAsia="Arial Narrow" w:hAnsi="Arial Narrow" w:cs="Arial Narrow"/>
+          <w:color w:val="000000"/>
+          <w:kern w:val="0"/>
+          <w:sz w:val="22"/>
+          <w:szCs w:val="22"/>
+          <w:lang w:eastAsia="es-PE"/>
+          <w14:ligatures w14:val="none"/>
+        </w:rPr>
+        <w:t xml:space="preserve"> poner en conocimiento de las partes que, antes de la emisión de la Resolución Final, tienen la posibilidad de formular su desistimiento o presentar el acuerdo arribado mediante la conciliación, mediación, </w:t>
+      </w:r>
+      <w:r>
+        <w:rPr>
+          <w:rFonts w:ascii="Arial Narrow" w:eastAsia="Arial Narrow" w:hAnsi="Arial Narrow" w:cs="Arial Narrow"/>
+          <w:color w:val="000000"/>
+          <w:kern w:val="0"/>
+          <w:sz w:val="22"/>
+          <w:szCs w:val="22"/>
+          <w:lang w:eastAsia="es-PE"/>
+          <w14:ligatures w14:val="none"/>
+        </w:rPr>
+        <w:lastRenderedPageBreak/>
+        <w:t>transacción o cualquier otro que, de forma indubitable, deje constancia que se ha solucionado la controversia materia de denuncia.</w:t>
+      </w:r>
+      <w:bookmarkStart w:id="12" w:name="h.gjdgxs" w:colFirst="0" w:colLast="0"/>
+      <w:bookmarkEnd w:id="12"/>
+    </w:p>
+    <w:p>
+      <w:pPr>
+        <w:spacing w:before="0" w:after="0" w:line="240" w:lineRule="auto"/>
+        <w:suppressAutoHyphens/>
+        <w:jc w:val="both"/>
+        <w:rPr>
+          <w:rFonts w:ascii="Arial Narrow" w:eastAsia="Arial Narrow" w:hAnsi="Arial Narrow" w:cs="Arial Narrow"/>
+          <w:color w:val="000000"/>
+          <w:kern w:val="0"/>
+          <w:sz w:val="22"/>
+          <w:szCs w:val="22"/>
+          <w:lang w:eastAsia="es-PE"/>
           <w14:ligatures w14:val="none"/>
         </w:rPr>
       </w:pPr>
@@ -5447,274 +5535,202 @@
         <w:jc w:val="both"/>
         <w:rPr>
           <w:rFonts w:ascii="Arial Narrow" w:eastAsia="Arial Narrow" w:hAnsi="Arial Narrow" w:cs="Arial Narrow"/>
-          <w:color w:val="000000"/>
-          <w:kern w:val="0"/>
-          <w:sz w:val="22"/>
-          <w:szCs w:val="22"/>
-          <w:lang w:eastAsia="es-PE"/>
-          <w14:ligatures w14:val="none"/>
-        </w:rPr>
-      </w:pPr>
-      <w:r>
-        <w:rPr>
-          <w:rFonts w:ascii="Arial Narrow" w:eastAsia="Arial Narrow" w:hAnsi="Arial Narrow" w:cs="Arial Narrow"/>
-          <w:b/>
-          <w:color w:val="000000"/>
-          <w:kern w:val="0"/>
-          <w:sz w:val="22"/>
-          <w:szCs w:val="22"/>
-          <w:lang w:eastAsia="es-PE"/>
-          <w14:ligatures w14:val="none"/>
-        </w:rPr>
-        <w:t>NOVENO:</w:t>
-      </w:r>
-      <w:r>
-        <w:rPr>
-          <w:rFonts w:ascii="Arial Narrow" w:eastAsia="Arial Narrow" w:hAnsi="Arial Narrow" w:cs="Arial Narrow"/>
-          <w:color w:val="000000"/>
-          <w:kern w:val="0"/>
-          <w:sz w:val="22"/>
-          <w:szCs w:val="22"/>
-          <w:lang w:eastAsia="es-PE"/>
-          <w14:ligatures w14:val="none"/>
-        </w:rPr>
-        <w:t xml:space="preserve"> poner en conocimiento de las partes que, antes de la emisión de la Resolución Final, tienen la posibilidad de formular su desistimiento o presentar el acuerdo arribado mediante la conciliación, mediación, </w:t>
-      </w:r>
-      <w:r>
-        <w:rPr>
-          <w:rFonts w:ascii="Arial Narrow" w:eastAsia="Arial Narrow" w:hAnsi="Arial Narrow" w:cs="Arial Narrow"/>
-          <w:color w:val="000000"/>
-          <w:kern w:val="0"/>
-          <w:sz w:val="22"/>
-          <w:szCs w:val="22"/>
-          <w:lang w:eastAsia="es-PE"/>
-          <w14:ligatures w14:val="none"/>
-        </w:rPr>
-        <w:lastRenderedPageBreak/>
-        <w:t>transacción o cualquier otro que, de forma indubitable, deje constancia que se ha solucionado la controversia materia de denuncia.</w:t>
-      </w:r>
-      <w:bookmarkStart w:id="12" w:name="h.gjdgxs" w:colFirst="0" w:colLast="0"/>
-      <w:bookmarkEnd w:id="12"/>
-    </w:p>
-    <w:p>
-      <w:pPr>
+          <w:sz w:val="22"/>
+          <w:szCs w:val="22"/>
+        </w:rPr>
+      </w:pPr>
+      <w:r>
+        <w:rPr>
+          <w:rFonts w:ascii="Arial Narrow" w:eastAsia="Arial Narrow" w:hAnsi="Arial Narrow" w:cs="Arial Narrow"/>
+          <w:b/>
+          <w:bCs/>
+          <w:sz w:val="22"/>
+          <w:szCs w:val="22"/>
+        </w:rPr>
+        <w:t xml:space="preserve">DÉCIMO:</w:t>
+      </w:r>
+      <w:r>
+        <w:rPr>
+          <w:rFonts w:ascii="Arial Narrow" w:eastAsia="Arial Narrow" w:hAnsi="Arial Narrow" w:cs="Arial Narrow"/>
+          <w:sz w:val="22"/>
+          <w:szCs w:val="22"/>
+        </w:rPr>
+        <w:t xml:space="preserve"> </w:t>
+      </w:r>
+      <w:r>
+        <w:rPr>
+          <w:rFonts w:ascii="Arial Narrow" w:eastAsia="Arial Narrow" w:hAnsi="Arial Narrow" w:cs="Arial Narrow"/>
+          <w:sz w:val="22"/>
+          <w:szCs w:val="22"/>
+        </w:rPr>
+        <w:t xml:space="preserve">requerir a la señora [DENUNCIANTE] para que, dentro del plazo de dos (2) días hábiles siguientes a la fecha en que reciba la notificación en su bandeja de correo electrónico, efectúe la confirmación de recepción de la notificación remitida por este despacho a su correo electrónico, de conformidad con el segundo párrafo del numeral 4 del artículo 20 del Texto Único Ordenado de la Ley del Procedimiento Administrativo General, aprobado mediante Decreto Supremo 006-2026-JUS, bajo apercibimiento de rehacer el acto de notificación y notificarle conforme al numeral 1 del artículo 20 del citado cuerpo normativo.</w:t>
+      </w:r>
+      <w:r>
+        <w:rPr>
+          <w:rFonts w:ascii="Arial Narrow" w:eastAsia="Arial Narrow" w:hAnsi="Arial Narrow" w:cs="Arial Narrow"/>
+          <w:spacing w:val="-3"/>
+          <w:kern w:val="0"/>
+          <w14:ligatures w14:val="none"/>
+          <w:sz w:val="22"/>
+          <w:szCs w:val="22"/>
+        </w:rPr>
+        <w:t/>
+      </w:r>
+      <w:r>
+        <w:rPr>
+          <w:rFonts w:ascii="Arial Narrow" w:eastAsia="Arial Narrow" w:hAnsi="Arial Narrow" w:cs="Arial Narrow"/>
+          <w:spacing w:val="-3"/>
+          <w:kern w:val="0"/>
+          <w14:ligatures w14:val="none"/>
+          <w:sz w:val="22"/>
+          <w:szCs w:val="22"/>
+        </w:rPr>
+        <w:t xml:space="preserve"/>
+      </w:r>
+      <w:r>
+        <w:rPr>
+          <w:rFonts w:ascii="Arial Narrow" w:eastAsia="Arial Narrow" w:hAnsi="Arial Narrow" w:cs="Arial Narrow"/>
+          <w:color w:val="000000"/>
+          <w:kern w:val="0"/>
+          <w:sz w:val="22"/>
+          <w:szCs w:val="22"/>
+          <w:shd w:val="clear" w:color="auto" w:fill="FFFFFF"/>
+          <w:lang w:eastAsia="es-PE"/>
+          <w14:ligatures w14:val="none"/>
+        </w:rPr>
+        <w:t xml:space="preserve"/>
+      </w:r>
+      <w:proofErr w:type="spellStart"/>
+      <w:r>
+        <w:rPr>
+          <w:rFonts w:ascii="Arial Narrow" w:eastAsia="Arial Narrow" w:hAnsi="Arial Narrow" w:cs="Arial Narrow"/>
+          <w:color w:val="000000"/>
+          <w:kern w:val="0"/>
+          <w:sz w:val="22"/>
+          <w:szCs w:val="22"/>
+          <w:shd w:val="clear" w:color="auto" w:fill="FFFFFF"/>
+          <w:lang w:eastAsia="es-PE"/>
+          <w14:ligatures w14:val="none"/>
+        </w:rPr>
+        <w:t/>
+      </w:r>
+      <w:proofErr w:type="spellEnd"/>
+      <w:r>
+        <w:rPr>
+          <w:rFonts w:ascii="Arial Narrow" w:eastAsia="Arial Narrow" w:hAnsi="Arial Narrow" w:cs="Arial Narrow"/>
+          <w:color w:val="000000"/>
+          <w:kern w:val="0"/>
+          <w:sz w:val="22"/>
+          <w:szCs w:val="22"/>
+          <w:shd w:val="clear" w:color="auto" w:fill="FFFFFF"/>
+          <w:lang w:eastAsia="es-PE"/>
+          <w14:ligatures w14:val="none"/>
+        </w:rPr>
+        <w:t xml:space="preserve"/>
+      </w:r>
+      <w:r>
+        <w:rPr>
+          <w:rFonts w:ascii="Arial Narrow" w:eastAsia="Arial Narrow" w:hAnsi="Arial Narrow" w:cs="Arial Narrow"/>
+          <w:color w:val="000000"/>
+          <w:sz w:val="22"/>
+          <w:szCs w:val="22"/>
+        </w:rPr>
+        <w:t/>
+      </w:r>
+      <w:r>
+        <w:rPr>
+          <w:rFonts w:ascii="Arial Narrow" w:eastAsia="Arial Narrow" w:hAnsi="Arial Narrow" w:cs="Arial Narrow"/>
+          <w:color w:val="000000"/>
+          <w:sz w:val="22"/>
+          <w:szCs w:val="22"/>
+        </w:rPr>
+        <w:t xml:space="preserve"/>
+      </w:r>
+      <w:r>
+        <w:rPr>
+          <w:rFonts w:ascii="Arial Narrow" w:eastAsia="Arial Narrow" w:hAnsi="Arial Narrow" w:cs="Arial Narrow"/>
+          <w:color w:val="000000"/>
+          <w:kern w:val="0"/>
+          <w:sz w:val="22"/>
+          <w:szCs w:val="22"/>
+          <w:lang w:eastAsia="es-PE"/>
+          <w14:ligatures w14:val="none"/>
+        </w:rPr>
+        <w:t/>
+      </w:r>
+      <w:r>
+        <w:rPr>
+          <w:rFonts w:ascii="Arial Narrow" w:eastAsia="Arial Narrow" w:hAnsi="Arial Narrow" w:cs="Arial Narrow"/>
+          <w:color w:val="000000"/>
+          <w:sz w:val="22"/>
+          <w:szCs w:val="22"/>
+        </w:rPr>
+        <w:t xml:space="preserve"/>
+      </w:r>
+      <w:proofErr w:type="spellStart"/>
+      <w:r>
+        <w:rPr>
+          <w:rFonts w:ascii="Arial Narrow" w:eastAsia="Arial Narrow" w:hAnsi="Arial Narrow" w:cs="Arial Narrow"/>
+          <w:color w:val="000000"/>
+          <w:sz w:val="22"/>
+          <w:szCs w:val="22"/>
+        </w:rPr>
+        <w:t/>
+      </w:r>
+      <w:proofErr w:type="spellEnd"/>
+      <w:r>
+        <w:rPr>
+          <w:rFonts w:ascii="Arial Narrow" w:eastAsia="Arial Narrow" w:hAnsi="Arial Narrow" w:cs="Arial Narrow"/>
+          <w:color w:val="000000"/>
+          <w:sz w:val="22"/>
+          <w:szCs w:val="22"/>
+        </w:rPr>
+        <w:t xml:space="preserve"/>
+      </w:r>
+      <w:r>
+        <w:rPr>
+          <w:rFonts w:ascii="Arial Narrow" w:eastAsia="Arial Narrow" w:hAnsi="Arial Narrow" w:cs="Arial Narrow"/>
+          <w:color w:val="000000"/>
+          <w:kern w:val="0"/>
+          <w:sz w:val="22"/>
+          <w:szCs w:val="22"/>
+          <w:lang w:eastAsia="es-PE"/>
+          <w14:ligatures w14:val="none"/>
+        </w:rPr>
+        <w:t/>
+      </w:r>
+      <w:r>
+        <w:rPr>
+          <w:rFonts w:ascii="Arial Narrow" w:eastAsia="Arial Narrow" w:hAnsi="Arial Narrow" w:cs="Arial Narrow"/>
+          <w:color w:val="000000"/>
+          <w:sz w:val="22"/>
+          <w:szCs w:val="22"/>
+        </w:rPr>
+        <w:t xml:space="preserve"/>
+      </w:r>
+      <w:r>
+        <w:rPr>
+          <w:rStyle w:val="Refdenotaalpie"/>
+          <w:rFonts w:ascii="Arial Narrow" w:eastAsia="Arial Narrow" w:hAnsi="Arial Narrow" w:cs="Arial Narrow"/>
+          <w:sz w:val="22"/>
+          <w:szCs w:val="22"/>
+          <w:vertAlign w:val="superscript"/>
+        </w:rPr>
+        <w:footnoteReference w:id="16"/>
+      </w:r>
+      <w:r>
+        <w:rPr>
+          <w:rFonts w:ascii="Arial Narrow" w:eastAsia="Arial Narrow" w:hAnsi="Arial Narrow" w:cs="Arial Narrow"/>
+          <w:sz w:val="22"/>
+          <w:szCs w:val="22"/>
+        </w:rPr>
+        <w:t/>
+      </w:r>
+    </w:p>
+    <w:p>
+      <w:pPr>
+        <w:spacing w:before="0" w:after="0" w:line="240" w:lineRule="auto"/>
         <w:suppressAutoHyphens/>
-        <w:spacing w:after="0" w:line="240" w:lineRule="auto"/>
-        <w:jc w:val="both"/>
-        <w:rPr>
-          <w:rFonts w:ascii="Arial Narrow" w:eastAsia="Arial Narrow" w:hAnsi="Arial Narrow" w:cs="Arial Narrow"/>
-          <w:color w:val="000000"/>
-          <w:kern w:val="0"/>
-          <w:sz w:val="22"/>
-          <w:szCs w:val="22"/>
-          <w:lang w:eastAsia="es-PE"/>
-          <w14:ligatures w14:val="none"/>
-        </w:rPr>
-      </w:pPr>
-    </w:p>
-    <w:p>
-      <w:pPr>
-        <w:suppressAutoHyphens/>
-        <w:spacing w:after="0" w:line="240" w:lineRule="auto"/>
-        <w:jc w:val="both"/>
-        <w:rPr>
-          <w:rFonts w:ascii="Arial Narrow" w:eastAsia="Arial Narrow" w:hAnsi="Arial Narrow" w:cs="Arial Narrow"/>
-          <w:sz w:val="22"/>
-          <w:szCs w:val="22"/>
-        </w:rPr>
-      </w:pPr>
-      <w:r>
-        <w:rPr>
-          <w:rFonts w:ascii="Arial Narrow" w:eastAsia="Arial Narrow" w:hAnsi="Arial Narrow" w:cs="Arial Narrow"/>
-          <w:b/>
-          <w:bCs/>
-          <w:sz w:val="22"/>
-          <w:szCs w:val="22"/>
-        </w:rPr>
-        <w:t xml:space="preserve">DÉCIMO:</w:t>
-      </w:r>
-      <w:r>
-        <w:rPr>
-          <w:rFonts w:ascii="Arial Narrow" w:eastAsia="Arial Narrow" w:hAnsi="Arial Narrow" w:cs="Arial Narrow"/>
-          <w:sz w:val="22"/>
-          <w:szCs w:val="22"/>
-        </w:rPr>
-        <w:t xml:space="preserve"> </w:t>
-      </w:r>
-      <w:r>
-        <w:rPr>
-          <w:rFonts w:ascii="Arial Narrow" w:eastAsia="Arial Narrow" w:hAnsi="Arial Narrow" w:cs="Arial Narrow"/>
-          <w:sz w:val="22"/>
-          <w:szCs w:val="22"/>
-        </w:rPr>
-        <w:t xml:space="preserve">requerir a la señora [DENUNCIANTE] para que, dentro del plazo de dos (2) días hábiles siguientes a la fecha en que reciba la notificación en su bandeja de correo electrónico, efectúe la confirmación de recepción de la notificación remitida por este despacho a su correo electrónico, de conformidad con el segundo párrafo del numeral 4 del artículo 20 del Texto Único Ordenado de la Ley del Procedimiento Administrativo General, aprobado mediante Decreto Supremo 006-2026-JUS, bajo apercibimiento de rehacer el acto de notificación y notificarle conforme al numeral 1 del artículo 20 del citado cuerpo normativo.</w:t>
-      </w:r>
-      <w:r>
-        <w:rPr>
-          <w:rFonts w:ascii="Arial Narrow" w:eastAsia="Arial Narrow" w:hAnsi="Arial Narrow" w:cs="Arial Narrow"/>
-          <w:spacing w:val="-3"/>
-          <w:kern w:val="0"/>
-          <w14:ligatures w14:val="none"/>
-          <w:sz w:val="22"/>
-          <w:szCs w:val="22"/>
-        </w:rPr>
-        <w:t/>
-      </w:r>
-      <w:r>
-        <w:rPr>
-          <w:rFonts w:ascii="Arial Narrow" w:eastAsia="Arial Narrow" w:hAnsi="Arial Narrow" w:cs="Arial Narrow"/>
-          <w:spacing w:val="-3"/>
-          <w:kern w:val="0"/>
-          <w14:ligatures w14:val="none"/>
-          <w:sz w:val="22"/>
-          <w:szCs w:val="22"/>
-        </w:rPr>
-        <w:t xml:space="preserve"/>
-      </w:r>
-      <w:r>
-        <w:rPr>
-          <w:rFonts w:ascii="Arial Narrow" w:eastAsia="Arial Narrow" w:hAnsi="Arial Narrow" w:cs="Arial Narrow"/>
-          <w:color w:val="000000"/>
-          <w:kern w:val="0"/>
-          <w:sz w:val="22"/>
-          <w:szCs w:val="22"/>
-          <w:shd w:val="clear" w:color="auto" w:fill="FFFFFF"/>
-          <w:lang w:eastAsia="es-PE"/>
-          <w14:ligatures w14:val="none"/>
-        </w:rPr>
-        <w:t xml:space="preserve"/>
-      </w:r>
-      <w:proofErr w:type="spellStart"/>
-      <w:r>
-        <w:rPr>
-          <w:rFonts w:ascii="Arial Narrow" w:eastAsia="Arial Narrow" w:hAnsi="Arial Narrow" w:cs="Arial Narrow"/>
-          <w:color w:val="000000"/>
-          <w:kern w:val="0"/>
-          <w:sz w:val="22"/>
-          <w:szCs w:val="22"/>
-          <w:shd w:val="clear" w:color="auto" w:fill="FFFFFF"/>
-          <w:lang w:eastAsia="es-PE"/>
-          <w14:ligatures w14:val="none"/>
-        </w:rPr>
-        <w:t/>
-      </w:r>
-      <w:proofErr w:type="spellEnd"/>
-      <w:r>
-        <w:rPr>
-          <w:rFonts w:ascii="Arial Narrow" w:eastAsia="Arial Narrow" w:hAnsi="Arial Narrow" w:cs="Arial Narrow"/>
-          <w:color w:val="000000"/>
-          <w:kern w:val="0"/>
-          <w:sz w:val="22"/>
-          <w:szCs w:val="22"/>
-          <w:shd w:val="clear" w:color="auto" w:fill="FFFFFF"/>
-          <w:lang w:eastAsia="es-PE"/>
-          <w14:ligatures w14:val="none"/>
-        </w:rPr>
-        <w:t xml:space="preserve"/>
-      </w:r>
-      <w:r>
-        <w:rPr>
-          <w:rFonts w:ascii="Arial Narrow" w:eastAsia="Arial Narrow" w:hAnsi="Arial Narrow" w:cs="Arial Narrow"/>
-          <w:color w:val="000000"/>
-          <w:sz w:val="22"/>
-          <w:szCs w:val="22"/>
-        </w:rPr>
-        <w:t/>
-      </w:r>
-      <w:r>
-        <w:rPr>
-          <w:rFonts w:ascii="Arial Narrow" w:eastAsia="Arial Narrow" w:hAnsi="Arial Narrow" w:cs="Arial Narrow"/>
-          <w:color w:val="000000"/>
-          <w:sz w:val="22"/>
-          <w:szCs w:val="22"/>
-        </w:rPr>
-        <w:t xml:space="preserve"/>
-      </w:r>
-      <w:r>
-        <w:rPr>
-          <w:rFonts w:ascii="Arial Narrow" w:eastAsia="Arial Narrow" w:hAnsi="Arial Narrow" w:cs="Arial Narrow"/>
-          <w:color w:val="000000"/>
-          <w:kern w:val="0"/>
-          <w:sz w:val="22"/>
-          <w:szCs w:val="22"/>
-          <w:lang w:eastAsia="es-PE"/>
-          <w14:ligatures w14:val="none"/>
-        </w:rPr>
-        <w:t/>
-      </w:r>
-      <w:r>
-        <w:rPr>
-          <w:rFonts w:ascii="Arial Narrow" w:eastAsia="Arial Narrow" w:hAnsi="Arial Narrow" w:cs="Arial Narrow"/>
-          <w:color w:val="000000"/>
-          <w:sz w:val="22"/>
-          <w:szCs w:val="22"/>
-        </w:rPr>
-        <w:t xml:space="preserve"/>
-      </w:r>
-      <w:proofErr w:type="spellStart"/>
-      <w:r>
-        <w:rPr>
-          <w:rFonts w:ascii="Arial Narrow" w:eastAsia="Arial Narrow" w:hAnsi="Arial Narrow" w:cs="Arial Narrow"/>
-          <w:color w:val="000000"/>
-          <w:sz w:val="22"/>
-          <w:szCs w:val="22"/>
-        </w:rPr>
-        <w:t/>
-      </w:r>
-      <w:proofErr w:type="spellEnd"/>
-      <w:r>
-        <w:rPr>
-          <w:rFonts w:ascii="Arial Narrow" w:eastAsia="Arial Narrow" w:hAnsi="Arial Narrow" w:cs="Arial Narrow"/>
-          <w:color w:val="000000"/>
-          <w:sz w:val="22"/>
-          <w:szCs w:val="22"/>
-        </w:rPr>
-        <w:t xml:space="preserve"/>
-      </w:r>
-      <w:r>
-        <w:rPr>
-          <w:rFonts w:ascii="Arial Narrow" w:eastAsia="Arial Narrow" w:hAnsi="Arial Narrow" w:cs="Arial Narrow"/>
-          <w:color w:val="000000"/>
-          <w:kern w:val="0"/>
-          <w:sz w:val="22"/>
-          <w:szCs w:val="22"/>
-          <w:lang w:eastAsia="es-PE"/>
-          <w14:ligatures w14:val="none"/>
-        </w:rPr>
-        <w:t/>
-      </w:r>
-      <w:r>
-        <w:rPr>
-          <w:rFonts w:ascii="Arial Narrow" w:eastAsia="Arial Narrow" w:hAnsi="Arial Narrow" w:cs="Arial Narrow"/>
-          <w:color w:val="000000"/>
-          <w:sz w:val="22"/>
-          <w:szCs w:val="22"/>
-        </w:rPr>
-        <w:t xml:space="preserve"/>
-      </w:r>
-      <w:r>
-        <w:rPr>
-          <w:rStyle w:val="Refdenotaalpie"/>
-          <w:rFonts w:ascii="Arial Narrow" w:eastAsia="Arial Narrow" w:hAnsi="Arial Narrow" w:cs="Arial Narrow"/>
-          <w:sz w:val="22"/>
-          <w:szCs w:val="22"/>
-          <w:vertAlign w:val="superscript"/>
-        </w:rPr>
-        <w:footnoteReference w:id="16"/>
-      </w:r>
-      <w:r>
-        <w:rPr>
-          <w:rFonts w:ascii="Arial Narrow" w:eastAsia="Arial Narrow" w:hAnsi="Arial Narrow" w:cs="Arial Narrow"/>
-          <w:sz w:val="22"/>
-          <w:szCs w:val="22"/>
-        </w:rPr>
-        <w:t/>
-      </w:r>
-    </w:p>
-    <w:p>
-      <w:pPr>
-        <w:suppressAutoHyphens/>
-        <w:spacing w:after="0" w:line="240" w:lineRule="auto"/>
         <w:jc w:val="both"/>
         <w:rPr>
           <w:rFonts w:ascii="Arial Narrow" w:eastAsia="Arial Narrow" w:hAnsi="Arial Narrow" w:cs="Arial Narrow"/>
@@ -6258,34 +6274,98 @@
           <w:sz w:val="16"/>
           <w:szCs w:val="16"/>
         </w:rPr>
+        <w:t xml:space="preserve"/>
+      </w:r>
+      <w:r>
+        <w:rPr>
+          <w:rFonts w:ascii="Arial Narrow" w:eastAsia="Arial Narrow" w:hAnsi="Arial Narrow" w:cs="Arial Narrow"/>
+          <w:sz w:val="16"/>
+          <w:szCs w:val="16"/>
+        </w:rPr>
         <w:tab/>
+        <w:t xml:space="preserve">Denuncia remitida a esta Comisión mediante MEMORANDUM </w:t>
+      </w:r>
+      <w:proofErr w:type="spellStart"/>
+      <w:r>
+        <w:rPr>
+          <w:rFonts w:ascii="Arial Narrow" w:eastAsia="Arial Narrow" w:hAnsi="Arial Narrow" w:cs="Arial Narrow"/>
+          <w:sz w:val="16"/>
+          <w:szCs w:val="16"/>
+        </w:rPr>
         <w:t xml:space="preserve"/>
       </w:r>
-      <w:r>
-        <w:rPr>
-          <w:rFonts w:ascii="Arial Narrow" w:eastAsia="Arial Narrow" w:hAnsi="Arial Narrow" w:cs="Arial Narrow"/>
-          <w:sz w:val="16"/>
-          <w:szCs w:val="16"/>
-        </w:rPr>
-        <w:tab/>
-        <w:t>Publicado</w:t>
-      </w:r>
-      <w:r>
-        <w:rPr>
-          <w:rFonts w:ascii="Arial Narrow" w:eastAsia="Arial Narrow" w:hAnsi="Arial Narrow" w:cs="Arial Narrow"/>
-          <w:b/>
-          <w:sz w:val="16"/>
-          <w:szCs w:val="16"/>
-        </w:rPr>
-        <w:t xml:space="preserve"> </w:t>
-      </w:r>
-      <w:r>
-        <w:rPr>
-          <w:rFonts w:ascii="Arial Narrow" w:eastAsia="Arial Narrow" w:hAnsi="Arial Narrow" w:cs="Arial Narrow"/>
-          <w:sz w:val="16"/>
-          <w:szCs w:val="16"/>
-        </w:rPr>
-        <w:t xml:space="preserve">el 2 de setiembre de 2010 en el Diario Oficial El Peruano, vigente desde el 2 de octubre de 2010 y modificado por Decreto Legislativo 1308.</w:t>
+      <w:proofErr w:type="spellEnd"/>
+      <w:r>
+        <w:rPr>
+          <w:rFonts w:ascii="Arial Narrow" w:eastAsia="Arial Narrow" w:hAnsi="Arial Narrow" w:cs="Arial Narrow"/>
+          <w:sz w:val="16"/>
+          <w:szCs w:val="16"/>
+        </w:rPr>
+        <w:t xml:space="preserve"/>
+      </w:r>
+      <w:r>
+        <w:rPr>
+          <w:rFonts w:ascii="Arial Narrow" w:eastAsia="Arial Narrow" w:hAnsi="Arial Narrow" w:cs="Arial Narrow"/>
+          <w:sz w:val="16"/>
+          <w:szCs w:val="16"/>
+        </w:rPr>
+        <w:t xml:space="preserve">002269-2025-PS1/INDECOPI </w:t>
+      </w:r>
+      <w:r>
+        <w:rPr>
+          <w:rFonts w:ascii="Arial Narrow" w:eastAsia="Arial Narrow" w:hAnsi="Arial Narrow" w:cs="Arial Narrow"/>
+          <w:sz w:val="16"/>
+          <w:szCs w:val="16"/>
+        </w:rPr>
+        <w:t xml:space="preserve">de fecha </w:t>
+      </w:r>
+      <w:r>
+        <w:rPr>
+          <w:rFonts w:ascii="Arial Narrow" w:eastAsia="Arial Narrow" w:hAnsi="Arial Narrow" w:cs="Arial Narrow"/>
+          <w:sz w:val="16"/>
+          <w:szCs w:val="16"/>
+        </w:rPr>
+        <w:t xml:space="preserve">14 de octubre de 2025</w:t>
+      </w:r>
+      <w:r>
+        <w:rPr>
+          <w:rFonts w:ascii="Arial Narrow" w:eastAsia="Arial Narrow" w:hAnsi="Arial Narrow" w:cs="Arial Narrow"/>
+          <w:sz w:val="16"/>
+          <w:szCs w:val="16"/>
+        </w:rPr>
+        <w:t xml:space="preserve">, </w:t>
+      </w:r>
+      <w:r>
+        <w:rPr>
+          <w:rFonts w:ascii="Arial Narrow" w:eastAsia="Arial Narrow" w:hAnsi="Arial Narrow" w:cs="Arial Narrow"/>
+          <w:sz w:val="16"/>
+          <w:szCs w:val="16"/>
+        </w:rPr>
+        <w:t xml:space="preserve">recibida </w:t>
+      </w:r>
+      <w:r>
+        <w:rPr>
+          <w:rFonts w:ascii="Arial Narrow" w:eastAsia="Arial Narrow" w:hAnsi="Arial Narrow" w:cs="Arial Narrow"/>
+          <w:sz w:val="16"/>
+          <w:szCs w:val="16"/>
+        </w:rPr>
+        <w:t xml:space="preserve">el </w:t>
+      </w:r>
+      <w:r>
+        <w:rPr>
+          <w:rFonts w:ascii="Arial Narrow" w:eastAsia="Arial Narrow" w:hAnsi="Arial Narrow" w:cs="Arial Narrow"/>
+          <w:sz w:val="16"/>
+          <w:szCs w:val="16"/>
+        </w:rPr>
+        <w:t xml:space="preserve">14 de octubre de 2025</w:t>
+      </w:r>
+      <w:r>
+        <w:rPr>
+          <w:rFonts w:ascii="Arial Narrow" w:eastAsia="Arial Narrow" w:hAnsi="Arial Narrow" w:cs="Arial Narrow"/>
+          <w:sz w:val="16"/>
+          <w:szCs w:val="16"/>
+        </w:rPr>
+        <w:t xml:space="preserve">.</w:t>
       </w:r>
     </w:p>
     <w:p>
@@ -6332,99 +6412,33 @@
           <w:sz w:val="16"/>
           <w:szCs w:val="16"/>
         </w:rPr>
+        <w:t xml:space="preserve"/>
+      </w:r>
+      <w:r>
+        <w:rPr>
+          <w:rFonts w:ascii="Arial Narrow" w:eastAsia="Arial Narrow" w:hAnsi="Arial Narrow" w:cs="Arial Narrow"/>
+          <w:sz w:val="16"/>
+          <w:szCs w:val="16"/>
+        </w:rPr>
         <w:tab/>
-        <w:t xml:space="preserve"/>
-      </w:r>
-      <w:r>
-        <w:rPr>
-          <w:rFonts w:ascii="Arial Narrow" w:eastAsia="Arial Narrow" w:hAnsi="Arial Narrow" w:cs="Arial Narrow"/>
-          <w:sz w:val="16"/>
-          <w:szCs w:val="16"/>
-        </w:rPr>
-        <w:tab/>
-        <w:t xml:space="preserve">Denuncia remitida a esta Comisión mediante MEMORANDUM </w:t>
-      </w:r>
-      <w:proofErr w:type="spellStart"/>
-      <w:r>
-        <w:rPr>
-          <w:rFonts w:ascii="Arial Narrow" w:eastAsia="Arial Narrow" w:hAnsi="Arial Narrow" w:cs="Arial Narrow"/>
-          <w:sz w:val="16"/>
-          <w:szCs w:val="16"/>
-        </w:rPr>
-        <w:t xml:space="preserve"/>
-      </w:r>
-      <w:proofErr w:type="spellEnd"/>
-      <w:r>
-        <w:rPr>
-          <w:rFonts w:ascii="Arial Narrow" w:eastAsia="Arial Narrow" w:hAnsi="Arial Narrow" w:cs="Arial Narrow"/>
-          <w:sz w:val="16"/>
-          <w:szCs w:val="16"/>
-        </w:rPr>
-        <w:t xml:space="preserve"/>
-      </w:r>
-      <w:r>
-        <w:rPr>
-          <w:rFonts w:ascii="Arial Narrow" w:eastAsia="Arial Narrow" w:hAnsi="Arial Narrow" w:cs="Arial Narrow"/>
-          <w:sz w:val="16"/>
-          <w:szCs w:val="16"/>
-        </w:rPr>
-        <w:t xml:space="preserve">002269-2025-PS1/INDECOPI </w:t>
-      </w:r>
-      <w:r>
-        <w:rPr>
-          <w:rFonts w:ascii="Arial Narrow" w:eastAsia="Arial Narrow" w:hAnsi="Arial Narrow" w:cs="Arial Narrow"/>
-          <w:sz w:val="16"/>
-          <w:szCs w:val="16"/>
-        </w:rPr>
-        <w:t xml:space="preserve">de fecha </w:t>
-      </w:r>
-      <w:r>
-        <w:rPr>
-          <w:rFonts w:ascii="Arial Narrow" w:eastAsia="Arial Narrow" w:hAnsi="Arial Narrow" w:cs="Arial Narrow"/>
-          <w:sz w:val="16"/>
-          <w:szCs w:val="16"/>
-        </w:rPr>
-        <w:t xml:space="preserve">14 de octubre de 2025</w:t>
-      </w:r>
-      <w:r>
-        <w:rPr>
-          <w:rFonts w:ascii="Arial Narrow" w:eastAsia="Arial Narrow" w:hAnsi="Arial Narrow" w:cs="Arial Narrow"/>
-          <w:sz w:val="16"/>
-          <w:szCs w:val="16"/>
-        </w:rPr>
-        <w:t xml:space="preserve">, </w:t>
-      </w:r>
-      <w:r>
-        <w:rPr>
-          <w:rFonts w:ascii="Arial Narrow" w:eastAsia="Arial Narrow" w:hAnsi="Arial Narrow" w:cs="Arial Narrow"/>
-          <w:sz w:val="16"/>
-          <w:szCs w:val="16"/>
-        </w:rPr>
-        <w:t xml:space="preserve">recibida </w:t>
-      </w:r>
-      <w:r>
-        <w:rPr>
-          <w:rFonts w:ascii="Arial Narrow" w:eastAsia="Arial Narrow" w:hAnsi="Arial Narrow" w:cs="Arial Narrow"/>
-          <w:sz w:val="16"/>
-          <w:szCs w:val="16"/>
-        </w:rPr>
-        <w:t xml:space="preserve">el </w:t>
-      </w:r>
-      <w:r>
-        <w:rPr>
-          <w:rFonts w:ascii="Arial Narrow" w:eastAsia="Arial Narrow" w:hAnsi="Arial Narrow" w:cs="Arial Narrow"/>
-          <w:sz w:val="16"/>
-          <w:szCs w:val="16"/>
-        </w:rPr>
-        <w:t xml:space="preserve">14 de octubre de 2025</w:t>
-      </w:r>
-      <w:r>
-        <w:rPr>
-          <w:rFonts w:ascii="Arial Narrow" w:eastAsia="Arial Narrow" w:hAnsi="Arial Narrow" w:cs="Arial Narrow"/>
-          <w:sz w:val="16"/>
-          <w:szCs w:val="16"/>
-        </w:rPr>
-        <w:t xml:space="preserve">.</w:t>
+        <w:t>Publicado</w:t>
+      </w:r>
+      <w:r>
+        <w:rPr>
+          <w:rFonts w:ascii="Arial Narrow" w:eastAsia="Arial Narrow" w:hAnsi="Arial Narrow" w:cs="Arial Narrow"/>
+          <w:b/>
+          <w:sz w:val="16"/>
+          <w:szCs w:val="16"/>
+        </w:rPr>
+        <w:t xml:space="preserve"> </w:t>
+      </w:r>
+      <w:r>
+        <w:rPr>
+          <w:rFonts w:ascii="Arial Narrow" w:eastAsia="Arial Narrow" w:hAnsi="Arial Narrow" w:cs="Arial Narrow"/>
+          <w:sz w:val="16"/>
+          <w:szCs w:val="16"/>
+        </w:rPr>
+        <w:t xml:space="preserve">el 2 de setiembre de 2010 en el Diario Oficial El Peruano, vigente desde el 2 de octubre de 2010 y modificado por Decreto Legislativo 1308.</w:t>
       </w:r>
     </w:p>
     <w:p>
@@ -6473,25 +6487,24 @@
           <w:sz w:val="16"/>
           <w:szCs w:val="16"/>
         </w:rPr>
+        <w:t xml:space="preserve"/>
+      </w:r>
+      <w:r>
+        <w:rPr>
+          <w:rFonts w:ascii="Arial Narrow" w:eastAsia="Arial Narrow" w:hAnsi="Arial Narrow" w:cs="Arial Narrow"/>
+          <w:sz w:val="16"/>
+          <w:szCs w:val="16"/>
+        </w:rPr>
+      </w:r>
+      <w:r>
+        <w:rPr>
+          <w:rFonts w:ascii="Arial Narrow" w:eastAsia="Arial Narrow" w:hAnsi="Arial Narrow" w:cs="Arial Narrow"/>
+          <w:b/>
+          <w:bCs/>
+          <w:sz w:val="16"/>
+          <w:szCs w:val="16"/>
+        </w:rPr>
         <w:tab/>
-        <w:t xml:space="preserve"/>
-      </w:r>
-      <w:r>
-        <w:rPr>
-          <w:rFonts w:ascii="Arial Narrow" w:eastAsia="Arial Narrow" w:hAnsi="Arial Narrow" w:cs="Arial Narrow"/>
-          <w:sz w:val="16"/>
-          <w:szCs w:val="16"/>
-        </w:rPr>
-        <w:tab/>
-      </w:r>
-      <w:r>
-        <w:rPr>
-          <w:rFonts w:ascii="Arial Narrow" w:eastAsia="Arial Narrow" w:hAnsi="Arial Narrow" w:cs="Arial Narrow"/>
-          <w:b/>
-          <w:bCs/>
-          <w:sz w:val="16"/>
-          <w:szCs w:val="16"/>
-        </w:rPr>
         <w:t xml:space="preserve">LEY </w:t>
       </w:r>
       <w:proofErr w:type="spellStart"/>
@@ -6799,25 +6812,24 @@
           <w:sz w:val="16"/>
           <w:szCs w:val="16"/>
         </w:rPr>
+        <w:t xml:space="preserve"/>
+      </w:r>
+      <w:r>
+        <w:rPr>
+          <w:rFonts w:ascii="Arial Narrow" w:eastAsia="Arial Narrow" w:hAnsi="Arial Narrow" w:cs="Arial Narrow"/>
+          <w:sz w:val="16"/>
+          <w:szCs w:val="16"/>
+        </w:rPr>
+      </w:r>
+      <w:r>
+        <w:rPr>
+          <w:rFonts w:ascii="Arial Narrow" w:eastAsia="Arial Narrow" w:hAnsi="Arial Narrow" w:cs="Arial Narrow"/>
+          <w:b/>
+          <w:bCs/>
+          <w:sz w:val="16"/>
+          <w:szCs w:val="16"/>
+        </w:rPr>
         <w:tab/>
-        <w:t xml:space="preserve"/>
-      </w:r>
-      <w:r>
-        <w:rPr>
-          <w:rFonts w:ascii="Arial Narrow" w:eastAsia="Arial Narrow" w:hAnsi="Arial Narrow" w:cs="Arial Narrow"/>
-          <w:sz w:val="16"/>
-          <w:szCs w:val="16"/>
-        </w:rPr>
-        <w:tab/>
-      </w:r>
-      <w:r>
-        <w:rPr>
-          <w:rFonts w:ascii="Arial Narrow" w:eastAsia="Arial Narrow" w:hAnsi="Arial Narrow" w:cs="Arial Narrow"/>
-          <w:b/>
-          <w:bCs/>
-          <w:sz w:val="16"/>
-          <w:szCs w:val="16"/>
-        </w:rPr>
         <w:t xml:space="preserve">LEY </w:t>
       </w:r>
       <w:proofErr w:type="spellStart"/>
@@ -7029,25 +7041,24 @@
           <w:sz w:val="16"/>
           <w:szCs w:val="16"/>
         </w:rPr>
+        <w:t xml:space="preserve"/>
+      </w:r>
+      <w:r>
+        <w:rPr>
+          <w:rFonts w:ascii="Arial Narrow" w:eastAsia="Arial Narrow" w:hAnsi="Arial Narrow" w:cs="Arial Narrow"/>
+          <w:sz w:val="16"/>
+          <w:szCs w:val="16"/>
+        </w:rPr>
+      </w:r>
+      <w:r>
+        <w:rPr>
+          <w:rFonts w:ascii="Arial Narrow" w:eastAsia="Arial Narrow" w:hAnsi="Arial Narrow" w:cs="Arial Narrow"/>
+          <w:b/>
+          <w:bCs/>
+          <w:sz w:val="16"/>
+          <w:szCs w:val="16"/>
+        </w:rPr>
         <w:tab/>
-        <w:t xml:space="preserve"/>
-      </w:r>
-      <w:r>
-        <w:rPr>
-          <w:rFonts w:ascii="Arial Narrow" w:eastAsia="Arial Narrow" w:hAnsi="Arial Narrow" w:cs="Arial Narrow"/>
-          <w:sz w:val="16"/>
-          <w:szCs w:val="16"/>
-        </w:rPr>
-        <w:tab/>
-      </w:r>
-      <w:r>
-        <w:rPr>
-          <w:rFonts w:ascii="Arial Narrow" w:eastAsia="Arial Narrow" w:hAnsi="Arial Narrow" w:cs="Arial Narrow"/>
-          <w:b/>
-          <w:bCs/>
-          <w:sz w:val="16"/>
-          <w:szCs w:val="16"/>
-        </w:rPr>
         <w:t xml:space="preserve">LEY </w:t>
       </w:r>
       <w:proofErr w:type="spellStart"/>
@@ -7198,25 +7209,24 @@
           <w:sz w:val="16"/>
           <w:szCs w:val="16"/>
         </w:rPr>
+        <w:t xml:space="preserve"/>
+      </w:r>
+      <w:r>
+        <w:rPr>
+          <w:rFonts w:ascii="Arial Narrow" w:eastAsia="Arial Narrow" w:hAnsi="Arial Narrow" w:cs="Arial Narrow"/>
+          <w:sz w:val="16"/>
+          <w:szCs w:val="16"/>
+        </w:rPr>
+      </w:r>
+      <w:r>
+        <w:rPr>
+          <w:rFonts w:ascii="Arial Narrow" w:eastAsia="Arial Narrow" w:hAnsi="Arial Narrow" w:cs="Arial Narrow"/>
+          <w:b/>
+          <w:bCs/>
+          <w:sz w:val="16"/>
+          <w:szCs w:val="16"/>
+        </w:rPr>
         <w:tab/>
-        <w:t xml:space="preserve"/>
-      </w:r>
-      <w:r>
-        <w:rPr>
-          <w:rFonts w:ascii="Arial Narrow" w:eastAsia="Arial Narrow" w:hAnsi="Arial Narrow" w:cs="Arial Narrow"/>
-          <w:sz w:val="16"/>
-          <w:szCs w:val="16"/>
-        </w:rPr>
-        <w:tab/>
-      </w:r>
-      <w:r>
-        <w:rPr>
-          <w:rFonts w:ascii="Arial Narrow" w:eastAsia="Arial Narrow" w:hAnsi="Arial Narrow" w:cs="Arial Narrow"/>
-          <w:b/>
-          <w:bCs/>
-          <w:sz w:val="16"/>
-          <w:szCs w:val="16"/>
-        </w:rPr>
         <w:t xml:space="preserve">LEY </w:t>
       </w:r>
       <w:proofErr w:type="spellStart"/>
@@ -7525,25 +7535,24 @@
           <w:sz w:val="16"/>
           <w:szCs w:val="16"/>
         </w:rPr>
+        <w:t xml:space="preserve"/>
+      </w:r>
+      <w:r>
+        <w:rPr>
+          <w:rFonts w:ascii="Arial Narrow" w:eastAsia="Arial Narrow" w:hAnsi="Arial Narrow" w:cs="Arial Narrow"/>
+          <w:sz w:val="16"/>
+          <w:szCs w:val="16"/>
+        </w:rPr>
+      </w:r>
+      <w:r>
+        <w:rPr>
+          <w:rFonts w:ascii="Arial Narrow" w:eastAsia="Arial Narrow" w:hAnsi="Arial Narrow" w:cs="Arial Narrow"/>
+          <w:b/>
+          <w:bCs/>
+          <w:sz w:val="16"/>
+          <w:szCs w:val="16"/>
+        </w:rPr>
         <w:tab/>
-        <w:t xml:space="preserve"/>
-      </w:r>
-      <w:r>
-        <w:rPr>
-          <w:rFonts w:ascii="Arial Narrow" w:eastAsia="Arial Narrow" w:hAnsi="Arial Narrow" w:cs="Arial Narrow"/>
-          <w:sz w:val="16"/>
-          <w:szCs w:val="16"/>
-        </w:rPr>
-        <w:tab/>
-      </w:r>
-      <w:r>
-        <w:rPr>
-          <w:rFonts w:ascii="Arial Narrow" w:eastAsia="Arial Narrow" w:hAnsi="Arial Narrow" w:cs="Arial Narrow"/>
-          <w:b/>
-          <w:bCs/>
-          <w:sz w:val="16"/>
-          <w:szCs w:val="16"/>
-        </w:rPr>
         <w:t xml:space="preserve">LEY SOBRE FACULTADES, NORMAS Y ORGANIZACIÓN DEL INDECOPI, APROBADA POR DECRETO LEGISLATIVO </w:t>
       </w:r>
       <w:proofErr w:type="spellStart"/>
@@ -7696,7 +7705,6 @@
           <w:sz w:val="16"/>
           <w:szCs w:val="16"/>
         </w:rPr>
-        <w:tab/>
         <w:t xml:space="preserve"/>
       </w:r>
       <w:r>
@@ -7771,24 +7779,23 @@
           <w:sz w:val="16"/>
           <w:szCs w:val="16"/>
         </w:rPr>
+        <w:t xml:space="preserve"/>
+      </w:r>
+      <w:r>
+        <w:rPr>
+          <w:rFonts w:ascii="Arial Narrow" w:eastAsia="Arial Narrow" w:hAnsi="Arial Narrow" w:cs="Arial Narrow"/>
+          <w:sz w:val="16"/>
+          <w:szCs w:val="16"/>
+        </w:rPr>
+      </w:r>
+      <w:r>
+        <w:rPr>
+          <w:rFonts w:ascii="Arial Narrow" w:eastAsia="Arial Narrow" w:hAnsi="Arial Narrow" w:cs="Arial Narrow"/>
+          <w:b/>
+          <w:sz w:val="16"/>
+          <w:szCs w:val="16"/>
+        </w:rPr>
         <w:tab/>
-        <w:t xml:space="preserve"/>
-      </w:r>
-      <w:r>
-        <w:rPr>
-          <w:rFonts w:ascii="Arial Narrow" w:eastAsia="Arial Narrow" w:hAnsi="Arial Narrow" w:cs="Arial Narrow"/>
-          <w:sz w:val="16"/>
-          <w:szCs w:val="16"/>
-        </w:rPr>
-        <w:tab/>
-      </w:r>
-      <w:r>
-        <w:rPr>
-          <w:rFonts w:ascii="Arial Narrow" w:eastAsia="Arial Narrow" w:hAnsi="Arial Narrow" w:cs="Arial Narrow"/>
-          <w:b/>
-          <w:sz w:val="16"/>
-          <w:szCs w:val="16"/>
-        </w:rPr>
         <w:t>LEY 29571, CÓDIGO DE PROTECCIÓN Y DEFENSA DEL CONSUMIDOR</w:t>
       </w:r>
       <w:r>
@@ -8193,32 +8200,31 @@
           <w:szCs w:val="16"/>
           <w:vertAlign w:val="superscript"/>
         </w:rPr>
+        <w:t xml:space="preserve"/>
+      </w:r>
+      <w:r>
+        <w:rPr>
+          <w:rFonts w:ascii="Arial Narrow" w:eastAsia="Arial Narrow" w:hAnsi="Arial Narrow" w:cs="Arial Narrow"/>
+          <w:sz w:val="16"/>
+          <w:szCs w:val="16"/>
+        </w:rPr>
+        <w:t xml:space="preserve"/>
+      </w:r>
+      <w:r>
+        <w:rPr>
+          <w:rFonts w:ascii="Arial Narrow" w:eastAsia="Arial Narrow" w:hAnsi="Arial Narrow" w:cs="Arial Narrow"/>
+          <w:sz w:val="16"/>
+          <w:szCs w:val="16"/>
+        </w:rPr>
+      </w:r>
+      <w:r>
+        <w:rPr>
+          <w:rFonts w:ascii="Arial Narrow" w:eastAsia="Arial Narrow" w:hAnsi="Arial Narrow" w:cs="Arial Narrow"/>
+          <w:b/>
+          <w:sz w:val="16"/>
+          <w:szCs w:val="16"/>
+        </w:rPr>
         <w:tab/>
-        <w:t xml:space="preserve"/>
-      </w:r>
-      <w:r>
-        <w:rPr>
-          <w:rFonts w:ascii="Arial Narrow" w:eastAsia="Arial Narrow" w:hAnsi="Arial Narrow" w:cs="Arial Narrow"/>
-          <w:sz w:val="16"/>
-          <w:szCs w:val="16"/>
-        </w:rPr>
-        <w:t xml:space="preserve"> </w:t>
-      </w:r>
-      <w:r>
-        <w:rPr>
-          <w:rFonts w:ascii="Arial Narrow" w:eastAsia="Arial Narrow" w:hAnsi="Arial Narrow" w:cs="Arial Narrow"/>
-          <w:sz w:val="16"/>
-          <w:szCs w:val="16"/>
-        </w:rPr>
-        <w:tab/>
-      </w:r>
-      <w:r>
-        <w:rPr>
-          <w:rFonts w:ascii="Arial Narrow" w:eastAsia="Arial Narrow" w:hAnsi="Arial Narrow" w:cs="Arial Narrow"/>
-          <w:b/>
-          <w:sz w:val="16"/>
-          <w:szCs w:val="16"/>
-        </w:rPr>
         <w:t>LEY 29571, CÓDIGO DE PROTECCIÓN Y DEFENSA DEL CONSUMIDOR</w:t>
       </w:r>
       <w:r>
@@ -8442,25 +8448,24 @@
           <w:sz w:val="16"/>
           <w:szCs w:val="16"/>
         </w:rPr>
+        <w:t xml:space="preserve"/>
+      </w:r>
+      <w:r>
+        <w:rPr>
+          <w:rFonts w:ascii="Arial Narrow" w:eastAsia="Arial Narrow" w:hAnsi="Arial Narrow" w:cs="Arial Narrow"/>
+          <w:sz w:val="16"/>
+          <w:szCs w:val="16"/>
+        </w:rPr>
+      </w:r>
+      <w:r>
+        <w:rPr>
+          <w:rFonts w:ascii="Arial Narrow" w:eastAsia="Arial Narrow" w:hAnsi="Arial Narrow" w:cs="Arial Narrow"/>
+          <w:b/>
+          <w:bCs/>
+          <w:sz w:val="16"/>
+          <w:szCs w:val="16"/>
+        </w:rPr>
         <w:tab/>
-        <w:t xml:space="preserve"/>
-      </w:r>
-      <w:r>
-        <w:rPr>
-          <w:rFonts w:ascii="Arial Narrow" w:eastAsia="Arial Narrow" w:hAnsi="Arial Narrow" w:cs="Arial Narrow"/>
-          <w:sz w:val="16"/>
-          <w:szCs w:val="16"/>
-        </w:rPr>
-        <w:tab/>
-      </w:r>
-      <w:r>
-        <w:rPr>
-          <w:rFonts w:ascii="Arial Narrow" w:eastAsia="Arial Narrow" w:hAnsi="Arial Narrow" w:cs="Arial Narrow"/>
-          <w:b/>
-          <w:bCs/>
-          <w:sz w:val="16"/>
-          <w:szCs w:val="16"/>
-        </w:rPr>
         <w:t xml:space="preserve">LEY </w:t>
       </w:r>
       <w:proofErr w:type="spellStart"/>
@@ -9305,24 +9310,23 @@
           <w:sz w:val="16"/>
           <w:szCs w:val="16"/>
         </w:rPr>
+        <w:t xml:space="preserve"/>
+      </w:r>
+      <w:r>
+        <w:rPr>
+          <w:rFonts w:ascii="Arial Narrow" w:eastAsia="Arial Narrow" w:hAnsi="Arial Narrow" w:cs="Arial Narrow"/>
+          <w:sz w:val="16"/>
+          <w:szCs w:val="16"/>
+        </w:rPr>
+      </w:r>
+      <w:r>
+        <w:rPr>
+          <w:rFonts w:ascii="Arial Narrow" w:eastAsia="Arial Narrow" w:hAnsi="Arial Narrow" w:cs="Arial Narrow"/>
+          <w:b/>
+          <w:sz w:val="16"/>
+          <w:szCs w:val="16"/>
+        </w:rPr>
         <w:tab/>
-        <w:t xml:space="preserve"/>
-      </w:r>
-      <w:r>
-        <w:rPr>
-          <w:rFonts w:ascii="Arial Narrow" w:eastAsia="Arial Narrow" w:hAnsi="Arial Narrow" w:cs="Arial Narrow"/>
-          <w:sz w:val="16"/>
-          <w:szCs w:val="16"/>
-        </w:rPr>
-        <w:tab/>
-      </w:r>
-      <w:r>
-        <w:rPr>
-          <w:rFonts w:ascii="Arial Narrow" w:eastAsia="Arial Narrow" w:hAnsi="Arial Narrow" w:cs="Arial Narrow"/>
-          <w:b/>
-          <w:sz w:val="16"/>
-          <w:szCs w:val="16"/>
-        </w:rPr>
         <w:t>LEY 29571, CÓDIGO DE PROTECCIÓN Y DEFENSA DEL CONSUMIDOR</w:t>
       </w:r>
       <w:r>
@@ -9557,7 +9561,6 @@
           <w:sz w:val="16"/>
           <w:szCs w:val="16"/>
         </w:rPr>
-        <w:tab/>
         <w:t xml:space="preserve"/>
       </w:r>
       <w:r>
@@ -9675,24 +9678,23 @@
           <w:sz w:val="16"/>
           <w:szCs w:val="16"/>
         </w:rPr>
+        <w:t xml:space="preserve"/>
+      </w:r>
+      <w:r>
+        <w:rPr>
+          <w:rFonts w:ascii="Arial Narrow" w:eastAsia="Arial Narrow" w:hAnsi="Arial Narrow" w:cs="Arial Narrow"/>
+          <w:sz w:val="16"/>
+          <w:szCs w:val="16"/>
+        </w:rPr>
+      </w:r>
+      <w:r>
+        <w:rPr>
+          <w:rFonts w:ascii="Arial Narrow" w:eastAsia="Arial Narrow" w:hAnsi="Arial Narrow" w:cs="Arial Narrow"/>
+          <w:b/>
+          <w:sz w:val="16"/>
+          <w:szCs w:val="16"/>
+        </w:rPr>
         <w:tab/>
-        <w:t xml:space="preserve"/>
-      </w:r>
-      <w:r>
-        <w:rPr>
-          <w:rFonts w:ascii="Arial Narrow" w:eastAsia="Arial Narrow" w:hAnsi="Arial Narrow" w:cs="Arial Narrow"/>
-          <w:sz w:val="16"/>
-          <w:szCs w:val="16"/>
-        </w:rPr>
-        <w:tab/>
-      </w:r>
-      <w:r>
-        <w:rPr>
-          <w:rFonts w:ascii="Arial Narrow" w:eastAsia="Arial Narrow" w:hAnsi="Arial Narrow" w:cs="Arial Narrow"/>
-          <w:b/>
-          <w:sz w:val="16"/>
-          <w:szCs w:val="16"/>
-        </w:rPr>
         <w:t xml:space="preserve">TEXTO ÚNICO ORDENADO DE LA LEY DEL PROCEDIMIENTO ADMINISTRATIVO GENERAL, aprobado mediante DECRETO SUPREMO </w:t>
       </w:r>
       <w:proofErr w:type="spellStart"/>
@@ -9719,7 +9721,7 @@
     <w:p>
       <w:pPr>
         <w:pStyle w:val="Textonotapie"/>
-        <w:ind w:left="1134" w:hanging="567"/>
+        <w:ind w:left="1134"/>
         <w:jc w:val="both"/>
         <w:rPr>
           <w:rFonts w:ascii="Arial Narrow" w:eastAsia="Arial Narrow" w:hAnsi="Arial Narrow" w:cs="Arial Narrow"/>
@@ -9743,7 +9745,7 @@
     <w:p>
       <w:pPr>
         <w:pStyle w:val="Textonotapie"/>
-        <w:ind w:left="1134" w:hanging="567"/>
+        <w:ind w:left="1134" w:hanging="1134"/>
         <w:jc w:val="both"/>
         <w:rPr>
           <w:rFonts w:ascii="Arial Narrow" w:eastAsia="Arial Narrow" w:hAnsi="Arial Narrow" w:cs="Arial Narrow"/>

--- a/plantillas_maestras/10_seguro_sepelio/modificacion_unilateral/2_o_mas_ddos_varios/mujer/TPL_2619_2025_SEGURO_SEPELIO_MODIFICACION_UNILATERAL_ASEGURADORA_MUJER_R1.docx
+++ b/plantillas_maestras/10_seguro_sepelio/modificacion_unilateral/2_o_mas_ddos_varios/mujer/TPL_2619_2025_SEGURO_SEPELIO_MODIFICACION_UNILATERAL_ASEGURADORA_MUJER_R1.docx
@@ -2664,7 +2664,7 @@
           <w:sz w:val="22"/>
           <w:szCs w:val="22"/>
         </w:rPr>
-        <w:t>Asimismo</w:t>
+        <w:t xml:space="preserve">Asimismo</w:t>
       </w:r>
       <w:r>
         <w:rPr>
@@ -2684,17 +2684,17 @@
           <w:sz w:val="22"/>
           <w:szCs w:val="22"/>
         </w:rPr>
-        <w:t>la compañía aseguradora no habría brindado una respuesta al reclamo presentado por el denunciante el 31 de octubre de 2024</w:t>
-      </w:r>
-      <w:r>
-        <w:rPr>
-          <w:rFonts w:ascii="Arial Narrow" w:eastAsia="Arial Narrow" w:hAnsi="Arial Narrow" w:cs="Arial Narrow"/>
-          <w:kern w:val="0"/>
-          <w14:ligatures w14:val="none"/>
-          <w:sz w:val="22"/>
-          <w:szCs w:val="22"/>
-        </w:rPr>
-        <w:t>. Por consiguiente, corresponde calificar el hecho materia de denuncia como una presunta infracción al numeral 88.1 del artículo 88 del Código</w:t>
+        <w:t xml:space="preserve">la compañía aseguradora no habría brindado una respuesta al reclamo presentado por el denunciante el 31 de octubre de 2024</w:t>
+      </w:r>
+      <w:r>
+        <w:rPr>
+          <w:rFonts w:ascii="Arial Narrow" w:eastAsia="Arial Narrow" w:hAnsi="Arial Narrow" w:cs="Arial Narrow"/>
+          <w:kern w:val="0"/>
+          <w14:ligatures w14:val="none"/>
+          <w:sz w:val="22"/>
+          <w:szCs w:val="22"/>
+        </w:rPr>
+        <w:t xml:space="preserve">; involucraría una presunta afectación a su derecho de recibir respuestas adecuadas a los reclamos formulados. Por consiguiente, corresponde calificar el hecho materia de denuncia como una presunta infracción al numeral 88.1 del artículo 88 del Código</w:t>
       </w:r>
       <w:r>
         <w:rPr>
@@ -2722,7 +2722,7 @@
           <w:lang w:eastAsia="es-PE"/>
           <w14:ligatures w14:val="none"/>
         </w:rPr>
-        <w:t>.</w:t>
+        <w:t xml:space="preserve">.</w:t>
       </w:r>
     </w:p>
     <w:p>
@@ -4576,7 +4576,7 @@
           <w:sz w:val="22"/>
           <w:szCs w:val="22"/>
         </w:rPr>
-        <w:t xml:space="preserve">correr traslado de la presente resolución a Mapfre Perú Compañía de Seguros y Reaseguros S.A. para que, de conformidad con lo dispuesto por el artículo 26 de la Ley sobre Facultades, Normas y Organización del Indecopi, aprobada por Decreto Legislativo 807</w:t>
+        <w:t xml:space="preserve">correr traslado de la denuncia del 2 de agosto de 2025, subsanada mediante escrito del 17 de setiembre de 2025 a Mapfre Perú Compañía de Seguros y Reaseguros S.A. para que, de conformidad con lo dispuesto por el artículo 26 de la Ley sobre Facultades, Normas y Organización del Indecopi, aprobada por Decreto Legislativo 807</w:t>
       </w:r>
       <w:r>
         <w:rPr>
